--- a/ImagePreprocessing.docx
+++ b/ImagePreprocessing.docx
@@ -349,14 +349,7 @@
           <w:rStyle w:val="normaltextrun"/>
           <w:rFonts w:eastAsiaTheme="majorEastAsia"/>
         </w:rPr>
-        <w:t>Prikupljanje i predobrada podataka za Mašinsko uče</w:t>
-      </w:r>
-      <w:r>
-        <w:rPr>
-          <w:rStyle w:val="normaltextrun"/>
-          <w:rFonts w:eastAsiaTheme="majorEastAsia"/>
-        </w:rPr>
-        <w:t>nje</w:t>
+        <w:t>Prikupljanje i predobrada podataka za Mašinsko učenje</w:t>
       </w:r>
     </w:p>
     <w:p>
@@ -367,20 +360,95 @@
         <w:textAlignment w:val="baseline"/>
       </w:pPr>
     </w:p>
-    <w:p/>
-    <w:p/>
-    <w:p/>
-    <w:p/>
-    <w:p/>
-    <w:p/>
-    <w:p/>
-    <w:p/>
-    <w:p/>
-    <w:p/>
-    <w:p/>
-    <w:p/>
-    <w:p>
-      <w:pPr>
+    <w:p>
+      <w:pPr>
+        <w:rPr>
+          <w:rFonts w:ascii="Times New Roman" w:hAnsi="Times New Roman" w:cs="Times New Roman"/>
+        </w:rPr>
+      </w:pPr>
+    </w:p>
+    <w:p>
+      <w:pPr>
+        <w:rPr>
+          <w:rFonts w:ascii="Times New Roman" w:hAnsi="Times New Roman" w:cs="Times New Roman"/>
+        </w:rPr>
+      </w:pPr>
+    </w:p>
+    <w:p>
+      <w:pPr>
+        <w:rPr>
+          <w:rFonts w:ascii="Times New Roman" w:hAnsi="Times New Roman" w:cs="Times New Roman"/>
+        </w:rPr>
+      </w:pPr>
+    </w:p>
+    <w:p>
+      <w:pPr>
+        <w:rPr>
+          <w:rFonts w:ascii="Times New Roman" w:hAnsi="Times New Roman" w:cs="Times New Roman"/>
+        </w:rPr>
+      </w:pPr>
+    </w:p>
+    <w:p>
+      <w:pPr>
+        <w:rPr>
+          <w:rFonts w:ascii="Times New Roman" w:hAnsi="Times New Roman" w:cs="Times New Roman"/>
+        </w:rPr>
+      </w:pPr>
+    </w:p>
+    <w:p>
+      <w:pPr>
+        <w:rPr>
+          <w:rFonts w:ascii="Times New Roman" w:hAnsi="Times New Roman" w:cs="Times New Roman"/>
+        </w:rPr>
+      </w:pPr>
+    </w:p>
+    <w:p>
+      <w:pPr>
+        <w:rPr>
+          <w:rFonts w:ascii="Times New Roman" w:hAnsi="Times New Roman" w:cs="Times New Roman"/>
+        </w:rPr>
+      </w:pPr>
+    </w:p>
+    <w:p>
+      <w:pPr>
+        <w:rPr>
+          <w:rFonts w:ascii="Times New Roman" w:hAnsi="Times New Roman" w:cs="Times New Roman"/>
+        </w:rPr>
+      </w:pPr>
+    </w:p>
+    <w:p>
+      <w:pPr>
+        <w:rPr>
+          <w:rFonts w:ascii="Times New Roman" w:hAnsi="Times New Roman" w:cs="Times New Roman"/>
+        </w:rPr>
+      </w:pPr>
+    </w:p>
+    <w:p>
+      <w:pPr>
+        <w:rPr>
+          <w:rFonts w:ascii="Times New Roman" w:hAnsi="Times New Roman" w:cs="Times New Roman"/>
+        </w:rPr>
+      </w:pPr>
+    </w:p>
+    <w:p>
+      <w:pPr>
+        <w:rPr>
+          <w:rFonts w:ascii="Times New Roman" w:hAnsi="Times New Roman" w:cs="Times New Roman"/>
+        </w:rPr>
+      </w:pPr>
+    </w:p>
+    <w:p>
+      <w:pPr>
+        <w:rPr>
+          <w:rFonts w:ascii="Times New Roman" w:hAnsi="Times New Roman" w:cs="Times New Roman"/>
+        </w:rPr>
+      </w:pPr>
+    </w:p>
+    <w:p>
+      <w:pPr>
+        <w:rPr>
+          <w:rFonts w:ascii="Times New Roman" w:hAnsi="Times New Roman" w:cs="Times New Roman"/>
+        </w:rPr>
         <w:sectPr>
           <w:pgSz w:w="12240" w:h="15840"/>
           <w:pgMar w:top="1440" w:right="1440" w:bottom="1440" w:left="1440" w:header="720" w:footer="720" w:gutter="0"/>
@@ -392,6 +460,9 @@
     <w:p>
       <w:pPr>
         <w:jc w:val="center"/>
+        <w:rPr>
+          <w:rFonts w:ascii="Times New Roman" w:hAnsi="Times New Roman" w:cs="Times New Roman"/>
+        </w:rPr>
         <w:sectPr>
           <w:type w:val="continuous"/>
           <w:pgSz w:w="12240" w:h="15840"/>
@@ -401,54 +472,581 @@
         </w:sectPr>
       </w:pPr>
       <w:r>
+        <w:rPr>
+          <w:rFonts w:ascii="Times New Roman" w:hAnsi="Times New Roman" w:cs="Times New Roman"/>
+        </w:rPr>
         <w:t>Student: Bo</w:t>
       </w:r>
       <w:r>
+        <w:rPr>
+          <w:rFonts w:ascii="Times New Roman" w:hAnsi="Times New Roman" w:cs="Times New Roman"/>
+        </w:rPr>
         <w:t xml:space="preserve">židar Mitić 1807 </w:t>
       </w:r>
       <w:r>
+        <w:rPr>
+          <w:rFonts w:ascii="Times New Roman" w:hAnsi="Times New Roman" w:cs="Times New Roman"/>
+        </w:rPr>
         <w:br w:type="column"/>
       </w:r>
       <w:r>
+        <w:rPr>
+          <w:rFonts w:ascii="Times New Roman" w:hAnsi="Times New Roman" w:cs="Times New Roman"/>
+        </w:rPr>
         <w:t>Profesor</w:t>
       </w:r>
       <w:r>
         <w:rPr>
+          <w:rFonts w:ascii="Times New Roman" w:hAnsi="Times New Roman" w:cs="Times New Roman"/>
           <w:lang w:val="en-US"/>
         </w:rPr>
         <w:t>:</w:t>
       </w:r>
       <w:r>
+        <w:rPr>
+          <w:rFonts w:ascii="Times New Roman" w:hAnsi="Times New Roman" w:cs="Times New Roman"/>
+        </w:rPr>
         <w:t xml:space="preserve"> dr Aleksandar Stanimirović</w:t>
       </w:r>
       <w:r>
+        <w:rPr>
+          <w:rFonts w:ascii="Times New Roman" w:hAnsi="Times New Roman" w:cs="Times New Roman"/>
+        </w:rPr>
         <w:tab/>
       </w:r>
       <w:r>
+        <w:rPr>
+          <w:rFonts w:ascii="Times New Roman" w:hAnsi="Times New Roman" w:cs="Times New Roman"/>
+        </w:rPr>
         <w:tab/>
       </w:r>
     </w:p>
     <w:p>
-      <w:r>
+      <w:pPr>
+        <w:rPr>
+          <w:rFonts w:ascii="Times New Roman" w:hAnsi="Times New Roman" w:cs="Times New Roman"/>
+        </w:rPr>
+      </w:pPr>
+      <w:r>
+        <w:rPr>
+          <w:rFonts w:ascii="Times New Roman" w:hAnsi="Times New Roman" w:cs="Times New Roman"/>
+        </w:rPr>
         <w:tab/>
       </w:r>
     </w:p>
     <w:p>
       <w:pPr>
         <w:jc w:val="center"/>
-      </w:pPr>
-      <w:r>
+        <w:rPr>
+          <w:rFonts w:ascii="Times New Roman" w:hAnsi="Times New Roman" w:cs="Times New Roman"/>
+        </w:rPr>
+      </w:pPr>
+      <w:r>
+        <w:rPr>
+          <w:rFonts w:ascii="Times New Roman" w:hAnsi="Times New Roman" w:cs="Times New Roman"/>
+        </w:rPr>
         <w:t>Niš, Maj 2026.</w:t>
       </w:r>
     </w:p>
     <w:p>
       <w:pPr>
         <w:jc w:val="center"/>
+        <w:rPr>
+          <w:rFonts w:ascii="Times New Roman" w:hAnsi="Times New Roman" w:cs="Times New Roman"/>
+        </w:rPr>
       </w:pPr>
     </w:p>
     <w:p>
       <w:pPr>
         <w:pStyle w:val="Heading1"/>
+        <w:rPr>
+          <w:rFonts w:ascii="Times New Roman" w:hAnsi="Times New Roman" w:cs="Times New Roman"/>
+        </w:rPr>
+      </w:pPr>
+      <w:r>
+        <w:rPr>
+          <w:rFonts w:ascii="Times New Roman" w:hAnsi="Times New Roman" w:cs="Times New Roman"/>
+        </w:rPr>
+        <w:lastRenderedPageBreak/>
+        <w:t>1 Uvod</w:t>
+      </w:r>
+    </w:p>
+    <w:p>
+      <w:pPr>
+        <w:rPr>
+          <w:lang w:val="en-US"/>
+        </w:rPr>
+      </w:pPr>
+    </w:p>
+    <w:p>
+      <w:pPr>
+        <w:rPr>
+          <w:rFonts w:ascii="Times New Roman" w:eastAsia="Times New Roman" w:hAnsi="Times New Roman" w:cs="Times New Roman"/>
+          <w:sz w:val="24"/>
+          <w:szCs w:val="24"/>
+        </w:rPr>
+      </w:pPr>
+      <w:r>
+        <w:rPr>
+          <w:lang w:val="en-US"/>
+        </w:rPr>
+        <w:tab/>
+      </w:r>
+      <w:r>
+        <w:rPr>
+          <w:rFonts w:ascii="Times New Roman" w:eastAsia="Times New Roman" w:hAnsi="Times New Roman" w:cs="Times New Roman"/>
+          <w:sz w:val="24"/>
+          <w:szCs w:val="24"/>
+        </w:rPr>
+        <w:t xml:space="preserve">Rak kože predstavlja jedan od najrasprostranjenijih oblika malignih oboljenja u svetu. </w:t>
+      </w:r>
+      <w:r>
+        <w:rPr>
+          <w:rFonts w:ascii="Times New Roman" w:eastAsia="Times New Roman" w:hAnsi="Times New Roman" w:cs="Times New Roman"/>
+          <w:b/>
+          <w:bCs/>
+          <w:sz w:val="24"/>
+          <w:szCs w:val="24"/>
+        </w:rPr>
+        <w:t>Melanom</w:t>
+      </w:r>
+      <w:r>
+        <w:rPr>
+          <w:rFonts w:ascii="Times New Roman" w:eastAsia="Times New Roman" w:hAnsi="Times New Roman" w:cs="Times New Roman"/>
+          <w:sz w:val="24"/>
+          <w:szCs w:val="24"/>
+        </w:rPr>
+        <w:t>, najopasniji vid kožnog kancera, odgovoran je za više od 75% smrtnih ishoda nastalih usled kožnih maligniteta, iako čini manje od 5% svih slučajeva. Stopa preživljavanja u periodu od pet godina drastično opada sa preko 99% u ranoj fazi na svega oko 14% u uznapredovalim stadijumima. Ovi podaci ukazuju na ključni značaj ranog i pouzdanog otkrivanja kožnih lezija, posebno u kontekstu melanoma koji se brzo širi ukoliko se ne dijagnostikuje na vreme.</w:t>
+      </w:r>
+      <w:r>
+        <w:rPr>
+          <w:rFonts w:ascii="Times New Roman" w:eastAsia="Times New Roman" w:hAnsi="Times New Roman" w:cs="Times New Roman"/>
+          <w:sz w:val="24"/>
+          <w:szCs w:val="24"/>
+        </w:rPr>
+        <w:t xml:space="preserve"> [2]</w:t>
+      </w:r>
+    </w:p>
+    <w:p>
+      <w:pPr>
+        <w:rPr>
+          <w:rFonts w:ascii="Times New Roman" w:eastAsia="Times New Roman" w:hAnsi="Times New Roman" w:cs="Times New Roman"/>
+          <w:sz w:val="24"/>
+          <w:szCs w:val="24"/>
+        </w:rPr>
+      </w:pPr>
+      <w:r>
+        <w:rPr>
+          <w:lang w:val="en-US"/>
+        </w:rPr>
+        <w:tab/>
+      </w:r>
+      <w:r>
+        <w:rPr>
+          <w:rFonts w:ascii="Times New Roman" w:eastAsia="Times New Roman" w:hAnsi="Times New Roman" w:cs="Times New Roman"/>
+          <w:b/>
+          <w:bCs/>
+          <w:sz w:val="24"/>
+          <w:szCs w:val="24"/>
+        </w:rPr>
+        <w:t>Dermatoskopija</w:t>
+      </w:r>
+      <w:r>
+        <w:rPr>
+          <w:rFonts w:ascii="Times New Roman" w:eastAsia="Times New Roman" w:hAnsi="Times New Roman" w:cs="Times New Roman"/>
+          <w:sz w:val="24"/>
+          <w:szCs w:val="24"/>
+        </w:rPr>
+        <w:t xml:space="preserve"> (dermoscopy)</w:t>
+      </w:r>
+      <w:r>
+        <w:rPr>
+          <w:rFonts w:ascii="Times New Roman" w:eastAsia="Times New Roman" w:hAnsi="Times New Roman" w:cs="Times New Roman"/>
+          <w:sz w:val="24"/>
+          <w:szCs w:val="24"/>
+        </w:rPr>
+        <w:t>,</w:t>
+      </w:r>
+      <w:r>
+        <w:rPr>
+          <w:rFonts w:ascii="Times New Roman" w:eastAsia="Times New Roman" w:hAnsi="Times New Roman" w:cs="Times New Roman"/>
+          <w:sz w:val="24"/>
+          <w:szCs w:val="24"/>
+        </w:rPr>
+        <w:t xml:space="preserve"> neinvazivna tehnika vizuelizacije kože uz pomoć posebnog optičkog instrumenta</w:t>
+      </w:r>
+      <w:r>
+        <w:rPr>
+          <w:rFonts w:ascii="Times New Roman" w:eastAsia="Times New Roman" w:hAnsi="Times New Roman" w:cs="Times New Roman"/>
+          <w:sz w:val="24"/>
+          <w:szCs w:val="24"/>
+        </w:rPr>
+        <w:t xml:space="preserve">, </w:t>
+      </w:r>
+      <w:r>
+        <w:rPr>
+          <w:rFonts w:ascii="Times New Roman" w:eastAsia="Times New Roman" w:hAnsi="Times New Roman" w:cs="Times New Roman"/>
+          <w:sz w:val="24"/>
+          <w:szCs w:val="24"/>
+        </w:rPr>
+        <w:t>značajno poboljšava dijagnostičku tačnost u poređenju sa pregledom golim okom. Ipak, interpretacija dermatoskopskih snimaka zahteva visok stepen stručnosti, a njena dostupnost je ograničena u primarnoj zdravstvenoj zaštiti i u zemljama sa nedovoljnim brojem dermatologa. Ovo stvara potrebu za automatizovanim sistemima koji mogu pomoći lekarima u dijagnostici.</w:t>
+      </w:r>
+      <w:r>
+        <w:rPr>
+          <w:rFonts w:ascii="Times New Roman" w:eastAsia="Times New Roman" w:hAnsi="Times New Roman" w:cs="Times New Roman"/>
+          <w:sz w:val="24"/>
+          <w:szCs w:val="24"/>
+        </w:rPr>
+        <w:t xml:space="preserve"> [1, 5]</w:t>
+      </w:r>
+    </w:p>
+    <w:p>
+      <w:pPr>
+        <w:rPr>
+          <w:rFonts w:ascii="Times New Roman" w:eastAsia="Times New Roman" w:hAnsi="Times New Roman" w:cs="Times New Roman"/>
+          <w:sz w:val="24"/>
+          <w:szCs w:val="24"/>
+        </w:rPr>
+      </w:pPr>
+      <w:r>
+        <w:rPr>
+          <w:lang w:val="en-US"/>
+        </w:rPr>
+        <w:tab/>
+      </w:r>
+      <w:r>
+        <w:rPr>
+          <w:rFonts w:ascii="Times New Roman" w:eastAsia="Times New Roman" w:hAnsi="Times New Roman" w:cs="Times New Roman"/>
+          <w:sz w:val="24"/>
+          <w:szCs w:val="24"/>
+        </w:rPr>
+        <w:t xml:space="preserve">Razvoj sistema veštačke inteligencije zasnovanih na </w:t>
+      </w:r>
+      <w:r>
+        <w:rPr>
+          <w:rFonts w:ascii="Times New Roman" w:eastAsia="Times New Roman" w:hAnsi="Times New Roman" w:cs="Times New Roman"/>
+          <w:b/>
+          <w:bCs/>
+          <w:sz w:val="24"/>
+          <w:szCs w:val="24"/>
+        </w:rPr>
+        <w:t>dubokom učenju</w:t>
+      </w:r>
+      <w:r>
+        <w:rPr>
+          <w:rFonts w:ascii="Times New Roman" w:eastAsia="Times New Roman" w:hAnsi="Times New Roman" w:cs="Times New Roman"/>
+          <w:sz w:val="24"/>
+          <w:szCs w:val="24"/>
+        </w:rPr>
+        <w:t xml:space="preserve"> (deep learning) otvorio je perspektivu za automatizovanu dijagnostiku kožnih lezija. Esteva i saradnici demonstrirali su da </w:t>
+      </w:r>
+      <w:r>
+        <w:rPr>
+          <w:rFonts w:ascii="Times New Roman" w:eastAsia="Times New Roman" w:hAnsi="Times New Roman" w:cs="Times New Roman"/>
+          <w:b/>
+          <w:bCs/>
+          <w:sz w:val="24"/>
+          <w:szCs w:val="24"/>
+        </w:rPr>
+        <w:t>konvoluciona neuronska mreža</w:t>
+      </w:r>
+      <w:r>
+        <w:rPr>
+          <w:rFonts w:ascii="Times New Roman" w:eastAsia="Times New Roman" w:hAnsi="Times New Roman" w:cs="Times New Roman"/>
+          <w:sz w:val="24"/>
+          <w:szCs w:val="24"/>
+        </w:rPr>
+        <w:t xml:space="preserve"> (Convolutional Neural Network, CNN) može dostići dijagnostičku tačnost iskusnih dermatologa u klasifikaciji kožnih tumora, koristeći Google Inception v3 arhitekturu pretrenirani na 1,28 miliona slika iz ImageNet skupa podataka. Sličan potencijal potvrdili su i naredni radovi koji su koristili standardizovane skupove podataka i savremene CNN arhitekture</w:t>
+      </w:r>
+      <w:r>
+        <w:rPr>
+          <w:rFonts w:ascii="Times New Roman" w:eastAsia="Times New Roman" w:hAnsi="Times New Roman" w:cs="Times New Roman"/>
+          <w:sz w:val="24"/>
+          <w:szCs w:val="24"/>
+        </w:rPr>
+        <w:t>. [2, 7]</w:t>
+      </w:r>
+    </w:p>
+    <w:p>
+      <w:pPr>
+        <w:rPr>
+          <w:rFonts w:ascii="Times New Roman" w:eastAsia="Times New Roman" w:hAnsi="Times New Roman" w:cs="Times New Roman"/>
+          <w:sz w:val="24"/>
+          <w:szCs w:val="24"/>
+        </w:rPr>
+      </w:pPr>
+      <w:r>
+        <w:rPr>
+          <w:rFonts w:ascii="Times New Roman" w:eastAsia="Times New Roman" w:hAnsi="Times New Roman" w:cs="Times New Roman"/>
+          <w:sz w:val="24"/>
+          <w:szCs w:val="24"/>
+        </w:rPr>
+        <w:tab/>
+      </w:r>
+      <w:r>
+        <w:rPr>
+          <w:rFonts w:ascii="Times New Roman" w:eastAsia="Times New Roman" w:hAnsi="Times New Roman" w:cs="Times New Roman"/>
+          <w:sz w:val="24"/>
+          <w:szCs w:val="24"/>
+        </w:rPr>
+        <w:t>Međutim, uspešna primena algoritama dubokog učenja u dermatologiji u velikoj meri zavisi od kvaliteta ulaznih slika i načina na koji su one pripremljene pre treniranja modela. Dermatoskopske slike su po prirodi heterogene: prikupljene su u različitim kliničkim okruženjima, uz primenu različitih uređaja i protokola, što za posledicu ima prisustvo šuma, varijacija u osvetljenju, artefakata poput dlaka i vazdušnih mehurića, kao i izražene neravnomerne distribucije klasa.</w:t>
+      </w:r>
+      <w:r>
+        <w:rPr>
+          <w:rFonts w:ascii="Times New Roman" w:eastAsia="Times New Roman" w:hAnsi="Times New Roman" w:cs="Times New Roman"/>
+          <w:sz w:val="24"/>
+          <w:szCs w:val="24"/>
+        </w:rPr>
+        <w:t xml:space="preserve"> [1, 5]</w:t>
+      </w:r>
+    </w:p>
+    <w:p>
+      <w:pPr>
+        <w:rPr>
+          <w:rFonts w:ascii="Times New Roman" w:eastAsia="Times New Roman" w:hAnsi="Times New Roman" w:cs="Times New Roman"/>
+          <w:sz w:val="24"/>
+          <w:szCs w:val="24"/>
+        </w:rPr>
+      </w:pPr>
+      <w:r>
+        <w:rPr>
+          <w:rFonts w:ascii="Times New Roman" w:eastAsia="Times New Roman" w:hAnsi="Times New Roman" w:cs="Times New Roman"/>
+          <w:sz w:val="24"/>
+          <w:szCs w:val="24"/>
+        </w:rPr>
+        <w:tab/>
+      </w:r>
+      <w:r>
+        <w:rPr>
+          <w:rFonts w:ascii="Times New Roman" w:eastAsia="Times New Roman" w:hAnsi="Times New Roman" w:cs="Times New Roman"/>
+          <w:sz w:val="24"/>
+          <w:szCs w:val="24"/>
+        </w:rPr>
+        <w:t xml:space="preserve">Faze </w:t>
+      </w:r>
+      <w:r>
+        <w:rPr>
+          <w:rFonts w:ascii="Times New Roman" w:eastAsia="Times New Roman" w:hAnsi="Times New Roman" w:cs="Times New Roman"/>
+          <w:b/>
+          <w:bCs/>
+          <w:sz w:val="24"/>
+          <w:szCs w:val="24"/>
+        </w:rPr>
+        <w:t>predobrade slike</w:t>
+      </w:r>
+      <w:r>
+        <w:rPr>
+          <w:rFonts w:ascii="Times New Roman" w:eastAsia="Times New Roman" w:hAnsi="Times New Roman" w:cs="Times New Roman"/>
+          <w:sz w:val="24"/>
+          <w:szCs w:val="24"/>
+        </w:rPr>
+        <w:t xml:space="preserve"> (engl. image preprocessing)</w:t>
+      </w:r>
+      <w:r>
+        <w:rPr>
+          <w:rFonts w:ascii="Times New Roman" w:eastAsia="Times New Roman" w:hAnsi="Times New Roman" w:cs="Times New Roman"/>
+          <w:sz w:val="24"/>
+          <w:szCs w:val="24"/>
+        </w:rPr>
+        <w:t>,</w:t>
+      </w:r>
+      <w:r>
+        <w:rPr>
+          <w:rFonts w:ascii="Times New Roman" w:eastAsia="Times New Roman" w:hAnsi="Times New Roman" w:cs="Times New Roman"/>
+          <w:sz w:val="24"/>
+          <w:szCs w:val="24"/>
+        </w:rPr>
+        <w:t xml:space="preserve"> kao što su normalizacija vrednosti piksela, poboljšanje kontrasta</w:t>
+      </w:r>
+      <w:r>
+        <w:rPr>
+          <w:rFonts w:ascii="Times New Roman" w:eastAsia="Times New Roman" w:hAnsi="Times New Roman" w:cs="Times New Roman"/>
+          <w:sz w:val="24"/>
+          <w:szCs w:val="24"/>
+        </w:rPr>
+        <w:t>,</w:t>
+      </w:r>
+      <w:r>
+        <w:rPr>
+          <w:rFonts w:ascii="Times New Roman" w:eastAsia="Times New Roman" w:hAnsi="Times New Roman" w:cs="Times New Roman"/>
+          <w:sz w:val="24"/>
+          <w:szCs w:val="24"/>
+        </w:rPr>
+        <w:t xml:space="preserve"> uklanjanje artefakata i standardizacija rezolucijedirektno utiču na sposobnost modela da uči relevantne vizuelne karakteristike lezija. Pored toga, </w:t>
+      </w:r>
+      <w:r>
+        <w:rPr>
+          <w:rFonts w:ascii="Times New Roman" w:eastAsia="Times New Roman" w:hAnsi="Times New Roman" w:cs="Times New Roman"/>
+          <w:b/>
+          <w:bCs/>
+          <w:sz w:val="24"/>
+          <w:szCs w:val="24"/>
+        </w:rPr>
+        <w:t>augmentacija podataka</w:t>
+      </w:r>
+      <w:r>
+        <w:rPr>
+          <w:rFonts w:ascii="Times New Roman" w:eastAsia="Times New Roman" w:hAnsi="Times New Roman" w:cs="Times New Roman"/>
+          <w:sz w:val="24"/>
+          <w:szCs w:val="24"/>
+        </w:rPr>
+        <w:t xml:space="preserve"> (data augmentation)</w:t>
+      </w:r>
+      <w:r>
+        <w:rPr>
+          <w:rFonts w:ascii="Times New Roman" w:eastAsia="Times New Roman" w:hAnsi="Times New Roman" w:cs="Times New Roman"/>
+          <w:sz w:val="24"/>
+          <w:szCs w:val="24"/>
+        </w:rPr>
+        <w:t>,</w:t>
+      </w:r>
+      <w:r>
+        <w:rPr>
+          <w:rFonts w:ascii="Times New Roman" w:eastAsia="Times New Roman" w:hAnsi="Times New Roman" w:cs="Times New Roman"/>
+          <w:sz w:val="24"/>
+          <w:szCs w:val="24"/>
+        </w:rPr>
+        <w:t xml:space="preserve"> geometrijska i fotometrijska transformacija postojećih uzoraka </w:t>
+      </w:r>
+      <w:r>
+        <w:rPr>
+          <w:rFonts w:ascii="Times New Roman" w:eastAsia="Times New Roman" w:hAnsi="Times New Roman" w:cs="Times New Roman"/>
+          <w:sz w:val="24"/>
+          <w:szCs w:val="24"/>
+        </w:rPr>
+        <w:t xml:space="preserve">, </w:t>
+      </w:r>
+      <w:r>
+        <w:rPr>
+          <w:rFonts w:ascii="Times New Roman" w:eastAsia="Times New Roman" w:hAnsi="Times New Roman" w:cs="Times New Roman"/>
+          <w:sz w:val="24"/>
+          <w:szCs w:val="24"/>
+        </w:rPr>
+        <w:t>igra ključnu ulogu u prevazilaženju problema nedovoljne veličine skupa i neravnoteže klasa, koji su posebno izraženi u medicinskim skupovima podataka.</w:t>
+      </w:r>
+      <w:r>
+        <w:rPr>
+          <w:rFonts w:ascii="Times New Roman" w:eastAsia="Times New Roman" w:hAnsi="Times New Roman" w:cs="Times New Roman"/>
+          <w:sz w:val="24"/>
+          <w:szCs w:val="24"/>
+        </w:rPr>
+        <w:t xml:space="preserve"> [3]</w:t>
+      </w:r>
+    </w:p>
+    <w:p>
+      <w:pPr>
+        <w:rPr>
+          <w:rFonts w:ascii="Times New Roman" w:eastAsia="Times New Roman" w:hAnsi="Times New Roman" w:cs="Times New Roman"/>
+          <w:sz w:val="24"/>
+          <w:szCs w:val="24"/>
+        </w:rPr>
+      </w:pPr>
+      <w:r>
+        <w:rPr>
+          <w:rFonts w:ascii="Times New Roman" w:eastAsia="Times New Roman" w:hAnsi="Times New Roman" w:cs="Times New Roman"/>
+          <w:sz w:val="24"/>
+          <w:szCs w:val="24"/>
+        </w:rPr>
+        <w:tab/>
+      </w:r>
+      <w:r>
+        <w:rPr>
+          <w:rFonts w:ascii="Times New Roman" w:eastAsia="Times New Roman" w:hAnsi="Times New Roman" w:cs="Times New Roman"/>
+          <w:sz w:val="24"/>
+          <w:szCs w:val="24"/>
+        </w:rPr>
+        <w:t>Cilj ovog rada je da pruži pregled tehnika obrade slik</w:t>
+      </w:r>
+      <w:r>
+        <w:rPr>
+          <w:rFonts w:ascii="Times New Roman" w:eastAsia="Times New Roman" w:hAnsi="Times New Roman" w:cs="Times New Roman"/>
+          <w:sz w:val="24"/>
+          <w:szCs w:val="24"/>
+        </w:rPr>
+        <w:t>a</w:t>
+      </w:r>
+      <w:r>
+        <w:rPr>
+          <w:rFonts w:ascii="Times New Roman" w:eastAsia="Times New Roman" w:hAnsi="Times New Roman" w:cs="Times New Roman"/>
+          <w:sz w:val="24"/>
+          <w:szCs w:val="24"/>
+        </w:rPr>
+        <w:t xml:space="preserve"> koje se primenjuju u kontekstu mašinskog učenja za klasifikaciju dermatoskopskih lezija, sa posebnim fokusom na skup podataka </w:t>
+      </w:r>
+      <w:r>
+        <w:rPr>
+          <w:rFonts w:ascii="Times New Roman" w:eastAsia="Times New Roman" w:hAnsi="Times New Roman" w:cs="Times New Roman"/>
+          <w:b/>
+          <w:bCs/>
+          <w:sz w:val="24"/>
+          <w:szCs w:val="24"/>
+        </w:rPr>
+        <w:t>HAM10000</w:t>
+      </w:r>
+      <w:r>
+        <w:rPr>
+          <w:rFonts w:ascii="Times New Roman" w:eastAsia="Times New Roman" w:hAnsi="Times New Roman" w:cs="Times New Roman"/>
+          <w:sz w:val="24"/>
+          <w:szCs w:val="24"/>
+        </w:rPr>
+        <w:t>. Rad analizira izazove u pogledu kvaliteta slike, opisuje metode predobrade i augmentacije, te razmatra njihov uticaj na performanse CNN modela.</w:t>
+      </w:r>
+    </w:p>
+    <w:p>
+      <w:pPr>
+        <w:spacing w:line="278" w:lineRule="auto"/>
+        <w:rPr>
+          <w:rFonts w:ascii="Times New Roman" w:eastAsia="Times New Roman" w:hAnsi="Times New Roman" w:cs="Times New Roman"/>
+          <w:sz w:val="24"/>
+          <w:szCs w:val="24"/>
+        </w:rPr>
+      </w:pPr>
+      <w:r>
+        <w:rPr>
+          <w:rFonts w:ascii="Times New Roman" w:eastAsia="Times New Roman" w:hAnsi="Times New Roman" w:cs="Times New Roman"/>
+          <w:sz w:val="24"/>
+          <w:szCs w:val="24"/>
+        </w:rPr>
+        <w:br w:type="page"/>
+      </w:r>
+    </w:p>
+    <w:p>
+      <w:pPr>
+        <w:pStyle w:val="Heading1"/>
+        <w:rPr>
+          <w:rFonts w:eastAsia="Times New Roman"/>
+        </w:rPr>
+      </w:pPr>
+      <w:r>
+        <w:rPr>
+          <w:rFonts w:eastAsia="Times New Roman"/>
+        </w:rPr>
+        <w:lastRenderedPageBreak/>
+        <w:t>2 Skup podataka HAM10000</w:t>
+      </w:r>
+    </w:p>
+    <w:p>
+      <w:pPr>
+        <w:rPr>
+          <w:rFonts w:ascii="Times New Roman" w:eastAsia="Times New Roman" w:hAnsi="Times New Roman" w:cs="Times New Roman"/>
+          <w:sz w:val="24"/>
+          <w:szCs w:val="24"/>
+        </w:rPr>
+      </w:pPr>
+    </w:p>
+    <w:p>
+      <w:pPr>
+        <w:rPr>
+          <w:lang w:val="en-US"/>
+        </w:rPr>
+      </w:pPr>
+    </w:p>
+    <w:p>
+      <w:pPr>
+        <w:rPr>
+          <w:rFonts w:ascii="Times New Roman" w:hAnsi="Times New Roman" w:cs="Times New Roman"/>
+          <w:lang w:val="en-US"/>
+        </w:rPr>
       </w:pPr>
     </w:p>
     <w:sectPr>
@@ -1095,6 +1693,7 @@
   <w:style w:type="character" w:default="1" w:styleId="DefaultParagraphFont">
     <w:name w:val="Default Paragraph Font"/>
     <w:uiPriority w:val="1"/>
+    <w:semiHidden/>
     <w:unhideWhenUsed/>
   </w:style>
   <w:style w:type="table" w:default="1" w:styleId="TableNormal">

--- a/ImagePreprocessing.docx
+++ b/ImagePreprocessing.docx
@@ -44,7 +44,7 @@
                     </pic:cNvPicPr>
                   </pic:nvPicPr>
                   <pic:blipFill>
-                    <a:blip r:embed="rId4">
+                    <a:blip r:embed="rId5">
                       <a:extLst>
                         <a:ext uri="{28A0092B-C50C-407E-A947-70E740481C1C}">
                           <a14:useLocalDpi xmlns:a14="http://schemas.microsoft.com/office/drawing/2010/main" val="0"/>
@@ -114,11 +114,11 @@
                     </pic:cNvPicPr>
                   </pic:nvPicPr>
                   <pic:blipFill>
-                    <a:blip r:embed="rId5">
+                    <a:blip r:embed="rId6">
                       <a:extLst>
                         <a:ext uri="{BEBA8EAE-BF5A-486C-A8C5-ECC9F3942E4B}">
                           <a14:imgProps xmlns:a14="http://schemas.microsoft.com/office/drawing/2010/main">
-                            <a14:imgLayer r:embed="rId6">
+                            <a14:imgLayer r:embed="rId7">
                               <a14:imgEffect>
                                 <a14:saturation sat="0"/>
                               </a14:imgEffect>
@@ -568,12 +568,21 @@
           <w:rFonts w:ascii="Times New Roman" w:hAnsi="Times New Roman" w:cs="Times New Roman"/>
         </w:rPr>
         <w:lastRenderedPageBreak/>
-        <w:t>1 Uvod</w:t>
-      </w:r>
+        <w:t xml:space="preserve">1 </w:t>
+      </w:r>
+      <w:proofErr w:type="spellStart"/>
+      <w:r>
+        <w:rPr>
+          <w:rFonts w:ascii="Times New Roman" w:hAnsi="Times New Roman" w:cs="Times New Roman"/>
+        </w:rPr>
+        <w:t>Uvod</w:t>
+      </w:r>
+      <w:proofErr w:type="spellEnd"/>
     </w:p>
     <w:p>
       <w:pPr>
         <w:rPr>
+          <w:rFonts w:ascii="Times New Roman" w:hAnsi="Times New Roman" w:cs="Times New Roman"/>
           <w:lang w:val="en-US"/>
         </w:rPr>
       </w:pPr>
@@ -588,6 +597,7 @@
       </w:pPr>
       <w:r>
         <w:rPr>
+          <w:rFonts w:ascii="Times New Roman" w:hAnsi="Times New Roman" w:cs="Times New Roman"/>
           <w:lang w:val="en-US"/>
         </w:rPr>
         <w:tab/>
@@ -616,27 +626,20 @@
           <w:sz w:val="24"/>
           <w:szCs w:val="24"/>
         </w:rPr>
-        <w:t>, najopasniji vid kožnog kancera, odgovoran je za više od 75% smrtnih ishoda nastalih usled kožnih maligniteta, iako čini manje od 5% svih slučajeva. Stopa preživljavanja u periodu od pet godina drastično opada sa preko 99% u ranoj fazi na svega oko 14% u uznapredovalim stadijumima. Ovi podaci ukazuju na ključni značaj ranog i pouzdanog otkrivanja kožnih lezija, posebno u kontekstu melanoma koji se brzo širi ukoliko se ne dijagnostikuje na vreme.</w:t>
-      </w:r>
-      <w:r>
+        <w:t>, najopasniji vid kožnog kancera, odgovoran je za više od 75% smrtnih ishoda nastalih usled kožnih maligniteta, iako čini manje od 5% svih slučajeva. Stopa preživljavanja u periodu od pet godina drastično opada sa preko 99% u ranoj fazi na svega oko 14% u uznapredovalim stadijumima. Ovi podaci ukazuju na ključni značaj ranog i pouzdanog otkrivanja kožnih lezija, posebno u kontekstu melanoma koji se brzo širi ukoliko se ne dijagnostikuje na vreme. [2]</w:t>
+      </w:r>
+    </w:p>
+    <w:p>
+      <w:pPr>
         <w:rPr>
           <w:rFonts w:ascii="Times New Roman" w:eastAsia="Times New Roman" w:hAnsi="Times New Roman" w:cs="Times New Roman"/>
           <w:sz w:val="24"/>
           <w:szCs w:val="24"/>
         </w:rPr>
-        <w:t xml:space="preserve"> [2]</w:t>
-      </w:r>
-    </w:p>
-    <w:p>
-      <w:pPr>
-        <w:rPr>
-          <w:rFonts w:ascii="Times New Roman" w:eastAsia="Times New Roman" w:hAnsi="Times New Roman" w:cs="Times New Roman"/>
-          <w:sz w:val="24"/>
-          <w:szCs w:val="24"/>
-        </w:rPr>
-      </w:pPr>
-      <w:r>
-        <w:rPr>
+      </w:pPr>
+      <w:r>
+        <w:rPr>
+          <w:rFonts w:ascii="Times New Roman" w:hAnsi="Times New Roman" w:cs="Times New Roman"/>
           <w:lang w:val="en-US"/>
         </w:rPr>
         <w:tab/>
@@ -657,7 +660,7 @@
           <w:sz w:val="24"/>
           <w:szCs w:val="24"/>
         </w:rPr>
-        <w:t xml:space="preserve"> (dermoscopy)</w:t>
+        <w:t xml:space="preserve"> (dermoscopy), neinvazivna tehnika vizuelizacije kože uz pomoć posebnog optičkog instrumenta, značajno poboljšava dijagnostičku tačnost u poređenju sa pregledom golim okom. Ipak, interpretacija dermatoskopskih snimaka zahteva visok stepen stručnosti, a njena dostupnost je ograničena u primarnoj zdravstvenoj zaštiti i u zemljama sa nedovoljnim brojem dermatologa. Ovo stvara potrebu za automatizovanim sistemima koji mogu pomoći lekarima u dijagnostici.</w:t>
       </w:r>
       <w:r>
         <w:rPr>
@@ -665,51 +668,20 @@
           <w:sz w:val="24"/>
           <w:szCs w:val="24"/>
         </w:rPr>
-        <w:t>,</w:t>
-      </w:r>
-      <w:r>
+        <w:t xml:space="preserve"> [1, 5]</w:t>
+      </w:r>
+    </w:p>
+    <w:p>
+      <w:pPr>
         <w:rPr>
           <w:rFonts w:ascii="Times New Roman" w:eastAsia="Times New Roman" w:hAnsi="Times New Roman" w:cs="Times New Roman"/>
           <w:sz w:val="24"/>
           <w:szCs w:val="24"/>
         </w:rPr>
-        <w:t xml:space="preserve"> neinvazivna tehnika vizuelizacije kože uz pomoć posebnog optičkog instrumenta</w:t>
-      </w:r>
-      <w:r>
-        <w:rPr>
-          <w:rFonts w:ascii="Times New Roman" w:eastAsia="Times New Roman" w:hAnsi="Times New Roman" w:cs="Times New Roman"/>
-          <w:sz w:val="24"/>
-          <w:szCs w:val="24"/>
-        </w:rPr>
-        <w:t xml:space="preserve">, </w:t>
-      </w:r>
-      <w:r>
-        <w:rPr>
-          <w:rFonts w:ascii="Times New Roman" w:eastAsia="Times New Roman" w:hAnsi="Times New Roman" w:cs="Times New Roman"/>
-          <w:sz w:val="24"/>
-          <w:szCs w:val="24"/>
-        </w:rPr>
-        <w:t>značajno poboljšava dijagnostičku tačnost u poređenju sa pregledom golim okom. Ipak, interpretacija dermatoskopskih snimaka zahteva visok stepen stručnosti, a njena dostupnost je ograničena u primarnoj zdravstvenoj zaštiti i u zemljama sa nedovoljnim brojem dermatologa. Ovo stvara potrebu za automatizovanim sistemima koji mogu pomoći lekarima u dijagnostici.</w:t>
-      </w:r>
-      <w:r>
-        <w:rPr>
-          <w:rFonts w:ascii="Times New Roman" w:eastAsia="Times New Roman" w:hAnsi="Times New Roman" w:cs="Times New Roman"/>
-          <w:sz w:val="24"/>
-          <w:szCs w:val="24"/>
-        </w:rPr>
-        <w:t xml:space="preserve"> [1, 5]</w:t>
-      </w:r>
-    </w:p>
-    <w:p>
-      <w:pPr>
-        <w:rPr>
-          <w:rFonts w:ascii="Times New Roman" w:eastAsia="Times New Roman" w:hAnsi="Times New Roman" w:cs="Times New Roman"/>
-          <w:sz w:val="24"/>
-          <w:szCs w:val="24"/>
-        </w:rPr>
-      </w:pPr>
-      <w:r>
-        <w:rPr>
+      </w:pPr>
+      <w:r>
+        <w:rPr>
+          <w:rFonts w:ascii="Times New Roman" w:hAnsi="Times New Roman" w:cs="Times New Roman"/>
           <w:lang w:val="en-US"/>
         </w:rPr>
         <w:tab/>
@@ -756,15 +728,25 @@
           <w:sz w:val="24"/>
           <w:szCs w:val="24"/>
         </w:rPr>
-        <w:t xml:space="preserve"> (Convolutional Neural Network, CNN) može dostići dijagnostičku tačnost iskusnih dermatologa u klasifikaciji kožnih tumora, koristeći Google Inception v3 arhitekturu pretrenirani na 1,28 miliona slika iz ImageNet skupa podataka. Sličan potencijal potvrdili su i naredni radovi koji su koristili standardizovane skupove podataka i savremene CNN arhitekture</w:t>
-      </w:r>
-      <w:r>
+        <w:t xml:space="preserve"> (Convolutional Neural Network, CNN) može dostići dijagnostičku tačnost iskusnih dermatologa u klasifikaciji kožnih tumora, koristeći Google Inception v3 arhitekturu pretrenirani na 1,28 miliona slika iz ImageNet skupa podataka. Sličan potencijal potvrdili su i naredni radovi koji su koristili standardizovane skupove podataka i savremene CNN arhitekture. [2, 7]</w:t>
+      </w:r>
+    </w:p>
+    <w:p>
+      <w:pPr>
         <w:rPr>
           <w:rFonts w:ascii="Times New Roman" w:eastAsia="Times New Roman" w:hAnsi="Times New Roman" w:cs="Times New Roman"/>
           <w:sz w:val="24"/>
           <w:szCs w:val="24"/>
         </w:rPr>
-        <w:t>. [2, 7]</w:t>
+      </w:pPr>
+      <w:r>
+        <w:rPr>
+          <w:rFonts w:ascii="Times New Roman" w:eastAsia="Times New Roman" w:hAnsi="Times New Roman" w:cs="Times New Roman"/>
+          <w:sz w:val="24"/>
+          <w:szCs w:val="24"/>
+        </w:rPr>
+        <w:tab/>
+        <w:t>Međutim, uspešna primena algoritama dubokog učenja u dermatologiji u velikoj meri zavisi od kvaliteta ulaznih slika i načina na koji su one pripremljene pre treniranja modela. Dermatoskopske slike su po prirodi heterogene: prikupljene su u različitim kliničkim okruženjima, uz primenu različitih uređaja i protokola, što za posledicu ima prisustvo šuma, varijacija u osvetljenju, artefakata poput dlaka i vazdušnih mehurića, kao i izražene neravnomerne distribucije klasa. [1, 5]</w:t>
       </w:r>
     </w:p>
     <w:p>
@@ -782,46 +764,6 @@
           <w:szCs w:val="24"/>
         </w:rPr>
         <w:tab/>
-      </w:r>
-      <w:r>
-        <w:rPr>
-          <w:rFonts w:ascii="Times New Roman" w:eastAsia="Times New Roman" w:hAnsi="Times New Roman" w:cs="Times New Roman"/>
-          <w:sz w:val="24"/>
-          <w:szCs w:val="24"/>
-        </w:rPr>
-        <w:t>Međutim, uspešna primena algoritama dubokog učenja u dermatologiji u velikoj meri zavisi od kvaliteta ulaznih slika i načina na koji su one pripremljene pre treniranja modela. Dermatoskopske slike su po prirodi heterogene: prikupljene su u različitim kliničkim okruženjima, uz primenu različitih uređaja i protokola, što za posledicu ima prisustvo šuma, varijacija u osvetljenju, artefakata poput dlaka i vazdušnih mehurića, kao i izražene neravnomerne distribucije klasa.</w:t>
-      </w:r>
-      <w:r>
-        <w:rPr>
-          <w:rFonts w:ascii="Times New Roman" w:eastAsia="Times New Roman" w:hAnsi="Times New Roman" w:cs="Times New Roman"/>
-          <w:sz w:val="24"/>
-          <w:szCs w:val="24"/>
-        </w:rPr>
-        <w:t xml:space="preserve"> [1, 5]</w:t>
-      </w:r>
-    </w:p>
-    <w:p>
-      <w:pPr>
-        <w:rPr>
-          <w:rFonts w:ascii="Times New Roman" w:eastAsia="Times New Roman" w:hAnsi="Times New Roman" w:cs="Times New Roman"/>
-          <w:sz w:val="24"/>
-          <w:szCs w:val="24"/>
-        </w:rPr>
-      </w:pPr>
-      <w:r>
-        <w:rPr>
-          <w:rFonts w:ascii="Times New Roman" w:eastAsia="Times New Roman" w:hAnsi="Times New Roman" w:cs="Times New Roman"/>
-          <w:sz w:val="24"/>
-          <w:szCs w:val="24"/>
-        </w:rPr>
-        <w:tab/>
-      </w:r>
-      <w:r>
-        <w:rPr>
-          <w:rFonts w:ascii="Times New Roman" w:eastAsia="Times New Roman" w:hAnsi="Times New Roman" w:cs="Times New Roman"/>
-          <w:sz w:val="24"/>
-          <w:szCs w:val="24"/>
-        </w:rPr>
         <w:t xml:space="preserve">Faze </w:t>
       </w:r>
       <w:r>
@@ -840,39 +782,7 @@
           <w:sz w:val="24"/>
           <w:szCs w:val="24"/>
         </w:rPr>
-        <w:t xml:space="preserve"> (engl. image preprocessing)</w:t>
-      </w:r>
-      <w:r>
-        <w:rPr>
-          <w:rFonts w:ascii="Times New Roman" w:eastAsia="Times New Roman" w:hAnsi="Times New Roman" w:cs="Times New Roman"/>
-          <w:sz w:val="24"/>
-          <w:szCs w:val="24"/>
-        </w:rPr>
-        <w:t>,</w:t>
-      </w:r>
-      <w:r>
-        <w:rPr>
-          <w:rFonts w:ascii="Times New Roman" w:eastAsia="Times New Roman" w:hAnsi="Times New Roman" w:cs="Times New Roman"/>
-          <w:sz w:val="24"/>
-          <w:szCs w:val="24"/>
-        </w:rPr>
-        <w:t xml:space="preserve"> kao što su normalizacija vrednosti piksela, poboljšanje kontrasta</w:t>
-      </w:r>
-      <w:r>
-        <w:rPr>
-          <w:rFonts w:ascii="Times New Roman" w:eastAsia="Times New Roman" w:hAnsi="Times New Roman" w:cs="Times New Roman"/>
-          <w:sz w:val="24"/>
-          <w:szCs w:val="24"/>
-        </w:rPr>
-        <w:t>,</w:t>
-      </w:r>
-      <w:r>
-        <w:rPr>
-          <w:rFonts w:ascii="Times New Roman" w:eastAsia="Times New Roman" w:hAnsi="Times New Roman" w:cs="Times New Roman"/>
-          <w:sz w:val="24"/>
-          <w:szCs w:val="24"/>
-        </w:rPr>
-        <w:t xml:space="preserve"> uklanjanje artefakata i standardizacija rezolucijedirektno utiču na sposobnost modela da uči relevantne vizuelne karakteristike lezija. Pored toga, </w:t>
+        <w:t xml:space="preserve"> (engl. image preprocessing), kao što su normalizacija vrednosti piksela, poboljšanje kontrasta, uklanjanje artefakata i standardizacija rezolucijedirektno utiču na sposobnost modela da uči relevantne vizuelne karakteristike lezija. Pored toga, </w:t>
       </w:r>
       <w:r>
         <w:rPr>
@@ -890,88 +800,25 @@
           <w:sz w:val="24"/>
           <w:szCs w:val="24"/>
         </w:rPr>
-        <w:t xml:space="preserve"> (data augmentation)</w:t>
-      </w:r>
-      <w:r>
+        <w:t xml:space="preserve"> (data augmentation), geometrijska i fotometrijska transformacija postojećih uzoraka , igra ključnu ulogu u prevazilaženju problema nedovoljne veličine skupa i neravnoteže klasa, koji su posebno izraženi u medicinskim skupovima podataka. [3]</w:t>
+      </w:r>
+    </w:p>
+    <w:p>
+      <w:pPr>
         <w:rPr>
           <w:rFonts w:ascii="Times New Roman" w:eastAsia="Times New Roman" w:hAnsi="Times New Roman" w:cs="Times New Roman"/>
           <w:sz w:val="24"/>
           <w:szCs w:val="24"/>
         </w:rPr>
-        <w:t>,</w:t>
-      </w:r>
+      </w:pPr>
       <w:r>
         <w:rPr>
           <w:rFonts w:ascii="Times New Roman" w:eastAsia="Times New Roman" w:hAnsi="Times New Roman" w:cs="Times New Roman"/>
           <w:sz w:val="24"/>
           <w:szCs w:val="24"/>
         </w:rPr>
-        <w:t xml:space="preserve"> geometrijska i fotometrijska transformacija postojećih uzoraka </w:t>
-      </w:r>
-      <w:r>
-        <w:rPr>
-          <w:rFonts w:ascii="Times New Roman" w:eastAsia="Times New Roman" w:hAnsi="Times New Roman" w:cs="Times New Roman"/>
-          <w:sz w:val="24"/>
-          <w:szCs w:val="24"/>
-        </w:rPr>
-        <w:t xml:space="preserve">, </w:t>
-      </w:r>
-      <w:r>
-        <w:rPr>
-          <w:rFonts w:ascii="Times New Roman" w:eastAsia="Times New Roman" w:hAnsi="Times New Roman" w:cs="Times New Roman"/>
-          <w:sz w:val="24"/>
-          <w:szCs w:val="24"/>
-        </w:rPr>
-        <w:t>igra ključnu ulogu u prevazilaženju problema nedovoljne veličine skupa i neravnoteže klasa, koji su posebno izraženi u medicinskim skupovima podataka.</w:t>
-      </w:r>
-      <w:r>
-        <w:rPr>
-          <w:rFonts w:ascii="Times New Roman" w:eastAsia="Times New Roman" w:hAnsi="Times New Roman" w:cs="Times New Roman"/>
-          <w:sz w:val="24"/>
-          <w:szCs w:val="24"/>
-        </w:rPr>
-        <w:t xml:space="preserve"> [3]</w:t>
-      </w:r>
-    </w:p>
-    <w:p>
-      <w:pPr>
-        <w:rPr>
-          <w:rFonts w:ascii="Times New Roman" w:eastAsia="Times New Roman" w:hAnsi="Times New Roman" w:cs="Times New Roman"/>
-          <w:sz w:val="24"/>
-          <w:szCs w:val="24"/>
-        </w:rPr>
-      </w:pPr>
-      <w:r>
-        <w:rPr>
-          <w:rFonts w:ascii="Times New Roman" w:eastAsia="Times New Roman" w:hAnsi="Times New Roman" w:cs="Times New Roman"/>
-          <w:sz w:val="24"/>
-          <w:szCs w:val="24"/>
-        </w:rPr>
         <w:tab/>
-      </w:r>
-      <w:r>
-        <w:rPr>
-          <w:rFonts w:ascii="Times New Roman" w:eastAsia="Times New Roman" w:hAnsi="Times New Roman" w:cs="Times New Roman"/>
-          <w:sz w:val="24"/>
-          <w:szCs w:val="24"/>
-        </w:rPr>
-        <w:t>Cilj ovog rada je da pruži pregled tehnika obrade slik</w:t>
-      </w:r>
-      <w:r>
-        <w:rPr>
-          <w:rFonts w:ascii="Times New Roman" w:eastAsia="Times New Roman" w:hAnsi="Times New Roman" w:cs="Times New Roman"/>
-          <w:sz w:val="24"/>
-          <w:szCs w:val="24"/>
-        </w:rPr>
-        <w:t>a</w:t>
-      </w:r>
-      <w:r>
-        <w:rPr>
-          <w:rFonts w:ascii="Times New Roman" w:eastAsia="Times New Roman" w:hAnsi="Times New Roman" w:cs="Times New Roman"/>
-          <w:sz w:val="24"/>
-          <w:szCs w:val="24"/>
-        </w:rPr>
-        <w:t xml:space="preserve"> koje se primenjuju u kontekstu mašinskog učenja za klasifikaciju dermatoskopskih lezija, sa posebnim fokusom na skup podataka </w:t>
+        <w:t xml:space="preserve">Cilj ovog rada je da pruži pregled tehnika obrade slika koje se primenjuju u kontekstu mašinskog učenja za klasifikaciju dermatoskopskih lezija, sa posebnim fokusom na skup podataka </w:t>
       </w:r>
       <w:r>
         <w:rPr>
@@ -1014,15 +861,35 @@
       <w:pPr>
         <w:pStyle w:val="Heading1"/>
         <w:rPr>
-          <w:rFonts w:eastAsia="Times New Roman"/>
-        </w:rPr>
-      </w:pPr>
-      <w:r>
-        <w:rPr>
-          <w:rFonts w:eastAsia="Times New Roman"/>
+          <w:rFonts w:ascii="Times New Roman" w:eastAsia="Times New Roman" w:hAnsi="Times New Roman" w:cs="Times New Roman"/>
+        </w:rPr>
+      </w:pPr>
+      <w:r>
+        <w:rPr>
+          <w:rFonts w:ascii="Times New Roman" w:eastAsia="Times New Roman" w:hAnsi="Times New Roman" w:cs="Times New Roman"/>
         </w:rPr>
         <w:lastRenderedPageBreak/>
-        <w:t>2 Skup podataka HAM10000</w:t>
+        <w:t xml:space="preserve">2 Skup </w:t>
+      </w:r>
+      <w:proofErr w:type="spellStart"/>
+      <w:r>
+        <w:rPr>
+          <w:rFonts w:ascii="Times New Roman" w:eastAsia="Times New Roman" w:hAnsi="Times New Roman" w:cs="Times New Roman"/>
+        </w:rPr>
+        <w:t>podataka</w:t>
+      </w:r>
+      <w:proofErr w:type="spellEnd"/>
+      <w:r>
+        <w:rPr>
+          <w:rFonts w:ascii="Times New Roman" w:eastAsia="Times New Roman" w:hAnsi="Times New Roman" w:cs="Times New Roman"/>
+        </w:rPr>
+        <w:t xml:space="preserve"> (Dataset)</w:t>
+      </w:r>
+      <w:r>
+        <w:rPr>
+          <w:rFonts w:ascii="Times New Roman" w:eastAsia="Times New Roman" w:hAnsi="Times New Roman" w:cs="Times New Roman"/>
+        </w:rPr>
+        <w:t xml:space="preserve"> HAM10000</w:t>
       </w:r>
     </w:p>
     <w:p>
@@ -1033,22 +900,7377 @@
           <w:szCs w:val="24"/>
         </w:rPr>
       </w:pPr>
+      <w:r>
+        <w:rPr>
+          <w:rFonts w:ascii="Times New Roman" w:hAnsi="Times New Roman" w:cs="Times New Roman"/>
+          <w:lang w:val="en-US"/>
+        </w:rPr>
+        <w:tab/>
+      </w:r>
+      <w:r>
+        <w:rPr>
+          <w:rFonts w:ascii="Times New Roman" w:eastAsia="Times New Roman" w:hAnsi="Times New Roman" w:cs="Times New Roman"/>
+          <w:b/>
+          <w:bCs/>
+          <w:sz w:val="24"/>
+          <w:szCs w:val="24"/>
+        </w:rPr>
+        <w:t>HAM10000</w:t>
+      </w:r>
+      <w:r>
+        <w:rPr>
+          <w:rFonts w:ascii="Times New Roman" w:eastAsia="Times New Roman" w:hAnsi="Times New Roman" w:cs="Times New Roman"/>
+          <w:sz w:val="24"/>
+          <w:szCs w:val="24"/>
+        </w:rPr>
+        <w:t xml:space="preserve"> (Human Against Machine with 10000 training images) predstavlja jedan od najzastupljenijih javno dostupnih skupova podataka za automatizovanu analizu dermatoskopskih snimaka pigmentovanih kožnih lezija. Objavili su ga Tschandl, Rosendahl i Kittler 2018. godine, sa ViDIR grupe Odeljenja za dermatologiju Medicinskog univerziteta u Beču, kao odgovor na hronično ograničenje u oblasti, nedostatak dovoljno velikih i raznovrsnih skupova podataka za treniranje neuronskih mreža. Skup je javno dostupan putem </w:t>
+      </w:r>
+      <w:r>
+        <w:rPr>
+          <w:rFonts w:ascii="Times New Roman" w:eastAsia="Times New Roman" w:hAnsi="Times New Roman" w:cs="Times New Roman"/>
+          <w:b/>
+          <w:bCs/>
+          <w:sz w:val="24"/>
+          <w:szCs w:val="24"/>
+        </w:rPr>
+        <w:t>ISIC</w:t>
+      </w:r>
+      <w:r>
+        <w:rPr>
+          <w:rFonts w:ascii="Times New Roman" w:eastAsia="Times New Roman" w:hAnsi="Times New Roman" w:cs="Times New Roman"/>
+          <w:sz w:val="24"/>
+          <w:szCs w:val="24"/>
+        </w:rPr>
+        <w:t xml:space="preserve"> (International Skin Imaging Collaboration) arhive i korišćen je kao zvanični benchmark na ISIC 2018 izazovu u klasifikaciji kožnih lezija.</w:t>
+      </w:r>
     </w:p>
     <w:p>
       <w:pPr>
-        <w:rPr>
-          <w:lang w:val="en-US"/>
-        </w:rPr>
-      </w:pPr>
+        <w:pStyle w:val="Heading2"/>
+        <w:rPr>
+          <w:rFonts w:ascii="Times New Roman" w:eastAsia="Times New Roman" w:hAnsi="Times New Roman" w:cs="Times New Roman"/>
+        </w:rPr>
+      </w:pPr>
+      <w:r>
+        <w:rPr>
+          <w:rFonts w:ascii="Times New Roman" w:eastAsia="Times New Roman" w:hAnsi="Times New Roman" w:cs="Times New Roman"/>
+        </w:rPr>
+        <w:t xml:space="preserve">2.1 </w:t>
+      </w:r>
+      <w:proofErr w:type="spellStart"/>
+      <w:r>
+        <w:rPr>
+          <w:rFonts w:ascii="Times New Roman" w:eastAsia="Times New Roman" w:hAnsi="Times New Roman" w:cs="Times New Roman"/>
+        </w:rPr>
+        <w:t>Struktura</w:t>
+      </w:r>
+      <w:proofErr w:type="spellEnd"/>
+      <w:r>
+        <w:rPr>
+          <w:rFonts w:ascii="Times New Roman" w:eastAsia="Times New Roman" w:hAnsi="Times New Roman" w:cs="Times New Roman"/>
+        </w:rPr>
+        <w:t xml:space="preserve"> </w:t>
+      </w:r>
+      <w:proofErr w:type="spellStart"/>
+      <w:r>
+        <w:rPr>
+          <w:rFonts w:ascii="Times New Roman" w:eastAsia="Times New Roman" w:hAnsi="Times New Roman" w:cs="Times New Roman"/>
+        </w:rPr>
+        <w:t>i</w:t>
+      </w:r>
+      <w:proofErr w:type="spellEnd"/>
+      <w:r>
+        <w:rPr>
+          <w:rFonts w:ascii="Times New Roman" w:eastAsia="Times New Roman" w:hAnsi="Times New Roman" w:cs="Times New Roman"/>
+        </w:rPr>
+        <w:t xml:space="preserve"> </w:t>
+      </w:r>
+      <w:proofErr w:type="spellStart"/>
+      <w:r>
+        <w:rPr>
+          <w:rFonts w:ascii="Times New Roman" w:eastAsia="Times New Roman" w:hAnsi="Times New Roman" w:cs="Times New Roman"/>
+        </w:rPr>
+        <w:t>klase</w:t>
+      </w:r>
+      <w:proofErr w:type="spellEnd"/>
     </w:p>
     <w:p>
       <w:pPr>
         <w:rPr>
+          <w:rFonts w:ascii="Times New Roman" w:eastAsia="Times New Roman" w:hAnsi="Times New Roman" w:cs="Times New Roman"/>
+          <w:sz w:val="24"/>
+          <w:szCs w:val="24"/>
+        </w:rPr>
+      </w:pPr>
+      <w:r>
+        <w:rPr>
           <w:rFonts w:ascii="Times New Roman" w:hAnsi="Times New Roman" w:cs="Times New Roman"/>
           <w:lang w:val="en-US"/>
         </w:rPr>
-      </w:pPr>
+        <w:tab/>
+      </w:r>
+      <w:r>
+        <w:rPr>
+          <w:rFonts w:ascii="Times New Roman" w:eastAsia="Times New Roman" w:hAnsi="Times New Roman" w:cs="Times New Roman"/>
+          <w:sz w:val="24"/>
+          <w:szCs w:val="24"/>
+        </w:rPr>
+        <w:t>Skup se sastoji od 10.015 dermatoskopskih slika raspoređenih u sedam dijagnostičkih kategorija (klasa) pigmentovanih kožnih lezija. Kategorije su odabrane tako da obuhvate klinički najvažnije entitete u domenu pigmentovanih promena na koži</w:t>
+      </w:r>
+      <w:r>
+        <w:rPr>
+          <w:rFonts w:ascii="Times New Roman" w:eastAsia="Times New Roman" w:hAnsi="Times New Roman" w:cs="Times New Roman"/>
+          <w:sz w:val="24"/>
+          <w:szCs w:val="24"/>
+        </w:rPr>
+        <w:t xml:space="preserve"> [1]</w:t>
+      </w:r>
+      <w:r>
+        <w:rPr>
+          <w:rFonts w:ascii="Times New Roman" w:eastAsia="Times New Roman" w:hAnsi="Times New Roman" w:cs="Times New Roman"/>
+          <w:sz w:val="24"/>
+          <w:szCs w:val="24"/>
+        </w:rPr>
+        <w:t>:</w:t>
+      </w:r>
     </w:p>
+    <w:p>
+      <w:pPr>
+        <w:pStyle w:val="ListParagraph"/>
+        <w:numPr>
+          <w:ilvl w:val="0"/>
+          <w:numId w:val="1"/>
+        </w:numPr>
+        <w:rPr>
+          <w:rFonts w:ascii="Times New Roman" w:hAnsi="Times New Roman" w:cs="Times New Roman"/>
+        </w:rPr>
+      </w:pPr>
+      <w:proofErr w:type="spellStart"/>
+      <w:r>
+        <w:rPr>
+          <w:rFonts w:ascii="Times New Roman" w:eastAsia="Times New Roman" w:hAnsi="Times New Roman" w:cs="Times New Roman"/>
+        </w:rPr>
+        <w:t>Melanocitični</w:t>
+      </w:r>
+      <w:proofErr w:type="spellEnd"/>
+      <w:r>
+        <w:rPr>
+          <w:rFonts w:ascii="Times New Roman" w:eastAsia="Times New Roman" w:hAnsi="Times New Roman" w:cs="Times New Roman"/>
+        </w:rPr>
+        <w:t xml:space="preserve"> nevus (</w:t>
+      </w:r>
+      <w:proofErr w:type="spellStart"/>
+      <w:r>
+        <w:rPr>
+          <w:rFonts w:ascii="Times New Roman" w:eastAsia="Times New Roman" w:hAnsi="Times New Roman" w:cs="Times New Roman"/>
+        </w:rPr>
+        <w:t>nv</w:t>
+      </w:r>
+      <w:proofErr w:type="spellEnd"/>
+      <w:r>
+        <w:rPr>
+          <w:rFonts w:ascii="Times New Roman" w:eastAsia="Times New Roman" w:hAnsi="Times New Roman" w:cs="Times New Roman"/>
+        </w:rPr>
+        <w:t xml:space="preserve">) </w:t>
+      </w:r>
+      <w:r>
+        <w:rPr>
+          <w:rFonts w:ascii="Times New Roman" w:eastAsia="Times New Roman" w:hAnsi="Times New Roman" w:cs="Times New Roman"/>
+        </w:rPr>
+        <w:t>–</w:t>
+      </w:r>
+      <w:r>
+        <w:rPr>
+          <w:rFonts w:ascii="Times New Roman" w:eastAsia="Times New Roman" w:hAnsi="Times New Roman" w:cs="Times New Roman"/>
+        </w:rPr>
+        <w:t xml:space="preserve"> </w:t>
+      </w:r>
+      <w:proofErr w:type="spellStart"/>
+      <w:r>
+        <w:rPr>
+          <w:rFonts w:ascii="Times New Roman" w:eastAsia="Times New Roman" w:hAnsi="Times New Roman" w:cs="Times New Roman"/>
+        </w:rPr>
+        <w:t>benigna</w:t>
+      </w:r>
+      <w:proofErr w:type="spellEnd"/>
+      <w:r>
+        <w:rPr>
+          <w:rFonts w:ascii="Times New Roman" w:eastAsia="Times New Roman" w:hAnsi="Times New Roman" w:cs="Times New Roman"/>
+        </w:rPr>
+        <w:t xml:space="preserve"> </w:t>
+      </w:r>
+      <w:proofErr w:type="spellStart"/>
+      <w:r>
+        <w:rPr>
+          <w:rFonts w:ascii="Times New Roman" w:eastAsia="Times New Roman" w:hAnsi="Times New Roman" w:cs="Times New Roman"/>
+        </w:rPr>
+        <w:t>lezija</w:t>
+      </w:r>
+      <w:proofErr w:type="spellEnd"/>
+      <w:r>
+        <w:rPr>
+          <w:rFonts w:ascii="Times New Roman" w:eastAsia="Times New Roman" w:hAnsi="Times New Roman" w:cs="Times New Roman"/>
+        </w:rPr>
+        <w:t xml:space="preserve"> </w:t>
+      </w:r>
+      <w:proofErr w:type="spellStart"/>
+      <w:r>
+        <w:rPr>
+          <w:rFonts w:ascii="Times New Roman" w:eastAsia="Times New Roman" w:hAnsi="Times New Roman" w:cs="Times New Roman"/>
+        </w:rPr>
+        <w:t>melanocitnog</w:t>
+      </w:r>
+      <w:proofErr w:type="spellEnd"/>
+      <w:r>
+        <w:rPr>
+          <w:rFonts w:ascii="Times New Roman" w:eastAsia="Times New Roman" w:hAnsi="Times New Roman" w:cs="Times New Roman"/>
+        </w:rPr>
+        <w:t xml:space="preserve"> </w:t>
+      </w:r>
+      <w:proofErr w:type="spellStart"/>
+      <w:r>
+        <w:rPr>
+          <w:rFonts w:ascii="Times New Roman" w:eastAsia="Times New Roman" w:hAnsi="Times New Roman" w:cs="Times New Roman"/>
+        </w:rPr>
+        <w:t>porekla</w:t>
+      </w:r>
+      <w:proofErr w:type="spellEnd"/>
+      <w:r>
+        <w:rPr>
+          <w:rFonts w:ascii="Times New Roman" w:eastAsia="Times New Roman" w:hAnsi="Times New Roman" w:cs="Times New Roman"/>
+        </w:rPr>
+        <w:t xml:space="preserve">; </w:t>
+      </w:r>
+      <w:proofErr w:type="spellStart"/>
+      <w:r>
+        <w:rPr>
+          <w:rFonts w:ascii="Times New Roman" w:eastAsia="Times New Roman" w:hAnsi="Times New Roman" w:cs="Times New Roman"/>
+        </w:rPr>
+        <w:t>najzastupljenija</w:t>
+      </w:r>
+      <w:proofErr w:type="spellEnd"/>
+      <w:r>
+        <w:rPr>
+          <w:rFonts w:ascii="Times New Roman" w:eastAsia="Times New Roman" w:hAnsi="Times New Roman" w:cs="Times New Roman"/>
+        </w:rPr>
+        <w:t xml:space="preserve"> </w:t>
+      </w:r>
+      <w:proofErr w:type="spellStart"/>
+      <w:r>
+        <w:rPr>
+          <w:rFonts w:ascii="Times New Roman" w:eastAsia="Times New Roman" w:hAnsi="Times New Roman" w:cs="Times New Roman"/>
+        </w:rPr>
+        <w:t>klasa</w:t>
+      </w:r>
+      <w:proofErr w:type="spellEnd"/>
+      <w:r>
+        <w:rPr>
+          <w:rFonts w:ascii="Times New Roman" w:eastAsia="Times New Roman" w:hAnsi="Times New Roman" w:cs="Times New Roman"/>
+        </w:rPr>
+        <w:t xml:space="preserve"> u dataset-u </w:t>
+      </w:r>
+      <w:proofErr w:type="spellStart"/>
+      <w:r>
+        <w:rPr>
+          <w:rFonts w:ascii="Times New Roman" w:eastAsia="Times New Roman" w:hAnsi="Times New Roman" w:cs="Times New Roman"/>
+        </w:rPr>
+        <w:t>sa</w:t>
+      </w:r>
+      <w:proofErr w:type="spellEnd"/>
+      <w:r>
+        <w:rPr>
+          <w:rFonts w:ascii="Times New Roman" w:eastAsia="Times New Roman" w:hAnsi="Times New Roman" w:cs="Times New Roman"/>
+        </w:rPr>
+        <w:t xml:space="preserve"> 6.705 </w:t>
+      </w:r>
+      <w:proofErr w:type="spellStart"/>
+      <w:r>
+        <w:rPr>
+          <w:rFonts w:ascii="Times New Roman" w:eastAsia="Times New Roman" w:hAnsi="Times New Roman" w:cs="Times New Roman"/>
+        </w:rPr>
+        <w:t>slika</w:t>
+      </w:r>
+      <w:proofErr w:type="spellEnd"/>
+      <w:r>
+        <w:rPr>
+          <w:rFonts w:ascii="Times New Roman" w:eastAsia="Times New Roman" w:hAnsi="Times New Roman" w:cs="Times New Roman"/>
+        </w:rPr>
+        <w:t xml:space="preserve">, </w:t>
+      </w:r>
+      <w:proofErr w:type="spellStart"/>
+      <w:r>
+        <w:rPr>
+          <w:rFonts w:ascii="Times New Roman" w:eastAsia="Times New Roman" w:hAnsi="Times New Roman" w:cs="Times New Roman"/>
+        </w:rPr>
+        <w:t>što</w:t>
+      </w:r>
+      <w:proofErr w:type="spellEnd"/>
+      <w:r>
+        <w:rPr>
+          <w:rFonts w:ascii="Times New Roman" w:eastAsia="Times New Roman" w:hAnsi="Times New Roman" w:cs="Times New Roman"/>
+        </w:rPr>
+        <w:t xml:space="preserve"> </w:t>
+      </w:r>
+      <w:proofErr w:type="spellStart"/>
+      <w:r>
+        <w:rPr>
+          <w:rFonts w:ascii="Times New Roman" w:eastAsia="Times New Roman" w:hAnsi="Times New Roman" w:cs="Times New Roman"/>
+        </w:rPr>
+        <w:t>čini</w:t>
+      </w:r>
+      <w:proofErr w:type="spellEnd"/>
+      <w:r>
+        <w:rPr>
+          <w:rFonts w:ascii="Times New Roman" w:eastAsia="Times New Roman" w:hAnsi="Times New Roman" w:cs="Times New Roman"/>
+        </w:rPr>
+        <w:t xml:space="preserve"> </w:t>
+      </w:r>
+      <w:proofErr w:type="spellStart"/>
+      <w:r>
+        <w:rPr>
+          <w:rFonts w:ascii="Times New Roman" w:eastAsia="Times New Roman" w:hAnsi="Times New Roman" w:cs="Times New Roman"/>
+        </w:rPr>
+        <w:t>oko</w:t>
+      </w:r>
+      <w:proofErr w:type="spellEnd"/>
+      <w:r>
+        <w:rPr>
+          <w:rFonts w:ascii="Times New Roman" w:eastAsia="Times New Roman" w:hAnsi="Times New Roman" w:cs="Times New Roman"/>
+        </w:rPr>
+        <w:t xml:space="preserve"> 66,95% </w:t>
+      </w:r>
+      <w:proofErr w:type="spellStart"/>
+      <w:r>
+        <w:rPr>
+          <w:rFonts w:ascii="Times New Roman" w:eastAsia="Times New Roman" w:hAnsi="Times New Roman" w:cs="Times New Roman"/>
+        </w:rPr>
+        <w:t>ukupnog</w:t>
+      </w:r>
+      <w:proofErr w:type="spellEnd"/>
+      <w:r>
+        <w:rPr>
+          <w:rFonts w:ascii="Times New Roman" w:eastAsia="Times New Roman" w:hAnsi="Times New Roman" w:cs="Times New Roman"/>
+        </w:rPr>
+        <w:t xml:space="preserve"> dataset-a,</w:t>
+      </w:r>
+    </w:p>
+    <w:p>
+      <w:pPr>
+        <w:pStyle w:val="ListParagraph"/>
+        <w:numPr>
+          <w:ilvl w:val="0"/>
+          <w:numId w:val="1"/>
+        </w:numPr>
+        <w:rPr>
+          <w:rFonts w:ascii="Times New Roman" w:hAnsi="Times New Roman" w:cs="Times New Roman"/>
+        </w:rPr>
+      </w:pPr>
+      <w:proofErr w:type="spellStart"/>
+      <w:r>
+        <w:rPr>
+          <w:rFonts w:ascii="Times New Roman" w:eastAsia="Times New Roman" w:hAnsi="Times New Roman" w:cs="Times New Roman"/>
+        </w:rPr>
+        <w:t>Melanom</w:t>
+      </w:r>
+      <w:proofErr w:type="spellEnd"/>
+      <w:r>
+        <w:rPr>
+          <w:rFonts w:ascii="Times New Roman" w:eastAsia="Times New Roman" w:hAnsi="Times New Roman" w:cs="Times New Roman"/>
+        </w:rPr>
+        <w:t xml:space="preserve"> (mel) </w:t>
+      </w:r>
+      <w:r>
+        <w:rPr>
+          <w:rFonts w:ascii="Times New Roman" w:eastAsia="Times New Roman" w:hAnsi="Times New Roman" w:cs="Times New Roman"/>
+        </w:rPr>
+        <w:t>–</w:t>
+      </w:r>
+      <w:r>
+        <w:rPr>
+          <w:rFonts w:ascii="Times New Roman" w:eastAsia="Times New Roman" w:hAnsi="Times New Roman" w:cs="Times New Roman"/>
+        </w:rPr>
+        <w:t xml:space="preserve"> </w:t>
+      </w:r>
+      <w:proofErr w:type="spellStart"/>
+      <w:r>
+        <w:rPr>
+          <w:rFonts w:ascii="Times New Roman" w:eastAsia="Times New Roman" w:hAnsi="Times New Roman" w:cs="Times New Roman"/>
+        </w:rPr>
+        <w:t>najopasniji</w:t>
+      </w:r>
+      <w:proofErr w:type="spellEnd"/>
+      <w:r>
+        <w:rPr>
+          <w:rFonts w:ascii="Times New Roman" w:eastAsia="Times New Roman" w:hAnsi="Times New Roman" w:cs="Times New Roman"/>
+        </w:rPr>
+        <w:t xml:space="preserve"> </w:t>
+      </w:r>
+      <w:proofErr w:type="spellStart"/>
+      <w:r>
+        <w:rPr>
+          <w:rFonts w:ascii="Times New Roman" w:eastAsia="Times New Roman" w:hAnsi="Times New Roman" w:cs="Times New Roman"/>
+        </w:rPr>
+        <w:t>kožni</w:t>
+      </w:r>
+      <w:proofErr w:type="spellEnd"/>
+      <w:r>
+        <w:rPr>
+          <w:rFonts w:ascii="Times New Roman" w:eastAsia="Times New Roman" w:hAnsi="Times New Roman" w:cs="Times New Roman"/>
+        </w:rPr>
+        <w:t xml:space="preserve"> </w:t>
+      </w:r>
+      <w:proofErr w:type="spellStart"/>
+      <w:r>
+        <w:rPr>
+          <w:rFonts w:ascii="Times New Roman" w:eastAsia="Times New Roman" w:hAnsi="Times New Roman" w:cs="Times New Roman"/>
+        </w:rPr>
+        <w:t>kancer</w:t>
+      </w:r>
+      <w:proofErr w:type="spellEnd"/>
+      <w:r>
+        <w:rPr>
+          <w:rFonts w:ascii="Times New Roman" w:eastAsia="Times New Roman" w:hAnsi="Times New Roman" w:cs="Times New Roman"/>
+        </w:rPr>
+        <w:t xml:space="preserve"> </w:t>
+      </w:r>
+      <w:proofErr w:type="spellStart"/>
+      <w:r>
+        <w:rPr>
+          <w:rFonts w:ascii="Times New Roman" w:eastAsia="Times New Roman" w:hAnsi="Times New Roman" w:cs="Times New Roman"/>
+        </w:rPr>
+        <w:t>melanocitnog</w:t>
+      </w:r>
+      <w:proofErr w:type="spellEnd"/>
+      <w:r>
+        <w:rPr>
+          <w:rFonts w:ascii="Times New Roman" w:eastAsia="Times New Roman" w:hAnsi="Times New Roman" w:cs="Times New Roman"/>
+        </w:rPr>
+        <w:t xml:space="preserve"> </w:t>
+      </w:r>
+      <w:proofErr w:type="spellStart"/>
+      <w:r>
+        <w:rPr>
+          <w:rFonts w:ascii="Times New Roman" w:eastAsia="Times New Roman" w:hAnsi="Times New Roman" w:cs="Times New Roman"/>
+        </w:rPr>
+        <w:t>porekla</w:t>
+      </w:r>
+      <w:proofErr w:type="spellEnd"/>
+      <w:r>
+        <w:rPr>
+          <w:rFonts w:ascii="Times New Roman" w:eastAsia="Times New Roman" w:hAnsi="Times New Roman" w:cs="Times New Roman"/>
+        </w:rPr>
+        <w:t xml:space="preserve">, </w:t>
+      </w:r>
+      <w:proofErr w:type="spellStart"/>
+      <w:r>
+        <w:rPr>
+          <w:rFonts w:ascii="Times New Roman" w:eastAsia="Times New Roman" w:hAnsi="Times New Roman" w:cs="Times New Roman"/>
+        </w:rPr>
+        <w:t>sa</w:t>
+      </w:r>
+      <w:proofErr w:type="spellEnd"/>
+      <w:r>
+        <w:rPr>
+          <w:rFonts w:ascii="Times New Roman" w:eastAsia="Times New Roman" w:hAnsi="Times New Roman" w:cs="Times New Roman"/>
+        </w:rPr>
+        <w:t xml:space="preserve"> 1.113 </w:t>
+      </w:r>
+      <w:proofErr w:type="spellStart"/>
+      <w:r>
+        <w:rPr>
+          <w:rFonts w:ascii="Times New Roman" w:eastAsia="Times New Roman" w:hAnsi="Times New Roman" w:cs="Times New Roman"/>
+        </w:rPr>
+        <w:t>slika</w:t>
+      </w:r>
+      <w:proofErr w:type="spellEnd"/>
+      <w:r>
+        <w:rPr>
+          <w:rFonts w:ascii="Times New Roman" w:eastAsia="Times New Roman" w:hAnsi="Times New Roman" w:cs="Times New Roman"/>
+        </w:rPr>
+        <w:t xml:space="preserve"> (11,11%). Rana </w:t>
+      </w:r>
+      <w:proofErr w:type="spellStart"/>
+      <w:r>
+        <w:rPr>
+          <w:rFonts w:ascii="Times New Roman" w:eastAsia="Times New Roman" w:hAnsi="Times New Roman" w:cs="Times New Roman"/>
+        </w:rPr>
+        <w:t>detekcija</w:t>
+      </w:r>
+      <w:proofErr w:type="spellEnd"/>
+      <w:r>
+        <w:rPr>
+          <w:rFonts w:ascii="Times New Roman" w:eastAsia="Times New Roman" w:hAnsi="Times New Roman" w:cs="Times New Roman"/>
+        </w:rPr>
+        <w:t xml:space="preserve"> melanoma je od </w:t>
+      </w:r>
+      <w:proofErr w:type="spellStart"/>
+      <w:r>
+        <w:rPr>
+          <w:rFonts w:ascii="Times New Roman" w:eastAsia="Times New Roman" w:hAnsi="Times New Roman" w:cs="Times New Roman"/>
+        </w:rPr>
+        <w:t>kritičnog</w:t>
+      </w:r>
+      <w:proofErr w:type="spellEnd"/>
+      <w:r>
+        <w:rPr>
+          <w:rFonts w:ascii="Times New Roman" w:eastAsia="Times New Roman" w:hAnsi="Times New Roman" w:cs="Times New Roman"/>
+        </w:rPr>
+        <w:t xml:space="preserve"> </w:t>
+      </w:r>
+      <w:proofErr w:type="spellStart"/>
+      <w:r>
+        <w:rPr>
+          <w:rFonts w:ascii="Times New Roman" w:eastAsia="Times New Roman" w:hAnsi="Times New Roman" w:cs="Times New Roman"/>
+        </w:rPr>
+        <w:t>značaja</w:t>
+      </w:r>
+      <w:proofErr w:type="spellEnd"/>
+      <w:r>
+        <w:rPr>
+          <w:rFonts w:ascii="Times New Roman" w:eastAsia="Times New Roman" w:hAnsi="Times New Roman" w:cs="Times New Roman"/>
+        </w:rPr>
+        <w:t xml:space="preserve"> </w:t>
+      </w:r>
+      <w:proofErr w:type="spellStart"/>
+      <w:r>
+        <w:rPr>
+          <w:rFonts w:ascii="Times New Roman" w:eastAsia="Times New Roman" w:hAnsi="Times New Roman" w:cs="Times New Roman"/>
+        </w:rPr>
+        <w:t>jer</w:t>
+      </w:r>
+      <w:proofErr w:type="spellEnd"/>
+      <w:r>
+        <w:rPr>
+          <w:rFonts w:ascii="Times New Roman" w:eastAsia="Times New Roman" w:hAnsi="Times New Roman" w:cs="Times New Roman"/>
+        </w:rPr>
+        <w:t xml:space="preserve"> se </w:t>
+      </w:r>
+      <w:proofErr w:type="spellStart"/>
+      <w:r>
+        <w:rPr>
+          <w:rFonts w:ascii="Times New Roman" w:eastAsia="Times New Roman" w:hAnsi="Times New Roman" w:cs="Times New Roman"/>
+        </w:rPr>
+        <w:t>brzo</w:t>
+      </w:r>
+      <w:proofErr w:type="spellEnd"/>
+      <w:r>
+        <w:rPr>
+          <w:rFonts w:ascii="Times New Roman" w:eastAsia="Times New Roman" w:hAnsi="Times New Roman" w:cs="Times New Roman"/>
+        </w:rPr>
+        <w:t xml:space="preserve"> </w:t>
+      </w:r>
+      <w:proofErr w:type="spellStart"/>
+      <w:r>
+        <w:rPr>
+          <w:rFonts w:ascii="Times New Roman" w:eastAsia="Times New Roman" w:hAnsi="Times New Roman" w:cs="Times New Roman"/>
+        </w:rPr>
+        <w:t>širi</w:t>
+      </w:r>
+      <w:proofErr w:type="spellEnd"/>
+      <w:r>
+        <w:rPr>
+          <w:rFonts w:ascii="Times New Roman" w:eastAsia="Times New Roman" w:hAnsi="Times New Roman" w:cs="Times New Roman"/>
+        </w:rPr>
+        <w:t xml:space="preserve"> u </w:t>
+      </w:r>
+      <w:proofErr w:type="spellStart"/>
+      <w:r>
+        <w:rPr>
+          <w:rFonts w:ascii="Times New Roman" w:eastAsia="Times New Roman" w:hAnsi="Times New Roman" w:cs="Times New Roman"/>
+        </w:rPr>
+        <w:t>dublje</w:t>
+      </w:r>
+      <w:proofErr w:type="spellEnd"/>
+      <w:r>
+        <w:rPr>
+          <w:rFonts w:ascii="Times New Roman" w:eastAsia="Times New Roman" w:hAnsi="Times New Roman" w:cs="Times New Roman"/>
+        </w:rPr>
+        <w:t xml:space="preserve"> </w:t>
+      </w:r>
+      <w:proofErr w:type="spellStart"/>
+      <w:r>
+        <w:rPr>
+          <w:rFonts w:ascii="Times New Roman" w:eastAsia="Times New Roman" w:hAnsi="Times New Roman" w:cs="Times New Roman"/>
+        </w:rPr>
+        <w:t>slojeve</w:t>
+      </w:r>
+      <w:proofErr w:type="spellEnd"/>
+      <w:r>
+        <w:rPr>
+          <w:rFonts w:ascii="Times New Roman" w:eastAsia="Times New Roman" w:hAnsi="Times New Roman" w:cs="Times New Roman"/>
+        </w:rPr>
+        <w:t xml:space="preserve"> </w:t>
+      </w:r>
+      <w:proofErr w:type="spellStart"/>
+      <w:r>
+        <w:rPr>
+          <w:rFonts w:ascii="Times New Roman" w:eastAsia="Times New Roman" w:hAnsi="Times New Roman" w:cs="Times New Roman"/>
+        </w:rPr>
+        <w:t>kože</w:t>
+      </w:r>
+      <w:proofErr w:type="spellEnd"/>
+      <w:r>
+        <w:rPr>
+          <w:rFonts w:ascii="Times New Roman" w:eastAsia="Times New Roman" w:hAnsi="Times New Roman" w:cs="Times New Roman"/>
+        </w:rPr>
+        <w:t xml:space="preserve"> </w:t>
+      </w:r>
+      <w:r>
+        <w:rPr>
+          <w:rFonts w:ascii="Times New Roman" w:eastAsia="Times New Roman" w:hAnsi="Times New Roman" w:cs="Times New Roman"/>
+        </w:rPr>
+        <w:t>I</w:t>
+      </w:r>
+      <w:r>
+        <w:rPr>
+          <w:rFonts w:ascii="Times New Roman" w:eastAsia="Times New Roman" w:hAnsi="Times New Roman" w:cs="Times New Roman"/>
+        </w:rPr>
+        <w:t xml:space="preserve"> </w:t>
+      </w:r>
+      <w:proofErr w:type="spellStart"/>
+      <w:r>
+        <w:rPr>
+          <w:rFonts w:ascii="Times New Roman" w:eastAsia="Times New Roman" w:hAnsi="Times New Roman" w:cs="Times New Roman"/>
+        </w:rPr>
+        <w:t>organe</w:t>
+      </w:r>
+      <w:proofErr w:type="spellEnd"/>
+      <w:r>
+        <w:rPr>
+          <w:rFonts w:ascii="Times New Roman" w:eastAsia="Times New Roman" w:hAnsi="Times New Roman" w:cs="Times New Roman"/>
+        </w:rPr>
+        <w:t>,</w:t>
+      </w:r>
+    </w:p>
+    <w:p>
+      <w:pPr>
+        <w:pStyle w:val="ListParagraph"/>
+        <w:numPr>
+          <w:ilvl w:val="0"/>
+          <w:numId w:val="1"/>
+        </w:numPr>
+        <w:rPr>
+          <w:rFonts w:ascii="Times New Roman" w:hAnsi="Times New Roman" w:cs="Times New Roman"/>
+        </w:rPr>
+      </w:pPr>
+      <w:r>
+        <w:rPr>
+          <w:rFonts w:ascii="Times New Roman" w:eastAsia="Times New Roman" w:hAnsi="Times New Roman" w:cs="Times New Roman"/>
+        </w:rPr>
+        <w:t xml:space="preserve">Benigna </w:t>
+      </w:r>
+      <w:proofErr w:type="spellStart"/>
+      <w:r>
+        <w:rPr>
+          <w:rFonts w:ascii="Times New Roman" w:eastAsia="Times New Roman" w:hAnsi="Times New Roman" w:cs="Times New Roman"/>
+        </w:rPr>
+        <w:t>keratoza</w:t>
+      </w:r>
+      <w:proofErr w:type="spellEnd"/>
+      <w:r>
+        <w:rPr>
+          <w:rFonts w:ascii="Times New Roman" w:eastAsia="Times New Roman" w:hAnsi="Times New Roman" w:cs="Times New Roman"/>
+        </w:rPr>
+        <w:t xml:space="preserve"> (</w:t>
+      </w:r>
+      <w:proofErr w:type="spellStart"/>
+      <w:r>
+        <w:rPr>
+          <w:rFonts w:ascii="Times New Roman" w:eastAsia="Times New Roman" w:hAnsi="Times New Roman" w:cs="Times New Roman"/>
+        </w:rPr>
+        <w:t>bkl</w:t>
+      </w:r>
+      <w:proofErr w:type="spellEnd"/>
+      <w:r>
+        <w:rPr>
+          <w:rFonts w:ascii="Times New Roman" w:eastAsia="Times New Roman" w:hAnsi="Times New Roman" w:cs="Times New Roman"/>
+        </w:rPr>
+        <w:t xml:space="preserve">) </w:t>
+      </w:r>
+      <w:r>
+        <w:rPr>
+          <w:rFonts w:ascii="Times New Roman" w:eastAsia="Times New Roman" w:hAnsi="Times New Roman" w:cs="Times New Roman"/>
+        </w:rPr>
+        <w:t>–</w:t>
+      </w:r>
+      <w:r>
+        <w:rPr>
+          <w:rFonts w:ascii="Times New Roman" w:eastAsia="Times New Roman" w:hAnsi="Times New Roman" w:cs="Times New Roman"/>
+        </w:rPr>
+        <w:t xml:space="preserve"> </w:t>
+      </w:r>
+      <w:proofErr w:type="spellStart"/>
+      <w:r>
+        <w:rPr>
+          <w:rFonts w:ascii="Times New Roman" w:eastAsia="Times New Roman" w:hAnsi="Times New Roman" w:cs="Times New Roman"/>
+        </w:rPr>
+        <w:t>uključuje</w:t>
+      </w:r>
+      <w:proofErr w:type="spellEnd"/>
+      <w:r>
+        <w:rPr>
+          <w:rFonts w:ascii="Times New Roman" w:eastAsia="Times New Roman" w:hAnsi="Times New Roman" w:cs="Times New Roman"/>
+        </w:rPr>
+        <w:t xml:space="preserve"> </w:t>
+      </w:r>
+      <w:proofErr w:type="spellStart"/>
+      <w:r>
+        <w:rPr>
+          <w:rFonts w:ascii="Times New Roman" w:eastAsia="Times New Roman" w:hAnsi="Times New Roman" w:cs="Times New Roman"/>
+        </w:rPr>
+        <w:t>seborejsku</w:t>
+      </w:r>
+      <w:proofErr w:type="spellEnd"/>
+      <w:r>
+        <w:rPr>
+          <w:rFonts w:ascii="Times New Roman" w:eastAsia="Times New Roman" w:hAnsi="Times New Roman" w:cs="Times New Roman"/>
+        </w:rPr>
+        <w:t xml:space="preserve"> </w:t>
+      </w:r>
+      <w:proofErr w:type="spellStart"/>
+      <w:r>
+        <w:rPr>
+          <w:rFonts w:ascii="Times New Roman" w:eastAsia="Times New Roman" w:hAnsi="Times New Roman" w:cs="Times New Roman"/>
+        </w:rPr>
+        <w:t>keratozu</w:t>
+      </w:r>
+      <w:proofErr w:type="spellEnd"/>
+      <w:r>
+        <w:rPr>
+          <w:rFonts w:ascii="Times New Roman" w:eastAsia="Times New Roman" w:hAnsi="Times New Roman" w:cs="Times New Roman"/>
+        </w:rPr>
+        <w:t xml:space="preserve">, </w:t>
+      </w:r>
+      <w:proofErr w:type="spellStart"/>
+      <w:r>
+        <w:rPr>
+          <w:rFonts w:ascii="Times New Roman" w:eastAsia="Times New Roman" w:hAnsi="Times New Roman" w:cs="Times New Roman"/>
+        </w:rPr>
+        <w:t>solarne</w:t>
+      </w:r>
+      <w:proofErr w:type="spellEnd"/>
+      <w:r>
+        <w:rPr>
+          <w:rFonts w:ascii="Times New Roman" w:eastAsia="Times New Roman" w:hAnsi="Times New Roman" w:cs="Times New Roman"/>
+        </w:rPr>
+        <w:t xml:space="preserve"> lentigo </w:t>
+      </w:r>
+      <w:r>
+        <w:rPr>
+          <w:rFonts w:ascii="Times New Roman" w:eastAsia="Times New Roman" w:hAnsi="Times New Roman" w:cs="Times New Roman"/>
+        </w:rPr>
+        <w:t>I</w:t>
+      </w:r>
+      <w:r>
+        <w:rPr>
+          <w:rFonts w:ascii="Times New Roman" w:eastAsia="Times New Roman" w:hAnsi="Times New Roman" w:cs="Times New Roman"/>
+        </w:rPr>
+        <w:t xml:space="preserve"> lichen planus-like </w:t>
+      </w:r>
+      <w:proofErr w:type="spellStart"/>
+      <w:r>
+        <w:rPr>
+          <w:rFonts w:ascii="Times New Roman" w:eastAsia="Times New Roman" w:hAnsi="Times New Roman" w:cs="Times New Roman"/>
+        </w:rPr>
+        <w:t>keratozu</w:t>
+      </w:r>
+      <w:proofErr w:type="spellEnd"/>
+      <w:r>
+        <w:rPr>
+          <w:rFonts w:ascii="Times New Roman" w:eastAsia="Times New Roman" w:hAnsi="Times New Roman" w:cs="Times New Roman"/>
+        </w:rPr>
+        <w:t xml:space="preserve">, </w:t>
+      </w:r>
+      <w:proofErr w:type="spellStart"/>
+      <w:r>
+        <w:rPr>
+          <w:rFonts w:ascii="Times New Roman" w:eastAsia="Times New Roman" w:hAnsi="Times New Roman" w:cs="Times New Roman"/>
+        </w:rPr>
+        <w:t>sa</w:t>
+      </w:r>
+      <w:proofErr w:type="spellEnd"/>
+      <w:r>
+        <w:rPr>
+          <w:rFonts w:ascii="Times New Roman" w:eastAsia="Times New Roman" w:hAnsi="Times New Roman" w:cs="Times New Roman"/>
+        </w:rPr>
+        <w:t xml:space="preserve"> 1.099 </w:t>
+      </w:r>
+      <w:proofErr w:type="spellStart"/>
+      <w:r>
+        <w:rPr>
+          <w:rFonts w:ascii="Times New Roman" w:eastAsia="Times New Roman" w:hAnsi="Times New Roman" w:cs="Times New Roman"/>
+        </w:rPr>
+        <w:t>slika</w:t>
+      </w:r>
+      <w:proofErr w:type="spellEnd"/>
+      <w:r>
+        <w:rPr>
+          <w:rFonts w:ascii="Times New Roman" w:eastAsia="Times New Roman" w:hAnsi="Times New Roman" w:cs="Times New Roman"/>
+        </w:rPr>
+        <w:t xml:space="preserve"> (10,97%),</w:t>
+      </w:r>
+    </w:p>
+    <w:p>
+      <w:pPr>
+        <w:pStyle w:val="ListParagraph"/>
+        <w:numPr>
+          <w:ilvl w:val="0"/>
+          <w:numId w:val="1"/>
+        </w:numPr>
+        <w:rPr>
+          <w:rFonts w:ascii="Times New Roman" w:hAnsi="Times New Roman" w:cs="Times New Roman"/>
+        </w:rPr>
+      </w:pPr>
+      <w:proofErr w:type="spellStart"/>
+      <w:r>
+        <w:rPr>
+          <w:rFonts w:ascii="Times New Roman" w:eastAsia="Times New Roman" w:hAnsi="Times New Roman" w:cs="Times New Roman"/>
+        </w:rPr>
+        <w:t>Bazalnocelularni</w:t>
+      </w:r>
+      <w:proofErr w:type="spellEnd"/>
+      <w:r>
+        <w:rPr>
+          <w:rFonts w:ascii="Times New Roman" w:eastAsia="Times New Roman" w:hAnsi="Times New Roman" w:cs="Times New Roman"/>
+        </w:rPr>
+        <w:t xml:space="preserve"> </w:t>
+      </w:r>
+      <w:proofErr w:type="spellStart"/>
+      <w:r>
+        <w:rPr>
+          <w:rFonts w:ascii="Times New Roman" w:eastAsia="Times New Roman" w:hAnsi="Times New Roman" w:cs="Times New Roman"/>
+        </w:rPr>
+        <w:t>karcinom</w:t>
+      </w:r>
+      <w:proofErr w:type="spellEnd"/>
+      <w:r>
+        <w:rPr>
+          <w:rFonts w:ascii="Times New Roman" w:eastAsia="Times New Roman" w:hAnsi="Times New Roman" w:cs="Times New Roman"/>
+        </w:rPr>
+        <w:t xml:space="preserve"> (bcc) </w:t>
+      </w:r>
+      <w:r>
+        <w:rPr>
+          <w:rFonts w:ascii="Times New Roman" w:eastAsia="Times New Roman" w:hAnsi="Times New Roman" w:cs="Times New Roman"/>
+        </w:rPr>
+        <w:t>–</w:t>
+      </w:r>
+      <w:r>
+        <w:rPr>
+          <w:rFonts w:ascii="Times New Roman" w:eastAsia="Times New Roman" w:hAnsi="Times New Roman" w:cs="Times New Roman"/>
+        </w:rPr>
+        <w:t xml:space="preserve"> </w:t>
+      </w:r>
+      <w:proofErr w:type="spellStart"/>
+      <w:r>
+        <w:rPr>
+          <w:rFonts w:ascii="Times New Roman" w:eastAsia="Times New Roman" w:hAnsi="Times New Roman" w:cs="Times New Roman"/>
+        </w:rPr>
+        <w:t>najčešći</w:t>
+      </w:r>
+      <w:proofErr w:type="spellEnd"/>
+      <w:r>
+        <w:rPr>
+          <w:rFonts w:ascii="Times New Roman" w:eastAsia="Times New Roman" w:hAnsi="Times New Roman" w:cs="Times New Roman"/>
+        </w:rPr>
+        <w:t xml:space="preserve"> </w:t>
+      </w:r>
+      <w:proofErr w:type="spellStart"/>
+      <w:r>
+        <w:rPr>
+          <w:rFonts w:ascii="Times New Roman" w:eastAsia="Times New Roman" w:hAnsi="Times New Roman" w:cs="Times New Roman"/>
+        </w:rPr>
+        <w:t>maligni</w:t>
+      </w:r>
+      <w:proofErr w:type="spellEnd"/>
+      <w:r>
+        <w:rPr>
+          <w:rFonts w:ascii="Times New Roman" w:eastAsia="Times New Roman" w:hAnsi="Times New Roman" w:cs="Times New Roman"/>
+        </w:rPr>
+        <w:t xml:space="preserve"> tumor </w:t>
+      </w:r>
+      <w:proofErr w:type="spellStart"/>
+      <w:r>
+        <w:rPr>
+          <w:rFonts w:ascii="Times New Roman" w:eastAsia="Times New Roman" w:hAnsi="Times New Roman" w:cs="Times New Roman"/>
+        </w:rPr>
+        <w:t>kože</w:t>
+      </w:r>
+      <w:proofErr w:type="spellEnd"/>
+      <w:r>
+        <w:rPr>
+          <w:rFonts w:ascii="Times New Roman" w:eastAsia="Times New Roman" w:hAnsi="Times New Roman" w:cs="Times New Roman"/>
+        </w:rPr>
+        <w:t xml:space="preserve">, </w:t>
+      </w:r>
+      <w:proofErr w:type="spellStart"/>
+      <w:r>
+        <w:rPr>
+          <w:rFonts w:ascii="Times New Roman" w:eastAsia="Times New Roman" w:hAnsi="Times New Roman" w:cs="Times New Roman"/>
+        </w:rPr>
+        <w:t>sa</w:t>
+      </w:r>
+      <w:proofErr w:type="spellEnd"/>
+      <w:r>
+        <w:rPr>
+          <w:rFonts w:ascii="Times New Roman" w:eastAsia="Times New Roman" w:hAnsi="Times New Roman" w:cs="Times New Roman"/>
+        </w:rPr>
+        <w:t xml:space="preserve"> 514 </w:t>
+      </w:r>
+      <w:proofErr w:type="spellStart"/>
+      <w:r>
+        <w:rPr>
+          <w:rFonts w:ascii="Times New Roman" w:eastAsia="Times New Roman" w:hAnsi="Times New Roman" w:cs="Times New Roman"/>
+        </w:rPr>
+        <w:t>slika</w:t>
+      </w:r>
+      <w:proofErr w:type="spellEnd"/>
+      <w:r>
+        <w:rPr>
+          <w:rFonts w:ascii="Times New Roman" w:eastAsia="Times New Roman" w:hAnsi="Times New Roman" w:cs="Times New Roman"/>
+        </w:rPr>
+        <w:t xml:space="preserve"> (5,13%). </w:t>
+      </w:r>
+      <w:proofErr w:type="spellStart"/>
+      <w:r>
+        <w:rPr>
+          <w:rFonts w:ascii="Times New Roman" w:eastAsia="Times New Roman" w:hAnsi="Times New Roman" w:cs="Times New Roman"/>
+        </w:rPr>
+        <w:t>Sporo</w:t>
+      </w:r>
+      <w:proofErr w:type="spellEnd"/>
+      <w:r>
+        <w:rPr>
+          <w:rFonts w:ascii="Times New Roman" w:eastAsia="Times New Roman" w:hAnsi="Times New Roman" w:cs="Times New Roman"/>
+        </w:rPr>
+        <w:t xml:space="preserve"> </w:t>
+      </w:r>
+      <w:proofErr w:type="spellStart"/>
+      <w:r>
+        <w:rPr>
+          <w:rFonts w:ascii="Times New Roman" w:eastAsia="Times New Roman" w:hAnsi="Times New Roman" w:cs="Times New Roman"/>
+        </w:rPr>
+        <w:t>raste</w:t>
+      </w:r>
+      <w:proofErr w:type="spellEnd"/>
+      <w:r>
+        <w:rPr>
+          <w:rFonts w:ascii="Times New Roman" w:eastAsia="Times New Roman" w:hAnsi="Times New Roman" w:cs="Times New Roman"/>
+        </w:rPr>
+        <w:t xml:space="preserve"> </w:t>
+      </w:r>
+      <w:r>
+        <w:rPr>
+          <w:rFonts w:ascii="Times New Roman" w:eastAsia="Times New Roman" w:hAnsi="Times New Roman" w:cs="Times New Roman"/>
+        </w:rPr>
+        <w:t>I</w:t>
+      </w:r>
+      <w:r>
+        <w:rPr>
+          <w:rFonts w:ascii="Times New Roman" w:eastAsia="Times New Roman" w:hAnsi="Times New Roman" w:cs="Times New Roman"/>
+        </w:rPr>
+        <w:t xml:space="preserve"> </w:t>
+      </w:r>
+      <w:proofErr w:type="spellStart"/>
+      <w:r>
+        <w:rPr>
+          <w:rFonts w:ascii="Times New Roman" w:eastAsia="Times New Roman" w:hAnsi="Times New Roman" w:cs="Times New Roman"/>
+        </w:rPr>
+        <w:t>retko</w:t>
+      </w:r>
+      <w:proofErr w:type="spellEnd"/>
+      <w:r>
+        <w:rPr>
+          <w:rFonts w:ascii="Times New Roman" w:eastAsia="Times New Roman" w:hAnsi="Times New Roman" w:cs="Times New Roman"/>
+        </w:rPr>
+        <w:t xml:space="preserve"> </w:t>
+      </w:r>
+      <w:proofErr w:type="spellStart"/>
+      <w:r>
+        <w:rPr>
+          <w:rFonts w:ascii="Times New Roman" w:eastAsia="Times New Roman" w:hAnsi="Times New Roman" w:cs="Times New Roman"/>
+        </w:rPr>
+        <w:t>metastazira</w:t>
+      </w:r>
+      <w:proofErr w:type="spellEnd"/>
+      <w:r>
+        <w:rPr>
+          <w:rFonts w:ascii="Times New Roman" w:eastAsia="Times New Roman" w:hAnsi="Times New Roman" w:cs="Times New Roman"/>
+        </w:rPr>
+        <w:t xml:space="preserve">, </w:t>
+      </w:r>
+      <w:proofErr w:type="spellStart"/>
+      <w:r>
+        <w:rPr>
+          <w:rFonts w:ascii="Times New Roman" w:eastAsia="Times New Roman" w:hAnsi="Times New Roman" w:cs="Times New Roman"/>
+        </w:rPr>
+        <w:t>ali</w:t>
+      </w:r>
+      <w:proofErr w:type="spellEnd"/>
+      <w:r>
+        <w:rPr>
+          <w:rFonts w:ascii="Times New Roman" w:eastAsia="Times New Roman" w:hAnsi="Times New Roman" w:cs="Times New Roman"/>
+        </w:rPr>
+        <w:t xml:space="preserve"> </w:t>
+      </w:r>
+      <w:proofErr w:type="spellStart"/>
+      <w:r>
+        <w:rPr>
+          <w:rFonts w:ascii="Times New Roman" w:eastAsia="Times New Roman" w:hAnsi="Times New Roman" w:cs="Times New Roman"/>
+        </w:rPr>
+        <w:t>može</w:t>
+      </w:r>
+      <w:proofErr w:type="spellEnd"/>
+      <w:r>
+        <w:rPr>
+          <w:rFonts w:ascii="Times New Roman" w:eastAsia="Times New Roman" w:hAnsi="Times New Roman" w:cs="Times New Roman"/>
+        </w:rPr>
+        <w:t xml:space="preserve"> </w:t>
+      </w:r>
+      <w:proofErr w:type="spellStart"/>
+      <w:r>
+        <w:rPr>
+          <w:rFonts w:ascii="Times New Roman" w:eastAsia="Times New Roman" w:hAnsi="Times New Roman" w:cs="Times New Roman"/>
+        </w:rPr>
+        <w:t>lokalno</w:t>
+      </w:r>
+      <w:proofErr w:type="spellEnd"/>
+      <w:r>
+        <w:rPr>
+          <w:rFonts w:ascii="Times New Roman" w:eastAsia="Times New Roman" w:hAnsi="Times New Roman" w:cs="Times New Roman"/>
+        </w:rPr>
+        <w:t xml:space="preserve"> </w:t>
+      </w:r>
+      <w:proofErr w:type="spellStart"/>
+      <w:r>
+        <w:rPr>
+          <w:rFonts w:ascii="Times New Roman" w:eastAsia="Times New Roman" w:hAnsi="Times New Roman" w:cs="Times New Roman"/>
+        </w:rPr>
+        <w:t>destruirati</w:t>
+      </w:r>
+      <w:proofErr w:type="spellEnd"/>
+      <w:r>
+        <w:rPr>
+          <w:rFonts w:ascii="Times New Roman" w:eastAsia="Times New Roman" w:hAnsi="Times New Roman" w:cs="Times New Roman"/>
+        </w:rPr>
+        <w:t xml:space="preserve"> </w:t>
+      </w:r>
+      <w:proofErr w:type="spellStart"/>
+      <w:r>
+        <w:rPr>
+          <w:rFonts w:ascii="Times New Roman" w:eastAsia="Times New Roman" w:hAnsi="Times New Roman" w:cs="Times New Roman"/>
+        </w:rPr>
+        <w:t>tkivo</w:t>
+      </w:r>
+      <w:proofErr w:type="spellEnd"/>
+      <w:r>
+        <w:rPr>
+          <w:rFonts w:ascii="Times New Roman" w:eastAsia="Times New Roman" w:hAnsi="Times New Roman" w:cs="Times New Roman"/>
+        </w:rPr>
+        <w:t>,</w:t>
+      </w:r>
+    </w:p>
+    <w:p>
+      <w:pPr>
+        <w:pStyle w:val="ListParagraph"/>
+        <w:numPr>
+          <w:ilvl w:val="0"/>
+          <w:numId w:val="1"/>
+        </w:numPr>
+        <w:rPr>
+          <w:rFonts w:ascii="Times New Roman" w:hAnsi="Times New Roman" w:cs="Times New Roman"/>
+        </w:rPr>
+      </w:pPr>
+      <w:proofErr w:type="spellStart"/>
+      <w:r>
+        <w:rPr>
+          <w:rFonts w:ascii="Times New Roman" w:eastAsia="Times New Roman" w:hAnsi="Times New Roman" w:cs="Times New Roman"/>
+        </w:rPr>
+        <w:t>Aktinična</w:t>
+      </w:r>
+      <w:proofErr w:type="spellEnd"/>
+      <w:r>
+        <w:rPr>
+          <w:rFonts w:ascii="Times New Roman" w:eastAsia="Times New Roman" w:hAnsi="Times New Roman" w:cs="Times New Roman"/>
+        </w:rPr>
+        <w:t xml:space="preserve"> </w:t>
+      </w:r>
+      <w:proofErr w:type="spellStart"/>
+      <w:r>
+        <w:rPr>
+          <w:rFonts w:ascii="Times New Roman" w:eastAsia="Times New Roman" w:hAnsi="Times New Roman" w:cs="Times New Roman"/>
+        </w:rPr>
+        <w:t>keratoza</w:t>
+      </w:r>
+      <w:proofErr w:type="spellEnd"/>
+      <w:r>
+        <w:rPr>
+          <w:rFonts w:ascii="Times New Roman" w:eastAsia="Times New Roman" w:hAnsi="Times New Roman" w:cs="Times New Roman"/>
+        </w:rPr>
+        <w:t xml:space="preserve"> / </w:t>
+      </w:r>
+      <w:proofErr w:type="spellStart"/>
+      <w:r>
+        <w:rPr>
+          <w:rFonts w:ascii="Times New Roman" w:eastAsia="Times New Roman" w:hAnsi="Times New Roman" w:cs="Times New Roman"/>
+        </w:rPr>
+        <w:t>intraepitelijalni</w:t>
+      </w:r>
+      <w:proofErr w:type="spellEnd"/>
+      <w:r>
+        <w:rPr>
+          <w:rFonts w:ascii="Times New Roman" w:eastAsia="Times New Roman" w:hAnsi="Times New Roman" w:cs="Times New Roman"/>
+        </w:rPr>
+        <w:t xml:space="preserve"> </w:t>
+      </w:r>
+      <w:proofErr w:type="spellStart"/>
+      <w:r>
+        <w:rPr>
+          <w:rFonts w:ascii="Times New Roman" w:eastAsia="Times New Roman" w:hAnsi="Times New Roman" w:cs="Times New Roman"/>
+        </w:rPr>
+        <w:t>karcinom</w:t>
+      </w:r>
+      <w:proofErr w:type="spellEnd"/>
+      <w:r>
+        <w:rPr>
+          <w:rFonts w:ascii="Times New Roman" w:eastAsia="Times New Roman" w:hAnsi="Times New Roman" w:cs="Times New Roman"/>
+        </w:rPr>
+        <w:t xml:space="preserve"> (</w:t>
+      </w:r>
+      <w:proofErr w:type="spellStart"/>
+      <w:r>
+        <w:rPr>
+          <w:rFonts w:ascii="Times New Roman" w:eastAsia="Times New Roman" w:hAnsi="Times New Roman" w:cs="Times New Roman"/>
+        </w:rPr>
+        <w:t>akiec</w:t>
+      </w:r>
+      <w:proofErr w:type="spellEnd"/>
+      <w:r>
+        <w:rPr>
+          <w:rFonts w:ascii="Times New Roman" w:eastAsia="Times New Roman" w:hAnsi="Times New Roman" w:cs="Times New Roman"/>
+        </w:rPr>
+        <w:t xml:space="preserve">) </w:t>
+      </w:r>
+      <w:r>
+        <w:rPr>
+          <w:rFonts w:ascii="Times New Roman" w:eastAsia="Times New Roman" w:hAnsi="Times New Roman" w:cs="Times New Roman"/>
+        </w:rPr>
+        <w:t>–</w:t>
+      </w:r>
+      <w:r>
+        <w:rPr>
+          <w:rFonts w:ascii="Times New Roman" w:eastAsia="Times New Roman" w:hAnsi="Times New Roman" w:cs="Times New Roman"/>
+        </w:rPr>
+        <w:t xml:space="preserve"> </w:t>
+      </w:r>
+      <w:proofErr w:type="spellStart"/>
+      <w:r>
+        <w:rPr>
+          <w:rFonts w:ascii="Times New Roman" w:eastAsia="Times New Roman" w:hAnsi="Times New Roman" w:cs="Times New Roman"/>
+        </w:rPr>
+        <w:t>prekancerozna</w:t>
+      </w:r>
+      <w:proofErr w:type="spellEnd"/>
+      <w:r>
+        <w:rPr>
+          <w:rFonts w:ascii="Times New Roman" w:eastAsia="Times New Roman" w:hAnsi="Times New Roman" w:cs="Times New Roman"/>
+        </w:rPr>
+        <w:t xml:space="preserve"> </w:t>
+      </w:r>
+      <w:proofErr w:type="spellStart"/>
+      <w:r>
+        <w:rPr>
+          <w:rFonts w:ascii="Times New Roman" w:eastAsia="Times New Roman" w:hAnsi="Times New Roman" w:cs="Times New Roman"/>
+        </w:rPr>
+        <w:t>lezija</w:t>
+      </w:r>
+      <w:proofErr w:type="spellEnd"/>
+      <w:r>
+        <w:rPr>
+          <w:rFonts w:ascii="Times New Roman" w:eastAsia="Times New Roman" w:hAnsi="Times New Roman" w:cs="Times New Roman"/>
+        </w:rPr>
+        <w:t xml:space="preserve"> </w:t>
+      </w:r>
+      <w:proofErr w:type="spellStart"/>
+      <w:r>
+        <w:rPr>
+          <w:rFonts w:ascii="Times New Roman" w:eastAsia="Times New Roman" w:hAnsi="Times New Roman" w:cs="Times New Roman"/>
+        </w:rPr>
+        <w:t>sa</w:t>
+      </w:r>
+      <w:proofErr w:type="spellEnd"/>
+      <w:r>
+        <w:rPr>
+          <w:rFonts w:ascii="Times New Roman" w:eastAsia="Times New Roman" w:hAnsi="Times New Roman" w:cs="Times New Roman"/>
+        </w:rPr>
+        <w:t xml:space="preserve"> 327 </w:t>
+      </w:r>
+      <w:proofErr w:type="spellStart"/>
+      <w:r>
+        <w:rPr>
+          <w:rFonts w:ascii="Times New Roman" w:eastAsia="Times New Roman" w:hAnsi="Times New Roman" w:cs="Times New Roman"/>
+        </w:rPr>
+        <w:t>slika</w:t>
+      </w:r>
+      <w:proofErr w:type="spellEnd"/>
+      <w:r>
+        <w:rPr>
+          <w:rFonts w:ascii="Times New Roman" w:eastAsia="Times New Roman" w:hAnsi="Times New Roman" w:cs="Times New Roman"/>
+        </w:rPr>
+        <w:t xml:space="preserve"> (3,27%). </w:t>
+      </w:r>
+      <w:proofErr w:type="spellStart"/>
+      <w:r>
+        <w:rPr>
+          <w:rFonts w:ascii="Times New Roman" w:eastAsia="Times New Roman" w:hAnsi="Times New Roman" w:cs="Times New Roman"/>
+        </w:rPr>
+        <w:t>Može</w:t>
+      </w:r>
+      <w:proofErr w:type="spellEnd"/>
+      <w:r>
+        <w:rPr>
+          <w:rFonts w:ascii="Times New Roman" w:eastAsia="Times New Roman" w:hAnsi="Times New Roman" w:cs="Times New Roman"/>
+        </w:rPr>
+        <w:t xml:space="preserve"> </w:t>
+      </w:r>
+      <w:proofErr w:type="spellStart"/>
+      <w:r>
+        <w:rPr>
+          <w:rFonts w:ascii="Times New Roman" w:eastAsia="Times New Roman" w:hAnsi="Times New Roman" w:cs="Times New Roman"/>
+        </w:rPr>
+        <w:t>progredirati</w:t>
+      </w:r>
+      <w:proofErr w:type="spellEnd"/>
+      <w:r>
+        <w:rPr>
+          <w:rFonts w:ascii="Times New Roman" w:eastAsia="Times New Roman" w:hAnsi="Times New Roman" w:cs="Times New Roman"/>
+        </w:rPr>
+        <w:t xml:space="preserve"> u </w:t>
+      </w:r>
+      <w:proofErr w:type="spellStart"/>
+      <w:r>
+        <w:rPr>
+          <w:rFonts w:ascii="Times New Roman" w:eastAsia="Times New Roman" w:hAnsi="Times New Roman" w:cs="Times New Roman"/>
+        </w:rPr>
+        <w:t>invazivni</w:t>
+      </w:r>
+      <w:proofErr w:type="spellEnd"/>
+      <w:r>
+        <w:rPr>
+          <w:rFonts w:ascii="Times New Roman" w:eastAsia="Times New Roman" w:hAnsi="Times New Roman" w:cs="Times New Roman"/>
+        </w:rPr>
+        <w:t xml:space="preserve"> </w:t>
+      </w:r>
+      <w:proofErr w:type="spellStart"/>
+      <w:r>
+        <w:rPr>
+          <w:rFonts w:ascii="Times New Roman" w:eastAsia="Times New Roman" w:hAnsi="Times New Roman" w:cs="Times New Roman"/>
+        </w:rPr>
+        <w:t>skvamozni</w:t>
+      </w:r>
+      <w:proofErr w:type="spellEnd"/>
+      <w:r>
+        <w:rPr>
+          <w:rFonts w:ascii="Times New Roman" w:eastAsia="Times New Roman" w:hAnsi="Times New Roman" w:cs="Times New Roman"/>
+        </w:rPr>
+        <w:t xml:space="preserve"> </w:t>
+      </w:r>
+      <w:proofErr w:type="spellStart"/>
+      <w:r>
+        <w:rPr>
+          <w:rFonts w:ascii="Times New Roman" w:eastAsia="Times New Roman" w:hAnsi="Times New Roman" w:cs="Times New Roman"/>
+        </w:rPr>
+        <w:t>karcinom</w:t>
+      </w:r>
+      <w:proofErr w:type="spellEnd"/>
+      <w:r>
+        <w:rPr>
+          <w:rFonts w:ascii="Times New Roman" w:eastAsia="Times New Roman" w:hAnsi="Times New Roman" w:cs="Times New Roman"/>
+        </w:rPr>
+        <w:t>,</w:t>
+      </w:r>
+    </w:p>
+    <w:p>
+      <w:pPr>
+        <w:pStyle w:val="ListParagraph"/>
+        <w:numPr>
+          <w:ilvl w:val="0"/>
+          <w:numId w:val="1"/>
+        </w:numPr>
+        <w:rPr>
+          <w:rFonts w:ascii="Times New Roman" w:hAnsi="Times New Roman" w:cs="Times New Roman"/>
+        </w:rPr>
+      </w:pPr>
+      <w:proofErr w:type="spellStart"/>
+      <w:r>
+        <w:rPr>
+          <w:rFonts w:ascii="Times New Roman" w:eastAsia="Times New Roman" w:hAnsi="Times New Roman" w:cs="Times New Roman"/>
+        </w:rPr>
+        <w:t>Vaskularni</w:t>
+      </w:r>
+      <w:proofErr w:type="spellEnd"/>
+      <w:r>
+        <w:rPr>
+          <w:rFonts w:ascii="Times New Roman" w:eastAsia="Times New Roman" w:hAnsi="Times New Roman" w:cs="Times New Roman"/>
+        </w:rPr>
+        <w:t xml:space="preserve"> tumor (</w:t>
+      </w:r>
+      <w:proofErr w:type="spellStart"/>
+      <w:r>
+        <w:rPr>
+          <w:rFonts w:ascii="Times New Roman" w:eastAsia="Times New Roman" w:hAnsi="Times New Roman" w:cs="Times New Roman"/>
+        </w:rPr>
+        <w:t>vasc</w:t>
+      </w:r>
+      <w:proofErr w:type="spellEnd"/>
+      <w:r>
+        <w:rPr>
+          <w:rFonts w:ascii="Times New Roman" w:eastAsia="Times New Roman" w:hAnsi="Times New Roman" w:cs="Times New Roman"/>
+        </w:rPr>
+        <w:t xml:space="preserve">) </w:t>
+      </w:r>
+      <w:r>
+        <w:rPr>
+          <w:rFonts w:ascii="Times New Roman" w:eastAsia="Times New Roman" w:hAnsi="Times New Roman" w:cs="Times New Roman"/>
+        </w:rPr>
+        <w:t>–</w:t>
+      </w:r>
+      <w:r>
+        <w:rPr>
+          <w:rFonts w:ascii="Times New Roman" w:eastAsia="Times New Roman" w:hAnsi="Times New Roman" w:cs="Times New Roman"/>
+        </w:rPr>
+        <w:t xml:space="preserve"> </w:t>
+      </w:r>
+      <w:proofErr w:type="spellStart"/>
+      <w:r>
+        <w:rPr>
+          <w:rFonts w:ascii="Times New Roman" w:eastAsia="Times New Roman" w:hAnsi="Times New Roman" w:cs="Times New Roman"/>
+        </w:rPr>
+        <w:t>uključuje</w:t>
+      </w:r>
+      <w:proofErr w:type="spellEnd"/>
+      <w:r>
+        <w:rPr>
+          <w:rFonts w:ascii="Times New Roman" w:eastAsia="Times New Roman" w:hAnsi="Times New Roman" w:cs="Times New Roman"/>
+        </w:rPr>
+        <w:t xml:space="preserve"> </w:t>
+      </w:r>
+      <w:r>
+        <w:rPr>
+          <w:rFonts w:ascii="Times New Roman" w:eastAsia="Times New Roman" w:hAnsi="Times New Roman" w:cs="Times New Roman"/>
+        </w:rPr>
+        <w:pgNum/>
+      </w:r>
+      <w:proofErr w:type="spellStart"/>
+      <w:r>
+        <w:rPr>
+          <w:rFonts w:ascii="Times New Roman" w:eastAsia="Times New Roman" w:hAnsi="Times New Roman" w:cs="Times New Roman"/>
+        </w:rPr>
+        <w:t>ngioke</w:t>
+      </w:r>
+      <w:proofErr w:type="spellEnd"/>
+      <w:r>
+        <w:rPr>
+          <w:rFonts w:ascii="Times New Roman" w:eastAsia="Times New Roman" w:hAnsi="Times New Roman" w:cs="Times New Roman"/>
+        </w:rPr>
+        <w:t xml:space="preserve"> </w:t>
+      </w:r>
+      <w:r>
+        <w:rPr>
+          <w:rFonts w:ascii="Times New Roman" w:eastAsia="Times New Roman" w:hAnsi="Times New Roman" w:cs="Times New Roman"/>
+        </w:rPr>
+        <w:t>I</w:t>
+      </w:r>
+      <w:r>
+        <w:rPr>
+          <w:rFonts w:ascii="Times New Roman" w:eastAsia="Times New Roman" w:hAnsi="Times New Roman" w:cs="Times New Roman"/>
+        </w:rPr>
+        <w:t xml:space="preserve"> </w:t>
+      </w:r>
+      <w:r>
+        <w:rPr>
+          <w:rFonts w:ascii="Times New Roman" w:eastAsia="Times New Roman" w:hAnsi="Times New Roman" w:cs="Times New Roman"/>
+        </w:rPr>
+        <w:pgNum/>
+      </w:r>
+      <w:proofErr w:type="spellStart"/>
+      <w:r>
+        <w:rPr>
+          <w:rFonts w:ascii="Times New Roman" w:eastAsia="Times New Roman" w:hAnsi="Times New Roman" w:cs="Times New Roman"/>
+        </w:rPr>
+        <w:t>ngiokeratoma</w:t>
+      </w:r>
+      <w:proofErr w:type="spellEnd"/>
+      <w:r>
+        <w:rPr>
+          <w:rFonts w:ascii="Times New Roman" w:eastAsia="Times New Roman" w:hAnsi="Times New Roman" w:cs="Times New Roman"/>
+        </w:rPr>
+        <w:t xml:space="preserve">, </w:t>
+      </w:r>
+      <w:proofErr w:type="spellStart"/>
+      <w:r>
+        <w:rPr>
+          <w:rFonts w:ascii="Times New Roman" w:eastAsia="Times New Roman" w:hAnsi="Times New Roman" w:cs="Times New Roman"/>
+        </w:rPr>
+        <w:t>sa</w:t>
+      </w:r>
+      <w:proofErr w:type="spellEnd"/>
+      <w:r>
+        <w:rPr>
+          <w:rFonts w:ascii="Times New Roman" w:eastAsia="Times New Roman" w:hAnsi="Times New Roman" w:cs="Times New Roman"/>
+        </w:rPr>
+        <w:t xml:space="preserve"> 142 </w:t>
+      </w:r>
+      <w:proofErr w:type="spellStart"/>
+      <w:r>
+        <w:rPr>
+          <w:rFonts w:ascii="Times New Roman" w:eastAsia="Times New Roman" w:hAnsi="Times New Roman" w:cs="Times New Roman"/>
+        </w:rPr>
+        <w:t>slike</w:t>
+      </w:r>
+      <w:proofErr w:type="spellEnd"/>
+      <w:r>
+        <w:rPr>
+          <w:rFonts w:ascii="Times New Roman" w:eastAsia="Times New Roman" w:hAnsi="Times New Roman" w:cs="Times New Roman"/>
+        </w:rPr>
+        <w:t xml:space="preserve"> (1,42%),</w:t>
+      </w:r>
+    </w:p>
+    <w:p>
+      <w:pPr>
+        <w:pStyle w:val="ListParagraph"/>
+        <w:numPr>
+          <w:ilvl w:val="0"/>
+          <w:numId w:val="1"/>
+        </w:numPr>
+        <w:rPr>
+          <w:rFonts w:ascii="Times New Roman" w:hAnsi="Times New Roman" w:cs="Times New Roman"/>
+        </w:rPr>
+      </w:pPr>
+      <w:proofErr w:type="spellStart"/>
+      <w:r>
+        <w:rPr>
+          <w:rFonts w:ascii="Times New Roman" w:eastAsia="Times New Roman" w:hAnsi="Times New Roman" w:cs="Times New Roman"/>
+        </w:rPr>
+        <w:t>Dermatofibrom</w:t>
+      </w:r>
+      <w:proofErr w:type="spellEnd"/>
+      <w:r>
+        <w:rPr>
+          <w:rFonts w:ascii="Times New Roman" w:eastAsia="Times New Roman" w:hAnsi="Times New Roman" w:cs="Times New Roman"/>
+        </w:rPr>
+        <w:t xml:space="preserve"> (</w:t>
+      </w:r>
+      <w:proofErr w:type="spellStart"/>
+      <w:r>
+        <w:rPr>
+          <w:rFonts w:ascii="Times New Roman" w:eastAsia="Times New Roman" w:hAnsi="Times New Roman" w:cs="Times New Roman"/>
+        </w:rPr>
+        <w:t>df</w:t>
+      </w:r>
+      <w:proofErr w:type="spellEnd"/>
+      <w:r>
+        <w:rPr>
+          <w:rFonts w:ascii="Times New Roman" w:eastAsia="Times New Roman" w:hAnsi="Times New Roman" w:cs="Times New Roman"/>
+        </w:rPr>
+        <w:t xml:space="preserve">) </w:t>
+      </w:r>
+      <w:r>
+        <w:rPr>
+          <w:rFonts w:ascii="Times New Roman" w:eastAsia="Times New Roman" w:hAnsi="Times New Roman" w:cs="Times New Roman"/>
+        </w:rPr>
+        <w:t>–</w:t>
+      </w:r>
+      <w:r>
+        <w:rPr>
+          <w:rFonts w:ascii="Times New Roman" w:eastAsia="Times New Roman" w:hAnsi="Times New Roman" w:cs="Times New Roman"/>
+        </w:rPr>
+        <w:t xml:space="preserve"> </w:t>
+      </w:r>
+      <w:proofErr w:type="spellStart"/>
+      <w:r>
+        <w:rPr>
+          <w:rFonts w:ascii="Times New Roman" w:eastAsia="Times New Roman" w:hAnsi="Times New Roman" w:cs="Times New Roman"/>
+        </w:rPr>
+        <w:t>benigni</w:t>
+      </w:r>
+      <w:proofErr w:type="spellEnd"/>
+      <w:r>
+        <w:rPr>
+          <w:rFonts w:ascii="Times New Roman" w:eastAsia="Times New Roman" w:hAnsi="Times New Roman" w:cs="Times New Roman"/>
+        </w:rPr>
+        <w:t xml:space="preserve"> tumor </w:t>
+      </w:r>
+      <w:proofErr w:type="spellStart"/>
+      <w:r>
+        <w:rPr>
+          <w:rFonts w:ascii="Times New Roman" w:eastAsia="Times New Roman" w:hAnsi="Times New Roman" w:cs="Times New Roman"/>
+        </w:rPr>
+        <w:t>mekog</w:t>
+      </w:r>
+      <w:proofErr w:type="spellEnd"/>
+      <w:r>
+        <w:rPr>
+          <w:rFonts w:ascii="Times New Roman" w:eastAsia="Times New Roman" w:hAnsi="Times New Roman" w:cs="Times New Roman"/>
+        </w:rPr>
+        <w:t xml:space="preserve"> </w:t>
+      </w:r>
+      <w:proofErr w:type="spellStart"/>
+      <w:r>
+        <w:rPr>
+          <w:rFonts w:ascii="Times New Roman" w:eastAsia="Times New Roman" w:hAnsi="Times New Roman" w:cs="Times New Roman"/>
+        </w:rPr>
+        <w:t>tkiva</w:t>
+      </w:r>
+      <w:proofErr w:type="spellEnd"/>
+      <w:r>
+        <w:rPr>
+          <w:rFonts w:ascii="Times New Roman" w:eastAsia="Times New Roman" w:hAnsi="Times New Roman" w:cs="Times New Roman"/>
+        </w:rPr>
+        <w:t xml:space="preserve">, </w:t>
+      </w:r>
+      <w:proofErr w:type="spellStart"/>
+      <w:r>
+        <w:rPr>
+          <w:rFonts w:ascii="Times New Roman" w:eastAsia="Times New Roman" w:hAnsi="Times New Roman" w:cs="Times New Roman"/>
+        </w:rPr>
+        <w:t>sa</w:t>
+      </w:r>
+      <w:proofErr w:type="spellEnd"/>
+      <w:r>
+        <w:rPr>
+          <w:rFonts w:ascii="Times New Roman" w:eastAsia="Times New Roman" w:hAnsi="Times New Roman" w:cs="Times New Roman"/>
+        </w:rPr>
+        <w:t xml:space="preserve"> 115 </w:t>
+      </w:r>
+      <w:proofErr w:type="spellStart"/>
+      <w:r>
+        <w:rPr>
+          <w:rFonts w:ascii="Times New Roman" w:eastAsia="Times New Roman" w:hAnsi="Times New Roman" w:cs="Times New Roman"/>
+        </w:rPr>
+        <w:t>slika</w:t>
+      </w:r>
+      <w:proofErr w:type="spellEnd"/>
+      <w:r>
+        <w:rPr>
+          <w:rFonts w:ascii="Times New Roman" w:eastAsia="Times New Roman" w:hAnsi="Times New Roman" w:cs="Times New Roman"/>
+        </w:rPr>
+        <w:t xml:space="preserve"> (1,15%). </w:t>
+      </w:r>
+      <w:proofErr w:type="spellStart"/>
+      <w:r>
+        <w:rPr>
+          <w:rFonts w:ascii="Times New Roman" w:eastAsia="Times New Roman" w:hAnsi="Times New Roman" w:cs="Times New Roman"/>
+        </w:rPr>
+        <w:t>Najređe</w:t>
+      </w:r>
+      <w:proofErr w:type="spellEnd"/>
+      <w:r>
+        <w:rPr>
+          <w:rFonts w:ascii="Times New Roman" w:eastAsia="Times New Roman" w:hAnsi="Times New Roman" w:cs="Times New Roman"/>
+        </w:rPr>
+        <w:t xml:space="preserve"> </w:t>
+      </w:r>
+      <w:proofErr w:type="spellStart"/>
+      <w:r>
+        <w:rPr>
+          <w:rFonts w:ascii="Times New Roman" w:eastAsia="Times New Roman" w:hAnsi="Times New Roman" w:cs="Times New Roman"/>
+        </w:rPr>
+        <w:t>zastupljena</w:t>
+      </w:r>
+      <w:proofErr w:type="spellEnd"/>
+      <w:r>
+        <w:rPr>
+          <w:rFonts w:ascii="Times New Roman" w:eastAsia="Times New Roman" w:hAnsi="Times New Roman" w:cs="Times New Roman"/>
+        </w:rPr>
+        <w:t xml:space="preserve"> </w:t>
+      </w:r>
+      <w:proofErr w:type="spellStart"/>
+      <w:r>
+        <w:rPr>
+          <w:rFonts w:ascii="Times New Roman" w:eastAsia="Times New Roman" w:hAnsi="Times New Roman" w:cs="Times New Roman"/>
+        </w:rPr>
+        <w:t>klasa</w:t>
+      </w:r>
+      <w:proofErr w:type="spellEnd"/>
+      <w:r>
+        <w:rPr>
+          <w:rFonts w:ascii="Times New Roman" w:eastAsia="Times New Roman" w:hAnsi="Times New Roman" w:cs="Times New Roman"/>
+        </w:rPr>
+        <w:t>.</w:t>
+      </w:r>
+    </w:p>
+    <w:p>
+      <w:pPr>
+        <w:spacing w:line="278" w:lineRule="auto"/>
+        <w:rPr>
+          <w:rFonts w:ascii="Times New Roman" w:hAnsi="Times New Roman" w:cs="Times New Roman"/>
+        </w:rPr>
+      </w:pPr>
+      <w:r>
+        <w:rPr>
+          <w:rFonts w:ascii="Times New Roman" w:hAnsi="Times New Roman" w:cs="Times New Roman"/>
+        </w:rPr>
+        <w:br w:type="page"/>
+      </w:r>
+    </w:p>
+    <w:tbl>
+      <w:tblPr>
+        <w:tblW w:w="9070" w:type="dxa"/>
+        <w:tblBorders>
+          <w:top w:val="single" w:sz="4" w:space="0" w:color="auto"/>
+          <w:left w:val="single" w:sz="4" w:space="0" w:color="auto"/>
+          <w:bottom w:val="single" w:sz="4" w:space="0" w:color="auto"/>
+          <w:right w:val="single" w:sz="4" w:space="0" w:color="auto"/>
+          <w:insideH w:val="single" w:sz="4" w:space="0" w:color="auto"/>
+          <w:insideV w:val="single" w:sz="4" w:space="0" w:color="auto"/>
+        </w:tblBorders>
+        <w:tblCellMar>
+          <w:left w:w="10" w:type="dxa"/>
+          <w:right w:w="10" w:type="dxa"/>
+        </w:tblCellMar>
+        <w:tblLook w:val="04A0" w:firstRow="1" w:lastRow="0" w:firstColumn="1" w:lastColumn="0" w:noHBand="0" w:noVBand="1"/>
+      </w:tblPr>
+      <w:tblGrid>
+        <w:gridCol w:w="897"/>
+        <w:gridCol w:w="2320"/>
+        <w:gridCol w:w="1359"/>
+        <w:gridCol w:w="1051"/>
+        <w:gridCol w:w="1121"/>
+        <w:gridCol w:w="2322"/>
+      </w:tblGrid>
+      <w:tr>
+        <w:tc>
+          <w:tcPr>
+            <w:tcW w:w="900" w:type="dxa"/>
+            <w:tcBorders>
+              <w:top w:val="single" w:sz="1" w:space="0" w:color="666666"/>
+              <w:left w:val="single" w:sz="1" w:space="0" w:color="666666"/>
+              <w:bottom w:val="single" w:sz="1" w:space="0" w:color="666666"/>
+              <w:right w:val="single" w:sz="1" w:space="0" w:color="666666"/>
+            </w:tcBorders>
+            <w:shd w:val="clear" w:color="auto" w:fill="D5E8F0"/>
+            <w:tcMar>
+              <w:top w:w="60" w:type="dxa"/>
+              <w:left w:w="100" w:type="dxa"/>
+              <w:bottom w:w="60" w:type="dxa"/>
+              <w:right w:w="100" w:type="dxa"/>
+            </w:tcMar>
+            <w:vAlign w:val="center"/>
+          </w:tcPr>
+          <w:p>
+            <w:pPr>
+              <w:rPr>
+                <w:rFonts w:ascii="Times New Roman" w:hAnsi="Times New Roman" w:cs="Times New Roman"/>
+              </w:rPr>
+            </w:pPr>
+            <w:r>
+              <w:rPr>
+                <w:rFonts w:ascii="Times New Roman" w:eastAsia="Times New Roman" w:hAnsi="Times New Roman" w:cs="Times New Roman"/>
+                <w:b/>
+                <w:bCs/>
+                <w:sz w:val="20"/>
+                <w:szCs w:val="20"/>
+              </w:rPr>
+              <w:lastRenderedPageBreak/>
+              <w:t>Oznaka</w:t>
+            </w:r>
+          </w:p>
+        </w:tc>
+        <w:tc>
+          <w:tcPr>
+            <w:tcW w:w="2700" w:type="dxa"/>
+            <w:tcBorders>
+              <w:top w:val="single" w:sz="1" w:space="0" w:color="666666"/>
+              <w:left w:val="single" w:sz="1" w:space="0" w:color="666666"/>
+              <w:bottom w:val="single" w:sz="1" w:space="0" w:color="666666"/>
+              <w:right w:val="single" w:sz="1" w:space="0" w:color="666666"/>
+            </w:tcBorders>
+            <w:shd w:val="clear" w:color="auto" w:fill="D5E8F0"/>
+            <w:tcMar>
+              <w:top w:w="60" w:type="dxa"/>
+              <w:left w:w="100" w:type="dxa"/>
+              <w:bottom w:w="60" w:type="dxa"/>
+              <w:right w:w="100" w:type="dxa"/>
+            </w:tcMar>
+            <w:vAlign w:val="center"/>
+          </w:tcPr>
+          <w:p>
+            <w:pPr>
+              <w:rPr>
+                <w:rFonts w:ascii="Times New Roman" w:hAnsi="Times New Roman" w:cs="Times New Roman"/>
+              </w:rPr>
+            </w:pPr>
+            <w:r>
+              <w:rPr>
+                <w:rFonts w:ascii="Times New Roman" w:eastAsia="Times New Roman" w:hAnsi="Times New Roman" w:cs="Times New Roman"/>
+                <w:b/>
+                <w:bCs/>
+                <w:sz w:val="20"/>
+                <w:szCs w:val="20"/>
+              </w:rPr>
+              <w:t>Pun naziv dijagnoze</w:t>
+            </w:r>
+          </w:p>
+        </w:tc>
+        <w:tc>
+          <w:tcPr>
+            <w:tcW w:w="1400" w:type="dxa"/>
+            <w:tcBorders>
+              <w:top w:val="single" w:sz="1" w:space="0" w:color="666666"/>
+              <w:left w:val="single" w:sz="1" w:space="0" w:color="666666"/>
+              <w:bottom w:val="single" w:sz="1" w:space="0" w:color="666666"/>
+              <w:right w:val="single" w:sz="1" w:space="0" w:color="666666"/>
+            </w:tcBorders>
+            <w:shd w:val="clear" w:color="auto" w:fill="D5E8F0"/>
+            <w:tcMar>
+              <w:top w:w="60" w:type="dxa"/>
+              <w:left w:w="100" w:type="dxa"/>
+              <w:bottom w:w="60" w:type="dxa"/>
+              <w:right w:w="100" w:type="dxa"/>
+            </w:tcMar>
+            <w:vAlign w:val="center"/>
+          </w:tcPr>
+          <w:p>
+            <w:pPr>
+              <w:rPr>
+                <w:rFonts w:ascii="Times New Roman" w:hAnsi="Times New Roman" w:cs="Times New Roman"/>
+              </w:rPr>
+            </w:pPr>
+            <w:r>
+              <w:rPr>
+                <w:rFonts w:ascii="Times New Roman" w:eastAsia="Times New Roman" w:hAnsi="Times New Roman" w:cs="Times New Roman"/>
+                <w:b/>
+                <w:bCs/>
+                <w:sz w:val="20"/>
+                <w:szCs w:val="20"/>
+              </w:rPr>
+              <w:t>Tip</w:t>
+            </w:r>
+          </w:p>
+        </w:tc>
+        <w:tc>
+          <w:tcPr>
+            <w:tcW w:w="1200" w:type="dxa"/>
+            <w:tcBorders>
+              <w:top w:val="single" w:sz="1" w:space="0" w:color="666666"/>
+              <w:left w:val="single" w:sz="1" w:space="0" w:color="666666"/>
+              <w:bottom w:val="single" w:sz="1" w:space="0" w:color="666666"/>
+              <w:right w:val="single" w:sz="1" w:space="0" w:color="666666"/>
+            </w:tcBorders>
+            <w:shd w:val="clear" w:color="auto" w:fill="D5E8F0"/>
+            <w:tcMar>
+              <w:top w:w="60" w:type="dxa"/>
+              <w:left w:w="100" w:type="dxa"/>
+              <w:bottom w:w="60" w:type="dxa"/>
+              <w:right w:w="100" w:type="dxa"/>
+            </w:tcMar>
+            <w:vAlign w:val="center"/>
+          </w:tcPr>
+          <w:p>
+            <w:pPr>
+              <w:rPr>
+                <w:rFonts w:ascii="Times New Roman" w:hAnsi="Times New Roman" w:cs="Times New Roman"/>
+              </w:rPr>
+            </w:pPr>
+            <w:r>
+              <w:rPr>
+                <w:rFonts w:ascii="Times New Roman" w:eastAsia="Times New Roman" w:hAnsi="Times New Roman" w:cs="Times New Roman"/>
+                <w:b/>
+                <w:bCs/>
+                <w:sz w:val="20"/>
+                <w:szCs w:val="20"/>
+              </w:rPr>
+              <w:t>Broj slika</w:t>
+            </w:r>
+          </w:p>
+        </w:tc>
+        <w:tc>
+          <w:tcPr>
+            <w:tcW w:w="1200" w:type="dxa"/>
+            <w:tcBorders>
+              <w:top w:val="single" w:sz="1" w:space="0" w:color="666666"/>
+              <w:left w:val="single" w:sz="1" w:space="0" w:color="666666"/>
+              <w:bottom w:val="single" w:sz="1" w:space="0" w:color="666666"/>
+              <w:right w:val="single" w:sz="1" w:space="0" w:color="666666"/>
+            </w:tcBorders>
+            <w:shd w:val="clear" w:color="auto" w:fill="D5E8F0"/>
+            <w:tcMar>
+              <w:top w:w="60" w:type="dxa"/>
+              <w:left w:w="100" w:type="dxa"/>
+              <w:bottom w:w="60" w:type="dxa"/>
+              <w:right w:w="100" w:type="dxa"/>
+            </w:tcMar>
+            <w:vAlign w:val="center"/>
+          </w:tcPr>
+          <w:p>
+            <w:pPr>
+              <w:rPr>
+                <w:rFonts w:ascii="Times New Roman" w:hAnsi="Times New Roman" w:cs="Times New Roman"/>
+              </w:rPr>
+            </w:pPr>
+            <w:r>
+              <w:rPr>
+                <w:rFonts w:ascii="Times New Roman" w:eastAsia="Times New Roman" w:hAnsi="Times New Roman" w:cs="Times New Roman"/>
+                <w:b/>
+                <w:bCs/>
+                <w:sz w:val="20"/>
+                <w:szCs w:val="20"/>
+              </w:rPr>
+              <w:t>Procenat</w:t>
+            </w:r>
+          </w:p>
+        </w:tc>
+        <w:tc>
+          <w:tcPr>
+            <w:tcW w:w="1670" w:type="dxa"/>
+            <w:tcBorders>
+              <w:top w:val="single" w:sz="1" w:space="0" w:color="666666"/>
+              <w:left w:val="single" w:sz="1" w:space="0" w:color="666666"/>
+              <w:bottom w:val="single" w:sz="1" w:space="0" w:color="666666"/>
+              <w:right w:val="single" w:sz="1" w:space="0" w:color="666666"/>
+            </w:tcBorders>
+            <w:shd w:val="clear" w:color="auto" w:fill="D5E8F0"/>
+            <w:tcMar>
+              <w:top w:w="60" w:type="dxa"/>
+              <w:left w:w="100" w:type="dxa"/>
+              <w:bottom w:w="60" w:type="dxa"/>
+              <w:right w:w="100" w:type="dxa"/>
+            </w:tcMar>
+            <w:vAlign w:val="center"/>
+          </w:tcPr>
+          <w:p>
+            <w:pPr>
+              <w:rPr>
+                <w:rFonts w:ascii="Times New Roman" w:hAnsi="Times New Roman" w:cs="Times New Roman"/>
+              </w:rPr>
+            </w:pPr>
+            <w:r>
+              <w:rPr>
+                <w:rFonts w:ascii="Times New Roman" w:eastAsia="Times New Roman" w:hAnsi="Times New Roman" w:cs="Times New Roman"/>
+                <w:b/>
+                <w:bCs/>
+                <w:sz w:val="20"/>
+                <w:szCs w:val="20"/>
+              </w:rPr>
+              <w:t>Verifikacija</w:t>
+            </w:r>
+          </w:p>
+        </w:tc>
+      </w:tr>
+      <w:tr>
+        <w:tc>
+          <w:tcPr>
+            <w:tcW w:w="900" w:type="dxa"/>
+            <w:tcBorders>
+              <w:top w:val="single" w:sz="1" w:space="0" w:color="666666"/>
+              <w:left w:val="single" w:sz="1" w:space="0" w:color="666666"/>
+              <w:bottom w:val="single" w:sz="1" w:space="0" w:color="666666"/>
+              <w:right w:val="single" w:sz="1" w:space="0" w:color="666666"/>
+            </w:tcBorders>
+            <w:tcMar>
+              <w:top w:w="60" w:type="dxa"/>
+              <w:left w:w="100" w:type="dxa"/>
+              <w:bottom w:w="60" w:type="dxa"/>
+              <w:right w:w="100" w:type="dxa"/>
+            </w:tcMar>
+            <w:vAlign w:val="center"/>
+          </w:tcPr>
+          <w:p>
+            <w:pPr>
+              <w:rPr>
+                <w:rFonts w:ascii="Times New Roman" w:hAnsi="Times New Roman" w:cs="Times New Roman"/>
+              </w:rPr>
+            </w:pPr>
+            <w:r>
+              <w:rPr>
+                <w:rFonts w:ascii="Times New Roman" w:eastAsia="Times New Roman" w:hAnsi="Times New Roman" w:cs="Times New Roman"/>
+                <w:sz w:val="20"/>
+                <w:szCs w:val="20"/>
+              </w:rPr>
+              <w:t>nv</w:t>
+            </w:r>
+          </w:p>
+        </w:tc>
+        <w:tc>
+          <w:tcPr>
+            <w:tcW w:w="2700" w:type="dxa"/>
+            <w:tcBorders>
+              <w:top w:val="single" w:sz="1" w:space="0" w:color="666666"/>
+              <w:left w:val="single" w:sz="1" w:space="0" w:color="666666"/>
+              <w:bottom w:val="single" w:sz="1" w:space="0" w:color="666666"/>
+              <w:right w:val="single" w:sz="1" w:space="0" w:color="666666"/>
+            </w:tcBorders>
+            <w:tcMar>
+              <w:top w:w="60" w:type="dxa"/>
+              <w:left w:w="100" w:type="dxa"/>
+              <w:bottom w:w="60" w:type="dxa"/>
+              <w:right w:w="100" w:type="dxa"/>
+            </w:tcMar>
+            <w:vAlign w:val="center"/>
+          </w:tcPr>
+          <w:p>
+            <w:pPr>
+              <w:rPr>
+                <w:rFonts w:ascii="Times New Roman" w:hAnsi="Times New Roman" w:cs="Times New Roman"/>
+              </w:rPr>
+            </w:pPr>
+            <w:r>
+              <w:rPr>
+                <w:rFonts w:ascii="Times New Roman" w:eastAsia="Times New Roman" w:hAnsi="Times New Roman" w:cs="Times New Roman"/>
+                <w:sz w:val="20"/>
+                <w:szCs w:val="20"/>
+              </w:rPr>
+              <w:t>Melanocitični nevus</w:t>
+            </w:r>
+          </w:p>
+        </w:tc>
+        <w:tc>
+          <w:tcPr>
+            <w:tcW w:w="1400" w:type="dxa"/>
+            <w:tcBorders>
+              <w:top w:val="single" w:sz="1" w:space="0" w:color="666666"/>
+              <w:left w:val="single" w:sz="1" w:space="0" w:color="666666"/>
+              <w:bottom w:val="single" w:sz="1" w:space="0" w:color="666666"/>
+              <w:right w:val="single" w:sz="1" w:space="0" w:color="666666"/>
+            </w:tcBorders>
+            <w:tcMar>
+              <w:top w:w="60" w:type="dxa"/>
+              <w:left w:w="100" w:type="dxa"/>
+              <w:bottom w:w="60" w:type="dxa"/>
+              <w:right w:w="100" w:type="dxa"/>
+            </w:tcMar>
+            <w:vAlign w:val="center"/>
+          </w:tcPr>
+          <w:p>
+            <w:pPr>
+              <w:rPr>
+                <w:rFonts w:ascii="Times New Roman" w:hAnsi="Times New Roman" w:cs="Times New Roman"/>
+              </w:rPr>
+            </w:pPr>
+            <w:r>
+              <w:rPr>
+                <w:rFonts w:ascii="Times New Roman" w:eastAsia="Times New Roman" w:hAnsi="Times New Roman" w:cs="Times New Roman"/>
+                <w:sz w:val="20"/>
+                <w:szCs w:val="20"/>
+              </w:rPr>
+              <w:t>Benigno</w:t>
+            </w:r>
+          </w:p>
+        </w:tc>
+        <w:tc>
+          <w:tcPr>
+            <w:tcW w:w="1200" w:type="dxa"/>
+            <w:tcBorders>
+              <w:top w:val="single" w:sz="1" w:space="0" w:color="666666"/>
+              <w:left w:val="single" w:sz="1" w:space="0" w:color="666666"/>
+              <w:bottom w:val="single" w:sz="1" w:space="0" w:color="666666"/>
+              <w:right w:val="single" w:sz="1" w:space="0" w:color="666666"/>
+            </w:tcBorders>
+            <w:tcMar>
+              <w:top w:w="60" w:type="dxa"/>
+              <w:left w:w="100" w:type="dxa"/>
+              <w:bottom w:w="60" w:type="dxa"/>
+              <w:right w:w="100" w:type="dxa"/>
+            </w:tcMar>
+            <w:vAlign w:val="center"/>
+          </w:tcPr>
+          <w:p>
+            <w:pPr>
+              <w:rPr>
+                <w:rFonts w:ascii="Times New Roman" w:hAnsi="Times New Roman" w:cs="Times New Roman"/>
+              </w:rPr>
+            </w:pPr>
+            <w:r>
+              <w:rPr>
+                <w:rFonts w:ascii="Times New Roman" w:eastAsia="Times New Roman" w:hAnsi="Times New Roman" w:cs="Times New Roman"/>
+                <w:sz w:val="20"/>
+                <w:szCs w:val="20"/>
+              </w:rPr>
+              <w:t>6.705</w:t>
+            </w:r>
+          </w:p>
+        </w:tc>
+        <w:tc>
+          <w:tcPr>
+            <w:tcW w:w="1200" w:type="dxa"/>
+            <w:tcBorders>
+              <w:top w:val="single" w:sz="1" w:space="0" w:color="666666"/>
+              <w:left w:val="single" w:sz="1" w:space="0" w:color="666666"/>
+              <w:bottom w:val="single" w:sz="1" w:space="0" w:color="666666"/>
+              <w:right w:val="single" w:sz="1" w:space="0" w:color="666666"/>
+            </w:tcBorders>
+            <w:tcMar>
+              <w:top w:w="60" w:type="dxa"/>
+              <w:left w:w="100" w:type="dxa"/>
+              <w:bottom w:w="60" w:type="dxa"/>
+              <w:right w:w="100" w:type="dxa"/>
+            </w:tcMar>
+            <w:vAlign w:val="center"/>
+          </w:tcPr>
+          <w:p>
+            <w:pPr>
+              <w:rPr>
+                <w:rFonts w:ascii="Times New Roman" w:hAnsi="Times New Roman" w:cs="Times New Roman"/>
+              </w:rPr>
+            </w:pPr>
+            <w:r>
+              <w:rPr>
+                <w:rFonts w:ascii="Times New Roman" w:eastAsia="Times New Roman" w:hAnsi="Times New Roman" w:cs="Times New Roman"/>
+                <w:sz w:val="20"/>
+                <w:szCs w:val="20"/>
+              </w:rPr>
+              <w:t>66,95%</w:t>
+            </w:r>
+          </w:p>
+        </w:tc>
+        <w:tc>
+          <w:tcPr>
+            <w:tcW w:w="1670" w:type="dxa"/>
+            <w:tcBorders>
+              <w:top w:val="single" w:sz="1" w:space="0" w:color="666666"/>
+              <w:left w:val="single" w:sz="1" w:space="0" w:color="666666"/>
+              <w:bottom w:val="single" w:sz="1" w:space="0" w:color="666666"/>
+              <w:right w:val="single" w:sz="1" w:space="0" w:color="666666"/>
+            </w:tcBorders>
+            <w:tcMar>
+              <w:top w:w="60" w:type="dxa"/>
+              <w:left w:w="100" w:type="dxa"/>
+              <w:bottom w:w="60" w:type="dxa"/>
+              <w:right w:w="100" w:type="dxa"/>
+            </w:tcMar>
+            <w:vAlign w:val="center"/>
+          </w:tcPr>
+          <w:p>
+            <w:pPr>
+              <w:rPr>
+                <w:rFonts w:ascii="Times New Roman" w:hAnsi="Times New Roman" w:cs="Times New Roman"/>
+              </w:rPr>
+            </w:pPr>
+            <w:r>
+              <w:rPr>
+                <w:rFonts w:ascii="Times New Roman" w:eastAsia="Times New Roman" w:hAnsi="Times New Roman" w:cs="Times New Roman"/>
+                <w:sz w:val="20"/>
+                <w:szCs w:val="20"/>
+              </w:rPr>
+              <w:t>Praćenje/konsenzus</w:t>
+            </w:r>
+          </w:p>
+        </w:tc>
+      </w:tr>
+      <w:tr>
+        <w:tc>
+          <w:tcPr>
+            <w:tcW w:w="900" w:type="dxa"/>
+            <w:tcBorders>
+              <w:top w:val="single" w:sz="1" w:space="0" w:color="666666"/>
+              <w:left w:val="single" w:sz="1" w:space="0" w:color="666666"/>
+              <w:bottom w:val="single" w:sz="1" w:space="0" w:color="666666"/>
+              <w:right w:val="single" w:sz="1" w:space="0" w:color="666666"/>
+            </w:tcBorders>
+            <w:tcMar>
+              <w:top w:w="60" w:type="dxa"/>
+              <w:left w:w="100" w:type="dxa"/>
+              <w:bottom w:w="60" w:type="dxa"/>
+              <w:right w:w="100" w:type="dxa"/>
+            </w:tcMar>
+            <w:vAlign w:val="center"/>
+          </w:tcPr>
+          <w:p>
+            <w:pPr>
+              <w:rPr>
+                <w:rFonts w:ascii="Times New Roman" w:hAnsi="Times New Roman" w:cs="Times New Roman"/>
+              </w:rPr>
+            </w:pPr>
+            <w:r>
+              <w:rPr>
+                <w:rFonts w:ascii="Times New Roman" w:eastAsia="Times New Roman" w:hAnsi="Times New Roman" w:cs="Times New Roman"/>
+                <w:sz w:val="20"/>
+                <w:szCs w:val="20"/>
+              </w:rPr>
+              <w:t>mel</w:t>
+            </w:r>
+          </w:p>
+        </w:tc>
+        <w:tc>
+          <w:tcPr>
+            <w:tcW w:w="2700" w:type="dxa"/>
+            <w:tcBorders>
+              <w:top w:val="single" w:sz="1" w:space="0" w:color="666666"/>
+              <w:left w:val="single" w:sz="1" w:space="0" w:color="666666"/>
+              <w:bottom w:val="single" w:sz="1" w:space="0" w:color="666666"/>
+              <w:right w:val="single" w:sz="1" w:space="0" w:color="666666"/>
+            </w:tcBorders>
+            <w:tcMar>
+              <w:top w:w="60" w:type="dxa"/>
+              <w:left w:w="100" w:type="dxa"/>
+              <w:bottom w:w="60" w:type="dxa"/>
+              <w:right w:w="100" w:type="dxa"/>
+            </w:tcMar>
+            <w:vAlign w:val="center"/>
+          </w:tcPr>
+          <w:p>
+            <w:pPr>
+              <w:rPr>
+                <w:rFonts w:ascii="Times New Roman" w:hAnsi="Times New Roman" w:cs="Times New Roman"/>
+              </w:rPr>
+            </w:pPr>
+            <w:r>
+              <w:rPr>
+                <w:rFonts w:ascii="Times New Roman" w:eastAsia="Times New Roman" w:hAnsi="Times New Roman" w:cs="Times New Roman"/>
+                <w:sz w:val="20"/>
+                <w:szCs w:val="20"/>
+              </w:rPr>
+              <w:t>Melanom</w:t>
+            </w:r>
+          </w:p>
+        </w:tc>
+        <w:tc>
+          <w:tcPr>
+            <w:tcW w:w="1400" w:type="dxa"/>
+            <w:tcBorders>
+              <w:top w:val="single" w:sz="1" w:space="0" w:color="666666"/>
+              <w:left w:val="single" w:sz="1" w:space="0" w:color="666666"/>
+              <w:bottom w:val="single" w:sz="1" w:space="0" w:color="666666"/>
+              <w:right w:val="single" w:sz="1" w:space="0" w:color="666666"/>
+            </w:tcBorders>
+            <w:tcMar>
+              <w:top w:w="60" w:type="dxa"/>
+              <w:left w:w="100" w:type="dxa"/>
+              <w:bottom w:w="60" w:type="dxa"/>
+              <w:right w:w="100" w:type="dxa"/>
+            </w:tcMar>
+            <w:vAlign w:val="center"/>
+          </w:tcPr>
+          <w:p>
+            <w:pPr>
+              <w:rPr>
+                <w:rFonts w:ascii="Times New Roman" w:hAnsi="Times New Roman" w:cs="Times New Roman"/>
+              </w:rPr>
+            </w:pPr>
+            <w:r>
+              <w:rPr>
+                <w:rFonts w:ascii="Times New Roman" w:eastAsia="Times New Roman" w:hAnsi="Times New Roman" w:cs="Times New Roman"/>
+                <w:sz w:val="20"/>
+                <w:szCs w:val="20"/>
+              </w:rPr>
+              <w:t>Maligno</w:t>
+            </w:r>
+          </w:p>
+        </w:tc>
+        <w:tc>
+          <w:tcPr>
+            <w:tcW w:w="1200" w:type="dxa"/>
+            <w:tcBorders>
+              <w:top w:val="single" w:sz="1" w:space="0" w:color="666666"/>
+              <w:left w:val="single" w:sz="1" w:space="0" w:color="666666"/>
+              <w:bottom w:val="single" w:sz="1" w:space="0" w:color="666666"/>
+              <w:right w:val="single" w:sz="1" w:space="0" w:color="666666"/>
+            </w:tcBorders>
+            <w:tcMar>
+              <w:top w:w="60" w:type="dxa"/>
+              <w:left w:w="100" w:type="dxa"/>
+              <w:bottom w:w="60" w:type="dxa"/>
+              <w:right w:w="100" w:type="dxa"/>
+            </w:tcMar>
+            <w:vAlign w:val="center"/>
+          </w:tcPr>
+          <w:p>
+            <w:pPr>
+              <w:rPr>
+                <w:rFonts w:ascii="Times New Roman" w:hAnsi="Times New Roman" w:cs="Times New Roman"/>
+              </w:rPr>
+            </w:pPr>
+            <w:r>
+              <w:rPr>
+                <w:rFonts w:ascii="Times New Roman" w:eastAsia="Times New Roman" w:hAnsi="Times New Roman" w:cs="Times New Roman"/>
+                <w:sz w:val="20"/>
+                <w:szCs w:val="20"/>
+              </w:rPr>
+              <w:t>1.113</w:t>
+            </w:r>
+          </w:p>
+        </w:tc>
+        <w:tc>
+          <w:tcPr>
+            <w:tcW w:w="1200" w:type="dxa"/>
+            <w:tcBorders>
+              <w:top w:val="single" w:sz="1" w:space="0" w:color="666666"/>
+              <w:left w:val="single" w:sz="1" w:space="0" w:color="666666"/>
+              <w:bottom w:val="single" w:sz="1" w:space="0" w:color="666666"/>
+              <w:right w:val="single" w:sz="1" w:space="0" w:color="666666"/>
+            </w:tcBorders>
+            <w:tcMar>
+              <w:top w:w="60" w:type="dxa"/>
+              <w:left w:w="100" w:type="dxa"/>
+              <w:bottom w:w="60" w:type="dxa"/>
+              <w:right w:w="100" w:type="dxa"/>
+            </w:tcMar>
+            <w:vAlign w:val="center"/>
+          </w:tcPr>
+          <w:p>
+            <w:pPr>
+              <w:rPr>
+                <w:rFonts w:ascii="Times New Roman" w:hAnsi="Times New Roman" w:cs="Times New Roman"/>
+              </w:rPr>
+            </w:pPr>
+            <w:r>
+              <w:rPr>
+                <w:rFonts w:ascii="Times New Roman" w:eastAsia="Times New Roman" w:hAnsi="Times New Roman" w:cs="Times New Roman"/>
+                <w:sz w:val="20"/>
+                <w:szCs w:val="20"/>
+              </w:rPr>
+              <w:t>11,11%</w:t>
+            </w:r>
+          </w:p>
+        </w:tc>
+        <w:tc>
+          <w:tcPr>
+            <w:tcW w:w="1670" w:type="dxa"/>
+            <w:tcBorders>
+              <w:top w:val="single" w:sz="1" w:space="0" w:color="666666"/>
+              <w:left w:val="single" w:sz="1" w:space="0" w:color="666666"/>
+              <w:bottom w:val="single" w:sz="1" w:space="0" w:color="666666"/>
+              <w:right w:val="single" w:sz="1" w:space="0" w:color="666666"/>
+            </w:tcBorders>
+            <w:tcMar>
+              <w:top w:w="60" w:type="dxa"/>
+              <w:left w:w="100" w:type="dxa"/>
+              <w:bottom w:w="60" w:type="dxa"/>
+              <w:right w:w="100" w:type="dxa"/>
+            </w:tcMar>
+            <w:vAlign w:val="center"/>
+          </w:tcPr>
+          <w:p>
+            <w:pPr>
+              <w:rPr>
+                <w:rFonts w:ascii="Times New Roman" w:hAnsi="Times New Roman" w:cs="Times New Roman"/>
+              </w:rPr>
+            </w:pPr>
+            <w:r>
+              <w:rPr>
+                <w:rFonts w:ascii="Times New Roman" w:eastAsia="Times New Roman" w:hAnsi="Times New Roman" w:cs="Times New Roman"/>
+                <w:sz w:val="20"/>
+                <w:szCs w:val="20"/>
+              </w:rPr>
+              <w:t>Histopatologija</w:t>
+            </w:r>
+          </w:p>
+        </w:tc>
+      </w:tr>
+      <w:tr>
+        <w:tc>
+          <w:tcPr>
+            <w:tcW w:w="900" w:type="dxa"/>
+            <w:tcBorders>
+              <w:top w:val="single" w:sz="1" w:space="0" w:color="666666"/>
+              <w:left w:val="single" w:sz="1" w:space="0" w:color="666666"/>
+              <w:bottom w:val="single" w:sz="1" w:space="0" w:color="666666"/>
+              <w:right w:val="single" w:sz="1" w:space="0" w:color="666666"/>
+            </w:tcBorders>
+            <w:tcMar>
+              <w:top w:w="60" w:type="dxa"/>
+              <w:left w:w="100" w:type="dxa"/>
+              <w:bottom w:w="60" w:type="dxa"/>
+              <w:right w:w="100" w:type="dxa"/>
+            </w:tcMar>
+            <w:vAlign w:val="center"/>
+          </w:tcPr>
+          <w:p>
+            <w:pPr>
+              <w:rPr>
+                <w:rFonts w:ascii="Times New Roman" w:hAnsi="Times New Roman" w:cs="Times New Roman"/>
+              </w:rPr>
+            </w:pPr>
+            <w:r>
+              <w:rPr>
+                <w:rFonts w:ascii="Times New Roman" w:eastAsia="Times New Roman" w:hAnsi="Times New Roman" w:cs="Times New Roman"/>
+                <w:sz w:val="20"/>
+                <w:szCs w:val="20"/>
+              </w:rPr>
+              <w:t>bkl</w:t>
+            </w:r>
+          </w:p>
+        </w:tc>
+        <w:tc>
+          <w:tcPr>
+            <w:tcW w:w="2700" w:type="dxa"/>
+            <w:tcBorders>
+              <w:top w:val="single" w:sz="1" w:space="0" w:color="666666"/>
+              <w:left w:val="single" w:sz="1" w:space="0" w:color="666666"/>
+              <w:bottom w:val="single" w:sz="1" w:space="0" w:color="666666"/>
+              <w:right w:val="single" w:sz="1" w:space="0" w:color="666666"/>
+            </w:tcBorders>
+            <w:tcMar>
+              <w:top w:w="60" w:type="dxa"/>
+              <w:left w:w="100" w:type="dxa"/>
+              <w:bottom w:w="60" w:type="dxa"/>
+              <w:right w:w="100" w:type="dxa"/>
+            </w:tcMar>
+            <w:vAlign w:val="center"/>
+          </w:tcPr>
+          <w:p>
+            <w:pPr>
+              <w:rPr>
+                <w:rFonts w:ascii="Times New Roman" w:hAnsi="Times New Roman" w:cs="Times New Roman"/>
+              </w:rPr>
+            </w:pPr>
+            <w:r>
+              <w:rPr>
+                <w:rFonts w:ascii="Times New Roman" w:eastAsia="Times New Roman" w:hAnsi="Times New Roman" w:cs="Times New Roman"/>
+                <w:sz w:val="20"/>
+                <w:szCs w:val="20"/>
+              </w:rPr>
+              <w:t>Benigna keratoza</w:t>
+            </w:r>
+          </w:p>
+        </w:tc>
+        <w:tc>
+          <w:tcPr>
+            <w:tcW w:w="1400" w:type="dxa"/>
+            <w:tcBorders>
+              <w:top w:val="single" w:sz="1" w:space="0" w:color="666666"/>
+              <w:left w:val="single" w:sz="1" w:space="0" w:color="666666"/>
+              <w:bottom w:val="single" w:sz="1" w:space="0" w:color="666666"/>
+              <w:right w:val="single" w:sz="1" w:space="0" w:color="666666"/>
+            </w:tcBorders>
+            <w:tcMar>
+              <w:top w:w="60" w:type="dxa"/>
+              <w:left w:w="100" w:type="dxa"/>
+              <w:bottom w:w="60" w:type="dxa"/>
+              <w:right w:w="100" w:type="dxa"/>
+            </w:tcMar>
+            <w:vAlign w:val="center"/>
+          </w:tcPr>
+          <w:p>
+            <w:pPr>
+              <w:rPr>
+                <w:rFonts w:ascii="Times New Roman" w:hAnsi="Times New Roman" w:cs="Times New Roman"/>
+              </w:rPr>
+            </w:pPr>
+            <w:r>
+              <w:rPr>
+                <w:rFonts w:ascii="Times New Roman" w:eastAsia="Times New Roman" w:hAnsi="Times New Roman" w:cs="Times New Roman"/>
+                <w:sz w:val="20"/>
+                <w:szCs w:val="20"/>
+              </w:rPr>
+              <w:t>Benigno</w:t>
+            </w:r>
+          </w:p>
+        </w:tc>
+        <w:tc>
+          <w:tcPr>
+            <w:tcW w:w="1200" w:type="dxa"/>
+            <w:tcBorders>
+              <w:top w:val="single" w:sz="1" w:space="0" w:color="666666"/>
+              <w:left w:val="single" w:sz="1" w:space="0" w:color="666666"/>
+              <w:bottom w:val="single" w:sz="1" w:space="0" w:color="666666"/>
+              <w:right w:val="single" w:sz="1" w:space="0" w:color="666666"/>
+            </w:tcBorders>
+            <w:tcMar>
+              <w:top w:w="60" w:type="dxa"/>
+              <w:left w:w="100" w:type="dxa"/>
+              <w:bottom w:w="60" w:type="dxa"/>
+              <w:right w:w="100" w:type="dxa"/>
+            </w:tcMar>
+            <w:vAlign w:val="center"/>
+          </w:tcPr>
+          <w:p>
+            <w:pPr>
+              <w:rPr>
+                <w:rFonts w:ascii="Times New Roman" w:hAnsi="Times New Roman" w:cs="Times New Roman"/>
+              </w:rPr>
+            </w:pPr>
+            <w:r>
+              <w:rPr>
+                <w:rFonts w:ascii="Times New Roman" w:eastAsia="Times New Roman" w:hAnsi="Times New Roman" w:cs="Times New Roman"/>
+                <w:sz w:val="20"/>
+                <w:szCs w:val="20"/>
+              </w:rPr>
+              <w:t>1.099</w:t>
+            </w:r>
+          </w:p>
+        </w:tc>
+        <w:tc>
+          <w:tcPr>
+            <w:tcW w:w="1200" w:type="dxa"/>
+            <w:tcBorders>
+              <w:top w:val="single" w:sz="1" w:space="0" w:color="666666"/>
+              <w:left w:val="single" w:sz="1" w:space="0" w:color="666666"/>
+              <w:bottom w:val="single" w:sz="1" w:space="0" w:color="666666"/>
+              <w:right w:val="single" w:sz="1" w:space="0" w:color="666666"/>
+            </w:tcBorders>
+            <w:tcMar>
+              <w:top w:w="60" w:type="dxa"/>
+              <w:left w:w="100" w:type="dxa"/>
+              <w:bottom w:w="60" w:type="dxa"/>
+              <w:right w:w="100" w:type="dxa"/>
+            </w:tcMar>
+            <w:vAlign w:val="center"/>
+          </w:tcPr>
+          <w:p>
+            <w:pPr>
+              <w:rPr>
+                <w:rFonts w:ascii="Times New Roman" w:hAnsi="Times New Roman" w:cs="Times New Roman"/>
+              </w:rPr>
+            </w:pPr>
+            <w:r>
+              <w:rPr>
+                <w:rFonts w:ascii="Times New Roman" w:eastAsia="Times New Roman" w:hAnsi="Times New Roman" w:cs="Times New Roman"/>
+                <w:sz w:val="20"/>
+                <w:szCs w:val="20"/>
+              </w:rPr>
+              <w:t>10,97%</w:t>
+            </w:r>
+          </w:p>
+        </w:tc>
+        <w:tc>
+          <w:tcPr>
+            <w:tcW w:w="1670" w:type="dxa"/>
+            <w:tcBorders>
+              <w:top w:val="single" w:sz="1" w:space="0" w:color="666666"/>
+              <w:left w:val="single" w:sz="1" w:space="0" w:color="666666"/>
+              <w:bottom w:val="single" w:sz="1" w:space="0" w:color="666666"/>
+              <w:right w:val="single" w:sz="1" w:space="0" w:color="666666"/>
+            </w:tcBorders>
+            <w:tcMar>
+              <w:top w:w="60" w:type="dxa"/>
+              <w:left w:w="100" w:type="dxa"/>
+              <w:bottom w:w="60" w:type="dxa"/>
+              <w:right w:w="100" w:type="dxa"/>
+            </w:tcMar>
+            <w:vAlign w:val="center"/>
+          </w:tcPr>
+          <w:p>
+            <w:pPr>
+              <w:rPr>
+                <w:rFonts w:ascii="Times New Roman" w:hAnsi="Times New Roman" w:cs="Times New Roman"/>
+              </w:rPr>
+            </w:pPr>
+            <w:r>
+              <w:rPr>
+                <w:rFonts w:ascii="Times New Roman" w:eastAsia="Times New Roman" w:hAnsi="Times New Roman" w:cs="Times New Roman"/>
+                <w:sz w:val="20"/>
+                <w:szCs w:val="20"/>
+              </w:rPr>
+              <w:t>Histopatologija/konsenzus</w:t>
+            </w:r>
+          </w:p>
+        </w:tc>
+      </w:tr>
+      <w:tr>
+        <w:tc>
+          <w:tcPr>
+            <w:tcW w:w="900" w:type="dxa"/>
+            <w:tcBorders>
+              <w:top w:val="single" w:sz="1" w:space="0" w:color="666666"/>
+              <w:left w:val="single" w:sz="1" w:space="0" w:color="666666"/>
+              <w:bottom w:val="single" w:sz="1" w:space="0" w:color="666666"/>
+              <w:right w:val="single" w:sz="1" w:space="0" w:color="666666"/>
+            </w:tcBorders>
+            <w:tcMar>
+              <w:top w:w="60" w:type="dxa"/>
+              <w:left w:w="100" w:type="dxa"/>
+              <w:bottom w:w="60" w:type="dxa"/>
+              <w:right w:w="100" w:type="dxa"/>
+            </w:tcMar>
+            <w:vAlign w:val="center"/>
+          </w:tcPr>
+          <w:p>
+            <w:pPr>
+              <w:rPr>
+                <w:rFonts w:ascii="Times New Roman" w:hAnsi="Times New Roman" w:cs="Times New Roman"/>
+              </w:rPr>
+            </w:pPr>
+            <w:r>
+              <w:rPr>
+                <w:rFonts w:ascii="Times New Roman" w:eastAsia="Times New Roman" w:hAnsi="Times New Roman" w:cs="Times New Roman"/>
+                <w:sz w:val="20"/>
+                <w:szCs w:val="20"/>
+              </w:rPr>
+              <w:t>bcc</w:t>
+            </w:r>
+          </w:p>
+        </w:tc>
+        <w:tc>
+          <w:tcPr>
+            <w:tcW w:w="2700" w:type="dxa"/>
+            <w:tcBorders>
+              <w:top w:val="single" w:sz="1" w:space="0" w:color="666666"/>
+              <w:left w:val="single" w:sz="1" w:space="0" w:color="666666"/>
+              <w:bottom w:val="single" w:sz="1" w:space="0" w:color="666666"/>
+              <w:right w:val="single" w:sz="1" w:space="0" w:color="666666"/>
+            </w:tcBorders>
+            <w:tcMar>
+              <w:top w:w="60" w:type="dxa"/>
+              <w:left w:w="100" w:type="dxa"/>
+              <w:bottom w:w="60" w:type="dxa"/>
+              <w:right w:w="100" w:type="dxa"/>
+            </w:tcMar>
+            <w:vAlign w:val="center"/>
+          </w:tcPr>
+          <w:p>
+            <w:pPr>
+              <w:rPr>
+                <w:rFonts w:ascii="Times New Roman" w:hAnsi="Times New Roman" w:cs="Times New Roman"/>
+              </w:rPr>
+            </w:pPr>
+            <w:r>
+              <w:rPr>
+                <w:rFonts w:ascii="Times New Roman" w:eastAsia="Times New Roman" w:hAnsi="Times New Roman" w:cs="Times New Roman"/>
+                <w:sz w:val="20"/>
+                <w:szCs w:val="20"/>
+              </w:rPr>
+              <w:t>Bazalnocelularni karcinom</w:t>
+            </w:r>
+          </w:p>
+        </w:tc>
+        <w:tc>
+          <w:tcPr>
+            <w:tcW w:w="1400" w:type="dxa"/>
+            <w:tcBorders>
+              <w:top w:val="single" w:sz="1" w:space="0" w:color="666666"/>
+              <w:left w:val="single" w:sz="1" w:space="0" w:color="666666"/>
+              <w:bottom w:val="single" w:sz="1" w:space="0" w:color="666666"/>
+              <w:right w:val="single" w:sz="1" w:space="0" w:color="666666"/>
+            </w:tcBorders>
+            <w:tcMar>
+              <w:top w:w="60" w:type="dxa"/>
+              <w:left w:w="100" w:type="dxa"/>
+              <w:bottom w:w="60" w:type="dxa"/>
+              <w:right w:w="100" w:type="dxa"/>
+            </w:tcMar>
+            <w:vAlign w:val="center"/>
+          </w:tcPr>
+          <w:p>
+            <w:pPr>
+              <w:rPr>
+                <w:rFonts w:ascii="Times New Roman" w:hAnsi="Times New Roman" w:cs="Times New Roman"/>
+              </w:rPr>
+            </w:pPr>
+            <w:r>
+              <w:rPr>
+                <w:rFonts w:ascii="Times New Roman" w:eastAsia="Times New Roman" w:hAnsi="Times New Roman" w:cs="Times New Roman"/>
+                <w:sz w:val="20"/>
+                <w:szCs w:val="20"/>
+              </w:rPr>
+              <w:t>Maligno</w:t>
+            </w:r>
+          </w:p>
+        </w:tc>
+        <w:tc>
+          <w:tcPr>
+            <w:tcW w:w="1200" w:type="dxa"/>
+            <w:tcBorders>
+              <w:top w:val="single" w:sz="1" w:space="0" w:color="666666"/>
+              <w:left w:val="single" w:sz="1" w:space="0" w:color="666666"/>
+              <w:bottom w:val="single" w:sz="1" w:space="0" w:color="666666"/>
+              <w:right w:val="single" w:sz="1" w:space="0" w:color="666666"/>
+            </w:tcBorders>
+            <w:tcMar>
+              <w:top w:w="60" w:type="dxa"/>
+              <w:left w:w="100" w:type="dxa"/>
+              <w:bottom w:w="60" w:type="dxa"/>
+              <w:right w:w="100" w:type="dxa"/>
+            </w:tcMar>
+            <w:vAlign w:val="center"/>
+          </w:tcPr>
+          <w:p>
+            <w:pPr>
+              <w:rPr>
+                <w:rFonts w:ascii="Times New Roman" w:hAnsi="Times New Roman" w:cs="Times New Roman"/>
+              </w:rPr>
+            </w:pPr>
+            <w:r>
+              <w:rPr>
+                <w:rFonts w:ascii="Times New Roman" w:eastAsia="Times New Roman" w:hAnsi="Times New Roman" w:cs="Times New Roman"/>
+                <w:sz w:val="20"/>
+                <w:szCs w:val="20"/>
+              </w:rPr>
+              <w:t>514</w:t>
+            </w:r>
+          </w:p>
+        </w:tc>
+        <w:tc>
+          <w:tcPr>
+            <w:tcW w:w="1200" w:type="dxa"/>
+            <w:tcBorders>
+              <w:top w:val="single" w:sz="1" w:space="0" w:color="666666"/>
+              <w:left w:val="single" w:sz="1" w:space="0" w:color="666666"/>
+              <w:bottom w:val="single" w:sz="1" w:space="0" w:color="666666"/>
+              <w:right w:val="single" w:sz="1" w:space="0" w:color="666666"/>
+            </w:tcBorders>
+            <w:tcMar>
+              <w:top w:w="60" w:type="dxa"/>
+              <w:left w:w="100" w:type="dxa"/>
+              <w:bottom w:w="60" w:type="dxa"/>
+              <w:right w:w="100" w:type="dxa"/>
+            </w:tcMar>
+            <w:vAlign w:val="center"/>
+          </w:tcPr>
+          <w:p>
+            <w:pPr>
+              <w:rPr>
+                <w:rFonts w:ascii="Times New Roman" w:hAnsi="Times New Roman" w:cs="Times New Roman"/>
+              </w:rPr>
+            </w:pPr>
+            <w:r>
+              <w:rPr>
+                <w:rFonts w:ascii="Times New Roman" w:eastAsia="Times New Roman" w:hAnsi="Times New Roman" w:cs="Times New Roman"/>
+                <w:sz w:val="20"/>
+                <w:szCs w:val="20"/>
+              </w:rPr>
+              <w:t>5,13%</w:t>
+            </w:r>
+          </w:p>
+        </w:tc>
+        <w:tc>
+          <w:tcPr>
+            <w:tcW w:w="1670" w:type="dxa"/>
+            <w:tcBorders>
+              <w:top w:val="single" w:sz="1" w:space="0" w:color="666666"/>
+              <w:left w:val="single" w:sz="1" w:space="0" w:color="666666"/>
+              <w:bottom w:val="single" w:sz="1" w:space="0" w:color="666666"/>
+              <w:right w:val="single" w:sz="1" w:space="0" w:color="666666"/>
+            </w:tcBorders>
+            <w:tcMar>
+              <w:top w:w="60" w:type="dxa"/>
+              <w:left w:w="100" w:type="dxa"/>
+              <w:bottom w:w="60" w:type="dxa"/>
+              <w:right w:w="100" w:type="dxa"/>
+            </w:tcMar>
+            <w:vAlign w:val="center"/>
+          </w:tcPr>
+          <w:p>
+            <w:pPr>
+              <w:rPr>
+                <w:rFonts w:ascii="Times New Roman" w:hAnsi="Times New Roman" w:cs="Times New Roman"/>
+              </w:rPr>
+            </w:pPr>
+            <w:r>
+              <w:rPr>
+                <w:rFonts w:ascii="Times New Roman" w:eastAsia="Times New Roman" w:hAnsi="Times New Roman" w:cs="Times New Roman"/>
+                <w:sz w:val="20"/>
+                <w:szCs w:val="20"/>
+              </w:rPr>
+              <w:t>Histopatologija</w:t>
+            </w:r>
+          </w:p>
+        </w:tc>
+      </w:tr>
+      <w:tr>
+        <w:tc>
+          <w:tcPr>
+            <w:tcW w:w="900" w:type="dxa"/>
+            <w:tcBorders>
+              <w:top w:val="single" w:sz="1" w:space="0" w:color="666666"/>
+              <w:left w:val="single" w:sz="1" w:space="0" w:color="666666"/>
+              <w:bottom w:val="single" w:sz="1" w:space="0" w:color="666666"/>
+              <w:right w:val="single" w:sz="1" w:space="0" w:color="666666"/>
+            </w:tcBorders>
+            <w:tcMar>
+              <w:top w:w="60" w:type="dxa"/>
+              <w:left w:w="100" w:type="dxa"/>
+              <w:bottom w:w="60" w:type="dxa"/>
+              <w:right w:w="100" w:type="dxa"/>
+            </w:tcMar>
+            <w:vAlign w:val="center"/>
+          </w:tcPr>
+          <w:p>
+            <w:pPr>
+              <w:rPr>
+                <w:rFonts w:ascii="Times New Roman" w:hAnsi="Times New Roman" w:cs="Times New Roman"/>
+              </w:rPr>
+            </w:pPr>
+            <w:r>
+              <w:rPr>
+                <w:rFonts w:ascii="Times New Roman" w:eastAsia="Times New Roman" w:hAnsi="Times New Roman" w:cs="Times New Roman"/>
+                <w:sz w:val="20"/>
+                <w:szCs w:val="20"/>
+              </w:rPr>
+              <w:t>akiec</w:t>
+            </w:r>
+          </w:p>
+        </w:tc>
+        <w:tc>
+          <w:tcPr>
+            <w:tcW w:w="2700" w:type="dxa"/>
+            <w:tcBorders>
+              <w:top w:val="single" w:sz="1" w:space="0" w:color="666666"/>
+              <w:left w:val="single" w:sz="1" w:space="0" w:color="666666"/>
+              <w:bottom w:val="single" w:sz="1" w:space="0" w:color="666666"/>
+              <w:right w:val="single" w:sz="1" w:space="0" w:color="666666"/>
+            </w:tcBorders>
+            <w:tcMar>
+              <w:top w:w="60" w:type="dxa"/>
+              <w:left w:w="100" w:type="dxa"/>
+              <w:bottom w:w="60" w:type="dxa"/>
+              <w:right w:w="100" w:type="dxa"/>
+            </w:tcMar>
+            <w:vAlign w:val="center"/>
+          </w:tcPr>
+          <w:p>
+            <w:pPr>
+              <w:rPr>
+                <w:rFonts w:ascii="Times New Roman" w:hAnsi="Times New Roman" w:cs="Times New Roman"/>
+              </w:rPr>
+            </w:pPr>
+            <w:r>
+              <w:rPr>
+                <w:rFonts w:ascii="Times New Roman" w:eastAsia="Times New Roman" w:hAnsi="Times New Roman" w:cs="Times New Roman"/>
+                <w:sz w:val="20"/>
+                <w:szCs w:val="20"/>
+              </w:rPr>
+              <w:t>Aktinična keratoza / IEC</w:t>
+            </w:r>
+          </w:p>
+        </w:tc>
+        <w:tc>
+          <w:tcPr>
+            <w:tcW w:w="1400" w:type="dxa"/>
+            <w:tcBorders>
+              <w:top w:val="single" w:sz="1" w:space="0" w:color="666666"/>
+              <w:left w:val="single" w:sz="1" w:space="0" w:color="666666"/>
+              <w:bottom w:val="single" w:sz="1" w:space="0" w:color="666666"/>
+              <w:right w:val="single" w:sz="1" w:space="0" w:color="666666"/>
+            </w:tcBorders>
+            <w:tcMar>
+              <w:top w:w="60" w:type="dxa"/>
+              <w:left w:w="100" w:type="dxa"/>
+              <w:bottom w:w="60" w:type="dxa"/>
+              <w:right w:w="100" w:type="dxa"/>
+            </w:tcMar>
+            <w:vAlign w:val="center"/>
+          </w:tcPr>
+          <w:p>
+            <w:pPr>
+              <w:rPr>
+                <w:rFonts w:ascii="Times New Roman" w:hAnsi="Times New Roman" w:cs="Times New Roman"/>
+              </w:rPr>
+            </w:pPr>
+            <w:r>
+              <w:rPr>
+                <w:rFonts w:ascii="Times New Roman" w:eastAsia="Times New Roman" w:hAnsi="Times New Roman" w:cs="Times New Roman"/>
+                <w:sz w:val="20"/>
+                <w:szCs w:val="20"/>
+              </w:rPr>
+              <w:t>Prekanceroza</w:t>
+            </w:r>
+          </w:p>
+        </w:tc>
+        <w:tc>
+          <w:tcPr>
+            <w:tcW w:w="1200" w:type="dxa"/>
+            <w:tcBorders>
+              <w:top w:val="single" w:sz="1" w:space="0" w:color="666666"/>
+              <w:left w:val="single" w:sz="1" w:space="0" w:color="666666"/>
+              <w:bottom w:val="single" w:sz="1" w:space="0" w:color="666666"/>
+              <w:right w:val="single" w:sz="1" w:space="0" w:color="666666"/>
+            </w:tcBorders>
+            <w:tcMar>
+              <w:top w:w="60" w:type="dxa"/>
+              <w:left w:w="100" w:type="dxa"/>
+              <w:bottom w:w="60" w:type="dxa"/>
+              <w:right w:w="100" w:type="dxa"/>
+            </w:tcMar>
+            <w:vAlign w:val="center"/>
+          </w:tcPr>
+          <w:p>
+            <w:pPr>
+              <w:rPr>
+                <w:rFonts w:ascii="Times New Roman" w:hAnsi="Times New Roman" w:cs="Times New Roman"/>
+              </w:rPr>
+            </w:pPr>
+            <w:r>
+              <w:rPr>
+                <w:rFonts w:ascii="Times New Roman" w:eastAsia="Times New Roman" w:hAnsi="Times New Roman" w:cs="Times New Roman"/>
+                <w:sz w:val="20"/>
+                <w:szCs w:val="20"/>
+              </w:rPr>
+              <w:t>327</w:t>
+            </w:r>
+          </w:p>
+        </w:tc>
+        <w:tc>
+          <w:tcPr>
+            <w:tcW w:w="1200" w:type="dxa"/>
+            <w:tcBorders>
+              <w:top w:val="single" w:sz="1" w:space="0" w:color="666666"/>
+              <w:left w:val="single" w:sz="1" w:space="0" w:color="666666"/>
+              <w:bottom w:val="single" w:sz="1" w:space="0" w:color="666666"/>
+              <w:right w:val="single" w:sz="1" w:space="0" w:color="666666"/>
+            </w:tcBorders>
+            <w:tcMar>
+              <w:top w:w="60" w:type="dxa"/>
+              <w:left w:w="100" w:type="dxa"/>
+              <w:bottom w:w="60" w:type="dxa"/>
+              <w:right w:w="100" w:type="dxa"/>
+            </w:tcMar>
+            <w:vAlign w:val="center"/>
+          </w:tcPr>
+          <w:p>
+            <w:pPr>
+              <w:rPr>
+                <w:rFonts w:ascii="Times New Roman" w:hAnsi="Times New Roman" w:cs="Times New Roman"/>
+              </w:rPr>
+            </w:pPr>
+            <w:r>
+              <w:rPr>
+                <w:rFonts w:ascii="Times New Roman" w:eastAsia="Times New Roman" w:hAnsi="Times New Roman" w:cs="Times New Roman"/>
+                <w:sz w:val="20"/>
+                <w:szCs w:val="20"/>
+              </w:rPr>
+              <w:t>3,27%</w:t>
+            </w:r>
+          </w:p>
+        </w:tc>
+        <w:tc>
+          <w:tcPr>
+            <w:tcW w:w="1670" w:type="dxa"/>
+            <w:tcBorders>
+              <w:top w:val="single" w:sz="1" w:space="0" w:color="666666"/>
+              <w:left w:val="single" w:sz="1" w:space="0" w:color="666666"/>
+              <w:bottom w:val="single" w:sz="1" w:space="0" w:color="666666"/>
+              <w:right w:val="single" w:sz="1" w:space="0" w:color="666666"/>
+            </w:tcBorders>
+            <w:tcMar>
+              <w:top w:w="60" w:type="dxa"/>
+              <w:left w:w="100" w:type="dxa"/>
+              <w:bottom w:w="60" w:type="dxa"/>
+              <w:right w:w="100" w:type="dxa"/>
+            </w:tcMar>
+            <w:vAlign w:val="center"/>
+          </w:tcPr>
+          <w:p>
+            <w:pPr>
+              <w:rPr>
+                <w:rFonts w:ascii="Times New Roman" w:hAnsi="Times New Roman" w:cs="Times New Roman"/>
+              </w:rPr>
+            </w:pPr>
+            <w:r>
+              <w:rPr>
+                <w:rFonts w:ascii="Times New Roman" w:eastAsia="Times New Roman" w:hAnsi="Times New Roman" w:cs="Times New Roman"/>
+                <w:sz w:val="20"/>
+                <w:szCs w:val="20"/>
+              </w:rPr>
+              <w:t>Histopatologija</w:t>
+            </w:r>
+          </w:p>
+        </w:tc>
+      </w:tr>
+      <w:tr>
+        <w:tc>
+          <w:tcPr>
+            <w:tcW w:w="900" w:type="dxa"/>
+            <w:tcBorders>
+              <w:top w:val="single" w:sz="1" w:space="0" w:color="666666"/>
+              <w:left w:val="single" w:sz="1" w:space="0" w:color="666666"/>
+              <w:bottom w:val="single" w:sz="1" w:space="0" w:color="666666"/>
+              <w:right w:val="single" w:sz="1" w:space="0" w:color="666666"/>
+            </w:tcBorders>
+            <w:tcMar>
+              <w:top w:w="60" w:type="dxa"/>
+              <w:left w:w="100" w:type="dxa"/>
+              <w:bottom w:w="60" w:type="dxa"/>
+              <w:right w:w="100" w:type="dxa"/>
+            </w:tcMar>
+            <w:vAlign w:val="center"/>
+          </w:tcPr>
+          <w:p>
+            <w:pPr>
+              <w:rPr>
+                <w:rFonts w:ascii="Times New Roman" w:hAnsi="Times New Roman" w:cs="Times New Roman"/>
+              </w:rPr>
+            </w:pPr>
+            <w:r>
+              <w:rPr>
+                <w:rFonts w:ascii="Times New Roman" w:eastAsia="Times New Roman" w:hAnsi="Times New Roman" w:cs="Times New Roman"/>
+                <w:sz w:val="20"/>
+                <w:szCs w:val="20"/>
+              </w:rPr>
+              <w:t>vasc</w:t>
+            </w:r>
+          </w:p>
+        </w:tc>
+        <w:tc>
+          <w:tcPr>
+            <w:tcW w:w="2700" w:type="dxa"/>
+            <w:tcBorders>
+              <w:top w:val="single" w:sz="1" w:space="0" w:color="666666"/>
+              <w:left w:val="single" w:sz="1" w:space="0" w:color="666666"/>
+              <w:bottom w:val="single" w:sz="1" w:space="0" w:color="666666"/>
+              <w:right w:val="single" w:sz="1" w:space="0" w:color="666666"/>
+            </w:tcBorders>
+            <w:tcMar>
+              <w:top w:w="60" w:type="dxa"/>
+              <w:left w:w="100" w:type="dxa"/>
+              <w:bottom w:w="60" w:type="dxa"/>
+              <w:right w:w="100" w:type="dxa"/>
+            </w:tcMar>
+            <w:vAlign w:val="center"/>
+          </w:tcPr>
+          <w:p>
+            <w:pPr>
+              <w:rPr>
+                <w:rFonts w:ascii="Times New Roman" w:hAnsi="Times New Roman" w:cs="Times New Roman"/>
+              </w:rPr>
+            </w:pPr>
+            <w:r>
+              <w:rPr>
+                <w:rFonts w:ascii="Times New Roman" w:eastAsia="Times New Roman" w:hAnsi="Times New Roman" w:cs="Times New Roman"/>
+                <w:sz w:val="20"/>
+                <w:szCs w:val="20"/>
+              </w:rPr>
+              <w:t>Vaskularni tumor</w:t>
+            </w:r>
+          </w:p>
+        </w:tc>
+        <w:tc>
+          <w:tcPr>
+            <w:tcW w:w="1400" w:type="dxa"/>
+            <w:tcBorders>
+              <w:top w:val="single" w:sz="1" w:space="0" w:color="666666"/>
+              <w:left w:val="single" w:sz="1" w:space="0" w:color="666666"/>
+              <w:bottom w:val="single" w:sz="1" w:space="0" w:color="666666"/>
+              <w:right w:val="single" w:sz="1" w:space="0" w:color="666666"/>
+            </w:tcBorders>
+            <w:tcMar>
+              <w:top w:w="60" w:type="dxa"/>
+              <w:left w:w="100" w:type="dxa"/>
+              <w:bottom w:w="60" w:type="dxa"/>
+              <w:right w:w="100" w:type="dxa"/>
+            </w:tcMar>
+            <w:vAlign w:val="center"/>
+          </w:tcPr>
+          <w:p>
+            <w:pPr>
+              <w:rPr>
+                <w:rFonts w:ascii="Times New Roman" w:hAnsi="Times New Roman" w:cs="Times New Roman"/>
+              </w:rPr>
+            </w:pPr>
+            <w:r>
+              <w:rPr>
+                <w:rFonts w:ascii="Times New Roman" w:eastAsia="Times New Roman" w:hAnsi="Times New Roman" w:cs="Times New Roman"/>
+                <w:sz w:val="20"/>
+                <w:szCs w:val="20"/>
+              </w:rPr>
+              <w:t>Benigno</w:t>
+            </w:r>
+          </w:p>
+        </w:tc>
+        <w:tc>
+          <w:tcPr>
+            <w:tcW w:w="1200" w:type="dxa"/>
+            <w:tcBorders>
+              <w:top w:val="single" w:sz="1" w:space="0" w:color="666666"/>
+              <w:left w:val="single" w:sz="1" w:space="0" w:color="666666"/>
+              <w:bottom w:val="single" w:sz="1" w:space="0" w:color="666666"/>
+              <w:right w:val="single" w:sz="1" w:space="0" w:color="666666"/>
+            </w:tcBorders>
+            <w:tcMar>
+              <w:top w:w="60" w:type="dxa"/>
+              <w:left w:w="100" w:type="dxa"/>
+              <w:bottom w:w="60" w:type="dxa"/>
+              <w:right w:w="100" w:type="dxa"/>
+            </w:tcMar>
+            <w:vAlign w:val="center"/>
+          </w:tcPr>
+          <w:p>
+            <w:pPr>
+              <w:rPr>
+                <w:rFonts w:ascii="Times New Roman" w:hAnsi="Times New Roman" w:cs="Times New Roman"/>
+              </w:rPr>
+            </w:pPr>
+            <w:r>
+              <w:rPr>
+                <w:rFonts w:ascii="Times New Roman" w:eastAsia="Times New Roman" w:hAnsi="Times New Roman" w:cs="Times New Roman"/>
+                <w:sz w:val="20"/>
+                <w:szCs w:val="20"/>
+              </w:rPr>
+              <w:t>142</w:t>
+            </w:r>
+          </w:p>
+        </w:tc>
+        <w:tc>
+          <w:tcPr>
+            <w:tcW w:w="1200" w:type="dxa"/>
+            <w:tcBorders>
+              <w:top w:val="single" w:sz="1" w:space="0" w:color="666666"/>
+              <w:left w:val="single" w:sz="1" w:space="0" w:color="666666"/>
+              <w:bottom w:val="single" w:sz="1" w:space="0" w:color="666666"/>
+              <w:right w:val="single" w:sz="1" w:space="0" w:color="666666"/>
+            </w:tcBorders>
+            <w:tcMar>
+              <w:top w:w="60" w:type="dxa"/>
+              <w:left w:w="100" w:type="dxa"/>
+              <w:bottom w:w="60" w:type="dxa"/>
+              <w:right w:w="100" w:type="dxa"/>
+            </w:tcMar>
+            <w:vAlign w:val="center"/>
+          </w:tcPr>
+          <w:p>
+            <w:pPr>
+              <w:rPr>
+                <w:rFonts w:ascii="Times New Roman" w:hAnsi="Times New Roman" w:cs="Times New Roman"/>
+              </w:rPr>
+            </w:pPr>
+            <w:r>
+              <w:rPr>
+                <w:rFonts w:ascii="Times New Roman" w:eastAsia="Times New Roman" w:hAnsi="Times New Roman" w:cs="Times New Roman"/>
+                <w:sz w:val="20"/>
+                <w:szCs w:val="20"/>
+              </w:rPr>
+              <w:t>1,42%</w:t>
+            </w:r>
+          </w:p>
+        </w:tc>
+        <w:tc>
+          <w:tcPr>
+            <w:tcW w:w="1670" w:type="dxa"/>
+            <w:tcBorders>
+              <w:top w:val="single" w:sz="1" w:space="0" w:color="666666"/>
+              <w:left w:val="single" w:sz="1" w:space="0" w:color="666666"/>
+              <w:bottom w:val="single" w:sz="1" w:space="0" w:color="666666"/>
+              <w:right w:val="single" w:sz="1" w:space="0" w:color="666666"/>
+            </w:tcBorders>
+            <w:tcMar>
+              <w:top w:w="60" w:type="dxa"/>
+              <w:left w:w="100" w:type="dxa"/>
+              <w:bottom w:w="60" w:type="dxa"/>
+              <w:right w:w="100" w:type="dxa"/>
+            </w:tcMar>
+            <w:vAlign w:val="center"/>
+          </w:tcPr>
+          <w:p>
+            <w:pPr>
+              <w:rPr>
+                <w:rFonts w:ascii="Times New Roman" w:hAnsi="Times New Roman" w:cs="Times New Roman"/>
+              </w:rPr>
+            </w:pPr>
+            <w:r>
+              <w:rPr>
+                <w:rFonts w:ascii="Times New Roman" w:eastAsia="Times New Roman" w:hAnsi="Times New Roman" w:cs="Times New Roman"/>
+                <w:sz w:val="20"/>
+                <w:szCs w:val="20"/>
+              </w:rPr>
+              <w:t>Konsenzus/konfokalna</w:t>
+            </w:r>
+          </w:p>
+        </w:tc>
+      </w:tr>
+      <w:tr>
+        <w:tc>
+          <w:tcPr>
+            <w:tcW w:w="900" w:type="dxa"/>
+            <w:tcBorders>
+              <w:top w:val="single" w:sz="1" w:space="0" w:color="666666"/>
+              <w:left w:val="single" w:sz="1" w:space="0" w:color="666666"/>
+              <w:bottom w:val="single" w:sz="1" w:space="0" w:color="666666"/>
+              <w:right w:val="single" w:sz="1" w:space="0" w:color="666666"/>
+            </w:tcBorders>
+            <w:tcMar>
+              <w:top w:w="60" w:type="dxa"/>
+              <w:left w:w="100" w:type="dxa"/>
+              <w:bottom w:w="60" w:type="dxa"/>
+              <w:right w:w="100" w:type="dxa"/>
+            </w:tcMar>
+            <w:vAlign w:val="center"/>
+          </w:tcPr>
+          <w:p>
+            <w:pPr>
+              <w:rPr>
+                <w:rFonts w:ascii="Times New Roman" w:hAnsi="Times New Roman" w:cs="Times New Roman"/>
+              </w:rPr>
+            </w:pPr>
+            <w:r>
+              <w:rPr>
+                <w:rFonts w:ascii="Times New Roman" w:eastAsia="Times New Roman" w:hAnsi="Times New Roman" w:cs="Times New Roman"/>
+                <w:sz w:val="20"/>
+                <w:szCs w:val="20"/>
+              </w:rPr>
+              <w:t>df</w:t>
+            </w:r>
+          </w:p>
+        </w:tc>
+        <w:tc>
+          <w:tcPr>
+            <w:tcW w:w="2700" w:type="dxa"/>
+            <w:tcBorders>
+              <w:top w:val="single" w:sz="1" w:space="0" w:color="666666"/>
+              <w:left w:val="single" w:sz="1" w:space="0" w:color="666666"/>
+              <w:bottom w:val="single" w:sz="1" w:space="0" w:color="666666"/>
+              <w:right w:val="single" w:sz="1" w:space="0" w:color="666666"/>
+            </w:tcBorders>
+            <w:tcMar>
+              <w:top w:w="60" w:type="dxa"/>
+              <w:left w:w="100" w:type="dxa"/>
+              <w:bottom w:w="60" w:type="dxa"/>
+              <w:right w:w="100" w:type="dxa"/>
+            </w:tcMar>
+            <w:vAlign w:val="center"/>
+          </w:tcPr>
+          <w:p>
+            <w:pPr>
+              <w:rPr>
+                <w:rFonts w:ascii="Times New Roman" w:hAnsi="Times New Roman" w:cs="Times New Roman"/>
+              </w:rPr>
+            </w:pPr>
+            <w:r>
+              <w:rPr>
+                <w:rFonts w:ascii="Times New Roman" w:eastAsia="Times New Roman" w:hAnsi="Times New Roman" w:cs="Times New Roman"/>
+                <w:sz w:val="20"/>
+                <w:szCs w:val="20"/>
+              </w:rPr>
+              <w:t>Dermatofibrom</w:t>
+            </w:r>
+          </w:p>
+        </w:tc>
+        <w:tc>
+          <w:tcPr>
+            <w:tcW w:w="1400" w:type="dxa"/>
+            <w:tcBorders>
+              <w:top w:val="single" w:sz="1" w:space="0" w:color="666666"/>
+              <w:left w:val="single" w:sz="1" w:space="0" w:color="666666"/>
+              <w:bottom w:val="single" w:sz="1" w:space="0" w:color="666666"/>
+              <w:right w:val="single" w:sz="1" w:space="0" w:color="666666"/>
+            </w:tcBorders>
+            <w:tcMar>
+              <w:top w:w="60" w:type="dxa"/>
+              <w:left w:w="100" w:type="dxa"/>
+              <w:bottom w:w="60" w:type="dxa"/>
+              <w:right w:w="100" w:type="dxa"/>
+            </w:tcMar>
+            <w:vAlign w:val="center"/>
+          </w:tcPr>
+          <w:p>
+            <w:pPr>
+              <w:rPr>
+                <w:rFonts w:ascii="Times New Roman" w:hAnsi="Times New Roman" w:cs="Times New Roman"/>
+              </w:rPr>
+            </w:pPr>
+            <w:r>
+              <w:rPr>
+                <w:rFonts w:ascii="Times New Roman" w:eastAsia="Times New Roman" w:hAnsi="Times New Roman" w:cs="Times New Roman"/>
+                <w:sz w:val="20"/>
+                <w:szCs w:val="20"/>
+              </w:rPr>
+              <w:t>Benigno</w:t>
+            </w:r>
+          </w:p>
+        </w:tc>
+        <w:tc>
+          <w:tcPr>
+            <w:tcW w:w="1200" w:type="dxa"/>
+            <w:tcBorders>
+              <w:top w:val="single" w:sz="1" w:space="0" w:color="666666"/>
+              <w:left w:val="single" w:sz="1" w:space="0" w:color="666666"/>
+              <w:bottom w:val="single" w:sz="1" w:space="0" w:color="666666"/>
+              <w:right w:val="single" w:sz="1" w:space="0" w:color="666666"/>
+            </w:tcBorders>
+            <w:tcMar>
+              <w:top w:w="60" w:type="dxa"/>
+              <w:left w:w="100" w:type="dxa"/>
+              <w:bottom w:w="60" w:type="dxa"/>
+              <w:right w:w="100" w:type="dxa"/>
+            </w:tcMar>
+            <w:vAlign w:val="center"/>
+          </w:tcPr>
+          <w:p>
+            <w:pPr>
+              <w:rPr>
+                <w:rFonts w:ascii="Times New Roman" w:hAnsi="Times New Roman" w:cs="Times New Roman"/>
+              </w:rPr>
+            </w:pPr>
+            <w:r>
+              <w:rPr>
+                <w:rFonts w:ascii="Times New Roman" w:eastAsia="Times New Roman" w:hAnsi="Times New Roman" w:cs="Times New Roman"/>
+                <w:sz w:val="20"/>
+                <w:szCs w:val="20"/>
+              </w:rPr>
+              <w:t>115</w:t>
+            </w:r>
+          </w:p>
+        </w:tc>
+        <w:tc>
+          <w:tcPr>
+            <w:tcW w:w="1200" w:type="dxa"/>
+            <w:tcBorders>
+              <w:top w:val="single" w:sz="1" w:space="0" w:color="666666"/>
+              <w:left w:val="single" w:sz="1" w:space="0" w:color="666666"/>
+              <w:bottom w:val="single" w:sz="1" w:space="0" w:color="666666"/>
+              <w:right w:val="single" w:sz="1" w:space="0" w:color="666666"/>
+            </w:tcBorders>
+            <w:tcMar>
+              <w:top w:w="60" w:type="dxa"/>
+              <w:left w:w="100" w:type="dxa"/>
+              <w:bottom w:w="60" w:type="dxa"/>
+              <w:right w:w="100" w:type="dxa"/>
+            </w:tcMar>
+            <w:vAlign w:val="center"/>
+          </w:tcPr>
+          <w:p>
+            <w:pPr>
+              <w:rPr>
+                <w:rFonts w:ascii="Times New Roman" w:hAnsi="Times New Roman" w:cs="Times New Roman"/>
+              </w:rPr>
+            </w:pPr>
+            <w:r>
+              <w:rPr>
+                <w:rFonts w:ascii="Times New Roman" w:eastAsia="Times New Roman" w:hAnsi="Times New Roman" w:cs="Times New Roman"/>
+                <w:sz w:val="20"/>
+                <w:szCs w:val="20"/>
+              </w:rPr>
+              <w:t>1,15%</w:t>
+            </w:r>
+          </w:p>
+        </w:tc>
+        <w:tc>
+          <w:tcPr>
+            <w:tcW w:w="1670" w:type="dxa"/>
+            <w:tcBorders>
+              <w:top w:val="single" w:sz="1" w:space="0" w:color="666666"/>
+              <w:left w:val="single" w:sz="1" w:space="0" w:color="666666"/>
+              <w:bottom w:val="single" w:sz="1" w:space="0" w:color="666666"/>
+              <w:right w:val="single" w:sz="1" w:space="0" w:color="666666"/>
+            </w:tcBorders>
+            <w:tcMar>
+              <w:top w:w="60" w:type="dxa"/>
+              <w:left w:w="100" w:type="dxa"/>
+              <w:bottom w:w="60" w:type="dxa"/>
+              <w:right w:w="100" w:type="dxa"/>
+            </w:tcMar>
+            <w:vAlign w:val="center"/>
+          </w:tcPr>
+          <w:p>
+            <w:pPr>
+              <w:rPr>
+                <w:rFonts w:ascii="Times New Roman" w:hAnsi="Times New Roman" w:cs="Times New Roman"/>
+              </w:rPr>
+            </w:pPr>
+            <w:r>
+              <w:rPr>
+                <w:rFonts w:ascii="Times New Roman" w:eastAsia="Times New Roman" w:hAnsi="Times New Roman" w:cs="Times New Roman"/>
+                <w:sz w:val="20"/>
+                <w:szCs w:val="20"/>
+              </w:rPr>
+              <w:t>Histopatologija</w:t>
+            </w:r>
+          </w:p>
+        </w:tc>
+      </w:tr>
+      <w:tr>
+        <w:tc>
+          <w:tcPr>
+            <w:tcW w:w="900" w:type="dxa"/>
+            <w:tcBorders>
+              <w:top w:val="single" w:sz="1" w:space="0" w:color="666666"/>
+              <w:left w:val="single" w:sz="1" w:space="0" w:color="666666"/>
+              <w:bottom w:val="single" w:sz="1" w:space="0" w:color="666666"/>
+              <w:right w:val="single" w:sz="1" w:space="0" w:color="666666"/>
+            </w:tcBorders>
+            <w:shd w:val="clear" w:color="auto" w:fill="D5E8F0"/>
+            <w:tcMar>
+              <w:top w:w="60" w:type="dxa"/>
+              <w:left w:w="100" w:type="dxa"/>
+              <w:bottom w:w="60" w:type="dxa"/>
+              <w:right w:w="100" w:type="dxa"/>
+            </w:tcMar>
+            <w:vAlign w:val="center"/>
+          </w:tcPr>
+          <w:p>
+            <w:pPr>
+              <w:rPr>
+                <w:rFonts w:ascii="Times New Roman" w:hAnsi="Times New Roman" w:cs="Times New Roman"/>
+              </w:rPr>
+            </w:pPr>
+            <w:r>
+              <w:rPr>
+                <w:rFonts w:ascii="Times New Roman" w:eastAsia="Times New Roman" w:hAnsi="Times New Roman" w:cs="Times New Roman"/>
+                <w:b/>
+                <w:bCs/>
+                <w:sz w:val="20"/>
+                <w:szCs w:val="20"/>
+              </w:rPr>
+              <w:t>Ukupno</w:t>
+            </w:r>
+          </w:p>
+        </w:tc>
+        <w:tc>
+          <w:tcPr>
+            <w:tcW w:w="2700" w:type="dxa"/>
+            <w:tcBorders>
+              <w:top w:val="single" w:sz="1" w:space="0" w:color="666666"/>
+              <w:left w:val="single" w:sz="1" w:space="0" w:color="666666"/>
+              <w:bottom w:val="single" w:sz="1" w:space="0" w:color="666666"/>
+              <w:right w:val="single" w:sz="1" w:space="0" w:color="666666"/>
+            </w:tcBorders>
+            <w:tcMar>
+              <w:top w:w="60" w:type="dxa"/>
+              <w:left w:w="100" w:type="dxa"/>
+              <w:bottom w:w="60" w:type="dxa"/>
+              <w:right w:w="100" w:type="dxa"/>
+            </w:tcMar>
+            <w:vAlign w:val="center"/>
+          </w:tcPr>
+          <w:p>
+            <w:pPr>
+              <w:rPr>
+                <w:rFonts w:ascii="Times New Roman" w:hAnsi="Times New Roman" w:cs="Times New Roman"/>
+              </w:rPr>
+            </w:pPr>
+          </w:p>
+        </w:tc>
+        <w:tc>
+          <w:tcPr>
+            <w:tcW w:w="1400" w:type="dxa"/>
+            <w:tcBorders>
+              <w:top w:val="single" w:sz="1" w:space="0" w:color="666666"/>
+              <w:left w:val="single" w:sz="1" w:space="0" w:color="666666"/>
+              <w:bottom w:val="single" w:sz="1" w:space="0" w:color="666666"/>
+              <w:right w:val="single" w:sz="1" w:space="0" w:color="666666"/>
+            </w:tcBorders>
+            <w:tcMar>
+              <w:top w:w="60" w:type="dxa"/>
+              <w:left w:w="100" w:type="dxa"/>
+              <w:bottom w:w="60" w:type="dxa"/>
+              <w:right w:w="100" w:type="dxa"/>
+            </w:tcMar>
+            <w:vAlign w:val="center"/>
+          </w:tcPr>
+          <w:p>
+            <w:pPr>
+              <w:rPr>
+                <w:rFonts w:ascii="Times New Roman" w:hAnsi="Times New Roman" w:cs="Times New Roman"/>
+              </w:rPr>
+            </w:pPr>
+          </w:p>
+        </w:tc>
+        <w:tc>
+          <w:tcPr>
+            <w:tcW w:w="1200" w:type="dxa"/>
+            <w:tcBorders>
+              <w:top w:val="single" w:sz="1" w:space="0" w:color="666666"/>
+              <w:left w:val="single" w:sz="1" w:space="0" w:color="666666"/>
+              <w:bottom w:val="single" w:sz="1" w:space="0" w:color="666666"/>
+              <w:right w:val="single" w:sz="1" w:space="0" w:color="666666"/>
+            </w:tcBorders>
+            <w:shd w:val="clear" w:color="auto" w:fill="D5E8F0"/>
+            <w:tcMar>
+              <w:top w:w="60" w:type="dxa"/>
+              <w:left w:w="100" w:type="dxa"/>
+              <w:bottom w:w="60" w:type="dxa"/>
+              <w:right w:w="100" w:type="dxa"/>
+            </w:tcMar>
+            <w:vAlign w:val="center"/>
+          </w:tcPr>
+          <w:p>
+            <w:pPr>
+              <w:rPr>
+                <w:rFonts w:ascii="Times New Roman" w:hAnsi="Times New Roman" w:cs="Times New Roman"/>
+              </w:rPr>
+            </w:pPr>
+            <w:r>
+              <w:rPr>
+                <w:rFonts w:ascii="Times New Roman" w:eastAsia="Times New Roman" w:hAnsi="Times New Roman" w:cs="Times New Roman"/>
+                <w:b/>
+                <w:bCs/>
+                <w:sz w:val="20"/>
+                <w:szCs w:val="20"/>
+              </w:rPr>
+              <w:t>10.015</w:t>
+            </w:r>
+          </w:p>
+        </w:tc>
+        <w:tc>
+          <w:tcPr>
+            <w:tcW w:w="1200" w:type="dxa"/>
+            <w:tcBorders>
+              <w:top w:val="single" w:sz="1" w:space="0" w:color="666666"/>
+              <w:left w:val="single" w:sz="1" w:space="0" w:color="666666"/>
+              <w:bottom w:val="single" w:sz="1" w:space="0" w:color="666666"/>
+              <w:right w:val="single" w:sz="1" w:space="0" w:color="666666"/>
+            </w:tcBorders>
+            <w:shd w:val="clear" w:color="auto" w:fill="D5E8F0"/>
+            <w:tcMar>
+              <w:top w:w="60" w:type="dxa"/>
+              <w:left w:w="100" w:type="dxa"/>
+              <w:bottom w:w="60" w:type="dxa"/>
+              <w:right w:w="100" w:type="dxa"/>
+            </w:tcMar>
+            <w:vAlign w:val="center"/>
+          </w:tcPr>
+          <w:p>
+            <w:pPr>
+              <w:rPr>
+                <w:rFonts w:ascii="Times New Roman" w:hAnsi="Times New Roman" w:cs="Times New Roman"/>
+              </w:rPr>
+            </w:pPr>
+            <w:r>
+              <w:rPr>
+                <w:rFonts w:ascii="Times New Roman" w:eastAsia="Times New Roman" w:hAnsi="Times New Roman" w:cs="Times New Roman"/>
+                <w:b/>
+                <w:bCs/>
+                <w:sz w:val="20"/>
+                <w:szCs w:val="20"/>
+              </w:rPr>
+              <w:t>100%</w:t>
+            </w:r>
+          </w:p>
+        </w:tc>
+        <w:tc>
+          <w:tcPr>
+            <w:tcW w:w="1670" w:type="dxa"/>
+            <w:tcBorders>
+              <w:top w:val="single" w:sz="1" w:space="0" w:color="666666"/>
+              <w:left w:val="single" w:sz="1" w:space="0" w:color="666666"/>
+              <w:bottom w:val="single" w:sz="1" w:space="0" w:color="666666"/>
+              <w:right w:val="single" w:sz="1" w:space="0" w:color="666666"/>
+            </w:tcBorders>
+            <w:tcMar>
+              <w:top w:w="60" w:type="dxa"/>
+              <w:left w:w="100" w:type="dxa"/>
+              <w:bottom w:w="60" w:type="dxa"/>
+              <w:right w:w="100" w:type="dxa"/>
+            </w:tcMar>
+            <w:vAlign w:val="center"/>
+          </w:tcPr>
+          <w:p>
+            <w:pPr>
+              <w:rPr>
+                <w:rFonts w:ascii="Times New Roman" w:hAnsi="Times New Roman" w:cs="Times New Roman"/>
+              </w:rPr>
+            </w:pPr>
+          </w:p>
+        </w:tc>
+      </w:tr>
+    </w:tbl>
+    <w:p>
+      <w:pPr>
+        <w:pStyle w:val="ListParagraph"/>
+        <w:ind w:left="1080"/>
+        <w:jc w:val="center"/>
+        <w:rPr>
+          <w:rFonts w:ascii="Times New Roman" w:hAnsi="Times New Roman" w:cs="Times New Roman"/>
+        </w:rPr>
+      </w:pPr>
+    </w:p>
+    <w:p>
+      <w:pPr>
+        <w:spacing w:before="80" w:after="280"/>
+        <w:jc w:val="center"/>
+        <w:rPr>
+          <w:rFonts w:ascii="Times New Roman" w:hAnsi="Times New Roman" w:cs="Times New Roman"/>
+        </w:rPr>
+      </w:pPr>
+      <w:r>
+        <w:rPr>
+          <w:rFonts w:ascii="Times New Roman" w:eastAsia="Times New Roman" w:hAnsi="Times New Roman" w:cs="Times New Roman"/>
+          <w:b/>
+          <w:bCs/>
+        </w:rPr>
+        <w:t xml:space="preserve">Tabela 2.1.1 </w:t>
+      </w:r>
+      <w:r>
+        <w:rPr>
+          <w:rFonts w:ascii="Times New Roman" w:eastAsia="Times New Roman" w:hAnsi="Times New Roman" w:cs="Times New Roman"/>
+        </w:rPr>
+        <w:t>Distribucija klasa u HAM10000 skupu podataka [1]</w:t>
+      </w:r>
+    </w:p>
+    <w:p>
+      <w:pPr>
+        <w:ind w:firstLine="720"/>
+        <w:jc w:val="both"/>
+        <w:rPr>
+          <w:rFonts w:ascii="Times New Roman" w:eastAsia="Times New Roman" w:hAnsi="Times New Roman" w:cs="Times New Roman"/>
+          <w:sz w:val="24"/>
+          <w:szCs w:val="24"/>
+        </w:rPr>
+      </w:pPr>
+      <w:r>
+        <w:rPr>
+          <w:rFonts w:ascii="Times New Roman" w:eastAsia="Times New Roman" w:hAnsi="Times New Roman" w:cs="Times New Roman"/>
+          <w:sz w:val="24"/>
+          <w:szCs w:val="24"/>
+        </w:rPr>
+        <w:t>Distribucija slika po klasama je izrazito neravnomerna: melanocitični nevusi čine blizu 67% ukupnog skupa, dok najređe zastupljene klase (dermatofibrom i vaskularni tumori) imaju manje od 150 uzoraka. Ova neravnoteža klasa (class imbalance) predstavlja jedan od ključnih izazova pri treniranju klasifikatora jer model može razviti pristrasnost prema dominantnoj klasi, zanemarujući retke ali klinički značajne dijagnoze poput melanoma. Tehnike za ublažavanje ovog problema, kao što su augmentacija manjinskih klasa i ponderisano uzorkovanje, biće detaljno razmotrene</w:t>
+      </w:r>
+      <w:r>
+        <w:rPr>
+          <w:rFonts w:ascii="Times New Roman" w:eastAsia="Times New Roman" w:hAnsi="Times New Roman" w:cs="Times New Roman"/>
+          <w:sz w:val="24"/>
+          <w:szCs w:val="24"/>
+        </w:rPr>
+        <w:t xml:space="preserve"> kasnije u radu.</w:t>
+      </w:r>
+    </w:p>
+    <w:p>
+      <w:pPr>
+        <w:jc w:val="both"/>
+        <w:rPr>
+          <w:rFonts w:ascii="Times New Roman" w:eastAsia="Times New Roman" w:hAnsi="Times New Roman" w:cs="Times New Roman"/>
+        </w:rPr>
+      </w:pPr>
+    </w:p>
+    <w:p>
+      <w:pPr>
+        <w:pStyle w:val="Heading2"/>
+        <w:rPr>
+          <w:rFonts w:ascii="Times New Roman" w:eastAsia="Times New Roman" w:hAnsi="Times New Roman" w:cs="Times New Roman"/>
+        </w:rPr>
+      </w:pPr>
+      <w:r>
+        <w:rPr>
+          <w:rFonts w:ascii="Times New Roman" w:eastAsia="Times New Roman" w:hAnsi="Times New Roman" w:cs="Times New Roman"/>
+        </w:rPr>
+        <w:t xml:space="preserve">2.2 </w:t>
+      </w:r>
+      <w:proofErr w:type="spellStart"/>
+      <w:r>
+        <w:rPr>
+          <w:rFonts w:ascii="Times New Roman" w:eastAsia="Times New Roman" w:hAnsi="Times New Roman" w:cs="Times New Roman"/>
+        </w:rPr>
+        <w:t>Prikupljanje</w:t>
+      </w:r>
+      <w:proofErr w:type="spellEnd"/>
+      <w:r>
+        <w:rPr>
+          <w:rFonts w:ascii="Times New Roman" w:eastAsia="Times New Roman" w:hAnsi="Times New Roman" w:cs="Times New Roman"/>
+        </w:rPr>
+        <w:t xml:space="preserve"> </w:t>
+      </w:r>
+      <w:proofErr w:type="spellStart"/>
+      <w:r>
+        <w:rPr>
+          <w:rFonts w:ascii="Times New Roman" w:eastAsia="Times New Roman" w:hAnsi="Times New Roman" w:cs="Times New Roman"/>
+        </w:rPr>
+        <w:t>i</w:t>
+      </w:r>
+      <w:proofErr w:type="spellEnd"/>
+      <w:r>
+        <w:rPr>
+          <w:rFonts w:ascii="Times New Roman" w:eastAsia="Times New Roman" w:hAnsi="Times New Roman" w:cs="Times New Roman"/>
+        </w:rPr>
+        <w:t xml:space="preserve"> </w:t>
+      </w:r>
+      <w:proofErr w:type="spellStart"/>
+      <w:r>
+        <w:rPr>
+          <w:rFonts w:ascii="Times New Roman" w:eastAsia="Times New Roman" w:hAnsi="Times New Roman" w:cs="Times New Roman"/>
+        </w:rPr>
+        <w:t>verifikacija</w:t>
+      </w:r>
+      <w:proofErr w:type="spellEnd"/>
+      <w:r>
+        <w:rPr>
+          <w:rFonts w:ascii="Times New Roman" w:eastAsia="Times New Roman" w:hAnsi="Times New Roman" w:cs="Times New Roman"/>
+        </w:rPr>
+        <w:t xml:space="preserve"> </w:t>
+      </w:r>
+      <w:proofErr w:type="spellStart"/>
+      <w:r>
+        <w:rPr>
+          <w:rFonts w:ascii="Times New Roman" w:eastAsia="Times New Roman" w:hAnsi="Times New Roman" w:cs="Times New Roman"/>
+        </w:rPr>
+        <w:t>podataka</w:t>
+      </w:r>
+      <w:proofErr w:type="spellEnd"/>
+    </w:p>
+    <w:p>
+      <w:pPr>
+        <w:rPr>
+          <w:rFonts w:ascii="Times New Roman" w:eastAsia="Times New Roman" w:hAnsi="Times New Roman" w:cs="Times New Roman"/>
+          <w:sz w:val="24"/>
+          <w:szCs w:val="24"/>
+        </w:rPr>
+      </w:pPr>
+      <w:r>
+        <w:rPr>
+          <w:rFonts w:ascii="Times New Roman" w:hAnsi="Times New Roman" w:cs="Times New Roman"/>
+          <w:lang w:val="en-US"/>
+        </w:rPr>
+        <w:tab/>
+      </w:r>
+      <w:r>
+        <w:rPr>
+          <w:rFonts w:ascii="Times New Roman" w:eastAsia="Times New Roman" w:hAnsi="Times New Roman" w:cs="Times New Roman"/>
+          <w:sz w:val="24"/>
+          <w:szCs w:val="24"/>
+        </w:rPr>
+        <w:t>Slike su prikupljene iz više izvora i uz primenu različitih modaliteta dermatoskopije, što obezbeđuje visok stepen raznovrsnosti. Dataset objedinjuje snimke iz austrijske i australijske dermatološke prakse. Ova multi-izvorna priroda dataset-a direktno se odražava na heterogenost u rezoluciji, boji, osvetljenju i kvalitetu slika.</w:t>
+      </w:r>
+    </w:p>
+    <w:p>
+      <w:pPr>
+        <w:rPr>
+          <w:rFonts w:ascii="Times New Roman" w:hAnsi="Times New Roman" w:cs="Times New Roman"/>
+          <w:sz w:val="24"/>
+          <w:szCs w:val="24"/>
+        </w:rPr>
+      </w:pPr>
+      <w:r>
+        <w:rPr>
+          <w:rFonts w:ascii="Times New Roman" w:hAnsi="Times New Roman" w:cs="Times New Roman"/>
+          <w:sz w:val="24"/>
+          <w:szCs w:val="24"/>
+        </w:rPr>
+        <w:tab/>
+      </w:r>
+      <w:r>
+        <w:rPr>
+          <w:rFonts w:ascii="Times New Roman" w:hAnsi="Times New Roman" w:cs="Times New Roman"/>
+          <w:sz w:val="24"/>
+          <w:szCs w:val="24"/>
+        </w:rPr>
+        <w:t>Tačnost dijagnoza proverena je na nekoliko načina. Više od polovine slučajeva potvrđeno je analizom uzorka tkiva uzetog biopsijom, što se u dermatologiji smatra najsigurnijim metodom. Ostali slučajevi su potvrđeni kroz praćenje pacijenata, saglasnost više stručnjaka ili korišćenjem konfokalne mikroskopije</w:t>
+      </w:r>
+      <w:r>
+        <w:rPr>
+          <w:rFonts w:ascii="Times New Roman" w:hAnsi="Times New Roman" w:cs="Times New Roman"/>
+          <w:sz w:val="24"/>
+          <w:szCs w:val="24"/>
+        </w:rPr>
+        <w:t>. Takođe, korišćeni su i p</w:t>
+      </w:r>
+      <w:r>
+        <w:rPr>
+          <w:rFonts w:ascii="Times New Roman" w:hAnsi="Times New Roman" w:cs="Times New Roman"/>
+          <w:sz w:val="24"/>
+          <w:szCs w:val="24"/>
+        </w:rPr>
+        <w:t>oluautomatsk</w:t>
+      </w:r>
+      <w:r>
+        <w:rPr>
+          <w:rFonts w:ascii="Times New Roman" w:hAnsi="Times New Roman" w:cs="Times New Roman"/>
+          <w:sz w:val="24"/>
+          <w:szCs w:val="24"/>
+        </w:rPr>
+        <w:t>i</w:t>
+      </w:r>
+      <w:r>
+        <w:rPr>
+          <w:rFonts w:ascii="Times New Roman" w:hAnsi="Times New Roman" w:cs="Times New Roman"/>
+          <w:sz w:val="24"/>
+          <w:szCs w:val="24"/>
+        </w:rPr>
+        <w:t xml:space="preserve"> postup</w:t>
+      </w:r>
+      <w:r>
+        <w:rPr>
+          <w:rFonts w:ascii="Times New Roman" w:hAnsi="Times New Roman" w:cs="Times New Roman"/>
+          <w:sz w:val="24"/>
+          <w:szCs w:val="24"/>
+        </w:rPr>
+        <w:t>ci</w:t>
+      </w:r>
+      <w:r>
+        <w:rPr>
+          <w:rFonts w:ascii="Times New Roman" w:hAnsi="Times New Roman" w:cs="Times New Roman"/>
+          <w:sz w:val="24"/>
+          <w:szCs w:val="24"/>
+        </w:rPr>
+        <w:t xml:space="preserve"> za čišćenje podataka, oslanjajući se na posebno obučene neuronske mreže koje su otkrivale duplikate i problematične slike.</w:t>
+      </w:r>
+    </w:p>
+    <w:p>
+      <w:pPr>
+        <w:rPr>
+          <w:rFonts w:ascii="Times New Roman" w:hAnsi="Times New Roman" w:cs="Times New Roman"/>
+          <w:sz w:val="24"/>
+          <w:szCs w:val="24"/>
+        </w:rPr>
+      </w:pPr>
+    </w:p>
+    <w:p>
+      <w:pPr>
+        <w:pStyle w:val="Heading1"/>
+        <w:rPr>
+          <w:rFonts w:eastAsia="Times New Roman"/>
+        </w:rPr>
+      </w:pPr>
+      <w:r>
+        <w:rPr>
+          <w:rFonts w:eastAsia="Times New Roman"/>
+        </w:rPr>
+        <w:lastRenderedPageBreak/>
+        <w:t xml:space="preserve">3 </w:t>
+      </w:r>
+      <w:proofErr w:type="spellStart"/>
+      <w:r>
+        <w:rPr>
+          <w:rFonts w:eastAsia="Times New Roman"/>
+        </w:rPr>
+        <w:t>Kvalitet</w:t>
+      </w:r>
+      <w:proofErr w:type="spellEnd"/>
+      <w:r>
+        <w:rPr>
+          <w:rFonts w:eastAsia="Times New Roman"/>
+        </w:rPr>
+        <w:t xml:space="preserve"> </w:t>
+      </w:r>
+      <w:proofErr w:type="spellStart"/>
+      <w:r>
+        <w:rPr>
+          <w:rFonts w:eastAsia="Times New Roman"/>
+        </w:rPr>
+        <w:t>digitalnih</w:t>
+      </w:r>
+      <w:proofErr w:type="spellEnd"/>
+      <w:r>
+        <w:rPr>
+          <w:rFonts w:eastAsia="Times New Roman"/>
+        </w:rPr>
+        <w:t xml:space="preserve"> </w:t>
+      </w:r>
+      <w:proofErr w:type="spellStart"/>
+      <w:r>
+        <w:rPr>
+          <w:rFonts w:eastAsia="Times New Roman"/>
+        </w:rPr>
+        <w:t>slika</w:t>
+      </w:r>
+      <w:proofErr w:type="spellEnd"/>
+      <w:r>
+        <w:rPr>
+          <w:rFonts w:eastAsia="Times New Roman"/>
+        </w:rPr>
+        <w:t xml:space="preserve"> u </w:t>
+      </w:r>
+      <w:proofErr w:type="spellStart"/>
+      <w:r>
+        <w:rPr>
+          <w:rFonts w:eastAsia="Times New Roman"/>
+        </w:rPr>
+        <w:t>kontekstu</w:t>
+      </w:r>
+      <w:proofErr w:type="spellEnd"/>
+      <w:r>
+        <w:rPr>
+          <w:rFonts w:eastAsia="Times New Roman"/>
+        </w:rPr>
+        <w:t xml:space="preserve"> </w:t>
+      </w:r>
+      <w:proofErr w:type="spellStart"/>
+      <w:r>
+        <w:rPr>
+          <w:rFonts w:eastAsia="Times New Roman"/>
+        </w:rPr>
+        <w:t>mašinskog</w:t>
+      </w:r>
+      <w:proofErr w:type="spellEnd"/>
+      <w:r>
+        <w:rPr>
+          <w:rFonts w:eastAsia="Times New Roman"/>
+        </w:rPr>
+        <w:t xml:space="preserve"> </w:t>
+      </w:r>
+      <w:proofErr w:type="spellStart"/>
+      <w:r>
+        <w:rPr>
+          <w:rFonts w:eastAsia="Times New Roman"/>
+        </w:rPr>
+        <w:t>učenja</w:t>
+      </w:r>
+      <w:proofErr w:type="spellEnd"/>
+    </w:p>
+    <w:p>
+      <w:pPr>
+        <w:jc w:val="both"/>
+      </w:pPr>
+      <w:r>
+        <w:rPr>
+          <w:lang w:val="en-US"/>
+        </w:rPr>
+        <w:tab/>
+      </w:r>
+      <w:r>
+        <w:t>Kvalitet ulaznih slika određuje gornju granicu performansi sistema za obradu slika</w:t>
+      </w:r>
+      <w:r>
+        <w:t>.</w:t>
+      </w:r>
+      <w:r>
+        <w:t xml:space="preserve"> </w:t>
+      </w:r>
+      <w:r>
+        <w:t>U</w:t>
+      </w:r>
+      <w:r>
+        <w:t>koliko su ulazni podaci degradirani, nijedan algoritam ne može u potpunosti kompenzovati taj gubitak informacija. U kontekstu mašinskog učenja, ovaj princip je još izraženiji</w:t>
+      </w:r>
+      <w:r>
+        <w:t>, zato što</w:t>
+      </w:r>
+      <w:r>
+        <w:t xml:space="preserve"> model dubokog učenja uči reprezentacije direktno iz podataka, te svaka degradacija slike može dovesti do učenja pogrešnih korelacija (spurious correlations) ili nemogućnosti da se detektuju suptilni ali dijagnostički relevantni vizuelni obrasci.</w:t>
+      </w:r>
+      <w:r>
+        <w:t xml:space="preserve"> [7, 8]</w:t>
+      </w:r>
+    </w:p>
+    <w:p>
+      <w:pPr>
+        <w:ind w:firstLine="720"/>
+        <w:jc w:val="both"/>
+      </w:pPr>
+      <w:r>
+        <w:t>U praksi, slike korišćene za treniranje modela prikupljaju se iz različitih izvora, sa različitim uređajima i u različitim uslovima, što rezultuje varijabilnošću u rezoluciji, kontrastu,prostoru</w:t>
+      </w:r>
+      <w:r>
+        <w:t xml:space="preserve"> boja </w:t>
+      </w:r>
+      <w:r>
+        <w:t>, nivou šuma i prisustvu artefakata. Razumevanje ovih dimenzija kvaliteta neophodno je za odabir odgovarajućih tehnika predobrade. U nastavku su opisane ključne dimenzije kvaliteta slike relevantne za pipeline mašinskog učenja</w:t>
+      </w:r>
+      <w:r>
+        <w:t>. [7, 8]</w:t>
+      </w:r>
+    </w:p>
+    <w:p>
+      <w:pPr>
+        <w:jc w:val="both"/>
+      </w:pPr>
+    </w:p>
+    <w:p>
+      <w:pPr>
+        <w:pStyle w:val="Heading2"/>
+      </w:pPr>
+      <w:r>
+        <w:t xml:space="preserve">3.1 </w:t>
+      </w:r>
+      <w:proofErr w:type="spellStart"/>
+      <w:r>
+        <w:t>Predobrada</w:t>
+      </w:r>
+      <w:proofErr w:type="spellEnd"/>
+      <w:r>
+        <w:t xml:space="preserve"> vs. </w:t>
+      </w:r>
+      <w:proofErr w:type="spellStart"/>
+      <w:r>
+        <w:t>augmentacija</w:t>
+      </w:r>
+      <w:proofErr w:type="spellEnd"/>
+      <w:r>
+        <w:t xml:space="preserve"> </w:t>
+      </w:r>
+    </w:p>
+    <w:p>
+      <w:pPr>
+        <w:rPr>
+          <w:lang w:val="en-US"/>
+        </w:rPr>
+      </w:pPr>
+      <w:r>
+        <w:rPr>
+          <w:lang w:val="en-US"/>
+        </w:rPr>
+        <w:tab/>
+      </w:r>
+      <w:r>
+        <w:t>Pre nego što se detaljno opi</w:t>
+      </w:r>
+      <w:r>
+        <w:t>š</w:t>
+      </w:r>
+      <w:r>
+        <w:t>u pojedina</w:t>
+      </w:r>
+      <w:r>
+        <w:t>č</w:t>
+      </w:r>
+      <w:r>
+        <w:t xml:space="preserve">ne tehnike, neophodno je jasno razgraničiti dva fundamentalna koncepta u pripremi slika za modele mašinskog učenja: </w:t>
+      </w:r>
+      <w:r>
+        <w:rPr>
+          <w:b/>
+          <w:bCs/>
+        </w:rPr>
+        <w:t>predobradu slike</w:t>
+      </w:r>
+      <w:r>
+        <w:t xml:space="preserve"> (image preprocessing) i </w:t>
+      </w:r>
+      <w:r>
+        <w:rPr>
+          <w:b/>
+          <w:bCs/>
+        </w:rPr>
+        <w:t>augmentaciju podataka</w:t>
+      </w:r>
+      <w:r>
+        <w:t xml:space="preserve"> (data augmentation). Iako se oba koncepta odnose na transformacije koje se primenjuju na slike, razlikuju se po cilju, načinu primene i fazi u kojoj se koriste u pipeline-u mašinskog učenja. Kako navodi Roboflow tim u svom pregledu tehnika pripreme slika, stari princip mašinskog učenja </w:t>
+      </w:r>
+      <w:r>
+        <w:rPr>
+          <w:i/>
+          <w:iCs/>
+        </w:rPr>
+        <w:t>garbage in, garbage out</w:t>
+      </w:r>
+      <w:r>
+        <w:t xml:space="preserve"> i dalje vazi </w:t>
+      </w:r>
+      <w:r>
+        <w:t>(</w:t>
+      </w:r>
+      <w:r>
+        <w:t>kvalitet ulaznih podataka direktno određuje kvalitet izlaza modela</w:t>
+      </w:r>
+      <w:r>
+        <w:t>)</w:t>
+      </w:r>
+      <w:r>
+        <w:t>, bez obzira na sofisticiranost arhitekture.</w:t>
+      </w:r>
+    </w:p>
+    <w:p>
+      <w:pPr>
+        <w:rPr>
+          <w:lang w:val="en-US"/>
+        </w:rPr>
+      </w:pPr>
+      <w:r>
+        <w:tab/>
+      </w:r>
+      <w:proofErr w:type="spellStart"/>
+      <w:r>
+        <w:rPr>
+          <w:b/>
+          <w:bCs/>
+          <w:lang w:val="en-US"/>
+        </w:rPr>
+        <w:t>Augmentacija</w:t>
+      </w:r>
+      <w:proofErr w:type="spellEnd"/>
+      <w:r>
+        <w:rPr>
+          <w:b/>
+          <w:bCs/>
+          <w:lang w:val="en-US"/>
+        </w:rPr>
+        <w:t xml:space="preserve"> </w:t>
+      </w:r>
+      <w:proofErr w:type="spellStart"/>
+      <w:r>
+        <w:rPr>
+          <w:b/>
+          <w:bCs/>
+          <w:lang w:val="en-US"/>
+        </w:rPr>
+        <w:t>podataka</w:t>
+      </w:r>
+      <w:proofErr w:type="spellEnd"/>
+      <w:r>
+        <w:rPr>
+          <w:lang w:val="en-US"/>
+        </w:rPr>
+        <w:t xml:space="preserve"> </w:t>
+      </w:r>
+      <w:proofErr w:type="spellStart"/>
+      <w:r>
+        <w:rPr>
+          <w:lang w:val="en-US"/>
+        </w:rPr>
+        <w:t>obuhvata</w:t>
+      </w:r>
+      <w:proofErr w:type="spellEnd"/>
+      <w:r>
+        <w:rPr>
+          <w:lang w:val="en-US"/>
+        </w:rPr>
+        <w:t xml:space="preserve"> </w:t>
+      </w:r>
+      <w:proofErr w:type="spellStart"/>
+      <w:r>
+        <w:rPr>
+          <w:lang w:val="en-US"/>
+        </w:rPr>
+        <w:t>manipulacije</w:t>
+      </w:r>
+      <w:proofErr w:type="spellEnd"/>
+      <w:r>
+        <w:rPr>
+          <w:lang w:val="en-US"/>
+        </w:rPr>
+        <w:t xml:space="preserve"> </w:t>
+      </w:r>
+      <w:proofErr w:type="spellStart"/>
+      <w:r>
+        <w:rPr>
+          <w:lang w:val="en-US"/>
+        </w:rPr>
+        <w:t>koje</w:t>
+      </w:r>
+      <w:proofErr w:type="spellEnd"/>
+      <w:r>
+        <w:rPr>
+          <w:lang w:val="en-US"/>
+        </w:rPr>
+        <w:t xml:space="preserve"> se </w:t>
+      </w:r>
+      <w:proofErr w:type="spellStart"/>
+      <w:r>
+        <w:rPr>
+          <w:lang w:val="en-US"/>
+        </w:rPr>
+        <w:t>primenjuju</w:t>
+      </w:r>
+      <w:proofErr w:type="spellEnd"/>
+      <w:r>
+        <w:rPr>
+          <w:lang w:val="en-US"/>
+        </w:rPr>
+        <w:t xml:space="preserve"> </w:t>
+      </w:r>
+      <w:proofErr w:type="spellStart"/>
+      <w:r>
+        <w:rPr>
+          <w:b/>
+          <w:bCs/>
+          <w:lang w:val="en-US"/>
+        </w:rPr>
+        <w:t>isključivo</w:t>
+      </w:r>
+      <w:proofErr w:type="spellEnd"/>
+      <w:r>
+        <w:rPr>
+          <w:b/>
+          <w:bCs/>
+          <w:lang w:val="en-US"/>
+        </w:rPr>
+        <w:t xml:space="preserve"> </w:t>
+      </w:r>
+      <w:proofErr w:type="spellStart"/>
+      <w:r>
+        <w:rPr>
+          <w:b/>
+          <w:bCs/>
+          <w:lang w:val="en-US"/>
+        </w:rPr>
+        <w:t>na</w:t>
+      </w:r>
+      <w:proofErr w:type="spellEnd"/>
+      <w:r>
+        <w:rPr>
+          <w:b/>
+          <w:bCs/>
+          <w:lang w:val="en-US"/>
+        </w:rPr>
+        <w:t xml:space="preserve"> </w:t>
+      </w:r>
+      <w:proofErr w:type="spellStart"/>
+      <w:r>
+        <w:rPr>
+          <w:b/>
+          <w:bCs/>
+          <w:lang w:val="en-US"/>
+        </w:rPr>
+        <w:t>trening</w:t>
+      </w:r>
+      <w:proofErr w:type="spellEnd"/>
+      <w:r>
+        <w:rPr>
+          <w:b/>
+          <w:bCs/>
+          <w:lang w:val="en-US"/>
+        </w:rPr>
+        <w:t xml:space="preserve"> </w:t>
+      </w:r>
+      <w:proofErr w:type="spellStart"/>
+      <w:r>
+        <w:rPr>
+          <w:b/>
+          <w:bCs/>
+          <w:lang w:val="en-US"/>
+        </w:rPr>
+        <w:t>skup</w:t>
+      </w:r>
+      <w:proofErr w:type="spellEnd"/>
+      <w:r>
+        <w:rPr>
+          <w:lang w:val="en-US"/>
+        </w:rPr>
+        <w:t xml:space="preserve"> </w:t>
+      </w:r>
+      <w:proofErr w:type="spellStart"/>
+      <w:r>
+        <w:rPr>
+          <w:lang w:val="en-US"/>
+        </w:rPr>
+        <w:t>sa</w:t>
+      </w:r>
+      <w:proofErr w:type="spellEnd"/>
+      <w:r>
+        <w:rPr>
+          <w:lang w:val="en-US"/>
+        </w:rPr>
+        <w:t xml:space="preserve"> </w:t>
+      </w:r>
+      <w:proofErr w:type="spellStart"/>
+      <w:r>
+        <w:rPr>
+          <w:lang w:val="en-US"/>
+        </w:rPr>
+        <w:t>ciljem</w:t>
+      </w:r>
+      <w:proofErr w:type="spellEnd"/>
+      <w:r>
+        <w:rPr>
+          <w:lang w:val="en-US"/>
+        </w:rPr>
+        <w:t xml:space="preserve"> </w:t>
+      </w:r>
+      <w:proofErr w:type="spellStart"/>
+      <w:r>
+        <w:rPr>
+          <w:lang w:val="en-US"/>
+        </w:rPr>
+        <w:t>vestackog</w:t>
+      </w:r>
+      <w:proofErr w:type="spellEnd"/>
+      <w:r>
+        <w:rPr>
+          <w:lang w:val="en-US"/>
+        </w:rPr>
+        <w:t xml:space="preserve"> </w:t>
+      </w:r>
+      <w:proofErr w:type="spellStart"/>
+      <w:r>
+        <w:rPr>
+          <w:lang w:val="en-US"/>
+        </w:rPr>
+        <w:t>proširivanja</w:t>
+      </w:r>
+      <w:proofErr w:type="spellEnd"/>
+      <w:r>
+        <w:rPr>
+          <w:lang w:val="en-US"/>
+        </w:rPr>
+        <w:t xml:space="preserve"> </w:t>
+      </w:r>
+      <w:proofErr w:type="spellStart"/>
+      <w:r>
+        <w:rPr>
+          <w:lang w:val="en-US"/>
+        </w:rPr>
+        <w:t>veličine</w:t>
+      </w:r>
+      <w:proofErr w:type="spellEnd"/>
+      <w:r>
+        <w:rPr>
+          <w:lang w:val="en-US"/>
+        </w:rPr>
+        <w:t xml:space="preserve"> </w:t>
+      </w:r>
+      <w:proofErr w:type="spellStart"/>
+      <w:r>
+        <w:rPr>
+          <w:lang w:val="en-US"/>
+        </w:rPr>
+        <w:t>i</w:t>
+      </w:r>
+      <w:proofErr w:type="spellEnd"/>
+      <w:r>
+        <w:rPr>
+          <w:lang w:val="en-US"/>
+        </w:rPr>
+        <w:t xml:space="preserve"> </w:t>
+      </w:r>
+      <w:proofErr w:type="spellStart"/>
+      <w:r>
+        <w:rPr>
+          <w:lang w:val="en-US"/>
+        </w:rPr>
+        <w:t>raznovrsnosti</w:t>
+      </w:r>
+      <w:proofErr w:type="spellEnd"/>
+      <w:r>
+        <w:rPr>
+          <w:lang w:val="en-US"/>
+        </w:rPr>
+        <w:t xml:space="preserve"> </w:t>
+      </w:r>
+      <w:proofErr w:type="spellStart"/>
+      <w:r>
+        <w:rPr>
+          <w:lang w:val="en-US"/>
+        </w:rPr>
+        <w:t>trening</w:t>
+      </w:r>
+      <w:proofErr w:type="spellEnd"/>
+      <w:r>
+        <w:rPr>
+          <w:lang w:val="en-US"/>
+        </w:rPr>
+        <w:t xml:space="preserve"> </w:t>
+      </w:r>
+      <w:proofErr w:type="spellStart"/>
+      <w:r>
+        <w:rPr>
+          <w:lang w:val="en-US"/>
+        </w:rPr>
+        <w:t>podataka</w:t>
+      </w:r>
+      <w:proofErr w:type="spellEnd"/>
+      <w:r>
+        <w:rPr>
+          <w:lang w:val="en-US"/>
+        </w:rPr>
+        <w:t xml:space="preserve">. </w:t>
+      </w:r>
+      <w:proofErr w:type="spellStart"/>
+      <w:r>
+        <w:rPr>
+          <w:lang w:val="en-US"/>
+        </w:rPr>
+        <w:t>Augmentacija</w:t>
+      </w:r>
+      <w:proofErr w:type="spellEnd"/>
+      <w:r>
+        <w:rPr>
+          <w:lang w:val="en-US"/>
+        </w:rPr>
+        <w:t xml:space="preserve"> </w:t>
+      </w:r>
+      <w:proofErr w:type="spellStart"/>
+      <w:r>
+        <w:rPr>
+          <w:lang w:val="en-US"/>
+        </w:rPr>
+        <w:t>kreira</w:t>
+      </w:r>
+      <w:proofErr w:type="spellEnd"/>
+      <w:r>
+        <w:rPr>
+          <w:lang w:val="en-US"/>
+        </w:rPr>
+        <w:t xml:space="preserve"> </w:t>
+      </w:r>
+      <w:proofErr w:type="spellStart"/>
+      <w:r>
+        <w:rPr>
+          <w:lang w:val="en-US"/>
+        </w:rPr>
+        <w:t>različite</w:t>
+      </w:r>
+      <w:proofErr w:type="spellEnd"/>
+      <w:r>
+        <w:rPr>
+          <w:lang w:val="en-US"/>
+        </w:rPr>
+        <w:t xml:space="preserve"> </w:t>
+      </w:r>
+      <w:proofErr w:type="spellStart"/>
+      <w:r>
+        <w:rPr>
+          <w:lang w:val="en-US"/>
+        </w:rPr>
+        <w:t>verzije</w:t>
+      </w:r>
+      <w:proofErr w:type="spellEnd"/>
+      <w:r>
+        <w:rPr>
+          <w:lang w:val="en-US"/>
+        </w:rPr>
+        <w:t xml:space="preserve"> </w:t>
+      </w:r>
+      <w:proofErr w:type="spellStart"/>
+      <w:r>
+        <w:rPr>
+          <w:lang w:val="en-US"/>
+        </w:rPr>
+        <w:t>postojecih</w:t>
+      </w:r>
+      <w:proofErr w:type="spellEnd"/>
+      <w:r>
+        <w:rPr>
+          <w:lang w:val="en-US"/>
+        </w:rPr>
+        <w:t xml:space="preserve"> </w:t>
+      </w:r>
+      <w:proofErr w:type="spellStart"/>
+      <w:r>
+        <w:rPr>
+          <w:lang w:val="en-US"/>
+        </w:rPr>
+        <w:t>slika</w:t>
+      </w:r>
+      <w:proofErr w:type="spellEnd"/>
+      <w:r>
+        <w:rPr>
+          <w:lang w:val="en-US"/>
+        </w:rPr>
+        <w:t xml:space="preserve"> </w:t>
+      </w:r>
+      <w:proofErr w:type="spellStart"/>
+      <w:r>
+        <w:rPr>
+          <w:lang w:val="en-US"/>
+        </w:rPr>
+        <w:t>kako</w:t>
+      </w:r>
+      <w:proofErr w:type="spellEnd"/>
+      <w:r>
+        <w:rPr>
+          <w:lang w:val="en-US"/>
+        </w:rPr>
+        <w:t xml:space="preserve"> bi model bio </w:t>
+      </w:r>
+      <w:proofErr w:type="spellStart"/>
+      <w:r>
+        <w:rPr>
+          <w:lang w:val="en-US"/>
+        </w:rPr>
+        <w:t>izlozen</w:t>
+      </w:r>
+      <w:proofErr w:type="spellEnd"/>
+      <w:r>
+        <w:rPr>
+          <w:lang w:val="en-US"/>
+        </w:rPr>
+        <w:t xml:space="preserve"> </w:t>
+      </w:r>
+      <w:proofErr w:type="spellStart"/>
+      <w:r>
+        <w:rPr>
+          <w:lang w:val="en-US"/>
+        </w:rPr>
+        <w:t>širem</w:t>
+      </w:r>
+      <w:proofErr w:type="spellEnd"/>
+      <w:r>
+        <w:rPr>
+          <w:lang w:val="en-US"/>
+        </w:rPr>
+        <w:t xml:space="preserve"> </w:t>
+      </w:r>
+      <w:proofErr w:type="spellStart"/>
+      <w:r>
+        <w:rPr>
+          <w:lang w:val="en-US"/>
+        </w:rPr>
+        <w:t>spektru</w:t>
+      </w:r>
+      <w:proofErr w:type="spellEnd"/>
+      <w:r>
+        <w:rPr>
+          <w:lang w:val="en-US"/>
+        </w:rPr>
+        <w:t xml:space="preserve"> </w:t>
+      </w:r>
+      <w:proofErr w:type="spellStart"/>
+      <w:r>
+        <w:rPr>
+          <w:lang w:val="en-US"/>
+        </w:rPr>
+        <w:t>varijacija</w:t>
+      </w:r>
+      <w:proofErr w:type="spellEnd"/>
+      <w:r>
+        <w:rPr>
+          <w:lang w:val="en-US"/>
+        </w:rPr>
+        <w:t xml:space="preserve"> </w:t>
+      </w:r>
+      <w:proofErr w:type="spellStart"/>
+      <w:r>
+        <w:rPr>
+          <w:lang w:val="en-US"/>
+        </w:rPr>
+        <w:t>i</w:t>
+      </w:r>
+      <w:proofErr w:type="spellEnd"/>
+      <w:r>
+        <w:rPr>
+          <w:lang w:val="en-US"/>
+        </w:rPr>
+        <w:t xml:space="preserve"> </w:t>
+      </w:r>
+      <w:proofErr w:type="spellStart"/>
+      <w:r>
+        <w:rPr>
+          <w:lang w:val="en-US"/>
+        </w:rPr>
+        <w:t>naučio</w:t>
+      </w:r>
+      <w:proofErr w:type="spellEnd"/>
+      <w:r>
+        <w:rPr>
+          <w:lang w:val="en-US"/>
+        </w:rPr>
+        <w:t xml:space="preserve"> </w:t>
+      </w:r>
+      <w:proofErr w:type="spellStart"/>
+      <w:r>
+        <w:rPr>
+          <w:lang w:val="en-US"/>
+        </w:rPr>
+        <w:t>robusnije</w:t>
+      </w:r>
+      <w:proofErr w:type="spellEnd"/>
+      <w:r>
+        <w:rPr>
+          <w:lang w:val="en-US"/>
+        </w:rPr>
+        <w:t xml:space="preserve"> </w:t>
+      </w:r>
+      <w:proofErr w:type="spellStart"/>
+      <w:r>
+        <w:rPr>
+          <w:lang w:val="en-US"/>
+        </w:rPr>
+        <w:t>reprezentacije</w:t>
+      </w:r>
+      <w:proofErr w:type="spellEnd"/>
+      <w:r>
+        <w:rPr>
+          <w:lang w:val="en-US"/>
+        </w:rPr>
+        <w:t xml:space="preserve">. </w:t>
+      </w:r>
+      <w:proofErr w:type="spellStart"/>
+      <w:r>
+        <w:rPr>
+          <w:lang w:val="en-US"/>
+        </w:rPr>
+        <w:t>Validacioni</w:t>
+      </w:r>
+      <w:proofErr w:type="spellEnd"/>
+      <w:r>
+        <w:rPr>
+          <w:lang w:val="en-US"/>
+        </w:rPr>
+        <w:t xml:space="preserve"> </w:t>
+      </w:r>
+      <w:proofErr w:type="spellStart"/>
+      <w:r>
+        <w:rPr>
+          <w:lang w:val="en-US"/>
+        </w:rPr>
+        <w:t>i</w:t>
+      </w:r>
+      <w:proofErr w:type="spellEnd"/>
+      <w:r>
+        <w:rPr>
+          <w:lang w:val="en-US"/>
+        </w:rPr>
+        <w:t xml:space="preserve"> test </w:t>
+      </w:r>
+      <w:proofErr w:type="spellStart"/>
+      <w:r>
+        <w:rPr>
+          <w:lang w:val="en-US"/>
+        </w:rPr>
+        <w:t>skupovi</w:t>
+      </w:r>
+      <w:proofErr w:type="spellEnd"/>
+      <w:r>
+        <w:rPr>
+          <w:lang w:val="en-US"/>
+        </w:rPr>
+        <w:t xml:space="preserve"> </w:t>
+      </w:r>
+      <w:proofErr w:type="spellStart"/>
+      <w:r>
+        <w:rPr>
+          <w:lang w:val="en-US"/>
+        </w:rPr>
+        <w:t>moraju</w:t>
+      </w:r>
+      <w:proofErr w:type="spellEnd"/>
+      <w:r>
+        <w:rPr>
+          <w:lang w:val="en-US"/>
+        </w:rPr>
+        <w:t xml:space="preserve"> </w:t>
+      </w:r>
+      <w:proofErr w:type="spellStart"/>
+      <w:r>
+        <w:rPr>
+          <w:lang w:val="en-US"/>
+        </w:rPr>
+        <w:t>ostati</w:t>
+      </w:r>
+      <w:proofErr w:type="spellEnd"/>
+      <w:r>
+        <w:rPr>
+          <w:lang w:val="en-US"/>
+        </w:rPr>
+        <w:t xml:space="preserve"> </w:t>
+      </w:r>
+      <w:proofErr w:type="spellStart"/>
+      <w:r>
+        <w:rPr>
+          <w:lang w:val="en-US"/>
+        </w:rPr>
+        <w:t>netaknuti</w:t>
+      </w:r>
+      <w:proofErr w:type="spellEnd"/>
+      <w:r>
+        <w:rPr>
+          <w:lang w:val="en-US"/>
+        </w:rPr>
+        <w:t xml:space="preserve"> </w:t>
+      </w:r>
+      <w:proofErr w:type="spellStart"/>
+      <w:r>
+        <w:rPr>
+          <w:lang w:val="en-US"/>
+        </w:rPr>
+        <w:t>kako</w:t>
+      </w:r>
+      <w:proofErr w:type="spellEnd"/>
+      <w:r>
+        <w:rPr>
+          <w:lang w:val="en-US"/>
+        </w:rPr>
+        <w:t xml:space="preserve"> bi </w:t>
+      </w:r>
+      <w:proofErr w:type="spellStart"/>
+      <w:r>
+        <w:rPr>
+          <w:lang w:val="en-US"/>
+        </w:rPr>
+        <w:t>evaluacija</w:t>
+      </w:r>
+      <w:proofErr w:type="spellEnd"/>
+      <w:r>
+        <w:rPr>
+          <w:lang w:val="en-US"/>
+        </w:rPr>
+        <w:t xml:space="preserve"> </w:t>
+      </w:r>
+      <w:proofErr w:type="spellStart"/>
+      <w:r>
+        <w:rPr>
+          <w:lang w:val="en-US"/>
+        </w:rPr>
+        <w:t>performansi</w:t>
+      </w:r>
+      <w:proofErr w:type="spellEnd"/>
+      <w:r>
+        <w:rPr>
+          <w:lang w:val="en-US"/>
+        </w:rPr>
+        <w:t xml:space="preserve"> </w:t>
+      </w:r>
+      <w:proofErr w:type="spellStart"/>
+      <w:r>
+        <w:rPr>
+          <w:lang w:val="en-US"/>
+        </w:rPr>
+        <w:t>bila</w:t>
+      </w:r>
+      <w:proofErr w:type="spellEnd"/>
+      <w:r>
+        <w:rPr>
+          <w:lang w:val="en-US"/>
+        </w:rPr>
+        <w:t xml:space="preserve"> </w:t>
+      </w:r>
+      <w:proofErr w:type="spellStart"/>
+      <w:r>
+        <w:rPr>
+          <w:lang w:val="en-US"/>
+        </w:rPr>
+        <w:t>validna</w:t>
+      </w:r>
+      <w:proofErr w:type="spellEnd"/>
+      <w:r>
+        <w:rPr>
+          <w:lang w:val="en-US"/>
+        </w:rPr>
+        <w:t xml:space="preserve">. </w:t>
+      </w:r>
+      <w:proofErr w:type="spellStart"/>
+      <w:r>
+        <w:rPr>
+          <w:lang w:val="en-US"/>
+        </w:rPr>
+        <w:t>Augmentacija</w:t>
+      </w:r>
+      <w:proofErr w:type="spellEnd"/>
+      <w:r>
+        <w:rPr>
+          <w:lang w:val="en-US"/>
+        </w:rPr>
+        <w:t xml:space="preserve"> se </w:t>
+      </w:r>
+      <w:proofErr w:type="spellStart"/>
+      <w:r>
+        <w:rPr>
+          <w:lang w:val="en-US"/>
+        </w:rPr>
+        <w:t>odvija</w:t>
+      </w:r>
+      <w:proofErr w:type="spellEnd"/>
+      <w:r>
+        <w:rPr>
+          <w:lang w:val="en-US"/>
+        </w:rPr>
+        <w:t xml:space="preserve"> </w:t>
+      </w:r>
+      <w:proofErr w:type="spellStart"/>
+      <w:r>
+        <w:rPr>
+          <w:lang w:val="en-US"/>
+        </w:rPr>
+        <w:t>nakon</w:t>
+      </w:r>
+      <w:proofErr w:type="spellEnd"/>
+      <w:r>
+        <w:rPr>
+          <w:lang w:val="en-US"/>
+        </w:rPr>
+        <w:t xml:space="preserve"> </w:t>
+      </w:r>
+      <w:proofErr w:type="spellStart"/>
+      <w:r>
+        <w:rPr>
+          <w:lang w:val="en-US"/>
+        </w:rPr>
+        <w:t>predobrade</w:t>
+      </w:r>
+      <w:proofErr w:type="spellEnd"/>
+      <w:r>
+        <w:rPr>
+          <w:lang w:val="en-US"/>
+        </w:rPr>
+        <w:t xml:space="preserve">. </w:t>
+      </w:r>
+    </w:p>
+    <w:p>
+      <w:pPr>
+        <w:rPr>
+          <w:lang w:val="en-US"/>
+        </w:rPr>
+      </w:pPr>
+      <w:r>
+        <w:rPr>
+          <w:lang w:val="en-US"/>
+        </w:rPr>
+        <w:tab/>
+      </w:r>
+      <w:proofErr w:type="spellStart"/>
+      <w:r>
+        <w:rPr>
+          <w:lang w:val="en-US"/>
+        </w:rPr>
+        <w:t>Kljucna</w:t>
+      </w:r>
+      <w:proofErr w:type="spellEnd"/>
+      <w:r>
+        <w:rPr>
+          <w:lang w:val="en-US"/>
+        </w:rPr>
+        <w:t xml:space="preserve"> </w:t>
+      </w:r>
+      <w:proofErr w:type="spellStart"/>
+      <w:r>
+        <w:rPr>
+          <w:lang w:val="en-US"/>
+        </w:rPr>
+        <w:t>razlika</w:t>
+      </w:r>
+      <w:proofErr w:type="spellEnd"/>
+      <w:r>
+        <w:rPr>
+          <w:lang w:val="en-US"/>
+        </w:rPr>
+        <w:t xml:space="preserve"> se </w:t>
+      </w:r>
+      <w:proofErr w:type="spellStart"/>
+      <w:r>
+        <w:rPr>
+          <w:lang w:val="en-US"/>
+        </w:rPr>
+        <w:t>moze</w:t>
+      </w:r>
+      <w:proofErr w:type="spellEnd"/>
+      <w:r>
+        <w:rPr>
+          <w:lang w:val="en-US"/>
+        </w:rPr>
+        <w:t xml:space="preserve"> </w:t>
+      </w:r>
+      <w:proofErr w:type="spellStart"/>
+      <w:r>
+        <w:rPr>
+          <w:lang w:val="en-US"/>
+        </w:rPr>
+        <w:t>ilustrovati</w:t>
+      </w:r>
+      <w:proofErr w:type="spellEnd"/>
+      <w:r>
+        <w:rPr>
+          <w:lang w:val="en-US"/>
+        </w:rPr>
+        <w:t xml:space="preserve"> </w:t>
+      </w:r>
+      <w:proofErr w:type="spellStart"/>
+      <w:r>
+        <w:rPr>
+          <w:lang w:val="en-US"/>
+        </w:rPr>
+        <w:t>na</w:t>
+      </w:r>
+      <w:proofErr w:type="spellEnd"/>
+      <w:r>
+        <w:rPr>
+          <w:lang w:val="en-US"/>
+        </w:rPr>
+        <w:t xml:space="preserve"> </w:t>
+      </w:r>
+      <w:proofErr w:type="spellStart"/>
+      <w:r>
+        <w:rPr>
+          <w:lang w:val="en-US"/>
+        </w:rPr>
+        <w:t>primeru</w:t>
+      </w:r>
+      <w:proofErr w:type="spellEnd"/>
+      <w:r>
+        <w:rPr>
+          <w:lang w:val="en-US"/>
+        </w:rPr>
+        <w:t xml:space="preserve"> </w:t>
+      </w:r>
+      <w:proofErr w:type="spellStart"/>
+      <w:r>
+        <w:rPr>
+          <w:lang w:val="en-US"/>
+        </w:rPr>
+        <w:t>podešavanja</w:t>
+      </w:r>
+      <w:proofErr w:type="spellEnd"/>
+      <w:r>
+        <w:rPr>
+          <w:lang w:val="en-US"/>
+        </w:rPr>
+        <w:t xml:space="preserve"> </w:t>
+      </w:r>
+      <w:proofErr w:type="spellStart"/>
+      <w:r>
+        <w:rPr>
+          <w:lang w:val="en-US"/>
+        </w:rPr>
+        <w:t>kontrasta</w:t>
+      </w:r>
+      <w:proofErr w:type="spellEnd"/>
+      <w:r>
+        <w:rPr>
+          <w:lang w:val="en-US"/>
+        </w:rPr>
+        <w:t xml:space="preserve">. Ako </w:t>
+      </w:r>
+      <w:proofErr w:type="spellStart"/>
+      <w:r>
+        <w:rPr>
+          <w:lang w:val="en-US"/>
+        </w:rPr>
+        <w:t>su</w:t>
+      </w:r>
+      <w:proofErr w:type="spellEnd"/>
+      <w:r>
+        <w:rPr>
+          <w:lang w:val="en-US"/>
+        </w:rPr>
+        <w:t xml:space="preserve"> </w:t>
+      </w:r>
+      <w:proofErr w:type="spellStart"/>
+      <w:r>
+        <w:rPr>
+          <w:lang w:val="en-US"/>
+        </w:rPr>
+        <w:t>slike</w:t>
+      </w:r>
+      <w:proofErr w:type="spellEnd"/>
+      <w:r>
+        <w:rPr>
+          <w:lang w:val="en-US"/>
+        </w:rPr>
+        <w:t xml:space="preserve"> u </w:t>
+      </w:r>
+      <w:proofErr w:type="spellStart"/>
+      <w:r>
+        <w:rPr>
+          <w:lang w:val="en-US"/>
+        </w:rPr>
+        <w:t>datasetu</w:t>
+      </w:r>
+      <w:proofErr w:type="spellEnd"/>
+      <w:r>
+        <w:rPr>
+          <w:lang w:val="en-US"/>
+        </w:rPr>
+        <w:t xml:space="preserve"> </w:t>
+      </w:r>
+      <w:proofErr w:type="spellStart"/>
+      <w:r>
+        <w:rPr>
+          <w:lang w:val="en-US"/>
+        </w:rPr>
+        <w:t>generalno</w:t>
+      </w:r>
+      <w:proofErr w:type="spellEnd"/>
+      <w:r>
+        <w:rPr>
+          <w:lang w:val="en-US"/>
+        </w:rPr>
+        <w:t xml:space="preserve"> </w:t>
+      </w:r>
+      <w:proofErr w:type="spellStart"/>
+      <w:r>
+        <w:rPr>
+          <w:lang w:val="en-US"/>
+        </w:rPr>
+        <w:t>niskog</w:t>
+      </w:r>
+      <w:proofErr w:type="spellEnd"/>
+      <w:r>
+        <w:rPr>
+          <w:lang w:val="en-US"/>
+        </w:rPr>
+        <w:t xml:space="preserve"> </w:t>
+      </w:r>
+      <w:proofErr w:type="spellStart"/>
+      <w:r>
+        <w:rPr>
+          <w:lang w:val="en-US"/>
+        </w:rPr>
+        <w:t>kontrasta</w:t>
+      </w:r>
+      <w:proofErr w:type="spellEnd"/>
+      <w:r>
+        <w:rPr>
+          <w:lang w:val="en-US"/>
+        </w:rPr>
+        <w:t xml:space="preserve"> </w:t>
+      </w:r>
+      <w:proofErr w:type="spellStart"/>
+      <w:r>
+        <w:rPr>
+          <w:lang w:val="en-US"/>
+        </w:rPr>
+        <w:t>i</w:t>
+      </w:r>
+      <w:proofErr w:type="spellEnd"/>
+      <w:r>
+        <w:rPr>
+          <w:lang w:val="en-US"/>
+        </w:rPr>
+        <w:t xml:space="preserve"> model </w:t>
+      </w:r>
+      <w:proofErr w:type="spellStart"/>
+      <w:r>
+        <w:rPr>
+          <w:lang w:val="en-US"/>
+        </w:rPr>
+        <w:t>će</w:t>
+      </w:r>
+      <w:proofErr w:type="spellEnd"/>
+      <w:r>
+        <w:rPr>
+          <w:lang w:val="en-US"/>
+        </w:rPr>
+        <w:t xml:space="preserve"> u </w:t>
+      </w:r>
+      <w:proofErr w:type="spellStart"/>
+      <w:r>
+        <w:rPr>
+          <w:lang w:val="en-US"/>
+        </w:rPr>
+        <w:t>produkciji</w:t>
+      </w:r>
+      <w:proofErr w:type="spellEnd"/>
+      <w:r>
+        <w:rPr>
+          <w:lang w:val="en-US"/>
+        </w:rPr>
+        <w:t xml:space="preserve"> </w:t>
+      </w:r>
+      <w:proofErr w:type="spellStart"/>
+      <w:r>
+        <w:rPr>
+          <w:lang w:val="en-US"/>
+        </w:rPr>
+        <w:t>uvek</w:t>
+      </w:r>
+      <w:proofErr w:type="spellEnd"/>
+      <w:r>
+        <w:rPr>
+          <w:lang w:val="en-US"/>
+        </w:rPr>
+        <w:t xml:space="preserve"> </w:t>
+      </w:r>
+      <w:proofErr w:type="spellStart"/>
+      <w:r>
+        <w:rPr>
+          <w:lang w:val="en-US"/>
+        </w:rPr>
+        <w:t>videti</w:t>
+      </w:r>
+      <w:proofErr w:type="spellEnd"/>
+      <w:r>
+        <w:rPr>
+          <w:lang w:val="en-US"/>
+        </w:rPr>
+        <w:t xml:space="preserve"> </w:t>
+      </w:r>
+      <w:proofErr w:type="spellStart"/>
+      <w:r>
+        <w:rPr>
+          <w:lang w:val="en-US"/>
+        </w:rPr>
+        <w:t>slike</w:t>
+      </w:r>
+      <w:proofErr w:type="spellEnd"/>
+      <w:r>
+        <w:rPr>
+          <w:lang w:val="en-US"/>
+        </w:rPr>
+        <w:t xml:space="preserve"> </w:t>
+      </w:r>
+      <w:proofErr w:type="spellStart"/>
+      <w:r>
+        <w:rPr>
+          <w:lang w:val="en-US"/>
+        </w:rPr>
+        <w:t>niskog</w:t>
+      </w:r>
+      <w:proofErr w:type="spellEnd"/>
+      <w:r>
+        <w:rPr>
+          <w:lang w:val="en-US"/>
+        </w:rPr>
+        <w:t xml:space="preserve"> </w:t>
+      </w:r>
+      <w:proofErr w:type="spellStart"/>
+      <w:r>
+        <w:rPr>
+          <w:lang w:val="en-US"/>
+        </w:rPr>
+        <w:t>kontrasta</w:t>
+      </w:r>
+      <w:proofErr w:type="spellEnd"/>
+      <w:r>
+        <w:rPr>
+          <w:lang w:val="en-US"/>
+        </w:rPr>
+        <w:t xml:space="preserve">, </w:t>
+      </w:r>
+      <w:proofErr w:type="spellStart"/>
+      <w:r>
+        <w:rPr>
+          <w:lang w:val="en-US"/>
+        </w:rPr>
+        <w:t>onda</w:t>
+      </w:r>
+      <w:proofErr w:type="spellEnd"/>
+      <w:r>
+        <w:rPr>
+          <w:lang w:val="en-US"/>
+        </w:rPr>
+        <w:t xml:space="preserve"> je </w:t>
+      </w:r>
+      <w:proofErr w:type="spellStart"/>
+      <w:r>
+        <w:rPr>
+          <w:lang w:val="en-US"/>
+        </w:rPr>
+        <w:t>konstantno</w:t>
+      </w:r>
+      <w:proofErr w:type="spellEnd"/>
+      <w:r>
+        <w:rPr>
+          <w:lang w:val="en-US"/>
+        </w:rPr>
+        <w:t xml:space="preserve"> </w:t>
+      </w:r>
+      <w:proofErr w:type="spellStart"/>
+      <w:r>
+        <w:rPr>
+          <w:lang w:val="en-US"/>
+        </w:rPr>
+        <w:t>podesavanje</w:t>
+      </w:r>
+      <w:proofErr w:type="spellEnd"/>
+      <w:r>
+        <w:rPr>
+          <w:lang w:val="en-US"/>
+        </w:rPr>
+        <w:t xml:space="preserve"> </w:t>
+      </w:r>
+      <w:proofErr w:type="spellStart"/>
+      <w:r>
+        <w:rPr>
+          <w:lang w:val="en-US"/>
+        </w:rPr>
+        <w:t>kontrasta</w:t>
+      </w:r>
+      <w:proofErr w:type="spellEnd"/>
+      <w:r>
+        <w:rPr>
+          <w:lang w:val="en-US"/>
+        </w:rPr>
+        <w:t xml:space="preserve"> </w:t>
+      </w:r>
+      <w:proofErr w:type="spellStart"/>
+      <w:r>
+        <w:rPr>
+          <w:b/>
+          <w:bCs/>
+          <w:lang w:val="en-US"/>
+        </w:rPr>
+        <w:t>korak</w:t>
+      </w:r>
+      <w:proofErr w:type="spellEnd"/>
+      <w:r>
+        <w:rPr>
+          <w:b/>
+          <w:bCs/>
+          <w:lang w:val="en-US"/>
+        </w:rPr>
+        <w:t xml:space="preserve"> </w:t>
+      </w:r>
+      <w:proofErr w:type="spellStart"/>
+      <w:r>
+        <w:rPr>
+          <w:b/>
+          <w:bCs/>
+          <w:lang w:val="en-US"/>
+        </w:rPr>
+        <w:t>predobrade</w:t>
+      </w:r>
+      <w:proofErr w:type="spellEnd"/>
+      <w:r>
+        <w:rPr>
+          <w:lang w:val="en-US"/>
+        </w:rPr>
+        <w:t xml:space="preserve"> koji se </w:t>
+      </w:r>
+      <w:proofErr w:type="spellStart"/>
+      <w:r>
+        <w:rPr>
+          <w:lang w:val="en-US"/>
+        </w:rPr>
+        <w:t>primenjuje</w:t>
+      </w:r>
+      <w:proofErr w:type="spellEnd"/>
+      <w:r>
+        <w:rPr>
+          <w:lang w:val="en-US"/>
+        </w:rPr>
+        <w:t xml:space="preserve"> </w:t>
+      </w:r>
+      <w:proofErr w:type="spellStart"/>
+      <w:r>
+        <w:rPr>
+          <w:lang w:val="en-US"/>
+        </w:rPr>
+        <w:t>na</w:t>
+      </w:r>
+      <w:proofErr w:type="spellEnd"/>
+      <w:r>
+        <w:rPr>
+          <w:lang w:val="en-US"/>
+        </w:rPr>
+        <w:t xml:space="preserve"> </w:t>
+      </w:r>
+      <w:proofErr w:type="spellStart"/>
+      <w:r>
+        <w:rPr>
+          <w:lang w:val="en-US"/>
+        </w:rPr>
+        <w:t>sve</w:t>
+      </w:r>
+      <w:proofErr w:type="spellEnd"/>
+      <w:r>
+        <w:rPr>
+          <w:lang w:val="en-US"/>
+        </w:rPr>
+        <w:t xml:space="preserve"> </w:t>
+      </w:r>
+      <w:proofErr w:type="spellStart"/>
+      <w:r>
+        <w:rPr>
+          <w:lang w:val="en-US"/>
+        </w:rPr>
+        <w:t>slike</w:t>
+      </w:r>
+      <w:proofErr w:type="spellEnd"/>
+      <w:r>
+        <w:rPr>
+          <w:lang w:val="en-US"/>
+        </w:rPr>
+        <w:t xml:space="preserve"> (train + test). </w:t>
+      </w:r>
+      <w:proofErr w:type="spellStart"/>
+      <w:r>
+        <w:rPr>
+          <w:lang w:val="en-US"/>
+        </w:rPr>
+        <w:t>Međutim</w:t>
+      </w:r>
+      <w:proofErr w:type="spellEnd"/>
+      <w:r>
+        <w:rPr>
+          <w:lang w:val="en-US"/>
+        </w:rPr>
+        <w:t xml:space="preserve">, </w:t>
+      </w:r>
+      <w:proofErr w:type="spellStart"/>
+      <w:r>
+        <w:rPr>
+          <w:lang w:val="en-US"/>
+        </w:rPr>
+        <w:t>ako</w:t>
+      </w:r>
+      <w:proofErr w:type="spellEnd"/>
+      <w:r>
+        <w:rPr>
+          <w:lang w:val="en-US"/>
+        </w:rPr>
+        <w:t xml:space="preserve"> </w:t>
+      </w:r>
+      <w:proofErr w:type="spellStart"/>
+      <w:r>
+        <w:rPr>
+          <w:lang w:val="en-US"/>
+        </w:rPr>
+        <w:t>trening</w:t>
+      </w:r>
+      <w:proofErr w:type="spellEnd"/>
+      <w:r>
+        <w:rPr>
+          <w:lang w:val="en-US"/>
+        </w:rPr>
+        <w:t xml:space="preserve"> </w:t>
+      </w:r>
+      <w:proofErr w:type="spellStart"/>
+      <w:r>
+        <w:rPr>
+          <w:lang w:val="en-US"/>
+        </w:rPr>
+        <w:t>podaci</w:t>
+      </w:r>
+      <w:proofErr w:type="spellEnd"/>
+      <w:r>
+        <w:rPr>
+          <w:lang w:val="en-US"/>
+        </w:rPr>
+        <w:t xml:space="preserve"> ne </w:t>
+      </w:r>
+      <w:proofErr w:type="spellStart"/>
+      <w:r>
+        <w:rPr>
+          <w:lang w:val="en-US"/>
+        </w:rPr>
+        <w:t>reprezentuju</w:t>
+      </w:r>
+      <w:proofErr w:type="spellEnd"/>
+      <w:r>
+        <w:rPr>
+          <w:lang w:val="en-US"/>
+        </w:rPr>
+        <w:t xml:space="preserve"> </w:t>
+      </w:r>
+      <w:proofErr w:type="spellStart"/>
+      <w:r>
+        <w:rPr>
+          <w:lang w:val="en-US"/>
+        </w:rPr>
+        <w:t>čitav</w:t>
+      </w:r>
+      <w:proofErr w:type="spellEnd"/>
+      <w:r>
+        <w:rPr>
+          <w:lang w:val="en-US"/>
+        </w:rPr>
+        <w:t xml:space="preserve"> </w:t>
+      </w:r>
+      <w:proofErr w:type="spellStart"/>
+      <w:r>
+        <w:rPr>
+          <w:lang w:val="en-US"/>
+        </w:rPr>
+        <w:t>opseg</w:t>
+      </w:r>
+      <w:proofErr w:type="spellEnd"/>
+      <w:r>
+        <w:rPr>
+          <w:lang w:val="en-US"/>
+        </w:rPr>
+        <w:t xml:space="preserve"> </w:t>
+      </w:r>
+      <w:proofErr w:type="spellStart"/>
+      <w:r>
+        <w:rPr>
+          <w:lang w:val="en-US"/>
+        </w:rPr>
+        <w:t>kontrasta</w:t>
+      </w:r>
+      <w:proofErr w:type="spellEnd"/>
+      <w:r>
+        <w:rPr>
+          <w:lang w:val="en-US"/>
+        </w:rPr>
+        <w:t xml:space="preserve"> koji </w:t>
+      </w:r>
+      <w:proofErr w:type="spellStart"/>
+      <w:r>
+        <w:rPr>
+          <w:lang w:val="en-US"/>
+        </w:rPr>
+        <w:t>će</w:t>
+      </w:r>
+      <w:proofErr w:type="spellEnd"/>
+      <w:r>
+        <w:rPr>
+          <w:lang w:val="en-US"/>
+        </w:rPr>
+        <w:t xml:space="preserve"> model </w:t>
+      </w:r>
+      <w:proofErr w:type="spellStart"/>
+      <w:r>
+        <w:rPr>
+          <w:lang w:val="en-US"/>
+        </w:rPr>
+        <w:t>videti</w:t>
+      </w:r>
+      <w:proofErr w:type="spellEnd"/>
+      <w:r>
+        <w:rPr>
+          <w:lang w:val="en-US"/>
+        </w:rPr>
+        <w:t xml:space="preserve"> u </w:t>
+      </w:r>
+      <w:proofErr w:type="spellStart"/>
+      <w:r>
+        <w:rPr>
+          <w:lang w:val="en-US"/>
+        </w:rPr>
+        <w:t>produkciji</w:t>
+      </w:r>
+      <w:proofErr w:type="spellEnd"/>
+      <w:r>
+        <w:rPr>
+          <w:lang w:val="en-US"/>
+        </w:rPr>
+        <w:t xml:space="preserve">, </w:t>
+      </w:r>
+      <w:proofErr w:type="spellStart"/>
+      <w:r>
+        <w:rPr>
+          <w:lang w:val="en-US"/>
+        </w:rPr>
+        <w:t>onda</w:t>
+      </w:r>
+      <w:proofErr w:type="spellEnd"/>
+      <w:r>
+        <w:rPr>
+          <w:lang w:val="en-US"/>
+        </w:rPr>
+        <w:t xml:space="preserve"> </w:t>
+      </w:r>
+      <w:proofErr w:type="spellStart"/>
+      <w:r>
+        <w:rPr>
+          <w:lang w:val="en-US"/>
+        </w:rPr>
+        <w:t>nasumično</w:t>
+      </w:r>
+      <w:proofErr w:type="spellEnd"/>
+      <w:r>
+        <w:rPr>
+          <w:lang w:val="en-US"/>
+        </w:rPr>
+        <w:t xml:space="preserve"> </w:t>
+      </w:r>
+      <w:proofErr w:type="spellStart"/>
+      <w:r>
+        <w:rPr>
+          <w:lang w:val="en-US"/>
+        </w:rPr>
+        <w:t>variranje</w:t>
+      </w:r>
+      <w:proofErr w:type="spellEnd"/>
+      <w:r>
+        <w:rPr>
+          <w:lang w:val="en-US"/>
+        </w:rPr>
+        <w:t xml:space="preserve"> </w:t>
+      </w:r>
+      <w:proofErr w:type="spellStart"/>
+      <w:r>
+        <w:rPr>
+          <w:lang w:val="en-US"/>
+        </w:rPr>
+        <w:t>kontrasta</w:t>
+      </w:r>
+      <w:proofErr w:type="spellEnd"/>
+      <w:r>
+        <w:rPr>
+          <w:lang w:val="en-US"/>
+        </w:rPr>
+        <w:t xml:space="preserve"> </w:t>
+      </w:r>
+      <w:proofErr w:type="spellStart"/>
+      <w:r>
+        <w:rPr>
+          <w:lang w:val="en-US"/>
+        </w:rPr>
+        <w:t>tokom</w:t>
+      </w:r>
+      <w:proofErr w:type="spellEnd"/>
+      <w:r>
+        <w:rPr>
+          <w:lang w:val="en-US"/>
+        </w:rPr>
+        <w:t xml:space="preserve"> </w:t>
+      </w:r>
+      <w:proofErr w:type="spellStart"/>
+      <w:r>
+        <w:rPr>
+          <w:lang w:val="en-US"/>
+        </w:rPr>
+        <w:t>treniranja</w:t>
+      </w:r>
+      <w:proofErr w:type="spellEnd"/>
+      <w:r>
+        <w:rPr>
+          <w:lang w:val="en-US"/>
+        </w:rPr>
+        <w:t xml:space="preserve"> </w:t>
+      </w:r>
+      <w:proofErr w:type="spellStart"/>
+      <w:r>
+        <w:rPr>
+          <w:lang w:val="en-US"/>
+        </w:rPr>
+        <w:t>predstavlja</w:t>
+      </w:r>
+      <w:proofErr w:type="spellEnd"/>
+      <w:r>
+        <w:rPr>
+          <w:lang w:val="en-US"/>
+        </w:rPr>
+        <w:t xml:space="preserve"> </w:t>
+      </w:r>
+      <w:proofErr w:type="spellStart"/>
+      <w:r>
+        <w:rPr>
+          <w:b/>
+          <w:bCs/>
+          <w:lang w:val="en-US"/>
+        </w:rPr>
+        <w:t>augmentaciju</w:t>
+      </w:r>
+      <w:proofErr w:type="spellEnd"/>
+      <w:r>
+        <w:rPr>
+          <w:lang w:val="en-US"/>
+        </w:rPr>
+        <w:t xml:space="preserve"> </w:t>
+      </w:r>
+      <w:proofErr w:type="spellStart"/>
+      <w:r>
+        <w:rPr>
+          <w:lang w:val="en-US"/>
+        </w:rPr>
+        <w:t>koja</w:t>
+      </w:r>
+      <w:proofErr w:type="spellEnd"/>
+      <w:r>
+        <w:rPr>
+          <w:lang w:val="en-US"/>
+        </w:rPr>
+        <w:t xml:space="preserve"> </w:t>
+      </w:r>
+      <w:proofErr w:type="spellStart"/>
+      <w:r>
+        <w:rPr>
+          <w:lang w:val="en-US"/>
+        </w:rPr>
+        <w:t>poboljšava</w:t>
+      </w:r>
+      <w:proofErr w:type="spellEnd"/>
+      <w:r>
+        <w:rPr>
+          <w:lang w:val="en-US"/>
+        </w:rPr>
+        <w:t xml:space="preserve"> </w:t>
+      </w:r>
+      <w:proofErr w:type="spellStart"/>
+      <w:r>
+        <w:rPr>
+          <w:lang w:val="en-US"/>
+        </w:rPr>
+        <w:t>generalizaciju</w:t>
+      </w:r>
+      <w:proofErr w:type="spellEnd"/>
+      <w:r>
+        <w:rPr>
+          <w:lang w:val="en-US"/>
+        </w:rPr>
+        <w:t xml:space="preserve">. Ista </w:t>
+      </w:r>
+      <w:proofErr w:type="spellStart"/>
+      <w:r>
+        <w:rPr>
+          <w:lang w:val="en-US"/>
+        </w:rPr>
+        <w:t>transformacija</w:t>
+      </w:r>
+      <w:proofErr w:type="spellEnd"/>
+      <w:r>
+        <w:rPr>
+          <w:lang w:val="en-US"/>
+        </w:rPr>
+        <w:t xml:space="preserve"> </w:t>
+      </w:r>
+      <w:proofErr w:type="spellStart"/>
+      <w:r>
+        <w:rPr>
+          <w:lang w:val="en-US"/>
+        </w:rPr>
+        <w:t>moze</w:t>
+      </w:r>
+      <w:proofErr w:type="spellEnd"/>
+      <w:r>
+        <w:rPr>
+          <w:lang w:val="en-US"/>
+        </w:rPr>
+        <w:t xml:space="preserve"> </w:t>
+      </w:r>
+      <w:proofErr w:type="spellStart"/>
+      <w:r>
+        <w:rPr>
+          <w:lang w:val="en-US"/>
+        </w:rPr>
+        <w:t>biti</w:t>
+      </w:r>
+      <w:proofErr w:type="spellEnd"/>
+      <w:r>
+        <w:rPr>
+          <w:lang w:val="en-US"/>
+        </w:rPr>
+        <w:t xml:space="preserve"> </w:t>
+      </w:r>
+      <w:proofErr w:type="spellStart"/>
+      <w:r>
+        <w:rPr>
+          <w:lang w:val="en-US"/>
+        </w:rPr>
+        <w:t>predobrada</w:t>
+      </w:r>
+      <w:proofErr w:type="spellEnd"/>
+      <w:r>
+        <w:rPr>
+          <w:lang w:val="en-US"/>
+        </w:rPr>
+        <w:t xml:space="preserve"> </w:t>
+      </w:r>
+      <w:proofErr w:type="spellStart"/>
+      <w:r>
+        <w:rPr>
+          <w:lang w:val="en-US"/>
+        </w:rPr>
+        <w:t>ili</w:t>
+      </w:r>
+      <w:proofErr w:type="spellEnd"/>
+      <w:r>
+        <w:rPr>
+          <w:lang w:val="en-US"/>
+        </w:rPr>
+        <w:t xml:space="preserve"> </w:t>
+      </w:r>
+      <w:proofErr w:type="spellStart"/>
+      <w:r>
+        <w:rPr>
+          <w:lang w:val="en-US"/>
+        </w:rPr>
+        <w:t>augmentacija</w:t>
+      </w:r>
+      <w:proofErr w:type="spellEnd"/>
+      <w:r>
+        <w:rPr>
+          <w:lang w:val="en-US"/>
+        </w:rPr>
+        <w:t xml:space="preserve"> </w:t>
+      </w:r>
+      <w:proofErr w:type="spellStart"/>
+      <w:r>
+        <w:rPr>
+          <w:lang w:val="en-US"/>
+        </w:rPr>
+        <w:t>zavisno</w:t>
+      </w:r>
+      <w:proofErr w:type="spellEnd"/>
+      <w:r>
+        <w:rPr>
+          <w:lang w:val="en-US"/>
+        </w:rPr>
+        <w:t xml:space="preserve"> </w:t>
+      </w:r>
+      <w:proofErr w:type="spellStart"/>
+      <w:r>
+        <w:rPr>
+          <w:lang w:val="en-US"/>
+        </w:rPr>
+        <w:t>od</w:t>
+      </w:r>
+      <w:proofErr w:type="spellEnd"/>
+      <w:r>
+        <w:rPr>
+          <w:lang w:val="en-US"/>
+        </w:rPr>
+        <w:t xml:space="preserve"> </w:t>
+      </w:r>
+      <w:proofErr w:type="spellStart"/>
+      <w:r>
+        <w:rPr>
+          <w:lang w:val="en-US"/>
+        </w:rPr>
+        <w:t>konteksta</w:t>
+      </w:r>
+      <w:proofErr w:type="spellEnd"/>
+      <w:r>
+        <w:rPr>
+          <w:lang w:val="en-US"/>
+        </w:rPr>
+        <w:t xml:space="preserve"> </w:t>
+      </w:r>
+      <w:proofErr w:type="spellStart"/>
+      <w:r>
+        <w:rPr>
+          <w:lang w:val="en-US"/>
+        </w:rPr>
+        <w:t>primene</w:t>
+      </w:r>
+      <w:proofErr w:type="spellEnd"/>
+      <w:r>
+        <w:rPr>
+          <w:lang w:val="en-US"/>
+        </w:rPr>
+        <w:t>. [12]</w:t>
+      </w:r>
+    </w:p>
+    <w:p/>
+    <w:p>
+      <w:pPr>
+        <w:spacing w:line="278" w:lineRule="auto"/>
+      </w:pPr>
+      <w:r>
+        <w:br w:type="page"/>
+      </w:r>
+    </w:p>
+    <w:tbl>
+      <w:tblPr>
+        <w:tblW w:w="9070" w:type="dxa"/>
+        <w:tblBorders>
+          <w:top w:val="single" w:sz="4" w:space="0" w:color="auto"/>
+          <w:left w:val="single" w:sz="4" w:space="0" w:color="auto"/>
+          <w:bottom w:val="single" w:sz="4" w:space="0" w:color="auto"/>
+          <w:right w:val="single" w:sz="4" w:space="0" w:color="auto"/>
+          <w:insideH w:val="single" w:sz="4" w:space="0" w:color="auto"/>
+          <w:insideV w:val="single" w:sz="4" w:space="0" w:color="auto"/>
+        </w:tblBorders>
+        <w:tblCellMar>
+          <w:left w:w="10" w:type="dxa"/>
+          <w:right w:w="10" w:type="dxa"/>
+        </w:tblCellMar>
+        <w:tblLook w:val="04A0" w:firstRow="1" w:lastRow="0" w:firstColumn="1" w:lastColumn="0" w:noHBand="0" w:noVBand="1"/>
+      </w:tblPr>
+      <w:tblGrid>
+        <w:gridCol w:w="2200"/>
+        <w:gridCol w:w="3435"/>
+        <w:gridCol w:w="3435"/>
+      </w:tblGrid>
+      <w:tr>
+        <w:tc>
+          <w:tcPr>
+            <w:tcW w:w="2200" w:type="dxa"/>
+            <w:tcBorders>
+              <w:top w:val="single" w:sz="2" w:space="0" w:color="666666"/>
+              <w:left w:val="single" w:sz="2" w:space="0" w:color="666666"/>
+              <w:bottom w:val="single" w:sz="2" w:space="0" w:color="666666"/>
+              <w:right w:val="single" w:sz="2" w:space="0" w:color="666666"/>
+            </w:tcBorders>
+            <w:shd w:val="clear" w:color="auto" w:fill="D5E8F0"/>
+            <w:tcMar>
+              <w:top w:w="60" w:type="dxa"/>
+              <w:left w:w="100" w:type="dxa"/>
+              <w:bottom w:w="60" w:type="dxa"/>
+              <w:right w:w="100" w:type="dxa"/>
+            </w:tcMar>
+            <w:vAlign w:val="center"/>
+            <w:hideMark/>
+          </w:tcPr>
+          <w:p>
+            <w:pPr>
+              <w:spacing w:line="278" w:lineRule="auto"/>
+              <w:rPr>
+                <w:lang w:val="en-US"/>
+              </w:rPr>
+            </w:pPr>
+            <w:proofErr w:type="spellStart"/>
+            <w:r>
+              <w:rPr>
+                <w:b/>
+                <w:bCs/>
+                <w:lang w:val="en-US"/>
+              </w:rPr>
+              <w:lastRenderedPageBreak/>
+              <w:t>Karakteristika</w:t>
+            </w:r>
+            <w:proofErr w:type="spellEnd"/>
+          </w:p>
+        </w:tc>
+        <w:tc>
+          <w:tcPr>
+            <w:tcW w:w="3435" w:type="dxa"/>
+            <w:tcBorders>
+              <w:top w:val="single" w:sz="2" w:space="0" w:color="666666"/>
+              <w:left w:val="single" w:sz="2" w:space="0" w:color="666666"/>
+              <w:bottom w:val="single" w:sz="2" w:space="0" w:color="666666"/>
+              <w:right w:val="single" w:sz="2" w:space="0" w:color="666666"/>
+            </w:tcBorders>
+            <w:shd w:val="clear" w:color="auto" w:fill="D5E8F0"/>
+            <w:tcMar>
+              <w:top w:w="60" w:type="dxa"/>
+              <w:left w:w="100" w:type="dxa"/>
+              <w:bottom w:w="60" w:type="dxa"/>
+              <w:right w:w="100" w:type="dxa"/>
+            </w:tcMar>
+            <w:vAlign w:val="center"/>
+            <w:hideMark/>
+          </w:tcPr>
+          <w:p>
+            <w:pPr>
+              <w:spacing w:line="278" w:lineRule="auto"/>
+              <w:rPr>
+                <w:lang w:val="en-US"/>
+              </w:rPr>
+            </w:pPr>
+            <w:proofErr w:type="spellStart"/>
+            <w:r>
+              <w:rPr>
+                <w:b/>
+                <w:bCs/>
+                <w:lang w:val="en-US"/>
+              </w:rPr>
+              <w:t>Predobrada</w:t>
+            </w:r>
+            <w:proofErr w:type="spellEnd"/>
+            <w:r>
+              <w:rPr>
+                <w:b/>
+                <w:bCs/>
+                <w:lang w:val="en-US"/>
+              </w:rPr>
+              <w:t xml:space="preserve"> (Preprocessing)</w:t>
+            </w:r>
+          </w:p>
+        </w:tc>
+        <w:tc>
+          <w:tcPr>
+            <w:tcW w:w="3435" w:type="dxa"/>
+            <w:tcBorders>
+              <w:top w:val="single" w:sz="2" w:space="0" w:color="666666"/>
+              <w:left w:val="single" w:sz="2" w:space="0" w:color="666666"/>
+              <w:bottom w:val="single" w:sz="2" w:space="0" w:color="666666"/>
+              <w:right w:val="single" w:sz="2" w:space="0" w:color="666666"/>
+            </w:tcBorders>
+            <w:shd w:val="clear" w:color="auto" w:fill="D5E8F0"/>
+            <w:tcMar>
+              <w:top w:w="60" w:type="dxa"/>
+              <w:left w:w="100" w:type="dxa"/>
+              <w:bottom w:w="60" w:type="dxa"/>
+              <w:right w:w="100" w:type="dxa"/>
+            </w:tcMar>
+            <w:vAlign w:val="center"/>
+            <w:hideMark/>
+          </w:tcPr>
+          <w:p>
+            <w:pPr>
+              <w:spacing w:line="278" w:lineRule="auto"/>
+              <w:rPr>
+                <w:lang w:val="en-US"/>
+              </w:rPr>
+            </w:pPr>
+            <w:proofErr w:type="spellStart"/>
+            <w:r>
+              <w:rPr>
+                <w:b/>
+                <w:bCs/>
+                <w:lang w:val="en-US"/>
+              </w:rPr>
+              <w:t>Augmentacija</w:t>
+            </w:r>
+            <w:proofErr w:type="spellEnd"/>
+            <w:r>
+              <w:rPr>
+                <w:b/>
+                <w:bCs/>
+                <w:lang w:val="en-US"/>
+              </w:rPr>
+              <w:t xml:space="preserve"> (Augmentation)</w:t>
+            </w:r>
+          </w:p>
+        </w:tc>
+      </w:tr>
+      <w:tr>
+        <w:tc>
+          <w:tcPr>
+            <w:tcW w:w="2200" w:type="dxa"/>
+            <w:tcBorders>
+              <w:top w:val="single" w:sz="2" w:space="0" w:color="666666"/>
+              <w:left w:val="single" w:sz="2" w:space="0" w:color="666666"/>
+              <w:bottom w:val="single" w:sz="2" w:space="0" w:color="666666"/>
+              <w:right w:val="single" w:sz="2" w:space="0" w:color="666666"/>
+            </w:tcBorders>
+            <w:tcMar>
+              <w:top w:w="60" w:type="dxa"/>
+              <w:left w:w="100" w:type="dxa"/>
+              <w:bottom w:w="60" w:type="dxa"/>
+              <w:right w:w="100" w:type="dxa"/>
+            </w:tcMar>
+            <w:vAlign w:val="center"/>
+            <w:hideMark/>
+          </w:tcPr>
+          <w:p>
+            <w:pPr>
+              <w:spacing w:line="278" w:lineRule="auto"/>
+              <w:rPr>
+                <w:lang w:val="en-US"/>
+              </w:rPr>
+            </w:pPr>
+            <w:proofErr w:type="spellStart"/>
+            <w:r>
+              <w:rPr>
+                <w:lang w:val="en-US"/>
+              </w:rPr>
+              <w:t>Cilj</w:t>
+            </w:r>
+            <w:proofErr w:type="spellEnd"/>
+          </w:p>
+        </w:tc>
+        <w:tc>
+          <w:tcPr>
+            <w:tcW w:w="3435" w:type="dxa"/>
+            <w:tcBorders>
+              <w:top w:val="single" w:sz="2" w:space="0" w:color="666666"/>
+              <w:left w:val="single" w:sz="2" w:space="0" w:color="666666"/>
+              <w:bottom w:val="single" w:sz="2" w:space="0" w:color="666666"/>
+              <w:right w:val="single" w:sz="2" w:space="0" w:color="666666"/>
+            </w:tcBorders>
+            <w:tcMar>
+              <w:top w:w="60" w:type="dxa"/>
+              <w:left w:w="100" w:type="dxa"/>
+              <w:bottom w:w="60" w:type="dxa"/>
+              <w:right w:w="100" w:type="dxa"/>
+            </w:tcMar>
+            <w:vAlign w:val="center"/>
+            <w:hideMark/>
+          </w:tcPr>
+          <w:p>
+            <w:pPr>
+              <w:spacing w:line="278" w:lineRule="auto"/>
+              <w:rPr>
+                <w:lang w:val="en-US"/>
+              </w:rPr>
+            </w:pPr>
+            <w:proofErr w:type="spellStart"/>
+            <w:r>
+              <w:rPr>
+                <w:lang w:val="en-US"/>
+              </w:rPr>
+              <w:t>Standardizacija</w:t>
+            </w:r>
+            <w:proofErr w:type="spellEnd"/>
+            <w:r>
+              <w:rPr>
+                <w:lang w:val="en-US"/>
+              </w:rPr>
+              <w:t xml:space="preserve"> </w:t>
+            </w:r>
+            <w:proofErr w:type="spellStart"/>
+            <w:r>
+              <w:rPr>
+                <w:lang w:val="en-US"/>
+              </w:rPr>
+              <w:t>i</w:t>
+            </w:r>
+            <w:proofErr w:type="spellEnd"/>
+            <w:r>
+              <w:rPr>
+                <w:lang w:val="en-US"/>
+              </w:rPr>
+              <w:t xml:space="preserve"> </w:t>
+            </w:r>
+            <w:proofErr w:type="spellStart"/>
+            <w:r>
+              <w:rPr>
+                <w:lang w:val="en-US"/>
+              </w:rPr>
+              <w:t>formatiranje</w:t>
+            </w:r>
+            <w:proofErr w:type="spellEnd"/>
+            <w:r>
+              <w:rPr>
+                <w:lang w:val="en-US"/>
+              </w:rPr>
+              <w:t xml:space="preserve"> </w:t>
+            </w:r>
+            <w:proofErr w:type="spellStart"/>
+            <w:r>
+              <w:rPr>
+                <w:lang w:val="en-US"/>
+              </w:rPr>
+              <w:t>slika</w:t>
+            </w:r>
+            <w:proofErr w:type="spellEnd"/>
+            <w:r>
+              <w:rPr>
+                <w:lang w:val="en-US"/>
+              </w:rPr>
+              <w:t xml:space="preserve"> za </w:t>
+            </w:r>
+            <w:proofErr w:type="spellStart"/>
+            <w:r>
+              <w:rPr>
+                <w:lang w:val="en-US"/>
+              </w:rPr>
+              <w:t>tehničke</w:t>
+            </w:r>
+            <w:proofErr w:type="spellEnd"/>
+            <w:r>
+              <w:rPr>
+                <w:lang w:val="en-US"/>
+              </w:rPr>
+              <w:t xml:space="preserve"> </w:t>
+            </w:r>
+            <w:proofErr w:type="spellStart"/>
+            <w:r>
+              <w:rPr>
+                <w:lang w:val="en-US"/>
+              </w:rPr>
+              <w:t>zahteve</w:t>
+            </w:r>
+            <w:proofErr w:type="spellEnd"/>
+            <w:r>
+              <w:rPr>
+                <w:lang w:val="en-US"/>
+              </w:rPr>
+              <w:t xml:space="preserve"> </w:t>
+            </w:r>
+            <w:proofErr w:type="spellStart"/>
+            <w:r>
+              <w:rPr>
+                <w:lang w:val="en-US"/>
+              </w:rPr>
+              <w:t>modela</w:t>
+            </w:r>
+            <w:proofErr w:type="spellEnd"/>
+          </w:p>
+        </w:tc>
+        <w:tc>
+          <w:tcPr>
+            <w:tcW w:w="3435" w:type="dxa"/>
+            <w:tcBorders>
+              <w:top w:val="single" w:sz="2" w:space="0" w:color="666666"/>
+              <w:left w:val="single" w:sz="2" w:space="0" w:color="666666"/>
+              <w:bottom w:val="single" w:sz="2" w:space="0" w:color="666666"/>
+              <w:right w:val="single" w:sz="2" w:space="0" w:color="666666"/>
+            </w:tcBorders>
+            <w:tcMar>
+              <w:top w:w="60" w:type="dxa"/>
+              <w:left w:w="100" w:type="dxa"/>
+              <w:bottom w:w="60" w:type="dxa"/>
+              <w:right w:w="100" w:type="dxa"/>
+            </w:tcMar>
+            <w:vAlign w:val="center"/>
+            <w:hideMark/>
+          </w:tcPr>
+          <w:p>
+            <w:pPr>
+              <w:spacing w:line="278" w:lineRule="auto"/>
+              <w:rPr>
+                <w:lang w:val="en-US"/>
+              </w:rPr>
+            </w:pPr>
+            <w:proofErr w:type="spellStart"/>
+            <w:r>
+              <w:rPr>
+                <w:lang w:val="en-US"/>
+              </w:rPr>
+              <w:t>Proširivanje</w:t>
+            </w:r>
+            <w:proofErr w:type="spellEnd"/>
+            <w:r>
+              <w:rPr>
+                <w:lang w:val="en-US"/>
+              </w:rPr>
+              <w:t xml:space="preserve"> </w:t>
+            </w:r>
+            <w:proofErr w:type="spellStart"/>
+            <w:r>
+              <w:rPr>
+                <w:lang w:val="en-US"/>
+              </w:rPr>
+              <w:t>raznovrsnosti</w:t>
+            </w:r>
+            <w:proofErr w:type="spellEnd"/>
+            <w:r>
+              <w:rPr>
+                <w:lang w:val="en-US"/>
+              </w:rPr>
+              <w:t xml:space="preserve"> </w:t>
+            </w:r>
+            <w:proofErr w:type="spellStart"/>
+            <w:r>
+              <w:rPr>
+                <w:lang w:val="en-US"/>
+              </w:rPr>
+              <w:t>trening</w:t>
+            </w:r>
+            <w:proofErr w:type="spellEnd"/>
+            <w:r>
+              <w:rPr>
+                <w:lang w:val="en-US"/>
+              </w:rPr>
+              <w:t xml:space="preserve"> </w:t>
+            </w:r>
+            <w:proofErr w:type="spellStart"/>
+            <w:r>
+              <w:rPr>
+                <w:lang w:val="en-US"/>
+              </w:rPr>
+              <w:t>skupa</w:t>
+            </w:r>
+            <w:proofErr w:type="spellEnd"/>
+            <w:r>
+              <w:rPr>
+                <w:lang w:val="en-US"/>
+              </w:rPr>
+              <w:t xml:space="preserve"> </w:t>
+            </w:r>
+            <w:proofErr w:type="spellStart"/>
+            <w:r>
+              <w:rPr>
+                <w:lang w:val="en-US"/>
+              </w:rPr>
+              <w:t>radi</w:t>
+            </w:r>
+            <w:proofErr w:type="spellEnd"/>
+            <w:r>
+              <w:rPr>
+                <w:lang w:val="en-US"/>
+              </w:rPr>
+              <w:t xml:space="preserve"> </w:t>
+            </w:r>
+            <w:proofErr w:type="spellStart"/>
+            <w:r>
+              <w:rPr>
+                <w:lang w:val="en-US"/>
+              </w:rPr>
+              <w:t>bolje</w:t>
+            </w:r>
+            <w:proofErr w:type="spellEnd"/>
+            <w:r>
+              <w:rPr>
+                <w:lang w:val="en-US"/>
+              </w:rPr>
+              <w:t xml:space="preserve"> </w:t>
+            </w:r>
+            <w:proofErr w:type="spellStart"/>
+            <w:r>
+              <w:rPr>
+                <w:lang w:val="en-US"/>
+              </w:rPr>
+              <w:t>generalizacije</w:t>
+            </w:r>
+            <w:proofErr w:type="spellEnd"/>
+          </w:p>
+        </w:tc>
+      </w:tr>
+      <w:tr>
+        <w:tc>
+          <w:tcPr>
+            <w:tcW w:w="2200" w:type="dxa"/>
+            <w:tcBorders>
+              <w:top w:val="single" w:sz="2" w:space="0" w:color="666666"/>
+              <w:left w:val="single" w:sz="2" w:space="0" w:color="666666"/>
+              <w:bottom w:val="single" w:sz="2" w:space="0" w:color="666666"/>
+              <w:right w:val="single" w:sz="2" w:space="0" w:color="666666"/>
+            </w:tcBorders>
+            <w:tcMar>
+              <w:top w:w="60" w:type="dxa"/>
+              <w:left w:w="100" w:type="dxa"/>
+              <w:bottom w:w="60" w:type="dxa"/>
+              <w:right w:w="100" w:type="dxa"/>
+            </w:tcMar>
+            <w:vAlign w:val="center"/>
+            <w:hideMark/>
+          </w:tcPr>
+          <w:p>
+            <w:pPr>
+              <w:spacing w:line="278" w:lineRule="auto"/>
+              <w:rPr>
+                <w:lang w:val="en-US"/>
+              </w:rPr>
+            </w:pPr>
+            <w:proofErr w:type="spellStart"/>
+            <w:r>
+              <w:rPr>
+                <w:lang w:val="en-US"/>
+              </w:rPr>
+              <w:t>Primena</w:t>
+            </w:r>
+            <w:proofErr w:type="spellEnd"/>
+          </w:p>
+        </w:tc>
+        <w:tc>
+          <w:tcPr>
+            <w:tcW w:w="3435" w:type="dxa"/>
+            <w:tcBorders>
+              <w:top w:val="single" w:sz="2" w:space="0" w:color="666666"/>
+              <w:left w:val="single" w:sz="2" w:space="0" w:color="666666"/>
+              <w:bottom w:val="single" w:sz="2" w:space="0" w:color="666666"/>
+              <w:right w:val="single" w:sz="2" w:space="0" w:color="666666"/>
+            </w:tcBorders>
+            <w:tcMar>
+              <w:top w:w="60" w:type="dxa"/>
+              <w:left w:w="100" w:type="dxa"/>
+              <w:bottom w:w="60" w:type="dxa"/>
+              <w:right w:w="100" w:type="dxa"/>
+            </w:tcMar>
+            <w:vAlign w:val="center"/>
+            <w:hideMark/>
+          </w:tcPr>
+          <w:p>
+            <w:pPr>
+              <w:spacing w:line="278" w:lineRule="auto"/>
+              <w:rPr>
+                <w:lang w:val="en-US"/>
+              </w:rPr>
+            </w:pPr>
+            <w:r>
+              <w:rPr>
+                <w:lang w:val="en-US"/>
+              </w:rPr>
+              <w:t xml:space="preserve">Na </w:t>
+            </w:r>
+            <w:proofErr w:type="spellStart"/>
+            <w:r>
+              <w:rPr>
+                <w:lang w:val="en-US"/>
+              </w:rPr>
+              <w:t>trening</w:t>
+            </w:r>
+            <w:proofErr w:type="spellEnd"/>
+            <w:r>
+              <w:rPr>
+                <w:lang w:val="en-US"/>
+              </w:rPr>
+              <w:t xml:space="preserve">, </w:t>
+            </w:r>
+            <w:proofErr w:type="spellStart"/>
+            <w:r>
+              <w:rPr>
+                <w:lang w:val="en-US"/>
+              </w:rPr>
+              <w:t>validacioni</w:t>
+            </w:r>
+            <w:proofErr w:type="spellEnd"/>
+            <w:r>
+              <w:rPr>
+                <w:lang w:val="en-US"/>
+              </w:rPr>
+              <w:t xml:space="preserve"> </w:t>
+            </w:r>
+            <w:proofErr w:type="spellStart"/>
+            <w:r>
+              <w:rPr>
+                <w:lang w:val="en-US"/>
+              </w:rPr>
+              <w:t>i</w:t>
+            </w:r>
+            <w:proofErr w:type="spellEnd"/>
+            <w:r>
+              <w:rPr>
+                <w:lang w:val="en-US"/>
+              </w:rPr>
+              <w:t xml:space="preserve"> test </w:t>
+            </w:r>
+            <w:proofErr w:type="spellStart"/>
+            <w:r>
+              <w:rPr>
+                <w:lang w:val="en-US"/>
+              </w:rPr>
+              <w:t>skup</w:t>
+            </w:r>
+            <w:proofErr w:type="spellEnd"/>
+            <w:r>
+              <w:rPr>
+                <w:lang w:val="en-US"/>
+              </w:rPr>
+              <w:t xml:space="preserve"> (</w:t>
+            </w:r>
+            <w:proofErr w:type="spellStart"/>
+            <w:r>
+              <w:rPr>
+                <w:lang w:val="en-US"/>
+              </w:rPr>
+              <w:t>i</w:t>
+            </w:r>
+            <w:proofErr w:type="spellEnd"/>
+            <w:r>
+              <w:rPr>
+                <w:lang w:val="en-US"/>
+              </w:rPr>
+              <w:t xml:space="preserve"> u </w:t>
+            </w:r>
+            <w:proofErr w:type="spellStart"/>
+            <w:r>
+              <w:rPr>
+                <w:lang w:val="en-US"/>
+              </w:rPr>
+              <w:t>produkciji</w:t>
+            </w:r>
+            <w:proofErr w:type="spellEnd"/>
+            <w:r>
+              <w:rPr>
+                <w:lang w:val="en-US"/>
+              </w:rPr>
+              <w:t>)</w:t>
+            </w:r>
+          </w:p>
+        </w:tc>
+        <w:tc>
+          <w:tcPr>
+            <w:tcW w:w="3435" w:type="dxa"/>
+            <w:tcBorders>
+              <w:top w:val="single" w:sz="2" w:space="0" w:color="666666"/>
+              <w:left w:val="single" w:sz="2" w:space="0" w:color="666666"/>
+              <w:bottom w:val="single" w:sz="2" w:space="0" w:color="666666"/>
+              <w:right w:val="single" w:sz="2" w:space="0" w:color="666666"/>
+            </w:tcBorders>
+            <w:tcMar>
+              <w:top w:w="60" w:type="dxa"/>
+              <w:left w:w="100" w:type="dxa"/>
+              <w:bottom w:w="60" w:type="dxa"/>
+              <w:right w:w="100" w:type="dxa"/>
+            </w:tcMar>
+            <w:vAlign w:val="center"/>
+            <w:hideMark/>
+          </w:tcPr>
+          <w:p>
+            <w:pPr>
+              <w:spacing w:line="278" w:lineRule="auto"/>
+              <w:rPr>
+                <w:lang w:val="en-US"/>
+              </w:rPr>
+            </w:pPr>
+            <w:proofErr w:type="spellStart"/>
+            <w:r>
+              <w:rPr>
+                <w:lang w:val="en-US"/>
+              </w:rPr>
+              <w:t>Isključivo</w:t>
+            </w:r>
+            <w:proofErr w:type="spellEnd"/>
+            <w:r>
+              <w:rPr>
+                <w:lang w:val="en-US"/>
+              </w:rPr>
+              <w:t xml:space="preserve"> </w:t>
+            </w:r>
+            <w:proofErr w:type="spellStart"/>
+            <w:r>
+              <w:rPr>
+                <w:lang w:val="en-US"/>
+              </w:rPr>
+              <w:t>na</w:t>
+            </w:r>
+            <w:proofErr w:type="spellEnd"/>
+            <w:r>
+              <w:rPr>
+                <w:lang w:val="en-US"/>
+              </w:rPr>
+              <w:t xml:space="preserve"> </w:t>
+            </w:r>
+            <w:proofErr w:type="spellStart"/>
+            <w:r>
+              <w:rPr>
+                <w:lang w:val="en-US"/>
+              </w:rPr>
+              <w:t>trening</w:t>
+            </w:r>
+            <w:proofErr w:type="spellEnd"/>
+            <w:r>
+              <w:rPr>
+                <w:lang w:val="en-US"/>
+              </w:rPr>
+              <w:t xml:space="preserve"> </w:t>
+            </w:r>
+            <w:proofErr w:type="spellStart"/>
+            <w:r>
+              <w:rPr>
+                <w:lang w:val="en-US"/>
+              </w:rPr>
+              <w:t>skup</w:t>
+            </w:r>
+            <w:proofErr w:type="spellEnd"/>
+          </w:p>
+        </w:tc>
+      </w:tr>
+      <w:tr>
+        <w:tc>
+          <w:tcPr>
+            <w:tcW w:w="2200" w:type="dxa"/>
+            <w:tcBorders>
+              <w:top w:val="single" w:sz="2" w:space="0" w:color="666666"/>
+              <w:left w:val="single" w:sz="2" w:space="0" w:color="666666"/>
+              <w:bottom w:val="single" w:sz="2" w:space="0" w:color="666666"/>
+              <w:right w:val="single" w:sz="2" w:space="0" w:color="666666"/>
+            </w:tcBorders>
+            <w:tcMar>
+              <w:top w:w="60" w:type="dxa"/>
+              <w:left w:w="100" w:type="dxa"/>
+              <w:bottom w:w="60" w:type="dxa"/>
+              <w:right w:w="100" w:type="dxa"/>
+            </w:tcMar>
+            <w:vAlign w:val="center"/>
+            <w:hideMark/>
+          </w:tcPr>
+          <w:p>
+            <w:pPr>
+              <w:spacing w:line="278" w:lineRule="auto"/>
+              <w:rPr>
+                <w:lang w:val="en-US"/>
+              </w:rPr>
+            </w:pPr>
+            <w:proofErr w:type="spellStart"/>
+            <w:r>
+              <w:rPr>
+                <w:lang w:val="en-US"/>
+              </w:rPr>
+              <w:t>Determinističnost</w:t>
+            </w:r>
+            <w:proofErr w:type="spellEnd"/>
+          </w:p>
+        </w:tc>
+        <w:tc>
+          <w:tcPr>
+            <w:tcW w:w="3435" w:type="dxa"/>
+            <w:tcBorders>
+              <w:top w:val="single" w:sz="2" w:space="0" w:color="666666"/>
+              <w:left w:val="single" w:sz="2" w:space="0" w:color="666666"/>
+              <w:bottom w:val="single" w:sz="2" w:space="0" w:color="666666"/>
+              <w:right w:val="single" w:sz="2" w:space="0" w:color="666666"/>
+            </w:tcBorders>
+            <w:tcMar>
+              <w:top w:w="60" w:type="dxa"/>
+              <w:left w:w="100" w:type="dxa"/>
+              <w:bottom w:w="60" w:type="dxa"/>
+              <w:right w:w="100" w:type="dxa"/>
+            </w:tcMar>
+            <w:vAlign w:val="center"/>
+            <w:hideMark/>
+          </w:tcPr>
+          <w:p>
+            <w:pPr>
+              <w:spacing w:line="278" w:lineRule="auto"/>
+              <w:rPr>
+                <w:lang w:val="en-US"/>
+              </w:rPr>
+            </w:pPr>
+            <w:proofErr w:type="spellStart"/>
+            <w:r>
+              <w:rPr>
+                <w:lang w:val="en-US"/>
+              </w:rPr>
+              <w:t>Deterministička</w:t>
+            </w:r>
+            <w:proofErr w:type="spellEnd"/>
+            <w:r>
+              <w:rPr>
+                <w:lang w:val="en-US"/>
+              </w:rPr>
+              <w:t xml:space="preserve">: </w:t>
+            </w:r>
+            <w:proofErr w:type="spellStart"/>
+            <w:r>
+              <w:rPr>
+                <w:lang w:val="en-US"/>
+              </w:rPr>
+              <w:t>ista</w:t>
+            </w:r>
+            <w:proofErr w:type="spellEnd"/>
+            <w:r>
+              <w:rPr>
+                <w:lang w:val="en-US"/>
+              </w:rPr>
+              <w:t xml:space="preserve"> </w:t>
+            </w:r>
+            <w:proofErr w:type="spellStart"/>
+            <w:r>
+              <w:rPr>
+                <w:lang w:val="en-US"/>
+              </w:rPr>
+              <w:t>transformacija</w:t>
+            </w:r>
+            <w:proofErr w:type="spellEnd"/>
+            <w:r>
+              <w:rPr>
+                <w:lang w:val="en-US"/>
+              </w:rPr>
+              <w:t xml:space="preserve"> za </w:t>
+            </w:r>
+            <w:proofErr w:type="spellStart"/>
+            <w:r>
+              <w:rPr>
+                <w:lang w:val="en-US"/>
+              </w:rPr>
+              <w:t>svaku</w:t>
+            </w:r>
+            <w:proofErr w:type="spellEnd"/>
+            <w:r>
+              <w:rPr>
+                <w:lang w:val="en-US"/>
+              </w:rPr>
+              <w:t xml:space="preserve"> </w:t>
+            </w:r>
+            <w:proofErr w:type="spellStart"/>
+            <w:r>
+              <w:rPr>
+                <w:lang w:val="en-US"/>
+              </w:rPr>
+              <w:t>sliku</w:t>
+            </w:r>
+            <w:proofErr w:type="spellEnd"/>
+            <w:r>
+              <w:rPr>
+                <w:lang w:val="en-US"/>
+              </w:rPr>
+              <w:t xml:space="preserve">, </w:t>
+            </w:r>
+            <w:proofErr w:type="spellStart"/>
+            <w:r>
+              <w:rPr>
+                <w:lang w:val="en-US"/>
+              </w:rPr>
+              <w:t>svaki</w:t>
+            </w:r>
+            <w:proofErr w:type="spellEnd"/>
+            <w:r>
+              <w:rPr>
+                <w:lang w:val="en-US"/>
+              </w:rPr>
+              <w:t xml:space="preserve"> put</w:t>
+            </w:r>
+          </w:p>
+        </w:tc>
+        <w:tc>
+          <w:tcPr>
+            <w:tcW w:w="3435" w:type="dxa"/>
+            <w:tcBorders>
+              <w:top w:val="single" w:sz="2" w:space="0" w:color="666666"/>
+              <w:left w:val="single" w:sz="2" w:space="0" w:color="666666"/>
+              <w:bottom w:val="single" w:sz="2" w:space="0" w:color="666666"/>
+              <w:right w:val="single" w:sz="2" w:space="0" w:color="666666"/>
+            </w:tcBorders>
+            <w:tcMar>
+              <w:top w:w="60" w:type="dxa"/>
+              <w:left w:w="100" w:type="dxa"/>
+              <w:bottom w:w="60" w:type="dxa"/>
+              <w:right w:w="100" w:type="dxa"/>
+            </w:tcMar>
+            <w:vAlign w:val="center"/>
+            <w:hideMark/>
+          </w:tcPr>
+          <w:p>
+            <w:pPr>
+              <w:spacing w:line="278" w:lineRule="auto"/>
+              <w:rPr>
+                <w:lang w:val="en-US"/>
+              </w:rPr>
+            </w:pPr>
+            <w:proofErr w:type="spellStart"/>
+            <w:r>
+              <w:rPr>
+                <w:lang w:val="en-US"/>
+              </w:rPr>
+              <w:t>Stohastička</w:t>
+            </w:r>
+            <w:proofErr w:type="spellEnd"/>
+            <w:r>
+              <w:rPr>
+                <w:lang w:val="en-US"/>
+              </w:rPr>
+              <w:t xml:space="preserve">: </w:t>
+            </w:r>
+            <w:proofErr w:type="spellStart"/>
+            <w:r>
+              <w:rPr>
+                <w:lang w:val="en-US"/>
+              </w:rPr>
+              <w:t>nasumicne</w:t>
+            </w:r>
+            <w:proofErr w:type="spellEnd"/>
+            <w:r>
+              <w:rPr>
+                <w:lang w:val="en-US"/>
+              </w:rPr>
+              <w:t xml:space="preserve"> </w:t>
+            </w:r>
+            <w:proofErr w:type="spellStart"/>
+            <w:r>
+              <w:rPr>
+                <w:lang w:val="en-US"/>
+              </w:rPr>
+              <w:t>varijacije</w:t>
+            </w:r>
+            <w:proofErr w:type="spellEnd"/>
+            <w:r>
+              <w:rPr>
+                <w:lang w:val="en-US"/>
+              </w:rPr>
+              <w:t xml:space="preserve"> </w:t>
+            </w:r>
+            <w:proofErr w:type="spellStart"/>
+            <w:r>
+              <w:rPr>
+                <w:lang w:val="en-US"/>
+              </w:rPr>
+              <w:t>pri</w:t>
+            </w:r>
+            <w:proofErr w:type="spellEnd"/>
+            <w:r>
+              <w:rPr>
+                <w:lang w:val="en-US"/>
+              </w:rPr>
+              <w:t xml:space="preserve"> </w:t>
+            </w:r>
+            <w:proofErr w:type="spellStart"/>
+            <w:r>
+              <w:rPr>
+                <w:lang w:val="en-US"/>
+              </w:rPr>
+              <w:t>svakoj</w:t>
+            </w:r>
+            <w:proofErr w:type="spellEnd"/>
+            <w:r>
+              <w:rPr>
+                <w:lang w:val="en-US"/>
+              </w:rPr>
+              <w:t xml:space="preserve"> </w:t>
+            </w:r>
+            <w:proofErr w:type="spellStart"/>
+            <w:r>
+              <w:rPr>
+                <w:lang w:val="en-US"/>
+              </w:rPr>
+              <w:t>epohi</w:t>
+            </w:r>
+            <w:proofErr w:type="spellEnd"/>
+            <w:r>
+              <w:rPr>
+                <w:lang w:val="en-US"/>
+              </w:rPr>
+              <w:t xml:space="preserve"> </w:t>
+            </w:r>
+            <w:proofErr w:type="spellStart"/>
+            <w:r>
+              <w:rPr>
+                <w:lang w:val="en-US"/>
+              </w:rPr>
+              <w:t>treniranja</w:t>
+            </w:r>
+            <w:proofErr w:type="spellEnd"/>
+          </w:p>
+        </w:tc>
+      </w:tr>
+      <w:tr>
+        <w:tc>
+          <w:tcPr>
+            <w:tcW w:w="2200" w:type="dxa"/>
+            <w:tcBorders>
+              <w:top w:val="single" w:sz="2" w:space="0" w:color="666666"/>
+              <w:left w:val="single" w:sz="2" w:space="0" w:color="666666"/>
+              <w:bottom w:val="single" w:sz="2" w:space="0" w:color="666666"/>
+              <w:right w:val="single" w:sz="2" w:space="0" w:color="666666"/>
+            </w:tcBorders>
+            <w:tcMar>
+              <w:top w:w="60" w:type="dxa"/>
+              <w:left w:w="100" w:type="dxa"/>
+              <w:bottom w:w="60" w:type="dxa"/>
+              <w:right w:w="100" w:type="dxa"/>
+            </w:tcMar>
+            <w:vAlign w:val="center"/>
+            <w:hideMark/>
+          </w:tcPr>
+          <w:p>
+            <w:pPr>
+              <w:spacing w:line="278" w:lineRule="auto"/>
+              <w:rPr>
+                <w:lang w:val="en-US"/>
+              </w:rPr>
+            </w:pPr>
+            <w:proofErr w:type="spellStart"/>
+            <w:r>
+              <w:rPr>
+                <w:lang w:val="en-US"/>
+              </w:rPr>
+              <w:t>Velicina</w:t>
+            </w:r>
+            <w:proofErr w:type="spellEnd"/>
+            <w:r>
+              <w:rPr>
+                <w:lang w:val="en-US"/>
+              </w:rPr>
+              <w:t xml:space="preserve"> </w:t>
+            </w:r>
+            <w:proofErr w:type="spellStart"/>
+            <w:r>
+              <w:rPr>
+                <w:lang w:val="en-US"/>
+              </w:rPr>
+              <w:t>skupa</w:t>
+            </w:r>
+            <w:proofErr w:type="spellEnd"/>
+          </w:p>
+        </w:tc>
+        <w:tc>
+          <w:tcPr>
+            <w:tcW w:w="3435" w:type="dxa"/>
+            <w:tcBorders>
+              <w:top w:val="single" w:sz="2" w:space="0" w:color="666666"/>
+              <w:left w:val="single" w:sz="2" w:space="0" w:color="666666"/>
+              <w:bottom w:val="single" w:sz="2" w:space="0" w:color="666666"/>
+              <w:right w:val="single" w:sz="2" w:space="0" w:color="666666"/>
+            </w:tcBorders>
+            <w:tcMar>
+              <w:top w:w="60" w:type="dxa"/>
+              <w:left w:w="100" w:type="dxa"/>
+              <w:bottom w:w="60" w:type="dxa"/>
+              <w:right w:w="100" w:type="dxa"/>
+            </w:tcMar>
+            <w:vAlign w:val="center"/>
+            <w:hideMark/>
+          </w:tcPr>
+          <w:p>
+            <w:pPr>
+              <w:spacing w:line="278" w:lineRule="auto"/>
+              <w:rPr>
+                <w:lang w:val="en-US"/>
+              </w:rPr>
+            </w:pPr>
+            <w:r>
+              <w:rPr>
+                <w:lang w:val="en-US"/>
+              </w:rPr>
+              <w:t xml:space="preserve">Ne </w:t>
+            </w:r>
+            <w:proofErr w:type="spellStart"/>
+            <w:r>
+              <w:rPr>
+                <w:lang w:val="en-US"/>
+              </w:rPr>
+              <w:t>menja</w:t>
+            </w:r>
+            <w:proofErr w:type="spellEnd"/>
+            <w:r>
+              <w:rPr>
+                <w:lang w:val="en-US"/>
+              </w:rPr>
+              <w:t xml:space="preserve"> </w:t>
+            </w:r>
+            <w:proofErr w:type="spellStart"/>
+            <w:r>
+              <w:rPr>
+                <w:lang w:val="en-US"/>
+              </w:rPr>
+              <w:t>broj</w:t>
+            </w:r>
+            <w:proofErr w:type="spellEnd"/>
+            <w:r>
+              <w:rPr>
+                <w:lang w:val="en-US"/>
+              </w:rPr>
+              <w:t xml:space="preserve"> </w:t>
+            </w:r>
+            <w:proofErr w:type="spellStart"/>
+            <w:r>
+              <w:rPr>
+                <w:lang w:val="en-US"/>
+              </w:rPr>
+              <w:t>uzoraka</w:t>
+            </w:r>
+            <w:proofErr w:type="spellEnd"/>
+          </w:p>
+        </w:tc>
+        <w:tc>
+          <w:tcPr>
+            <w:tcW w:w="3435" w:type="dxa"/>
+            <w:tcBorders>
+              <w:top w:val="single" w:sz="2" w:space="0" w:color="666666"/>
+              <w:left w:val="single" w:sz="2" w:space="0" w:color="666666"/>
+              <w:bottom w:val="single" w:sz="2" w:space="0" w:color="666666"/>
+              <w:right w:val="single" w:sz="2" w:space="0" w:color="666666"/>
+            </w:tcBorders>
+            <w:tcMar>
+              <w:top w:w="60" w:type="dxa"/>
+              <w:left w:w="100" w:type="dxa"/>
+              <w:bottom w:w="60" w:type="dxa"/>
+              <w:right w:w="100" w:type="dxa"/>
+            </w:tcMar>
+            <w:vAlign w:val="center"/>
+            <w:hideMark/>
+          </w:tcPr>
+          <w:p>
+            <w:pPr>
+              <w:spacing w:line="278" w:lineRule="auto"/>
+              <w:rPr>
+                <w:lang w:val="en-US"/>
+              </w:rPr>
+            </w:pPr>
+            <w:proofErr w:type="spellStart"/>
+            <w:r>
+              <w:rPr>
+                <w:lang w:val="en-US"/>
+              </w:rPr>
+              <w:t>Efektivno</w:t>
+            </w:r>
+            <w:proofErr w:type="spellEnd"/>
+            <w:r>
+              <w:rPr>
+                <w:lang w:val="en-US"/>
+              </w:rPr>
+              <w:t xml:space="preserve"> </w:t>
+            </w:r>
+            <w:proofErr w:type="spellStart"/>
+            <w:r>
+              <w:rPr>
+                <w:lang w:val="en-US"/>
+              </w:rPr>
+              <w:t>povećava</w:t>
+            </w:r>
+            <w:proofErr w:type="spellEnd"/>
+            <w:r>
+              <w:rPr>
+                <w:lang w:val="en-US"/>
+              </w:rPr>
+              <w:t xml:space="preserve"> </w:t>
+            </w:r>
+            <w:proofErr w:type="spellStart"/>
+            <w:r>
+              <w:rPr>
+                <w:lang w:val="en-US"/>
+              </w:rPr>
+              <w:t>broj</w:t>
+            </w:r>
+            <w:proofErr w:type="spellEnd"/>
+            <w:r>
+              <w:rPr>
+                <w:lang w:val="en-US"/>
+              </w:rPr>
+              <w:t xml:space="preserve"> </w:t>
+            </w:r>
+            <w:proofErr w:type="spellStart"/>
+            <w:r>
+              <w:rPr>
+                <w:lang w:val="en-US"/>
+              </w:rPr>
+              <w:t>trening</w:t>
+            </w:r>
+            <w:proofErr w:type="spellEnd"/>
+            <w:r>
+              <w:rPr>
+                <w:lang w:val="en-US"/>
+              </w:rPr>
+              <w:t xml:space="preserve"> </w:t>
+            </w:r>
+            <w:proofErr w:type="spellStart"/>
+            <w:r>
+              <w:rPr>
+                <w:lang w:val="en-US"/>
+              </w:rPr>
+              <w:t>uzoraka</w:t>
+            </w:r>
+            <w:proofErr w:type="spellEnd"/>
+          </w:p>
+        </w:tc>
+      </w:tr>
+      <w:tr>
+        <w:tc>
+          <w:tcPr>
+            <w:tcW w:w="2200" w:type="dxa"/>
+            <w:tcBorders>
+              <w:top w:val="single" w:sz="2" w:space="0" w:color="666666"/>
+              <w:left w:val="single" w:sz="2" w:space="0" w:color="666666"/>
+              <w:bottom w:val="single" w:sz="2" w:space="0" w:color="666666"/>
+              <w:right w:val="single" w:sz="2" w:space="0" w:color="666666"/>
+            </w:tcBorders>
+            <w:tcMar>
+              <w:top w:w="60" w:type="dxa"/>
+              <w:left w:w="100" w:type="dxa"/>
+              <w:bottom w:w="60" w:type="dxa"/>
+              <w:right w:w="100" w:type="dxa"/>
+            </w:tcMar>
+            <w:vAlign w:val="center"/>
+            <w:hideMark/>
+          </w:tcPr>
+          <w:p>
+            <w:pPr>
+              <w:spacing w:line="278" w:lineRule="auto"/>
+              <w:rPr>
+                <w:lang w:val="en-US"/>
+              </w:rPr>
+            </w:pPr>
+            <w:proofErr w:type="spellStart"/>
+            <w:r>
+              <w:rPr>
+                <w:lang w:val="en-US"/>
+              </w:rPr>
+              <w:t>Redosled</w:t>
+            </w:r>
+            <w:proofErr w:type="spellEnd"/>
+          </w:p>
+        </w:tc>
+        <w:tc>
+          <w:tcPr>
+            <w:tcW w:w="3435" w:type="dxa"/>
+            <w:tcBorders>
+              <w:top w:val="single" w:sz="2" w:space="0" w:color="666666"/>
+              <w:left w:val="single" w:sz="2" w:space="0" w:color="666666"/>
+              <w:bottom w:val="single" w:sz="2" w:space="0" w:color="666666"/>
+              <w:right w:val="single" w:sz="2" w:space="0" w:color="666666"/>
+            </w:tcBorders>
+            <w:tcMar>
+              <w:top w:w="60" w:type="dxa"/>
+              <w:left w:w="100" w:type="dxa"/>
+              <w:bottom w:w="60" w:type="dxa"/>
+              <w:right w:w="100" w:type="dxa"/>
+            </w:tcMar>
+            <w:vAlign w:val="center"/>
+            <w:hideMark/>
+          </w:tcPr>
+          <w:p>
+            <w:pPr>
+              <w:spacing w:line="278" w:lineRule="auto"/>
+              <w:rPr>
+                <w:lang w:val="en-US"/>
+              </w:rPr>
+            </w:pPr>
+            <w:proofErr w:type="spellStart"/>
+            <w:r>
+              <w:rPr>
+                <w:lang w:val="en-US"/>
+              </w:rPr>
+              <w:t>Primenjuje</w:t>
+            </w:r>
+            <w:proofErr w:type="spellEnd"/>
+            <w:r>
+              <w:rPr>
+                <w:lang w:val="en-US"/>
+              </w:rPr>
+              <w:t xml:space="preserve"> se pre </w:t>
+            </w:r>
+            <w:proofErr w:type="spellStart"/>
+            <w:r>
+              <w:rPr>
+                <w:lang w:val="en-US"/>
+              </w:rPr>
+              <w:t>augmentacije</w:t>
+            </w:r>
+            <w:proofErr w:type="spellEnd"/>
+          </w:p>
+        </w:tc>
+        <w:tc>
+          <w:tcPr>
+            <w:tcW w:w="3435" w:type="dxa"/>
+            <w:tcBorders>
+              <w:top w:val="single" w:sz="2" w:space="0" w:color="666666"/>
+              <w:left w:val="single" w:sz="2" w:space="0" w:color="666666"/>
+              <w:bottom w:val="single" w:sz="2" w:space="0" w:color="666666"/>
+              <w:right w:val="single" w:sz="2" w:space="0" w:color="666666"/>
+            </w:tcBorders>
+            <w:tcMar>
+              <w:top w:w="60" w:type="dxa"/>
+              <w:left w:w="100" w:type="dxa"/>
+              <w:bottom w:w="60" w:type="dxa"/>
+              <w:right w:w="100" w:type="dxa"/>
+            </w:tcMar>
+            <w:vAlign w:val="center"/>
+            <w:hideMark/>
+          </w:tcPr>
+          <w:p>
+            <w:pPr>
+              <w:spacing w:line="278" w:lineRule="auto"/>
+              <w:rPr>
+                <w:lang w:val="en-US"/>
+              </w:rPr>
+            </w:pPr>
+            <w:proofErr w:type="spellStart"/>
+            <w:r>
+              <w:rPr>
+                <w:lang w:val="en-US"/>
+              </w:rPr>
+              <w:t>Primenjuje</w:t>
+            </w:r>
+            <w:proofErr w:type="spellEnd"/>
+            <w:r>
+              <w:rPr>
+                <w:lang w:val="en-US"/>
+              </w:rPr>
+              <w:t xml:space="preserve"> se </w:t>
+            </w:r>
+            <w:proofErr w:type="spellStart"/>
+            <w:r>
+              <w:rPr>
+                <w:lang w:val="en-US"/>
+              </w:rPr>
+              <w:t>nakon</w:t>
+            </w:r>
+            <w:proofErr w:type="spellEnd"/>
+            <w:r>
+              <w:rPr>
+                <w:lang w:val="en-US"/>
+              </w:rPr>
+              <w:t xml:space="preserve"> </w:t>
+            </w:r>
+            <w:proofErr w:type="spellStart"/>
+            <w:r>
+              <w:rPr>
+                <w:lang w:val="en-US"/>
+              </w:rPr>
+              <w:t>predobrade</w:t>
+            </w:r>
+            <w:proofErr w:type="spellEnd"/>
+          </w:p>
+        </w:tc>
+      </w:tr>
+      <w:tr>
+        <w:tc>
+          <w:tcPr>
+            <w:tcW w:w="2200" w:type="dxa"/>
+            <w:tcBorders>
+              <w:top w:val="single" w:sz="2" w:space="0" w:color="666666"/>
+              <w:left w:val="single" w:sz="2" w:space="0" w:color="666666"/>
+              <w:bottom w:val="single" w:sz="2" w:space="0" w:color="666666"/>
+              <w:right w:val="single" w:sz="2" w:space="0" w:color="666666"/>
+            </w:tcBorders>
+            <w:tcMar>
+              <w:top w:w="60" w:type="dxa"/>
+              <w:left w:w="100" w:type="dxa"/>
+              <w:bottom w:w="60" w:type="dxa"/>
+              <w:right w:w="100" w:type="dxa"/>
+            </w:tcMar>
+            <w:vAlign w:val="center"/>
+            <w:hideMark/>
+          </w:tcPr>
+          <w:p>
+            <w:pPr>
+              <w:spacing w:line="278" w:lineRule="auto"/>
+              <w:rPr>
+                <w:lang w:val="en-US"/>
+              </w:rPr>
+            </w:pPr>
+            <w:proofErr w:type="spellStart"/>
+            <w:r>
+              <w:rPr>
+                <w:lang w:val="en-US"/>
+              </w:rPr>
+              <w:t>Primeri</w:t>
+            </w:r>
+            <w:proofErr w:type="spellEnd"/>
+          </w:p>
+        </w:tc>
+        <w:tc>
+          <w:tcPr>
+            <w:tcW w:w="3435" w:type="dxa"/>
+            <w:tcBorders>
+              <w:top w:val="single" w:sz="2" w:space="0" w:color="666666"/>
+              <w:left w:val="single" w:sz="2" w:space="0" w:color="666666"/>
+              <w:bottom w:val="single" w:sz="2" w:space="0" w:color="666666"/>
+              <w:right w:val="single" w:sz="2" w:space="0" w:color="666666"/>
+            </w:tcBorders>
+            <w:tcMar>
+              <w:top w:w="60" w:type="dxa"/>
+              <w:left w:w="100" w:type="dxa"/>
+              <w:bottom w:w="60" w:type="dxa"/>
+              <w:right w:w="100" w:type="dxa"/>
+            </w:tcMar>
+            <w:vAlign w:val="center"/>
+            <w:hideMark/>
+          </w:tcPr>
+          <w:p>
+            <w:pPr>
+              <w:spacing w:line="278" w:lineRule="auto"/>
+              <w:rPr>
+                <w:lang w:val="en-US"/>
+              </w:rPr>
+            </w:pPr>
+            <w:r>
+              <w:rPr>
+                <w:lang w:val="en-US"/>
+              </w:rPr>
+              <w:t xml:space="preserve">Resize, </w:t>
+            </w:r>
+            <w:proofErr w:type="spellStart"/>
+            <w:r>
+              <w:rPr>
+                <w:lang w:val="en-US"/>
+              </w:rPr>
+              <w:t>normalizacija</w:t>
+            </w:r>
+            <w:proofErr w:type="spellEnd"/>
+            <w:r>
+              <w:rPr>
+                <w:lang w:val="en-US"/>
+              </w:rPr>
+              <w:t xml:space="preserve">, CLAHE, denoising, </w:t>
+            </w:r>
+            <w:proofErr w:type="spellStart"/>
+            <w:r>
+              <w:rPr>
+                <w:lang w:val="en-US"/>
+              </w:rPr>
+              <w:t>uklanjanje</w:t>
+            </w:r>
+            <w:proofErr w:type="spellEnd"/>
+            <w:r>
+              <w:rPr>
+                <w:lang w:val="en-US"/>
+              </w:rPr>
+              <w:t xml:space="preserve"> </w:t>
+            </w:r>
+            <w:proofErr w:type="spellStart"/>
+            <w:r>
+              <w:rPr>
+                <w:lang w:val="en-US"/>
+              </w:rPr>
+              <w:t>dlaka</w:t>
+            </w:r>
+            <w:proofErr w:type="spellEnd"/>
+          </w:p>
+        </w:tc>
+        <w:tc>
+          <w:tcPr>
+            <w:tcW w:w="3435" w:type="dxa"/>
+            <w:tcBorders>
+              <w:top w:val="single" w:sz="2" w:space="0" w:color="666666"/>
+              <w:left w:val="single" w:sz="2" w:space="0" w:color="666666"/>
+              <w:bottom w:val="single" w:sz="2" w:space="0" w:color="666666"/>
+              <w:right w:val="single" w:sz="2" w:space="0" w:color="666666"/>
+            </w:tcBorders>
+            <w:tcMar>
+              <w:top w:w="60" w:type="dxa"/>
+              <w:left w:w="100" w:type="dxa"/>
+              <w:bottom w:w="60" w:type="dxa"/>
+              <w:right w:w="100" w:type="dxa"/>
+            </w:tcMar>
+            <w:vAlign w:val="center"/>
+            <w:hideMark/>
+          </w:tcPr>
+          <w:p>
+            <w:pPr>
+              <w:spacing w:line="278" w:lineRule="auto"/>
+              <w:rPr>
+                <w:lang w:val="en-US"/>
+              </w:rPr>
+            </w:pPr>
+            <w:r>
+              <w:rPr>
+                <w:lang w:val="en-US"/>
+              </w:rPr>
+              <w:t xml:space="preserve">Flip, </w:t>
+            </w:r>
+            <w:proofErr w:type="spellStart"/>
+            <w:r>
+              <w:rPr>
+                <w:lang w:val="en-US"/>
+              </w:rPr>
+              <w:t>rotacija</w:t>
+            </w:r>
+            <w:proofErr w:type="spellEnd"/>
+            <w:r>
+              <w:rPr>
+                <w:lang w:val="en-US"/>
+              </w:rPr>
+              <w:t xml:space="preserve">, color jitter, Cutout, </w:t>
+            </w:r>
+            <w:proofErr w:type="spellStart"/>
+            <w:r>
+              <w:rPr>
+                <w:lang w:val="en-US"/>
+              </w:rPr>
+              <w:t>Mixup</w:t>
+            </w:r>
+            <w:proofErr w:type="spellEnd"/>
+            <w:r>
+              <w:rPr>
+                <w:lang w:val="en-US"/>
+              </w:rPr>
+              <w:t xml:space="preserve">, </w:t>
+            </w:r>
+            <w:proofErr w:type="spellStart"/>
+            <w:r>
+              <w:rPr>
+                <w:lang w:val="en-US"/>
+              </w:rPr>
+              <w:t>CutMix</w:t>
+            </w:r>
+            <w:proofErr w:type="spellEnd"/>
+            <w:r>
+              <w:rPr>
+                <w:lang w:val="en-US"/>
+              </w:rPr>
+              <w:t>, GAN</w:t>
+            </w:r>
+          </w:p>
+        </w:tc>
+      </w:tr>
+    </w:tbl>
+    <w:p>
+      <w:pPr>
+        <w:spacing w:line="278" w:lineRule="auto"/>
+      </w:pPr>
+    </w:p>
+    <w:p>
+      <w:pPr>
+        <w:spacing w:line="278" w:lineRule="auto"/>
+        <w:ind w:left="720" w:hanging="720"/>
+        <w:jc w:val="center"/>
+      </w:pPr>
+      <w:r>
+        <w:t xml:space="preserve">Tabela 3.1.1 Razlike između predobrade i augmenacije </w:t>
+      </w:r>
+    </w:p>
+    <w:p>
+      <w:pPr>
+        <w:pStyle w:val="Heading2"/>
+      </w:pPr>
+      <w:r>
+        <w:t xml:space="preserve">3.2 </w:t>
+      </w:r>
+      <w:proofErr w:type="spellStart"/>
+      <w:r>
+        <w:t>Tehnike</w:t>
+      </w:r>
+      <w:proofErr w:type="spellEnd"/>
+      <w:r>
+        <w:t xml:space="preserve"> </w:t>
+      </w:r>
+      <w:proofErr w:type="spellStart"/>
+      <w:r>
+        <w:t>predobrade</w:t>
+      </w:r>
+      <w:proofErr w:type="spellEnd"/>
+      <w:r>
+        <w:t xml:space="preserve"> </w:t>
+      </w:r>
+      <w:proofErr w:type="spellStart"/>
+      <w:r>
+        <w:t>slika</w:t>
+      </w:r>
+      <w:proofErr w:type="spellEnd"/>
+    </w:p>
+    <w:p>
+      <w:pPr>
+        <w:rPr>
+          <w:lang w:val="en-US"/>
+        </w:rPr>
+      </w:pPr>
+    </w:p>
+    <w:p>
+      <w:pPr>
+        <w:spacing w:line="278" w:lineRule="auto"/>
+        <w:rPr>
+          <w:lang w:val="en-US"/>
+        </w:rPr>
+      </w:pPr>
+      <w:r>
+        <w:rPr>
+          <w:lang w:val="en-US"/>
+        </w:rPr>
+        <w:br w:type="page"/>
+      </w:r>
+    </w:p>
+    <w:p>
+      <w:pPr>
+        <w:pStyle w:val="Heading1"/>
+      </w:pPr>
+      <w:proofErr w:type="spellStart"/>
+      <w:r>
+        <w:lastRenderedPageBreak/>
+        <w:t>Literatura</w:t>
+      </w:r>
+      <w:proofErr w:type="spellEnd"/>
+    </w:p>
+    <w:p>
+      <w:pPr>
+        <w:rPr>
+          <w:lang w:val="en-US"/>
+        </w:rPr>
+      </w:pPr>
+      <w:r>
+        <w:rPr>
+          <w:lang w:val="en-US"/>
+        </w:rPr>
+        <w:t xml:space="preserve">[1] </w:t>
+      </w:r>
+      <w:proofErr w:type="spellStart"/>
+      <w:r>
+        <w:rPr>
+          <w:lang w:val="en-US"/>
+        </w:rPr>
+        <w:t>Tschandl</w:t>
+      </w:r>
+      <w:proofErr w:type="spellEnd"/>
+      <w:r>
+        <w:rPr>
+          <w:lang w:val="en-US"/>
+        </w:rPr>
+        <w:t xml:space="preserve">, P., Rosendahl, C., &amp; Kittler, H. (2018). The HAM10000 dataset, a large collection of multi-source </w:t>
+      </w:r>
+      <w:proofErr w:type="spellStart"/>
+      <w:r>
+        <w:rPr>
+          <w:lang w:val="en-US"/>
+        </w:rPr>
+        <w:t>dermatoscopic</w:t>
+      </w:r>
+      <w:proofErr w:type="spellEnd"/>
+      <w:r>
+        <w:rPr>
+          <w:lang w:val="en-US"/>
+        </w:rPr>
+        <w:t xml:space="preserve"> images of common pigmented skin lesions. Scientific Data, 5, 180161.</w:t>
+      </w:r>
+    </w:p>
+    <w:p>
+      <w:pPr>
+        <w:rPr>
+          <w:lang w:val="en-US"/>
+        </w:rPr>
+      </w:pPr>
+      <w:r>
+        <w:rPr>
+          <w:lang w:val="en-US"/>
+        </w:rPr>
+        <w:t xml:space="preserve">[2] Esteva, A., </w:t>
+      </w:r>
+      <w:proofErr w:type="spellStart"/>
+      <w:r>
+        <w:rPr>
+          <w:lang w:val="en-US"/>
+        </w:rPr>
+        <w:t>Kuprel</w:t>
+      </w:r>
+      <w:proofErr w:type="spellEnd"/>
+      <w:r>
+        <w:rPr>
+          <w:lang w:val="en-US"/>
+        </w:rPr>
+        <w:t xml:space="preserve">, B., Novoa, R. A., Ko, J., </w:t>
+      </w:r>
+      <w:proofErr w:type="spellStart"/>
+      <w:r>
+        <w:rPr>
+          <w:lang w:val="en-US"/>
+        </w:rPr>
+        <w:t>Swetter</w:t>
+      </w:r>
+      <w:proofErr w:type="spellEnd"/>
+      <w:r>
+        <w:rPr>
+          <w:lang w:val="en-US"/>
+        </w:rPr>
+        <w:t>, S. M., Blau, H. M., &amp; Thrun, S. (2017). Dermatologist-level classification of skin cancer with deep neural networks. Nature, 542(7639), 115–118.</w:t>
+      </w:r>
+    </w:p>
+    <w:p>
+      <w:pPr>
+        <w:rPr>
+          <w:lang w:val="en-US"/>
+        </w:rPr>
+      </w:pPr>
+      <w:r>
+        <w:rPr>
+          <w:lang w:val="en-US"/>
+        </w:rPr>
+        <w:t xml:space="preserve">[3] Shorten, C., &amp; </w:t>
+      </w:r>
+      <w:proofErr w:type="spellStart"/>
+      <w:r>
+        <w:rPr>
+          <w:lang w:val="en-US"/>
+        </w:rPr>
+        <w:t>Khoshgoftaar</w:t>
+      </w:r>
+      <w:proofErr w:type="spellEnd"/>
+      <w:r>
+        <w:rPr>
+          <w:lang w:val="en-US"/>
+        </w:rPr>
+        <w:t>, T. M. (2019). A survey on image data augmentation for deep learning. Journal of Big Data, 6(1), 60.</w:t>
+      </w:r>
+    </w:p>
+    <w:p>
+      <w:pPr>
+        <w:rPr>
+          <w:lang w:val="en-US"/>
+        </w:rPr>
+      </w:pPr>
+      <w:r>
+        <w:rPr>
+          <w:lang w:val="en-US"/>
+        </w:rPr>
+        <w:t>[4] Perez, L., &amp; Wang, J. (2017). The effectiveness of data augmentation in image classification using deep learning. arXiv:1712.04621.</w:t>
+      </w:r>
+    </w:p>
+    <w:p>
+      <w:pPr>
+        <w:rPr>
+          <w:lang w:val="en-US"/>
+        </w:rPr>
+      </w:pPr>
+      <w:r>
+        <w:rPr>
+          <w:lang w:val="en-US"/>
+        </w:rPr>
+        <w:t xml:space="preserve">[5] Celebi, M. E., Codella, N., &amp; Halpern, A. (2019). </w:t>
+      </w:r>
+      <w:proofErr w:type="spellStart"/>
+      <w:r>
+        <w:rPr>
+          <w:lang w:val="en-US"/>
+        </w:rPr>
+        <w:t>Dermoscopy</w:t>
+      </w:r>
+      <w:proofErr w:type="spellEnd"/>
+      <w:r>
+        <w:rPr>
+          <w:lang w:val="en-US"/>
+        </w:rPr>
+        <w:t xml:space="preserve"> image analysis: Overview and future directions. IEEE J. Biomed. Health Inform., 23(2), 474–478.</w:t>
+      </w:r>
+    </w:p>
+    <w:p>
+      <w:pPr>
+        <w:rPr>
+          <w:lang w:val="en-US"/>
+        </w:rPr>
+      </w:pPr>
+      <w:r>
+        <w:rPr>
+          <w:lang w:val="en-US"/>
+        </w:rPr>
+        <w:t>[6] Raghavendra, P. V. S. P., et al. (2023). Deep learning–based skin lesion multi-class classification with global average pooling improvement. J. Digital Imaging, 36(5), 2227–2248.</w:t>
+      </w:r>
+    </w:p>
+    <w:p>
+      <w:pPr>
+        <w:rPr>
+          <w:lang w:val="en-US"/>
+        </w:rPr>
+      </w:pPr>
+      <w:r>
+        <w:rPr>
+          <w:lang w:val="en-US"/>
+        </w:rPr>
+        <w:t>[7] Goodfellow, I., Bengio, Y., &amp; Courville, A. (2016). Deep Learning. MIT Press.</w:t>
+      </w:r>
+    </w:p>
+    <w:p>
+      <w:pPr>
+        <w:rPr>
+          <w:lang w:val="en-US"/>
+        </w:rPr>
+      </w:pPr>
+      <w:r>
+        <w:rPr>
+          <w:lang w:val="en-US"/>
+        </w:rPr>
+        <w:t>[8] Gonzalez, R. C., &amp; Woods, R. E. (2018). Digital Image Processing, 4th Edition. Pearson.</w:t>
+      </w:r>
+    </w:p>
+    <w:p>
+      <w:pPr>
+        <w:rPr>
+          <w:lang w:val="en-US"/>
+        </w:rPr>
+      </w:pPr>
+      <w:r>
+        <w:rPr>
+          <w:lang w:val="en-US"/>
+        </w:rPr>
+        <w:t xml:space="preserve">[9] </w:t>
+      </w:r>
+      <w:proofErr w:type="spellStart"/>
+      <w:r>
+        <w:rPr>
+          <w:lang w:val="en-US"/>
+        </w:rPr>
+        <w:t>Musthafa</w:t>
+      </w:r>
+      <w:proofErr w:type="spellEnd"/>
+      <w:r>
+        <w:rPr>
+          <w:lang w:val="en-US"/>
+        </w:rPr>
+        <w:t>, M. M., et al. (2024). Enhanced skin cancer diagnosis using optimized CNN architecture. BMC Medical Imaging, 24, 201.</w:t>
+      </w:r>
+    </w:p>
+    <w:p>
+      <w:pPr>
+        <w:rPr>
+          <w:lang w:val="en-US"/>
+        </w:rPr>
+      </w:pPr>
+      <w:r>
+        <w:rPr>
+          <w:lang w:val="en-US"/>
+        </w:rPr>
+        <w:t xml:space="preserve">[10] </w:t>
+      </w:r>
+      <w:proofErr w:type="spellStart"/>
+      <w:r>
+        <w:rPr>
+          <w:lang w:val="en-US"/>
+        </w:rPr>
+        <w:t>Mirikharaji</w:t>
+      </w:r>
+      <w:proofErr w:type="spellEnd"/>
+      <w:r>
+        <w:rPr>
+          <w:lang w:val="en-US"/>
+        </w:rPr>
+        <w:t>, Z., et al. (2023). A survey on deep learning for skin lesion segmentation. Medical Image Analysis, 88, 102868.</w:t>
+      </w:r>
+    </w:p>
+    <w:p>
+      <w:pPr>
+        <w:rPr>
+          <w:lang w:val="en-US"/>
+        </w:rPr>
+      </w:pPr>
+      <w:r>
+        <w:rPr>
+          <w:lang w:val="en-US"/>
+        </w:rPr>
+        <w:t>[11] Ali, S., et al. (2024). Enhancing skin lesion diagnosis with data augmentation techniques. Multimedia Tools and Applications.</w:t>
+      </w:r>
+    </w:p>
+    <w:p/>
     <w:sectPr>
       <w:type w:val="continuous"/>
       <w:pgSz w:w="12240" w:h="15840"/>
@@ -1058,6 +8280,127 @@
     </w:sectPr>
   </w:body>
 </w:document>
+</file>
+
+<file path=word/numbering.xml><?xml version="1.0" encoding="utf-8"?>
+<w:numbering xmlns:wpc="http://schemas.microsoft.com/office/word/2010/wordprocessingCanvas" xmlns:cx="http://schemas.microsoft.com/office/drawing/2014/chartex" xmlns:cx1="http://schemas.microsoft.com/office/drawing/2015/9/8/chartex" xmlns:cx2="http://schemas.microsoft.com/office/drawing/2015/10/21/chartex" xmlns:cx3="http://schemas.microsoft.com/office/drawing/2016/5/9/chartex" xmlns:cx4="http://schemas.microsoft.com/office/drawing/2016/5/10/chartex" xmlns:cx5="http://schemas.microsoft.com/office/drawing/2016/5/11/chartex" xmlns:cx6="http://schemas.microsoft.com/office/drawing/2016/5/12/chartex" xmlns:cx7="http://schemas.microsoft.com/office/drawing/2016/5/13/chartex" xmlns:cx8="http://schemas.microsoft.com/office/drawing/2016/5/14/chartex" xmlns:mc="http://schemas.openxmlformats.org/markup-compatibility/2006" xmlns:aink="http://schemas.microsoft.com/office/drawing/2016/ink" xmlns:am3d="http://schemas.microsoft.com/office/drawing/2017/model3d" xmlns:o="urn:schemas-microsoft-com:office:office" xmlns:oel="http://schemas.microsoft.com/office/2019/extlst" xmlns:r="http://schemas.openxmlformats.org/officeDocument/2006/relationships" xmlns:m="http://schemas.openxmlformats.org/officeDocument/2006/math" xmlns:v="urn:schemas-microsoft-com:vml" xmlns:wp14="http://schemas.microsoft.com/office/word/2010/wordprocessingDrawing" xmlns:wp="http://schemas.openxmlformats.org/drawingml/2006/wordprocessingDrawing" xmlns:w10="urn:schemas-microsoft-com:office:word" xmlns:w="http://schemas.openxmlformats.org/wordprocessingml/2006/main" xmlns:w14="http://schemas.microsoft.com/office/word/2010/wordml" xmlns:w15="http://schemas.microsoft.com/office/word/2012/wordml" xmlns:w16cex="http://schemas.microsoft.com/office/word/2018/wordml/cex" xmlns:w16cid="http://schemas.microsoft.com/office/word/2016/wordml/cid" xmlns:w16="http://schemas.microsoft.com/office/word/2018/wordml" xmlns:w16du="http://schemas.microsoft.com/office/word/2023/wordml/word16du" xmlns:w16sdtdh="http://schemas.microsoft.com/office/word/2020/wordml/sdtdatahash" xmlns:w16sdtfl="http://schemas.microsoft.com/office/word/2024/wordml/sdtformatlock" xmlns:w16se="http://schemas.microsoft.com/office/word/2015/wordml/symex" xmlns:wpg="http://schemas.microsoft.com/office/word/2010/wordprocessingGroup" xmlns:wpi="http://schemas.microsoft.com/office/word/2010/wordprocessingInk" xmlns:wne="http://schemas.microsoft.com/office/word/2006/wordml" xmlns:wps="http://schemas.microsoft.com/office/word/2010/wordprocessingShape" mc:Ignorable="w14 w15 w16se w16cid w16 w16cex w16sdtdh w16sdtfl w16du wp14">
+  <w:abstractNum w:abstractNumId="0" w15:restartNumberingAfterBreak="0">
+    <w:nsid w:val="6397743C"/>
+    <w:multiLevelType w:val="hybridMultilevel"/>
+    <w:tmpl w:val="E1727A4C"/>
+    <w:lvl w:ilvl="0" w:tplc="04090001">
+      <w:start w:val="1"/>
+      <w:numFmt w:val="bullet"/>
+      <w:lvlText w:val=""/>
+      <w:lvlJc w:val="left"/>
+      <w:pPr>
+        <w:ind w:left="1080" w:hanging="360"/>
+      </w:pPr>
+      <w:rPr>
+        <w:rFonts w:ascii="Symbol" w:hAnsi="Symbol" w:hint="default"/>
+      </w:rPr>
+    </w:lvl>
+    <w:lvl w:ilvl="1" w:tplc="04090003" w:tentative="1">
+      <w:start w:val="1"/>
+      <w:numFmt w:val="bullet"/>
+      <w:lvlText w:val="o"/>
+      <w:lvlJc w:val="left"/>
+      <w:pPr>
+        <w:ind w:left="1800" w:hanging="360"/>
+      </w:pPr>
+      <w:rPr>
+        <w:rFonts w:ascii="Courier New" w:hAnsi="Courier New" w:cs="Courier New" w:hint="default"/>
+      </w:rPr>
+    </w:lvl>
+    <w:lvl w:ilvl="2" w:tplc="04090005" w:tentative="1">
+      <w:start w:val="1"/>
+      <w:numFmt w:val="bullet"/>
+      <w:lvlText w:val=""/>
+      <w:lvlJc w:val="left"/>
+      <w:pPr>
+        <w:ind w:left="2520" w:hanging="360"/>
+      </w:pPr>
+      <w:rPr>
+        <w:rFonts w:ascii="Wingdings" w:hAnsi="Wingdings" w:hint="default"/>
+      </w:rPr>
+    </w:lvl>
+    <w:lvl w:ilvl="3" w:tplc="04090001" w:tentative="1">
+      <w:start w:val="1"/>
+      <w:numFmt w:val="bullet"/>
+      <w:lvlText w:val=""/>
+      <w:lvlJc w:val="left"/>
+      <w:pPr>
+        <w:ind w:left="3240" w:hanging="360"/>
+      </w:pPr>
+      <w:rPr>
+        <w:rFonts w:ascii="Symbol" w:hAnsi="Symbol" w:hint="default"/>
+      </w:rPr>
+    </w:lvl>
+    <w:lvl w:ilvl="4" w:tplc="04090003" w:tentative="1">
+      <w:start w:val="1"/>
+      <w:numFmt w:val="bullet"/>
+      <w:lvlText w:val="o"/>
+      <w:lvlJc w:val="left"/>
+      <w:pPr>
+        <w:ind w:left="3960" w:hanging="360"/>
+      </w:pPr>
+      <w:rPr>
+        <w:rFonts w:ascii="Courier New" w:hAnsi="Courier New" w:cs="Courier New" w:hint="default"/>
+      </w:rPr>
+    </w:lvl>
+    <w:lvl w:ilvl="5" w:tplc="04090005" w:tentative="1">
+      <w:start w:val="1"/>
+      <w:numFmt w:val="bullet"/>
+      <w:lvlText w:val=""/>
+      <w:lvlJc w:val="left"/>
+      <w:pPr>
+        <w:ind w:left="4680" w:hanging="360"/>
+      </w:pPr>
+      <w:rPr>
+        <w:rFonts w:ascii="Wingdings" w:hAnsi="Wingdings" w:hint="default"/>
+      </w:rPr>
+    </w:lvl>
+    <w:lvl w:ilvl="6" w:tplc="04090001" w:tentative="1">
+      <w:start w:val="1"/>
+      <w:numFmt w:val="bullet"/>
+      <w:lvlText w:val=""/>
+      <w:lvlJc w:val="left"/>
+      <w:pPr>
+        <w:ind w:left="5400" w:hanging="360"/>
+      </w:pPr>
+      <w:rPr>
+        <w:rFonts w:ascii="Symbol" w:hAnsi="Symbol" w:hint="default"/>
+      </w:rPr>
+    </w:lvl>
+    <w:lvl w:ilvl="7" w:tplc="04090003" w:tentative="1">
+      <w:start w:val="1"/>
+      <w:numFmt w:val="bullet"/>
+      <w:lvlText w:val="o"/>
+      <w:lvlJc w:val="left"/>
+      <w:pPr>
+        <w:ind w:left="6120" w:hanging="360"/>
+      </w:pPr>
+      <w:rPr>
+        <w:rFonts w:ascii="Courier New" w:hAnsi="Courier New" w:cs="Courier New" w:hint="default"/>
+      </w:rPr>
+    </w:lvl>
+    <w:lvl w:ilvl="8" w:tplc="04090005" w:tentative="1">
+      <w:start w:val="1"/>
+      <w:numFmt w:val="bullet"/>
+      <w:lvlText w:val=""/>
+      <w:lvlJc w:val="left"/>
+      <w:pPr>
+        <w:ind w:left="6840" w:hanging="360"/>
+      </w:pPr>
+      <w:rPr>
+        <w:rFonts w:ascii="Wingdings" w:hAnsi="Wingdings" w:hint="default"/>
+      </w:rPr>
+    </w:lvl>
+  </w:abstractNum>
+  <w:num w:numId="1" w16cid:durableId="98918231">
+    <w:abstractNumId w:val="0"/>
+  </w:num>
+</w:numbering>
 </file>
 
 <file path=word/styles.xml><?xml version="1.0" encoding="utf-8"?>
@@ -1498,7 +8841,6 @@
     <w:next w:val="Normal"/>
     <w:link w:val="Heading2Char"/>
     <w:uiPriority w:val="9"/>
-    <w:semiHidden/>
     <w:unhideWhenUsed/>
     <w:qFormat/>
     <w:rsid w:val="006D5BBE"/>
@@ -1693,7 +9035,6 @@
   <w:style w:type="character" w:default="1" w:styleId="DefaultParagraphFont">
     <w:name w:val="Default Paragraph Font"/>
     <w:uiPriority w:val="1"/>
-    <w:semiHidden/>
     <w:unhideWhenUsed/>
   </w:style>
   <w:style w:type="table" w:default="1" w:styleId="TableNormal">
@@ -1735,7 +9076,6 @@
     <w:basedOn w:val="DefaultParagraphFont"/>
     <w:link w:val="Heading2"/>
     <w:uiPriority w:val="9"/>
-    <w:semiHidden/>
     <w:rsid w:val="006D5BBE"/>
     <w:rPr>
       <w:rFonts w:asciiTheme="majorHAnsi" w:eastAsiaTheme="majorEastAsia" w:hAnsiTheme="majorHAnsi" w:cstheme="majorBidi"/>

--- a/ImagePreprocessing.docx
+++ b/ImagePreprocessing.docx
@@ -7985,6 +7985,1015 @@
     </w:p>
     <w:p>
       <w:pPr>
+        <w:spacing w:line="360" w:lineRule="auto"/>
+        <w:jc w:val="both"/>
+        <w:rPr>
+          <w:rFonts w:ascii="Times New Roman" w:eastAsia="Times New Roman" w:hAnsi="Times New Roman" w:cs="Times New Roman"/>
+          <w:sz w:val="24"/>
+          <w:szCs w:val="24"/>
+        </w:rPr>
+      </w:pPr>
+      <w:r>
+        <w:rPr>
+          <w:lang w:val="en-US"/>
+        </w:rPr>
+        <w:tab/>
+      </w:r>
+      <w:r>
+        <w:rPr>
+          <w:rFonts w:ascii="Times New Roman" w:eastAsia="Times New Roman" w:hAnsi="Times New Roman" w:cs="Times New Roman"/>
+          <w:sz w:val="24"/>
+          <w:szCs w:val="24"/>
+        </w:rPr>
+        <w:t>Analiza kvaliteta dermatoskopskih slika obuhvata više međusobno povezanih dimenzija koje zajedno određuju upotrebljivost slike za automatizovanu klasifikaciju. U nastavku su opisane najvažnije dimenzije kvaliteta relevantne za HAM10000 skup i slične dermoskopske datas</w:t>
+      </w:r>
+      <w:r>
+        <w:rPr>
+          <w:rFonts w:ascii="Times New Roman" w:eastAsia="Times New Roman" w:hAnsi="Times New Roman" w:cs="Times New Roman"/>
+          <w:sz w:val="24"/>
+          <w:szCs w:val="24"/>
+        </w:rPr>
+        <w:t>et-ove.</w:t>
+      </w:r>
+    </w:p>
+    <w:p>
+      <w:pPr>
+        <w:pStyle w:val="Heading3"/>
+      </w:pPr>
+      <w:r>
+        <w:t>3.2.1</w:t>
+      </w:r>
+      <w:r>
+        <w:t xml:space="preserve"> </w:t>
+      </w:r>
+      <w:proofErr w:type="spellStart"/>
+      <w:r>
+        <w:t>Rezolucija</w:t>
+      </w:r>
+      <w:proofErr w:type="spellEnd"/>
+      <w:r>
+        <w:t xml:space="preserve"> </w:t>
+      </w:r>
+      <w:proofErr w:type="spellStart"/>
+      <w:r>
+        <w:t>i</w:t>
+      </w:r>
+      <w:proofErr w:type="spellEnd"/>
+      <w:r>
+        <w:t xml:space="preserve"> </w:t>
+      </w:r>
+      <w:proofErr w:type="spellStart"/>
+      <w:r>
+        <w:t>veličina</w:t>
+      </w:r>
+      <w:proofErr w:type="spellEnd"/>
+      <w:r>
+        <w:t xml:space="preserve"> </w:t>
+      </w:r>
+      <w:proofErr w:type="spellStart"/>
+      <w:r>
+        <w:t>slike</w:t>
+      </w:r>
+      <w:proofErr w:type="spellEnd"/>
+    </w:p>
+    <w:p>
+      <w:pPr>
+        <w:rPr>
+          <w:lang w:val="en-US"/>
+        </w:rPr>
+      </w:pPr>
+      <w:r>
+        <w:rPr>
+          <w:lang w:val="en-US"/>
+        </w:rPr>
+        <w:tab/>
+      </w:r>
+      <w:proofErr w:type="spellStart"/>
+      <w:r>
+        <w:rPr>
+          <w:b/>
+          <w:bCs/>
+          <w:lang w:val="en-US"/>
+        </w:rPr>
+        <w:t>Rezolucija</w:t>
+      </w:r>
+      <w:proofErr w:type="spellEnd"/>
+      <w:r>
+        <w:rPr>
+          <w:b/>
+          <w:bCs/>
+          <w:lang w:val="en-US"/>
+        </w:rPr>
+        <w:t xml:space="preserve"> </w:t>
+      </w:r>
+      <w:proofErr w:type="spellStart"/>
+      <w:r>
+        <w:rPr>
+          <w:b/>
+          <w:bCs/>
+          <w:lang w:val="en-US"/>
+        </w:rPr>
+        <w:t>slike</w:t>
+      </w:r>
+      <w:proofErr w:type="spellEnd"/>
+      <w:r>
+        <w:rPr>
+          <w:lang w:val="en-US"/>
+        </w:rPr>
+        <w:t xml:space="preserve"> </w:t>
+      </w:r>
+      <w:proofErr w:type="spellStart"/>
+      <w:r>
+        <w:rPr>
+          <w:lang w:val="en-US"/>
+        </w:rPr>
+        <w:t>direktno</w:t>
+      </w:r>
+      <w:proofErr w:type="spellEnd"/>
+      <w:r>
+        <w:rPr>
+          <w:lang w:val="en-US"/>
+        </w:rPr>
+        <w:t xml:space="preserve"> </w:t>
+      </w:r>
+      <w:proofErr w:type="spellStart"/>
+      <w:r>
+        <w:rPr>
+          <w:lang w:val="en-US"/>
+        </w:rPr>
+        <w:t>određuje</w:t>
+      </w:r>
+      <w:proofErr w:type="spellEnd"/>
+      <w:r>
+        <w:rPr>
+          <w:lang w:val="en-US"/>
+        </w:rPr>
+        <w:t xml:space="preserve"> </w:t>
+      </w:r>
+      <w:proofErr w:type="spellStart"/>
+      <w:r>
+        <w:rPr>
+          <w:lang w:val="en-US"/>
+        </w:rPr>
+        <w:t>količinu</w:t>
+      </w:r>
+      <w:proofErr w:type="spellEnd"/>
+      <w:r>
+        <w:rPr>
+          <w:lang w:val="en-US"/>
+        </w:rPr>
+        <w:t xml:space="preserve"> </w:t>
+      </w:r>
+      <w:proofErr w:type="spellStart"/>
+      <w:r>
+        <w:rPr>
+          <w:lang w:val="en-US"/>
+        </w:rPr>
+        <w:t>vizuelnih</w:t>
+      </w:r>
+      <w:proofErr w:type="spellEnd"/>
+      <w:r>
+        <w:rPr>
+          <w:lang w:val="en-US"/>
+        </w:rPr>
+        <w:t xml:space="preserve"> </w:t>
+      </w:r>
+      <w:proofErr w:type="spellStart"/>
+      <w:r>
+        <w:rPr>
+          <w:lang w:val="en-US"/>
+        </w:rPr>
+        <w:t>detalja</w:t>
+      </w:r>
+      <w:proofErr w:type="spellEnd"/>
+      <w:r>
+        <w:rPr>
+          <w:lang w:val="en-US"/>
+        </w:rPr>
+        <w:t xml:space="preserve"> </w:t>
+      </w:r>
+      <w:proofErr w:type="spellStart"/>
+      <w:r>
+        <w:rPr>
+          <w:lang w:val="en-US"/>
+        </w:rPr>
+        <w:t>dostupnih</w:t>
+      </w:r>
+      <w:proofErr w:type="spellEnd"/>
+      <w:r>
+        <w:rPr>
+          <w:lang w:val="en-US"/>
+        </w:rPr>
+        <w:t xml:space="preserve"> </w:t>
+      </w:r>
+      <w:proofErr w:type="spellStart"/>
+      <w:r>
+        <w:rPr>
+          <w:lang w:val="en-US"/>
+        </w:rPr>
+        <w:t>modelu</w:t>
+      </w:r>
+      <w:proofErr w:type="spellEnd"/>
+      <w:r>
+        <w:rPr>
+          <w:lang w:val="en-US"/>
+        </w:rPr>
+        <w:t xml:space="preserve">. U HAM10000 </w:t>
+      </w:r>
+      <w:proofErr w:type="spellStart"/>
+      <w:r>
+        <w:rPr>
+          <w:lang w:val="en-US"/>
+        </w:rPr>
+        <w:t>datasetu</w:t>
+      </w:r>
+      <w:proofErr w:type="spellEnd"/>
+      <w:r>
+        <w:rPr>
+          <w:lang w:val="en-US"/>
+        </w:rPr>
+        <w:t xml:space="preserve">, </w:t>
+      </w:r>
+      <w:proofErr w:type="spellStart"/>
+      <w:r>
+        <w:rPr>
+          <w:lang w:val="en-US"/>
+        </w:rPr>
+        <w:t>originalne</w:t>
+      </w:r>
+      <w:proofErr w:type="spellEnd"/>
+      <w:r>
+        <w:rPr>
+          <w:lang w:val="en-US"/>
+        </w:rPr>
+        <w:t xml:space="preserve"> </w:t>
+      </w:r>
+      <w:proofErr w:type="spellStart"/>
+      <w:r>
+        <w:rPr>
+          <w:lang w:val="en-US"/>
+        </w:rPr>
+        <w:t>slike</w:t>
+      </w:r>
+      <w:proofErr w:type="spellEnd"/>
+      <w:r>
+        <w:rPr>
+          <w:lang w:val="en-US"/>
+        </w:rPr>
+        <w:t xml:space="preserve"> </w:t>
+      </w:r>
+      <w:proofErr w:type="spellStart"/>
+      <w:r>
+        <w:rPr>
+          <w:lang w:val="en-US"/>
+        </w:rPr>
+        <w:t>su</w:t>
+      </w:r>
+      <w:proofErr w:type="spellEnd"/>
+      <w:r>
+        <w:rPr>
+          <w:lang w:val="en-US"/>
+        </w:rPr>
+        <w:t xml:space="preserve"> </w:t>
+      </w:r>
+      <w:proofErr w:type="spellStart"/>
+      <w:r>
+        <w:rPr>
+          <w:lang w:val="en-US"/>
+        </w:rPr>
+        <w:t>rezolucije</w:t>
+      </w:r>
+      <w:proofErr w:type="spellEnd"/>
+      <w:r>
+        <w:rPr>
+          <w:lang w:val="en-US"/>
+        </w:rPr>
+        <w:t xml:space="preserve"> 600×450 </w:t>
+      </w:r>
+      <w:proofErr w:type="spellStart"/>
+      <w:r>
+        <w:rPr>
+          <w:lang w:val="en-US"/>
+        </w:rPr>
+        <w:t>piksela</w:t>
+      </w:r>
+      <w:proofErr w:type="spellEnd"/>
+      <w:r>
+        <w:rPr>
+          <w:lang w:val="en-US"/>
+        </w:rPr>
+        <w:t xml:space="preserve">, </w:t>
+      </w:r>
+      <w:proofErr w:type="spellStart"/>
+      <w:r>
+        <w:rPr>
+          <w:lang w:val="en-US"/>
+        </w:rPr>
+        <w:t>što</w:t>
+      </w:r>
+      <w:proofErr w:type="spellEnd"/>
+      <w:r>
+        <w:rPr>
+          <w:lang w:val="en-US"/>
+        </w:rPr>
+        <w:t xml:space="preserve"> je </w:t>
+      </w:r>
+      <w:proofErr w:type="spellStart"/>
+      <w:r>
+        <w:rPr>
+          <w:lang w:val="en-US"/>
+        </w:rPr>
+        <w:t>relativno</w:t>
+      </w:r>
+      <w:proofErr w:type="spellEnd"/>
+      <w:r>
+        <w:rPr>
+          <w:lang w:val="en-US"/>
+        </w:rPr>
+        <w:t xml:space="preserve"> </w:t>
+      </w:r>
+      <w:proofErr w:type="spellStart"/>
+      <w:r>
+        <w:rPr>
+          <w:lang w:val="en-US"/>
+        </w:rPr>
+        <w:t>visoka</w:t>
+      </w:r>
+      <w:proofErr w:type="spellEnd"/>
+      <w:r>
+        <w:rPr>
+          <w:lang w:val="en-US"/>
+        </w:rPr>
+        <w:t xml:space="preserve"> </w:t>
+      </w:r>
+      <w:proofErr w:type="spellStart"/>
+      <w:r>
+        <w:rPr>
+          <w:lang w:val="en-US"/>
+        </w:rPr>
+        <w:t>rezolucija</w:t>
+      </w:r>
+      <w:proofErr w:type="spellEnd"/>
+      <w:r>
+        <w:rPr>
+          <w:lang w:val="en-US"/>
+        </w:rPr>
+        <w:t xml:space="preserve"> za </w:t>
+      </w:r>
+      <w:proofErr w:type="spellStart"/>
+      <w:r>
+        <w:rPr>
+          <w:lang w:val="en-US"/>
+        </w:rPr>
+        <w:t>dermatoskopske</w:t>
+      </w:r>
+      <w:proofErr w:type="spellEnd"/>
+      <w:r>
+        <w:rPr>
+          <w:lang w:val="en-US"/>
+        </w:rPr>
+        <w:t xml:space="preserve"> </w:t>
+      </w:r>
+      <w:proofErr w:type="spellStart"/>
+      <w:r>
+        <w:rPr>
+          <w:lang w:val="en-US"/>
+        </w:rPr>
+        <w:t>slike</w:t>
+      </w:r>
+      <w:proofErr w:type="spellEnd"/>
+      <w:r>
+        <w:rPr>
+          <w:lang w:val="en-US"/>
+        </w:rPr>
+        <w:t xml:space="preserve">. </w:t>
+      </w:r>
+      <w:proofErr w:type="spellStart"/>
+      <w:r>
+        <w:rPr>
+          <w:lang w:val="en-US"/>
+        </w:rPr>
+        <w:t>Međutim</w:t>
+      </w:r>
+      <w:proofErr w:type="spellEnd"/>
+      <w:r>
+        <w:rPr>
+          <w:lang w:val="en-US"/>
+        </w:rPr>
+        <w:t xml:space="preserve">, </w:t>
+      </w:r>
+      <w:proofErr w:type="spellStart"/>
+      <w:r>
+        <w:rPr>
+          <w:lang w:val="en-US"/>
+        </w:rPr>
+        <w:t>moderne</w:t>
+      </w:r>
+      <w:proofErr w:type="spellEnd"/>
+      <w:r>
+        <w:rPr>
+          <w:lang w:val="en-US"/>
+        </w:rPr>
+        <w:t xml:space="preserve"> CNN </w:t>
+      </w:r>
+      <w:proofErr w:type="spellStart"/>
+      <w:r>
+        <w:rPr>
+          <w:lang w:val="en-US"/>
+        </w:rPr>
+        <w:t>arhitekture</w:t>
+      </w:r>
+      <w:proofErr w:type="spellEnd"/>
+      <w:r>
+        <w:rPr>
+          <w:lang w:val="en-US"/>
+        </w:rPr>
+        <w:t xml:space="preserve"> </w:t>
+      </w:r>
+      <w:proofErr w:type="spellStart"/>
+      <w:r>
+        <w:rPr>
+          <w:lang w:val="en-US"/>
+        </w:rPr>
+        <w:t>projektovane</w:t>
+      </w:r>
+      <w:proofErr w:type="spellEnd"/>
+      <w:r>
+        <w:rPr>
+          <w:lang w:val="en-US"/>
+        </w:rPr>
+        <w:t xml:space="preserve"> </w:t>
+      </w:r>
+      <w:proofErr w:type="spellStart"/>
+      <w:r>
+        <w:rPr>
+          <w:lang w:val="en-US"/>
+        </w:rPr>
+        <w:t>su</w:t>
+      </w:r>
+      <w:proofErr w:type="spellEnd"/>
+      <w:r>
+        <w:rPr>
+          <w:lang w:val="en-US"/>
+        </w:rPr>
+        <w:t xml:space="preserve"> za </w:t>
+      </w:r>
+      <w:proofErr w:type="spellStart"/>
+      <w:r>
+        <w:rPr>
+          <w:lang w:val="en-US"/>
+        </w:rPr>
+        <w:t>standardne</w:t>
+      </w:r>
+      <w:proofErr w:type="spellEnd"/>
+      <w:r>
+        <w:rPr>
+          <w:lang w:val="en-US"/>
+        </w:rPr>
+        <w:t xml:space="preserve"> </w:t>
+      </w:r>
+      <w:proofErr w:type="spellStart"/>
+      <w:r>
+        <w:rPr>
+          <w:lang w:val="en-US"/>
+        </w:rPr>
+        <w:t>ulazne</w:t>
+      </w:r>
+      <w:proofErr w:type="spellEnd"/>
+      <w:r>
+        <w:rPr>
+          <w:lang w:val="en-US"/>
+        </w:rPr>
+        <w:t xml:space="preserve"> </w:t>
+      </w:r>
+      <w:proofErr w:type="spellStart"/>
+      <w:r>
+        <w:rPr>
+          <w:lang w:val="en-US"/>
+        </w:rPr>
+        <w:t>dimenzije</w:t>
+      </w:r>
+      <w:proofErr w:type="spellEnd"/>
+      <w:r>
+        <w:rPr>
+          <w:lang w:val="en-US"/>
+        </w:rPr>
+        <w:t xml:space="preserve"> od 224×224 </w:t>
+      </w:r>
+      <w:proofErr w:type="spellStart"/>
+      <w:r>
+        <w:rPr>
+          <w:lang w:val="en-US"/>
+        </w:rPr>
+        <w:t>ili</w:t>
+      </w:r>
+      <w:proofErr w:type="spellEnd"/>
+      <w:r>
+        <w:rPr>
+          <w:lang w:val="en-US"/>
+        </w:rPr>
+        <w:t xml:space="preserve"> 299×299 </w:t>
+      </w:r>
+      <w:proofErr w:type="spellStart"/>
+      <w:r>
+        <w:rPr>
+          <w:lang w:val="en-US"/>
+        </w:rPr>
+        <w:t>piksela</w:t>
+      </w:r>
+      <w:proofErr w:type="spellEnd"/>
+      <w:r>
+        <w:rPr>
+          <w:lang w:val="en-US"/>
+        </w:rPr>
+        <w:t xml:space="preserve">, </w:t>
+      </w:r>
+      <w:proofErr w:type="spellStart"/>
+      <w:r>
+        <w:rPr>
+          <w:lang w:val="en-US"/>
+        </w:rPr>
+        <w:t>što</w:t>
+      </w:r>
+      <w:proofErr w:type="spellEnd"/>
+      <w:r>
+        <w:rPr>
+          <w:lang w:val="en-US"/>
+        </w:rPr>
+        <w:t xml:space="preserve"> </w:t>
+      </w:r>
+      <w:proofErr w:type="spellStart"/>
+      <w:r>
+        <w:rPr>
+          <w:lang w:val="en-US"/>
+        </w:rPr>
+        <w:t>zahteva</w:t>
+      </w:r>
+      <w:proofErr w:type="spellEnd"/>
+      <w:r>
+        <w:rPr>
+          <w:lang w:val="en-US"/>
+        </w:rPr>
+        <w:t xml:space="preserve"> downsizing </w:t>
+      </w:r>
+      <w:proofErr w:type="spellStart"/>
+      <w:r>
+        <w:rPr>
+          <w:lang w:val="en-US"/>
+        </w:rPr>
+        <w:t>originalnih</w:t>
+      </w:r>
+      <w:proofErr w:type="spellEnd"/>
+      <w:r>
+        <w:rPr>
+          <w:lang w:val="en-US"/>
+        </w:rPr>
+        <w:t xml:space="preserve"> </w:t>
+      </w:r>
+      <w:proofErr w:type="spellStart"/>
+      <w:r>
+        <w:rPr>
+          <w:lang w:val="en-US"/>
+        </w:rPr>
+        <w:t>slika</w:t>
+      </w:r>
+      <w:proofErr w:type="spellEnd"/>
+      <w:r>
+        <w:rPr>
+          <w:lang w:val="en-US"/>
+        </w:rPr>
+        <w:t xml:space="preserve">. </w:t>
+      </w:r>
+      <w:proofErr w:type="spellStart"/>
+      <w:r>
+        <w:rPr>
+          <w:lang w:val="en-US"/>
+        </w:rPr>
+        <w:t>Ovaj</w:t>
+      </w:r>
+      <w:proofErr w:type="spellEnd"/>
+      <w:r>
+        <w:rPr>
+          <w:lang w:val="en-US"/>
+        </w:rPr>
+        <w:t xml:space="preserve"> </w:t>
+      </w:r>
+      <w:proofErr w:type="spellStart"/>
+      <w:r>
+        <w:rPr>
+          <w:lang w:val="en-US"/>
+        </w:rPr>
+        <w:t>proces</w:t>
+      </w:r>
+      <w:proofErr w:type="spellEnd"/>
+      <w:r>
+        <w:rPr>
+          <w:lang w:val="en-US"/>
+        </w:rPr>
+        <w:t xml:space="preserve"> </w:t>
+      </w:r>
+      <w:proofErr w:type="spellStart"/>
+      <w:r>
+        <w:rPr>
+          <w:lang w:val="en-US"/>
+        </w:rPr>
+        <w:t>smanjivanja</w:t>
+      </w:r>
+      <w:proofErr w:type="spellEnd"/>
+      <w:r>
+        <w:rPr>
+          <w:lang w:val="en-US"/>
+        </w:rPr>
+        <w:t xml:space="preserve"> </w:t>
+      </w:r>
+      <w:proofErr w:type="spellStart"/>
+      <w:r>
+        <w:rPr>
+          <w:lang w:val="en-US"/>
+        </w:rPr>
+        <w:t>nije</w:t>
+      </w:r>
+      <w:proofErr w:type="spellEnd"/>
+      <w:r>
+        <w:rPr>
+          <w:lang w:val="en-US"/>
+        </w:rPr>
+        <w:t xml:space="preserve"> </w:t>
+      </w:r>
+      <w:proofErr w:type="spellStart"/>
+      <w:r>
+        <w:rPr>
+          <w:lang w:val="en-US"/>
+        </w:rPr>
+        <w:t>bezazlen</w:t>
+      </w:r>
+      <w:proofErr w:type="spellEnd"/>
+      <w:r>
+        <w:rPr>
+          <w:lang w:val="en-US"/>
+        </w:rPr>
+        <w:t xml:space="preserve">: </w:t>
+      </w:r>
+      <w:proofErr w:type="spellStart"/>
+      <w:r>
+        <w:rPr>
+          <w:lang w:val="en-US"/>
+        </w:rPr>
+        <w:t>pri</w:t>
+      </w:r>
+      <w:proofErr w:type="spellEnd"/>
+      <w:r>
+        <w:rPr>
+          <w:lang w:val="en-US"/>
+        </w:rPr>
+        <w:t xml:space="preserve"> </w:t>
+      </w:r>
+      <w:proofErr w:type="spellStart"/>
+      <w:r>
+        <w:rPr>
+          <w:lang w:val="en-US"/>
+        </w:rPr>
+        <w:t>drastičnom</w:t>
+      </w:r>
+      <w:proofErr w:type="spellEnd"/>
+      <w:r>
+        <w:rPr>
+          <w:lang w:val="en-US"/>
+        </w:rPr>
+        <w:t xml:space="preserve"> </w:t>
+      </w:r>
+      <w:proofErr w:type="spellStart"/>
+      <w:r>
+        <w:rPr>
+          <w:lang w:val="en-US"/>
+        </w:rPr>
+        <w:t>downscalingu</w:t>
+      </w:r>
+      <w:proofErr w:type="spellEnd"/>
+      <w:r>
+        <w:rPr>
+          <w:lang w:val="en-US"/>
+        </w:rPr>
+        <w:t xml:space="preserve"> </w:t>
+      </w:r>
+      <w:proofErr w:type="spellStart"/>
+      <w:r>
+        <w:rPr>
+          <w:lang w:val="en-US"/>
+        </w:rPr>
+        <w:t>gube</w:t>
+      </w:r>
+      <w:proofErr w:type="spellEnd"/>
+      <w:r>
+        <w:rPr>
+          <w:lang w:val="en-US"/>
+        </w:rPr>
+        <w:t xml:space="preserve"> se </w:t>
+      </w:r>
+      <w:proofErr w:type="spellStart"/>
+      <w:r>
+        <w:rPr>
+          <w:lang w:val="en-US"/>
+        </w:rPr>
+        <w:t>sitni</w:t>
+      </w:r>
+      <w:proofErr w:type="spellEnd"/>
+      <w:r>
+        <w:rPr>
+          <w:lang w:val="en-US"/>
+        </w:rPr>
+        <w:t xml:space="preserve"> </w:t>
+      </w:r>
+      <w:proofErr w:type="spellStart"/>
+      <w:r>
+        <w:rPr>
+          <w:lang w:val="en-US"/>
+        </w:rPr>
+        <w:t>dijagnostički</w:t>
+      </w:r>
+      <w:proofErr w:type="spellEnd"/>
+      <w:r>
+        <w:rPr>
+          <w:lang w:val="en-US"/>
+        </w:rPr>
+        <w:t xml:space="preserve"> </w:t>
+      </w:r>
+      <w:proofErr w:type="spellStart"/>
+      <w:r>
+        <w:rPr>
+          <w:lang w:val="en-US"/>
+        </w:rPr>
+        <w:t>detalji</w:t>
+      </w:r>
+      <w:proofErr w:type="spellEnd"/>
+      <w:r>
+        <w:rPr>
+          <w:lang w:val="en-US"/>
+        </w:rPr>
+        <w:t xml:space="preserve"> </w:t>
+      </w:r>
+      <w:proofErr w:type="spellStart"/>
+      <w:r>
+        <w:rPr>
+          <w:lang w:val="en-US"/>
+        </w:rPr>
+        <w:t>kao</w:t>
+      </w:r>
+      <w:proofErr w:type="spellEnd"/>
+      <w:r>
+        <w:rPr>
+          <w:lang w:val="en-US"/>
+        </w:rPr>
+        <w:t xml:space="preserve"> </w:t>
+      </w:r>
+      <w:proofErr w:type="spellStart"/>
+      <w:r>
+        <w:rPr>
+          <w:lang w:val="en-US"/>
+        </w:rPr>
+        <w:t>što</w:t>
+      </w:r>
+      <w:proofErr w:type="spellEnd"/>
+      <w:r>
+        <w:rPr>
+          <w:lang w:val="en-US"/>
+        </w:rPr>
+        <w:t xml:space="preserve"> </w:t>
+      </w:r>
+      <w:proofErr w:type="spellStart"/>
+      <w:r>
+        <w:rPr>
+          <w:lang w:val="en-US"/>
+        </w:rPr>
+        <w:t>su</w:t>
+      </w:r>
+      <w:proofErr w:type="spellEnd"/>
+      <w:r>
+        <w:rPr>
+          <w:lang w:val="en-US"/>
+        </w:rPr>
+        <w:t xml:space="preserve"> </w:t>
+      </w:r>
+      <w:proofErr w:type="spellStart"/>
+      <w:r>
+        <w:rPr>
+          <w:lang w:val="en-US"/>
+        </w:rPr>
+        <w:t>pigmentna</w:t>
+      </w:r>
+      <w:proofErr w:type="spellEnd"/>
+      <w:r>
+        <w:rPr>
+          <w:lang w:val="en-US"/>
+        </w:rPr>
+        <w:t xml:space="preserve"> </w:t>
+      </w:r>
+      <w:proofErr w:type="spellStart"/>
+      <w:r>
+        <w:rPr>
+          <w:lang w:val="en-US"/>
+        </w:rPr>
+        <w:t>mreža</w:t>
+      </w:r>
+      <w:proofErr w:type="spellEnd"/>
+      <w:r>
+        <w:rPr>
+          <w:lang w:val="en-US"/>
+        </w:rPr>
+        <w:t xml:space="preserve">, </w:t>
+      </w:r>
+      <w:proofErr w:type="spellStart"/>
+      <w:r>
+        <w:rPr>
+          <w:lang w:val="en-US"/>
+        </w:rPr>
+        <w:t>tačke</w:t>
+      </w:r>
+      <w:proofErr w:type="spellEnd"/>
+      <w:r>
+        <w:rPr>
+          <w:lang w:val="en-US"/>
+        </w:rPr>
+        <w:t xml:space="preserve"> </w:t>
+      </w:r>
+      <w:proofErr w:type="spellStart"/>
+      <w:r>
+        <w:rPr>
+          <w:lang w:val="en-US"/>
+        </w:rPr>
+        <w:t>i</w:t>
+      </w:r>
+      <w:proofErr w:type="spellEnd"/>
+      <w:r>
+        <w:rPr>
+          <w:lang w:val="en-US"/>
+        </w:rPr>
+        <w:t xml:space="preserve"> globule, </w:t>
+      </w:r>
+      <w:proofErr w:type="spellStart"/>
+      <w:r>
+        <w:rPr>
+          <w:lang w:val="en-US"/>
+        </w:rPr>
+        <w:t>tanki</w:t>
+      </w:r>
+      <w:proofErr w:type="spellEnd"/>
+      <w:r>
+        <w:rPr>
+          <w:lang w:val="en-US"/>
+        </w:rPr>
+        <w:t xml:space="preserve"> </w:t>
+      </w:r>
+      <w:proofErr w:type="spellStart"/>
+      <w:r>
+        <w:rPr>
+          <w:lang w:val="en-US"/>
+        </w:rPr>
+        <w:t>kapilari</w:t>
+      </w:r>
+      <w:proofErr w:type="spellEnd"/>
+      <w:r>
+        <w:rPr>
+          <w:lang w:val="en-US"/>
+        </w:rPr>
+        <w:t xml:space="preserve"> </w:t>
+      </w:r>
+      <w:proofErr w:type="spellStart"/>
+      <w:r>
+        <w:rPr>
+          <w:lang w:val="en-US"/>
+        </w:rPr>
+        <w:t>i</w:t>
+      </w:r>
+      <w:proofErr w:type="spellEnd"/>
+      <w:r>
+        <w:rPr>
+          <w:lang w:val="en-US"/>
+        </w:rPr>
+        <w:t xml:space="preserve"> </w:t>
+      </w:r>
+      <w:proofErr w:type="spellStart"/>
+      <w:r>
+        <w:rPr>
+          <w:lang w:val="en-US"/>
+        </w:rPr>
+        <w:t>teksturni</w:t>
+      </w:r>
+      <w:proofErr w:type="spellEnd"/>
+      <w:r>
+        <w:rPr>
+          <w:lang w:val="en-US"/>
+        </w:rPr>
+        <w:t xml:space="preserve"> </w:t>
+      </w:r>
+      <w:proofErr w:type="spellStart"/>
+      <w:r>
+        <w:rPr>
+          <w:lang w:val="en-US"/>
+        </w:rPr>
+        <w:t>obrasci</w:t>
+      </w:r>
+      <w:proofErr w:type="spellEnd"/>
+      <w:r>
+        <w:rPr>
+          <w:lang w:val="en-US"/>
+        </w:rPr>
+        <w:t xml:space="preserve">, koji </w:t>
+      </w:r>
+      <w:proofErr w:type="spellStart"/>
+      <w:r>
+        <w:rPr>
+          <w:lang w:val="en-US"/>
+        </w:rPr>
+        <w:t>su</w:t>
+      </w:r>
+      <w:proofErr w:type="spellEnd"/>
+      <w:r>
+        <w:rPr>
+          <w:lang w:val="en-US"/>
+        </w:rPr>
+        <w:t xml:space="preserve"> od </w:t>
+      </w:r>
+      <w:proofErr w:type="spellStart"/>
+      <w:r>
+        <w:rPr>
+          <w:lang w:val="en-US"/>
+        </w:rPr>
+        <w:t>ključnog</w:t>
+      </w:r>
+      <w:proofErr w:type="spellEnd"/>
+      <w:r>
+        <w:rPr>
+          <w:lang w:val="en-US"/>
+        </w:rPr>
+        <w:t xml:space="preserve"> </w:t>
+      </w:r>
+      <w:proofErr w:type="spellStart"/>
+      <w:r>
+        <w:rPr>
+          <w:lang w:val="en-US"/>
+        </w:rPr>
+        <w:t>značaja</w:t>
+      </w:r>
+      <w:proofErr w:type="spellEnd"/>
+      <w:r>
+        <w:rPr>
+          <w:lang w:val="en-US"/>
+        </w:rPr>
+        <w:t xml:space="preserve"> za </w:t>
+      </w:r>
+      <w:proofErr w:type="spellStart"/>
+      <w:r>
+        <w:rPr>
+          <w:lang w:val="en-US"/>
+        </w:rPr>
+        <w:t>razlikovanje</w:t>
+      </w:r>
+      <w:proofErr w:type="spellEnd"/>
+      <w:r>
+        <w:rPr>
+          <w:lang w:val="en-US"/>
+        </w:rPr>
+        <w:t xml:space="preserve"> melanoma od </w:t>
+      </w:r>
+      <w:proofErr w:type="spellStart"/>
+      <w:r>
+        <w:rPr>
+          <w:lang w:val="en-US"/>
+        </w:rPr>
+        <w:t>benignih</w:t>
+      </w:r>
+      <w:proofErr w:type="spellEnd"/>
+      <w:r>
+        <w:rPr>
+          <w:lang w:val="en-US"/>
+        </w:rPr>
+        <w:t xml:space="preserve"> </w:t>
+      </w:r>
+      <w:proofErr w:type="spellStart"/>
+      <w:r>
+        <w:rPr>
+          <w:lang w:val="en-US"/>
+        </w:rPr>
+        <w:t>lezija</w:t>
+      </w:r>
+      <w:proofErr w:type="spellEnd"/>
+      <w:r>
+        <w:rPr>
+          <w:lang w:val="en-US"/>
+        </w:rPr>
+        <w:t>.</w:t>
+      </w:r>
+    </w:p>
+    <w:p>
+      <w:pPr>
+        <w:rPr>
+          <w:lang w:val="en-US"/>
+        </w:rPr>
+      </w:pPr>
+    </w:p>
+    <w:p>
+      <w:pPr>
         <w:rPr>
           <w:lang w:val="en-US"/>
         </w:rPr>
@@ -8039,7 +9048,21 @@
         <w:rPr>
           <w:lang w:val="en-US"/>
         </w:rPr>
-        <w:t xml:space="preserve">, P., Rosendahl, C., &amp; Kittler, H. (2018). The HAM10000 dataset, a large collection of multi-source </w:t>
+        <w:t>, P., Rosendahl, C., &amp; Kittler, H. (2018). The HAM10000 dataset, a large collection of multi-</w:t>
+      </w:r>
+      <w:proofErr w:type="gramStart"/>
+      <w:r>
+        <w:rPr>
+          <w:lang w:val="en-US"/>
+        </w:rPr>
+        <w:t>source</w:t>
+      </w:r>
+      <w:proofErr w:type="gramEnd"/>
+      <w:r>
+        <w:rPr>
+          <w:lang w:val="en-US"/>
+        </w:rPr>
+        <w:t xml:space="preserve"> </w:t>
       </w:r>
       <w:proofErr w:type="spellStart"/>
       <w:r>
@@ -8270,7 +9293,19 @@
         <w:t>[11] Ali, S., et al. (2024). Enhancing skin lesion diagnosis with data augmentation techniques. Multimedia Tools and Applications.</w:t>
       </w:r>
     </w:p>
-    <w:p/>
+    <w:p>
+      <w:r>
+        <w:t xml:space="preserve">[12] </w:t>
+      </w:r>
+      <w:r>
+        <w:rPr>
+          <w:rFonts w:ascii="Times New Roman" w:eastAsia="Times New Roman" w:hAnsi="Times New Roman" w:cs="Times New Roman"/>
+          <w:sz w:val="24"/>
+          <w:szCs w:val="24"/>
+        </w:rPr>
+        <w:t>Nelson, J. (2025). What Is Image Preprocessing and Augmentation? Roboflow Blog. https://blog.roboflow.com/why-preprocess-augment/</w:t>
+      </w:r>
+    </w:p>
     <w:sectPr>
       <w:type w:val="continuous"/>
       <w:pgSz w:w="12240" w:h="15840"/>
@@ -8864,7 +9899,6 @@
     <w:next w:val="Normal"/>
     <w:link w:val="Heading3Char"/>
     <w:uiPriority w:val="9"/>
-    <w:semiHidden/>
     <w:unhideWhenUsed/>
     <w:qFormat/>
     <w:rsid w:val="006D5BBE"/>
@@ -9089,7 +10123,6 @@
     <w:basedOn w:val="DefaultParagraphFont"/>
     <w:link w:val="Heading3"/>
     <w:uiPriority w:val="9"/>
-    <w:semiHidden/>
     <w:rsid w:val="006D5BBE"/>
     <w:rPr>
       <w:rFonts w:eastAsiaTheme="majorEastAsia" w:cstheme="majorBidi"/>

--- a/ImagePreprocessing.docx
+++ b/ImagePreprocessing.docx
@@ -575,7 +575,7 @@
           <w:lang w:val="sr-Latn-RS"/>
         </w:rPr>
       </w:pPr>
-      <w:bookmarkStart w:id="0" w:name="_Toc231773936"/>
+      <w:bookmarkStart w:id="0" w:name="_Toc232031281"/>
       <w:r>
         <w:rPr>
           <w:rFonts w:ascii="Times New Roman" w:hAnsi="Times New Roman" w:cs="Times New Roman"/>
@@ -917,8 +917,11 @@
             </w:tabs>
             <w:spacing w:line="276" w:lineRule="auto"/>
             <w:rPr>
-              <w:rFonts w:ascii="Times New Roman" w:hAnsi="Times New Roman" w:cs="Times New Roman"/>
+              <w:rFonts w:ascii="Times New Roman" w:eastAsiaTheme="minorEastAsia" w:hAnsi="Times New Roman" w:cs="Times New Roman"/>
               <w:noProof/>
+              <w:sz w:val="24"/>
+              <w:szCs w:val="24"/>
+              <w:lang w:val="en-US"/>
             </w:rPr>
           </w:pPr>
           <w:r>
@@ -939,7 +942,7 @@
             </w:rPr>
             <w:fldChar w:fldCharType="separate"/>
           </w:r>
-          <w:hyperlink w:anchor="_Toc231773936" w:history="1">
+          <w:hyperlink w:anchor="_Toc232031281" w:history="1">
             <w:r>
               <w:rPr>
                 <w:rStyle w:val="Hyperlink"/>
@@ -970,7 +973,7 @@
                 <w:noProof/>
                 <w:webHidden/>
               </w:rPr>
-              <w:instrText xml:space="preserve"> PAGEREF _Toc231773936 \h </w:instrText>
+              <w:instrText xml:space="preserve"> PAGEREF _Toc232031281 \h </w:instrText>
             </w:r>
             <w:r>
               <w:rPr>
@@ -1013,11 +1016,14 @@
             </w:tabs>
             <w:spacing w:line="276" w:lineRule="auto"/>
             <w:rPr>
-              <w:rFonts w:ascii="Times New Roman" w:hAnsi="Times New Roman" w:cs="Times New Roman"/>
+              <w:rFonts w:ascii="Times New Roman" w:eastAsiaTheme="minorEastAsia" w:hAnsi="Times New Roman" w:cs="Times New Roman"/>
               <w:noProof/>
+              <w:sz w:val="24"/>
+              <w:szCs w:val="24"/>
+              <w:lang w:val="en-US"/>
             </w:rPr>
           </w:pPr>
-          <w:hyperlink w:anchor="_Toc231773937" w:history="1">
+          <w:hyperlink w:anchor="_Toc232031282" w:history="1">
             <w:r>
               <w:rPr>
                 <w:rStyle w:val="Hyperlink"/>
@@ -1048,7 +1054,7 @@
                 <w:noProof/>
                 <w:webHidden/>
               </w:rPr>
-              <w:instrText xml:space="preserve"> PAGEREF _Toc231773937 \h </w:instrText>
+              <w:instrText xml:space="preserve"> PAGEREF _Toc232031282 \h </w:instrText>
             </w:r>
             <w:r>
               <w:rPr>
@@ -1071,7 +1077,7 @@
                 <w:noProof/>
                 <w:webHidden/>
               </w:rPr>
-              <w:t>4</w:t>
+              <w:t>5</w:t>
             </w:r>
             <w:r>
               <w:rPr>
@@ -1091,11 +1097,14 @@
             </w:tabs>
             <w:spacing w:line="276" w:lineRule="auto"/>
             <w:rPr>
-              <w:rFonts w:ascii="Times New Roman" w:hAnsi="Times New Roman" w:cs="Times New Roman"/>
+              <w:rFonts w:ascii="Times New Roman" w:eastAsiaTheme="minorEastAsia" w:hAnsi="Times New Roman" w:cs="Times New Roman"/>
               <w:noProof/>
+              <w:sz w:val="24"/>
+              <w:szCs w:val="24"/>
+              <w:lang w:val="en-US"/>
             </w:rPr>
           </w:pPr>
-          <w:hyperlink w:anchor="_Toc231773938" w:history="1">
+          <w:hyperlink w:anchor="_Toc232031283" w:history="1">
             <w:r>
               <w:rPr>
                 <w:rStyle w:val="Hyperlink"/>
@@ -1126,7 +1135,7 @@
                 <w:noProof/>
                 <w:webHidden/>
               </w:rPr>
-              <w:instrText xml:space="preserve"> PAGEREF _Toc231773938 \h </w:instrText>
+              <w:instrText xml:space="preserve"> PAGEREF _Toc232031283 \h </w:instrText>
             </w:r>
             <w:r>
               <w:rPr>
@@ -1149,7 +1158,7 @@
                 <w:noProof/>
                 <w:webHidden/>
               </w:rPr>
-              <w:t>4</w:t>
+              <w:t>5</w:t>
             </w:r>
             <w:r>
               <w:rPr>
@@ -1169,11 +1178,14 @@
             </w:tabs>
             <w:spacing w:line="276" w:lineRule="auto"/>
             <w:rPr>
-              <w:rFonts w:ascii="Times New Roman" w:hAnsi="Times New Roman" w:cs="Times New Roman"/>
+              <w:rFonts w:ascii="Times New Roman" w:eastAsiaTheme="minorEastAsia" w:hAnsi="Times New Roman" w:cs="Times New Roman"/>
               <w:noProof/>
+              <w:sz w:val="24"/>
+              <w:szCs w:val="24"/>
+              <w:lang w:val="en-US"/>
             </w:rPr>
           </w:pPr>
-          <w:hyperlink w:anchor="_Toc231773939" w:history="1">
+          <w:hyperlink w:anchor="_Toc232031284" w:history="1">
             <w:r>
               <w:rPr>
                 <w:rStyle w:val="Hyperlink"/>
@@ -1204,7 +1216,7 @@
                 <w:noProof/>
                 <w:webHidden/>
               </w:rPr>
-              <w:instrText xml:space="preserve"> PAGEREF _Toc231773939 \h </w:instrText>
+              <w:instrText xml:space="preserve"> PAGEREF _Toc232031284 \h </w:instrText>
             </w:r>
             <w:r>
               <w:rPr>
@@ -1227,7 +1239,7 @@
                 <w:noProof/>
                 <w:webHidden/>
               </w:rPr>
-              <w:t>5</w:t>
+              <w:t>6</w:t>
             </w:r>
             <w:r>
               <w:rPr>
@@ -1247,11 +1259,14 @@
             </w:tabs>
             <w:spacing w:line="276" w:lineRule="auto"/>
             <w:rPr>
-              <w:rFonts w:ascii="Times New Roman" w:hAnsi="Times New Roman" w:cs="Times New Roman"/>
+              <w:rFonts w:ascii="Times New Roman" w:eastAsiaTheme="minorEastAsia" w:hAnsi="Times New Roman" w:cs="Times New Roman"/>
               <w:noProof/>
+              <w:sz w:val="24"/>
+              <w:szCs w:val="24"/>
+              <w:lang w:val="en-US"/>
             </w:rPr>
           </w:pPr>
-          <w:hyperlink w:anchor="_Toc231773940" w:history="1">
+          <w:hyperlink w:anchor="_Toc232031285" w:history="1">
             <w:r>
               <w:rPr>
                 <w:rStyle w:val="Hyperlink"/>
@@ -1282,7 +1297,7 @@
                 <w:noProof/>
                 <w:webHidden/>
               </w:rPr>
-              <w:instrText xml:space="preserve"> PAGEREF _Toc231773940 \h </w:instrText>
+              <w:instrText xml:space="preserve"> PAGEREF _Toc232031285 \h </w:instrText>
             </w:r>
             <w:r>
               <w:rPr>
@@ -1305,7 +1320,7 @@
                 <w:noProof/>
                 <w:webHidden/>
               </w:rPr>
-              <w:t>6</w:t>
+              <w:t>7</w:t>
             </w:r>
             <w:r>
               <w:rPr>
@@ -1325,11 +1340,14 @@
             </w:tabs>
             <w:spacing w:line="276" w:lineRule="auto"/>
             <w:rPr>
-              <w:rFonts w:ascii="Times New Roman" w:hAnsi="Times New Roman" w:cs="Times New Roman"/>
+              <w:rFonts w:ascii="Times New Roman" w:eastAsiaTheme="minorEastAsia" w:hAnsi="Times New Roman" w:cs="Times New Roman"/>
               <w:noProof/>
+              <w:sz w:val="24"/>
+              <w:szCs w:val="24"/>
+              <w:lang w:val="en-US"/>
             </w:rPr>
           </w:pPr>
-          <w:hyperlink w:anchor="_Toc231773941" w:history="1">
+          <w:hyperlink w:anchor="_Toc232031286" w:history="1">
             <w:r>
               <w:rPr>
                 <w:rStyle w:val="Hyperlink"/>
@@ -1360,7 +1378,7 @@
                 <w:noProof/>
                 <w:webHidden/>
               </w:rPr>
-              <w:instrText xml:space="preserve"> PAGEREF _Toc231773941 \h </w:instrText>
+              <w:instrText xml:space="preserve"> PAGEREF _Toc232031286 \h </w:instrText>
             </w:r>
             <w:r>
               <w:rPr>
@@ -1383,7 +1401,7 @@
                 <w:noProof/>
                 <w:webHidden/>
               </w:rPr>
-              <w:t>6</w:t>
+              <w:t>7</w:t>
             </w:r>
             <w:r>
               <w:rPr>
@@ -1403,11 +1421,14 @@
             </w:tabs>
             <w:spacing w:line="276" w:lineRule="auto"/>
             <w:rPr>
-              <w:rFonts w:ascii="Times New Roman" w:hAnsi="Times New Roman" w:cs="Times New Roman"/>
+              <w:rFonts w:ascii="Times New Roman" w:eastAsiaTheme="minorEastAsia" w:hAnsi="Times New Roman" w:cs="Times New Roman"/>
               <w:noProof/>
+              <w:sz w:val="24"/>
+              <w:szCs w:val="24"/>
+              <w:lang w:val="en-US"/>
             </w:rPr>
           </w:pPr>
-          <w:hyperlink w:anchor="_Toc231773942" w:history="1">
+          <w:hyperlink w:anchor="_Toc232031287" w:history="1">
             <w:r>
               <w:rPr>
                 <w:rStyle w:val="Hyperlink"/>
@@ -1438,7 +1459,7 @@
                 <w:noProof/>
                 <w:webHidden/>
               </w:rPr>
-              <w:instrText xml:space="preserve"> PAGEREF _Toc231773942 \h </w:instrText>
+              <w:instrText xml:space="preserve"> PAGEREF _Toc232031287 \h </w:instrText>
             </w:r>
             <w:r>
               <w:rPr>
@@ -1461,7 +1482,7 @@
                 <w:noProof/>
                 <w:webHidden/>
               </w:rPr>
-              <w:t>7</w:t>
+              <w:t>9</w:t>
             </w:r>
             <w:r>
               <w:rPr>
@@ -1481,11 +1502,14 @@
             </w:tabs>
             <w:spacing w:line="276" w:lineRule="auto"/>
             <w:rPr>
-              <w:rFonts w:ascii="Times New Roman" w:hAnsi="Times New Roman" w:cs="Times New Roman"/>
+              <w:rFonts w:ascii="Times New Roman" w:eastAsiaTheme="minorEastAsia" w:hAnsi="Times New Roman" w:cs="Times New Roman"/>
               <w:noProof/>
+              <w:sz w:val="24"/>
+              <w:szCs w:val="24"/>
+              <w:lang w:val="en-US"/>
             </w:rPr>
           </w:pPr>
-          <w:hyperlink w:anchor="_Toc231773943" w:history="1">
+          <w:hyperlink w:anchor="_Toc232031288" w:history="1">
             <w:r>
               <w:rPr>
                 <w:rStyle w:val="Hyperlink"/>
@@ -1516,7 +1540,7 @@
                 <w:noProof/>
                 <w:webHidden/>
               </w:rPr>
-              <w:instrText xml:space="preserve"> PAGEREF _Toc231773943 \h </w:instrText>
+              <w:instrText xml:space="preserve"> PAGEREF _Toc232031288 \h </w:instrText>
             </w:r>
             <w:r>
               <w:rPr>
@@ -1539,7 +1563,7 @@
                 <w:noProof/>
                 <w:webHidden/>
               </w:rPr>
-              <w:t>7</w:t>
+              <w:t>9</w:t>
             </w:r>
             <w:r>
               <w:rPr>
@@ -1559,11 +1583,14 @@
             </w:tabs>
             <w:spacing w:line="276" w:lineRule="auto"/>
             <w:rPr>
-              <w:rFonts w:ascii="Times New Roman" w:hAnsi="Times New Roman" w:cs="Times New Roman"/>
+              <w:rFonts w:ascii="Times New Roman" w:eastAsiaTheme="minorEastAsia" w:hAnsi="Times New Roman" w:cs="Times New Roman"/>
               <w:noProof/>
+              <w:sz w:val="24"/>
+              <w:szCs w:val="24"/>
+              <w:lang w:val="en-US"/>
             </w:rPr>
           </w:pPr>
-          <w:hyperlink w:anchor="_Toc231773944" w:history="1">
+          <w:hyperlink w:anchor="_Toc232031289" w:history="1">
             <w:r>
               <w:rPr>
                 <w:rStyle w:val="Hyperlink"/>
@@ -1594,7 +1621,7 @@
                 <w:noProof/>
                 <w:webHidden/>
               </w:rPr>
-              <w:instrText xml:space="preserve"> PAGEREF _Toc231773944 \h </w:instrText>
+              <w:instrText xml:space="preserve"> PAGEREF _Toc232031289 \h </w:instrText>
             </w:r>
             <w:r>
               <w:rPr>
@@ -1617,7 +1644,7 @@
                 <w:noProof/>
                 <w:webHidden/>
               </w:rPr>
-              <w:t>8</w:t>
+              <w:t>10</w:t>
             </w:r>
             <w:r>
               <w:rPr>
@@ -1637,11 +1664,14 @@
             </w:tabs>
             <w:spacing w:line="276" w:lineRule="auto"/>
             <w:rPr>
-              <w:rFonts w:ascii="Times New Roman" w:hAnsi="Times New Roman" w:cs="Times New Roman"/>
+              <w:rFonts w:ascii="Times New Roman" w:eastAsiaTheme="minorEastAsia" w:hAnsi="Times New Roman" w:cs="Times New Roman"/>
               <w:noProof/>
+              <w:sz w:val="24"/>
+              <w:szCs w:val="24"/>
+              <w:lang w:val="en-US"/>
             </w:rPr>
           </w:pPr>
-          <w:hyperlink w:anchor="_Toc231773945" w:history="1">
+          <w:hyperlink w:anchor="_Toc232031290" w:history="1">
             <w:r>
               <w:rPr>
                 <w:rStyle w:val="Hyperlink"/>
@@ -1672,7 +1702,7 @@
                 <w:noProof/>
                 <w:webHidden/>
               </w:rPr>
-              <w:instrText xml:space="preserve"> PAGEREF _Toc231773945 \h </w:instrText>
+              <w:instrText xml:space="preserve"> PAGEREF _Toc232031290 \h </w:instrText>
             </w:r>
             <w:r>
               <w:rPr>
@@ -1695,7 +1725,7 @@
                 <w:noProof/>
                 <w:webHidden/>
               </w:rPr>
-              <w:t>8</w:t>
+              <w:t>10</w:t>
             </w:r>
             <w:r>
               <w:rPr>
@@ -1715,11 +1745,14 @@
             </w:tabs>
             <w:spacing w:line="276" w:lineRule="auto"/>
             <w:rPr>
-              <w:rFonts w:ascii="Times New Roman" w:hAnsi="Times New Roman" w:cs="Times New Roman"/>
+              <w:rFonts w:ascii="Times New Roman" w:eastAsiaTheme="minorEastAsia" w:hAnsi="Times New Roman" w:cs="Times New Roman"/>
               <w:noProof/>
+              <w:sz w:val="24"/>
+              <w:szCs w:val="24"/>
+              <w:lang w:val="en-US"/>
             </w:rPr>
           </w:pPr>
-          <w:hyperlink w:anchor="_Toc231773946" w:history="1">
+          <w:hyperlink w:anchor="_Toc232031291" w:history="1">
             <w:r>
               <w:rPr>
                 <w:rStyle w:val="Hyperlink"/>
@@ -1750,7 +1783,7 @@
                 <w:noProof/>
                 <w:webHidden/>
               </w:rPr>
-              <w:instrText xml:space="preserve"> PAGEREF _Toc231773946 \h </w:instrText>
+              <w:instrText xml:space="preserve"> PAGEREF _Toc232031291 \h </w:instrText>
             </w:r>
             <w:r>
               <w:rPr>
@@ -1773,7 +1806,7 @@
                 <w:noProof/>
                 <w:webHidden/>
               </w:rPr>
-              <w:t>8</w:t>
+              <w:t>10</w:t>
             </w:r>
             <w:r>
               <w:rPr>
@@ -1793,11 +1826,14 @@
             </w:tabs>
             <w:spacing w:line="276" w:lineRule="auto"/>
             <w:rPr>
-              <w:rFonts w:ascii="Times New Roman" w:hAnsi="Times New Roman" w:cs="Times New Roman"/>
+              <w:rFonts w:ascii="Times New Roman" w:eastAsiaTheme="minorEastAsia" w:hAnsi="Times New Roman" w:cs="Times New Roman"/>
               <w:noProof/>
+              <w:sz w:val="24"/>
+              <w:szCs w:val="24"/>
+              <w:lang w:val="en-US"/>
             </w:rPr>
           </w:pPr>
-          <w:hyperlink w:anchor="_Toc231773947" w:history="1">
+          <w:hyperlink w:anchor="_Toc232031292" w:history="1">
             <w:r>
               <w:rPr>
                 <w:rStyle w:val="Hyperlink"/>
@@ -1828,7 +1864,7 @@
                 <w:noProof/>
                 <w:webHidden/>
               </w:rPr>
-              <w:instrText xml:space="preserve"> PAGEREF _Toc231773947 \h </w:instrText>
+              <w:instrText xml:space="preserve"> PAGEREF _Toc232031292 \h </w:instrText>
             </w:r>
             <w:r>
               <w:rPr>
@@ -1851,7 +1887,7 @@
                 <w:noProof/>
                 <w:webHidden/>
               </w:rPr>
-              <w:t>8</w:t>
+              <w:t>10</w:t>
             </w:r>
             <w:r>
               <w:rPr>
@@ -1871,11 +1907,14 @@
             </w:tabs>
             <w:spacing w:line="276" w:lineRule="auto"/>
             <w:rPr>
-              <w:rFonts w:ascii="Times New Roman" w:hAnsi="Times New Roman" w:cs="Times New Roman"/>
+              <w:rFonts w:ascii="Times New Roman" w:eastAsiaTheme="minorEastAsia" w:hAnsi="Times New Roman" w:cs="Times New Roman"/>
               <w:noProof/>
+              <w:sz w:val="24"/>
+              <w:szCs w:val="24"/>
+              <w:lang w:val="en-US"/>
             </w:rPr>
           </w:pPr>
-          <w:hyperlink w:anchor="_Toc231773948" w:history="1">
+          <w:hyperlink w:anchor="_Toc232031293" w:history="1">
             <w:r>
               <w:rPr>
                 <w:rStyle w:val="Hyperlink"/>
@@ -1906,7 +1945,7 @@
                 <w:noProof/>
                 <w:webHidden/>
               </w:rPr>
-              <w:instrText xml:space="preserve"> PAGEREF _Toc231773948 \h </w:instrText>
+              <w:instrText xml:space="preserve"> PAGEREF _Toc232031293 \h </w:instrText>
             </w:r>
             <w:r>
               <w:rPr>
@@ -1929,7 +1968,7 @@
                 <w:noProof/>
                 <w:webHidden/>
               </w:rPr>
-              <w:t>9</w:t>
+              <w:t>11</w:t>
             </w:r>
             <w:r>
               <w:rPr>
@@ -1949,11 +1988,14 @@
             </w:tabs>
             <w:spacing w:line="276" w:lineRule="auto"/>
             <w:rPr>
-              <w:rFonts w:ascii="Times New Roman" w:hAnsi="Times New Roman" w:cs="Times New Roman"/>
+              <w:rFonts w:ascii="Times New Roman" w:eastAsiaTheme="minorEastAsia" w:hAnsi="Times New Roman" w:cs="Times New Roman"/>
               <w:noProof/>
+              <w:sz w:val="24"/>
+              <w:szCs w:val="24"/>
+              <w:lang w:val="en-US"/>
             </w:rPr>
           </w:pPr>
-          <w:hyperlink w:anchor="_Toc231773949" w:history="1">
+          <w:hyperlink w:anchor="_Toc232031294" w:history="1">
             <w:r>
               <w:rPr>
                 <w:rStyle w:val="Hyperlink"/>
@@ -1984,7 +2026,7 @@
                 <w:noProof/>
                 <w:webHidden/>
               </w:rPr>
-              <w:instrText xml:space="preserve"> PAGEREF _Toc231773949 \h </w:instrText>
+              <w:instrText xml:space="preserve"> PAGEREF _Toc232031294 \h </w:instrText>
             </w:r>
             <w:r>
               <w:rPr>
@@ -2007,7 +2049,7 @@
                 <w:noProof/>
                 <w:webHidden/>
               </w:rPr>
-              <w:t>11</w:t>
+              <w:t>13</w:t>
             </w:r>
             <w:r>
               <w:rPr>
@@ -2027,11 +2069,14 @@
             </w:tabs>
             <w:spacing w:line="276" w:lineRule="auto"/>
             <w:rPr>
-              <w:rFonts w:ascii="Times New Roman" w:hAnsi="Times New Roman" w:cs="Times New Roman"/>
+              <w:rFonts w:ascii="Times New Roman" w:eastAsiaTheme="minorEastAsia" w:hAnsi="Times New Roman" w:cs="Times New Roman"/>
               <w:noProof/>
+              <w:sz w:val="24"/>
+              <w:szCs w:val="24"/>
+              <w:lang w:val="en-US"/>
             </w:rPr>
           </w:pPr>
-          <w:hyperlink w:anchor="_Toc231773950" w:history="1">
+          <w:hyperlink w:anchor="_Toc232031295" w:history="1">
             <w:r>
               <w:rPr>
                 <w:rStyle w:val="Hyperlink"/>
@@ -2062,7 +2107,7 @@
                 <w:noProof/>
                 <w:webHidden/>
               </w:rPr>
-              <w:instrText xml:space="preserve"> PAGEREF _Toc231773950 \h </w:instrText>
+              <w:instrText xml:space="preserve"> PAGEREF _Toc232031295 \h </w:instrText>
             </w:r>
             <w:r>
               <w:rPr>
@@ -2085,7 +2130,7 @@
                 <w:noProof/>
                 <w:webHidden/>
               </w:rPr>
-              <w:t>11</w:t>
+              <w:t>13</w:t>
             </w:r>
             <w:r>
               <w:rPr>
@@ -2105,11 +2150,14 @@
             </w:tabs>
             <w:spacing w:line="276" w:lineRule="auto"/>
             <w:rPr>
-              <w:rFonts w:ascii="Times New Roman" w:hAnsi="Times New Roman" w:cs="Times New Roman"/>
+              <w:rFonts w:ascii="Times New Roman" w:eastAsiaTheme="minorEastAsia" w:hAnsi="Times New Roman" w:cs="Times New Roman"/>
               <w:noProof/>
+              <w:sz w:val="24"/>
+              <w:szCs w:val="24"/>
+              <w:lang w:val="en-US"/>
             </w:rPr>
           </w:pPr>
-          <w:hyperlink w:anchor="_Toc231773951" w:history="1">
+          <w:hyperlink w:anchor="_Toc232031296" w:history="1">
             <w:r>
               <w:rPr>
                 <w:rStyle w:val="Hyperlink"/>
@@ -2140,7 +2188,7 @@
                 <w:noProof/>
                 <w:webHidden/>
               </w:rPr>
-              <w:instrText xml:space="preserve"> PAGEREF _Toc231773951 \h </w:instrText>
+              <w:instrText xml:space="preserve"> PAGEREF _Toc232031296 \h </w:instrText>
             </w:r>
             <w:r>
               <w:rPr>
@@ -2163,7 +2211,7 @@
                 <w:noProof/>
                 <w:webHidden/>
               </w:rPr>
-              <w:t>12</w:t>
+              <w:t>14</w:t>
             </w:r>
             <w:r>
               <w:rPr>
@@ -2183,11 +2231,14 @@
             </w:tabs>
             <w:spacing w:line="276" w:lineRule="auto"/>
             <w:rPr>
-              <w:rFonts w:ascii="Times New Roman" w:hAnsi="Times New Roman" w:cs="Times New Roman"/>
+              <w:rFonts w:ascii="Times New Roman" w:eastAsiaTheme="minorEastAsia" w:hAnsi="Times New Roman" w:cs="Times New Roman"/>
               <w:noProof/>
+              <w:sz w:val="24"/>
+              <w:szCs w:val="24"/>
+              <w:lang w:val="en-US"/>
             </w:rPr>
           </w:pPr>
-          <w:hyperlink w:anchor="_Toc231773952" w:history="1">
+          <w:hyperlink w:anchor="_Toc232031297" w:history="1">
             <w:r>
               <w:rPr>
                 <w:rStyle w:val="Hyperlink"/>
@@ -2218,7 +2269,7 @@
                 <w:noProof/>
                 <w:webHidden/>
               </w:rPr>
-              <w:instrText xml:space="preserve"> PAGEREF _Toc231773952 \h </w:instrText>
+              <w:instrText xml:space="preserve"> PAGEREF _Toc232031297 \h </w:instrText>
             </w:r>
             <w:r>
               <w:rPr>
@@ -2241,7 +2292,7 @@
                 <w:noProof/>
                 <w:webHidden/>
               </w:rPr>
-              <w:t>12</w:t>
+              <w:t>14</w:t>
             </w:r>
             <w:r>
               <w:rPr>
@@ -2261,11 +2312,14 @@
             </w:tabs>
             <w:spacing w:line="276" w:lineRule="auto"/>
             <w:rPr>
-              <w:rFonts w:ascii="Times New Roman" w:hAnsi="Times New Roman" w:cs="Times New Roman"/>
+              <w:rFonts w:ascii="Times New Roman" w:eastAsiaTheme="minorEastAsia" w:hAnsi="Times New Roman" w:cs="Times New Roman"/>
               <w:noProof/>
+              <w:sz w:val="24"/>
+              <w:szCs w:val="24"/>
+              <w:lang w:val="en-US"/>
             </w:rPr>
           </w:pPr>
-          <w:hyperlink w:anchor="_Toc231773953" w:history="1">
+          <w:hyperlink w:anchor="_Toc232031298" w:history="1">
             <w:r>
               <w:rPr>
                 <w:rStyle w:val="Hyperlink"/>
@@ -2296,7 +2350,7 @@
                 <w:noProof/>
                 <w:webHidden/>
               </w:rPr>
-              <w:instrText xml:space="preserve"> PAGEREF _Toc231773953 \h </w:instrText>
+              <w:instrText xml:space="preserve"> PAGEREF _Toc232031298 \h </w:instrText>
             </w:r>
             <w:r>
               <w:rPr>
@@ -2319,7 +2373,7 @@
                 <w:noProof/>
                 <w:webHidden/>
               </w:rPr>
-              <w:t>14</w:t>
+              <w:t>16</w:t>
             </w:r>
             <w:r>
               <w:rPr>
@@ -2339,11 +2393,14 @@
             </w:tabs>
             <w:spacing w:line="276" w:lineRule="auto"/>
             <w:rPr>
-              <w:rFonts w:ascii="Times New Roman" w:hAnsi="Times New Roman" w:cs="Times New Roman"/>
+              <w:rFonts w:ascii="Times New Roman" w:eastAsiaTheme="minorEastAsia" w:hAnsi="Times New Roman" w:cs="Times New Roman"/>
               <w:noProof/>
+              <w:sz w:val="24"/>
+              <w:szCs w:val="24"/>
+              <w:lang w:val="en-US"/>
             </w:rPr>
           </w:pPr>
-          <w:hyperlink w:anchor="_Toc231773954" w:history="1">
+          <w:hyperlink w:anchor="_Toc232031299" w:history="1">
             <w:r>
               <w:rPr>
                 <w:rStyle w:val="Hyperlink"/>
@@ -2374,7 +2431,7 @@
                 <w:noProof/>
                 <w:webHidden/>
               </w:rPr>
-              <w:instrText xml:space="preserve"> PAGEREF _Toc231773954 \h </w:instrText>
+              <w:instrText xml:space="preserve"> PAGEREF _Toc232031299 \h </w:instrText>
             </w:r>
             <w:r>
               <w:rPr>
@@ -2397,7 +2454,7 @@
                 <w:noProof/>
                 <w:webHidden/>
               </w:rPr>
-              <w:t>15</w:t>
+              <w:t>17</w:t>
             </w:r>
             <w:r>
               <w:rPr>
@@ -2417,11 +2474,14 @@
             </w:tabs>
             <w:spacing w:line="276" w:lineRule="auto"/>
             <w:rPr>
-              <w:rFonts w:ascii="Times New Roman" w:hAnsi="Times New Roman" w:cs="Times New Roman"/>
+              <w:rFonts w:ascii="Times New Roman" w:eastAsiaTheme="minorEastAsia" w:hAnsi="Times New Roman" w:cs="Times New Roman"/>
               <w:noProof/>
+              <w:sz w:val="24"/>
+              <w:szCs w:val="24"/>
+              <w:lang w:val="en-US"/>
             </w:rPr>
           </w:pPr>
-          <w:hyperlink w:anchor="_Toc231773955" w:history="1">
+          <w:hyperlink w:anchor="_Toc232031300" w:history="1">
             <w:r>
               <w:rPr>
                 <w:rStyle w:val="Hyperlink"/>
@@ -2460,7 +2520,7 @@
                 <w:noProof/>
                 <w:webHidden/>
               </w:rPr>
-              <w:instrText xml:space="preserve"> PAGEREF _Toc231773955 \h </w:instrText>
+              <w:instrText xml:space="preserve"> PAGEREF _Toc232031300 \h </w:instrText>
             </w:r>
             <w:r>
               <w:rPr>
@@ -2483,7 +2543,493 @@
                 <w:noProof/>
                 <w:webHidden/>
               </w:rPr>
-              <w:t>17</w:t>
+              <w:t>18</w:t>
+            </w:r>
+            <w:r>
+              <w:rPr>
+                <w:rFonts w:ascii="Times New Roman" w:hAnsi="Times New Roman" w:cs="Times New Roman"/>
+                <w:noProof/>
+                <w:webHidden/>
+              </w:rPr>
+              <w:fldChar w:fldCharType="end"/>
+            </w:r>
+          </w:hyperlink>
+        </w:p>
+        <w:p>
+          <w:pPr>
+            <w:pStyle w:val="TOC2"/>
+            <w:tabs>
+              <w:tab w:val="right" w:leader="dot" w:pos="9350"/>
+            </w:tabs>
+            <w:spacing w:line="276" w:lineRule="auto"/>
+            <w:rPr>
+              <w:rFonts w:ascii="Times New Roman" w:eastAsiaTheme="minorEastAsia" w:hAnsi="Times New Roman" w:cs="Times New Roman"/>
+              <w:noProof/>
+              <w:sz w:val="24"/>
+              <w:szCs w:val="24"/>
+              <w:lang w:val="en-US"/>
+            </w:rPr>
+          </w:pPr>
+          <w:hyperlink w:anchor="_Toc232031301" w:history="1">
+            <w:r>
+              <w:rPr>
+                <w:rStyle w:val="Hyperlink"/>
+                <w:rFonts w:ascii="Times New Roman" w:hAnsi="Times New Roman" w:cs="Times New Roman"/>
+                <w:noProof/>
+              </w:rPr>
+              <w:t>3.4 Augmentacija podataka (data augmentation)</w:t>
+            </w:r>
+            <w:r>
+              <w:rPr>
+                <w:rFonts w:ascii="Times New Roman" w:hAnsi="Times New Roman" w:cs="Times New Roman"/>
+                <w:noProof/>
+                <w:webHidden/>
+              </w:rPr>
+              <w:tab/>
+            </w:r>
+            <w:r>
+              <w:rPr>
+                <w:rFonts w:ascii="Times New Roman" w:hAnsi="Times New Roman" w:cs="Times New Roman"/>
+                <w:noProof/>
+                <w:webHidden/>
+              </w:rPr>
+              <w:fldChar w:fldCharType="begin"/>
+            </w:r>
+            <w:r>
+              <w:rPr>
+                <w:rFonts w:ascii="Times New Roman" w:hAnsi="Times New Roman" w:cs="Times New Roman"/>
+                <w:noProof/>
+                <w:webHidden/>
+              </w:rPr>
+              <w:instrText xml:space="preserve"> PAGEREF _Toc232031301 \h </w:instrText>
+            </w:r>
+            <w:r>
+              <w:rPr>
+                <w:rFonts w:ascii="Times New Roman" w:hAnsi="Times New Roman" w:cs="Times New Roman"/>
+                <w:noProof/>
+                <w:webHidden/>
+              </w:rPr>
+            </w:r>
+            <w:r>
+              <w:rPr>
+                <w:rFonts w:ascii="Times New Roman" w:hAnsi="Times New Roman" w:cs="Times New Roman"/>
+                <w:noProof/>
+                <w:webHidden/>
+              </w:rPr>
+              <w:fldChar w:fldCharType="separate"/>
+            </w:r>
+            <w:r>
+              <w:rPr>
+                <w:rFonts w:ascii="Times New Roman" w:hAnsi="Times New Roman" w:cs="Times New Roman"/>
+                <w:noProof/>
+                <w:webHidden/>
+              </w:rPr>
+              <w:t>21</w:t>
+            </w:r>
+            <w:r>
+              <w:rPr>
+                <w:rFonts w:ascii="Times New Roman" w:hAnsi="Times New Roman" w:cs="Times New Roman"/>
+                <w:noProof/>
+                <w:webHidden/>
+              </w:rPr>
+              <w:fldChar w:fldCharType="end"/>
+            </w:r>
+          </w:hyperlink>
+        </w:p>
+        <w:p>
+          <w:pPr>
+            <w:pStyle w:val="TOC3"/>
+            <w:tabs>
+              <w:tab w:val="right" w:leader="dot" w:pos="9350"/>
+            </w:tabs>
+            <w:spacing w:line="276" w:lineRule="auto"/>
+            <w:rPr>
+              <w:rFonts w:ascii="Times New Roman" w:eastAsiaTheme="minorEastAsia" w:hAnsi="Times New Roman" w:cs="Times New Roman"/>
+              <w:noProof/>
+              <w:sz w:val="24"/>
+              <w:szCs w:val="24"/>
+              <w:lang w:val="en-US"/>
+            </w:rPr>
+          </w:pPr>
+          <w:hyperlink w:anchor="_Toc232031302" w:history="1">
+            <w:r>
+              <w:rPr>
+                <w:rStyle w:val="Hyperlink"/>
+                <w:rFonts w:ascii="Times New Roman" w:hAnsi="Times New Roman" w:cs="Times New Roman"/>
+                <w:noProof/>
+              </w:rPr>
+              <w:t>3.4.1 Geometrijske transformacije</w:t>
+            </w:r>
+            <w:r>
+              <w:rPr>
+                <w:rFonts w:ascii="Times New Roman" w:hAnsi="Times New Roman" w:cs="Times New Roman"/>
+                <w:noProof/>
+                <w:webHidden/>
+              </w:rPr>
+              <w:tab/>
+            </w:r>
+            <w:r>
+              <w:rPr>
+                <w:rFonts w:ascii="Times New Roman" w:hAnsi="Times New Roman" w:cs="Times New Roman"/>
+                <w:noProof/>
+                <w:webHidden/>
+              </w:rPr>
+              <w:fldChar w:fldCharType="begin"/>
+            </w:r>
+            <w:r>
+              <w:rPr>
+                <w:rFonts w:ascii="Times New Roman" w:hAnsi="Times New Roman" w:cs="Times New Roman"/>
+                <w:noProof/>
+                <w:webHidden/>
+              </w:rPr>
+              <w:instrText xml:space="preserve"> PAGEREF _Toc232031302 \h </w:instrText>
+            </w:r>
+            <w:r>
+              <w:rPr>
+                <w:rFonts w:ascii="Times New Roman" w:hAnsi="Times New Roman" w:cs="Times New Roman"/>
+                <w:noProof/>
+                <w:webHidden/>
+              </w:rPr>
+            </w:r>
+            <w:r>
+              <w:rPr>
+                <w:rFonts w:ascii="Times New Roman" w:hAnsi="Times New Roman" w:cs="Times New Roman"/>
+                <w:noProof/>
+                <w:webHidden/>
+              </w:rPr>
+              <w:fldChar w:fldCharType="separate"/>
+            </w:r>
+            <w:r>
+              <w:rPr>
+                <w:rFonts w:ascii="Times New Roman" w:hAnsi="Times New Roman" w:cs="Times New Roman"/>
+                <w:noProof/>
+                <w:webHidden/>
+              </w:rPr>
+              <w:t>21</w:t>
+            </w:r>
+            <w:r>
+              <w:rPr>
+                <w:rFonts w:ascii="Times New Roman" w:hAnsi="Times New Roman" w:cs="Times New Roman"/>
+                <w:noProof/>
+                <w:webHidden/>
+              </w:rPr>
+              <w:fldChar w:fldCharType="end"/>
+            </w:r>
+          </w:hyperlink>
+        </w:p>
+        <w:p>
+          <w:pPr>
+            <w:pStyle w:val="TOC3"/>
+            <w:tabs>
+              <w:tab w:val="right" w:leader="dot" w:pos="9350"/>
+            </w:tabs>
+            <w:spacing w:line="276" w:lineRule="auto"/>
+            <w:rPr>
+              <w:rFonts w:ascii="Times New Roman" w:eastAsiaTheme="minorEastAsia" w:hAnsi="Times New Roman" w:cs="Times New Roman"/>
+              <w:noProof/>
+              <w:sz w:val="24"/>
+              <w:szCs w:val="24"/>
+              <w:lang w:val="en-US"/>
+            </w:rPr>
+          </w:pPr>
+          <w:hyperlink w:anchor="_Toc232031303" w:history="1">
+            <w:r>
+              <w:rPr>
+                <w:rStyle w:val="Hyperlink"/>
+                <w:rFonts w:ascii="Times New Roman" w:hAnsi="Times New Roman" w:cs="Times New Roman"/>
+                <w:noProof/>
+              </w:rPr>
+              <w:t>3.4.2 Transformacije boja</w:t>
+            </w:r>
+            <w:r>
+              <w:rPr>
+                <w:rFonts w:ascii="Times New Roman" w:hAnsi="Times New Roman" w:cs="Times New Roman"/>
+                <w:noProof/>
+                <w:webHidden/>
+              </w:rPr>
+              <w:tab/>
+            </w:r>
+            <w:r>
+              <w:rPr>
+                <w:rFonts w:ascii="Times New Roman" w:hAnsi="Times New Roman" w:cs="Times New Roman"/>
+                <w:noProof/>
+                <w:webHidden/>
+              </w:rPr>
+              <w:fldChar w:fldCharType="begin"/>
+            </w:r>
+            <w:r>
+              <w:rPr>
+                <w:rFonts w:ascii="Times New Roman" w:hAnsi="Times New Roman" w:cs="Times New Roman"/>
+                <w:noProof/>
+                <w:webHidden/>
+              </w:rPr>
+              <w:instrText xml:space="preserve"> PAGEREF _Toc232031303 \h </w:instrText>
+            </w:r>
+            <w:r>
+              <w:rPr>
+                <w:rFonts w:ascii="Times New Roman" w:hAnsi="Times New Roman" w:cs="Times New Roman"/>
+                <w:noProof/>
+                <w:webHidden/>
+              </w:rPr>
+            </w:r>
+            <w:r>
+              <w:rPr>
+                <w:rFonts w:ascii="Times New Roman" w:hAnsi="Times New Roman" w:cs="Times New Roman"/>
+                <w:noProof/>
+                <w:webHidden/>
+              </w:rPr>
+              <w:fldChar w:fldCharType="separate"/>
+            </w:r>
+            <w:r>
+              <w:rPr>
+                <w:rFonts w:ascii="Times New Roman" w:hAnsi="Times New Roman" w:cs="Times New Roman"/>
+                <w:noProof/>
+                <w:webHidden/>
+              </w:rPr>
+              <w:t>23</w:t>
+            </w:r>
+            <w:r>
+              <w:rPr>
+                <w:rFonts w:ascii="Times New Roman" w:hAnsi="Times New Roman" w:cs="Times New Roman"/>
+                <w:noProof/>
+                <w:webHidden/>
+              </w:rPr>
+              <w:fldChar w:fldCharType="end"/>
+            </w:r>
+          </w:hyperlink>
+        </w:p>
+        <w:p>
+          <w:pPr>
+            <w:pStyle w:val="TOC3"/>
+            <w:tabs>
+              <w:tab w:val="right" w:leader="dot" w:pos="9350"/>
+            </w:tabs>
+            <w:spacing w:line="276" w:lineRule="auto"/>
+            <w:rPr>
+              <w:rFonts w:ascii="Times New Roman" w:eastAsiaTheme="minorEastAsia" w:hAnsi="Times New Roman" w:cs="Times New Roman"/>
+              <w:noProof/>
+              <w:sz w:val="24"/>
+              <w:szCs w:val="24"/>
+              <w:lang w:val="en-US"/>
+            </w:rPr>
+          </w:pPr>
+          <w:hyperlink w:anchor="_Toc232031304" w:history="1">
+            <w:r>
+              <w:rPr>
+                <w:rStyle w:val="Hyperlink"/>
+                <w:rFonts w:ascii="Times New Roman" w:hAnsi="Times New Roman" w:cs="Times New Roman"/>
+                <w:noProof/>
+              </w:rPr>
+              <w:t>3.4.3 Napredne tehnike augmentacije</w:t>
+            </w:r>
+            <w:r>
+              <w:rPr>
+                <w:rFonts w:ascii="Times New Roman" w:hAnsi="Times New Roman" w:cs="Times New Roman"/>
+                <w:noProof/>
+                <w:webHidden/>
+              </w:rPr>
+              <w:tab/>
+            </w:r>
+            <w:r>
+              <w:rPr>
+                <w:rFonts w:ascii="Times New Roman" w:hAnsi="Times New Roman" w:cs="Times New Roman"/>
+                <w:noProof/>
+                <w:webHidden/>
+              </w:rPr>
+              <w:fldChar w:fldCharType="begin"/>
+            </w:r>
+            <w:r>
+              <w:rPr>
+                <w:rFonts w:ascii="Times New Roman" w:hAnsi="Times New Roman" w:cs="Times New Roman"/>
+                <w:noProof/>
+                <w:webHidden/>
+              </w:rPr>
+              <w:instrText xml:space="preserve"> PAGEREF _Toc232031304 \h </w:instrText>
+            </w:r>
+            <w:r>
+              <w:rPr>
+                <w:rFonts w:ascii="Times New Roman" w:hAnsi="Times New Roman" w:cs="Times New Roman"/>
+                <w:noProof/>
+                <w:webHidden/>
+              </w:rPr>
+            </w:r>
+            <w:r>
+              <w:rPr>
+                <w:rFonts w:ascii="Times New Roman" w:hAnsi="Times New Roman" w:cs="Times New Roman"/>
+                <w:noProof/>
+                <w:webHidden/>
+              </w:rPr>
+              <w:fldChar w:fldCharType="separate"/>
+            </w:r>
+            <w:r>
+              <w:rPr>
+                <w:rFonts w:ascii="Times New Roman" w:hAnsi="Times New Roman" w:cs="Times New Roman"/>
+                <w:noProof/>
+                <w:webHidden/>
+              </w:rPr>
+              <w:t>23</w:t>
+            </w:r>
+            <w:r>
+              <w:rPr>
+                <w:rFonts w:ascii="Times New Roman" w:hAnsi="Times New Roman" w:cs="Times New Roman"/>
+                <w:noProof/>
+                <w:webHidden/>
+              </w:rPr>
+              <w:fldChar w:fldCharType="end"/>
+            </w:r>
+          </w:hyperlink>
+        </w:p>
+        <w:p>
+          <w:pPr>
+            <w:pStyle w:val="TOC3"/>
+            <w:tabs>
+              <w:tab w:val="right" w:leader="dot" w:pos="9350"/>
+            </w:tabs>
+            <w:spacing w:line="276" w:lineRule="auto"/>
+            <w:rPr>
+              <w:rFonts w:ascii="Times New Roman" w:eastAsiaTheme="minorEastAsia" w:hAnsi="Times New Roman" w:cs="Times New Roman"/>
+              <w:noProof/>
+              <w:sz w:val="24"/>
+              <w:szCs w:val="24"/>
+              <w:lang w:val="en-US"/>
+            </w:rPr>
+          </w:pPr>
+          <w:hyperlink w:anchor="_Toc232031305" w:history="1">
+            <w:r>
+              <w:rPr>
+                <w:rStyle w:val="Hyperlink"/>
+                <w:rFonts w:ascii="Times New Roman" w:hAnsi="Times New Roman" w:cs="Times New Roman"/>
+                <w:noProof/>
+              </w:rPr>
+              <w:t>3.4.4 Generativne tehnike augmentacije</w:t>
+            </w:r>
+            <w:r>
+              <w:rPr>
+                <w:rFonts w:ascii="Times New Roman" w:hAnsi="Times New Roman" w:cs="Times New Roman"/>
+                <w:noProof/>
+                <w:webHidden/>
+              </w:rPr>
+              <w:tab/>
+            </w:r>
+            <w:r>
+              <w:rPr>
+                <w:rFonts w:ascii="Times New Roman" w:hAnsi="Times New Roman" w:cs="Times New Roman"/>
+                <w:noProof/>
+                <w:webHidden/>
+              </w:rPr>
+              <w:fldChar w:fldCharType="begin"/>
+            </w:r>
+            <w:r>
+              <w:rPr>
+                <w:rFonts w:ascii="Times New Roman" w:hAnsi="Times New Roman" w:cs="Times New Roman"/>
+                <w:noProof/>
+                <w:webHidden/>
+              </w:rPr>
+              <w:instrText xml:space="preserve"> PAGEREF _Toc232031305 \h </w:instrText>
+            </w:r>
+            <w:r>
+              <w:rPr>
+                <w:rFonts w:ascii="Times New Roman" w:hAnsi="Times New Roman" w:cs="Times New Roman"/>
+                <w:noProof/>
+                <w:webHidden/>
+              </w:rPr>
+            </w:r>
+            <w:r>
+              <w:rPr>
+                <w:rFonts w:ascii="Times New Roman" w:hAnsi="Times New Roman" w:cs="Times New Roman"/>
+                <w:noProof/>
+                <w:webHidden/>
+              </w:rPr>
+              <w:fldChar w:fldCharType="separate"/>
+            </w:r>
+            <w:r>
+              <w:rPr>
+                <w:rFonts w:ascii="Times New Roman" w:hAnsi="Times New Roman" w:cs="Times New Roman"/>
+                <w:noProof/>
+                <w:webHidden/>
+              </w:rPr>
+              <w:t>24</w:t>
+            </w:r>
+            <w:r>
+              <w:rPr>
+                <w:rFonts w:ascii="Times New Roman" w:hAnsi="Times New Roman" w:cs="Times New Roman"/>
+                <w:noProof/>
+                <w:webHidden/>
+              </w:rPr>
+              <w:fldChar w:fldCharType="end"/>
+            </w:r>
+          </w:hyperlink>
+        </w:p>
+        <w:p>
+          <w:pPr>
+            <w:pStyle w:val="TOC3"/>
+            <w:tabs>
+              <w:tab w:val="right" w:leader="dot" w:pos="9350"/>
+            </w:tabs>
+            <w:spacing w:line="276" w:lineRule="auto"/>
+            <w:rPr>
+              <w:rFonts w:ascii="Times New Roman" w:eastAsiaTheme="minorEastAsia" w:hAnsi="Times New Roman" w:cs="Times New Roman"/>
+              <w:noProof/>
+              <w:sz w:val="24"/>
+              <w:szCs w:val="24"/>
+              <w:lang w:val="en-US"/>
+            </w:rPr>
+          </w:pPr>
+          <w:hyperlink w:anchor="_Toc232031306" w:history="1">
+            <w:r>
+              <w:rPr>
+                <w:rStyle w:val="Hyperlink"/>
+                <w:rFonts w:ascii="Times New Roman" w:hAnsi="Times New Roman" w:cs="Times New Roman"/>
+                <w:noProof/>
+              </w:rPr>
+              <w:t>3.4.5 Balansiranje klasa kroz augmentaciju</w:t>
+            </w:r>
+            <w:r>
+              <w:rPr>
+                <w:rFonts w:ascii="Times New Roman" w:hAnsi="Times New Roman" w:cs="Times New Roman"/>
+                <w:noProof/>
+                <w:webHidden/>
+              </w:rPr>
+              <w:tab/>
+            </w:r>
+            <w:r>
+              <w:rPr>
+                <w:rFonts w:ascii="Times New Roman" w:hAnsi="Times New Roman" w:cs="Times New Roman"/>
+                <w:noProof/>
+                <w:webHidden/>
+              </w:rPr>
+              <w:fldChar w:fldCharType="begin"/>
+            </w:r>
+            <w:r>
+              <w:rPr>
+                <w:rFonts w:ascii="Times New Roman" w:hAnsi="Times New Roman" w:cs="Times New Roman"/>
+                <w:noProof/>
+                <w:webHidden/>
+              </w:rPr>
+              <w:instrText xml:space="preserve"> PAGEREF _Toc232031306 \h </w:instrText>
+            </w:r>
+            <w:r>
+              <w:rPr>
+                <w:rFonts w:ascii="Times New Roman" w:hAnsi="Times New Roman" w:cs="Times New Roman"/>
+                <w:noProof/>
+                <w:webHidden/>
+              </w:rPr>
+            </w:r>
+            <w:r>
+              <w:rPr>
+                <w:rFonts w:ascii="Times New Roman" w:hAnsi="Times New Roman" w:cs="Times New Roman"/>
+                <w:noProof/>
+                <w:webHidden/>
+              </w:rPr>
+              <w:fldChar w:fldCharType="separate"/>
+            </w:r>
+            <w:r>
+              <w:rPr>
+                <w:rFonts w:ascii="Times New Roman" w:hAnsi="Times New Roman" w:cs="Times New Roman"/>
+                <w:noProof/>
+                <w:webHidden/>
+              </w:rPr>
+              <w:t>24</w:t>
             </w:r>
             <w:r>
               <w:rPr>
@@ -2503,11 +3049,14 @@
             </w:tabs>
             <w:spacing w:line="276" w:lineRule="auto"/>
             <w:rPr>
-              <w:rFonts w:ascii="Times New Roman" w:hAnsi="Times New Roman" w:cs="Times New Roman"/>
+              <w:rFonts w:ascii="Times New Roman" w:eastAsiaTheme="minorEastAsia" w:hAnsi="Times New Roman" w:cs="Times New Roman"/>
               <w:noProof/>
+              <w:sz w:val="24"/>
+              <w:szCs w:val="24"/>
+              <w:lang w:val="en-US"/>
             </w:rPr>
           </w:pPr>
-          <w:hyperlink w:anchor="_Toc231773956" w:history="1">
+          <w:hyperlink w:anchor="_Toc232031307" w:history="1">
             <w:r>
               <w:rPr>
                 <w:rStyle w:val="Hyperlink"/>
@@ -2538,7 +3087,7 @@
                 <w:noProof/>
                 <w:webHidden/>
               </w:rPr>
-              <w:instrText xml:space="preserve"> PAGEREF _Toc231773956 \h </w:instrText>
+              <w:instrText xml:space="preserve"> PAGEREF _Toc232031307 \h </w:instrText>
             </w:r>
             <w:r>
               <w:rPr>
@@ -2561,7 +3110,7 @@
                 <w:noProof/>
                 <w:webHidden/>
               </w:rPr>
-              <w:t>20</w:t>
+              <w:t>28</w:t>
             </w:r>
             <w:r>
               <w:rPr>
@@ -2619,7 +3168,7 @@
           <w:lang w:val="sr-Latn-RS"/>
         </w:rPr>
       </w:pPr>
-      <w:bookmarkStart w:id="1" w:name="_Toc231773937"/>
+      <w:bookmarkStart w:id="1" w:name="_Toc232031282"/>
       <w:r>
         <w:rPr>
           <w:rFonts w:ascii="Times New Roman" w:eastAsia="Times New Roman" w:hAnsi="Times New Roman" w:cs="Times New Roman"/>
@@ -2705,7 +3254,7 @@
           <w:lang w:val="sr-Latn-RS"/>
         </w:rPr>
       </w:pPr>
-      <w:bookmarkStart w:id="2" w:name="_Toc231773938"/>
+      <w:bookmarkStart w:id="2" w:name="_Toc232031283"/>
       <w:r>
         <w:rPr>
           <w:rFonts w:ascii="Times New Roman" w:eastAsia="Times New Roman" w:hAnsi="Times New Roman" w:cs="Times New Roman"/>
@@ -5077,7 +5626,7 @@
           <w:lang w:val="sr-Latn-RS"/>
         </w:rPr>
       </w:pPr>
-      <w:bookmarkStart w:id="3" w:name="_Toc231773939"/>
+      <w:bookmarkStart w:id="3" w:name="_Toc232031284"/>
       <w:r>
         <w:rPr>
           <w:rFonts w:ascii="Times New Roman" w:eastAsia="Times New Roman" w:hAnsi="Times New Roman" w:cs="Times New Roman"/>
@@ -5157,7 +5706,7 @@
           <w:lang w:val="sr-Latn-RS"/>
         </w:rPr>
       </w:pPr>
-      <w:bookmarkStart w:id="4" w:name="_Toc231773940"/>
+      <w:bookmarkStart w:id="4" w:name="_Toc232031285"/>
       <w:r>
         <w:rPr>
           <w:rFonts w:ascii="Times New Roman" w:eastAsia="Times New Roman" w:hAnsi="Times New Roman" w:cs="Times New Roman"/>
@@ -5302,7 +5851,7 @@
           <w:lang w:val="sr-Latn-RS"/>
         </w:rPr>
       </w:pPr>
-      <w:bookmarkStart w:id="5" w:name="_Toc231773941"/>
+      <w:bookmarkStart w:id="5" w:name="_Toc232031286"/>
       <w:r>
         <w:rPr>
           <w:rFonts w:ascii="Times New Roman" w:hAnsi="Times New Roman" w:cs="Times New Roman"/>
@@ -6333,7 +6882,7 @@
           <w:lang w:val="sr-Latn-RS"/>
         </w:rPr>
       </w:pPr>
-      <w:bookmarkStart w:id="6" w:name="_Toc231773942"/>
+      <w:bookmarkStart w:id="6" w:name="_Toc232031287"/>
       <w:r>
         <w:rPr>
           <w:rFonts w:ascii="Times New Roman" w:hAnsi="Times New Roman" w:cs="Times New Roman"/>
@@ -6380,7 +6929,7 @@
           <w:lang w:val="sr-Latn-RS"/>
         </w:rPr>
       </w:pPr>
-      <w:bookmarkStart w:id="7" w:name="_Toc231773943"/>
+      <w:bookmarkStart w:id="7" w:name="_Toc232031288"/>
       <w:r>
         <w:rPr>
           <w:rFonts w:ascii="Times New Roman" w:hAnsi="Times New Roman" w:cs="Times New Roman"/>
@@ -6507,7 +7056,7 @@
           <w:lang w:val="sr-Latn-RS"/>
         </w:rPr>
       </w:pPr>
-      <w:bookmarkStart w:id="8" w:name="_Toc231773944"/>
+      <w:bookmarkStart w:id="8" w:name="_Toc232031289"/>
       <w:r>
         <w:rPr>
           <w:rFonts w:ascii="Times New Roman" w:hAnsi="Times New Roman" w:cs="Times New Roman"/>
@@ -6568,7 +7117,7 @@
           <w:lang w:val="sr-Latn-RS"/>
         </w:rPr>
       </w:pPr>
-      <w:bookmarkStart w:id="9" w:name="_Toc231773945"/>
+      <w:bookmarkStart w:id="9" w:name="_Toc232031290"/>
       <w:r>
         <w:rPr>
           <w:rFonts w:ascii="Times New Roman" w:hAnsi="Times New Roman" w:cs="Times New Roman"/>
@@ -6717,7 +7266,7 @@
           <w:lang w:val="sr-Latn-RS"/>
         </w:rPr>
       </w:pPr>
-      <w:bookmarkStart w:id="10" w:name="_Toc231773946"/>
+      <w:bookmarkStart w:id="10" w:name="_Toc232031291"/>
       <w:r>
         <w:rPr>
           <w:rFonts w:ascii="Times New Roman" w:hAnsi="Times New Roman" w:cs="Times New Roman"/>
@@ -6820,7 +7369,7 @@
           <w:lang w:val="sr-Latn-RS"/>
         </w:rPr>
       </w:pPr>
-      <w:bookmarkStart w:id="11" w:name="_Toc231773947"/>
+      <w:bookmarkStart w:id="11" w:name="_Toc232031292"/>
       <w:r>
         <w:rPr>
           <w:rFonts w:ascii="Times New Roman" w:hAnsi="Times New Roman" w:cs="Times New Roman"/>
@@ -6897,7 +7446,7 @@
           <w:lang w:val="sr-Latn-RS"/>
         </w:rPr>
       </w:pPr>
-      <w:bookmarkStart w:id="12" w:name="_Toc231773948"/>
+      <w:bookmarkStart w:id="12" w:name="_Toc232031293"/>
       <w:r>
         <w:rPr>
           <w:rFonts w:ascii="Times New Roman" w:hAnsi="Times New Roman" w:cs="Times New Roman"/>
@@ -8371,7 +8920,7 @@
           <w:lang w:val="sr-Latn-RS"/>
         </w:rPr>
       </w:pPr>
-      <w:bookmarkStart w:id="13" w:name="_Toc231773949"/>
+      <w:bookmarkStart w:id="13" w:name="_Toc232031294"/>
       <w:r>
         <w:rPr>
           <w:rFonts w:ascii="Times New Roman" w:hAnsi="Times New Roman" w:cs="Times New Roman"/>
@@ -8406,7 +8955,7 @@
           <w:lang w:val="sr-Latn-RS"/>
         </w:rPr>
       </w:pPr>
-      <w:bookmarkStart w:id="14" w:name="_Toc231773950"/>
+      <w:bookmarkStart w:id="14" w:name="_Toc232031295"/>
       <w:r>
         <w:rPr>
           <w:rFonts w:ascii="Times New Roman" w:hAnsi="Times New Roman" w:cs="Times New Roman"/>
@@ -8634,7 +9183,7 @@
           <w:lang w:val="sr-Latn-RS"/>
         </w:rPr>
       </w:pPr>
-      <w:bookmarkStart w:id="15" w:name="_Toc231773951"/>
+      <w:bookmarkStart w:id="15" w:name="_Toc232031296"/>
       <w:r>
         <w:rPr>
           <w:rFonts w:ascii="Times New Roman" w:hAnsi="Times New Roman" w:cs="Times New Roman"/>
@@ -8785,7 +9334,7 @@
           <w:lang w:val="sr-Latn-RS"/>
         </w:rPr>
       </w:pPr>
-      <w:bookmarkStart w:id="16" w:name="_Toc231773952"/>
+      <w:bookmarkStart w:id="16" w:name="_Toc232031297"/>
       <w:r>
         <w:rPr>
           <w:rFonts w:ascii="Times New Roman" w:hAnsi="Times New Roman" w:cs="Times New Roman"/>
@@ -9078,7 +9627,7 @@
           <w:lang w:val="sr-Latn-RS"/>
         </w:rPr>
       </w:pPr>
-      <w:bookmarkStart w:id="17" w:name="_Toc231773953"/>
+      <w:bookmarkStart w:id="17" w:name="_Toc232031298"/>
       <w:r>
         <w:rPr>
           <w:rFonts w:ascii="Times New Roman" w:hAnsi="Times New Roman" w:cs="Times New Roman"/>
@@ -10180,7 +10729,7 @@
           <w:lang w:val="sr-Latn-RS"/>
         </w:rPr>
       </w:pPr>
-      <w:bookmarkStart w:id="18" w:name="_Toc231773954"/>
+      <w:bookmarkStart w:id="18" w:name="_Toc232031299"/>
       <w:r>
         <w:rPr>
           <w:rFonts w:ascii="Times New Roman" w:hAnsi="Times New Roman" w:cs="Times New Roman"/>
@@ -10624,7 +11173,7 @@
           <w:lang w:val="sr-Latn-RS"/>
         </w:rPr>
       </w:pPr>
-      <w:bookmarkStart w:id="19" w:name="_Toc231773955"/>
+      <w:bookmarkStart w:id="19" w:name="_Toc232031300"/>
       <w:r>
         <w:rPr>
           <w:rFonts w:ascii="Times New Roman" w:hAnsi="Times New Roman" w:cs="Times New Roman"/>
@@ -13009,6 +13558,7 @@
           <w:lang w:val="sr-Latn-RS"/>
         </w:rPr>
       </w:pPr>
+      <w:bookmarkStart w:id="20" w:name="_Toc232031301"/>
       <w:r>
         <w:rPr>
           <w:rFonts w:ascii="Times New Roman" w:hAnsi="Times New Roman" w:cs="Times New Roman"/>
@@ -13016,6 +13566,7 @@
         </w:rPr>
         <w:t>3.4 Augmentacija podataka (data augmentation)</w:t>
       </w:r>
+      <w:bookmarkEnd w:id="20"/>
     </w:p>
     <w:p>
       <w:pPr>
@@ -13089,6 +13640,7 @@
           <w:lang w:val="sr-Latn-RS"/>
         </w:rPr>
       </w:pPr>
+      <w:bookmarkStart w:id="21" w:name="_Toc232031302"/>
       <w:r>
         <w:rPr>
           <w:rFonts w:ascii="Times New Roman" w:hAnsi="Times New Roman" w:cs="Times New Roman"/>
@@ -13117,6 +13669,7 @@
         </w:rPr>
         <w:t>acije</w:t>
       </w:r>
+      <w:bookmarkEnd w:id="21"/>
     </w:p>
     <w:p>
       <w:pPr>
@@ -13150,23 +13703,7 @@
           <w:sz w:val="24"/>
           <w:szCs w:val="24"/>
         </w:rPr>
-        <w:t xml:space="preserve"> menjaju prostorni raspored piksela u slici bez promene njihovih intenzitetnih vrednosti. One su najčešće korišćene augmentacione tehnike u analizi kožnih lezija jer su računski jednostavne i semantički validne</w:t>
-      </w:r>
-      <w:r>
-        <w:rPr>
-          <w:rFonts w:ascii="Times New Roman" w:eastAsia="Times New Roman" w:hAnsi="Times New Roman" w:cs="Times New Roman"/>
-          <w:sz w:val="24"/>
-          <w:szCs w:val="24"/>
-        </w:rPr>
-        <w:t xml:space="preserve">, </w:t>
-      </w:r>
-      <w:r>
-        <w:rPr>
-          <w:rFonts w:ascii="Times New Roman" w:eastAsia="Times New Roman" w:hAnsi="Times New Roman" w:cs="Times New Roman"/>
-          <w:sz w:val="24"/>
-          <w:szCs w:val="24"/>
-        </w:rPr>
-        <w:t>slika melanoma ostaje melanom, i nema preferovanog orijentacionog prostora u dermoskopiji (lezija može biti snimljena pod bilo kojim uglom)</w:t>
+        <w:t xml:space="preserve"> menjaju prostorni raspored piksela u slici bez promene njihovih intenzitetnih vrednosti. One su najčešće korišćene augmentacione tehnike u analizi kožnih lezija jer su računski jednostavne i semantički validne, slika melanoma ostaje melanom, i nema preferovanog orijentacionog prostora u dermoskopiji (lezija može biti snimljena pod bilo kojim uglom)</w:t>
       </w:r>
     </w:p>
     <w:p>
@@ -13218,35 +13755,7 @@
           <w:rFonts w:ascii="Times New Roman" w:eastAsia="Times New Roman" w:hAnsi="Times New Roman" w:cs="Times New Roman"/>
           <w:lang w:val="sr-Latn-RS"/>
         </w:rPr>
-        <w:t>Preslikavanje slike duž horizontalne ili vertikalne ose. Najjedn</w:t>
-      </w:r>
-      <w:r>
-        <w:rPr>
-          <w:rFonts w:ascii="Times New Roman" w:eastAsia="Times New Roman" w:hAnsi="Times New Roman" w:cs="Times New Roman"/>
-          <w:lang w:val="sr-Latn-RS"/>
-        </w:rPr>
-        <w:t>o</w:t>
-      </w:r>
-      <w:r>
-        <w:rPr>
-          <w:rFonts w:ascii="Times New Roman" w:eastAsia="Times New Roman" w:hAnsi="Times New Roman" w:cs="Times New Roman"/>
-          <w:lang w:val="sr-Latn-RS"/>
-        </w:rPr>
-        <w:t>stavnija i najčešće korišćena augmentacija</w:t>
-      </w:r>
-      <w:r>
-        <w:rPr>
-          <w:rFonts w:ascii="Times New Roman" w:eastAsia="Times New Roman" w:hAnsi="Times New Roman" w:cs="Times New Roman"/>
-          <w:lang w:val="sr-Latn-RS"/>
-        </w:rPr>
-        <w:t xml:space="preserve">, </w:t>
-      </w:r>
-      <w:r>
-        <w:rPr>
-          <w:rFonts w:ascii="Times New Roman" w:eastAsia="Times New Roman" w:hAnsi="Times New Roman" w:cs="Times New Roman"/>
-          <w:lang w:val="sr-Latn-RS"/>
-        </w:rPr>
-        <w:t>oba flipa su anatomski validna jer kožne lezije nemaju preferovanu orijentaciju. Svaka slika može biti flipped, čime se efektivno udvostručuje ili četverostrukostruko trening skup pri simultanoj primeni oba flipa.</w:t>
+        <w:t>Preslikavanje slike duž horizontalne ili vertikalne ose. Najjednostavnija i najčešće korišćena augmentacija, oba flipa su anatomski validna jer kožne lezije nemaju preferovanu orijentaciju. Svaka slika može biti flipped, čime se efektivno udvostručuje ili četverostrukostruko trening skup pri simultanoj primeni oba flipa.</w:t>
       </w:r>
     </w:p>
     <w:p>
@@ -13370,21 +13879,7 @@
           <w:rFonts w:ascii="Times New Roman" w:eastAsia="Times New Roman" w:hAnsi="Times New Roman" w:cs="Times New Roman"/>
           <w:lang w:val="sr-Latn-RS"/>
         </w:rPr>
-        <w:t>Pomeranje slike za mali broj piksela u horizontalnom ili vertikalnom pravcu. Pomaže modelu da naučio da klasifikuje leziju bez obzira na njenu tačnu poziciju u kadru</w:t>
-      </w:r>
-      <w:r>
-        <w:rPr>
-          <w:rFonts w:ascii="Times New Roman" w:eastAsia="Times New Roman" w:hAnsi="Times New Roman" w:cs="Times New Roman"/>
-          <w:lang w:val="sr-Latn-RS"/>
-        </w:rPr>
-        <w:t xml:space="preserve">, </w:t>
-      </w:r>
-      <w:r>
-        <w:rPr>
-          <w:rFonts w:ascii="Times New Roman" w:eastAsia="Times New Roman" w:hAnsi="Times New Roman" w:cs="Times New Roman"/>
-          <w:lang w:val="sr-Latn-RS"/>
-        </w:rPr>
-        <w:t>posebno korisno ako model treba da radi na slikama gde lezija nije uvek savršeno centrirana.</w:t>
+        <w:t>Pomeranje slike za mali broj piksela u horizontalnom ili vertikalnom pravcu. Pomaže modelu da naučio da klasifikuje leziju bez obzira na njenu tačnu poziciju u kadru, posebno korisno ako model treba da radi na slikama gde lezija nije uvek savršeno centrirana.</w:t>
       </w:r>
     </w:p>
     <w:p>
@@ -13486,6 +13981,7 @@
       <w:r>
         <w:rPr>
           <w:rFonts w:ascii="Times New Roman" w:hAnsi="Times New Roman" w:cs="Times New Roman"/>
+          <w:noProof/>
         </w:rPr>
         <w:drawing>
           <wp:inline distT="0" distB="0" distL="0" distR="0" wp14:anchorId="3ED184ED" wp14:editId="0834855C">
@@ -13575,6 +14071,7 @@
           <w:lang w:val="sr-Latn-RS"/>
         </w:rPr>
       </w:pPr>
+      <w:bookmarkStart w:id="22" w:name="_Toc232031303"/>
       <w:r>
         <w:rPr>
           <w:rFonts w:ascii="Times New Roman" w:hAnsi="Times New Roman" w:cs="Times New Roman"/>
@@ -13583,6 +14080,7 @@
         <w:lastRenderedPageBreak/>
         <w:t>3.4.2 Transformacije boja</w:t>
       </w:r>
+      <w:bookmarkEnd w:id="22"/>
     </w:p>
     <w:p>
       <w:pPr>
@@ -13616,39 +14114,7 @@
           <w:sz w:val="24"/>
           <w:szCs w:val="24"/>
         </w:rPr>
-        <w:t xml:space="preserve"> menjaju fotometrijske karakteristike slike</w:t>
-      </w:r>
-      <w:r>
-        <w:rPr>
-          <w:rFonts w:ascii="Times New Roman" w:eastAsia="Times New Roman" w:hAnsi="Times New Roman" w:cs="Times New Roman"/>
-          <w:sz w:val="24"/>
-          <w:szCs w:val="24"/>
-        </w:rPr>
-        <w:t xml:space="preserve"> (</w:t>
-      </w:r>
-      <w:r>
-        <w:rPr>
-          <w:rFonts w:ascii="Times New Roman" w:eastAsia="Times New Roman" w:hAnsi="Times New Roman" w:cs="Times New Roman"/>
-          <w:sz w:val="24"/>
-          <w:szCs w:val="24"/>
-        </w:rPr>
-        <w:t>osvetljenje, kontrast, zasićenost i nijansu boje</w:t>
-      </w:r>
-      <w:r>
-        <w:rPr>
-          <w:rFonts w:ascii="Times New Roman" w:eastAsia="Times New Roman" w:hAnsi="Times New Roman" w:cs="Times New Roman"/>
-          <w:sz w:val="24"/>
-          <w:szCs w:val="24"/>
-        </w:rPr>
-        <w:t>)</w:t>
-      </w:r>
-      <w:r>
-        <w:rPr>
-          <w:rFonts w:ascii="Times New Roman" w:eastAsia="Times New Roman" w:hAnsi="Times New Roman" w:cs="Times New Roman"/>
-          <w:sz w:val="24"/>
-          <w:szCs w:val="24"/>
-        </w:rPr>
-        <w:t xml:space="preserve"> bez promene prostornog rasporeda piksela. Motivacija za ove transformacije leži u varijabilnosti uslova snimanja između različitih dermatoskopa i kliničkih okruženja koja su zastupljena u HAM10000. Model treba da bude invarijantan na ove varijacije i da klasifikuje leziju na osnovu dijagnostički relevantnih karakteristika, ne fotometrijskih karakteristika uređaja.</w:t>
+        <w:t xml:space="preserve"> menjaju fotometrijske karakteristike slike (osvetljenje, kontrast, zasićenost i nijansu boje) bez promene prostornog rasporeda piksela. Motivacija za ove transformacije leži u varijabilnosti uslova snimanja između različitih dermatoskopa i kliničkih okruženja koja su zastupljena u HAM10000. Model treba da bude invarijantan na ove varijacije i da klasifikuje leziju na osnovu dijagnostički relevantnih karakteristika, ne fotometrijskih karakteristika uređaja.</w:t>
       </w:r>
     </w:p>
     <w:p>
@@ -13849,14 +14315,7 @@
           <w:rFonts w:ascii="Times New Roman" w:eastAsia="Times New Roman" w:hAnsi="Times New Roman" w:cs="Times New Roman"/>
           <w:lang w:val="sr-Latn-RS"/>
         </w:rPr>
-        <w:t xml:space="preserve">transformacija intenziteta </w:t>
-      </w:r>
-      <w:r>
-        <w:rPr>
-          <w:rFonts w:ascii="Times New Roman" w:eastAsia="Times New Roman" w:hAnsi="Times New Roman" w:cs="Times New Roman"/>
-          <w:lang w:val="sr-Latn-RS"/>
-        </w:rPr>
-        <w:t xml:space="preserve"> </w:t>
+        <w:t xml:space="preserve">transformacija intenziteta  </w:t>
       </w:r>
       <w:r>
         <w:rPr>
@@ -13916,28 +14375,7 @@
           <w:rFonts w:ascii="Times New Roman" w:eastAsia="Times New Roman" w:hAnsi="Times New Roman" w:cs="Times New Roman"/>
           <w:lang w:val="sr-Latn-RS"/>
         </w:rPr>
-        <w:t xml:space="preserve">, gde </w:t>
-      </w:r>
-      <w:r>
-        <w:rPr>
-          <w:rFonts w:ascii="Times New Roman" w:eastAsia="Times New Roman" w:hAnsi="Times New Roman" w:cs="Times New Roman"/>
-          <w:lang w:val="sr-Latn-RS"/>
-        </w:rPr>
-        <w:t xml:space="preserve">γ </w:t>
-      </w:r>
-      <w:r>
-        <w:rPr>
-          <w:rFonts w:ascii="Times New Roman" w:eastAsia="Times New Roman" w:hAnsi="Times New Roman" w:cs="Times New Roman"/>
-          <w:lang w:val="sr-Latn-RS"/>
-        </w:rPr>
-        <w:t xml:space="preserve">&lt; 0 </w:t>
-      </w:r>
-      <w:r>
-        <w:rPr>
-          <w:rFonts w:ascii="Times New Roman" w:eastAsia="Times New Roman" w:hAnsi="Times New Roman" w:cs="Times New Roman"/>
-          <w:lang w:val="sr-Latn-RS"/>
-        </w:rPr>
-        <w:t>pojačava tamne regione (brightening) a γ &gt; 1 potamnjuje svetle regione (darkening). Simulira varijacije u gamut karakteristikama monitora i uređaja za snimanje.</w:t>
+        <w:t>, gde γ &lt; 0 pojačava tamne regione (brightening) a γ &gt; 1 potamnjuje svetle regione (darkening). Simulira varijacije u gamut karakteristikama monitora i uređaja za snimanje.</w:t>
       </w:r>
     </w:p>
     <w:p>
@@ -13949,6 +14387,7 @@
           <w:lang w:val="sr-Latn-RS"/>
         </w:rPr>
       </w:pPr>
+      <w:bookmarkStart w:id="23" w:name="_Toc232031304"/>
       <w:r>
         <w:rPr>
           <w:rFonts w:ascii="Times New Roman" w:eastAsiaTheme="minorHAnsi" w:hAnsi="Times New Roman" w:cs="Times New Roman"/>
@@ -13956,6 +14395,7 @@
         </w:rPr>
         <w:t>3.4.3 Napredne tehnike augmentacije</w:t>
       </w:r>
+      <w:bookmarkEnd w:id="23"/>
     </w:p>
     <w:p>
       <w:pPr>
@@ -13976,23 +14416,7 @@
           <w:sz w:val="24"/>
           <w:szCs w:val="24"/>
         </w:rPr>
-        <w:t>Pored standardnih geometrijskih i fotometrijskih augmentacija, razvijene su naprednije tehnike koje operišu na nivou čitavih slika ili kombinacija slika, i koje su pokazale poboljšanja u generalizaciji na različitim benchmark-ovima, uključujući medicinske dataset</w:t>
-      </w:r>
-      <w:r>
-        <w:rPr>
-          <w:rFonts w:ascii="Times New Roman" w:eastAsia="Times New Roman" w:hAnsi="Times New Roman" w:cs="Times New Roman"/>
-          <w:sz w:val="24"/>
-          <w:szCs w:val="24"/>
-        </w:rPr>
-        <w:t>ove</w:t>
-      </w:r>
-      <w:r>
-        <w:rPr>
-          <w:rFonts w:ascii="Times New Roman" w:eastAsia="Times New Roman" w:hAnsi="Times New Roman" w:cs="Times New Roman"/>
-          <w:sz w:val="24"/>
-          <w:szCs w:val="24"/>
-        </w:rPr>
-        <w:t>.</w:t>
+        <w:t>Pored standardnih geometrijskih i fotometrijskih augmentacija, razvijene su naprednije tehnike koje operišu na nivou čitavih slika ili kombinacija slika, i koje su pokazale poboljšanja u generalizaciji na različitim benchmark-ovima, uključujući medicinske datasetove.</w:t>
       </w:r>
     </w:p>
     <w:p>
@@ -14135,42 +14559,7 @@
           <w:rFonts w:ascii="Times New Roman" w:eastAsia="Times New Roman" w:hAnsi="Times New Roman" w:cs="Times New Roman"/>
           <w:lang w:val="sr-Latn-RS"/>
         </w:rPr>
-        <w:t>T</w:t>
-      </w:r>
-      <w:r>
-        <w:rPr>
-          <w:rFonts w:ascii="Times New Roman" w:eastAsia="Times New Roman" w:hAnsi="Times New Roman" w:cs="Times New Roman"/>
-          <w:lang w:val="sr-Latn-RS"/>
-        </w:rPr>
-        <w:t>ehnika augmentacije koja kreira sintetičke trening uzorke linearnom interpolacijom parova postojećih uzoraka, kako u prostoru ulaznih slika, tako i u prostoru labela</w:t>
-      </w:r>
-      <w:r>
-        <w:rPr>
-          <w:rFonts w:ascii="Times New Roman" w:eastAsia="Times New Roman" w:hAnsi="Times New Roman" w:cs="Times New Roman"/>
-          <w:lang w:val="sr-Latn-RS"/>
-        </w:rPr>
-        <w:t xml:space="preserve">. </w:t>
-      </w:r>
-      <w:r>
-        <w:rPr>
-          <w:rFonts w:ascii="Times New Roman" w:eastAsia="Times New Roman" w:hAnsi="Times New Roman" w:cs="Times New Roman"/>
-          <w:lang w:val="sr-Latn-RS"/>
-        </w:rPr>
-        <w:t>Mixup podstiče model da uči linearne relacije između primera i klasa, što poboljšava generalizaciju i kalibrisanost predikcija (model daje manje ekstrem</w:t>
-      </w:r>
-      <w:r>
-        <w:rPr>
-          <w:rFonts w:ascii="Times New Roman" w:eastAsia="Times New Roman" w:hAnsi="Times New Roman" w:cs="Times New Roman"/>
-          <w:lang w:val="sr-Latn-RS"/>
-        </w:rPr>
-        <w:t>n</w:t>
-      </w:r>
-      <w:r>
-        <w:rPr>
-          <w:rFonts w:ascii="Times New Roman" w:eastAsia="Times New Roman" w:hAnsi="Times New Roman" w:cs="Times New Roman"/>
-          <w:lang w:val="sr-Latn-RS"/>
-        </w:rPr>
-        <w:t>o sigurne predikcije). U medicinskim aplikacijama, pažljivo treba razmotriti semantiku Mixup-a</w:t>
+        <w:t>Tehnika augmentacije koja kreira sintetičke trening uzorke linearnom interpolacijom parova postojećih uzoraka, kako u prostoru ulaznih slika, tako i u prostoru labela. Mixup podstiče model da uči linearne relacije između primera i klasa, što poboljšava generalizaciju i kalibrisanost predikcija (model daje manje ekstremno sigurne predikcije). U medicinskim aplikacijama, pažljivo treba razmotriti semantiku Mixup-a</w:t>
       </w:r>
       <w:r>
         <w:rPr>
@@ -14229,14 +14618,7 @@
           <w:rFonts w:ascii="Times New Roman" w:eastAsia="Times New Roman" w:hAnsi="Times New Roman" w:cs="Times New Roman"/>
           <w:lang w:val="sr-Latn-RS"/>
         </w:rPr>
-        <w:t>K</w:t>
-      </w:r>
-      <w:r>
-        <w:rPr>
-          <w:rFonts w:ascii="Times New Roman" w:eastAsia="Times New Roman" w:hAnsi="Times New Roman" w:cs="Times New Roman"/>
-          <w:lang w:val="sr-Latn-RS"/>
-        </w:rPr>
-        <w:t>ombinuje ideje Cutout-a i Mixup-a: umesto brisanja regiona ili mešanja čitavih slika, CutMix zamenjuje pravougaoni isečak jedne slike isečkom druge slike iz trening skupa. Labela sintetičkog uzorka se menja proporcionalno površini zamenljenih regiona. CutMix forsirava model da klasifikuje čak i parcijalne prikaze lezije i uči lokalizovane karakteristike, dok u isto vreme uvodi regularizaciju kroz mešanje klasa. Empirijski, CutMix konzistentno nadmašuje i Cutout i Mixup u raznim image classification benchmark-ovima.</w:t>
+        <w:t>Kombinuje ideje Cutout-a i Mixup-a: umesto brisanja regiona ili mešanja čitavih slika, CutMix zamenjuje pravougaoni isečak jedne slike isečkom druge slike iz trening skupa. Labela sintetičkog uzorka se menja proporcionalno površini zamenljenih regiona. CutMix forsirava model da klasifikuje čak i parcijalne prikaze lezije i uči lokalizovane karakteristike, dok u isto vreme uvodi regularizaciju kroz mešanje klasa. Empirijski, CutMix konzistentno nadmašuje i Cutout i Mixup u raznim image classification benchmark-ovima.</w:t>
       </w:r>
     </w:p>
     <w:p>
@@ -14248,6 +14630,7 @@
           <w:lang w:val="sr-Latn-RS"/>
         </w:rPr>
       </w:pPr>
+      <w:bookmarkStart w:id="24" w:name="_Toc232031305"/>
       <w:r>
         <w:rPr>
           <w:rFonts w:ascii="Times New Roman" w:hAnsi="Times New Roman" w:cs="Times New Roman"/>
@@ -14255,6 +14638,7 @@
         </w:rPr>
         <w:t>3.4.4 Generativne tehnike augmentacije</w:t>
       </w:r>
+      <w:bookmarkEnd w:id="24"/>
     </w:p>
     <w:p>
       <w:pPr>
@@ -14287,8 +14671,27 @@
           <w:sz w:val="24"/>
           <w:szCs w:val="24"/>
         </w:rPr>
-        <w:t>GAN</w:t>
-      </w:r>
+        <w:t>GAN (Generative Adversarial Network)</w:t>
+      </w:r>
+      <w:r>
+        <w:rPr>
+          <w:rFonts w:ascii="Times New Roman" w:eastAsia="Times New Roman" w:hAnsi="Times New Roman" w:cs="Times New Roman"/>
+          <w:sz w:val="24"/>
+          <w:szCs w:val="24"/>
+        </w:rPr>
+        <w:t>, za sintezu novih, realističnih slika koje dopunjuju realni trening skup. GAN arhitektura se sastoji od generatora koji generiše sintetičke slike i diskriminatora koji pokušava da razlikuje sintetičke od realnih slika, gde su oba trenirana istovremeno u suparničkom procesu.</w:t>
+      </w:r>
+    </w:p>
+    <w:p>
+      <w:pPr>
+        <w:spacing w:line="276" w:lineRule="auto"/>
+        <w:ind w:firstLine="720"/>
+        <w:rPr>
+          <w:rFonts w:ascii="Times New Roman" w:eastAsia="Times New Roman" w:hAnsi="Times New Roman" w:cs="Times New Roman"/>
+          <w:sz w:val="24"/>
+          <w:szCs w:val="24"/>
+        </w:rPr>
+      </w:pPr>
       <w:r>
         <w:rPr>
           <w:rFonts w:ascii="Times New Roman" w:eastAsia="Times New Roman" w:hAnsi="Times New Roman" w:cs="Times New Roman"/>
@@ -14297,33 +14700,117 @@
           <w:sz w:val="24"/>
           <w:szCs w:val="24"/>
         </w:rPr>
-        <w:t xml:space="preserve"> (</w:t>
-      </w:r>
-      <w:r>
-        <w:rPr>
-          <w:rFonts w:ascii="Times New Roman" w:eastAsia="Times New Roman" w:hAnsi="Times New Roman" w:cs="Times New Roman"/>
-          <w:b/>
-          <w:bCs/>
+        <w:t xml:space="preserve">GAN </w:t>
+      </w:r>
+      <w:r>
+        <w:rPr>
+          <w:rFonts w:ascii="Times New Roman" w:eastAsia="Times New Roman" w:hAnsi="Times New Roman" w:cs="Times New Roman"/>
           <w:sz w:val="24"/>
           <w:szCs w:val="24"/>
         </w:rPr>
-        <w:t>Generative Adversarial Network)</w:t>
-      </w:r>
-      <w:r>
+        <w:t>je korišćen za generisanje fotorealistički sintetičkih dermoskopskih slika specifičnih klasa. Posebno je privlačna primena za proširivanje manjinskih klasa (mel, df, akiec, vasc) koje imaju malo realnih uzoraka. Međutim, primena GAN-generisanih slika u medicinskim aplikacijama nosi ozbiljna metodološka pitanja: da li sintetičke slike zaista kodiraju klinički relevantne karakteristike lezija, ili samo statističke karakteristike teksture? Greška u sintetičkim podacima može biti sistematska i teška za detekciju. [3]</w:t>
+      </w:r>
+    </w:p>
+    <w:p>
+      <w:pPr>
+        <w:spacing w:line="276" w:lineRule="auto"/>
+        <w:ind w:firstLine="720"/>
         <w:rPr>
           <w:rFonts w:ascii="Times New Roman" w:eastAsia="Times New Roman" w:hAnsi="Times New Roman" w:cs="Times New Roman"/>
           <w:sz w:val="24"/>
           <w:szCs w:val="24"/>
         </w:rPr>
-        <w:t>, za sintezu novih, realističnih slika koje dopunjuju realni trening skup. GAN arhitektura se sastoji od generatora koji generiše sintetičke slike i diskriminatora koji pokušava da razlikuje sintetičke od realnih slika</w:t>
-      </w:r>
+      </w:pPr>
       <w:r>
         <w:rPr>
           <w:rFonts w:ascii="Times New Roman" w:eastAsia="Times New Roman" w:hAnsi="Times New Roman" w:cs="Times New Roman"/>
           <w:sz w:val="24"/>
           <w:szCs w:val="24"/>
         </w:rPr>
-        <w:t>, gde su</w:t>
+        <w:t>Praktično, GAN-bazirana augmentacija je pokazala mešovite rezultate u literaturi: u nekim slučajevima zabeleženo je poboljšanje performansi, dok u drugim nije pronađena statistički značajna razlika. Generalni konsenzus je da je GAN augmentacija korisna kao dopunska tehnika uz standardne augmentacije, ali ne i kao zamena za realne podatke.</w:t>
+      </w:r>
+    </w:p>
+    <w:p>
+      <w:pPr>
+        <w:pStyle w:val="Heading3"/>
+        <w:spacing w:line="276" w:lineRule="auto"/>
+        <w:rPr>
+          <w:rFonts w:ascii="Times New Roman" w:hAnsi="Times New Roman" w:cs="Times New Roman"/>
+        </w:rPr>
+      </w:pPr>
+      <w:bookmarkStart w:id="25" w:name="_Toc232031306"/>
+      <w:r>
+        <w:rPr>
+          <w:rFonts w:ascii="Times New Roman" w:hAnsi="Times New Roman" w:cs="Times New Roman"/>
+        </w:rPr>
+        <w:t xml:space="preserve">3.4.5 </w:t>
+      </w:r>
+      <w:proofErr w:type="spellStart"/>
+      <w:r>
+        <w:rPr>
+          <w:rFonts w:ascii="Times New Roman" w:hAnsi="Times New Roman" w:cs="Times New Roman"/>
+        </w:rPr>
+        <w:t>Balansiranje</w:t>
+      </w:r>
+      <w:proofErr w:type="spellEnd"/>
+      <w:r>
+        <w:rPr>
+          <w:rFonts w:ascii="Times New Roman" w:hAnsi="Times New Roman" w:cs="Times New Roman"/>
+        </w:rPr>
+        <w:t xml:space="preserve"> </w:t>
+      </w:r>
+      <w:proofErr w:type="spellStart"/>
+      <w:r>
+        <w:rPr>
+          <w:rFonts w:ascii="Times New Roman" w:hAnsi="Times New Roman" w:cs="Times New Roman"/>
+        </w:rPr>
+        <w:t>klasa</w:t>
+      </w:r>
+      <w:proofErr w:type="spellEnd"/>
+      <w:r>
+        <w:rPr>
+          <w:rFonts w:ascii="Times New Roman" w:hAnsi="Times New Roman" w:cs="Times New Roman"/>
+        </w:rPr>
+        <w:t xml:space="preserve"> </w:t>
+      </w:r>
+      <w:proofErr w:type="spellStart"/>
+      <w:r>
+        <w:rPr>
+          <w:rFonts w:ascii="Times New Roman" w:hAnsi="Times New Roman" w:cs="Times New Roman"/>
+        </w:rPr>
+        <w:t>kroz</w:t>
+      </w:r>
+      <w:proofErr w:type="spellEnd"/>
+      <w:r>
+        <w:rPr>
+          <w:rFonts w:ascii="Times New Roman" w:hAnsi="Times New Roman" w:cs="Times New Roman"/>
+        </w:rPr>
+        <w:t xml:space="preserve"> </w:t>
+      </w:r>
+      <w:proofErr w:type="spellStart"/>
+      <w:r>
+        <w:rPr>
+          <w:rFonts w:ascii="Times New Roman" w:hAnsi="Times New Roman" w:cs="Times New Roman"/>
+        </w:rPr>
+        <w:t>augmentaciju</w:t>
+      </w:r>
+      <w:bookmarkEnd w:id="25"/>
+      <w:proofErr w:type="spellEnd"/>
+    </w:p>
+    <w:p>
+      <w:pPr>
+        <w:spacing w:after="120" w:line="276" w:lineRule="auto"/>
+        <w:jc w:val="both"/>
+        <w:rPr>
+          <w:rFonts w:ascii="Times New Roman" w:hAnsi="Times New Roman" w:cs="Times New Roman"/>
+        </w:rPr>
+      </w:pPr>
+      <w:r>
+        <w:rPr>
+          <w:rFonts w:ascii="Times New Roman" w:hAnsi="Times New Roman" w:cs="Times New Roman"/>
+          <w:lang w:val="en-US"/>
+        </w:rPr>
+        <w:tab/>
       </w:r>
       <w:r>
         <w:rPr>
@@ -14331,7 +14818,7 @@
           <w:sz w:val="24"/>
           <w:szCs w:val="24"/>
         </w:rPr>
-        <w:t xml:space="preserve"> oba trenirana </w:t>
+        <w:t>Neravnoteža klasa u</w:t>
       </w:r>
       <w:r>
         <w:rPr>
@@ -14339,7 +14826,7 @@
           <w:sz w:val="24"/>
           <w:szCs w:val="24"/>
         </w:rPr>
-        <w:t>istovremeno</w:t>
+        <w:t xml:space="preserve"> </w:t>
       </w:r>
       <w:r>
         <w:rPr>
@@ -14347,202 +14834,7 @@
           <w:sz w:val="24"/>
           <w:szCs w:val="24"/>
         </w:rPr>
-        <w:t xml:space="preserve"> u suparničkom procesu.</w:t>
-      </w:r>
-    </w:p>
-    <w:p>
-      <w:pPr>
-        <w:spacing w:line="276" w:lineRule="auto"/>
-        <w:ind w:firstLine="720"/>
-        <w:rPr>
-          <w:rFonts w:ascii="Times New Roman" w:eastAsia="Times New Roman" w:hAnsi="Times New Roman" w:cs="Times New Roman"/>
-          <w:sz w:val="24"/>
-          <w:szCs w:val="24"/>
-        </w:rPr>
-      </w:pPr>
-      <w:r>
-        <w:rPr>
-          <w:rFonts w:ascii="Times New Roman" w:eastAsia="Times New Roman" w:hAnsi="Times New Roman" w:cs="Times New Roman"/>
-          <w:b/>
-          <w:bCs/>
-          <w:sz w:val="24"/>
-          <w:szCs w:val="24"/>
-        </w:rPr>
-        <w:t>GAN</w:t>
-      </w:r>
-      <w:r>
-        <w:rPr>
-          <w:rFonts w:ascii="Times New Roman" w:eastAsia="Times New Roman" w:hAnsi="Times New Roman" w:cs="Times New Roman"/>
-          <w:b/>
-          <w:bCs/>
-          <w:sz w:val="24"/>
-          <w:szCs w:val="24"/>
-        </w:rPr>
-        <w:t xml:space="preserve"> </w:t>
-      </w:r>
-      <w:r>
-        <w:rPr>
-          <w:rFonts w:ascii="Times New Roman" w:eastAsia="Times New Roman" w:hAnsi="Times New Roman" w:cs="Times New Roman"/>
-          <w:sz w:val="24"/>
-          <w:szCs w:val="24"/>
-        </w:rPr>
-        <w:t>je</w:t>
-      </w:r>
-      <w:r>
-        <w:rPr>
-          <w:rFonts w:ascii="Times New Roman" w:eastAsia="Times New Roman" w:hAnsi="Times New Roman" w:cs="Times New Roman"/>
-          <w:sz w:val="24"/>
-          <w:szCs w:val="24"/>
-        </w:rPr>
-        <w:t xml:space="preserve"> korišćen za generisanje fotorealistički sintetičkih dermoskopskih slika specifičnih klasa. Posebno je privlačna primena za proširivanje manjinskih klasa (mel, df, akiec, vasc) koje imaju malo realnih uzoraka. Međutim, primena GAN-generisanih slika u medicinskim aplikacijama nosi ozbiljna metodološka pitanja: da li sintetičke slike zaista kodiraju klinički relevantne karakteristike lezija, ili samo statističke karakteristike teksture? Greška u sintetičkim podacima može biti sistematska i teška za detekciju.</w:t>
-      </w:r>
-      <w:r>
-        <w:rPr>
-          <w:rFonts w:ascii="Times New Roman" w:eastAsia="Times New Roman" w:hAnsi="Times New Roman" w:cs="Times New Roman"/>
-          <w:sz w:val="24"/>
-          <w:szCs w:val="24"/>
-        </w:rPr>
-        <w:t xml:space="preserve"> </w:t>
-      </w:r>
-      <w:r>
-        <w:rPr>
-          <w:rFonts w:ascii="Times New Roman" w:eastAsia="Times New Roman" w:hAnsi="Times New Roman" w:cs="Times New Roman"/>
-          <w:sz w:val="24"/>
-          <w:szCs w:val="24"/>
-        </w:rPr>
-        <w:t>[3]</w:t>
-      </w:r>
-    </w:p>
-    <w:p>
-      <w:pPr>
-        <w:spacing w:line="276" w:lineRule="auto"/>
-        <w:ind w:firstLine="720"/>
-        <w:rPr>
-          <w:rFonts w:ascii="Times New Roman" w:eastAsia="Times New Roman" w:hAnsi="Times New Roman" w:cs="Times New Roman"/>
-          <w:sz w:val="24"/>
-          <w:szCs w:val="24"/>
-        </w:rPr>
-      </w:pPr>
-      <w:r>
-        <w:rPr>
-          <w:rFonts w:ascii="Times New Roman" w:eastAsia="Times New Roman" w:hAnsi="Times New Roman" w:cs="Times New Roman"/>
-          <w:sz w:val="24"/>
-          <w:szCs w:val="24"/>
-        </w:rPr>
-        <w:t>Praktično, GAN-bazirana augmentacija je pokazala mešovite rezultate u literaturi: u nekim slučajevima zabeleženo je poboljšanje performansi, dok u drugim nije pronađena statistički značajna razlika. Generalni konsenzus je da je GAN augmentacija korisna kao dopunska tehnika uz standardne augmentacije, ali ne i kao zamena za realne podatke.</w:t>
-      </w:r>
-    </w:p>
-    <w:p>
-      <w:pPr>
-        <w:pStyle w:val="Heading3"/>
-        <w:spacing w:line="276" w:lineRule="auto"/>
-        <w:rPr>
-          <w:rFonts w:ascii="Times New Roman" w:hAnsi="Times New Roman" w:cs="Times New Roman"/>
-        </w:rPr>
-      </w:pPr>
-      <w:r>
-        <w:rPr>
-          <w:rFonts w:ascii="Times New Roman" w:hAnsi="Times New Roman" w:cs="Times New Roman"/>
-        </w:rPr>
-        <w:t xml:space="preserve">3.4.5 </w:t>
-      </w:r>
-      <w:proofErr w:type="spellStart"/>
-      <w:r>
-        <w:rPr>
-          <w:rFonts w:ascii="Times New Roman" w:hAnsi="Times New Roman" w:cs="Times New Roman"/>
-        </w:rPr>
-        <w:t>Balansiranje</w:t>
-      </w:r>
-      <w:proofErr w:type="spellEnd"/>
-      <w:r>
-        <w:rPr>
-          <w:rFonts w:ascii="Times New Roman" w:hAnsi="Times New Roman" w:cs="Times New Roman"/>
-        </w:rPr>
-        <w:t xml:space="preserve"> </w:t>
-      </w:r>
-      <w:proofErr w:type="spellStart"/>
-      <w:r>
-        <w:rPr>
-          <w:rFonts w:ascii="Times New Roman" w:hAnsi="Times New Roman" w:cs="Times New Roman"/>
-        </w:rPr>
-        <w:t>klasa</w:t>
-      </w:r>
-      <w:proofErr w:type="spellEnd"/>
-      <w:r>
-        <w:rPr>
-          <w:rFonts w:ascii="Times New Roman" w:hAnsi="Times New Roman" w:cs="Times New Roman"/>
-        </w:rPr>
-        <w:t xml:space="preserve"> </w:t>
-      </w:r>
-      <w:proofErr w:type="spellStart"/>
-      <w:r>
-        <w:rPr>
-          <w:rFonts w:ascii="Times New Roman" w:hAnsi="Times New Roman" w:cs="Times New Roman"/>
-        </w:rPr>
-        <w:t>kroz</w:t>
-      </w:r>
-      <w:proofErr w:type="spellEnd"/>
-      <w:r>
-        <w:rPr>
-          <w:rFonts w:ascii="Times New Roman" w:hAnsi="Times New Roman" w:cs="Times New Roman"/>
-        </w:rPr>
-        <w:t xml:space="preserve"> </w:t>
-      </w:r>
-      <w:proofErr w:type="spellStart"/>
-      <w:r>
-        <w:rPr>
-          <w:rFonts w:ascii="Times New Roman" w:hAnsi="Times New Roman" w:cs="Times New Roman"/>
-        </w:rPr>
-        <w:t>augmentaciju</w:t>
-      </w:r>
-      <w:proofErr w:type="spellEnd"/>
-    </w:p>
-    <w:p>
-      <w:pPr>
-        <w:spacing w:after="120" w:line="276" w:lineRule="auto"/>
-        <w:jc w:val="both"/>
-        <w:rPr>
-          <w:rFonts w:ascii="Times New Roman" w:hAnsi="Times New Roman" w:cs="Times New Roman"/>
-        </w:rPr>
-      </w:pPr>
-      <w:r>
-        <w:rPr>
-          <w:rFonts w:ascii="Times New Roman" w:hAnsi="Times New Roman" w:cs="Times New Roman"/>
-          <w:lang w:val="en-US"/>
-        </w:rPr>
-        <w:tab/>
-      </w:r>
-      <w:r>
-        <w:rPr>
-          <w:rFonts w:ascii="Times New Roman" w:eastAsia="Times New Roman" w:hAnsi="Times New Roman" w:cs="Times New Roman"/>
-          <w:sz w:val="24"/>
-          <w:szCs w:val="24"/>
-        </w:rPr>
-        <w:t>Neravnoteža klasa udatasetu je jedan od centralnih izazova koji direktno utiče na performanse modela. Model koji se trenira bez posebnih mera za balansiranje klasa tipično razvija visoku tačnost za dominantnu klasu</w:t>
-      </w:r>
-      <w:r>
-        <w:rPr>
-          <w:rFonts w:ascii="Times New Roman" w:eastAsia="Times New Roman" w:hAnsi="Times New Roman" w:cs="Times New Roman"/>
-          <w:sz w:val="24"/>
-          <w:szCs w:val="24"/>
-        </w:rPr>
-        <w:t>,</w:t>
-      </w:r>
-      <w:r>
-        <w:rPr>
-          <w:rFonts w:ascii="Times New Roman" w:eastAsia="Times New Roman" w:hAnsi="Times New Roman" w:cs="Times New Roman"/>
-          <w:sz w:val="24"/>
-          <w:szCs w:val="24"/>
-        </w:rPr>
-        <w:t xml:space="preserve"> ali loše performanse za retke klase, što je posebno problematično jer su retke klase često klinički najznačajnije</w:t>
-      </w:r>
-      <w:r>
-        <w:rPr>
-          <w:rFonts w:ascii="Times New Roman" w:eastAsia="Times New Roman" w:hAnsi="Times New Roman" w:cs="Times New Roman"/>
-          <w:sz w:val="24"/>
-          <w:szCs w:val="24"/>
-        </w:rPr>
-        <w:t>.</w:t>
+        <w:t>datasetu je jedan od centralnih izazova koji direktno utiče na performanse modela. Model koji se trenira bez posebnih mera za balansiranje klasa tipično razvija visoku tačnost za dominantnu klasu, ali loše performanse za retke klase, što je posebno problematično jer su retke klase često klinički najznačajnije.</w:t>
       </w:r>
     </w:p>
     <w:p>
@@ -14552,7 +14844,7 @@
           <w:ilvl w:val="0"/>
           <w:numId w:val="17"/>
         </w:numPr>
-        <w:spacing w:before="60" w:after="60" w:line="320" w:lineRule="auto"/>
+        <w:spacing w:before="60" w:after="60" w:line="276" w:lineRule="auto"/>
         <w:contextualSpacing w:val="0"/>
         <w:jc w:val="both"/>
         <w:rPr>
@@ -14608,7 +14900,7 @@
     <w:p>
       <w:pPr>
         <w:pStyle w:val="ListParagraph"/>
-        <w:spacing w:before="60" w:after="60" w:line="320" w:lineRule="auto"/>
+        <w:spacing w:before="60" w:after="60" w:line="276" w:lineRule="auto"/>
         <w:ind w:firstLine="720"/>
         <w:contextualSpacing w:val="0"/>
         <w:jc w:val="both"/>
@@ -15114,7 +15406,7 @@
           <w:ilvl w:val="0"/>
           <w:numId w:val="17"/>
         </w:numPr>
-        <w:spacing w:before="60" w:after="60" w:line="320" w:lineRule="auto"/>
+        <w:spacing w:before="60" w:after="60" w:line="276" w:lineRule="auto"/>
         <w:contextualSpacing w:val="0"/>
         <w:jc w:val="both"/>
         <w:rPr>
@@ -15161,7 +15453,7 @@
     <w:p>
       <w:pPr>
         <w:pStyle w:val="ListParagraph"/>
-        <w:spacing w:before="60" w:after="60" w:line="320" w:lineRule="auto"/>
+        <w:spacing w:before="60" w:after="60" w:line="276" w:lineRule="auto"/>
         <w:ind w:firstLine="720"/>
         <w:contextualSpacing w:val="0"/>
         <w:jc w:val="both"/>
@@ -15625,7 +15917,7 @@
           <w:ilvl w:val="0"/>
           <w:numId w:val="17"/>
         </w:numPr>
-        <w:spacing w:before="60" w:after="60" w:line="320" w:lineRule="auto"/>
+        <w:spacing w:before="60" w:after="60" w:line="276" w:lineRule="auto"/>
         <w:contextualSpacing w:val="0"/>
         <w:jc w:val="both"/>
         <w:rPr>
@@ -15696,7 +15988,7 @@
     <w:p>
       <w:pPr>
         <w:pStyle w:val="ListParagraph"/>
-        <w:spacing w:before="60" w:after="60" w:line="320" w:lineRule="auto"/>
+        <w:spacing w:before="60" w:after="60" w:line="276" w:lineRule="auto"/>
         <w:ind w:firstLine="720"/>
         <w:contextualSpacing w:val="0"/>
         <w:jc w:val="both"/>
@@ -16076,7 +16368,7 @@
           <w:ilvl w:val="0"/>
           <w:numId w:val="17"/>
         </w:numPr>
-        <w:spacing w:before="60" w:after="60" w:line="320" w:lineRule="auto"/>
+        <w:spacing w:before="60" w:after="60" w:line="276" w:lineRule="auto"/>
         <w:contextualSpacing w:val="0"/>
         <w:jc w:val="both"/>
         <w:rPr>
@@ -16131,7 +16423,7 @@
     <w:p>
       <w:pPr>
         <w:pStyle w:val="ListParagraph"/>
-        <w:spacing w:before="60" w:after="60" w:line="320" w:lineRule="auto"/>
+        <w:spacing w:before="60" w:after="60" w:line="276" w:lineRule="auto"/>
         <w:ind w:firstLine="720"/>
         <w:contextualSpacing w:val="0"/>
         <w:jc w:val="both"/>
@@ -16489,7 +16781,7 @@
           <w:ilvl w:val="0"/>
           <w:numId w:val="17"/>
         </w:numPr>
-        <w:spacing w:before="60" w:after="60" w:line="320" w:lineRule="auto"/>
+        <w:spacing w:before="60" w:after="60" w:line="276" w:lineRule="auto"/>
         <w:contextualSpacing w:val="0"/>
         <w:jc w:val="both"/>
         <w:rPr>
@@ -16554,7 +16846,7 @@
     <w:p>
       <w:pPr>
         <w:pStyle w:val="ListParagraph"/>
-        <w:spacing w:before="60" w:after="60" w:line="320" w:lineRule="auto"/>
+        <w:spacing w:before="60" w:after="60" w:line="276" w:lineRule="auto"/>
         <w:ind w:firstLine="720"/>
         <w:contextualSpacing w:val="0"/>
         <w:jc w:val="both"/>
@@ -16798,19 +17090,7 @@
         <w:rPr>
           <w:rFonts w:ascii="Times New Roman" w:eastAsia="Times New Roman" w:hAnsi="Times New Roman" w:cs="Times New Roman"/>
         </w:rPr>
-        <w:t xml:space="preserve"> </w:t>
-      </w:r>
-      <w:r>
-        <w:rPr>
-          <w:rFonts w:ascii="Times New Roman" w:eastAsia="Times New Roman" w:hAnsi="Times New Roman" w:cs="Times New Roman"/>
-        </w:rPr>
-        <w:t xml:space="preserve">factor </w:t>
-      </w:r>
-      <w:r>
-        <w:rPr>
-          <w:rFonts w:ascii="Times New Roman" w:eastAsia="Times New Roman" w:hAnsi="Times New Roman" w:cs="Times New Roman"/>
-        </w:rPr>
-        <w:t xml:space="preserve">koji </w:t>
+        <w:t xml:space="preserve"> factor koji </w:t>
       </w:r>
       <w:proofErr w:type="spellStart"/>
       <w:r>
@@ -17007,6 +17287,4343 @@
         <w:gridCol w:w="1303"/>
       </w:tblGrid>
       <w:tr>
+        <w:tc>
+          <w:tcPr>
+            <w:tcW w:w="1700" w:type="dxa"/>
+            <w:tcBorders>
+              <w:top w:val="single" w:sz="4" w:space="0" w:color="AAAAAA"/>
+              <w:left w:val="single" w:sz="4" w:space="0" w:color="AAAAAA"/>
+              <w:bottom w:val="single" w:sz="4" w:space="0" w:color="AAAAAA"/>
+              <w:right w:val="single" w:sz="4" w:space="0" w:color="AAAAAA"/>
+            </w:tcBorders>
+            <w:shd w:val="clear" w:color="auto" w:fill="D9E1F2"/>
+            <w:tcMar>
+              <w:top w:w="80" w:type="dxa"/>
+              <w:left w:w="120" w:type="dxa"/>
+              <w:bottom w:w="80" w:type="dxa"/>
+              <w:right w:w="120" w:type="dxa"/>
+            </w:tcMar>
+          </w:tcPr>
+          <w:p>
+            <w:pPr>
+              <w:spacing w:line="276" w:lineRule="auto"/>
+              <w:jc w:val="center"/>
+              <w:rPr>
+                <w:rFonts w:ascii="Times New Roman" w:hAnsi="Times New Roman" w:cs="Times New Roman"/>
+              </w:rPr>
+            </w:pPr>
+            <w:r>
+              <w:rPr>
+                <w:rFonts w:ascii="Times New Roman" w:eastAsia="Times New Roman" w:hAnsi="Times New Roman" w:cs="Times New Roman"/>
+                <w:b/>
+                <w:bCs/>
+              </w:rPr>
+              <w:t>Tehnika</w:t>
+            </w:r>
+          </w:p>
+        </w:tc>
+        <w:tc>
+          <w:tcPr>
+            <w:tcW w:w="1400" w:type="dxa"/>
+            <w:tcBorders>
+              <w:top w:val="single" w:sz="4" w:space="0" w:color="AAAAAA"/>
+              <w:left w:val="single" w:sz="4" w:space="0" w:color="AAAAAA"/>
+              <w:bottom w:val="single" w:sz="4" w:space="0" w:color="AAAAAA"/>
+              <w:right w:val="single" w:sz="4" w:space="0" w:color="AAAAAA"/>
+            </w:tcBorders>
+            <w:shd w:val="clear" w:color="auto" w:fill="D9E1F2"/>
+            <w:tcMar>
+              <w:top w:w="80" w:type="dxa"/>
+              <w:left w:w="120" w:type="dxa"/>
+              <w:bottom w:w="80" w:type="dxa"/>
+              <w:right w:w="120" w:type="dxa"/>
+            </w:tcMar>
+          </w:tcPr>
+          <w:p>
+            <w:pPr>
+              <w:spacing w:line="276" w:lineRule="auto"/>
+              <w:jc w:val="center"/>
+              <w:rPr>
+                <w:rFonts w:ascii="Times New Roman" w:hAnsi="Times New Roman" w:cs="Times New Roman"/>
+              </w:rPr>
+            </w:pPr>
+            <w:r>
+              <w:rPr>
+                <w:rFonts w:ascii="Times New Roman" w:eastAsia="Times New Roman" w:hAnsi="Times New Roman" w:cs="Times New Roman"/>
+                <w:b/>
+                <w:bCs/>
+              </w:rPr>
+              <w:t>Tip</w:t>
+            </w:r>
+          </w:p>
+        </w:tc>
+        <w:tc>
+          <w:tcPr>
+            <w:tcW w:w="1800" w:type="dxa"/>
+            <w:tcBorders>
+              <w:top w:val="single" w:sz="4" w:space="0" w:color="AAAAAA"/>
+              <w:left w:val="single" w:sz="4" w:space="0" w:color="AAAAAA"/>
+              <w:bottom w:val="single" w:sz="4" w:space="0" w:color="AAAAAA"/>
+              <w:right w:val="single" w:sz="4" w:space="0" w:color="AAAAAA"/>
+            </w:tcBorders>
+            <w:shd w:val="clear" w:color="auto" w:fill="D9E1F2"/>
+            <w:tcMar>
+              <w:top w:w="80" w:type="dxa"/>
+              <w:left w:w="120" w:type="dxa"/>
+              <w:bottom w:w="80" w:type="dxa"/>
+              <w:right w:w="120" w:type="dxa"/>
+            </w:tcMar>
+          </w:tcPr>
+          <w:p>
+            <w:pPr>
+              <w:spacing w:line="276" w:lineRule="auto"/>
+              <w:jc w:val="center"/>
+              <w:rPr>
+                <w:rFonts w:ascii="Times New Roman" w:hAnsi="Times New Roman" w:cs="Times New Roman"/>
+              </w:rPr>
+            </w:pPr>
+            <w:r>
+              <w:rPr>
+                <w:rFonts w:ascii="Times New Roman" w:eastAsia="Times New Roman" w:hAnsi="Times New Roman" w:cs="Times New Roman"/>
+                <w:b/>
+                <w:bCs/>
+              </w:rPr>
+              <w:t>Efekat na distribuciju</w:t>
+            </w:r>
+          </w:p>
+        </w:tc>
+        <w:tc>
+          <w:tcPr>
+            <w:tcW w:w="1300" w:type="dxa"/>
+            <w:tcBorders>
+              <w:top w:val="single" w:sz="4" w:space="0" w:color="AAAAAA"/>
+              <w:left w:val="single" w:sz="4" w:space="0" w:color="AAAAAA"/>
+              <w:bottom w:val="single" w:sz="4" w:space="0" w:color="AAAAAA"/>
+              <w:right w:val="single" w:sz="4" w:space="0" w:color="AAAAAA"/>
+            </w:tcBorders>
+            <w:shd w:val="clear" w:color="auto" w:fill="D9E1F2"/>
+            <w:tcMar>
+              <w:top w:w="80" w:type="dxa"/>
+              <w:left w:w="120" w:type="dxa"/>
+              <w:bottom w:w="80" w:type="dxa"/>
+              <w:right w:w="120" w:type="dxa"/>
+            </w:tcMar>
+          </w:tcPr>
+          <w:p>
+            <w:pPr>
+              <w:spacing w:line="276" w:lineRule="auto"/>
+              <w:jc w:val="center"/>
+              <w:rPr>
+                <w:rFonts w:ascii="Times New Roman" w:hAnsi="Times New Roman" w:cs="Times New Roman"/>
+              </w:rPr>
+            </w:pPr>
+            <w:r>
+              <w:rPr>
+                <w:rFonts w:ascii="Times New Roman" w:eastAsia="Times New Roman" w:hAnsi="Times New Roman" w:cs="Times New Roman"/>
+                <w:b/>
+                <w:bCs/>
+              </w:rPr>
+              <w:t>Računski trošak</w:t>
+            </w:r>
+          </w:p>
+        </w:tc>
+        <w:tc>
+          <w:tcPr>
+            <w:tcW w:w="2000" w:type="dxa"/>
+            <w:tcBorders>
+              <w:top w:val="single" w:sz="4" w:space="0" w:color="AAAAAA"/>
+              <w:left w:val="single" w:sz="4" w:space="0" w:color="AAAAAA"/>
+              <w:bottom w:val="single" w:sz="4" w:space="0" w:color="AAAAAA"/>
+              <w:right w:val="single" w:sz="4" w:space="0" w:color="AAAAAA"/>
+            </w:tcBorders>
+            <w:shd w:val="clear" w:color="auto" w:fill="D9E1F2"/>
+            <w:tcMar>
+              <w:top w:w="80" w:type="dxa"/>
+              <w:left w:w="120" w:type="dxa"/>
+              <w:bottom w:w="80" w:type="dxa"/>
+              <w:right w:w="120" w:type="dxa"/>
+            </w:tcMar>
+          </w:tcPr>
+          <w:p>
+            <w:pPr>
+              <w:spacing w:line="276" w:lineRule="auto"/>
+              <w:jc w:val="center"/>
+              <w:rPr>
+                <w:rFonts w:ascii="Times New Roman" w:hAnsi="Times New Roman" w:cs="Times New Roman"/>
+              </w:rPr>
+            </w:pPr>
+            <w:r>
+              <w:rPr>
+                <w:rFonts w:ascii="Times New Roman" w:eastAsia="Times New Roman" w:hAnsi="Times New Roman" w:cs="Times New Roman"/>
+                <w:b/>
+                <w:bCs/>
+              </w:rPr>
+              <w:t>Kada koristiti</w:t>
+            </w:r>
+          </w:p>
+        </w:tc>
+        <w:tc>
+          <w:tcPr>
+            <w:tcW w:w="1160" w:type="dxa"/>
+            <w:tcBorders>
+              <w:top w:val="single" w:sz="4" w:space="0" w:color="AAAAAA"/>
+              <w:left w:val="single" w:sz="4" w:space="0" w:color="AAAAAA"/>
+              <w:bottom w:val="single" w:sz="4" w:space="0" w:color="AAAAAA"/>
+              <w:right w:val="single" w:sz="4" w:space="0" w:color="AAAAAA"/>
+            </w:tcBorders>
+            <w:shd w:val="clear" w:color="auto" w:fill="D9E1F2"/>
+            <w:tcMar>
+              <w:top w:w="80" w:type="dxa"/>
+              <w:left w:w="120" w:type="dxa"/>
+              <w:bottom w:w="80" w:type="dxa"/>
+              <w:right w:w="120" w:type="dxa"/>
+            </w:tcMar>
+          </w:tcPr>
+          <w:p>
+            <w:pPr>
+              <w:spacing w:line="276" w:lineRule="auto"/>
+              <w:jc w:val="center"/>
+              <w:rPr>
+                <w:rFonts w:ascii="Times New Roman" w:hAnsi="Times New Roman" w:cs="Times New Roman"/>
+              </w:rPr>
+            </w:pPr>
+            <w:r>
+              <w:rPr>
+                <w:rFonts w:ascii="Times New Roman" w:eastAsia="Times New Roman" w:hAnsi="Times New Roman" w:cs="Times New Roman"/>
+                <w:b/>
+                <w:bCs/>
+              </w:rPr>
+              <w:t>Rizik od overfitting-a</w:t>
+            </w:r>
+          </w:p>
+        </w:tc>
+      </w:tr>
+      <w:tr>
+        <w:tc>
+          <w:tcPr>
+            <w:tcW w:w="1700" w:type="dxa"/>
+            <w:tcBorders>
+              <w:top w:val="single" w:sz="4" w:space="0" w:color="AAAAAA"/>
+              <w:left w:val="single" w:sz="4" w:space="0" w:color="AAAAAA"/>
+              <w:bottom w:val="single" w:sz="4" w:space="0" w:color="AAAAAA"/>
+              <w:right w:val="single" w:sz="4" w:space="0" w:color="AAAAAA"/>
+            </w:tcBorders>
+            <w:shd w:val="clear" w:color="auto" w:fill="F2F5FB"/>
+            <w:tcMar>
+              <w:top w:w="80" w:type="dxa"/>
+              <w:left w:w="120" w:type="dxa"/>
+              <w:bottom w:w="80" w:type="dxa"/>
+              <w:right w:w="120" w:type="dxa"/>
+            </w:tcMar>
+          </w:tcPr>
+          <w:p>
+            <w:pPr>
+              <w:spacing w:line="276" w:lineRule="auto"/>
+              <w:jc w:val="both"/>
+              <w:rPr>
+                <w:rFonts w:ascii="Times New Roman" w:hAnsi="Times New Roman" w:cs="Times New Roman"/>
+              </w:rPr>
+            </w:pPr>
+            <w:r>
+              <w:rPr>
+                <w:rFonts w:ascii="Times New Roman" w:eastAsia="Times New Roman" w:hAnsi="Times New Roman" w:cs="Times New Roman"/>
+              </w:rPr>
+              <w:t>Horizontalni/vertikalni flip</w:t>
+            </w:r>
+          </w:p>
+        </w:tc>
+        <w:tc>
+          <w:tcPr>
+            <w:tcW w:w="1400" w:type="dxa"/>
+            <w:tcBorders>
+              <w:top w:val="single" w:sz="4" w:space="0" w:color="AAAAAA"/>
+              <w:left w:val="single" w:sz="4" w:space="0" w:color="AAAAAA"/>
+              <w:bottom w:val="single" w:sz="4" w:space="0" w:color="AAAAAA"/>
+              <w:right w:val="single" w:sz="4" w:space="0" w:color="AAAAAA"/>
+            </w:tcBorders>
+            <w:shd w:val="clear" w:color="auto" w:fill="F2F5FB"/>
+            <w:tcMar>
+              <w:top w:w="80" w:type="dxa"/>
+              <w:left w:w="120" w:type="dxa"/>
+              <w:bottom w:w="80" w:type="dxa"/>
+              <w:right w:w="120" w:type="dxa"/>
+            </w:tcMar>
+          </w:tcPr>
+          <w:p>
+            <w:pPr>
+              <w:spacing w:line="276" w:lineRule="auto"/>
+              <w:jc w:val="both"/>
+              <w:rPr>
+                <w:rFonts w:ascii="Times New Roman" w:hAnsi="Times New Roman" w:cs="Times New Roman"/>
+              </w:rPr>
+            </w:pPr>
+            <w:r>
+              <w:rPr>
+                <w:rFonts w:ascii="Times New Roman" w:eastAsia="Times New Roman" w:hAnsi="Times New Roman" w:cs="Times New Roman"/>
+              </w:rPr>
+              <w:t>Geometrijska</w:t>
+            </w:r>
+          </w:p>
+        </w:tc>
+        <w:tc>
+          <w:tcPr>
+            <w:tcW w:w="1800" w:type="dxa"/>
+            <w:tcBorders>
+              <w:top w:val="single" w:sz="4" w:space="0" w:color="AAAAAA"/>
+              <w:left w:val="single" w:sz="4" w:space="0" w:color="AAAAAA"/>
+              <w:bottom w:val="single" w:sz="4" w:space="0" w:color="AAAAAA"/>
+              <w:right w:val="single" w:sz="4" w:space="0" w:color="AAAAAA"/>
+            </w:tcBorders>
+            <w:shd w:val="clear" w:color="auto" w:fill="F2F5FB"/>
+            <w:tcMar>
+              <w:top w:w="80" w:type="dxa"/>
+              <w:left w:w="120" w:type="dxa"/>
+              <w:bottom w:w="80" w:type="dxa"/>
+              <w:right w:w="120" w:type="dxa"/>
+            </w:tcMar>
+          </w:tcPr>
+          <w:p>
+            <w:pPr>
+              <w:spacing w:line="276" w:lineRule="auto"/>
+              <w:jc w:val="both"/>
+              <w:rPr>
+                <w:rFonts w:ascii="Times New Roman" w:hAnsi="Times New Roman" w:cs="Times New Roman"/>
+              </w:rPr>
+            </w:pPr>
+            <w:r>
+              <w:rPr>
+                <w:rFonts w:ascii="Times New Roman" w:eastAsia="Times New Roman" w:hAnsi="Times New Roman" w:cs="Times New Roman"/>
+              </w:rPr>
+              <w:t>Povećava raznovrsnost orijentacije</w:t>
+            </w:r>
+          </w:p>
+        </w:tc>
+        <w:tc>
+          <w:tcPr>
+            <w:tcW w:w="1300" w:type="dxa"/>
+            <w:tcBorders>
+              <w:top w:val="single" w:sz="4" w:space="0" w:color="AAAAAA"/>
+              <w:left w:val="single" w:sz="4" w:space="0" w:color="AAAAAA"/>
+              <w:bottom w:val="single" w:sz="4" w:space="0" w:color="AAAAAA"/>
+              <w:right w:val="single" w:sz="4" w:space="0" w:color="AAAAAA"/>
+            </w:tcBorders>
+            <w:shd w:val="clear" w:color="auto" w:fill="F2F5FB"/>
+            <w:tcMar>
+              <w:top w:w="80" w:type="dxa"/>
+              <w:left w:w="120" w:type="dxa"/>
+              <w:bottom w:w="80" w:type="dxa"/>
+              <w:right w:w="120" w:type="dxa"/>
+            </w:tcMar>
+          </w:tcPr>
+          <w:p>
+            <w:pPr>
+              <w:spacing w:line="276" w:lineRule="auto"/>
+              <w:jc w:val="both"/>
+              <w:rPr>
+                <w:rFonts w:ascii="Times New Roman" w:hAnsi="Times New Roman" w:cs="Times New Roman"/>
+              </w:rPr>
+            </w:pPr>
+            <w:r>
+              <w:rPr>
+                <w:rFonts w:ascii="Times New Roman" w:eastAsia="Times New Roman" w:hAnsi="Times New Roman" w:cs="Times New Roman"/>
+              </w:rPr>
+              <w:t>Zanemariv</w:t>
+            </w:r>
+          </w:p>
+        </w:tc>
+        <w:tc>
+          <w:tcPr>
+            <w:tcW w:w="2000" w:type="dxa"/>
+            <w:tcBorders>
+              <w:top w:val="single" w:sz="4" w:space="0" w:color="AAAAAA"/>
+              <w:left w:val="single" w:sz="4" w:space="0" w:color="AAAAAA"/>
+              <w:bottom w:val="single" w:sz="4" w:space="0" w:color="AAAAAA"/>
+              <w:right w:val="single" w:sz="4" w:space="0" w:color="AAAAAA"/>
+            </w:tcBorders>
+            <w:shd w:val="clear" w:color="auto" w:fill="F2F5FB"/>
+            <w:tcMar>
+              <w:top w:w="80" w:type="dxa"/>
+              <w:left w:w="120" w:type="dxa"/>
+              <w:bottom w:w="80" w:type="dxa"/>
+              <w:right w:w="120" w:type="dxa"/>
+            </w:tcMar>
+          </w:tcPr>
+          <w:p>
+            <w:pPr>
+              <w:spacing w:line="276" w:lineRule="auto"/>
+              <w:jc w:val="both"/>
+              <w:rPr>
+                <w:rFonts w:ascii="Times New Roman" w:hAnsi="Times New Roman" w:cs="Times New Roman"/>
+              </w:rPr>
+            </w:pPr>
+            <w:r>
+              <w:rPr>
+                <w:rFonts w:ascii="Times New Roman" w:eastAsia="Times New Roman" w:hAnsi="Times New Roman" w:cs="Times New Roman"/>
+              </w:rPr>
+              <w:t>Uvek — standardni korak</w:t>
+            </w:r>
+          </w:p>
+        </w:tc>
+        <w:tc>
+          <w:tcPr>
+            <w:tcW w:w="1160" w:type="dxa"/>
+            <w:tcBorders>
+              <w:top w:val="single" w:sz="4" w:space="0" w:color="AAAAAA"/>
+              <w:left w:val="single" w:sz="4" w:space="0" w:color="AAAAAA"/>
+              <w:bottom w:val="single" w:sz="4" w:space="0" w:color="AAAAAA"/>
+              <w:right w:val="single" w:sz="4" w:space="0" w:color="AAAAAA"/>
+            </w:tcBorders>
+            <w:shd w:val="clear" w:color="auto" w:fill="F2F5FB"/>
+            <w:tcMar>
+              <w:top w:w="80" w:type="dxa"/>
+              <w:left w:w="120" w:type="dxa"/>
+              <w:bottom w:w="80" w:type="dxa"/>
+              <w:right w:w="120" w:type="dxa"/>
+            </w:tcMar>
+          </w:tcPr>
+          <w:p>
+            <w:pPr>
+              <w:spacing w:line="276" w:lineRule="auto"/>
+              <w:jc w:val="both"/>
+              <w:rPr>
+                <w:rFonts w:ascii="Times New Roman" w:hAnsi="Times New Roman" w:cs="Times New Roman"/>
+              </w:rPr>
+            </w:pPr>
+            <w:r>
+              <w:rPr>
+                <w:rFonts w:ascii="Times New Roman" w:eastAsia="Times New Roman" w:hAnsi="Times New Roman" w:cs="Times New Roman"/>
+              </w:rPr>
+              <w:t>Veoma nizak</w:t>
+            </w:r>
+          </w:p>
+        </w:tc>
+      </w:tr>
+      <w:tr>
+        <w:tc>
+          <w:tcPr>
+            <w:tcW w:w="1700" w:type="dxa"/>
+            <w:tcBorders>
+              <w:top w:val="single" w:sz="4" w:space="0" w:color="AAAAAA"/>
+              <w:left w:val="single" w:sz="4" w:space="0" w:color="AAAAAA"/>
+              <w:bottom w:val="single" w:sz="4" w:space="0" w:color="AAAAAA"/>
+              <w:right w:val="single" w:sz="4" w:space="0" w:color="AAAAAA"/>
+            </w:tcBorders>
+            <w:shd w:val="clear" w:color="auto" w:fill="FFFFFF"/>
+            <w:tcMar>
+              <w:top w:w="80" w:type="dxa"/>
+              <w:left w:w="120" w:type="dxa"/>
+              <w:bottom w:w="80" w:type="dxa"/>
+              <w:right w:w="120" w:type="dxa"/>
+            </w:tcMar>
+          </w:tcPr>
+          <w:p>
+            <w:pPr>
+              <w:spacing w:line="276" w:lineRule="auto"/>
+              <w:jc w:val="both"/>
+              <w:rPr>
+                <w:rFonts w:ascii="Times New Roman" w:hAnsi="Times New Roman" w:cs="Times New Roman"/>
+              </w:rPr>
+            </w:pPr>
+            <w:r>
+              <w:rPr>
+                <w:rFonts w:ascii="Times New Roman" w:eastAsia="Times New Roman" w:hAnsi="Times New Roman" w:cs="Times New Roman"/>
+              </w:rPr>
+              <w:t>Nasumična rotacija</w:t>
+            </w:r>
+          </w:p>
+        </w:tc>
+        <w:tc>
+          <w:tcPr>
+            <w:tcW w:w="1400" w:type="dxa"/>
+            <w:tcBorders>
+              <w:top w:val="single" w:sz="4" w:space="0" w:color="AAAAAA"/>
+              <w:left w:val="single" w:sz="4" w:space="0" w:color="AAAAAA"/>
+              <w:bottom w:val="single" w:sz="4" w:space="0" w:color="AAAAAA"/>
+              <w:right w:val="single" w:sz="4" w:space="0" w:color="AAAAAA"/>
+            </w:tcBorders>
+            <w:shd w:val="clear" w:color="auto" w:fill="FFFFFF"/>
+            <w:tcMar>
+              <w:top w:w="80" w:type="dxa"/>
+              <w:left w:w="120" w:type="dxa"/>
+              <w:bottom w:w="80" w:type="dxa"/>
+              <w:right w:w="120" w:type="dxa"/>
+            </w:tcMar>
+          </w:tcPr>
+          <w:p>
+            <w:pPr>
+              <w:spacing w:line="276" w:lineRule="auto"/>
+              <w:jc w:val="both"/>
+              <w:rPr>
+                <w:rFonts w:ascii="Times New Roman" w:hAnsi="Times New Roman" w:cs="Times New Roman"/>
+              </w:rPr>
+            </w:pPr>
+            <w:r>
+              <w:rPr>
+                <w:rFonts w:ascii="Times New Roman" w:eastAsia="Times New Roman" w:hAnsi="Times New Roman" w:cs="Times New Roman"/>
+              </w:rPr>
+              <w:t>Geometrijska</w:t>
+            </w:r>
+          </w:p>
+        </w:tc>
+        <w:tc>
+          <w:tcPr>
+            <w:tcW w:w="1800" w:type="dxa"/>
+            <w:tcBorders>
+              <w:top w:val="single" w:sz="4" w:space="0" w:color="AAAAAA"/>
+              <w:left w:val="single" w:sz="4" w:space="0" w:color="AAAAAA"/>
+              <w:bottom w:val="single" w:sz="4" w:space="0" w:color="AAAAAA"/>
+              <w:right w:val="single" w:sz="4" w:space="0" w:color="AAAAAA"/>
+            </w:tcBorders>
+            <w:shd w:val="clear" w:color="auto" w:fill="FFFFFF"/>
+            <w:tcMar>
+              <w:top w:w="80" w:type="dxa"/>
+              <w:left w:w="120" w:type="dxa"/>
+              <w:bottom w:w="80" w:type="dxa"/>
+              <w:right w:w="120" w:type="dxa"/>
+            </w:tcMar>
+          </w:tcPr>
+          <w:p>
+            <w:pPr>
+              <w:spacing w:line="276" w:lineRule="auto"/>
+              <w:jc w:val="both"/>
+              <w:rPr>
+                <w:rFonts w:ascii="Times New Roman" w:hAnsi="Times New Roman" w:cs="Times New Roman"/>
+              </w:rPr>
+            </w:pPr>
+            <w:r>
+              <w:rPr>
+                <w:rFonts w:ascii="Times New Roman" w:eastAsia="Times New Roman" w:hAnsi="Times New Roman" w:cs="Times New Roman"/>
+              </w:rPr>
+              <w:t>Povećava orijentacionu robustnost</w:t>
+            </w:r>
+          </w:p>
+        </w:tc>
+        <w:tc>
+          <w:tcPr>
+            <w:tcW w:w="1300" w:type="dxa"/>
+            <w:tcBorders>
+              <w:top w:val="single" w:sz="4" w:space="0" w:color="AAAAAA"/>
+              <w:left w:val="single" w:sz="4" w:space="0" w:color="AAAAAA"/>
+              <w:bottom w:val="single" w:sz="4" w:space="0" w:color="AAAAAA"/>
+              <w:right w:val="single" w:sz="4" w:space="0" w:color="AAAAAA"/>
+            </w:tcBorders>
+            <w:shd w:val="clear" w:color="auto" w:fill="FFFFFF"/>
+            <w:tcMar>
+              <w:top w:w="80" w:type="dxa"/>
+              <w:left w:w="120" w:type="dxa"/>
+              <w:bottom w:w="80" w:type="dxa"/>
+              <w:right w:w="120" w:type="dxa"/>
+            </w:tcMar>
+          </w:tcPr>
+          <w:p>
+            <w:pPr>
+              <w:spacing w:line="276" w:lineRule="auto"/>
+              <w:jc w:val="both"/>
+              <w:rPr>
+                <w:rFonts w:ascii="Times New Roman" w:hAnsi="Times New Roman" w:cs="Times New Roman"/>
+              </w:rPr>
+            </w:pPr>
+            <w:r>
+              <w:rPr>
+                <w:rFonts w:ascii="Times New Roman" w:eastAsia="Times New Roman" w:hAnsi="Times New Roman" w:cs="Times New Roman"/>
+              </w:rPr>
+              <w:t>Niska</w:t>
+            </w:r>
+          </w:p>
+        </w:tc>
+        <w:tc>
+          <w:tcPr>
+            <w:tcW w:w="2000" w:type="dxa"/>
+            <w:tcBorders>
+              <w:top w:val="single" w:sz="4" w:space="0" w:color="AAAAAA"/>
+              <w:left w:val="single" w:sz="4" w:space="0" w:color="AAAAAA"/>
+              <w:bottom w:val="single" w:sz="4" w:space="0" w:color="AAAAAA"/>
+              <w:right w:val="single" w:sz="4" w:space="0" w:color="AAAAAA"/>
+            </w:tcBorders>
+            <w:shd w:val="clear" w:color="auto" w:fill="FFFFFF"/>
+            <w:tcMar>
+              <w:top w:w="80" w:type="dxa"/>
+              <w:left w:w="120" w:type="dxa"/>
+              <w:bottom w:w="80" w:type="dxa"/>
+              <w:right w:w="120" w:type="dxa"/>
+            </w:tcMar>
+          </w:tcPr>
+          <w:p>
+            <w:pPr>
+              <w:spacing w:line="276" w:lineRule="auto"/>
+              <w:jc w:val="both"/>
+              <w:rPr>
+                <w:rFonts w:ascii="Times New Roman" w:hAnsi="Times New Roman" w:cs="Times New Roman"/>
+              </w:rPr>
+            </w:pPr>
+            <w:r>
+              <w:rPr>
+                <w:rFonts w:ascii="Times New Roman" w:eastAsia="Times New Roman" w:hAnsi="Times New Roman" w:cs="Times New Roman"/>
+              </w:rPr>
+              <w:t>Uvek za dermoskopske slike</w:t>
+            </w:r>
+          </w:p>
+        </w:tc>
+        <w:tc>
+          <w:tcPr>
+            <w:tcW w:w="1160" w:type="dxa"/>
+            <w:tcBorders>
+              <w:top w:val="single" w:sz="4" w:space="0" w:color="AAAAAA"/>
+              <w:left w:val="single" w:sz="4" w:space="0" w:color="AAAAAA"/>
+              <w:bottom w:val="single" w:sz="4" w:space="0" w:color="AAAAAA"/>
+              <w:right w:val="single" w:sz="4" w:space="0" w:color="AAAAAA"/>
+            </w:tcBorders>
+            <w:shd w:val="clear" w:color="auto" w:fill="FFFFFF"/>
+            <w:tcMar>
+              <w:top w:w="80" w:type="dxa"/>
+              <w:left w:w="120" w:type="dxa"/>
+              <w:bottom w:w="80" w:type="dxa"/>
+              <w:right w:w="120" w:type="dxa"/>
+            </w:tcMar>
+          </w:tcPr>
+          <w:p>
+            <w:pPr>
+              <w:spacing w:line="276" w:lineRule="auto"/>
+              <w:jc w:val="both"/>
+              <w:rPr>
+                <w:rFonts w:ascii="Times New Roman" w:hAnsi="Times New Roman" w:cs="Times New Roman"/>
+              </w:rPr>
+            </w:pPr>
+            <w:r>
+              <w:rPr>
+                <w:rFonts w:ascii="Times New Roman" w:eastAsia="Times New Roman" w:hAnsi="Times New Roman" w:cs="Times New Roman"/>
+              </w:rPr>
+              <w:t>Nizak</w:t>
+            </w:r>
+          </w:p>
+        </w:tc>
+      </w:tr>
+      <w:tr>
+        <w:tc>
+          <w:tcPr>
+            <w:tcW w:w="1700" w:type="dxa"/>
+            <w:tcBorders>
+              <w:top w:val="single" w:sz="4" w:space="0" w:color="AAAAAA"/>
+              <w:left w:val="single" w:sz="4" w:space="0" w:color="AAAAAA"/>
+              <w:bottom w:val="single" w:sz="4" w:space="0" w:color="AAAAAA"/>
+              <w:right w:val="single" w:sz="4" w:space="0" w:color="AAAAAA"/>
+            </w:tcBorders>
+            <w:shd w:val="clear" w:color="auto" w:fill="F2F5FB"/>
+            <w:tcMar>
+              <w:top w:w="80" w:type="dxa"/>
+              <w:left w:w="120" w:type="dxa"/>
+              <w:bottom w:w="80" w:type="dxa"/>
+              <w:right w:w="120" w:type="dxa"/>
+            </w:tcMar>
+          </w:tcPr>
+          <w:p>
+            <w:pPr>
+              <w:spacing w:line="276" w:lineRule="auto"/>
+              <w:jc w:val="both"/>
+              <w:rPr>
+                <w:rFonts w:ascii="Times New Roman" w:hAnsi="Times New Roman" w:cs="Times New Roman"/>
+              </w:rPr>
+            </w:pPr>
+            <w:r>
+              <w:rPr>
+                <w:rFonts w:ascii="Times New Roman" w:eastAsia="Times New Roman" w:hAnsi="Times New Roman" w:cs="Times New Roman"/>
+              </w:rPr>
+              <w:lastRenderedPageBreak/>
+              <w:t>Translacija i skaliranje</w:t>
+            </w:r>
+          </w:p>
+        </w:tc>
+        <w:tc>
+          <w:tcPr>
+            <w:tcW w:w="1400" w:type="dxa"/>
+            <w:tcBorders>
+              <w:top w:val="single" w:sz="4" w:space="0" w:color="AAAAAA"/>
+              <w:left w:val="single" w:sz="4" w:space="0" w:color="AAAAAA"/>
+              <w:bottom w:val="single" w:sz="4" w:space="0" w:color="AAAAAA"/>
+              <w:right w:val="single" w:sz="4" w:space="0" w:color="AAAAAA"/>
+            </w:tcBorders>
+            <w:shd w:val="clear" w:color="auto" w:fill="F2F5FB"/>
+            <w:tcMar>
+              <w:top w:w="80" w:type="dxa"/>
+              <w:left w:w="120" w:type="dxa"/>
+              <w:bottom w:w="80" w:type="dxa"/>
+              <w:right w:w="120" w:type="dxa"/>
+            </w:tcMar>
+          </w:tcPr>
+          <w:p>
+            <w:pPr>
+              <w:spacing w:line="276" w:lineRule="auto"/>
+              <w:jc w:val="both"/>
+              <w:rPr>
+                <w:rFonts w:ascii="Times New Roman" w:hAnsi="Times New Roman" w:cs="Times New Roman"/>
+              </w:rPr>
+            </w:pPr>
+            <w:r>
+              <w:rPr>
+                <w:rFonts w:ascii="Times New Roman" w:eastAsia="Times New Roman" w:hAnsi="Times New Roman" w:cs="Times New Roman"/>
+              </w:rPr>
+              <w:t>Geometrijska</w:t>
+            </w:r>
+          </w:p>
+        </w:tc>
+        <w:tc>
+          <w:tcPr>
+            <w:tcW w:w="1800" w:type="dxa"/>
+            <w:tcBorders>
+              <w:top w:val="single" w:sz="4" w:space="0" w:color="AAAAAA"/>
+              <w:left w:val="single" w:sz="4" w:space="0" w:color="AAAAAA"/>
+              <w:bottom w:val="single" w:sz="4" w:space="0" w:color="AAAAAA"/>
+              <w:right w:val="single" w:sz="4" w:space="0" w:color="AAAAAA"/>
+            </w:tcBorders>
+            <w:shd w:val="clear" w:color="auto" w:fill="F2F5FB"/>
+            <w:tcMar>
+              <w:top w:w="80" w:type="dxa"/>
+              <w:left w:w="120" w:type="dxa"/>
+              <w:bottom w:w="80" w:type="dxa"/>
+              <w:right w:w="120" w:type="dxa"/>
+            </w:tcMar>
+          </w:tcPr>
+          <w:p>
+            <w:pPr>
+              <w:spacing w:line="276" w:lineRule="auto"/>
+              <w:jc w:val="both"/>
+              <w:rPr>
+                <w:rFonts w:ascii="Times New Roman" w:hAnsi="Times New Roman" w:cs="Times New Roman"/>
+              </w:rPr>
+            </w:pPr>
+            <w:r>
+              <w:rPr>
+                <w:rFonts w:ascii="Times New Roman" w:eastAsia="Times New Roman" w:hAnsi="Times New Roman" w:cs="Times New Roman"/>
+              </w:rPr>
+              <w:t>Robustnost na poziciju i veličinu</w:t>
+            </w:r>
+          </w:p>
+        </w:tc>
+        <w:tc>
+          <w:tcPr>
+            <w:tcW w:w="1300" w:type="dxa"/>
+            <w:tcBorders>
+              <w:top w:val="single" w:sz="4" w:space="0" w:color="AAAAAA"/>
+              <w:left w:val="single" w:sz="4" w:space="0" w:color="AAAAAA"/>
+              <w:bottom w:val="single" w:sz="4" w:space="0" w:color="AAAAAA"/>
+              <w:right w:val="single" w:sz="4" w:space="0" w:color="AAAAAA"/>
+            </w:tcBorders>
+            <w:shd w:val="clear" w:color="auto" w:fill="F2F5FB"/>
+            <w:tcMar>
+              <w:top w:w="80" w:type="dxa"/>
+              <w:left w:w="120" w:type="dxa"/>
+              <w:bottom w:w="80" w:type="dxa"/>
+              <w:right w:w="120" w:type="dxa"/>
+            </w:tcMar>
+          </w:tcPr>
+          <w:p>
+            <w:pPr>
+              <w:spacing w:line="276" w:lineRule="auto"/>
+              <w:jc w:val="both"/>
+              <w:rPr>
+                <w:rFonts w:ascii="Times New Roman" w:hAnsi="Times New Roman" w:cs="Times New Roman"/>
+              </w:rPr>
+            </w:pPr>
+            <w:r>
+              <w:rPr>
+                <w:rFonts w:ascii="Times New Roman" w:eastAsia="Times New Roman" w:hAnsi="Times New Roman" w:cs="Times New Roman"/>
+              </w:rPr>
+              <w:t>Niska</w:t>
+            </w:r>
+          </w:p>
+        </w:tc>
+        <w:tc>
+          <w:tcPr>
+            <w:tcW w:w="2000" w:type="dxa"/>
+            <w:tcBorders>
+              <w:top w:val="single" w:sz="4" w:space="0" w:color="AAAAAA"/>
+              <w:left w:val="single" w:sz="4" w:space="0" w:color="AAAAAA"/>
+              <w:bottom w:val="single" w:sz="4" w:space="0" w:color="AAAAAA"/>
+              <w:right w:val="single" w:sz="4" w:space="0" w:color="AAAAAA"/>
+            </w:tcBorders>
+            <w:shd w:val="clear" w:color="auto" w:fill="F2F5FB"/>
+            <w:tcMar>
+              <w:top w:w="80" w:type="dxa"/>
+              <w:left w:w="120" w:type="dxa"/>
+              <w:bottom w:w="80" w:type="dxa"/>
+              <w:right w:w="120" w:type="dxa"/>
+            </w:tcMar>
+          </w:tcPr>
+          <w:p>
+            <w:pPr>
+              <w:spacing w:line="276" w:lineRule="auto"/>
+              <w:jc w:val="both"/>
+              <w:rPr>
+                <w:rFonts w:ascii="Times New Roman" w:hAnsi="Times New Roman" w:cs="Times New Roman"/>
+              </w:rPr>
+            </w:pPr>
+            <w:r>
+              <w:rPr>
+                <w:rFonts w:ascii="Times New Roman" w:eastAsia="Times New Roman" w:hAnsi="Times New Roman" w:cs="Times New Roman"/>
+              </w:rPr>
+              <w:t>Kada lezija nije uvek centrirana</w:t>
+            </w:r>
+          </w:p>
+        </w:tc>
+        <w:tc>
+          <w:tcPr>
+            <w:tcW w:w="1160" w:type="dxa"/>
+            <w:tcBorders>
+              <w:top w:val="single" w:sz="4" w:space="0" w:color="AAAAAA"/>
+              <w:left w:val="single" w:sz="4" w:space="0" w:color="AAAAAA"/>
+              <w:bottom w:val="single" w:sz="4" w:space="0" w:color="AAAAAA"/>
+              <w:right w:val="single" w:sz="4" w:space="0" w:color="AAAAAA"/>
+            </w:tcBorders>
+            <w:shd w:val="clear" w:color="auto" w:fill="F2F5FB"/>
+            <w:tcMar>
+              <w:top w:w="80" w:type="dxa"/>
+              <w:left w:w="120" w:type="dxa"/>
+              <w:bottom w:w="80" w:type="dxa"/>
+              <w:right w:w="120" w:type="dxa"/>
+            </w:tcMar>
+          </w:tcPr>
+          <w:p>
+            <w:pPr>
+              <w:spacing w:line="276" w:lineRule="auto"/>
+              <w:jc w:val="both"/>
+              <w:rPr>
+                <w:rFonts w:ascii="Times New Roman" w:hAnsi="Times New Roman" w:cs="Times New Roman"/>
+              </w:rPr>
+            </w:pPr>
+            <w:r>
+              <w:rPr>
+                <w:rFonts w:ascii="Times New Roman" w:eastAsia="Times New Roman" w:hAnsi="Times New Roman" w:cs="Times New Roman"/>
+              </w:rPr>
+              <w:t>Nizak</w:t>
+            </w:r>
+          </w:p>
+        </w:tc>
+      </w:tr>
+      <w:tr>
+        <w:tc>
+          <w:tcPr>
+            <w:tcW w:w="1700" w:type="dxa"/>
+            <w:tcBorders>
+              <w:top w:val="single" w:sz="4" w:space="0" w:color="AAAAAA"/>
+              <w:left w:val="single" w:sz="4" w:space="0" w:color="AAAAAA"/>
+              <w:bottom w:val="single" w:sz="4" w:space="0" w:color="AAAAAA"/>
+              <w:right w:val="single" w:sz="4" w:space="0" w:color="AAAAAA"/>
+            </w:tcBorders>
+            <w:shd w:val="clear" w:color="auto" w:fill="FFFFFF"/>
+            <w:tcMar>
+              <w:top w:w="80" w:type="dxa"/>
+              <w:left w:w="120" w:type="dxa"/>
+              <w:bottom w:w="80" w:type="dxa"/>
+              <w:right w:w="120" w:type="dxa"/>
+            </w:tcMar>
+          </w:tcPr>
+          <w:p>
+            <w:pPr>
+              <w:spacing w:line="276" w:lineRule="auto"/>
+              <w:jc w:val="both"/>
+              <w:rPr>
+                <w:rFonts w:ascii="Times New Roman" w:hAnsi="Times New Roman" w:cs="Times New Roman"/>
+              </w:rPr>
+            </w:pPr>
+            <w:r>
+              <w:rPr>
+                <w:rFonts w:ascii="Times New Roman" w:eastAsia="Times New Roman" w:hAnsi="Times New Roman" w:cs="Times New Roman"/>
+              </w:rPr>
+              <w:t>Elastična deformacija</w:t>
+            </w:r>
+          </w:p>
+        </w:tc>
+        <w:tc>
+          <w:tcPr>
+            <w:tcW w:w="1400" w:type="dxa"/>
+            <w:tcBorders>
+              <w:top w:val="single" w:sz="4" w:space="0" w:color="AAAAAA"/>
+              <w:left w:val="single" w:sz="4" w:space="0" w:color="AAAAAA"/>
+              <w:bottom w:val="single" w:sz="4" w:space="0" w:color="AAAAAA"/>
+              <w:right w:val="single" w:sz="4" w:space="0" w:color="AAAAAA"/>
+            </w:tcBorders>
+            <w:shd w:val="clear" w:color="auto" w:fill="FFFFFF"/>
+            <w:tcMar>
+              <w:top w:w="80" w:type="dxa"/>
+              <w:left w:w="120" w:type="dxa"/>
+              <w:bottom w:w="80" w:type="dxa"/>
+              <w:right w:w="120" w:type="dxa"/>
+            </w:tcMar>
+          </w:tcPr>
+          <w:p>
+            <w:pPr>
+              <w:spacing w:line="276" w:lineRule="auto"/>
+              <w:jc w:val="both"/>
+              <w:rPr>
+                <w:rFonts w:ascii="Times New Roman" w:hAnsi="Times New Roman" w:cs="Times New Roman"/>
+              </w:rPr>
+            </w:pPr>
+            <w:r>
+              <w:rPr>
+                <w:rFonts w:ascii="Times New Roman" w:eastAsia="Times New Roman" w:hAnsi="Times New Roman" w:cs="Times New Roman"/>
+              </w:rPr>
+              <w:t>Geometrijska</w:t>
+            </w:r>
+          </w:p>
+        </w:tc>
+        <w:tc>
+          <w:tcPr>
+            <w:tcW w:w="1800" w:type="dxa"/>
+            <w:tcBorders>
+              <w:top w:val="single" w:sz="4" w:space="0" w:color="AAAAAA"/>
+              <w:left w:val="single" w:sz="4" w:space="0" w:color="AAAAAA"/>
+              <w:bottom w:val="single" w:sz="4" w:space="0" w:color="AAAAAA"/>
+              <w:right w:val="single" w:sz="4" w:space="0" w:color="AAAAAA"/>
+            </w:tcBorders>
+            <w:shd w:val="clear" w:color="auto" w:fill="FFFFFF"/>
+            <w:tcMar>
+              <w:top w:w="80" w:type="dxa"/>
+              <w:left w:w="120" w:type="dxa"/>
+              <w:bottom w:w="80" w:type="dxa"/>
+              <w:right w:w="120" w:type="dxa"/>
+            </w:tcMar>
+          </w:tcPr>
+          <w:p>
+            <w:pPr>
+              <w:spacing w:line="276" w:lineRule="auto"/>
+              <w:jc w:val="both"/>
+              <w:rPr>
+                <w:rFonts w:ascii="Times New Roman" w:hAnsi="Times New Roman" w:cs="Times New Roman"/>
+              </w:rPr>
+            </w:pPr>
+            <w:r>
+              <w:rPr>
+                <w:rFonts w:ascii="Times New Roman" w:eastAsia="Times New Roman" w:hAnsi="Times New Roman" w:cs="Times New Roman"/>
+              </w:rPr>
+              <w:t>Simulira varijacije oblika lezije</w:t>
+            </w:r>
+          </w:p>
+        </w:tc>
+        <w:tc>
+          <w:tcPr>
+            <w:tcW w:w="1300" w:type="dxa"/>
+            <w:tcBorders>
+              <w:top w:val="single" w:sz="4" w:space="0" w:color="AAAAAA"/>
+              <w:left w:val="single" w:sz="4" w:space="0" w:color="AAAAAA"/>
+              <w:bottom w:val="single" w:sz="4" w:space="0" w:color="AAAAAA"/>
+              <w:right w:val="single" w:sz="4" w:space="0" w:color="AAAAAA"/>
+            </w:tcBorders>
+            <w:shd w:val="clear" w:color="auto" w:fill="FFFFFF"/>
+            <w:tcMar>
+              <w:top w:w="80" w:type="dxa"/>
+              <w:left w:w="120" w:type="dxa"/>
+              <w:bottom w:w="80" w:type="dxa"/>
+              <w:right w:w="120" w:type="dxa"/>
+            </w:tcMar>
+          </w:tcPr>
+          <w:p>
+            <w:pPr>
+              <w:spacing w:line="276" w:lineRule="auto"/>
+              <w:jc w:val="both"/>
+              <w:rPr>
+                <w:rFonts w:ascii="Times New Roman" w:hAnsi="Times New Roman" w:cs="Times New Roman"/>
+              </w:rPr>
+            </w:pPr>
+            <w:r>
+              <w:rPr>
+                <w:rFonts w:ascii="Times New Roman" w:eastAsia="Times New Roman" w:hAnsi="Times New Roman" w:cs="Times New Roman"/>
+              </w:rPr>
+              <w:t>Srednja</w:t>
+            </w:r>
+          </w:p>
+        </w:tc>
+        <w:tc>
+          <w:tcPr>
+            <w:tcW w:w="2000" w:type="dxa"/>
+            <w:tcBorders>
+              <w:top w:val="single" w:sz="4" w:space="0" w:color="AAAAAA"/>
+              <w:left w:val="single" w:sz="4" w:space="0" w:color="AAAAAA"/>
+              <w:bottom w:val="single" w:sz="4" w:space="0" w:color="AAAAAA"/>
+              <w:right w:val="single" w:sz="4" w:space="0" w:color="AAAAAA"/>
+            </w:tcBorders>
+            <w:shd w:val="clear" w:color="auto" w:fill="FFFFFF"/>
+            <w:tcMar>
+              <w:top w:w="80" w:type="dxa"/>
+              <w:left w:w="120" w:type="dxa"/>
+              <w:bottom w:w="80" w:type="dxa"/>
+              <w:right w:w="120" w:type="dxa"/>
+            </w:tcMar>
+          </w:tcPr>
+          <w:p>
+            <w:pPr>
+              <w:spacing w:line="276" w:lineRule="auto"/>
+              <w:jc w:val="both"/>
+              <w:rPr>
+                <w:rFonts w:ascii="Times New Roman" w:hAnsi="Times New Roman" w:cs="Times New Roman"/>
+              </w:rPr>
+            </w:pPr>
+            <w:r>
+              <w:rPr>
+                <w:rFonts w:ascii="Times New Roman" w:eastAsia="Times New Roman" w:hAnsi="Times New Roman" w:cs="Times New Roman"/>
+              </w:rPr>
+              <w:t>Kada je oblik lezije dijagnostički ključan</w:t>
+            </w:r>
+          </w:p>
+        </w:tc>
+        <w:tc>
+          <w:tcPr>
+            <w:tcW w:w="1160" w:type="dxa"/>
+            <w:tcBorders>
+              <w:top w:val="single" w:sz="4" w:space="0" w:color="AAAAAA"/>
+              <w:left w:val="single" w:sz="4" w:space="0" w:color="AAAAAA"/>
+              <w:bottom w:val="single" w:sz="4" w:space="0" w:color="AAAAAA"/>
+              <w:right w:val="single" w:sz="4" w:space="0" w:color="AAAAAA"/>
+            </w:tcBorders>
+            <w:shd w:val="clear" w:color="auto" w:fill="FFFFFF"/>
+            <w:tcMar>
+              <w:top w:w="80" w:type="dxa"/>
+              <w:left w:w="120" w:type="dxa"/>
+              <w:bottom w:w="80" w:type="dxa"/>
+              <w:right w:w="120" w:type="dxa"/>
+            </w:tcMar>
+          </w:tcPr>
+          <w:p>
+            <w:pPr>
+              <w:spacing w:line="276" w:lineRule="auto"/>
+              <w:jc w:val="both"/>
+              <w:rPr>
+                <w:rFonts w:ascii="Times New Roman" w:hAnsi="Times New Roman" w:cs="Times New Roman"/>
+              </w:rPr>
+            </w:pPr>
+            <w:r>
+              <w:rPr>
+                <w:rFonts w:ascii="Times New Roman" w:eastAsia="Times New Roman" w:hAnsi="Times New Roman" w:cs="Times New Roman"/>
+              </w:rPr>
+              <w:t>Srednji</w:t>
+            </w:r>
+          </w:p>
+        </w:tc>
+      </w:tr>
+      <w:tr>
+        <w:tc>
+          <w:tcPr>
+            <w:tcW w:w="1700" w:type="dxa"/>
+            <w:tcBorders>
+              <w:top w:val="single" w:sz="4" w:space="0" w:color="AAAAAA"/>
+              <w:left w:val="single" w:sz="4" w:space="0" w:color="AAAAAA"/>
+              <w:bottom w:val="single" w:sz="4" w:space="0" w:color="AAAAAA"/>
+              <w:right w:val="single" w:sz="4" w:space="0" w:color="AAAAAA"/>
+            </w:tcBorders>
+            <w:shd w:val="clear" w:color="auto" w:fill="F2F5FB"/>
+            <w:tcMar>
+              <w:top w:w="80" w:type="dxa"/>
+              <w:left w:w="120" w:type="dxa"/>
+              <w:bottom w:w="80" w:type="dxa"/>
+              <w:right w:w="120" w:type="dxa"/>
+            </w:tcMar>
+          </w:tcPr>
+          <w:p>
+            <w:pPr>
+              <w:spacing w:line="276" w:lineRule="auto"/>
+              <w:jc w:val="both"/>
+              <w:rPr>
+                <w:rFonts w:ascii="Times New Roman" w:hAnsi="Times New Roman" w:cs="Times New Roman"/>
+              </w:rPr>
+            </w:pPr>
+            <w:r>
+              <w:rPr>
+                <w:rFonts w:ascii="Times New Roman" w:eastAsia="Times New Roman" w:hAnsi="Times New Roman" w:cs="Times New Roman"/>
+              </w:rPr>
+              <w:t>Brightness/Contrast jitter</w:t>
+            </w:r>
+          </w:p>
+        </w:tc>
+        <w:tc>
+          <w:tcPr>
+            <w:tcW w:w="1400" w:type="dxa"/>
+            <w:tcBorders>
+              <w:top w:val="single" w:sz="4" w:space="0" w:color="AAAAAA"/>
+              <w:left w:val="single" w:sz="4" w:space="0" w:color="AAAAAA"/>
+              <w:bottom w:val="single" w:sz="4" w:space="0" w:color="AAAAAA"/>
+              <w:right w:val="single" w:sz="4" w:space="0" w:color="AAAAAA"/>
+            </w:tcBorders>
+            <w:shd w:val="clear" w:color="auto" w:fill="F2F5FB"/>
+            <w:tcMar>
+              <w:top w:w="80" w:type="dxa"/>
+              <w:left w:w="120" w:type="dxa"/>
+              <w:bottom w:w="80" w:type="dxa"/>
+              <w:right w:w="120" w:type="dxa"/>
+            </w:tcMar>
+          </w:tcPr>
+          <w:p>
+            <w:pPr>
+              <w:spacing w:line="276" w:lineRule="auto"/>
+              <w:jc w:val="both"/>
+              <w:rPr>
+                <w:rFonts w:ascii="Times New Roman" w:hAnsi="Times New Roman" w:cs="Times New Roman"/>
+              </w:rPr>
+            </w:pPr>
+            <w:r>
+              <w:rPr>
+                <w:rFonts w:ascii="Times New Roman" w:eastAsia="Times New Roman" w:hAnsi="Times New Roman" w:cs="Times New Roman"/>
+              </w:rPr>
+              <w:t>Fotometrijska</w:t>
+            </w:r>
+          </w:p>
+        </w:tc>
+        <w:tc>
+          <w:tcPr>
+            <w:tcW w:w="1800" w:type="dxa"/>
+            <w:tcBorders>
+              <w:top w:val="single" w:sz="4" w:space="0" w:color="AAAAAA"/>
+              <w:left w:val="single" w:sz="4" w:space="0" w:color="AAAAAA"/>
+              <w:bottom w:val="single" w:sz="4" w:space="0" w:color="AAAAAA"/>
+              <w:right w:val="single" w:sz="4" w:space="0" w:color="AAAAAA"/>
+            </w:tcBorders>
+            <w:shd w:val="clear" w:color="auto" w:fill="F2F5FB"/>
+            <w:tcMar>
+              <w:top w:w="80" w:type="dxa"/>
+              <w:left w:w="120" w:type="dxa"/>
+              <w:bottom w:w="80" w:type="dxa"/>
+              <w:right w:w="120" w:type="dxa"/>
+            </w:tcMar>
+          </w:tcPr>
+          <w:p>
+            <w:pPr>
+              <w:spacing w:line="276" w:lineRule="auto"/>
+              <w:jc w:val="both"/>
+              <w:rPr>
+                <w:rFonts w:ascii="Times New Roman" w:hAnsi="Times New Roman" w:cs="Times New Roman"/>
+              </w:rPr>
+            </w:pPr>
+            <w:r>
+              <w:rPr>
+                <w:rFonts w:ascii="Times New Roman" w:eastAsia="Times New Roman" w:hAnsi="Times New Roman" w:cs="Times New Roman"/>
+              </w:rPr>
+              <w:t>Robustnost na varijacije osvetljenja</w:t>
+            </w:r>
+          </w:p>
+        </w:tc>
+        <w:tc>
+          <w:tcPr>
+            <w:tcW w:w="1300" w:type="dxa"/>
+            <w:tcBorders>
+              <w:top w:val="single" w:sz="4" w:space="0" w:color="AAAAAA"/>
+              <w:left w:val="single" w:sz="4" w:space="0" w:color="AAAAAA"/>
+              <w:bottom w:val="single" w:sz="4" w:space="0" w:color="AAAAAA"/>
+              <w:right w:val="single" w:sz="4" w:space="0" w:color="AAAAAA"/>
+            </w:tcBorders>
+            <w:shd w:val="clear" w:color="auto" w:fill="F2F5FB"/>
+            <w:tcMar>
+              <w:top w:w="80" w:type="dxa"/>
+              <w:left w:w="120" w:type="dxa"/>
+              <w:bottom w:w="80" w:type="dxa"/>
+              <w:right w:w="120" w:type="dxa"/>
+            </w:tcMar>
+          </w:tcPr>
+          <w:p>
+            <w:pPr>
+              <w:spacing w:line="276" w:lineRule="auto"/>
+              <w:jc w:val="both"/>
+              <w:rPr>
+                <w:rFonts w:ascii="Times New Roman" w:hAnsi="Times New Roman" w:cs="Times New Roman"/>
+              </w:rPr>
+            </w:pPr>
+            <w:r>
+              <w:rPr>
+                <w:rFonts w:ascii="Times New Roman" w:eastAsia="Times New Roman" w:hAnsi="Times New Roman" w:cs="Times New Roman"/>
+              </w:rPr>
+              <w:t>Niska</w:t>
+            </w:r>
+          </w:p>
+        </w:tc>
+        <w:tc>
+          <w:tcPr>
+            <w:tcW w:w="2000" w:type="dxa"/>
+            <w:tcBorders>
+              <w:top w:val="single" w:sz="4" w:space="0" w:color="AAAAAA"/>
+              <w:left w:val="single" w:sz="4" w:space="0" w:color="AAAAAA"/>
+              <w:bottom w:val="single" w:sz="4" w:space="0" w:color="AAAAAA"/>
+              <w:right w:val="single" w:sz="4" w:space="0" w:color="AAAAAA"/>
+            </w:tcBorders>
+            <w:shd w:val="clear" w:color="auto" w:fill="F2F5FB"/>
+            <w:tcMar>
+              <w:top w:w="80" w:type="dxa"/>
+              <w:left w:w="120" w:type="dxa"/>
+              <w:bottom w:w="80" w:type="dxa"/>
+              <w:right w:w="120" w:type="dxa"/>
+            </w:tcMar>
+          </w:tcPr>
+          <w:p>
+            <w:pPr>
+              <w:spacing w:line="276" w:lineRule="auto"/>
+              <w:jc w:val="both"/>
+              <w:rPr>
+                <w:rFonts w:ascii="Times New Roman" w:hAnsi="Times New Roman" w:cs="Times New Roman"/>
+              </w:rPr>
+            </w:pPr>
+            <w:r>
+              <w:rPr>
+                <w:rFonts w:ascii="Times New Roman" w:eastAsia="Times New Roman" w:hAnsi="Times New Roman" w:cs="Times New Roman"/>
+              </w:rPr>
+              <w:t>Slike sa različitim uređajima</w:t>
+            </w:r>
+          </w:p>
+        </w:tc>
+        <w:tc>
+          <w:tcPr>
+            <w:tcW w:w="1160" w:type="dxa"/>
+            <w:tcBorders>
+              <w:top w:val="single" w:sz="4" w:space="0" w:color="AAAAAA"/>
+              <w:left w:val="single" w:sz="4" w:space="0" w:color="AAAAAA"/>
+              <w:bottom w:val="single" w:sz="4" w:space="0" w:color="AAAAAA"/>
+              <w:right w:val="single" w:sz="4" w:space="0" w:color="AAAAAA"/>
+            </w:tcBorders>
+            <w:shd w:val="clear" w:color="auto" w:fill="F2F5FB"/>
+            <w:tcMar>
+              <w:top w:w="80" w:type="dxa"/>
+              <w:left w:w="120" w:type="dxa"/>
+              <w:bottom w:w="80" w:type="dxa"/>
+              <w:right w:w="120" w:type="dxa"/>
+            </w:tcMar>
+          </w:tcPr>
+          <w:p>
+            <w:pPr>
+              <w:spacing w:line="276" w:lineRule="auto"/>
+              <w:jc w:val="both"/>
+              <w:rPr>
+                <w:rFonts w:ascii="Times New Roman" w:hAnsi="Times New Roman" w:cs="Times New Roman"/>
+              </w:rPr>
+            </w:pPr>
+            <w:r>
+              <w:rPr>
+                <w:rFonts w:ascii="Times New Roman" w:eastAsia="Times New Roman" w:hAnsi="Times New Roman" w:cs="Times New Roman"/>
+              </w:rPr>
+              <w:t>Nizak</w:t>
+            </w:r>
+          </w:p>
+        </w:tc>
+      </w:tr>
+      <w:tr>
+        <w:tc>
+          <w:tcPr>
+            <w:tcW w:w="1700" w:type="dxa"/>
+            <w:tcBorders>
+              <w:top w:val="single" w:sz="4" w:space="0" w:color="AAAAAA"/>
+              <w:left w:val="single" w:sz="4" w:space="0" w:color="AAAAAA"/>
+              <w:bottom w:val="single" w:sz="4" w:space="0" w:color="AAAAAA"/>
+              <w:right w:val="single" w:sz="4" w:space="0" w:color="AAAAAA"/>
+            </w:tcBorders>
+            <w:shd w:val="clear" w:color="auto" w:fill="FFFFFF"/>
+            <w:tcMar>
+              <w:top w:w="80" w:type="dxa"/>
+              <w:left w:w="120" w:type="dxa"/>
+              <w:bottom w:w="80" w:type="dxa"/>
+              <w:right w:w="120" w:type="dxa"/>
+            </w:tcMar>
+          </w:tcPr>
+          <w:p>
+            <w:pPr>
+              <w:spacing w:line="276" w:lineRule="auto"/>
+              <w:jc w:val="both"/>
+              <w:rPr>
+                <w:rFonts w:ascii="Times New Roman" w:hAnsi="Times New Roman" w:cs="Times New Roman"/>
+              </w:rPr>
+            </w:pPr>
+            <w:r>
+              <w:rPr>
+                <w:rFonts w:ascii="Times New Roman" w:eastAsia="Times New Roman" w:hAnsi="Times New Roman" w:cs="Times New Roman"/>
+              </w:rPr>
+              <w:t>Hue/Saturation jitter</w:t>
+            </w:r>
+          </w:p>
+        </w:tc>
+        <w:tc>
+          <w:tcPr>
+            <w:tcW w:w="1400" w:type="dxa"/>
+            <w:tcBorders>
+              <w:top w:val="single" w:sz="4" w:space="0" w:color="AAAAAA"/>
+              <w:left w:val="single" w:sz="4" w:space="0" w:color="AAAAAA"/>
+              <w:bottom w:val="single" w:sz="4" w:space="0" w:color="AAAAAA"/>
+              <w:right w:val="single" w:sz="4" w:space="0" w:color="AAAAAA"/>
+            </w:tcBorders>
+            <w:shd w:val="clear" w:color="auto" w:fill="FFFFFF"/>
+            <w:tcMar>
+              <w:top w:w="80" w:type="dxa"/>
+              <w:left w:w="120" w:type="dxa"/>
+              <w:bottom w:w="80" w:type="dxa"/>
+              <w:right w:w="120" w:type="dxa"/>
+            </w:tcMar>
+          </w:tcPr>
+          <w:p>
+            <w:pPr>
+              <w:spacing w:line="276" w:lineRule="auto"/>
+              <w:jc w:val="both"/>
+              <w:rPr>
+                <w:rFonts w:ascii="Times New Roman" w:hAnsi="Times New Roman" w:cs="Times New Roman"/>
+              </w:rPr>
+            </w:pPr>
+            <w:r>
+              <w:rPr>
+                <w:rFonts w:ascii="Times New Roman" w:eastAsia="Times New Roman" w:hAnsi="Times New Roman" w:cs="Times New Roman"/>
+              </w:rPr>
+              <w:t>Fotometrijska</w:t>
+            </w:r>
+          </w:p>
+        </w:tc>
+        <w:tc>
+          <w:tcPr>
+            <w:tcW w:w="1800" w:type="dxa"/>
+            <w:tcBorders>
+              <w:top w:val="single" w:sz="4" w:space="0" w:color="AAAAAA"/>
+              <w:left w:val="single" w:sz="4" w:space="0" w:color="AAAAAA"/>
+              <w:bottom w:val="single" w:sz="4" w:space="0" w:color="AAAAAA"/>
+              <w:right w:val="single" w:sz="4" w:space="0" w:color="AAAAAA"/>
+            </w:tcBorders>
+            <w:shd w:val="clear" w:color="auto" w:fill="FFFFFF"/>
+            <w:tcMar>
+              <w:top w:w="80" w:type="dxa"/>
+              <w:left w:w="120" w:type="dxa"/>
+              <w:bottom w:w="80" w:type="dxa"/>
+              <w:right w:w="120" w:type="dxa"/>
+            </w:tcMar>
+          </w:tcPr>
+          <w:p>
+            <w:pPr>
+              <w:spacing w:line="276" w:lineRule="auto"/>
+              <w:jc w:val="both"/>
+              <w:rPr>
+                <w:rFonts w:ascii="Times New Roman" w:hAnsi="Times New Roman" w:cs="Times New Roman"/>
+              </w:rPr>
+            </w:pPr>
+            <w:r>
+              <w:rPr>
+                <w:rFonts w:ascii="Times New Roman" w:eastAsia="Times New Roman" w:hAnsi="Times New Roman" w:cs="Times New Roman"/>
+              </w:rPr>
+              <w:t>Robustnost na kolorimetriju uređaja</w:t>
+            </w:r>
+          </w:p>
+        </w:tc>
+        <w:tc>
+          <w:tcPr>
+            <w:tcW w:w="1300" w:type="dxa"/>
+            <w:tcBorders>
+              <w:top w:val="single" w:sz="4" w:space="0" w:color="AAAAAA"/>
+              <w:left w:val="single" w:sz="4" w:space="0" w:color="AAAAAA"/>
+              <w:bottom w:val="single" w:sz="4" w:space="0" w:color="AAAAAA"/>
+              <w:right w:val="single" w:sz="4" w:space="0" w:color="AAAAAA"/>
+            </w:tcBorders>
+            <w:shd w:val="clear" w:color="auto" w:fill="FFFFFF"/>
+            <w:tcMar>
+              <w:top w:w="80" w:type="dxa"/>
+              <w:left w:w="120" w:type="dxa"/>
+              <w:bottom w:w="80" w:type="dxa"/>
+              <w:right w:w="120" w:type="dxa"/>
+            </w:tcMar>
+          </w:tcPr>
+          <w:p>
+            <w:pPr>
+              <w:spacing w:line="276" w:lineRule="auto"/>
+              <w:jc w:val="both"/>
+              <w:rPr>
+                <w:rFonts w:ascii="Times New Roman" w:hAnsi="Times New Roman" w:cs="Times New Roman"/>
+              </w:rPr>
+            </w:pPr>
+            <w:r>
+              <w:rPr>
+                <w:rFonts w:ascii="Times New Roman" w:eastAsia="Times New Roman" w:hAnsi="Times New Roman" w:cs="Times New Roman"/>
+              </w:rPr>
+              <w:t>Niska</w:t>
+            </w:r>
+          </w:p>
+        </w:tc>
+        <w:tc>
+          <w:tcPr>
+            <w:tcW w:w="2000" w:type="dxa"/>
+            <w:tcBorders>
+              <w:top w:val="single" w:sz="4" w:space="0" w:color="AAAAAA"/>
+              <w:left w:val="single" w:sz="4" w:space="0" w:color="AAAAAA"/>
+              <w:bottom w:val="single" w:sz="4" w:space="0" w:color="AAAAAA"/>
+              <w:right w:val="single" w:sz="4" w:space="0" w:color="AAAAAA"/>
+            </w:tcBorders>
+            <w:shd w:val="clear" w:color="auto" w:fill="FFFFFF"/>
+            <w:tcMar>
+              <w:top w:w="80" w:type="dxa"/>
+              <w:left w:w="120" w:type="dxa"/>
+              <w:bottom w:w="80" w:type="dxa"/>
+              <w:right w:w="120" w:type="dxa"/>
+            </w:tcMar>
+          </w:tcPr>
+          <w:p>
+            <w:pPr>
+              <w:spacing w:line="276" w:lineRule="auto"/>
+              <w:jc w:val="both"/>
+              <w:rPr>
+                <w:rFonts w:ascii="Times New Roman" w:hAnsi="Times New Roman" w:cs="Times New Roman"/>
+              </w:rPr>
+            </w:pPr>
+            <w:r>
+              <w:rPr>
+                <w:rFonts w:ascii="Times New Roman" w:eastAsia="Times New Roman" w:hAnsi="Times New Roman" w:cs="Times New Roman"/>
+              </w:rPr>
+              <w:t>Multi-source dataseti</w:t>
+            </w:r>
+          </w:p>
+        </w:tc>
+        <w:tc>
+          <w:tcPr>
+            <w:tcW w:w="1160" w:type="dxa"/>
+            <w:tcBorders>
+              <w:top w:val="single" w:sz="4" w:space="0" w:color="AAAAAA"/>
+              <w:left w:val="single" w:sz="4" w:space="0" w:color="AAAAAA"/>
+              <w:bottom w:val="single" w:sz="4" w:space="0" w:color="AAAAAA"/>
+              <w:right w:val="single" w:sz="4" w:space="0" w:color="AAAAAA"/>
+            </w:tcBorders>
+            <w:shd w:val="clear" w:color="auto" w:fill="FFFFFF"/>
+            <w:tcMar>
+              <w:top w:w="80" w:type="dxa"/>
+              <w:left w:w="120" w:type="dxa"/>
+              <w:bottom w:w="80" w:type="dxa"/>
+              <w:right w:w="120" w:type="dxa"/>
+            </w:tcMar>
+          </w:tcPr>
+          <w:p>
+            <w:pPr>
+              <w:spacing w:line="276" w:lineRule="auto"/>
+              <w:jc w:val="both"/>
+              <w:rPr>
+                <w:rFonts w:ascii="Times New Roman" w:hAnsi="Times New Roman" w:cs="Times New Roman"/>
+              </w:rPr>
+            </w:pPr>
+            <w:r>
+              <w:rPr>
+                <w:rFonts w:ascii="Times New Roman" w:eastAsia="Times New Roman" w:hAnsi="Times New Roman" w:cs="Times New Roman"/>
+              </w:rPr>
+              <w:t>Nizak</w:t>
+            </w:r>
+          </w:p>
+        </w:tc>
+      </w:tr>
+      <w:tr>
+        <w:tc>
+          <w:tcPr>
+            <w:tcW w:w="1700" w:type="dxa"/>
+            <w:tcBorders>
+              <w:top w:val="single" w:sz="4" w:space="0" w:color="AAAAAA"/>
+              <w:left w:val="single" w:sz="4" w:space="0" w:color="AAAAAA"/>
+              <w:bottom w:val="single" w:sz="4" w:space="0" w:color="AAAAAA"/>
+              <w:right w:val="single" w:sz="4" w:space="0" w:color="AAAAAA"/>
+            </w:tcBorders>
+            <w:shd w:val="clear" w:color="auto" w:fill="F2F5FB"/>
+            <w:tcMar>
+              <w:top w:w="80" w:type="dxa"/>
+              <w:left w:w="120" w:type="dxa"/>
+              <w:bottom w:w="80" w:type="dxa"/>
+              <w:right w:w="120" w:type="dxa"/>
+            </w:tcMar>
+          </w:tcPr>
+          <w:p>
+            <w:pPr>
+              <w:spacing w:line="276" w:lineRule="auto"/>
+              <w:jc w:val="both"/>
+              <w:rPr>
+                <w:rFonts w:ascii="Times New Roman" w:hAnsi="Times New Roman" w:cs="Times New Roman"/>
+              </w:rPr>
+            </w:pPr>
+            <w:r>
+              <w:rPr>
+                <w:rFonts w:ascii="Times New Roman" w:eastAsia="Times New Roman" w:hAnsi="Times New Roman" w:cs="Times New Roman"/>
+              </w:rPr>
+              <w:t>Cutout</w:t>
+            </w:r>
+          </w:p>
+        </w:tc>
+        <w:tc>
+          <w:tcPr>
+            <w:tcW w:w="1400" w:type="dxa"/>
+            <w:tcBorders>
+              <w:top w:val="single" w:sz="4" w:space="0" w:color="AAAAAA"/>
+              <w:left w:val="single" w:sz="4" w:space="0" w:color="AAAAAA"/>
+              <w:bottom w:val="single" w:sz="4" w:space="0" w:color="AAAAAA"/>
+              <w:right w:val="single" w:sz="4" w:space="0" w:color="AAAAAA"/>
+            </w:tcBorders>
+            <w:shd w:val="clear" w:color="auto" w:fill="F2F5FB"/>
+            <w:tcMar>
+              <w:top w:w="80" w:type="dxa"/>
+              <w:left w:w="120" w:type="dxa"/>
+              <w:bottom w:w="80" w:type="dxa"/>
+              <w:right w:w="120" w:type="dxa"/>
+            </w:tcMar>
+          </w:tcPr>
+          <w:p>
+            <w:pPr>
+              <w:spacing w:line="276" w:lineRule="auto"/>
+              <w:jc w:val="both"/>
+              <w:rPr>
+                <w:rFonts w:ascii="Times New Roman" w:hAnsi="Times New Roman" w:cs="Times New Roman"/>
+              </w:rPr>
+            </w:pPr>
+            <w:r>
+              <w:rPr>
+                <w:rFonts w:ascii="Times New Roman" w:eastAsia="Times New Roman" w:hAnsi="Times New Roman" w:cs="Times New Roman"/>
+              </w:rPr>
+              <w:t>Mix/Regularizacija</w:t>
+            </w:r>
+          </w:p>
+        </w:tc>
+        <w:tc>
+          <w:tcPr>
+            <w:tcW w:w="1800" w:type="dxa"/>
+            <w:tcBorders>
+              <w:top w:val="single" w:sz="4" w:space="0" w:color="AAAAAA"/>
+              <w:left w:val="single" w:sz="4" w:space="0" w:color="AAAAAA"/>
+              <w:bottom w:val="single" w:sz="4" w:space="0" w:color="AAAAAA"/>
+              <w:right w:val="single" w:sz="4" w:space="0" w:color="AAAAAA"/>
+            </w:tcBorders>
+            <w:shd w:val="clear" w:color="auto" w:fill="F2F5FB"/>
+            <w:tcMar>
+              <w:top w:w="80" w:type="dxa"/>
+              <w:left w:w="120" w:type="dxa"/>
+              <w:bottom w:w="80" w:type="dxa"/>
+              <w:right w:w="120" w:type="dxa"/>
+            </w:tcMar>
+          </w:tcPr>
+          <w:p>
+            <w:pPr>
+              <w:spacing w:line="276" w:lineRule="auto"/>
+              <w:jc w:val="both"/>
+              <w:rPr>
+                <w:rFonts w:ascii="Times New Roman" w:hAnsi="Times New Roman" w:cs="Times New Roman"/>
+              </w:rPr>
+            </w:pPr>
+            <w:r>
+              <w:rPr>
+                <w:rFonts w:ascii="Times New Roman" w:eastAsia="Times New Roman" w:hAnsi="Times New Roman" w:cs="Times New Roman"/>
+              </w:rPr>
+              <w:t>Forsira lokalizovano učenje</w:t>
+            </w:r>
+          </w:p>
+        </w:tc>
+        <w:tc>
+          <w:tcPr>
+            <w:tcW w:w="1300" w:type="dxa"/>
+            <w:tcBorders>
+              <w:top w:val="single" w:sz="4" w:space="0" w:color="AAAAAA"/>
+              <w:left w:val="single" w:sz="4" w:space="0" w:color="AAAAAA"/>
+              <w:bottom w:val="single" w:sz="4" w:space="0" w:color="AAAAAA"/>
+              <w:right w:val="single" w:sz="4" w:space="0" w:color="AAAAAA"/>
+            </w:tcBorders>
+            <w:shd w:val="clear" w:color="auto" w:fill="F2F5FB"/>
+            <w:tcMar>
+              <w:top w:w="80" w:type="dxa"/>
+              <w:left w:w="120" w:type="dxa"/>
+              <w:bottom w:w="80" w:type="dxa"/>
+              <w:right w:w="120" w:type="dxa"/>
+            </w:tcMar>
+          </w:tcPr>
+          <w:p>
+            <w:pPr>
+              <w:spacing w:line="276" w:lineRule="auto"/>
+              <w:jc w:val="both"/>
+              <w:rPr>
+                <w:rFonts w:ascii="Times New Roman" w:hAnsi="Times New Roman" w:cs="Times New Roman"/>
+              </w:rPr>
+            </w:pPr>
+            <w:r>
+              <w:rPr>
+                <w:rFonts w:ascii="Times New Roman" w:eastAsia="Times New Roman" w:hAnsi="Times New Roman" w:cs="Times New Roman"/>
+              </w:rPr>
+              <w:t>Niska</w:t>
+            </w:r>
+          </w:p>
+        </w:tc>
+        <w:tc>
+          <w:tcPr>
+            <w:tcW w:w="2000" w:type="dxa"/>
+            <w:tcBorders>
+              <w:top w:val="single" w:sz="4" w:space="0" w:color="AAAAAA"/>
+              <w:left w:val="single" w:sz="4" w:space="0" w:color="AAAAAA"/>
+              <w:bottom w:val="single" w:sz="4" w:space="0" w:color="AAAAAA"/>
+              <w:right w:val="single" w:sz="4" w:space="0" w:color="AAAAAA"/>
+            </w:tcBorders>
+            <w:shd w:val="clear" w:color="auto" w:fill="F2F5FB"/>
+            <w:tcMar>
+              <w:top w:w="80" w:type="dxa"/>
+              <w:left w:w="120" w:type="dxa"/>
+              <w:bottom w:w="80" w:type="dxa"/>
+              <w:right w:w="120" w:type="dxa"/>
+            </w:tcMar>
+          </w:tcPr>
+          <w:p>
+            <w:pPr>
+              <w:spacing w:line="276" w:lineRule="auto"/>
+              <w:jc w:val="both"/>
+              <w:rPr>
+                <w:rFonts w:ascii="Times New Roman" w:hAnsi="Times New Roman" w:cs="Times New Roman"/>
+              </w:rPr>
+            </w:pPr>
+            <w:r>
+              <w:rPr>
+                <w:rFonts w:ascii="Times New Roman" w:eastAsia="Times New Roman" w:hAnsi="Times New Roman" w:cs="Times New Roman"/>
+              </w:rPr>
+              <w:t>Kada artefakti parcijalnog blokiranja postoje</w:t>
+            </w:r>
+          </w:p>
+        </w:tc>
+        <w:tc>
+          <w:tcPr>
+            <w:tcW w:w="1160" w:type="dxa"/>
+            <w:tcBorders>
+              <w:top w:val="single" w:sz="4" w:space="0" w:color="AAAAAA"/>
+              <w:left w:val="single" w:sz="4" w:space="0" w:color="AAAAAA"/>
+              <w:bottom w:val="single" w:sz="4" w:space="0" w:color="AAAAAA"/>
+              <w:right w:val="single" w:sz="4" w:space="0" w:color="AAAAAA"/>
+            </w:tcBorders>
+            <w:shd w:val="clear" w:color="auto" w:fill="F2F5FB"/>
+            <w:tcMar>
+              <w:top w:w="80" w:type="dxa"/>
+              <w:left w:w="120" w:type="dxa"/>
+              <w:bottom w:w="80" w:type="dxa"/>
+              <w:right w:w="120" w:type="dxa"/>
+            </w:tcMar>
+          </w:tcPr>
+          <w:p>
+            <w:pPr>
+              <w:spacing w:line="276" w:lineRule="auto"/>
+              <w:jc w:val="both"/>
+              <w:rPr>
+                <w:rFonts w:ascii="Times New Roman" w:hAnsi="Times New Roman" w:cs="Times New Roman"/>
+              </w:rPr>
+            </w:pPr>
+            <w:r>
+              <w:rPr>
+                <w:rFonts w:ascii="Times New Roman" w:eastAsia="Times New Roman" w:hAnsi="Times New Roman" w:cs="Times New Roman"/>
+              </w:rPr>
+              <w:t>Srednji</w:t>
+            </w:r>
+          </w:p>
+        </w:tc>
+      </w:tr>
+      <w:tr>
+        <w:tc>
+          <w:tcPr>
+            <w:tcW w:w="1700" w:type="dxa"/>
+            <w:tcBorders>
+              <w:top w:val="single" w:sz="4" w:space="0" w:color="AAAAAA"/>
+              <w:left w:val="single" w:sz="4" w:space="0" w:color="AAAAAA"/>
+              <w:bottom w:val="single" w:sz="4" w:space="0" w:color="AAAAAA"/>
+              <w:right w:val="single" w:sz="4" w:space="0" w:color="AAAAAA"/>
+            </w:tcBorders>
+            <w:shd w:val="clear" w:color="auto" w:fill="FFFFFF"/>
+            <w:tcMar>
+              <w:top w:w="80" w:type="dxa"/>
+              <w:left w:w="120" w:type="dxa"/>
+              <w:bottom w:w="80" w:type="dxa"/>
+              <w:right w:w="120" w:type="dxa"/>
+            </w:tcMar>
+          </w:tcPr>
+          <w:p>
+            <w:pPr>
+              <w:spacing w:line="276" w:lineRule="auto"/>
+              <w:jc w:val="both"/>
+              <w:rPr>
+                <w:rFonts w:ascii="Times New Roman" w:hAnsi="Times New Roman" w:cs="Times New Roman"/>
+              </w:rPr>
+            </w:pPr>
+            <w:r>
+              <w:rPr>
+                <w:rFonts w:ascii="Times New Roman" w:eastAsia="Times New Roman" w:hAnsi="Times New Roman" w:cs="Times New Roman"/>
+              </w:rPr>
+              <w:t>Mixup</w:t>
+            </w:r>
+          </w:p>
+        </w:tc>
+        <w:tc>
+          <w:tcPr>
+            <w:tcW w:w="1400" w:type="dxa"/>
+            <w:tcBorders>
+              <w:top w:val="single" w:sz="4" w:space="0" w:color="AAAAAA"/>
+              <w:left w:val="single" w:sz="4" w:space="0" w:color="AAAAAA"/>
+              <w:bottom w:val="single" w:sz="4" w:space="0" w:color="AAAAAA"/>
+              <w:right w:val="single" w:sz="4" w:space="0" w:color="AAAAAA"/>
+            </w:tcBorders>
+            <w:shd w:val="clear" w:color="auto" w:fill="FFFFFF"/>
+            <w:tcMar>
+              <w:top w:w="80" w:type="dxa"/>
+              <w:left w:w="120" w:type="dxa"/>
+              <w:bottom w:w="80" w:type="dxa"/>
+              <w:right w:w="120" w:type="dxa"/>
+            </w:tcMar>
+          </w:tcPr>
+          <w:p>
+            <w:pPr>
+              <w:spacing w:line="276" w:lineRule="auto"/>
+              <w:jc w:val="both"/>
+              <w:rPr>
+                <w:rFonts w:ascii="Times New Roman" w:hAnsi="Times New Roman" w:cs="Times New Roman"/>
+              </w:rPr>
+            </w:pPr>
+            <w:r>
+              <w:rPr>
+                <w:rFonts w:ascii="Times New Roman" w:eastAsia="Times New Roman" w:hAnsi="Times New Roman" w:cs="Times New Roman"/>
+              </w:rPr>
+              <w:t>Mix/Regularizacija</w:t>
+            </w:r>
+          </w:p>
+        </w:tc>
+        <w:tc>
+          <w:tcPr>
+            <w:tcW w:w="1800" w:type="dxa"/>
+            <w:tcBorders>
+              <w:top w:val="single" w:sz="4" w:space="0" w:color="AAAAAA"/>
+              <w:left w:val="single" w:sz="4" w:space="0" w:color="AAAAAA"/>
+              <w:bottom w:val="single" w:sz="4" w:space="0" w:color="AAAAAA"/>
+              <w:right w:val="single" w:sz="4" w:space="0" w:color="AAAAAA"/>
+            </w:tcBorders>
+            <w:shd w:val="clear" w:color="auto" w:fill="FFFFFF"/>
+            <w:tcMar>
+              <w:top w:w="80" w:type="dxa"/>
+              <w:left w:w="120" w:type="dxa"/>
+              <w:bottom w:w="80" w:type="dxa"/>
+              <w:right w:w="120" w:type="dxa"/>
+            </w:tcMar>
+          </w:tcPr>
+          <w:p>
+            <w:pPr>
+              <w:spacing w:line="276" w:lineRule="auto"/>
+              <w:jc w:val="both"/>
+              <w:rPr>
+                <w:rFonts w:ascii="Times New Roman" w:hAnsi="Times New Roman" w:cs="Times New Roman"/>
+              </w:rPr>
+            </w:pPr>
+            <w:r>
+              <w:rPr>
+                <w:rFonts w:ascii="Times New Roman" w:eastAsia="Times New Roman" w:hAnsi="Times New Roman" w:cs="Times New Roman"/>
+              </w:rPr>
+              <w:t>Glađe granice odlučivanja</w:t>
+            </w:r>
+          </w:p>
+        </w:tc>
+        <w:tc>
+          <w:tcPr>
+            <w:tcW w:w="1300" w:type="dxa"/>
+            <w:tcBorders>
+              <w:top w:val="single" w:sz="4" w:space="0" w:color="AAAAAA"/>
+              <w:left w:val="single" w:sz="4" w:space="0" w:color="AAAAAA"/>
+              <w:bottom w:val="single" w:sz="4" w:space="0" w:color="AAAAAA"/>
+              <w:right w:val="single" w:sz="4" w:space="0" w:color="AAAAAA"/>
+            </w:tcBorders>
+            <w:shd w:val="clear" w:color="auto" w:fill="FFFFFF"/>
+            <w:tcMar>
+              <w:top w:w="80" w:type="dxa"/>
+              <w:left w:w="120" w:type="dxa"/>
+              <w:bottom w:w="80" w:type="dxa"/>
+              <w:right w:w="120" w:type="dxa"/>
+            </w:tcMar>
+          </w:tcPr>
+          <w:p>
+            <w:pPr>
+              <w:spacing w:line="276" w:lineRule="auto"/>
+              <w:jc w:val="both"/>
+              <w:rPr>
+                <w:rFonts w:ascii="Times New Roman" w:hAnsi="Times New Roman" w:cs="Times New Roman"/>
+              </w:rPr>
+            </w:pPr>
+            <w:r>
+              <w:rPr>
+                <w:rFonts w:ascii="Times New Roman" w:eastAsia="Times New Roman" w:hAnsi="Times New Roman" w:cs="Times New Roman"/>
+              </w:rPr>
+              <w:t>Niska</w:t>
+            </w:r>
+          </w:p>
+        </w:tc>
+        <w:tc>
+          <w:tcPr>
+            <w:tcW w:w="2000" w:type="dxa"/>
+            <w:tcBorders>
+              <w:top w:val="single" w:sz="4" w:space="0" w:color="AAAAAA"/>
+              <w:left w:val="single" w:sz="4" w:space="0" w:color="AAAAAA"/>
+              <w:bottom w:val="single" w:sz="4" w:space="0" w:color="AAAAAA"/>
+              <w:right w:val="single" w:sz="4" w:space="0" w:color="AAAAAA"/>
+            </w:tcBorders>
+            <w:shd w:val="clear" w:color="auto" w:fill="FFFFFF"/>
+            <w:tcMar>
+              <w:top w:w="80" w:type="dxa"/>
+              <w:left w:w="120" w:type="dxa"/>
+              <w:bottom w:w="80" w:type="dxa"/>
+              <w:right w:w="120" w:type="dxa"/>
+            </w:tcMar>
+          </w:tcPr>
+          <w:p>
+            <w:pPr>
+              <w:spacing w:line="276" w:lineRule="auto"/>
+              <w:jc w:val="both"/>
+              <w:rPr>
+                <w:rFonts w:ascii="Times New Roman" w:hAnsi="Times New Roman" w:cs="Times New Roman"/>
+              </w:rPr>
+            </w:pPr>
+            <w:r>
+              <w:rPr>
+                <w:rFonts w:ascii="Times New Roman" w:eastAsia="Times New Roman" w:hAnsi="Times New Roman" w:cs="Times New Roman"/>
+              </w:rPr>
+              <w:t>Kada je kalibracija predikcija važna</w:t>
+            </w:r>
+          </w:p>
+        </w:tc>
+        <w:tc>
+          <w:tcPr>
+            <w:tcW w:w="1160" w:type="dxa"/>
+            <w:tcBorders>
+              <w:top w:val="single" w:sz="4" w:space="0" w:color="AAAAAA"/>
+              <w:left w:val="single" w:sz="4" w:space="0" w:color="AAAAAA"/>
+              <w:bottom w:val="single" w:sz="4" w:space="0" w:color="AAAAAA"/>
+              <w:right w:val="single" w:sz="4" w:space="0" w:color="AAAAAA"/>
+            </w:tcBorders>
+            <w:shd w:val="clear" w:color="auto" w:fill="FFFFFF"/>
+            <w:tcMar>
+              <w:top w:w="80" w:type="dxa"/>
+              <w:left w:w="120" w:type="dxa"/>
+              <w:bottom w:w="80" w:type="dxa"/>
+              <w:right w:w="120" w:type="dxa"/>
+            </w:tcMar>
+          </w:tcPr>
+          <w:p>
+            <w:pPr>
+              <w:spacing w:line="276" w:lineRule="auto"/>
+              <w:jc w:val="both"/>
+              <w:rPr>
+                <w:rFonts w:ascii="Times New Roman" w:hAnsi="Times New Roman" w:cs="Times New Roman"/>
+              </w:rPr>
+            </w:pPr>
+            <w:r>
+              <w:rPr>
+                <w:rFonts w:ascii="Times New Roman" w:eastAsia="Times New Roman" w:hAnsi="Times New Roman" w:cs="Times New Roman"/>
+              </w:rPr>
+              <w:t>Srednji</w:t>
+            </w:r>
+          </w:p>
+        </w:tc>
+      </w:tr>
+      <w:tr>
+        <w:tc>
+          <w:tcPr>
+            <w:tcW w:w="1700" w:type="dxa"/>
+            <w:tcBorders>
+              <w:top w:val="single" w:sz="4" w:space="0" w:color="AAAAAA"/>
+              <w:left w:val="single" w:sz="4" w:space="0" w:color="AAAAAA"/>
+              <w:bottom w:val="single" w:sz="4" w:space="0" w:color="AAAAAA"/>
+              <w:right w:val="single" w:sz="4" w:space="0" w:color="AAAAAA"/>
+            </w:tcBorders>
+            <w:shd w:val="clear" w:color="auto" w:fill="F2F5FB"/>
+            <w:tcMar>
+              <w:top w:w="80" w:type="dxa"/>
+              <w:left w:w="120" w:type="dxa"/>
+              <w:bottom w:w="80" w:type="dxa"/>
+              <w:right w:w="120" w:type="dxa"/>
+            </w:tcMar>
+          </w:tcPr>
+          <w:p>
+            <w:pPr>
+              <w:spacing w:line="276" w:lineRule="auto"/>
+              <w:jc w:val="both"/>
+              <w:rPr>
+                <w:rFonts w:ascii="Times New Roman" w:hAnsi="Times New Roman" w:cs="Times New Roman"/>
+              </w:rPr>
+            </w:pPr>
+            <w:r>
+              <w:rPr>
+                <w:rFonts w:ascii="Times New Roman" w:eastAsia="Times New Roman" w:hAnsi="Times New Roman" w:cs="Times New Roman"/>
+              </w:rPr>
+              <w:t>CutMix</w:t>
+            </w:r>
+          </w:p>
+        </w:tc>
+        <w:tc>
+          <w:tcPr>
+            <w:tcW w:w="1400" w:type="dxa"/>
+            <w:tcBorders>
+              <w:top w:val="single" w:sz="4" w:space="0" w:color="AAAAAA"/>
+              <w:left w:val="single" w:sz="4" w:space="0" w:color="AAAAAA"/>
+              <w:bottom w:val="single" w:sz="4" w:space="0" w:color="AAAAAA"/>
+              <w:right w:val="single" w:sz="4" w:space="0" w:color="AAAAAA"/>
+            </w:tcBorders>
+            <w:shd w:val="clear" w:color="auto" w:fill="F2F5FB"/>
+            <w:tcMar>
+              <w:top w:w="80" w:type="dxa"/>
+              <w:left w:w="120" w:type="dxa"/>
+              <w:bottom w:w="80" w:type="dxa"/>
+              <w:right w:w="120" w:type="dxa"/>
+            </w:tcMar>
+          </w:tcPr>
+          <w:p>
+            <w:pPr>
+              <w:spacing w:line="276" w:lineRule="auto"/>
+              <w:jc w:val="both"/>
+              <w:rPr>
+                <w:rFonts w:ascii="Times New Roman" w:hAnsi="Times New Roman" w:cs="Times New Roman"/>
+              </w:rPr>
+            </w:pPr>
+            <w:r>
+              <w:rPr>
+                <w:rFonts w:ascii="Times New Roman" w:eastAsia="Times New Roman" w:hAnsi="Times New Roman" w:cs="Times New Roman"/>
+              </w:rPr>
+              <w:t>Mix/Regularizacija</w:t>
+            </w:r>
+          </w:p>
+        </w:tc>
+        <w:tc>
+          <w:tcPr>
+            <w:tcW w:w="1800" w:type="dxa"/>
+            <w:tcBorders>
+              <w:top w:val="single" w:sz="4" w:space="0" w:color="AAAAAA"/>
+              <w:left w:val="single" w:sz="4" w:space="0" w:color="AAAAAA"/>
+              <w:bottom w:val="single" w:sz="4" w:space="0" w:color="AAAAAA"/>
+              <w:right w:val="single" w:sz="4" w:space="0" w:color="AAAAAA"/>
+            </w:tcBorders>
+            <w:shd w:val="clear" w:color="auto" w:fill="F2F5FB"/>
+            <w:tcMar>
+              <w:top w:w="80" w:type="dxa"/>
+              <w:left w:w="120" w:type="dxa"/>
+              <w:bottom w:w="80" w:type="dxa"/>
+              <w:right w:w="120" w:type="dxa"/>
+            </w:tcMar>
+          </w:tcPr>
+          <w:p>
+            <w:pPr>
+              <w:spacing w:line="276" w:lineRule="auto"/>
+              <w:jc w:val="both"/>
+              <w:rPr>
+                <w:rFonts w:ascii="Times New Roman" w:hAnsi="Times New Roman" w:cs="Times New Roman"/>
+              </w:rPr>
+            </w:pPr>
+            <w:r>
+              <w:rPr>
+                <w:rFonts w:ascii="Times New Roman" w:eastAsia="Times New Roman" w:hAnsi="Times New Roman" w:cs="Times New Roman"/>
+              </w:rPr>
+              <w:t>Kombinuje efekte Cutout i Mixup</w:t>
+            </w:r>
+          </w:p>
+        </w:tc>
+        <w:tc>
+          <w:tcPr>
+            <w:tcW w:w="1300" w:type="dxa"/>
+            <w:tcBorders>
+              <w:top w:val="single" w:sz="4" w:space="0" w:color="AAAAAA"/>
+              <w:left w:val="single" w:sz="4" w:space="0" w:color="AAAAAA"/>
+              <w:bottom w:val="single" w:sz="4" w:space="0" w:color="AAAAAA"/>
+              <w:right w:val="single" w:sz="4" w:space="0" w:color="AAAAAA"/>
+            </w:tcBorders>
+            <w:shd w:val="clear" w:color="auto" w:fill="F2F5FB"/>
+            <w:tcMar>
+              <w:top w:w="80" w:type="dxa"/>
+              <w:left w:w="120" w:type="dxa"/>
+              <w:bottom w:w="80" w:type="dxa"/>
+              <w:right w:w="120" w:type="dxa"/>
+            </w:tcMar>
+          </w:tcPr>
+          <w:p>
+            <w:pPr>
+              <w:spacing w:line="276" w:lineRule="auto"/>
+              <w:jc w:val="both"/>
+              <w:rPr>
+                <w:rFonts w:ascii="Times New Roman" w:hAnsi="Times New Roman" w:cs="Times New Roman"/>
+              </w:rPr>
+            </w:pPr>
+            <w:r>
+              <w:rPr>
+                <w:rFonts w:ascii="Times New Roman" w:eastAsia="Times New Roman" w:hAnsi="Times New Roman" w:cs="Times New Roman"/>
+              </w:rPr>
+              <w:t>Niska</w:t>
+            </w:r>
+          </w:p>
+        </w:tc>
+        <w:tc>
+          <w:tcPr>
+            <w:tcW w:w="2000" w:type="dxa"/>
+            <w:tcBorders>
+              <w:top w:val="single" w:sz="4" w:space="0" w:color="AAAAAA"/>
+              <w:left w:val="single" w:sz="4" w:space="0" w:color="AAAAAA"/>
+              <w:bottom w:val="single" w:sz="4" w:space="0" w:color="AAAAAA"/>
+              <w:right w:val="single" w:sz="4" w:space="0" w:color="AAAAAA"/>
+            </w:tcBorders>
+            <w:shd w:val="clear" w:color="auto" w:fill="F2F5FB"/>
+            <w:tcMar>
+              <w:top w:w="80" w:type="dxa"/>
+              <w:left w:w="120" w:type="dxa"/>
+              <w:bottom w:w="80" w:type="dxa"/>
+              <w:right w:w="120" w:type="dxa"/>
+            </w:tcMar>
+          </w:tcPr>
+          <w:p>
+            <w:pPr>
+              <w:spacing w:line="276" w:lineRule="auto"/>
+              <w:jc w:val="both"/>
+              <w:rPr>
+                <w:rFonts w:ascii="Times New Roman" w:hAnsi="Times New Roman" w:cs="Times New Roman"/>
+              </w:rPr>
+            </w:pPr>
+            <w:r>
+              <w:rPr>
+                <w:rFonts w:ascii="Times New Roman" w:eastAsia="Times New Roman" w:hAnsi="Times New Roman" w:cs="Times New Roman"/>
+              </w:rPr>
+              <w:t>Preporučena napredna augmentacija</w:t>
+            </w:r>
+          </w:p>
+        </w:tc>
+        <w:tc>
+          <w:tcPr>
+            <w:tcW w:w="1160" w:type="dxa"/>
+            <w:tcBorders>
+              <w:top w:val="single" w:sz="4" w:space="0" w:color="AAAAAA"/>
+              <w:left w:val="single" w:sz="4" w:space="0" w:color="AAAAAA"/>
+              <w:bottom w:val="single" w:sz="4" w:space="0" w:color="AAAAAA"/>
+              <w:right w:val="single" w:sz="4" w:space="0" w:color="AAAAAA"/>
+            </w:tcBorders>
+            <w:shd w:val="clear" w:color="auto" w:fill="F2F5FB"/>
+            <w:tcMar>
+              <w:top w:w="80" w:type="dxa"/>
+              <w:left w:w="120" w:type="dxa"/>
+              <w:bottom w:w="80" w:type="dxa"/>
+              <w:right w:w="120" w:type="dxa"/>
+            </w:tcMar>
+          </w:tcPr>
+          <w:p>
+            <w:pPr>
+              <w:spacing w:line="276" w:lineRule="auto"/>
+              <w:jc w:val="both"/>
+              <w:rPr>
+                <w:rFonts w:ascii="Times New Roman" w:hAnsi="Times New Roman" w:cs="Times New Roman"/>
+              </w:rPr>
+            </w:pPr>
+            <w:r>
+              <w:rPr>
+                <w:rFonts w:ascii="Times New Roman" w:eastAsia="Times New Roman" w:hAnsi="Times New Roman" w:cs="Times New Roman"/>
+              </w:rPr>
+              <w:t>Srednji</w:t>
+            </w:r>
+          </w:p>
+        </w:tc>
+      </w:tr>
+      <w:tr>
+        <w:tc>
+          <w:tcPr>
+            <w:tcW w:w="1700" w:type="dxa"/>
+            <w:tcBorders>
+              <w:top w:val="single" w:sz="4" w:space="0" w:color="AAAAAA"/>
+              <w:left w:val="single" w:sz="4" w:space="0" w:color="AAAAAA"/>
+              <w:bottom w:val="single" w:sz="4" w:space="0" w:color="AAAAAA"/>
+              <w:right w:val="single" w:sz="4" w:space="0" w:color="AAAAAA"/>
+            </w:tcBorders>
+            <w:shd w:val="clear" w:color="auto" w:fill="FFFFFF"/>
+            <w:tcMar>
+              <w:top w:w="80" w:type="dxa"/>
+              <w:left w:w="120" w:type="dxa"/>
+              <w:bottom w:w="80" w:type="dxa"/>
+              <w:right w:w="120" w:type="dxa"/>
+            </w:tcMar>
+          </w:tcPr>
+          <w:p>
+            <w:pPr>
+              <w:spacing w:line="276" w:lineRule="auto"/>
+              <w:jc w:val="both"/>
+              <w:rPr>
+                <w:rFonts w:ascii="Times New Roman" w:hAnsi="Times New Roman" w:cs="Times New Roman"/>
+              </w:rPr>
+            </w:pPr>
+            <w:r>
+              <w:rPr>
+                <w:rFonts w:ascii="Times New Roman" w:eastAsia="Times New Roman" w:hAnsi="Times New Roman" w:cs="Times New Roman"/>
+              </w:rPr>
+              <w:t>GAN sintetičke slike</w:t>
+            </w:r>
+          </w:p>
+        </w:tc>
+        <w:tc>
+          <w:tcPr>
+            <w:tcW w:w="1400" w:type="dxa"/>
+            <w:tcBorders>
+              <w:top w:val="single" w:sz="4" w:space="0" w:color="AAAAAA"/>
+              <w:left w:val="single" w:sz="4" w:space="0" w:color="AAAAAA"/>
+              <w:bottom w:val="single" w:sz="4" w:space="0" w:color="AAAAAA"/>
+              <w:right w:val="single" w:sz="4" w:space="0" w:color="AAAAAA"/>
+            </w:tcBorders>
+            <w:shd w:val="clear" w:color="auto" w:fill="FFFFFF"/>
+            <w:tcMar>
+              <w:top w:w="80" w:type="dxa"/>
+              <w:left w:w="120" w:type="dxa"/>
+              <w:bottom w:w="80" w:type="dxa"/>
+              <w:right w:w="120" w:type="dxa"/>
+            </w:tcMar>
+          </w:tcPr>
+          <w:p>
+            <w:pPr>
+              <w:spacing w:line="276" w:lineRule="auto"/>
+              <w:jc w:val="both"/>
+              <w:rPr>
+                <w:rFonts w:ascii="Times New Roman" w:hAnsi="Times New Roman" w:cs="Times New Roman"/>
+              </w:rPr>
+            </w:pPr>
+            <w:r>
+              <w:rPr>
+                <w:rFonts w:ascii="Times New Roman" w:eastAsia="Times New Roman" w:hAnsi="Times New Roman" w:cs="Times New Roman"/>
+              </w:rPr>
+              <w:t>Generativna</w:t>
+            </w:r>
+          </w:p>
+        </w:tc>
+        <w:tc>
+          <w:tcPr>
+            <w:tcW w:w="1800" w:type="dxa"/>
+            <w:tcBorders>
+              <w:top w:val="single" w:sz="4" w:space="0" w:color="AAAAAA"/>
+              <w:left w:val="single" w:sz="4" w:space="0" w:color="AAAAAA"/>
+              <w:bottom w:val="single" w:sz="4" w:space="0" w:color="AAAAAA"/>
+              <w:right w:val="single" w:sz="4" w:space="0" w:color="AAAAAA"/>
+            </w:tcBorders>
+            <w:shd w:val="clear" w:color="auto" w:fill="FFFFFF"/>
+            <w:tcMar>
+              <w:top w:w="80" w:type="dxa"/>
+              <w:left w:w="120" w:type="dxa"/>
+              <w:bottom w:w="80" w:type="dxa"/>
+              <w:right w:w="120" w:type="dxa"/>
+            </w:tcMar>
+          </w:tcPr>
+          <w:p>
+            <w:pPr>
+              <w:spacing w:line="276" w:lineRule="auto"/>
+              <w:jc w:val="both"/>
+              <w:rPr>
+                <w:rFonts w:ascii="Times New Roman" w:hAnsi="Times New Roman" w:cs="Times New Roman"/>
+              </w:rPr>
+            </w:pPr>
+            <w:r>
+              <w:rPr>
+                <w:rFonts w:ascii="Times New Roman" w:eastAsia="Times New Roman" w:hAnsi="Times New Roman" w:cs="Times New Roman"/>
+              </w:rPr>
+              <w:t>Novi uzorci za manjinske klase</w:t>
+            </w:r>
+          </w:p>
+        </w:tc>
+        <w:tc>
+          <w:tcPr>
+            <w:tcW w:w="1300" w:type="dxa"/>
+            <w:tcBorders>
+              <w:top w:val="single" w:sz="4" w:space="0" w:color="AAAAAA"/>
+              <w:left w:val="single" w:sz="4" w:space="0" w:color="AAAAAA"/>
+              <w:bottom w:val="single" w:sz="4" w:space="0" w:color="AAAAAA"/>
+              <w:right w:val="single" w:sz="4" w:space="0" w:color="AAAAAA"/>
+            </w:tcBorders>
+            <w:shd w:val="clear" w:color="auto" w:fill="FFFFFF"/>
+            <w:tcMar>
+              <w:top w:w="80" w:type="dxa"/>
+              <w:left w:w="120" w:type="dxa"/>
+              <w:bottom w:w="80" w:type="dxa"/>
+              <w:right w:w="120" w:type="dxa"/>
+            </w:tcMar>
+          </w:tcPr>
+          <w:p>
+            <w:pPr>
+              <w:spacing w:line="276" w:lineRule="auto"/>
+              <w:jc w:val="both"/>
+              <w:rPr>
+                <w:rFonts w:ascii="Times New Roman" w:hAnsi="Times New Roman" w:cs="Times New Roman"/>
+              </w:rPr>
+            </w:pPr>
+            <w:r>
+              <w:rPr>
+                <w:rFonts w:ascii="Times New Roman" w:eastAsia="Times New Roman" w:hAnsi="Times New Roman" w:cs="Times New Roman"/>
+              </w:rPr>
+              <w:t>Veoma visoka</w:t>
+            </w:r>
+          </w:p>
+        </w:tc>
+        <w:tc>
+          <w:tcPr>
+            <w:tcW w:w="2000" w:type="dxa"/>
+            <w:tcBorders>
+              <w:top w:val="single" w:sz="4" w:space="0" w:color="AAAAAA"/>
+              <w:left w:val="single" w:sz="4" w:space="0" w:color="AAAAAA"/>
+              <w:bottom w:val="single" w:sz="4" w:space="0" w:color="AAAAAA"/>
+              <w:right w:val="single" w:sz="4" w:space="0" w:color="AAAAAA"/>
+            </w:tcBorders>
+            <w:shd w:val="clear" w:color="auto" w:fill="FFFFFF"/>
+            <w:tcMar>
+              <w:top w:w="80" w:type="dxa"/>
+              <w:left w:w="120" w:type="dxa"/>
+              <w:bottom w:w="80" w:type="dxa"/>
+              <w:right w:w="120" w:type="dxa"/>
+            </w:tcMar>
+          </w:tcPr>
+          <w:p>
+            <w:pPr>
+              <w:spacing w:line="276" w:lineRule="auto"/>
+              <w:jc w:val="both"/>
+              <w:rPr>
+                <w:rFonts w:ascii="Times New Roman" w:hAnsi="Times New Roman" w:cs="Times New Roman"/>
+              </w:rPr>
+            </w:pPr>
+            <w:r>
+              <w:rPr>
+                <w:rFonts w:ascii="Times New Roman" w:eastAsia="Times New Roman" w:hAnsi="Times New Roman" w:cs="Times New Roman"/>
+              </w:rPr>
+              <w:t>Krajnje retke klase (df, vasc &lt; 150 uzoraka)</w:t>
+            </w:r>
+          </w:p>
+        </w:tc>
+        <w:tc>
+          <w:tcPr>
+            <w:tcW w:w="1160" w:type="dxa"/>
+            <w:tcBorders>
+              <w:top w:val="single" w:sz="4" w:space="0" w:color="AAAAAA"/>
+              <w:left w:val="single" w:sz="4" w:space="0" w:color="AAAAAA"/>
+              <w:bottom w:val="single" w:sz="4" w:space="0" w:color="AAAAAA"/>
+              <w:right w:val="single" w:sz="4" w:space="0" w:color="AAAAAA"/>
+            </w:tcBorders>
+            <w:shd w:val="clear" w:color="auto" w:fill="FFFFFF"/>
+            <w:tcMar>
+              <w:top w:w="80" w:type="dxa"/>
+              <w:left w:w="120" w:type="dxa"/>
+              <w:bottom w:w="80" w:type="dxa"/>
+              <w:right w:w="120" w:type="dxa"/>
+            </w:tcMar>
+          </w:tcPr>
+          <w:p>
+            <w:pPr>
+              <w:spacing w:line="276" w:lineRule="auto"/>
+              <w:jc w:val="both"/>
+              <w:rPr>
+                <w:rFonts w:ascii="Times New Roman" w:hAnsi="Times New Roman" w:cs="Times New Roman"/>
+              </w:rPr>
+            </w:pPr>
+            <w:r>
+              <w:rPr>
+                <w:rFonts w:ascii="Times New Roman" w:eastAsia="Times New Roman" w:hAnsi="Times New Roman" w:cs="Times New Roman"/>
+              </w:rPr>
+              <w:t>Visok — kvalitet GAN zavisi od trening podataka</w:t>
+            </w:r>
+          </w:p>
+        </w:tc>
+      </w:tr>
+      <w:tr>
+        <w:tc>
+          <w:tcPr>
+            <w:tcW w:w="1700" w:type="dxa"/>
+            <w:tcBorders>
+              <w:top w:val="single" w:sz="4" w:space="0" w:color="AAAAAA"/>
+              <w:left w:val="single" w:sz="4" w:space="0" w:color="AAAAAA"/>
+              <w:bottom w:val="single" w:sz="4" w:space="0" w:color="AAAAAA"/>
+              <w:right w:val="single" w:sz="4" w:space="0" w:color="AAAAAA"/>
+            </w:tcBorders>
+            <w:shd w:val="clear" w:color="auto" w:fill="F2F5FB"/>
+            <w:tcMar>
+              <w:top w:w="80" w:type="dxa"/>
+              <w:left w:w="120" w:type="dxa"/>
+              <w:bottom w:w="80" w:type="dxa"/>
+              <w:right w:w="120" w:type="dxa"/>
+            </w:tcMar>
+          </w:tcPr>
+          <w:p>
+            <w:pPr>
+              <w:spacing w:line="276" w:lineRule="auto"/>
+              <w:jc w:val="both"/>
+              <w:rPr>
+                <w:rFonts w:ascii="Times New Roman" w:hAnsi="Times New Roman" w:cs="Times New Roman"/>
+              </w:rPr>
+            </w:pPr>
+            <w:r>
+              <w:rPr>
+                <w:rFonts w:ascii="Times New Roman" w:eastAsia="Times New Roman" w:hAnsi="Times New Roman" w:cs="Times New Roman"/>
+              </w:rPr>
+              <w:t>Targeted augmentation</w:t>
+            </w:r>
+          </w:p>
+        </w:tc>
+        <w:tc>
+          <w:tcPr>
+            <w:tcW w:w="1400" w:type="dxa"/>
+            <w:tcBorders>
+              <w:top w:val="single" w:sz="4" w:space="0" w:color="AAAAAA"/>
+              <w:left w:val="single" w:sz="4" w:space="0" w:color="AAAAAA"/>
+              <w:bottom w:val="single" w:sz="4" w:space="0" w:color="AAAAAA"/>
+              <w:right w:val="single" w:sz="4" w:space="0" w:color="AAAAAA"/>
+            </w:tcBorders>
+            <w:shd w:val="clear" w:color="auto" w:fill="F2F5FB"/>
+            <w:tcMar>
+              <w:top w:w="80" w:type="dxa"/>
+              <w:left w:w="120" w:type="dxa"/>
+              <w:bottom w:w="80" w:type="dxa"/>
+              <w:right w:w="120" w:type="dxa"/>
+            </w:tcMar>
+          </w:tcPr>
+          <w:p>
+            <w:pPr>
+              <w:spacing w:line="276" w:lineRule="auto"/>
+              <w:jc w:val="both"/>
+              <w:rPr>
+                <w:rFonts w:ascii="Times New Roman" w:hAnsi="Times New Roman" w:cs="Times New Roman"/>
+              </w:rPr>
+            </w:pPr>
+            <w:r>
+              <w:rPr>
+                <w:rFonts w:ascii="Times New Roman" w:eastAsia="Times New Roman" w:hAnsi="Times New Roman" w:cs="Times New Roman"/>
+              </w:rPr>
+              <w:t>Balansiranje</w:t>
+            </w:r>
+          </w:p>
+        </w:tc>
+        <w:tc>
+          <w:tcPr>
+            <w:tcW w:w="1800" w:type="dxa"/>
+            <w:tcBorders>
+              <w:top w:val="single" w:sz="4" w:space="0" w:color="AAAAAA"/>
+              <w:left w:val="single" w:sz="4" w:space="0" w:color="AAAAAA"/>
+              <w:bottom w:val="single" w:sz="4" w:space="0" w:color="AAAAAA"/>
+              <w:right w:val="single" w:sz="4" w:space="0" w:color="AAAAAA"/>
+            </w:tcBorders>
+            <w:shd w:val="clear" w:color="auto" w:fill="F2F5FB"/>
+            <w:tcMar>
+              <w:top w:w="80" w:type="dxa"/>
+              <w:left w:w="120" w:type="dxa"/>
+              <w:bottom w:w="80" w:type="dxa"/>
+              <w:right w:w="120" w:type="dxa"/>
+            </w:tcMar>
+          </w:tcPr>
+          <w:p>
+            <w:pPr>
+              <w:spacing w:line="276" w:lineRule="auto"/>
+              <w:jc w:val="both"/>
+              <w:rPr>
+                <w:rFonts w:ascii="Times New Roman" w:hAnsi="Times New Roman" w:cs="Times New Roman"/>
+              </w:rPr>
+            </w:pPr>
+            <w:r>
+              <w:rPr>
+                <w:rFonts w:ascii="Times New Roman" w:eastAsia="Times New Roman" w:hAnsi="Times New Roman" w:cs="Times New Roman"/>
+              </w:rPr>
+              <w:t xml:space="preserve">Direktno balansira </w:t>
+            </w:r>
+            <w:r>
+              <w:rPr>
+                <w:rFonts w:ascii="Times New Roman" w:eastAsia="Times New Roman" w:hAnsi="Times New Roman" w:cs="Times New Roman"/>
+              </w:rPr>
+              <w:lastRenderedPageBreak/>
+              <w:t>distribuciju klasa</w:t>
+            </w:r>
+          </w:p>
+        </w:tc>
+        <w:tc>
+          <w:tcPr>
+            <w:tcW w:w="1300" w:type="dxa"/>
+            <w:tcBorders>
+              <w:top w:val="single" w:sz="4" w:space="0" w:color="AAAAAA"/>
+              <w:left w:val="single" w:sz="4" w:space="0" w:color="AAAAAA"/>
+              <w:bottom w:val="single" w:sz="4" w:space="0" w:color="AAAAAA"/>
+              <w:right w:val="single" w:sz="4" w:space="0" w:color="AAAAAA"/>
+            </w:tcBorders>
+            <w:shd w:val="clear" w:color="auto" w:fill="F2F5FB"/>
+            <w:tcMar>
+              <w:top w:w="80" w:type="dxa"/>
+              <w:left w:w="120" w:type="dxa"/>
+              <w:bottom w:w="80" w:type="dxa"/>
+              <w:right w:w="120" w:type="dxa"/>
+            </w:tcMar>
+          </w:tcPr>
+          <w:p>
+            <w:pPr>
+              <w:spacing w:line="276" w:lineRule="auto"/>
+              <w:jc w:val="both"/>
+              <w:rPr>
+                <w:rFonts w:ascii="Times New Roman" w:hAnsi="Times New Roman" w:cs="Times New Roman"/>
+              </w:rPr>
+            </w:pPr>
+            <w:r>
+              <w:rPr>
+                <w:rFonts w:ascii="Times New Roman" w:eastAsia="Times New Roman" w:hAnsi="Times New Roman" w:cs="Times New Roman"/>
+              </w:rPr>
+              <w:lastRenderedPageBreak/>
+              <w:t>Niska-Srednja</w:t>
+            </w:r>
+          </w:p>
+        </w:tc>
+        <w:tc>
+          <w:tcPr>
+            <w:tcW w:w="2000" w:type="dxa"/>
+            <w:tcBorders>
+              <w:top w:val="single" w:sz="4" w:space="0" w:color="AAAAAA"/>
+              <w:left w:val="single" w:sz="4" w:space="0" w:color="AAAAAA"/>
+              <w:bottom w:val="single" w:sz="4" w:space="0" w:color="AAAAAA"/>
+              <w:right w:val="single" w:sz="4" w:space="0" w:color="AAAAAA"/>
+            </w:tcBorders>
+            <w:shd w:val="clear" w:color="auto" w:fill="F2F5FB"/>
+            <w:tcMar>
+              <w:top w:w="80" w:type="dxa"/>
+              <w:left w:w="120" w:type="dxa"/>
+              <w:bottom w:w="80" w:type="dxa"/>
+              <w:right w:w="120" w:type="dxa"/>
+            </w:tcMar>
+          </w:tcPr>
+          <w:p>
+            <w:pPr>
+              <w:spacing w:line="276" w:lineRule="auto"/>
+              <w:jc w:val="both"/>
+              <w:rPr>
+                <w:rFonts w:ascii="Times New Roman" w:hAnsi="Times New Roman" w:cs="Times New Roman"/>
+              </w:rPr>
+            </w:pPr>
+            <w:r>
+              <w:rPr>
+                <w:rFonts w:ascii="Times New Roman" w:eastAsia="Times New Roman" w:hAnsi="Times New Roman" w:cs="Times New Roman"/>
+              </w:rPr>
+              <w:t xml:space="preserve">Disbalansiran dataset — </w:t>
+            </w:r>
+            <w:r>
+              <w:rPr>
+                <w:rFonts w:ascii="Times New Roman" w:eastAsia="Times New Roman" w:hAnsi="Times New Roman" w:cs="Times New Roman"/>
+              </w:rPr>
+              <w:lastRenderedPageBreak/>
+              <w:t>uvek u kombinaciji</w:t>
+            </w:r>
+          </w:p>
+        </w:tc>
+        <w:tc>
+          <w:tcPr>
+            <w:tcW w:w="1160" w:type="dxa"/>
+            <w:tcBorders>
+              <w:top w:val="single" w:sz="4" w:space="0" w:color="AAAAAA"/>
+              <w:left w:val="single" w:sz="4" w:space="0" w:color="AAAAAA"/>
+              <w:bottom w:val="single" w:sz="4" w:space="0" w:color="AAAAAA"/>
+              <w:right w:val="single" w:sz="4" w:space="0" w:color="AAAAAA"/>
+            </w:tcBorders>
+            <w:shd w:val="clear" w:color="auto" w:fill="F2F5FB"/>
+            <w:tcMar>
+              <w:top w:w="80" w:type="dxa"/>
+              <w:left w:w="120" w:type="dxa"/>
+              <w:bottom w:w="80" w:type="dxa"/>
+              <w:right w:w="120" w:type="dxa"/>
+            </w:tcMar>
+          </w:tcPr>
+          <w:p>
+            <w:pPr>
+              <w:spacing w:line="276" w:lineRule="auto"/>
+              <w:jc w:val="both"/>
+              <w:rPr>
+                <w:rFonts w:ascii="Times New Roman" w:hAnsi="Times New Roman" w:cs="Times New Roman"/>
+              </w:rPr>
+            </w:pPr>
+            <w:r>
+              <w:rPr>
+                <w:rFonts w:ascii="Times New Roman" w:eastAsia="Times New Roman" w:hAnsi="Times New Roman" w:cs="Times New Roman"/>
+              </w:rPr>
+              <w:lastRenderedPageBreak/>
+              <w:t>Srednji pri prevelikim faktorima</w:t>
+            </w:r>
+          </w:p>
+        </w:tc>
+      </w:tr>
+      <w:tr>
+        <w:tc>
+          <w:tcPr>
+            <w:tcW w:w="1700" w:type="dxa"/>
+            <w:tcBorders>
+              <w:top w:val="single" w:sz="4" w:space="0" w:color="AAAAAA"/>
+              <w:left w:val="single" w:sz="4" w:space="0" w:color="AAAAAA"/>
+              <w:bottom w:val="single" w:sz="4" w:space="0" w:color="AAAAAA"/>
+              <w:right w:val="single" w:sz="4" w:space="0" w:color="AAAAAA"/>
+            </w:tcBorders>
+            <w:shd w:val="clear" w:color="auto" w:fill="FFFFFF"/>
+            <w:tcMar>
+              <w:top w:w="80" w:type="dxa"/>
+              <w:left w:w="120" w:type="dxa"/>
+              <w:bottom w:w="80" w:type="dxa"/>
+              <w:right w:w="120" w:type="dxa"/>
+            </w:tcMar>
+          </w:tcPr>
+          <w:p>
+            <w:pPr>
+              <w:spacing w:line="276" w:lineRule="auto"/>
+              <w:jc w:val="both"/>
+              <w:rPr>
+                <w:rFonts w:ascii="Times New Roman" w:hAnsi="Times New Roman" w:cs="Times New Roman"/>
+              </w:rPr>
+            </w:pPr>
+            <w:r>
+              <w:rPr>
+                <w:rFonts w:ascii="Times New Roman" w:eastAsia="Times New Roman" w:hAnsi="Times New Roman" w:cs="Times New Roman"/>
+              </w:rPr>
+              <w:t>Weighted sampling</w:t>
+            </w:r>
+          </w:p>
+        </w:tc>
+        <w:tc>
+          <w:tcPr>
+            <w:tcW w:w="1400" w:type="dxa"/>
+            <w:tcBorders>
+              <w:top w:val="single" w:sz="4" w:space="0" w:color="AAAAAA"/>
+              <w:left w:val="single" w:sz="4" w:space="0" w:color="AAAAAA"/>
+              <w:bottom w:val="single" w:sz="4" w:space="0" w:color="AAAAAA"/>
+              <w:right w:val="single" w:sz="4" w:space="0" w:color="AAAAAA"/>
+            </w:tcBorders>
+            <w:shd w:val="clear" w:color="auto" w:fill="FFFFFF"/>
+            <w:tcMar>
+              <w:top w:w="80" w:type="dxa"/>
+              <w:left w:w="120" w:type="dxa"/>
+              <w:bottom w:w="80" w:type="dxa"/>
+              <w:right w:w="120" w:type="dxa"/>
+            </w:tcMar>
+          </w:tcPr>
+          <w:p>
+            <w:pPr>
+              <w:spacing w:line="276" w:lineRule="auto"/>
+              <w:jc w:val="both"/>
+              <w:rPr>
+                <w:rFonts w:ascii="Times New Roman" w:hAnsi="Times New Roman" w:cs="Times New Roman"/>
+              </w:rPr>
+            </w:pPr>
+            <w:r>
+              <w:rPr>
+                <w:rFonts w:ascii="Times New Roman" w:eastAsia="Times New Roman" w:hAnsi="Times New Roman" w:cs="Times New Roman"/>
+              </w:rPr>
+              <w:t>Balansiranje</w:t>
+            </w:r>
+          </w:p>
+        </w:tc>
+        <w:tc>
+          <w:tcPr>
+            <w:tcW w:w="1800" w:type="dxa"/>
+            <w:tcBorders>
+              <w:top w:val="single" w:sz="4" w:space="0" w:color="AAAAAA"/>
+              <w:left w:val="single" w:sz="4" w:space="0" w:color="AAAAAA"/>
+              <w:bottom w:val="single" w:sz="4" w:space="0" w:color="AAAAAA"/>
+              <w:right w:val="single" w:sz="4" w:space="0" w:color="AAAAAA"/>
+            </w:tcBorders>
+            <w:shd w:val="clear" w:color="auto" w:fill="FFFFFF"/>
+            <w:tcMar>
+              <w:top w:w="80" w:type="dxa"/>
+              <w:left w:w="120" w:type="dxa"/>
+              <w:bottom w:w="80" w:type="dxa"/>
+              <w:right w:w="120" w:type="dxa"/>
+            </w:tcMar>
+          </w:tcPr>
+          <w:p>
+            <w:pPr>
+              <w:spacing w:line="276" w:lineRule="auto"/>
+              <w:jc w:val="both"/>
+              <w:rPr>
+                <w:rFonts w:ascii="Times New Roman" w:hAnsi="Times New Roman" w:cs="Times New Roman"/>
+              </w:rPr>
+            </w:pPr>
+            <w:r>
+              <w:rPr>
+                <w:rFonts w:ascii="Times New Roman" w:eastAsia="Times New Roman" w:hAnsi="Times New Roman" w:cs="Times New Roman"/>
+              </w:rPr>
+              <w:t>Podešava distribuciju mini-batcha</w:t>
+            </w:r>
+          </w:p>
+        </w:tc>
+        <w:tc>
+          <w:tcPr>
+            <w:tcW w:w="1300" w:type="dxa"/>
+            <w:tcBorders>
+              <w:top w:val="single" w:sz="4" w:space="0" w:color="AAAAAA"/>
+              <w:left w:val="single" w:sz="4" w:space="0" w:color="AAAAAA"/>
+              <w:bottom w:val="single" w:sz="4" w:space="0" w:color="AAAAAA"/>
+              <w:right w:val="single" w:sz="4" w:space="0" w:color="AAAAAA"/>
+            </w:tcBorders>
+            <w:shd w:val="clear" w:color="auto" w:fill="FFFFFF"/>
+            <w:tcMar>
+              <w:top w:w="80" w:type="dxa"/>
+              <w:left w:w="120" w:type="dxa"/>
+              <w:bottom w:w="80" w:type="dxa"/>
+              <w:right w:w="120" w:type="dxa"/>
+            </w:tcMar>
+          </w:tcPr>
+          <w:p>
+            <w:pPr>
+              <w:spacing w:line="276" w:lineRule="auto"/>
+              <w:jc w:val="both"/>
+              <w:rPr>
+                <w:rFonts w:ascii="Times New Roman" w:hAnsi="Times New Roman" w:cs="Times New Roman"/>
+              </w:rPr>
+            </w:pPr>
+            <w:r>
+              <w:rPr>
+                <w:rFonts w:ascii="Times New Roman" w:eastAsia="Times New Roman" w:hAnsi="Times New Roman" w:cs="Times New Roman"/>
+              </w:rPr>
+              <w:t>Zanemariv</w:t>
+            </w:r>
+          </w:p>
+        </w:tc>
+        <w:tc>
+          <w:tcPr>
+            <w:tcW w:w="2000" w:type="dxa"/>
+            <w:tcBorders>
+              <w:top w:val="single" w:sz="4" w:space="0" w:color="AAAAAA"/>
+              <w:left w:val="single" w:sz="4" w:space="0" w:color="AAAAAA"/>
+              <w:bottom w:val="single" w:sz="4" w:space="0" w:color="AAAAAA"/>
+              <w:right w:val="single" w:sz="4" w:space="0" w:color="AAAAAA"/>
+            </w:tcBorders>
+            <w:shd w:val="clear" w:color="auto" w:fill="FFFFFF"/>
+            <w:tcMar>
+              <w:top w:w="80" w:type="dxa"/>
+              <w:left w:w="120" w:type="dxa"/>
+              <w:bottom w:w="80" w:type="dxa"/>
+              <w:right w:w="120" w:type="dxa"/>
+            </w:tcMar>
+          </w:tcPr>
+          <w:p>
+            <w:pPr>
+              <w:spacing w:line="276" w:lineRule="auto"/>
+              <w:jc w:val="both"/>
+              <w:rPr>
+                <w:rFonts w:ascii="Times New Roman" w:hAnsi="Times New Roman" w:cs="Times New Roman"/>
+              </w:rPr>
+            </w:pPr>
+            <w:r>
+              <w:rPr>
+                <w:rFonts w:ascii="Times New Roman" w:eastAsia="Times New Roman" w:hAnsi="Times New Roman" w:cs="Times New Roman"/>
+              </w:rPr>
+              <w:t>Uvek uz targetirani loss (Focal Loss)</w:t>
+            </w:r>
+          </w:p>
+        </w:tc>
+        <w:tc>
+          <w:tcPr>
+            <w:tcW w:w="1160" w:type="dxa"/>
+            <w:tcBorders>
+              <w:top w:val="single" w:sz="4" w:space="0" w:color="AAAAAA"/>
+              <w:left w:val="single" w:sz="4" w:space="0" w:color="AAAAAA"/>
+              <w:bottom w:val="single" w:sz="4" w:space="0" w:color="AAAAAA"/>
+              <w:right w:val="single" w:sz="4" w:space="0" w:color="AAAAAA"/>
+            </w:tcBorders>
+            <w:shd w:val="clear" w:color="auto" w:fill="FFFFFF"/>
+            <w:tcMar>
+              <w:top w:w="80" w:type="dxa"/>
+              <w:left w:w="120" w:type="dxa"/>
+              <w:bottom w:w="80" w:type="dxa"/>
+              <w:right w:w="120" w:type="dxa"/>
+            </w:tcMar>
+          </w:tcPr>
+          <w:p>
+            <w:pPr>
+              <w:spacing w:line="276" w:lineRule="auto"/>
+              <w:jc w:val="both"/>
+              <w:rPr>
+                <w:rFonts w:ascii="Times New Roman" w:hAnsi="Times New Roman" w:cs="Times New Roman"/>
+              </w:rPr>
+            </w:pPr>
+            <w:r>
+              <w:rPr>
+                <w:rFonts w:ascii="Times New Roman" w:eastAsia="Times New Roman" w:hAnsi="Times New Roman" w:cs="Times New Roman"/>
+              </w:rPr>
+              <w:t>Nizak</w:t>
+            </w:r>
+          </w:p>
+        </w:tc>
+      </w:tr>
+    </w:tbl>
+    <w:p>
+      <w:pPr>
+        <w:pStyle w:val="Heading2"/>
+        <w:spacing w:line="276" w:lineRule="auto"/>
+        <w:rPr>
+          <w:rFonts w:ascii="Times New Roman" w:hAnsi="Times New Roman" w:cs="Times New Roman"/>
+        </w:rPr>
+      </w:pPr>
+      <w:r>
+        <w:rPr>
+          <w:rFonts w:ascii="Times New Roman" w:hAnsi="Times New Roman" w:cs="Times New Roman"/>
+        </w:rPr>
+        <w:t xml:space="preserve">3.5 </w:t>
+      </w:r>
+      <w:proofErr w:type="spellStart"/>
+      <w:r>
+        <w:rPr>
+          <w:rFonts w:ascii="Times New Roman" w:hAnsi="Times New Roman" w:cs="Times New Roman"/>
+        </w:rPr>
+        <w:t>Uticaj</w:t>
+      </w:r>
+      <w:proofErr w:type="spellEnd"/>
+      <w:r>
+        <w:rPr>
+          <w:rFonts w:ascii="Times New Roman" w:hAnsi="Times New Roman" w:cs="Times New Roman"/>
+        </w:rPr>
+        <w:t xml:space="preserve"> </w:t>
+      </w:r>
+      <w:proofErr w:type="spellStart"/>
+      <w:r>
+        <w:rPr>
+          <w:rFonts w:ascii="Times New Roman" w:hAnsi="Times New Roman" w:cs="Times New Roman"/>
+        </w:rPr>
+        <w:t>predobrade</w:t>
+      </w:r>
+      <w:proofErr w:type="spellEnd"/>
+      <w:r>
+        <w:rPr>
+          <w:rFonts w:ascii="Times New Roman" w:hAnsi="Times New Roman" w:cs="Times New Roman"/>
+        </w:rPr>
+        <w:t xml:space="preserve"> </w:t>
+      </w:r>
+      <w:proofErr w:type="spellStart"/>
+      <w:r>
+        <w:rPr>
+          <w:rFonts w:ascii="Times New Roman" w:hAnsi="Times New Roman" w:cs="Times New Roman"/>
+        </w:rPr>
+        <w:t>na</w:t>
+      </w:r>
+      <w:proofErr w:type="spellEnd"/>
+      <w:r>
+        <w:rPr>
+          <w:rFonts w:ascii="Times New Roman" w:hAnsi="Times New Roman" w:cs="Times New Roman"/>
+        </w:rPr>
+        <w:t xml:space="preserve"> CNN </w:t>
+      </w:r>
+      <w:proofErr w:type="spellStart"/>
+      <w:r>
+        <w:rPr>
+          <w:rFonts w:ascii="Times New Roman" w:hAnsi="Times New Roman" w:cs="Times New Roman"/>
+        </w:rPr>
+        <w:t>modele</w:t>
+      </w:r>
+      <w:proofErr w:type="spellEnd"/>
+    </w:p>
+    <w:p>
+      <w:pPr>
+        <w:spacing w:line="276" w:lineRule="auto"/>
+        <w:rPr>
+          <w:rFonts w:ascii="Times New Roman" w:eastAsia="Times New Roman" w:hAnsi="Times New Roman" w:cs="Times New Roman"/>
+          <w:sz w:val="24"/>
+          <w:szCs w:val="24"/>
+        </w:rPr>
+      </w:pPr>
+      <w:r>
+        <w:rPr>
+          <w:rFonts w:ascii="Times New Roman" w:hAnsi="Times New Roman" w:cs="Times New Roman"/>
+          <w:lang w:val="en-US"/>
+        </w:rPr>
+        <w:tab/>
+      </w:r>
+      <w:r>
+        <w:rPr>
+          <w:rFonts w:ascii="Times New Roman" w:eastAsia="Times New Roman" w:hAnsi="Times New Roman" w:cs="Times New Roman"/>
+          <w:sz w:val="24"/>
+          <w:szCs w:val="24"/>
+        </w:rPr>
+        <w:t>Ovaj deo rada sintetiše nalaze iz literature o tome kako konkretni koraci predobrade i augmentacije utiču na performanse CNN modela treniranih na HAM10000 datasetu.</w:t>
+      </w:r>
+    </w:p>
+    <w:p>
+      <w:pPr>
+        <w:spacing w:after="120" w:line="276" w:lineRule="auto"/>
+        <w:ind w:firstLine="720"/>
+        <w:jc w:val="both"/>
+        <w:rPr>
+          <w:rFonts w:ascii="Times New Roman" w:eastAsia="Times New Roman" w:hAnsi="Times New Roman" w:cs="Times New Roman"/>
+          <w:sz w:val="24"/>
+          <w:szCs w:val="24"/>
+        </w:rPr>
+      </w:pPr>
+      <w:r>
+        <w:rPr>
+          <w:rFonts w:ascii="Times New Roman" w:eastAsia="Times New Roman" w:hAnsi="Times New Roman" w:cs="Times New Roman"/>
+          <w:sz w:val="24"/>
+          <w:szCs w:val="24"/>
+        </w:rPr>
+        <w:t>Sledeće CNN arhitekture su najčešće korišćene u literature za klasifikaciju dermatoskopskih slika, uključujući HAM10000:</w:t>
+      </w:r>
+    </w:p>
+    <w:p>
+      <w:pPr>
+        <w:pStyle w:val="ListParagraph"/>
+        <w:numPr>
+          <w:ilvl w:val="0"/>
+          <w:numId w:val="22"/>
+        </w:numPr>
+        <w:spacing w:before="60" w:after="60" w:line="276" w:lineRule="auto"/>
+        <w:contextualSpacing w:val="0"/>
+        <w:jc w:val="both"/>
+        <w:rPr>
+          <w:rFonts w:ascii="Times New Roman" w:hAnsi="Times New Roman" w:cs="Times New Roman"/>
+        </w:rPr>
+      </w:pPr>
+      <w:r>
+        <w:rPr>
+          <w:rFonts w:ascii="Times New Roman" w:eastAsia="Times New Roman" w:hAnsi="Times New Roman" w:cs="Times New Roman"/>
+          <w:b/>
+          <w:bCs/>
+        </w:rPr>
+        <w:t>VGG16/VGG19:</w:t>
+      </w:r>
+    </w:p>
+    <w:p>
+      <w:pPr>
+        <w:pStyle w:val="ListParagraph"/>
+        <w:spacing w:before="60" w:after="60" w:line="276" w:lineRule="auto"/>
+        <w:ind w:firstLine="720"/>
+        <w:contextualSpacing w:val="0"/>
+        <w:jc w:val="both"/>
+        <w:rPr>
+          <w:rFonts w:ascii="Times New Roman" w:hAnsi="Times New Roman" w:cs="Times New Roman"/>
+        </w:rPr>
+      </w:pPr>
+      <w:proofErr w:type="spellStart"/>
+      <w:r>
+        <w:rPr>
+          <w:rFonts w:ascii="Times New Roman" w:eastAsia="Times New Roman" w:hAnsi="Times New Roman" w:cs="Times New Roman"/>
+        </w:rPr>
+        <w:t>Duboke</w:t>
+      </w:r>
+      <w:proofErr w:type="spellEnd"/>
+      <w:r>
+        <w:rPr>
+          <w:rFonts w:ascii="Times New Roman" w:eastAsia="Times New Roman" w:hAnsi="Times New Roman" w:cs="Times New Roman"/>
+        </w:rPr>
+        <w:t xml:space="preserve"> </w:t>
+      </w:r>
+      <w:proofErr w:type="spellStart"/>
+      <w:r>
+        <w:rPr>
+          <w:rFonts w:ascii="Times New Roman" w:eastAsia="Times New Roman" w:hAnsi="Times New Roman" w:cs="Times New Roman"/>
+        </w:rPr>
+        <w:t>sekvencijalne</w:t>
+      </w:r>
+      <w:proofErr w:type="spellEnd"/>
+      <w:r>
+        <w:rPr>
+          <w:rFonts w:ascii="Times New Roman" w:eastAsia="Times New Roman" w:hAnsi="Times New Roman" w:cs="Times New Roman"/>
+        </w:rPr>
+        <w:t xml:space="preserve"> </w:t>
+      </w:r>
+      <w:proofErr w:type="spellStart"/>
+      <w:r>
+        <w:rPr>
+          <w:rFonts w:ascii="Times New Roman" w:eastAsia="Times New Roman" w:hAnsi="Times New Roman" w:cs="Times New Roman"/>
+        </w:rPr>
+        <w:t>mreže</w:t>
+      </w:r>
+      <w:proofErr w:type="spellEnd"/>
+      <w:r>
+        <w:rPr>
+          <w:rFonts w:ascii="Times New Roman" w:eastAsia="Times New Roman" w:hAnsi="Times New Roman" w:cs="Times New Roman"/>
+        </w:rPr>
+        <w:t xml:space="preserve"> </w:t>
+      </w:r>
+      <w:proofErr w:type="spellStart"/>
+      <w:r>
+        <w:rPr>
+          <w:rFonts w:ascii="Times New Roman" w:eastAsia="Times New Roman" w:hAnsi="Times New Roman" w:cs="Times New Roman"/>
+        </w:rPr>
+        <w:t>sa</w:t>
+      </w:r>
+      <w:proofErr w:type="spellEnd"/>
+      <w:r>
+        <w:rPr>
+          <w:rFonts w:ascii="Times New Roman" w:eastAsia="Times New Roman" w:hAnsi="Times New Roman" w:cs="Times New Roman"/>
+        </w:rPr>
+        <w:t xml:space="preserve"> </w:t>
+      </w:r>
+      <w:proofErr w:type="spellStart"/>
+      <w:r>
+        <w:rPr>
+          <w:rFonts w:ascii="Times New Roman" w:eastAsia="Times New Roman" w:hAnsi="Times New Roman" w:cs="Times New Roman"/>
+        </w:rPr>
+        <w:t>malim</w:t>
+      </w:r>
+      <w:proofErr w:type="spellEnd"/>
+      <w:r>
+        <w:rPr>
+          <w:rFonts w:ascii="Times New Roman" w:eastAsia="Times New Roman" w:hAnsi="Times New Roman" w:cs="Times New Roman"/>
+        </w:rPr>
+        <w:t xml:space="preserve"> 3×3 </w:t>
+      </w:r>
+      <w:proofErr w:type="spellStart"/>
+      <w:r>
+        <w:rPr>
+          <w:rFonts w:ascii="Times New Roman" w:eastAsia="Times New Roman" w:hAnsi="Times New Roman" w:cs="Times New Roman"/>
+        </w:rPr>
+        <w:t>konvolucionim</w:t>
+      </w:r>
+      <w:proofErr w:type="spellEnd"/>
+      <w:r>
+        <w:rPr>
+          <w:rFonts w:ascii="Times New Roman" w:eastAsia="Times New Roman" w:hAnsi="Times New Roman" w:cs="Times New Roman"/>
+        </w:rPr>
+        <w:t xml:space="preserve"> </w:t>
+      </w:r>
+      <w:proofErr w:type="spellStart"/>
+      <w:r>
+        <w:rPr>
+          <w:rFonts w:ascii="Times New Roman" w:eastAsia="Times New Roman" w:hAnsi="Times New Roman" w:cs="Times New Roman"/>
+        </w:rPr>
+        <w:t>kernelima</w:t>
+      </w:r>
+      <w:proofErr w:type="spellEnd"/>
+      <w:r>
+        <w:rPr>
+          <w:rFonts w:ascii="Times New Roman" w:eastAsia="Times New Roman" w:hAnsi="Times New Roman" w:cs="Times New Roman"/>
+        </w:rPr>
+        <w:t xml:space="preserve"> </w:t>
+      </w:r>
+      <w:proofErr w:type="spellStart"/>
+      <w:r>
+        <w:rPr>
+          <w:rFonts w:ascii="Times New Roman" w:eastAsia="Times New Roman" w:hAnsi="Times New Roman" w:cs="Times New Roman"/>
+        </w:rPr>
+        <w:t>i</w:t>
+      </w:r>
+      <w:proofErr w:type="spellEnd"/>
+      <w:r>
+        <w:rPr>
+          <w:rFonts w:ascii="Times New Roman" w:eastAsia="Times New Roman" w:hAnsi="Times New Roman" w:cs="Times New Roman"/>
+        </w:rPr>
+        <w:t xml:space="preserve"> do 19 </w:t>
+      </w:r>
+      <w:proofErr w:type="spellStart"/>
+      <w:r>
+        <w:rPr>
+          <w:rFonts w:ascii="Times New Roman" w:eastAsia="Times New Roman" w:hAnsi="Times New Roman" w:cs="Times New Roman"/>
+        </w:rPr>
+        <w:t>slojeva</w:t>
+      </w:r>
+      <w:proofErr w:type="spellEnd"/>
+      <w:r>
+        <w:rPr>
+          <w:rFonts w:ascii="Times New Roman" w:eastAsia="Times New Roman" w:hAnsi="Times New Roman" w:cs="Times New Roman"/>
+        </w:rPr>
+        <w:t xml:space="preserve">. </w:t>
+      </w:r>
+      <w:proofErr w:type="spellStart"/>
+      <w:r>
+        <w:rPr>
+          <w:rFonts w:ascii="Times New Roman" w:eastAsia="Times New Roman" w:hAnsi="Times New Roman" w:cs="Times New Roman"/>
+        </w:rPr>
+        <w:t>Robusne</w:t>
+      </w:r>
+      <w:proofErr w:type="spellEnd"/>
+      <w:r>
+        <w:rPr>
+          <w:rFonts w:ascii="Times New Roman" w:eastAsia="Times New Roman" w:hAnsi="Times New Roman" w:cs="Times New Roman"/>
+        </w:rPr>
+        <w:t xml:space="preserve"> </w:t>
+      </w:r>
+      <w:proofErr w:type="spellStart"/>
+      <w:r>
+        <w:rPr>
+          <w:rFonts w:ascii="Times New Roman" w:eastAsia="Times New Roman" w:hAnsi="Times New Roman" w:cs="Times New Roman"/>
+        </w:rPr>
+        <w:t>i</w:t>
+      </w:r>
+      <w:proofErr w:type="spellEnd"/>
+      <w:r>
+        <w:rPr>
+          <w:rFonts w:ascii="Times New Roman" w:eastAsia="Times New Roman" w:hAnsi="Times New Roman" w:cs="Times New Roman"/>
+        </w:rPr>
+        <w:t xml:space="preserve"> dobro </w:t>
+      </w:r>
+      <w:proofErr w:type="spellStart"/>
+      <w:r>
+        <w:rPr>
+          <w:rFonts w:ascii="Times New Roman" w:eastAsia="Times New Roman" w:hAnsi="Times New Roman" w:cs="Times New Roman"/>
+        </w:rPr>
+        <w:t>istražene</w:t>
+      </w:r>
+      <w:proofErr w:type="spellEnd"/>
+      <w:r>
+        <w:rPr>
+          <w:rFonts w:ascii="Times New Roman" w:eastAsia="Times New Roman" w:hAnsi="Times New Roman" w:cs="Times New Roman"/>
+        </w:rPr>
+        <w:t xml:space="preserve">, </w:t>
+      </w:r>
+      <w:proofErr w:type="spellStart"/>
+      <w:r>
+        <w:rPr>
+          <w:rFonts w:ascii="Times New Roman" w:eastAsia="Times New Roman" w:hAnsi="Times New Roman" w:cs="Times New Roman"/>
+        </w:rPr>
+        <w:t>ali</w:t>
+      </w:r>
+      <w:proofErr w:type="spellEnd"/>
+      <w:r>
+        <w:rPr>
+          <w:rFonts w:ascii="Times New Roman" w:eastAsia="Times New Roman" w:hAnsi="Times New Roman" w:cs="Times New Roman"/>
+        </w:rPr>
+        <w:t xml:space="preserve"> </w:t>
+      </w:r>
+      <w:proofErr w:type="spellStart"/>
+      <w:r>
+        <w:rPr>
+          <w:rFonts w:ascii="Times New Roman" w:eastAsia="Times New Roman" w:hAnsi="Times New Roman" w:cs="Times New Roman"/>
+        </w:rPr>
+        <w:t>parameterski</w:t>
+      </w:r>
+      <w:proofErr w:type="spellEnd"/>
+      <w:r>
+        <w:rPr>
+          <w:rFonts w:ascii="Times New Roman" w:eastAsia="Times New Roman" w:hAnsi="Times New Roman" w:cs="Times New Roman"/>
+        </w:rPr>
+        <w:t xml:space="preserve"> </w:t>
+      </w:r>
+      <w:proofErr w:type="spellStart"/>
+      <w:r>
+        <w:rPr>
+          <w:rFonts w:ascii="Times New Roman" w:eastAsia="Times New Roman" w:hAnsi="Times New Roman" w:cs="Times New Roman"/>
+        </w:rPr>
+        <w:t>glomazne</w:t>
+      </w:r>
+      <w:proofErr w:type="spellEnd"/>
+      <w:r>
+        <w:rPr>
+          <w:rFonts w:ascii="Times New Roman" w:eastAsia="Times New Roman" w:hAnsi="Times New Roman" w:cs="Times New Roman"/>
+        </w:rPr>
+        <w:t xml:space="preserve"> (</w:t>
+      </w:r>
+      <w:proofErr w:type="spellStart"/>
+      <w:r>
+        <w:rPr>
+          <w:rFonts w:ascii="Times New Roman" w:eastAsia="Times New Roman" w:hAnsi="Times New Roman" w:cs="Times New Roman"/>
+        </w:rPr>
+        <w:t>priblizno</w:t>
+      </w:r>
+      <w:proofErr w:type="spellEnd"/>
+      <w:r>
+        <w:rPr>
+          <w:rFonts w:ascii="Times New Roman" w:eastAsia="Times New Roman" w:hAnsi="Times New Roman" w:cs="Times New Roman"/>
+        </w:rPr>
+        <w:t xml:space="preserve"> </w:t>
+      </w:r>
+      <w:r>
+        <w:rPr>
+          <w:rFonts w:ascii="Times New Roman" w:eastAsia="Times New Roman" w:hAnsi="Times New Roman" w:cs="Times New Roman"/>
+        </w:rPr>
+        <w:t xml:space="preserve">138M </w:t>
+      </w:r>
+      <w:proofErr w:type="spellStart"/>
+      <w:r>
+        <w:rPr>
+          <w:rFonts w:ascii="Times New Roman" w:eastAsia="Times New Roman" w:hAnsi="Times New Roman" w:cs="Times New Roman"/>
+        </w:rPr>
+        <w:t>parametara</w:t>
+      </w:r>
+      <w:proofErr w:type="spellEnd"/>
+      <w:r>
+        <w:rPr>
+          <w:rFonts w:ascii="Times New Roman" w:eastAsia="Times New Roman" w:hAnsi="Times New Roman" w:cs="Times New Roman"/>
+        </w:rPr>
+        <w:t xml:space="preserve"> za VGG16). </w:t>
+      </w:r>
+      <w:proofErr w:type="spellStart"/>
+      <w:r>
+        <w:rPr>
+          <w:rFonts w:ascii="Times New Roman" w:eastAsia="Times New Roman" w:hAnsi="Times New Roman" w:cs="Times New Roman"/>
+        </w:rPr>
+        <w:t>Korišćene</w:t>
+      </w:r>
+      <w:proofErr w:type="spellEnd"/>
+      <w:r>
+        <w:rPr>
+          <w:rFonts w:ascii="Times New Roman" w:eastAsia="Times New Roman" w:hAnsi="Times New Roman" w:cs="Times New Roman"/>
+        </w:rPr>
+        <w:t xml:space="preserve"> </w:t>
+      </w:r>
+      <w:proofErr w:type="spellStart"/>
+      <w:r>
+        <w:rPr>
+          <w:rFonts w:ascii="Times New Roman" w:eastAsia="Times New Roman" w:hAnsi="Times New Roman" w:cs="Times New Roman"/>
+        </w:rPr>
+        <w:t>kao</w:t>
+      </w:r>
+      <w:proofErr w:type="spellEnd"/>
+      <w:r>
+        <w:rPr>
+          <w:rFonts w:ascii="Times New Roman" w:eastAsia="Times New Roman" w:hAnsi="Times New Roman" w:cs="Times New Roman"/>
+        </w:rPr>
+        <w:t xml:space="preserve"> baseline u </w:t>
+      </w:r>
+      <w:proofErr w:type="spellStart"/>
+      <w:r>
+        <w:rPr>
+          <w:rFonts w:ascii="Times New Roman" w:eastAsia="Times New Roman" w:hAnsi="Times New Roman" w:cs="Times New Roman"/>
+        </w:rPr>
+        <w:t>većini</w:t>
+      </w:r>
+      <w:proofErr w:type="spellEnd"/>
+      <w:r>
+        <w:rPr>
+          <w:rFonts w:ascii="Times New Roman" w:eastAsia="Times New Roman" w:hAnsi="Times New Roman" w:cs="Times New Roman"/>
+        </w:rPr>
+        <w:t xml:space="preserve"> HAM10000 </w:t>
+      </w:r>
+      <w:proofErr w:type="spellStart"/>
+      <w:r>
+        <w:rPr>
+          <w:rFonts w:ascii="Times New Roman" w:eastAsia="Times New Roman" w:hAnsi="Times New Roman" w:cs="Times New Roman"/>
+        </w:rPr>
+        <w:t>studija</w:t>
+      </w:r>
+      <w:proofErr w:type="spellEnd"/>
+      <w:r>
+        <w:rPr>
+          <w:rFonts w:ascii="Times New Roman" w:eastAsia="Times New Roman" w:hAnsi="Times New Roman" w:cs="Times New Roman"/>
+        </w:rPr>
+        <w:t>.</w:t>
+      </w:r>
+    </w:p>
+    <w:p>
+      <w:pPr>
+        <w:pStyle w:val="ListParagraph"/>
+        <w:numPr>
+          <w:ilvl w:val="0"/>
+          <w:numId w:val="22"/>
+        </w:numPr>
+        <w:spacing w:before="60" w:after="60" w:line="276" w:lineRule="auto"/>
+        <w:contextualSpacing w:val="0"/>
+        <w:jc w:val="both"/>
+        <w:rPr>
+          <w:rFonts w:ascii="Times New Roman" w:hAnsi="Times New Roman" w:cs="Times New Roman"/>
+        </w:rPr>
+      </w:pPr>
+      <w:r>
+        <w:rPr>
+          <w:rFonts w:ascii="Times New Roman" w:eastAsia="Times New Roman" w:hAnsi="Times New Roman" w:cs="Times New Roman"/>
+          <w:b/>
+          <w:bCs/>
+        </w:rPr>
+        <w:t>ResNet50/ResNet101:</w:t>
+      </w:r>
+    </w:p>
+    <w:p>
+      <w:pPr>
+        <w:spacing w:before="60" w:after="60" w:line="276" w:lineRule="auto"/>
+        <w:ind w:left="720" w:firstLine="720"/>
+        <w:jc w:val="both"/>
+        <w:rPr>
+          <w:rFonts w:ascii="Times New Roman" w:hAnsi="Times New Roman" w:cs="Times New Roman"/>
+        </w:rPr>
+      </w:pPr>
+      <w:r>
+        <w:rPr>
+          <w:rFonts w:ascii="Times New Roman" w:eastAsia="Times New Roman" w:hAnsi="Times New Roman" w:cs="Times New Roman"/>
+        </w:rPr>
+        <w:t xml:space="preserve">Uvode </w:t>
+      </w:r>
+      <w:proofErr w:type="spellStart"/>
+      <w:r>
+        <w:rPr>
+          <w:rFonts w:ascii="Times New Roman" w:eastAsia="Times New Roman" w:hAnsi="Times New Roman" w:cs="Times New Roman"/>
+        </w:rPr>
+        <w:t>rezidualnu</w:t>
+      </w:r>
+      <w:proofErr w:type="spellEnd"/>
+      <w:r>
+        <w:rPr>
+          <w:rFonts w:ascii="Times New Roman" w:eastAsia="Times New Roman" w:hAnsi="Times New Roman" w:cs="Times New Roman"/>
+        </w:rPr>
+        <w:t xml:space="preserve"> </w:t>
+      </w:r>
+      <w:proofErr w:type="spellStart"/>
+      <w:r>
+        <w:rPr>
+          <w:rFonts w:ascii="Times New Roman" w:eastAsia="Times New Roman" w:hAnsi="Times New Roman" w:cs="Times New Roman"/>
+        </w:rPr>
+        <w:t>konekciju</w:t>
+      </w:r>
+      <w:proofErr w:type="spellEnd"/>
+      <w:r>
+        <w:rPr>
+          <w:rFonts w:ascii="Times New Roman" w:eastAsia="Times New Roman" w:hAnsi="Times New Roman" w:cs="Times New Roman"/>
+        </w:rPr>
+        <w:t xml:space="preserve"> (skip connection) </w:t>
+      </w:r>
+      <w:proofErr w:type="spellStart"/>
+      <w:r>
+        <w:rPr>
+          <w:rFonts w:ascii="Times New Roman" w:eastAsia="Times New Roman" w:hAnsi="Times New Roman" w:cs="Times New Roman"/>
+        </w:rPr>
+        <w:t>koja</w:t>
+      </w:r>
+      <w:proofErr w:type="spellEnd"/>
+      <w:r>
+        <w:rPr>
+          <w:rFonts w:ascii="Times New Roman" w:eastAsia="Times New Roman" w:hAnsi="Times New Roman" w:cs="Times New Roman"/>
+        </w:rPr>
+        <w:t xml:space="preserve"> </w:t>
+      </w:r>
+      <w:proofErr w:type="spellStart"/>
+      <w:r>
+        <w:rPr>
+          <w:rFonts w:ascii="Times New Roman" w:eastAsia="Times New Roman" w:hAnsi="Times New Roman" w:cs="Times New Roman"/>
+        </w:rPr>
+        <w:t>omogućava</w:t>
+      </w:r>
+      <w:proofErr w:type="spellEnd"/>
+      <w:r>
+        <w:rPr>
+          <w:rFonts w:ascii="Times New Roman" w:eastAsia="Times New Roman" w:hAnsi="Times New Roman" w:cs="Times New Roman"/>
+        </w:rPr>
+        <w:t xml:space="preserve"> </w:t>
+      </w:r>
+      <w:proofErr w:type="spellStart"/>
+      <w:r>
+        <w:rPr>
+          <w:rFonts w:ascii="Times New Roman" w:eastAsia="Times New Roman" w:hAnsi="Times New Roman" w:cs="Times New Roman"/>
+        </w:rPr>
+        <w:t>treniranje</w:t>
+      </w:r>
+      <w:proofErr w:type="spellEnd"/>
+      <w:r>
+        <w:rPr>
+          <w:rFonts w:ascii="Times New Roman" w:eastAsia="Times New Roman" w:hAnsi="Times New Roman" w:cs="Times New Roman"/>
+        </w:rPr>
+        <w:t xml:space="preserve"> </w:t>
+      </w:r>
+      <w:proofErr w:type="spellStart"/>
+      <w:r>
+        <w:rPr>
+          <w:rFonts w:ascii="Times New Roman" w:eastAsia="Times New Roman" w:hAnsi="Times New Roman" w:cs="Times New Roman"/>
+        </w:rPr>
+        <w:t>znatno</w:t>
+      </w:r>
+      <w:proofErr w:type="spellEnd"/>
+      <w:r>
+        <w:rPr>
+          <w:rFonts w:ascii="Times New Roman" w:eastAsia="Times New Roman" w:hAnsi="Times New Roman" w:cs="Times New Roman"/>
+        </w:rPr>
+        <w:t xml:space="preserve"> </w:t>
+      </w:r>
+      <w:proofErr w:type="spellStart"/>
+      <w:r>
+        <w:rPr>
+          <w:rFonts w:ascii="Times New Roman" w:eastAsia="Times New Roman" w:hAnsi="Times New Roman" w:cs="Times New Roman"/>
+        </w:rPr>
+        <w:t>dubljih</w:t>
+      </w:r>
+      <w:proofErr w:type="spellEnd"/>
+      <w:r>
+        <w:rPr>
+          <w:rFonts w:ascii="Times New Roman" w:eastAsia="Times New Roman" w:hAnsi="Times New Roman" w:cs="Times New Roman"/>
+        </w:rPr>
+        <w:t xml:space="preserve"> </w:t>
+      </w:r>
+      <w:proofErr w:type="spellStart"/>
+      <w:r>
+        <w:rPr>
+          <w:rFonts w:ascii="Times New Roman" w:eastAsia="Times New Roman" w:hAnsi="Times New Roman" w:cs="Times New Roman"/>
+        </w:rPr>
+        <w:t>mreža</w:t>
+      </w:r>
+      <w:proofErr w:type="spellEnd"/>
+      <w:r>
+        <w:rPr>
+          <w:rFonts w:ascii="Times New Roman" w:eastAsia="Times New Roman" w:hAnsi="Times New Roman" w:cs="Times New Roman"/>
+        </w:rPr>
+        <w:t xml:space="preserve"> bez </w:t>
+      </w:r>
+      <w:proofErr w:type="spellStart"/>
+      <w:r>
+        <w:rPr>
+          <w:rFonts w:ascii="Times New Roman" w:eastAsia="Times New Roman" w:hAnsi="Times New Roman" w:cs="Times New Roman"/>
+        </w:rPr>
+        <w:t>degradacionog</w:t>
+      </w:r>
+      <w:proofErr w:type="spellEnd"/>
+      <w:r>
+        <w:rPr>
+          <w:rFonts w:ascii="Times New Roman" w:eastAsia="Times New Roman" w:hAnsi="Times New Roman" w:cs="Times New Roman"/>
+        </w:rPr>
+        <w:t xml:space="preserve"> </w:t>
+      </w:r>
+      <w:proofErr w:type="spellStart"/>
+      <w:r>
+        <w:rPr>
+          <w:rFonts w:ascii="Times New Roman" w:eastAsia="Times New Roman" w:hAnsi="Times New Roman" w:cs="Times New Roman"/>
+        </w:rPr>
+        <w:t>problema</w:t>
+      </w:r>
+      <w:proofErr w:type="spellEnd"/>
+      <w:r>
+        <w:rPr>
+          <w:rFonts w:ascii="Times New Roman" w:eastAsia="Times New Roman" w:hAnsi="Times New Roman" w:cs="Times New Roman"/>
+        </w:rPr>
+        <w:t>. ResNet50 (</w:t>
+      </w:r>
+      <w:r>
+        <w:rPr>
+          <w:rFonts w:ascii="Times New Roman" w:eastAsia="Times New Roman" w:hAnsi="Times New Roman" w:cs="Times New Roman"/>
+        </w:rPr>
+        <w:t xml:space="preserve">priblizno </w:t>
+      </w:r>
+      <w:r>
+        <w:rPr>
+          <w:rFonts w:ascii="Times New Roman" w:eastAsia="Times New Roman" w:hAnsi="Times New Roman" w:cs="Times New Roman"/>
+        </w:rPr>
+        <w:t>25M parametara) je dobar balans između performansi i efikasnosti za HAM10000.</w:t>
+      </w:r>
+    </w:p>
+    <w:p>
+      <w:pPr>
+        <w:pStyle w:val="ListParagraph"/>
+        <w:numPr>
+          <w:ilvl w:val="0"/>
+          <w:numId w:val="22"/>
+        </w:numPr>
+        <w:spacing w:before="60" w:after="60" w:line="276" w:lineRule="auto"/>
+        <w:contextualSpacing w:val="0"/>
+        <w:jc w:val="both"/>
+        <w:rPr>
+          <w:rFonts w:ascii="Times New Roman" w:hAnsi="Times New Roman" w:cs="Times New Roman"/>
+        </w:rPr>
+      </w:pPr>
+      <w:r>
+        <w:rPr>
+          <w:rFonts w:ascii="Times New Roman" w:eastAsia="Times New Roman" w:hAnsi="Times New Roman" w:cs="Times New Roman"/>
+          <w:b/>
+          <w:bCs/>
+        </w:rPr>
+        <w:t>DenseNet121:</w:t>
+      </w:r>
+    </w:p>
+    <w:p>
+      <w:pPr>
+        <w:pStyle w:val="ListParagraph"/>
+        <w:spacing w:before="60" w:after="60" w:line="276" w:lineRule="auto"/>
+        <w:ind w:firstLine="720"/>
+        <w:contextualSpacing w:val="0"/>
+        <w:jc w:val="both"/>
+        <w:rPr>
+          <w:rFonts w:ascii="Times New Roman" w:hAnsi="Times New Roman" w:cs="Times New Roman"/>
+        </w:rPr>
+      </w:pPr>
+      <w:proofErr w:type="spellStart"/>
+      <w:r>
+        <w:rPr>
+          <w:rFonts w:ascii="Times New Roman" w:eastAsia="Times New Roman" w:hAnsi="Times New Roman" w:cs="Times New Roman"/>
+        </w:rPr>
+        <w:t>Svaki</w:t>
+      </w:r>
+      <w:proofErr w:type="spellEnd"/>
+      <w:r>
+        <w:rPr>
+          <w:rFonts w:ascii="Times New Roman" w:eastAsia="Times New Roman" w:hAnsi="Times New Roman" w:cs="Times New Roman"/>
+        </w:rPr>
+        <w:t xml:space="preserve"> </w:t>
+      </w:r>
+      <w:proofErr w:type="spellStart"/>
+      <w:r>
+        <w:rPr>
+          <w:rFonts w:ascii="Times New Roman" w:eastAsia="Times New Roman" w:hAnsi="Times New Roman" w:cs="Times New Roman"/>
+        </w:rPr>
+        <w:t>sloj</w:t>
+      </w:r>
+      <w:proofErr w:type="spellEnd"/>
+      <w:r>
+        <w:rPr>
+          <w:rFonts w:ascii="Times New Roman" w:eastAsia="Times New Roman" w:hAnsi="Times New Roman" w:cs="Times New Roman"/>
+        </w:rPr>
+        <w:t xml:space="preserve"> je </w:t>
+      </w:r>
+      <w:proofErr w:type="spellStart"/>
+      <w:r>
+        <w:rPr>
+          <w:rFonts w:ascii="Times New Roman" w:eastAsia="Times New Roman" w:hAnsi="Times New Roman" w:cs="Times New Roman"/>
+        </w:rPr>
+        <w:t>direktno</w:t>
+      </w:r>
+      <w:proofErr w:type="spellEnd"/>
+      <w:r>
+        <w:rPr>
+          <w:rFonts w:ascii="Times New Roman" w:eastAsia="Times New Roman" w:hAnsi="Times New Roman" w:cs="Times New Roman"/>
+        </w:rPr>
+        <w:t xml:space="preserve"> </w:t>
+      </w:r>
+      <w:proofErr w:type="spellStart"/>
+      <w:r>
+        <w:rPr>
+          <w:rFonts w:ascii="Times New Roman" w:eastAsia="Times New Roman" w:hAnsi="Times New Roman" w:cs="Times New Roman"/>
+        </w:rPr>
+        <w:t>konektovan</w:t>
+      </w:r>
+      <w:proofErr w:type="spellEnd"/>
+      <w:r>
+        <w:rPr>
+          <w:rFonts w:ascii="Times New Roman" w:eastAsia="Times New Roman" w:hAnsi="Times New Roman" w:cs="Times New Roman"/>
+        </w:rPr>
+        <w:t xml:space="preserve"> </w:t>
+      </w:r>
+      <w:proofErr w:type="spellStart"/>
+      <w:r>
+        <w:rPr>
+          <w:rFonts w:ascii="Times New Roman" w:eastAsia="Times New Roman" w:hAnsi="Times New Roman" w:cs="Times New Roman"/>
+        </w:rPr>
+        <w:t>sa</w:t>
+      </w:r>
+      <w:proofErr w:type="spellEnd"/>
+      <w:r>
+        <w:rPr>
+          <w:rFonts w:ascii="Times New Roman" w:eastAsia="Times New Roman" w:hAnsi="Times New Roman" w:cs="Times New Roman"/>
+        </w:rPr>
+        <w:t xml:space="preserve"> </w:t>
+      </w:r>
+      <w:proofErr w:type="spellStart"/>
+      <w:r>
+        <w:rPr>
+          <w:rFonts w:ascii="Times New Roman" w:eastAsia="Times New Roman" w:hAnsi="Times New Roman" w:cs="Times New Roman"/>
+        </w:rPr>
+        <w:t>svim</w:t>
+      </w:r>
+      <w:proofErr w:type="spellEnd"/>
+      <w:r>
+        <w:rPr>
+          <w:rFonts w:ascii="Times New Roman" w:eastAsia="Times New Roman" w:hAnsi="Times New Roman" w:cs="Times New Roman"/>
+        </w:rPr>
+        <w:t xml:space="preserve"> </w:t>
+      </w:r>
+      <w:proofErr w:type="spellStart"/>
+      <w:r>
+        <w:rPr>
+          <w:rFonts w:ascii="Times New Roman" w:eastAsia="Times New Roman" w:hAnsi="Times New Roman" w:cs="Times New Roman"/>
+        </w:rPr>
+        <w:t>prethodnim</w:t>
+      </w:r>
+      <w:proofErr w:type="spellEnd"/>
+      <w:r>
+        <w:rPr>
+          <w:rFonts w:ascii="Times New Roman" w:eastAsia="Times New Roman" w:hAnsi="Times New Roman" w:cs="Times New Roman"/>
+        </w:rPr>
+        <w:t xml:space="preserve"> </w:t>
+      </w:r>
+      <w:proofErr w:type="spellStart"/>
+      <w:r>
+        <w:rPr>
+          <w:rFonts w:ascii="Times New Roman" w:eastAsia="Times New Roman" w:hAnsi="Times New Roman" w:cs="Times New Roman"/>
+        </w:rPr>
+        <w:t>slojevima</w:t>
+      </w:r>
+      <w:proofErr w:type="spellEnd"/>
+      <w:r>
+        <w:rPr>
+          <w:rFonts w:ascii="Times New Roman" w:eastAsia="Times New Roman" w:hAnsi="Times New Roman" w:cs="Times New Roman"/>
+        </w:rPr>
+        <w:t xml:space="preserve"> </w:t>
+      </w:r>
+      <w:proofErr w:type="spellStart"/>
+      <w:r>
+        <w:rPr>
+          <w:rFonts w:ascii="Times New Roman" w:eastAsia="Times New Roman" w:hAnsi="Times New Roman" w:cs="Times New Roman"/>
+        </w:rPr>
+        <w:t>unutar</w:t>
+      </w:r>
+      <w:proofErr w:type="spellEnd"/>
+      <w:r>
+        <w:rPr>
+          <w:rFonts w:ascii="Times New Roman" w:eastAsia="Times New Roman" w:hAnsi="Times New Roman" w:cs="Times New Roman"/>
+        </w:rPr>
+        <w:t xml:space="preserve"> dense </w:t>
+      </w:r>
+      <w:proofErr w:type="spellStart"/>
+      <w:r>
+        <w:rPr>
+          <w:rFonts w:ascii="Times New Roman" w:eastAsia="Times New Roman" w:hAnsi="Times New Roman" w:cs="Times New Roman"/>
+        </w:rPr>
+        <w:t>bloka</w:t>
+      </w:r>
+      <w:proofErr w:type="spellEnd"/>
+      <w:r>
+        <w:rPr>
+          <w:rFonts w:ascii="Times New Roman" w:eastAsia="Times New Roman" w:hAnsi="Times New Roman" w:cs="Times New Roman"/>
+        </w:rPr>
+        <w:t xml:space="preserve">. Ovo </w:t>
+      </w:r>
+      <w:proofErr w:type="spellStart"/>
+      <w:r>
+        <w:rPr>
+          <w:rFonts w:ascii="Times New Roman" w:eastAsia="Times New Roman" w:hAnsi="Times New Roman" w:cs="Times New Roman"/>
+        </w:rPr>
+        <w:t>podstiče</w:t>
+      </w:r>
+      <w:proofErr w:type="spellEnd"/>
+      <w:r>
+        <w:rPr>
+          <w:rFonts w:ascii="Times New Roman" w:eastAsia="Times New Roman" w:hAnsi="Times New Roman" w:cs="Times New Roman"/>
+        </w:rPr>
+        <w:t xml:space="preserve"> feature reuse </w:t>
+      </w:r>
+      <w:proofErr w:type="spellStart"/>
+      <w:r>
+        <w:rPr>
+          <w:rFonts w:ascii="Times New Roman" w:eastAsia="Times New Roman" w:hAnsi="Times New Roman" w:cs="Times New Roman"/>
+        </w:rPr>
+        <w:t>i</w:t>
+      </w:r>
+      <w:proofErr w:type="spellEnd"/>
+      <w:r>
+        <w:rPr>
+          <w:rFonts w:ascii="Times New Roman" w:eastAsia="Times New Roman" w:hAnsi="Times New Roman" w:cs="Times New Roman"/>
+        </w:rPr>
+        <w:t xml:space="preserve"> </w:t>
+      </w:r>
+      <w:proofErr w:type="spellStart"/>
+      <w:r>
+        <w:rPr>
+          <w:rFonts w:ascii="Times New Roman" w:eastAsia="Times New Roman" w:hAnsi="Times New Roman" w:cs="Times New Roman"/>
+        </w:rPr>
+        <w:t>omogućava</w:t>
+      </w:r>
+      <w:proofErr w:type="spellEnd"/>
+      <w:r>
+        <w:rPr>
+          <w:rFonts w:ascii="Times New Roman" w:eastAsia="Times New Roman" w:hAnsi="Times New Roman" w:cs="Times New Roman"/>
+        </w:rPr>
+        <w:t xml:space="preserve"> </w:t>
+      </w:r>
+      <w:proofErr w:type="spellStart"/>
+      <w:r>
+        <w:rPr>
+          <w:rFonts w:ascii="Times New Roman" w:eastAsia="Times New Roman" w:hAnsi="Times New Roman" w:cs="Times New Roman"/>
+        </w:rPr>
+        <w:t>efikasno</w:t>
+      </w:r>
+      <w:proofErr w:type="spellEnd"/>
+      <w:r>
+        <w:rPr>
+          <w:rFonts w:ascii="Times New Roman" w:eastAsia="Times New Roman" w:hAnsi="Times New Roman" w:cs="Times New Roman"/>
+        </w:rPr>
+        <w:t xml:space="preserve"> </w:t>
+      </w:r>
+      <w:proofErr w:type="spellStart"/>
+      <w:r>
+        <w:rPr>
+          <w:rFonts w:ascii="Times New Roman" w:eastAsia="Times New Roman" w:hAnsi="Times New Roman" w:cs="Times New Roman"/>
+        </w:rPr>
+        <w:t>treniranje</w:t>
+      </w:r>
+      <w:proofErr w:type="spellEnd"/>
+      <w:r>
+        <w:rPr>
+          <w:rFonts w:ascii="Times New Roman" w:eastAsia="Times New Roman" w:hAnsi="Times New Roman" w:cs="Times New Roman"/>
+        </w:rPr>
+        <w:t xml:space="preserve"> </w:t>
+      </w:r>
+      <w:proofErr w:type="spellStart"/>
+      <w:r>
+        <w:rPr>
+          <w:rFonts w:ascii="Times New Roman" w:eastAsia="Times New Roman" w:hAnsi="Times New Roman" w:cs="Times New Roman"/>
+        </w:rPr>
+        <w:t>sa</w:t>
+      </w:r>
+      <w:proofErr w:type="spellEnd"/>
+      <w:r>
+        <w:rPr>
+          <w:rFonts w:ascii="Times New Roman" w:eastAsia="Times New Roman" w:hAnsi="Times New Roman" w:cs="Times New Roman"/>
+        </w:rPr>
+        <w:t xml:space="preserve"> </w:t>
+      </w:r>
+      <w:proofErr w:type="spellStart"/>
+      <w:r>
+        <w:rPr>
+          <w:rFonts w:ascii="Times New Roman" w:eastAsia="Times New Roman" w:hAnsi="Times New Roman" w:cs="Times New Roman"/>
+        </w:rPr>
+        <w:t>manjim</w:t>
+      </w:r>
+      <w:proofErr w:type="spellEnd"/>
+      <w:r>
+        <w:rPr>
+          <w:rFonts w:ascii="Times New Roman" w:eastAsia="Times New Roman" w:hAnsi="Times New Roman" w:cs="Times New Roman"/>
+        </w:rPr>
+        <w:t xml:space="preserve"> </w:t>
+      </w:r>
+      <w:proofErr w:type="spellStart"/>
+      <w:r>
+        <w:rPr>
+          <w:rFonts w:ascii="Times New Roman" w:eastAsia="Times New Roman" w:hAnsi="Times New Roman" w:cs="Times New Roman"/>
+        </w:rPr>
+        <w:t>skupovima</w:t>
+      </w:r>
+      <w:proofErr w:type="spellEnd"/>
+      <w:r>
+        <w:rPr>
+          <w:rFonts w:ascii="Times New Roman" w:eastAsia="Times New Roman" w:hAnsi="Times New Roman" w:cs="Times New Roman"/>
+        </w:rPr>
+        <w:t xml:space="preserve"> </w:t>
+      </w:r>
+      <w:proofErr w:type="spellStart"/>
+      <w:r>
+        <w:rPr>
+          <w:rFonts w:ascii="Times New Roman" w:eastAsia="Times New Roman" w:hAnsi="Times New Roman" w:cs="Times New Roman"/>
+        </w:rPr>
+        <w:t>podataka</w:t>
+      </w:r>
+      <w:proofErr w:type="spellEnd"/>
+      <w:r>
+        <w:rPr>
+          <w:rFonts w:ascii="Times New Roman" w:eastAsia="Times New Roman" w:hAnsi="Times New Roman" w:cs="Times New Roman"/>
+        </w:rPr>
+        <w:t xml:space="preserve"> </w:t>
+      </w:r>
+      <w:r>
+        <w:rPr>
+          <w:rFonts w:ascii="Times New Roman" w:eastAsia="Times New Roman" w:hAnsi="Times New Roman" w:cs="Times New Roman"/>
+        </w:rPr>
+        <w:t>(</w:t>
+      </w:r>
+      <w:proofErr w:type="spellStart"/>
+      <w:r>
+        <w:rPr>
+          <w:rFonts w:ascii="Times New Roman" w:eastAsia="Times New Roman" w:hAnsi="Times New Roman" w:cs="Times New Roman"/>
+        </w:rPr>
+        <w:t>idealno</w:t>
+      </w:r>
+      <w:proofErr w:type="spellEnd"/>
+      <w:r>
+        <w:rPr>
+          <w:rFonts w:ascii="Times New Roman" w:eastAsia="Times New Roman" w:hAnsi="Times New Roman" w:cs="Times New Roman"/>
+        </w:rPr>
+        <w:t xml:space="preserve"> za </w:t>
+      </w:r>
+      <w:proofErr w:type="spellStart"/>
+      <w:r>
+        <w:rPr>
+          <w:rFonts w:ascii="Times New Roman" w:eastAsia="Times New Roman" w:hAnsi="Times New Roman" w:cs="Times New Roman"/>
+        </w:rPr>
+        <w:t>medicinske</w:t>
+      </w:r>
+      <w:proofErr w:type="spellEnd"/>
+      <w:r>
+        <w:rPr>
+          <w:rFonts w:ascii="Times New Roman" w:eastAsia="Times New Roman" w:hAnsi="Times New Roman" w:cs="Times New Roman"/>
+        </w:rPr>
+        <w:t xml:space="preserve"> </w:t>
+      </w:r>
+      <w:proofErr w:type="spellStart"/>
+      <w:r>
+        <w:rPr>
+          <w:rFonts w:ascii="Times New Roman" w:eastAsia="Times New Roman" w:hAnsi="Times New Roman" w:cs="Times New Roman"/>
+        </w:rPr>
+        <w:t>dataset</w:t>
+      </w:r>
+      <w:r>
+        <w:rPr>
+          <w:rFonts w:ascii="Times New Roman" w:eastAsia="Times New Roman" w:hAnsi="Times New Roman" w:cs="Times New Roman"/>
+        </w:rPr>
+        <w:t>ove</w:t>
+      </w:r>
+      <w:proofErr w:type="spellEnd"/>
+      <w:r>
+        <w:rPr>
+          <w:rFonts w:ascii="Times New Roman" w:eastAsia="Times New Roman" w:hAnsi="Times New Roman" w:cs="Times New Roman"/>
+        </w:rPr>
+        <w:t>)</w:t>
+      </w:r>
+      <w:r>
+        <w:rPr>
+          <w:rFonts w:ascii="Times New Roman" w:eastAsia="Times New Roman" w:hAnsi="Times New Roman" w:cs="Times New Roman"/>
+        </w:rPr>
+        <w:t>.</w:t>
+      </w:r>
+    </w:p>
+    <w:p>
+      <w:pPr>
+        <w:pStyle w:val="ListParagraph"/>
+        <w:numPr>
+          <w:ilvl w:val="0"/>
+          <w:numId w:val="22"/>
+        </w:numPr>
+        <w:spacing w:before="60" w:after="60" w:line="276" w:lineRule="auto"/>
+        <w:contextualSpacing w:val="0"/>
+        <w:jc w:val="both"/>
+        <w:rPr>
+          <w:rFonts w:ascii="Times New Roman" w:hAnsi="Times New Roman" w:cs="Times New Roman"/>
+        </w:rPr>
+      </w:pPr>
+      <w:proofErr w:type="spellStart"/>
+      <w:r>
+        <w:rPr>
+          <w:rFonts w:ascii="Times New Roman" w:eastAsia="Times New Roman" w:hAnsi="Times New Roman" w:cs="Times New Roman"/>
+          <w:b/>
+          <w:bCs/>
+        </w:rPr>
+        <w:t>EfficientNet</w:t>
+      </w:r>
+      <w:proofErr w:type="spellEnd"/>
+      <w:r>
+        <w:rPr>
+          <w:rFonts w:ascii="Times New Roman" w:eastAsia="Times New Roman" w:hAnsi="Times New Roman" w:cs="Times New Roman"/>
+          <w:b/>
+          <w:bCs/>
+        </w:rPr>
+        <w:t xml:space="preserve"> (B0-B7):</w:t>
+      </w:r>
+    </w:p>
+    <w:p>
+      <w:pPr>
+        <w:pStyle w:val="ListParagraph"/>
+        <w:spacing w:before="60" w:after="60" w:line="276" w:lineRule="auto"/>
+        <w:ind w:firstLine="720"/>
+        <w:contextualSpacing w:val="0"/>
+        <w:jc w:val="both"/>
+        <w:rPr>
+          <w:rFonts w:ascii="Times New Roman" w:hAnsi="Times New Roman" w:cs="Times New Roman"/>
+        </w:rPr>
+      </w:pPr>
+      <w:proofErr w:type="spellStart"/>
+      <w:r>
+        <w:rPr>
+          <w:rFonts w:ascii="Times New Roman" w:eastAsia="Times New Roman" w:hAnsi="Times New Roman" w:cs="Times New Roman"/>
+        </w:rPr>
+        <w:t>Arhitektura</w:t>
+      </w:r>
+      <w:proofErr w:type="spellEnd"/>
+      <w:r>
+        <w:rPr>
+          <w:rFonts w:ascii="Times New Roman" w:eastAsia="Times New Roman" w:hAnsi="Times New Roman" w:cs="Times New Roman"/>
+        </w:rPr>
+        <w:t xml:space="preserve"> </w:t>
+      </w:r>
+      <w:proofErr w:type="spellStart"/>
+      <w:r>
+        <w:rPr>
+          <w:rFonts w:ascii="Times New Roman" w:eastAsia="Times New Roman" w:hAnsi="Times New Roman" w:cs="Times New Roman"/>
+        </w:rPr>
+        <w:t>skalirana</w:t>
+      </w:r>
+      <w:proofErr w:type="spellEnd"/>
+      <w:r>
+        <w:rPr>
+          <w:rFonts w:ascii="Times New Roman" w:eastAsia="Times New Roman" w:hAnsi="Times New Roman" w:cs="Times New Roman"/>
+        </w:rPr>
+        <w:t xml:space="preserve"> </w:t>
+      </w:r>
+      <w:proofErr w:type="spellStart"/>
+      <w:r>
+        <w:rPr>
+          <w:rFonts w:ascii="Times New Roman" w:eastAsia="Times New Roman" w:hAnsi="Times New Roman" w:cs="Times New Roman"/>
+        </w:rPr>
+        <w:t>uniformno</w:t>
+      </w:r>
+      <w:proofErr w:type="spellEnd"/>
+      <w:r>
+        <w:rPr>
+          <w:rFonts w:ascii="Times New Roman" w:eastAsia="Times New Roman" w:hAnsi="Times New Roman" w:cs="Times New Roman"/>
+        </w:rPr>
+        <w:t xml:space="preserve"> u </w:t>
+      </w:r>
+      <w:proofErr w:type="spellStart"/>
+      <w:r>
+        <w:rPr>
+          <w:rFonts w:ascii="Times New Roman" w:eastAsia="Times New Roman" w:hAnsi="Times New Roman" w:cs="Times New Roman"/>
+        </w:rPr>
+        <w:t>dubinu</w:t>
+      </w:r>
+      <w:proofErr w:type="spellEnd"/>
+      <w:r>
+        <w:rPr>
+          <w:rFonts w:ascii="Times New Roman" w:eastAsia="Times New Roman" w:hAnsi="Times New Roman" w:cs="Times New Roman"/>
+        </w:rPr>
+        <w:t xml:space="preserve">, </w:t>
+      </w:r>
+      <w:proofErr w:type="spellStart"/>
+      <w:r>
+        <w:rPr>
+          <w:rFonts w:ascii="Times New Roman" w:eastAsia="Times New Roman" w:hAnsi="Times New Roman" w:cs="Times New Roman"/>
+        </w:rPr>
+        <w:t>širinu</w:t>
+      </w:r>
+      <w:proofErr w:type="spellEnd"/>
+      <w:r>
+        <w:rPr>
+          <w:rFonts w:ascii="Times New Roman" w:eastAsia="Times New Roman" w:hAnsi="Times New Roman" w:cs="Times New Roman"/>
+        </w:rPr>
+        <w:t xml:space="preserve"> </w:t>
+      </w:r>
+      <w:proofErr w:type="spellStart"/>
+      <w:r>
+        <w:rPr>
+          <w:rFonts w:ascii="Times New Roman" w:eastAsia="Times New Roman" w:hAnsi="Times New Roman" w:cs="Times New Roman"/>
+        </w:rPr>
+        <w:t>i</w:t>
+      </w:r>
+      <w:proofErr w:type="spellEnd"/>
+      <w:r>
+        <w:rPr>
+          <w:rFonts w:ascii="Times New Roman" w:eastAsia="Times New Roman" w:hAnsi="Times New Roman" w:cs="Times New Roman"/>
+        </w:rPr>
+        <w:t xml:space="preserve"> </w:t>
+      </w:r>
+      <w:proofErr w:type="spellStart"/>
+      <w:r>
+        <w:rPr>
+          <w:rFonts w:ascii="Times New Roman" w:eastAsia="Times New Roman" w:hAnsi="Times New Roman" w:cs="Times New Roman"/>
+        </w:rPr>
+        <w:t>rezoluciju</w:t>
+      </w:r>
+      <w:proofErr w:type="spellEnd"/>
+      <w:r>
+        <w:rPr>
+          <w:rFonts w:ascii="Times New Roman" w:eastAsia="Times New Roman" w:hAnsi="Times New Roman" w:cs="Times New Roman"/>
+        </w:rPr>
+        <w:t xml:space="preserve"> </w:t>
+      </w:r>
+      <w:proofErr w:type="spellStart"/>
+      <w:r>
+        <w:rPr>
+          <w:rFonts w:ascii="Times New Roman" w:eastAsia="Times New Roman" w:hAnsi="Times New Roman" w:cs="Times New Roman"/>
+        </w:rPr>
+        <w:t>uz</w:t>
+      </w:r>
+      <w:proofErr w:type="spellEnd"/>
+      <w:r>
+        <w:rPr>
+          <w:rFonts w:ascii="Times New Roman" w:eastAsia="Times New Roman" w:hAnsi="Times New Roman" w:cs="Times New Roman"/>
+        </w:rPr>
+        <w:t xml:space="preserve"> Neural Architecture Search. EfficientNet-B4 </w:t>
+      </w:r>
+      <w:proofErr w:type="spellStart"/>
+      <w:r>
+        <w:rPr>
+          <w:rFonts w:ascii="Times New Roman" w:eastAsia="Times New Roman" w:hAnsi="Times New Roman" w:cs="Times New Roman"/>
+        </w:rPr>
+        <w:t>i</w:t>
+      </w:r>
+      <w:proofErr w:type="spellEnd"/>
+      <w:r>
+        <w:rPr>
+          <w:rFonts w:ascii="Times New Roman" w:eastAsia="Times New Roman" w:hAnsi="Times New Roman" w:cs="Times New Roman"/>
+        </w:rPr>
+        <w:t xml:space="preserve"> B5 </w:t>
+      </w:r>
+      <w:proofErr w:type="spellStart"/>
+      <w:r>
+        <w:rPr>
+          <w:rFonts w:ascii="Times New Roman" w:eastAsia="Times New Roman" w:hAnsi="Times New Roman" w:cs="Times New Roman"/>
+        </w:rPr>
+        <w:t>su</w:t>
+      </w:r>
+      <w:proofErr w:type="spellEnd"/>
+      <w:r>
+        <w:rPr>
+          <w:rFonts w:ascii="Times New Roman" w:eastAsia="Times New Roman" w:hAnsi="Times New Roman" w:cs="Times New Roman"/>
+        </w:rPr>
+        <w:t xml:space="preserve"> </w:t>
+      </w:r>
+      <w:proofErr w:type="spellStart"/>
+      <w:r>
+        <w:rPr>
+          <w:rFonts w:ascii="Times New Roman" w:eastAsia="Times New Roman" w:hAnsi="Times New Roman" w:cs="Times New Roman"/>
+        </w:rPr>
+        <w:t>posebno</w:t>
+      </w:r>
+      <w:proofErr w:type="spellEnd"/>
+      <w:r>
+        <w:rPr>
+          <w:rFonts w:ascii="Times New Roman" w:eastAsia="Times New Roman" w:hAnsi="Times New Roman" w:cs="Times New Roman"/>
+        </w:rPr>
+        <w:t xml:space="preserve"> </w:t>
+      </w:r>
+      <w:proofErr w:type="spellStart"/>
+      <w:r>
+        <w:rPr>
+          <w:rFonts w:ascii="Times New Roman" w:eastAsia="Times New Roman" w:hAnsi="Times New Roman" w:cs="Times New Roman"/>
+        </w:rPr>
+        <w:t>popularni</w:t>
+      </w:r>
+      <w:proofErr w:type="spellEnd"/>
+      <w:r>
+        <w:rPr>
+          <w:rFonts w:ascii="Times New Roman" w:eastAsia="Times New Roman" w:hAnsi="Times New Roman" w:cs="Times New Roman"/>
+        </w:rPr>
+        <w:t xml:space="preserve"> za </w:t>
+      </w:r>
+      <w:proofErr w:type="spellStart"/>
+      <w:r>
+        <w:rPr>
+          <w:rFonts w:ascii="Times New Roman" w:eastAsia="Times New Roman" w:hAnsi="Times New Roman" w:cs="Times New Roman"/>
+        </w:rPr>
+        <w:t>dermoskopiju</w:t>
+      </w:r>
+      <w:proofErr w:type="spellEnd"/>
+      <w:r>
+        <w:rPr>
+          <w:rFonts w:ascii="Times New Roman" w:eastAsia="Times New Roman" w:hAnsi="Times New Roman" w:cs="Times New Roman"/>
+        </w:rPr>
+        <w:t xml:space="preserve"> </w:t>
+      </w:r>
+      <w:proofErr w:type="spellStart"/>
+      <w:r>
+        <w:rPr>
+          <w:rFonts w:ascii="Times New Roman" w:eastAsia="Times New Roman" w:hAnsi="Times New Roman" w:cs="Times New Roman"/>
+        </w:rPr>
+        <w:t>jer</w:t>
+      </w:r>
+      <w:proofErr w:type="spellEnd"/>
+      <w:r>
+        <w:rPr>
+          <w:rFonts w:ascii="Times New Roman" w:eastAsia="Times New Roman" w:hAnsi="Times New Roman" w:cs="Times New Roman"/>
+        </w:rPr>
+        <w:t xml:space="preserve"> </w:t>
+      </w:r>
+      <w:proofErr w:type="spellStart"/>
+      <w:r>
+        <w:rPr>
+          <w:rFonts w:ascii="Times New Roman" w:eastAsia="Times New Roman" w:hAnsi="Times New Roman" w:cs="Times New Roman"/>
+        </w:rPr>
+        <w:t>rade</w:t>
+      </w:r>
+      <w:proofErr w:type="spellEnd"/>
+      <w:r>
+        <w:rPr>
+          <w:rFonts w:ascii="Times New Roman" w:eastAsia="Times New Roman" w:hAnsi="Times New Roman" w:cs="Times New Roman"/>
+        </w:rPr>
+        <w:t xml:space="preserve"> dobro </w:t>
+      </w:r>
+      <w:proofErr w:type="spellStart"/>
+      <w:r>
+        <w:rPr>
+          <w:rFonts w:ascii="Times New Roman" w:eastAsia="Times New Roman" w:hAnsi="Times New Roman" w:cs="Times New Roman"/>
+        </w:rPr>
+        <w:t>na</w:t>
+      </w:r>
+      <w:proofErr w:type="spellEnd"/>
+      <w:r>
+        <w:rPr>
+          <w:rFonts w:ascii="Times New Roman" w:eastAsia="Times New Roman" w:hAnsi="Times New Roman" w:cs="Times New Roman"/>
+        </w:rPr>
+        <w:t xml:space="preserve"> </w:t>
+      </w:r>
+      <w:proofErr w:type="spellStart"/>
+      <w:r>
+        <w:rPr>
+          <w:rFonts w:ascii="Times New Roman" w:eastAsia="Times New Roman" w:hAnsi="Times New Roman" w:cs="Times New Roman"/>
+        </w:rPr>
+        <w:t>višim</w:t>
+      </w:r>
+      <w:proofErr w:type="spellEnd"/>
+      <w:r>
+        <w:rPr>
+          <w:rFonts w:ascii="Times New Roman" w:eastAsia="Times New Roman" w:hAnsi="Times New Roman" w:cs="Times New Roman"/>
+        </w:rPr>
+        <w:t xml:space="preserve"> </w:t>
+      </w:r>
+      <w:proofErr w:type="spellStart"/>
+      <w:r>
+        <w:rPr>
+          <w:rFonts w:ascii="Times New Roman" w:eastAsia="Times New Roman" w:hAnsi="Times New Roman" w:cs="Times New Roman"/>
+        </w:rPr>
+        <w:t>rezolucijama</w:t>
+      </w:r>
+      <w:proofErr w:type="spellEnd"/>
+      <w:r>
+        <w:rPr>
+          <w:rFonts w:ascii="Times New Roman" w:eastAsia="Times New Roman" w:hAnsi="Times New Roman" w:cs="Times New Roman"/>
+        </w:rPr>
+        <w:t xml:space="preserve"> </w:t>
+      </w:r>
+      <w:proofErr w:type="spellStart"/>
+      <w:r>
+        <w:rPr>
+          <w:rFonts w:ascii="Times New Roman" w:eastAsia="Times New Roman" w:hAnsi="Times New Roman" w:cs="Times New Roman"/>
+        </w:rPr>
+        <w:t>uz</w:t>
+      </w:r>
+      <w:proofErr w:type="spellEnd"/>
+      <w:r>
+        <w:rPr>
+          <w:rFonts w:ascii="Times New Roman" w:eastAsia="Times New Roman" w:hAnsi="Times New Roman" w:cs="Times New Roman"/>
+        </w:rPr>
+        <w:t xml:space="preserve"> </w:t>
+      </w:r>
+      <w:proofErr w:type="spellStart"/>
+      <w:r>
+        <w:rPr>
+          <w:rFonts w:ascii="Times New Roman" w:eastAsia="Times New Roman" w:hAnsi="Times New Roman" w:cs="Times New Roman"/>
+        </w:rPr>
+        <w:t>razumnu</w:t>
+      </w:r>
+      <w:proofErr w:type="spellEnd"/>
+      <w:r>
+        <w:rPr>
+          <w:rFonts w:ascii="Times New Roman" w:eastAsia="Times New Roman" w:hAnsi="Times New Roman" w:cs="Times New Roman"/>
+        </w:rPr>
+        <w:t xml:space="preserve"> </w:t>
+      </w:r>
+      <w:proofErr w:type="spellStart"/>
+      <w:r>
+        <w:rPr>
+          <w:rFonts w:ascii="Times New Roman" w:eastAsia="Times New Roman" w:hAnsi="Times New Roman" w:cs="Times New Roman"/>
+        </w:rPr>
+        <w:t>računsku</w:t>
+      </w:r>
+      <w:proofErr w:type="spellEnd"/>
+      <w:r>
+        <w:rPr>
+          <w:rFonts w:ascii="Times New Roman" w:eastAsia="Times New Roman" w:hAnsi="Times New Roman" w:cs="Times New Roman"/>
+        </w:rPr>
+        <w:t xml:space="preserve"> </w:t>
+      </w:r>
+      <w:proofErr w:type="spellStart"/>
+      <w:r>
+        <w:rPr>
+          <w:rFonts w:ascii="Times New Roman" w:eastAsia="Times New Roman" w:hAnsi="Times New Roman" w:cs="Times New Roman"/>
+        </w:rPr>
+        <w:t>cenu</w:t>
+      </w:r>
+      <w:proofErr w:type="spellEnd"/>
+      <w:r>
+        <w:rPr>
+          <w:rFonts w:ascii="Times New Roman" w:eastAsia="Times New Roman" w:hAnsi="Times New Roman" w:cs="Times New Roman"/>
+        </w:rPr>
+        <w:t>.</w:t>
+      </w:r>
+    </w:p>
+    <w:p>
+      <w:pPr>
+        <w:pStyle w:val="ListParagraph"/>
+        <w:numPr>
+          <w:ilvl w:val="0"/>
+          <w:numId w:val="22"/>
+        </w:numPr>
+        <w:spacing w:after="120" w:line="276" w:lineRule="auto"/>
+        <w:jc w:val="both"/>
+        <w:rPr>
+          <w:rFonts w:ascii="Times New Roman" w:hAnsi="Times New Roman" w:cs="Times New Roman"/>
+        </w:rPr>
+      </w:pPr>
+      <w:proofErr w:type="spellStart"/>
+      <w:r>
+        <w:rPr>
+          <w:rFonts w:ascii="Times New Roman" w:eastAsia="Times New Roman" w:hAnsi="Times New Roman" w:cs="Times New Roman"/>
+          <w:b/>
+          <w:bCs/>
+        </w:rPr>
+        <w:t>MobileNet</w:t>
+      </w:r>
+      <w:proofErr w:type="spellEnd"/>
+      <w:r>
+        <w:rPr>
+          <w:rFonts w:ascii="Times New Roman" w:eastAsia="Times New Roman" w:hAnsi="Times New Roman" w:cs="Times New Roman"/>
+          <w:b/>
+          <w:bCs/>
+        </w:rPr>
+        <w:t>/MobileNetV2:</w:t>
+      </w:r>
+    </w:p>
+    <w:p>
+      <w:pPr>
+        <w:pStyle w:val="ListParagraph"/>
+        <w:spacing w:after="120" w:line="276" w:lineRule="auto"/>
+        <w:ind w:firstLine="720"/>
+        <w:jc w:val="both"/>
+        <w:rPr>
+          <w:rFonts w:ascii="Times New Roman" w:hAnsi="Times New Roman" w:cs="Times New Roman"/>
+        </w:rPr>
+      </w:pPr>
+      <w:r>
+        <w:rPr>
+          <w:rFonts w:ascii="Times New Roman" w:eastAsia="Times New Roman" w:hAnsi="Times New Roman" w:cs="Times New Roman"/>
+        </w:rPr>
+        <w:t xml:space="preserve">Lagana </w:t>
+      </w:r>
+      <w:proofErr w:type="spellStart"/>
+      <w:r>
+        <w:rPr>
+          <w:rFonts w:ascii="Times New Roman" w:eastAsia="Times New Roman" w:hAnsi="Times New Roman" w:cs="Times New Roman"/>
+        </w:rPr>
+        <w:t>arhitektura</w:t>
+      </w:r>
+      <w:proofErr w:type="spellEnd"/>
+      <w:r>
+        <w:rPr>
+          <w:rFonts w:ascii="Times New Roman" w:eastAsia="Times New Roman" w:hAnsi="Times New Roman" w:cs="Times New Roman"/>
+        </w:rPr>
+        <w:t xml:space="preserve"> </w:t>
+      </w:r>
+      <w:proofErr w:type="spellStart"/>
+      <w:r>
+        <w:rPr>
+          <w:rFonts w:ascii="Times New Roman" w:eastAsia="Times New Roman" w:hAnsi="Times New Roman" w:cs="Times New Roman"/>
+        </w:rPr>
+        <w:t>sa</w:t>
+      </w:r>
+      <w:proofErr w:type="spellEnd"/>
+      <w:r>
+        <w:rPr>
+          <w:rFonts w:ascii="Times New Roman" w:eastAsia="Times New Roman" w:hAnsi="Times New Roman" w:cs="Times New Roman"/>
+        </w:rPr>
+        <w:t xml:space="preserve"> </w:t>
+      </w:r>
+      <w:proofErr w:type="spellStart"/>
+      <w:r>
+        <w:rPr>
+          <w:rFonts w:ascii="Times New Roman" w:eastAsia="Times New Roman" w:hAnsi="Times New Roman" w:cs="Times New Roman"/>
+        </w:rPr>
+        <w:t>depthwise</w:t>
+      </w:r>
+      <w:proofErr w:type="spellEnd"/>
+      <w:r>
+        <w:rPr>
+          <w:rFonts w:ascii="Times New Roman" w:eastAsia="Times New Roman" w:hAnsi="Times New Roman" w:cs="Times New Roman"/>
+        </w:rPr>
+        <w:t xml:space="preserve"> </w:t>
+      </w:r>
+      <w:proofErr w:type="spellStart"/>
+      <w:r>
+        <w:rPr>
+          <w:rFonts w:ascii="Times New Roman" w:eastAsia="Times New Roman" w:hAnsi="Times New Roman" w:cs="Times New Roman"/>
+        </w:rPr>
+        <w:t>separabilnim</w:t>
+      </w:r>
+      <w:proofErr w:type="spellEnd"/>
+      <w:r>
+        <w:rPr>
+          <w:rFonts w:ascii="Times New Roman" w:eastAsia="Times New Roman" w:hAnsi="Times New Roman" w:cs="Times New Roman"/>
+        </w:rPr>
+        <w:t xml:space="preserve"> </w:t>
+      </w:r>
+      <w:proofErr w:type="spellStart"/>
+      <w:r>
+        <w:rPr>
+          <w:rFonts w:ascii="Times New Roman" w:eastAsia="Times New Roman" w:hAnsi="Times New Roman" w:cs="Times New Roman"/>
+        </w:rPr>
+        <w:t>konvolucijama</w:t>
+      </w:r>
+      <w:proofErr w:type="spellEnd"/>
+      <w:r>
+        <w:rPr>
+          <w:rFonts w:ascii="Times New Roman" w:eastAsia="Times New Roman" w:hAnsi="Times New Roman" w:cs="Times New Roman"/>
+        </w:rPr>
+        <w:t xml:space="preserve">, </w:t>
+      </w:r>
+      <w:proofErr w:type="spellStart"/>
+      <w:r>
+        <w:rPr>
+          <w:rFonts w:ascii="Times New Roman" w:eastAsia="Times New Roman" w:hAnsi="Times New Roman" w:cs="Times New Roman"/>
+        </w:rPr>
+        <w:t>dizajnirana</w:t>
+      </w:r>
+      <w:proofErr w:type="spellEnd"/>
+      <w:r>
+        <w:rPr>
+          <w:rFonts w:ascii="Times New Roman" w:eastAsia="Times New Roman" w:hAnsi="Times New Roman" w:cs="Times New Roman"/>
+        </w:rPr>
+        <w:t xml:space="preserve"> za edge deployment. </w:t>
+      </w:r>
+      <w:proofErr w:type="spellStart"/>
+      <w:r>
+        <w:rPr>
+          <w:rFonts w:ascii="Times New Roman" w:eastAsia="Times New Roman" w:hAnsi="Times New Roman" w:cs="Times New Roman"/>
+        </w:rPr>
+        <w:t>Koristi</w:t>
+      </w:r>
+      <w:proofErr w:type="spellEnd"/>
+      <w:r>
+        <w:rPr>
+          <w:rFonts w:ascii="Times New Roman" w:eastAsia="Times New Roman" w:hAnsi="Times New Roman" w:cs="Times New Roman"/>
+        </w:rPr>
+        <w:t xml:space="preserve"> se </w:t>
+      </w:r>
+      <w:proofErr w:type="spellStart"/>
+      <w:r>
+        <w:rPr>
+          <w:rFonts w:ascii="Times New Roman" w:eastAsia="Times New Roman" w:hAnsi="Times New Roman" w:cs="Times New Roman"/>
+        </w:rPr>
+        <w:t>kada</w:t>
+      </w:r>
+      <w:proofErr w:type="spellEnd"/>
+      <w:r>
+        <w:rPr>
+          <w:rFonts w:ascii="Times New Roman" w:eastAsia="Times New Roman" w:hAnsi="Times New Roman" w:cs="Times New Roman"/>
+        </w:rPr>
+        <w:t xml:space="preserve"> je inference </w:t>
+      </w:r>
+      <w:proofErr w:type="spellStart"/>
+      <w:r>
+        <w:rPr>
+          <w:rFonts w:ascii="Times New Roman" w:eastAsia="Times New Roman" w:hAnsi="Times New Roman" w:cs="Times New Roman"/>
+        </w:rPr>
+        <w:t>latencija</w:t>
+      </w:r>
+      <w:proofErr w:type="spellEnd"/>
+      <w:r>
+        <w:rPr>
+          <w:rFonts w:ascii="Times New Roman" w:eastAsia="Times New Roman" w:hAnsi="Times New Roman" w:cs="Times New Roman"/>
+        </w:rPr>
+        <w:t xml:space="preserve"> </w:t>
+      </w:r>
+      <w:proofErr w:type="spellStart"/>
+      <w:r>
+        <w:rPr>
+          <w:rFonts w:ascii="Times New Roman" w:eastAsia="Times New Roman" w:hAnsi="Times New Roman" w:cs="Times New Roman"/>
+        </w:rPr>
+        <w:t>kritična</w:t>
+      </w:r>
+      <w:proofErr w:type="spellEnd"/>
+      <w:r>
+        <w:rPr>
+          <w:rFonts w:ascii="Times New Roman" w:eastAsia="Times New Roman" w:hAnsi="Times New Roman" w:cs="Times New Roman"/>
+        </w:rPr>
+        <w:t xml:space="preserve"> (</w:t>
+      </w:r>
+      <w:proofErr w:type="spellStart"/>
+      <w:r>
+        <w:rPr>
+          <w:rFonts w:ascii="Times New Roman" w:eastAsia="Times New Roman" w:hAnsi="Times New Roman" w:cs="Times New Roman"/>
+        </w:rPr>
+        <w:t>npr</w:t>
+      </w:r>
+      <w:proofErr w:type="spellEnd"/>
+      <w:r>
+        <w:rPr>
+          <w:rFonts w:ascii="Times New Roman" w:eastAsia="Times New Roman" w:hAnsi="Times New Roman" w:cs="Times New Roman"/>
+        </w:rPr>
+        <w:t xml:space="preserve">. </w:t>
+      </w:r>
+      <w:proofErr w:type="spellStart"/>
+      <w:r>
+        <w:rPr>
+          <w:rFonts w:ascii="Times New Roman" w:eastAsia="Times New Roman" w:hAnsi="Times New Roman" w:cs="Times New Roman"/>
+        </w:rPr>
+        <w:t>mobilne</w:t>
+      </w:r>
+      <w:proofErr w:type="spellEnd"/>
+      <w:r>
+        <w:rPr>
+          <w:rFonts w:ascii="Times New Roman" w:eastAsia="Times New Roman" w:hAnsi="Times New Roman" w:cs="Times New Roman"/>
+        </w:rPr>
+        <w:t xml:space="preserve"> </w:t>
+      </w:r>
+      <w:proofErr w:type="spellStart"/>
+      <w:r>
+        <w:rPr>
+          <w:rFonts w:ascii="Times New Roman" w:eastAsia="Times New Roman" w:hAnsi="Times New Roman" w:cs="Times New Roman"/>
+        </w:rPr>
+        <w:t>aplikacije</w:t>
+      </w:r>
+      <w:proofErr w:type="spellEnd"/>
+      <w:r>
+        <w:rPr>
+          <w:rFonts w:ascii="Times New Roman" w:eastAsia="Times New Roman" w:hAnsi="Times New Roman" w:cs="Times New Roman"/>
+        </w:rPr>
+        <w:t xml:space="preserve"> za screening).</w:t>
+      </w:r>
+    </w:p>
+    <w:p>
+      <w:pPr>
+        <w:spacing w:line="276" w:lineRule="auto"/>
+        <w:rPr>
+          <w:rFonts w:ascii="Times New Roman" w:hAnsi="Times New Roman" w:cs="Times New Roman"/>
+          <w:lang w:val="en-US"/>
+        </w:rPr>
+      </w:pPr>
+    </w:p>
+    <w:p>
+      <w:pPr>
+        <w:pStyle w:val="Heading3"/>
+        <w:spacing w:line="276" w:lineRule="auto"/>
+        <w:rPr>
+          <w:rFonts w:ascii="Times New Roman" w:hAnsi="Times New Roman" w:cs="Times New Roman"/>
+        </w:rPr>
+      </w:pPr>
+      <w:r>
+        <w:rPr>
+          <w:rFonts w:ascii="Times New Roman" w:hAnsi="Times New Roman" w:cs="Times New Roman"/>
+        </w:rPr>
+        <w:lastRenderedPageBreak/>
+        <w:t xml:space="preserve">3.5.1 </w:t>
+      </w:r>
+      <w:proofErr w:type="spellStart"/>
+      <w:r>
+        <w:rPr>
+          <w:rFonts w:ascii="Times New Roman" w:hAnsi="Times New Roman" w:cs="Times New Roman"/>
+        </w:rPr>
+        <w:t>Pregled</w:t>
+      </w:r>
+      <w:proofErr w:type="spellEnd"/>
+      <w:r>
+        <w:rPr>
+          <w:rFonts w:ascii="Times New Roman" w:hAnsi="Times New Roman" w:cs="Times New Roman"/>
+        </w:rPr>
+        <w:t xml:space="preserve"> </w:t>
+      </w:r>
+      <w:proofErr w:type="spellStart"/>
+      <w:r>
+        <w:rPr>
+          <w:rFonts w:ascii="Times New Roman" w:hAnsi="Times New Roman" w:cs="Times New Roman"/>
+        </w:rPr>
+        <w:t>rezultata</w:t>
+      </w:r>
+      <w:proofErr w:type="spellEnd"/>
+      <w:r>
+        <w:rPr>
+          <w:rFonts w:ascii="Times New Roman" w:hAnsi="Times New Roman" w:cs="Times New Roman"/>
+        </w:rPr>
+        <w:t xml:space="preserve"> </w:t>
+      </w:r>
+      <w:proofErr w:type="spellStart"/>
+      <w:r>
+        <w:rPr>
+          <w:rFonts w:ascii="Times New Roman" w:hAnsi="Times New Roman" w:cs="Times New Roman"/>
+        </w:rPr>
+        <w:t>iz</w:t>
+      </w:r>
+      <w:proofErr w:type="spellEnd"/>
+      <w:r>
+        <w:rPr>
+          <w:rFonts w:ascii="Times New Roman" w:hAnsi="Times New Roman" w:cs="Times New Roman"/>
+        </w:rPr>
+        <w:t xml:space="preserve"> literature</w:t>
+      </w:r>
+    </w:p>
+    <w:p>
+      <w:pPr>
+        <w:spacing w:line="276" w:lineRule="auto"/>
+        <w:ind w:firstLine="720"/>
+        <w:rPr>
+          <w:rFonts w:ascii="Times New Roman" w:eastAsia="Times New Roman" w:hAnsi="Times New Roman" w:cs="Times New Roman"/>
+          <w:sz w:val="24"/>
+          <w:szCs w:val="24"/>
+        </w:rPr>
+      </w:pPr>
+      <w:r>
+        <w:rPr>
+          <w:rFonts w:ascii="Times New Roman" w:eastAsia="Times New Roman" w:hAnsi="Times New Roman" w:cs="Times New Roman"/>
+          <w:sz w:val="24"/>
+          <w:szCs w:val="24"/>
+        </w:rPr>
+        <w:t>U nastavku je dat pregled ključnih studija koje su koristile HAM10000 sa različitim pipelin</w:t>
+      </w:r>
+      <w:r>
+        <w:rPr>
+          <w:rFonts w:ascii="Times New Roman" w:eastAsia="Times New Roman" w:hAnsi="Times New Roman" w:cs="Times New Roman"/>
+          <w:sz w:val="24"/>
+          <w:szCs w:val="24"/>
+        </w:rPr>
+        <w:t>e-ov</w:t>
+      </w:r>
+      <w:r>
+        <w:rPr>
+          <w:rFonts w:ascii="Times New Roman" w:eastAsia="Times New Roman" w:hAnsi="Times New Roman" w:cs="Times New Roman"/>
+          <w:sz w:val="24"/>
+          <w:szCs w:val="24"/>
+        </w:rPr>
+        <w:t>ima predobrade, zajedno sa postignutim performansama.</w:t>
+      </w:r>
+    </w:p>
+    <w:tbl>
+      <w:tblPr>
+        <w:tblW w:w="9360" w:type="dxa"/>
+        <w:tblBorders>
+          <w:top w:val="single" w:sz="4" w:space="0" w:color="auto"/>
+          <w:left w:val="single" w:sz="4" w:space="0" w:color="auto"/>
+          <w:bottom w:val="single" w:sz="4" w:space="0" w:color="auto"/>
+          <w:right w:val="single" w:sz="4" w:space="0" w:color="auto"/>
+          <w:insideH w:val="single" w:sz="4" w:space="0" w:color="auto"/>
+          <w:insideV w:val="single" w:sz="4" w:space="0" w:color="auto"/>
+        </w:tblBorders>
+        <w:tblCellMar>
+          <w:left w:w="10" w:type="dxa"/>
+          <w:right w:w="10" w:type="dxa"/>
+        </w:tblCellMar>
+        <w:tblLook w:val="04A0" w:firstRow="1" w:lastRow="0" w:firstColumn="1" w:lastColumn="0" w:noHBand="0" w:noVBand="1"/>
+      </w:tblPr>
+      <w:tblGrid>
+        <w:gridCol w:w="1893"/>
+        <w:gridCol w:w="937"/>
+        <w:gridCol w:w="2785"/>
+        <w:gridCol w:w="1895"/>
+        <w:gridCol w:w="1850"/>
+      </w:tblGrid>
+      <w:tr>
         <w:tblPrEx>
           <w:tblCellMar>
             <w:top w:w="0" w:type="dxa"/>
@@ -17015,7 +21632,7 @@
         </w:tblPrEx>
         <w:tc>
           <w:tcPr>
-            <w:tcW w:w="1700" w:type="dxa"/>
+            <w:tcW w:w="1893" w:type="dxa"/>
             <w:tcBorders>
               <w:top w:val="single" w:sz="4" w:space="0" w:color="AAAAAA"/>
               <w:left w:val="single" w:sz="4" w:space="0" w:color="AAAAAA"/>
@@ -17032,7 +21649,11 @@
           </w:tcPr>
           <w:p>
             <w:pPr>
+              <w:spacing w:line="276" w:lineRule="auto"/>
               <w:jc w:val="center"/>
+              <w:rPr>
+                <w:rFonts w:ascii="Times New Roman" w:hAnsi="Times New Roman" w:cs="Times New Roman"/>
+              </w:rPr>
             </w:pPr>
             <w:r>
               <w:rPr>
@@ -17040,13 +21661,13 @@
                 <w:b/>
                 <w:bCs/>
               </w:rPr>
-              <w:t>Tehnika</w:t>
-            </w:r>
-          </w:p>
-        </w:tc>
-        <w:tc>
-          <w:tcPr>
-            <w:tcW w:w="1400" w:type="dxa"/>
+              <w:t>Autori</w:t>
+            </w:r>
+          </w:p>
+        </w:tc>
+        <w:tc>
+          <w:tcPr>
+            <w:tcW w:w="937" w:type="dxa"/>
             <w:tcBorders>
               <w:top w:val="single" w:sz="4" w:space="0" w:color="AAAAAA"/>
               <w:left w:val="single" w:sz="4" w:space="0" w:color="AAAAAA"/>
@@ -17063,7 +21684,11 @@
           </w:tcPr>
           <w:p>
             <w:pPr>
+              <w:spacing w:line="276" w:lineRule="auto"/>
               <w:jc w:val="center"/>
+              <w:rPr>
+                <w:rFonts w:ascii="Times New Roman" w:hAnsi="Times New Roman" w:cs="Times New Roman"/>
+              </w:rPr>
             </w:pPr>
             <w:r>
               <w:rPr>
@@ -17071,13 +21696,13 @@
                 <w:b/>
                 <w:bCs/>
               </w:rPr>
-              <w:t>Tip</w:t>
-            </w:r>
-          </w:p>
-        </w:tc>
-        <w:tc>
-          <w:tcPr>
-            <w:tcW w:w="1800" w:type="dxa"/>
+              <w:t>Godina</w:t>
+            </w:r>
+          </w:p>
+        </w:tc>
+        <w:tc>
+          <w:tcPr>
+            <w:tcW w:w="2785" w:type="dxa"/>
             <w:tcBorders>
               <w:top w:val="single" w:sz="4" w:space="0" w:color="AAAAAA"/>
               <w:left w:val="single" w:sz="4" w:space="0" w:color="AAAAAA"/>
@@ -17094,7 +21719,11 @@
           </w:tcPr>
           <w:p>
             <w:pPr>
+              <w:spacing w:line="276" w:lineRule="auto"/>
               <w:jc w:val="center"/>
+              <w:rPr>
+                <w:rFonts w:ascii="Times New Roman" w:hAnsi="Times New Roman" w:cs="Times New Roman"/>
+              </w:rPr>
             </w:pPr>
             <w:r>
               <w:rPr>
@@ -17102,13 +21731,13 @@
                 <w:b/>
                 <w:bCs/>
               </w:rPr>
-              <w:t>Efekat na distribuciju</w:t>
-            </w:r>
-          </w:p>
-        </w:tc>
-        <w:tc>
-          <w:tcPr>
-            <w:tcW w:w="1300" w:type="dxa"/>
+              <w:t>Predobrada</w:t>
+            </w:r>
+          </w:p>
+        </w:tc>
+        <w:tc>
+          <w:tcPr>
+            <w:tcW w:w="1895" w:type="dxa"/>
             <w:tcBorders>
               <w:top w:val="single" w:sz="4" w:space="0" w:color="AAAAAA"/>
               <w:left w:val="single" w:sz="4" w:space="0" w:color="AAAAAA"/>
@@ -17125,7 +21754,11 @@
           </w:tcPr>
           <w:p>
             <w:pPr>
+              <w:spacing w:line="276" w:lineRule="auto"/>
               <w:jc w:val="center"/>
+              <w:rPr>
+                <w:rFonts w:ascii="Times New Roman" w:hAnsi="Times New Roman" w:cs="Times New Roman"/>
+              </w:rPr>
             </w:pPr>
             <w:r>
               <w:rPr>
@@ -17133,13 +21766,13 @@
                 <w:b/>
                 <w:bCs/>
               </w:rPr>
-              <w:t>Računski trošak</w:t>
-            </w:r>
-          </w:p>
-        </w:tc>
-        <w:tc>
-          <w:tcPr>
-            <w:tcW w:w="2000" w:type="dxa"/>
+              <w:t>Model</w:t>
+            </w:r>
+          </w:p>
+        </w:tc>
+        <w:tc>
+          <w:tcPr>
+            <w:tcW w:w="1850" w:type="dxa"/>
             <w:tcBorders>
               <w:top w:val="single" w:sz="4" w:space="0" w:color="AAAAAA"/>
               <w:left w:val="single" w:sz="4" w:space="0" w:color="AAAAAA"/>
@@ -17156,7 +21789,11 @@
           </w:tcPr>
           <w:p>
             <w:pPr>
+              <w:spacing w:line="276" w:lineRule="auto"/>
               <w:jc w:val="center"/>
+              <w:rPr>
+                <w:rFonts w:ascii="Times New Roman" w:hAnsi="Times New Roman" w:cs="Times New Roman"/>
+              </w:rPr>
             </w:pPr>
             <w:r>
               <w:rPr>
@@ -17164,38 +21801,7 @@
                 <w:b/>
                 <w:bCs/>
               </w:rPr>
-              <w:t>Kada koristiti</w:t>
-            </w:r>
-          </w:p>
-        </w:tc>
-        <w:tc>
-          <w:tcPr>
-            <w:tcW w:w="1160" w:type="dxa"/>
-            <w:tcBorders>
-              <w:top w:val="single" w:sz="4" w:space="0" w:color="AAAAAA"/>
-              <w:left w:val="single" w:sz="4" w:space="0" w:color="AAAAAA"/>
-              <w:bottom w:val="single" w:sz="4" w:space="0" w:color="AAAAAA"/>
-              <w:right w:val="single" w:sz="4" w:space="0" w:color="AAAAAA"/>
-            </w:tcBorders>
-            <w:shd w:val="clear" w:color="auto" w:fill="D9E1F2"/>
-            <w:tcMar>
-              <w:top w:w="80" w:type="dxa"/>
-              <w:left w:w="120" w:type="dxa"/>
-              <w:bottom w:w="80" w:type="dxa"/>
-              <w:right w:w="120" w:type="dxa"/>
-            </w:tcMar>
-          </w:tcPr>
-          <w:p>
-            <w:pPr>
-              <w:jc w:val="center"/>
-            </w:pPr>
-            <w:r>
-              <w:rPr>
-                <w:rFonts w:ascii="Times New Roman" w:eastAsia="Times New Roman" w:hAnsi="Times New Roman" w:cs="Times New Roman"/>
-                <w:b/>
-                <w:bCs/>
-              </w:rPr>
-              <w:t>Rizik od overfitting-a</w:t>
+              <w:t>Tačnost / AUC</w:t>
             </w:r>
           </w:p>
         </w:tc>
@@ -17209,7 +21815,7 @@
         </w:tblPrEx>
         <w:tc>
           <w:tcPr>
-            <w:tcW w:w="1700" w:type="dxa"/>
+            <w:tcW w:w="1893" w:type="dxa"/>
             <w:tcBorders>
               <w:top w:val="single" w:sz="4" w:space="0" w:color="AAAAAA"/>
               <w:left w:val="single" w:sz="4" w:space="0" w:color="AAAAAA"/>
@@ -17226,19 +21832,22 @@
           </w:tcPr>
           <w:p>
             <w:pPr>
-              <w:jc w:val="both"/>
+              <w:spacing w:line="276" w:lineRule="auto"/>
+              <w:rPr>
+                <w:rFonts w:ascii="Times New Roman" w:hAnsi="Times New Roman" w:cs="Times New Roman"/>
+              </w:rPr>
             </w:pPr>
             <w:r>
               <w:rPr>
                 <w:rFonts w:ascii="Times New Roman" w:eastAsia="Times New Roman" w:hAnsi="Times New Roman" w:cs="Times New Roman"/>
               </w:rPr>
-              <w:t>Horizontalni/vertikalni flip</w:t>
-            </w:r>
-          </w:p>
-        </w:tc>
-        <w:tc>
-          <w:tcPr>
-            <w:tcW w:w="1400" w:type="dxa"/>
+              <w:t>Tschandl et al.</w:t>
+            </w:r>
+          </w:p>
+        </w:tc>
+        <w:tc>
+          <w:tcPr>
+            <w:tcW w:w="937" w:type="dxa"/>
             <w:tcBorders>
               <w:top w:val="single" w:sz="4" w:space="0" w:color="AAAAAA"/>
               <w:left w:val="single" w:sz="4" w:space="0" w:color="AAAAAA"/>
@@ -17255,19 +21864,22 @@
           </w:tcPr>
           <w:p>
             <w:pPr>
-              <w:jc w:val="both"/>
+              <w:spacing w:line="276" w:lineRule="auto"/>
+              <w:rPr>
+                <w:rFonts w:ascii="Times New Roman" w:hAnsi="Times New Roman" w:cs="Times New Roman"/>
+              </w:rPr>
             </w:pPr>
             <w:r>
               <w:rPr>
                 <w:rFonts w:ascii="Times New Roman" w:eastAsia="Times New Roman" w:hAnsi="Times New Roman" w:cs="Times New Roman"/>
               </w:rPr>
-              <w:t>Geometrijska</w:t>
-            </w:r>
-          </w:p>
-        </w:tc>
-        <w:tc>
-          <w:tcPr>
-            <w:tcW w:w="1800" w:type="dxa"/>
+              <w:t>2018</w:t>
+            </w:r>
+          </w:p>
+        </w:tc>
+        <w:tc>
+          <w:tcPr>
+            <w:tcW w:w="2785" w:type="dxa"/>
             <w:tcBorders>
               <w:top w:val="single" w:sz="4" w:space="0" w:color="AAAAAA"/>
               <w:left w:val="single" w:sz="4" w:space="0" w:color="AAAAAA"/>
@@ -17284,19 +21896,22 @@
           </w:tcPr>
           <w:p>
             <w:pPr>
-              <w:jc w:val="both"/>
+              <w:spacing w:line="276" w:lineRule="auto"/>
+              <w:rPr>
+                <w:rFonts w:ascii="Times New Roman" w:hAnsi="Times New Roman" w:cs="Times New Roman"/>
+              </w:rPr>
             </w:pPr>
             <w:r>
               <w:rPr>
                 <w:rFonts w:ascii="Times New Roman" w:eastAsia="Times New Roman" w:hAnsi="Times New Roman" w:cs="Times New Roman"/>
               </w:rPr>
-              <w:t>Povećava raznovrsnost orijentacije</w:t>
-            </w:r>
-          </w:p>
-        </w:tc>
-        <w:tc>
-          <w:tcPr>
-            <w:tcW w:w="1300" w:type="dxa"/>
+              <w:t>Resize 224×224, normalizacija</w:t>
+            </w:r>
+          </w:p>
+        </w:tc>
+        <w:tc>
+          <w:tcPr>
+            <w:tcW w:w="1895" w:type="dxa"/>
             <w:tcBorders>
               <w:top w:val="single" w:sz="4" w:space="0" w:color="AAAAAA"/>
               <w:left w:val="single" w:sz="4" w:space="0" w:color="AAAAAA"/>
@@ -17313,19 +21928,22 @@
           </w:tcPr>
           <w:p>
             <w:pPr>
-              <w:jc w:val="both"/>
+              <w:spacing w:line="276" w:lineRule="auto"/>
+              <w:rPr>
+                <w:rFonts w:ascii="Times New Roman" w:hAnsi="Times New Roman" w:cs="Times New Roman"/>
+              </w:rPr>
             </w:pPr>
             <w:r>
               <w:rPr>
                 <w:rFonts w:ascii="Times New Roman" w:eastAsia="Times New Roman" w:hAnsi="Times New Roman" w:cs="Times New Roman"/>
               </w:rPr>
-              <w:t>Zanemariv</w:t>
-            </w:r>
-          </w:p>
-        </w:tc>
-        <w:tc>
-          <w:tcPr>
-            <w:tcW w:w="2000" w:type="dxa"/>
+              <w:t>ResNet50 (baseline)</w:t>
+            </w:r>
+          </w:p>
+        </w:tc>
+        <w:tc>
+          <w:tcPr>
+            <w:tcW w:w="1850" w:type="dxa"/>
             <w:tcBorders>
               <w:top w:val="single" w:sz="4" w:space="0" w:color="AAAAAA"/>
               <w:left w:val="single" w:sz="4" w:space="0" w:color="AAAAAA"/>
@@ -17342,42 +21960,16 @@
           </w:tcPr>
           <w:p>
             <w:pPr>
-              <w:jc w:val="both"/>
+              <w:spacing w:line="276" w:lineRule="auto"/>
+              <w:rPr>
+                <w:rFonts w:ascii="Times New Roman" w:hAnsi="Times New Roman" w:cs="Times New Roman"/>
+              </w:rPr>
             </w:pPr>
             <w:r>
               <w:rPr>
                 <w:rFonts w:ascii="Times New Roman" w:eastAsia="Times New Roman" w:hAnsi="Times New Roman" w:cs="Times New Roman"/>
               </w:rPr>
-              <w:t>Uvek — standardni korak</w:t>
-            </w:r>
-          </w:p>
-        </w:tc>
-        <w:tc>
-          <w:tcPr>
-            <w:tcW w:w="1160" w:type="dxa"/>
-            <w:tcBorders>
-              <w:top w:val="single" w:sz="4" w:space="0" w:color="AAAAAA"/>
-              <w:left w:val="single" w:sz="4" w:space="0" w:color="AAAAAA"/>
-              <w:bottom w:val="single" w:sz="4" w:space="0" w:color="AAAAAA"/>
-              <w:right w:val="single" w:sz="4" w:space="0" w:color="AAAAAA"/>
-            </w:tcBorders>
-            <w:shd w:val="clear" w:color="auto" w:fill="F2F5FB"/>
-            <w:tcMar>
-              <w:top w:w="80" w:type="dxa"/>
-              <w:left w:w="120" w:type="dxa"/>
-              <w:bottom w:w="80" w:type="dxa"/>
-              <w:right w:w="120" w:type="dxa"/>
-            </w:tcMar>
-          </w:tcPr>
-          <w:p>
-            <w:pPr>
-              <w:jc w:val="both"/>
-            </w:pPr>
-            <w:r>
-              <w:rPr>
-                <w:rFonts w:ascii="Times New Roman" w:eastAsia="Times New Roman" w:hAnsi="Times New Roman" w:cs="Times New Roman"/>
-              </w:rPr>
-              <w:t>Veoma nizak</w:t>
+              <w:t>~80% acc</w:t>
             </w:r>
           </w:p>
         </w:tc>
@@ -17391,7 +21983,7 @@
         </w:tblPrEx>
         <w:tc>
           <w:tcPr>
-            <w:tcW w:w="1700" w:type="dxa"/>
+            <w:tcW w:w="1893" w:type="dxa"/>
             <w:tcBorders>
               <w:top w:val="single" w:sz="4" w:space="0" w:color="AAAAAA"/>
               <w:left w:val="single" w:sz="4" w:space="0" w:color="AAAAAA"/>
@@ -17408,20 +22000,22 @@
           </w:tcPr>
           <w:p>
             <w:pPr>
-              <w:jc w:val="both"/>
+              <w:spacing w:line="276" w:lineRule="auto"/>
+              <w:rPr>
+                <w:rFonts w:ascii="Times New Roman" w:hAnsi="Times New Roman" w:cs="Times New Roman"/>
+              </w:rPr>
             </w:pPr>
             <w:r>
               <w:rPr>
                 <w:rFonts w:ascii="Times New Roman" w:eastAsia="Times New Roman" w:hAnsi="Times New Roman" w:cs="Times New Roman"/>
               </w:rPr>
-              <w:lastRenderedPageBreak/>
-              <w:t>Nasumična rotacija</w:t>
-            </w:r>
-          </w:p>
-        </w:tc>
-        <w:tc>
-          <w:tcPr>
-            <w:tcW w:w="1400" w:type="dxa"/>
+              <w:t>Codella et al. (ISIC 2018)</w:t>
+            </w:r>
+          </w:p>
+        </w:tc>
+        <w:tc>
+          <w:tcPr>
+            <w:tcW w:w="937" w:type="dxa"/>
             <w:tcBorders>
               <w:top w:val="single" w:sz="4" w:space="0" w:color="AAAAAA"/>
               <w:left w:val="single" w:sz="4" w:space="0" w:color="AAAAAA"/>
@@ -17438,19 +22032,22 @@
           </w:tcPr>
           <w:p>
             <w:pPr>
-              <w:jc w:val="both"/>
+              <w:spacing w:line="276" w:lineRule="auto"/>
+              <w:rPr>
+                <w:rFonts w:ascii="Times New Roman" w:hAnsi="Times New Roman" w:cs="Times New Roman"/>
+              </w:rPr>
             </w:pPr>
             <w:r>
               <w:rPr>
                 <w:rFonts w:ascii="Times New Roman" w:eastAsia="Times New Roman" w:hAnsi="Times New Roman" w:cs="Times New Roman"/>
               </w:rPr>
-              <w:t>Geometrijska</w:t>
-            </w:r>
-          </w:p>
-        </w:tc>
-        <w:tc>
-          <w:tcPr>
-            <w:tcW w:w="1800" w:type="dxa"/>
+              <w:t>2018</w:t>
+            </w:r>
+          </w:p>
+        </w:tc>
+        <w:tc>
+          <w:tcPr>
+            <w:tcW w:w="2785" w:type="dxa"/>
             <w:tcBorders>
               <w:top w:val="single" w:sz="4" w:space="0" w:color="AAAAAA"/>
               <w:left w:val="single" w:sz="4" w:space="0" w:color="AAAAAA"/>
@@ -17467,19 +22064,22 @@
           </w:tcPr>
           <w:p>
             <w:pPr>
-              <w:jc w:val="both"/>
+              <w:spacing w:line="276" w:lineRule="auto"/>
+              <w:rPr>
+                <w:rFonts w:ascii="Times New Roman" w:hAnsi="Times New Roman" w:cs="Times New Roman"/>
+              </w:rPr>
             </w:pPr>
             <w:r>
               <w:rPr>
                 <w:rFonts w:ascii="Times New Roman" w:eastAsia="Times New Roman" w:hAnsi="Times New Roman" w:cs="Times New Roman"/>
               </w:rPr>
-              <w:t>Povećava orijentacionu robustnost</w:t>
-            </w:r>
-          </w:p>
-        </w:tc>
-        <w:tc>
-          <w:tcPr>
-            <w:tcW w:w="1300" w:type="dxa"/>
+              <w:t>Resize, augmentacija (flip, rot.), normalizacija</w:t>
+            </w:r>
+          </w:p>
+        </w:tc>
+        <w:tc>
+          <w:tcPr>
+            <w:tcW w:w="1895" w:type="dxa"/>
             <w:tcBorders>
               <w:top w:val="single" w:sz="4" w:space="0" w:color="AAAAAA"/>
               <w:left w:val="single" w:sz="4" w:space="0" w:color="AAAAAA"/>
@@ -17496,19 +22096,22 @@
           </w:tcPr>
           <w:p>
             <w:pPr>
-              <w:jc w:val="both"/>
+              <w:spacing w:line="276" w:lineRule="auto"/>
+              <w:rPr>
+                <w:rFonts w:ascii="Times New Roman" w:hAnsi="Times New Roman" w:cs="Times New Roman"/>
+              </w:rPr>
             </w:pPr>
             <w:r>
               <w:rPr>
                 <w:rFonts w:ascii="Times New Roman" w:eastAsia="Times New Roman" w:hAnsi="Times New Roman" w:cs="Times New Roman"/>
               </w:rPr>
-              <w:t>Niska</w:t>
-            </w:r>
-          </w:p>
-        </w:tc>
-        <w:tc>
-          <w:tcPr>
-            <w:tcW w:w="2000" w:type="dxa"/>
+              <w:t>Ensemble CNN</w:t>
+            </w:r>
+          </w:p>
+        </w:tc>
+        <w:tc>
+          <w:tcPr>
+            <w:tcW w:w="1850" w:type="dxa"/>
             <w:tcBorders>
               <w:top w:val="single" w:sz="4" w:space="0" w:color="AAAAAA"/>
               <w:left w:val="single" w:sz="4" w:space="0" w:color="AAAAAA"/>
@@ -17525,42 +22128,16 @@
           </w:tcPr>
           <w:p>
             <w:pPr>
-              <w:jc w:val="both"/>
+              <w:spacing w:line="276" w:lineRule="auto"/>
+              <w:rPr>
+                <w:rFonts w:ascii="Times New Roman" w:hAnsi="Times New Roman" w:cs="Times New Roman"/>
+              </w:rPr>
             </w:pPr>
             <w:r>
               <w:rPr>
                 <w:rFonts w:ascii="Times New Roman" w:eastAsia="Times New Roman" w:hAnsi="Times New Roman" w:cs="Times New Roman"/>
               </w:rPr>
-              <w:t>Uvek za dermoskopske slike</w:t>
-            </w:r>
-          </w:p>
-        </w:tc>
-        <w:tc>
-          <w:tcPr>
-            <w:tcW w:w="1160" w:type="dxa"/>
-            <w:tcBorders>
-              <w:top w:val="single" w:sz="4" w:space="0" w:color="AAAAAA"/>
-              <w:left w:val="single" w:sz="4" w:space="0" w:color="AAAAAA"/>
-              <w:bottom w:val="single" w:sz="4" w:space="0" w:color="AAAAAA"/>
-              <w:right w:val="single" w:sz="4" w:space="0" w:color="AAAAAA"/>
-            </w:tcBorders>
-            <w:shd w:val="clear" w:color="auto" w:fill="FFFFFF"/>
-            <w:tcMar>
-              <w:top w:w="80" w:type="dxa"/>
-              <w:left w:w="120" w:type="dxa"/>
-              <w:bottom w:w="80" w:type="dxa"/>
-              <w:right w:w="120" w:type="dxa"/>
-            </w:tcMar>
-          </w:tcPr>
-          <w:p>
-            <w:pPr>
-              <w:jc w:val="both"/>
-            </w:pPr>
-            <w:r>
-              <w:rPr>
-                <w:rFonts w:ascii="Times New Roman" w:eastAsia="Times New Roman" w:hAnsi="Times New Roman" w:cs="Times New Roman"/>
-              </w:rPr>
-              <w:t>Nizak</w:t>
+              <w:t>AUC 0.91</w:t>
             </w:r>
           </w:p>
         </w:tc>
@@ -17574,7 +22151,7 @@
         </w:tblPrEx>
         <w:tc>
           <w:tcPr>
-            <w:tcW w:w="1700" w:type="dxa"/>
+            <w:tcW w:w="1893" w:type="dxa"/>
             <w:tcBorders>
               <w:top w:val="single" w:sz="4" w:space="0" w:color="AAAAAA"/>
               <w:left w:val="single" w:sz="4" w:space="0" w:color="AAAAAA"/>
@@ -17591,19 +22168,22 @@
           </w:tcPr>
           <w:p>
             <w:pPr>
-              <w:jc w:val="both"/>
+              <w:spacing w:line="276" w:lineRule="auto"/>
+              <w:rPr>
+                <w:rFonts w:ascii="Times New Roman" w:hAnsi="Times New Roman" w:cs="Times New Roman"/>
+              </w:rPr>
             </w:pPr>
             <w:r>
               <w:rPr>
                 <w:rFonts w:ascii="Times New Roman" w:eastAsia="Times New Roman" w:hAnsi="Times New Roman" w:cs="Times New Roman"/>
               </w:rPr>
-              <w:t>Translacija i skaliranje</w:t>
-            </w:r>
-          </w:p>
-        </w:tc>
-        <w:tc>
-          <w:tcPr>
-            <w:tcW w:w="1400" w:type="dxa"/>
+              <w:t>Raghavendra et al.</w:t>
+            </w:r>
+          </w:p>
+        </w:tc>
+        <w:tc>
+          <w:tcPr>
+            <w:tcW w:w="937" w:type="dxa"/>
             <w:tcBorders>
               <w:top w:val="single" w:sz="4" w:space="0" w:color="AAAAAA"/>
               <w:left w:val="single" w:sz="4" w:space="0" w:color="AAAAAA"/>
@@ -17620,19 +22200,22 @@
           </w:tcPr>
           <w:p>
             <w:pPr>
-              <w:jc w:val="both"/>
+              <w:spacing w:line="276" w:lineRule="auto"/>
+              <w:rPr>
+                <w:rFonts w:ascii="Times New Roman" w:hAnsi="Times New Roman" w:cs="Times New Roman"/>
+              </w:rPr>
             </w:pPr>
             <w:r>
               <w:rPr>
                 <w:rFonts w:ascii="Times New Roman" w:eastAsia="Times New Roman" w:hAnsi="Times New Roman" w:cs="Times New Roman"/>
               </w:rPr>
-              <w:t>Geometrijska</w:t>
-            </w:r>
-          </w:p>
-        </w:tc>
-        <w:tc>
-          <w:tcPr>
-            <w:tcW w:w="1800" w:type="dxa"/>
+              <w:t>2023</w:t>
+            </w:r>
+          </w:p>
+        </w:tc>
+        <w:tc>
+          <w:tcPr>
+            <w:tcW w:w="2785" w:type="dxa"/>
             <w:tcBorders>
               <w:top w:val="single" w:sz="4" w:space="0" w:color="AAAAAA"/>
               <w:left w:val="single" w:sz="4" w:space="0" w:color="AAAAAA"/>
@@ -17649,19 +22232,22 @@
           </w:tcPr>
           <w:p>
             <w:pPr>
-              <w:jc w:val="both"/>
+              <w:spacing w:line="276" w:lineRule="auto"/>
+              <w:rPr>
+                <w:rFonts w:ascii="Times New Roman" w:hAnsi="Times New Roman" w:cs="Times New Roman"/>
+              </w:rPr>
             </w:pPr>
             <w:r>
               <w:rPr>
                 <w:rFonts w:ascii="Times New Roman" w:eastAsia="Times New Roman" w:hAnsi="Times New Roman" w:cs="Times New Roman"/>
               </w:rPr>
-              <w:t>Robustnost na poziciju i veličinu</w:t>
-            </w:r>
-          </w:p>
-        </w:tc>
-        <w:tc>
-          <w:tcPr>
-            <w:tcW w:w="1300" w:type="dxa"/>
+              <w:t>CLAHE, resize 224×224, ImageNet norm., augmentacija</w:t>
+            </w:r>
+          </w:p>
+        </w:tc>
+        <w:tc>
+          <w:tcPr>
+            <w:tcW w:w="1895" w:type="dxa"/>
             <w:tcBorders>
               <w:top w:val="single" w:sz="4" w:space="0" w:color="AAAAAA"/>
               <w:left w:val="single" w:sz="4" w:space="0" w:color="AAAAAA"/>
@@ -17678,19 +22264,22 @@
           </w:tcPr>
           <w:p>
             <w:pPr>
-              <w:jc w:val="both"/>
+              <w:spacing w:line="276" w:lineRule="auto"/>
+              <w:rPr>
+                <w:rFonts w:ascii="Times New Roman" w:hAnsi="Times New Roman" w:cs="Times New Roman"/>
+              </w:rPr>
             </w:pPr>
             <w:r>
               <w:rPr>
                 <w:rFonts w:ascii="Times New Roman" w:eastAsia="Times New Roman" w:hAnsi="Times New Roman" w:cs="Times New Roman"/>
               </w:rPr>
-              <w:t>Niska</w:t>
-            </w:r>
-          </w:p>
-        </w:tc>
-        <w:tc>
-          <w:tcPr>
-            <w:tcW w:w="2000" w:type="dxa"/>
+              <w:t>DenseNet121 + GAP</w:t>
+            </w:r>
+          </w:p>
+        </w:tc>
+        <w:tc>
+          <w:tcPr>
+            <w:tcW w:w="1850" w:type="dxa"/>
             <w:tcBorders>
               <w:top w:val="single" w:sz="4" w:space="0" w:color="AAAAAA"/>
               <w:left w:val="single" w:sz="4" w:space="0" w:color="AAAAAA"/>
@@ -17707,42 +22296,16 @@
           </w:tcPr>
           <w:p>
             <w:pPr>
-              <w:jc w:val="both"/>
+              <w:spacing w:line="276" w:lineRule="auto"/>
+              <w:rPr>
+                <w:rFonts w:ascii="Times New Roman" w:hAnsi="Times New Roman" w:cs="Times New Roman"/>
+              </w:rPr>
             </w:pPr>
             <w:r>
               <w:rPr>
                 <w:rFonts w:ascii="Times New Roman" w:eastAsia="Times New Roman" w:hAnsi="Times New Roman" w:cs="Times New Roman"/>
               </w:rPr>
-              <w:t>Kada lezija nije uvek centrirana</w:t>
-            </w:r>
-          </w:p>
-        </w:tc>
-        <w:tc>
-          <w:tcPr>
-            <w:tcW w:w="1160" w:type="dxa"/>
-            <w:tcBorders>
-              <w:top w:val="single" w:sz="4" w:space="0" w:color="AAAAAA"/>
-              <w:left w:val="single" w:sz="4" w:space="0" w:color="AAAAAA"/>
-              <w:bottom w:val="single" w:sz="4" w:space="0" w:color="AAAAAA"/>
-              <w:right w:val="single" w:sz="4" w:space="0" w:color="AAAAAA"/>
-            </w:tcBorders>
-            <w:shd w:val="clear" w:color="auto" w:fill="F2F5FB"/>
-            <w:tcMar>
-              <w:top w:w="80" w:type="dxa"/>
-              <w:left w:w="120" w:type="dxa"/>
-              <w:bottom w:w="80" w:type="dxa"/>
-              <w:right w:w="120" w:type="dxa"/>
-            </w:tcMar>
-          </w:tcPr>
-          <w:p>
-            <w:pPr>
-              <w:jc w:val="both"/>
-            </w:pPr>
-            <w:r>
-              <w:rPr>
-                <w:rFonts w:ascii="Times New Roman" w:eastAsia="Times New Roman" w:hAnsi="Times New Roman" w:cs="Times New Roman"/>
-              </w:rPr>
-              <w:t>Nizak</w:t>
+              <w:t>89.3% acc, AUC 0.93</w:t>
             </w:r>
           </w:p>
         </w:tc>
@@ -17756,7 +22319,7 @@
         </w:tblPrEx>
         <w:tc>
           <w:tcPr>
-            <w:tcW w:w="1700" w:type="dxa"/>
+            <w:tcW w:w="1893" w:type="dxa"/>
             <w:tcBorders>
               <w:top w:val="single" w:sz="4" w:space="0" w:color="AAAAAA"/>
               <w:left w:val="single" w:sz="4" w:space="0" w:color="AAAAAA"/>
@@ -17773,19 +22336,22 @@
           </w:tcPr>
           <w:p>
             <w:pPr>
-              <w:jc w:val="both"/>
+              <w:spacing w:line="276" w:lineRule="auto"/>
+              <w:rPr>
+                <w:rFonts w:ascii="Times New Roman" w:hAnsi="Times New Roman" w:cs="Times New Roman"/>
+              </w:rPr>
             </w:pPr>
             <w:r>
               <w:rPr>
                 <w:rFonts w:ascii="Times New Roman" w:eastAsia="Times New Roman" w:hAnsi="Times New Roman" w:cs="Times New Roman"/>
               </w:rPr>
-              <w:t>Elastična deformacija</w:t>
-            </w:r>
-          </w:p>
-        </w:tc>
-        <w:tc>
-          <w:tcPr>
-            <w:tcW w:w="1400" w:type="dxa"/>
+              <w:t>Musthafa et al.</w:t>
+            </w:r>
+          </w:p>
+        </w:tc>
+        <w:tc>
+          <w:tcPr>
+            <w:tcW w:w="937" w:type="dxa"/>
             <w:tcBorders>
               <w:top w:val="single" w:sz="4" w:space="0" w:color="AAAAAA"/>
               <w:left w:val="single" w:sz="4" w:space="0" w:color="AAAAAA"/>
@@ -17802,19 +22368,22 @@
           </w:tcPr>
           <w:p>
             <w:pPr>
-              <w:jc w:val="both"/>
+              <w:spacing w:line="276" w:lineRule="auto"/>
+              <w:rPr>
+                <w:rFonts w:ascii="Times New Roman" w:hAnsi="Times New Roman" w:cs="Times New Roman"/>
+              </w:rPr>
             </w:pPr>
             <w:r>
               <w:rPr>
                 <w:rFonts w:ascii="Times New Roman" w:eastAsia="Times New Roman" w:hAnsi="Times New Roman" w:cs="Times New Roman"/>
               </w:rPr>
-              <w:t>Geometrijska</w:t>
-            </w:r>
-          </w:p>
-        </w:tc>
-        <w:tc>
-          <w:tcPr>
-            <w:tcW w:w="1800" w:type="dxa"/>
+              <w:t>2024</w:t>
+            </w:r>
+          </w:p>
+        </w:tc>
+        <w:tc>
+          <w:tcPr>
+            <w:tcW w:w="2785" w:type="dxa"/>
             <w:tcBorders>
               <w:top w:val="single" w:sz="4" w:space="0" w:color="AAAAAA"/>
               <w:left w:val="single" w:sz="4" w:space="0" w:color="AAAAAA"/>
@@ -17831,19 +22400,22 @@
           </w:tcPr>
           <w:p>
             <w:pPr>
-              <w:jc w:val="both"/>
+              <w:spacing w:line="276" w:lineRule="auto"/>
+              <w:rPr>
+                <w:rFonts w:ascii="Times New Roman" w:hAnsi="Times New Roman" w:cs="Times New Roman"/>
+              </w:rPr>
             </w:pPr>
             <w:r>
               <w:rPr>
                 <w:rFonts w:ascii="Times New Roman" w:eastAsia="Times New Roman" w:hAnsi="Times New Roman" w:cs="Times New Roman"/>
               </w:rPr>
-              <w:t>Simulira varijacije oblika lezije</w:t>
-            </w:r>
-          </w:p>
-        </w:tc>
-        <w:tc>
-          <w:tcPr>
-            <w:tcW w:w="1300" w:type="dxa"/>
+              <w:t>CLAHE, hair removal, resize, weighted sampling, augmentacija</w:t>
+            </w:r>
+          </w:p>
+        </w:tc>
+        <w:tc>
+          <w:tcPr>
+            <w:tcW w:w="1895" w:type="dxa"/>
             <w:tcBorders>
               <w:top w:val="single" w:sz="4" w:space="0" w:color="AAAAAA"/>
               <w:left w:val="single" w:sz="4" w:space="0" w:color="AAAAAA"/>
@@ -17860,19 +22432,22 @@
           </w:tcPr>
           <w:p>
             <w:pPr>
-              <w:jc w:val="both"/>
+              <w:spacing w:line="276" w:lineRule="auto"/>
+              <w:rPr>
+                <w:rFonts w:ascii="Times New Roman" w:hAnsi="Times New Roman" w:cs="Times New Roman"/>
+              </w:rPr>
             </w:pPr>
             <w:r>
               <w:rPr>
                 <w:rFonts w:ascii="Times New Roman" w:eastAsia="Times New Roman" w:hAnsi="Times New Roman" w:cs="Times New Roman"/>
               </w:rPr>
-              <w:t>Srednja</w:t>
-            </w:r>
-          </w:p>
-        </w:tc>
-        <w:tc>
-          <w:tcPr>
-            <w:tcW w:w="2000" w:type="dxa"/>
+              <w:t>EfficientNet-B4 optimizovani</w:t>
+            </w:r>
+          </w:p>
+        </w:tc>
+        <w:tc>
+          <w:tcPr>
+            <w:tcW w:w="1850" w:type="dxa"/>
             <w:tcBorders>
               <w:top w:val="single" w:sz="4" w:space="0" w:color="AAAAAA"/>
               <w:left w:val="single" w:sz="4" w:space="0" w:color="AAAAAA"/>
@@ -17889,42 +22464,16 @@
           </w:tcPr>
           <w:p>
             <w:pPr>
-              <w:jc w:val="both"/>
+              <w:spacing w:line="276" w:lineRule="auto"/>
+              <w:rPr>
+                <w:rFonts w:ascii="Times New Roman" w:hAnsi="Times New Roman" w:cs="Times New Roman"/>
+              </w:rPr>
             </w:pPr>
             <w:r>
               <w:rPr>
                 <w:rFonts w:ascii="Times New Roman" w:eastAsia="Times New Roman" w:hAnsi="Times New Roman" w:cs="Times New Roman"/>
               </w:rPr>
-              <w:t>Kada je oblik lezije dijagnostički ključan</w:t>
-            </w:r>
-          </w:p>
-        </w:tc>
-        <w:tc>
-          <w:tcPr>
-            <w:tcW w:w="1160" w:type="dxa"/>
-            <w:tcBorders>
-              <w:top w:val="single" w:sz="4" w:space="0" w:color="AAAAAA"/>
-              <w:left w:val="single" w:sz="4" w:space="0" w:color="AAAAAA"/>
-              <w:bottom w:val="single" w:sz="4" w:space="0" w:color="AAAAAA"/>
-              <w:right w:val="single" w:sz="4" w:space="0" w:color="AAAAAA"/>
-            </w:tcBorders>
-            <w:shd w:val="clear" w:color="auto" w:fill="FFFFFF"/>
-            <w:tcMar>
-              <w:top w:w="80" w:type="dxa"/>
-              <w:left w:w="120" w:type="dxa"/>
-              <w:bottom w:w="80" w:type="dxa"/>
-              <w:right w:w="120" w:type="dxa"/>
-            </w:tcMar>
-          </w:tcPr>
-          <w:p>
-            <w:pPr>
-              <w:jc w:val="both"/>
-            </w:pPr>
-            <w:r>
-              <w:rPr>
-                <w:rFonts w:ascii="Times New Roman" w:eastAsia="Times New Roman" w:hAnsi="Times New Roman" w:cs="Times New Roman"/>
-              </w:rPr>
-              <w:t>Srednji</w:t>
+              <w:t>91.2% acc, AUC 0.95</w:t>
             </w:r>
           </w:p>
         </w:tc>
@@ -17938,7 +22487,7 @@
         </w:tblPrEx>
         <w:tc>
           <w:tcPr>
-            <w:tcW w:w="1700" w:type="dxa"/>
+            <w:tcW w:w="1893" w:type="dxa"/>
             <w:tcBorders>
               <w:top w:val="single" w:sz="4" w:space="0" w:color="AAAAAA"/>
               <w:left w:val="single" w:sz="4" w:space="0" w:color="AAAAAA"/>
@@ -17955,19 +22504,22 @@
           </w:tcPr>
           <w:p>
             <w:pPr>
-              <w:jc w:val="both"/>
+              <w:spacing w:line="276" w:lineRule="auto"/>
+              <w:rPr>
+                <w:rFonts w:ascii="Times New Roman" w:hAnsi="Times New Roman" w:cs="Times New Roman"/>
+              </w:rPr>
             </w:pPr>
             <w:r>
               <w:rPr>
                 <w:rFonts w:ascii="Times New Roman" w:eastAsia="Times New Roman" w:hAnsi="Times New Roman" w:cs="Times New Roman"/>
               </w:rPr>
-              <w:t>Brightness/Contrast jitter</w:t>
-            </w:r>
-          </w:p>
-        </w:tc>
-        <w:tc>
-          <w:tcPr>
-            <w:tcW w:w="1400" w:type="dxa"/>
+              <w:t>Ali et al.</w:t>
+            </w:r>
+          </w:p>
+        </w:tc>
+        <w:tc>
+          <w:tcPr>
+            <w:tcW w:w="937" w:type="dxa"/>
             <w:tcBorders>
               <w:top w:val="single" w:sz="4" w:space="0" w:color="AAAAAA"/>
               <w:left w:val="single" w:sz="4" w:space="0" w:color="AAAAAA"/>
@@ -17984,19 +22536,22 @@
           </w:tcPr>
           <w:p>
             <w:pPr>
-              <w:jc w:val="both"/>
+              <w:spacing w:line="276" w:lineRule="auto"/>
+              <w:rPr>
+                <w:rFonts w:ascii="Times New Roman" w:hAnsi="Times New Roman" w:cs="Times New Roman"/>
+              </w:rPr>
             </w:pPr>
             <w:r>
               <w:rPr>
                 <w:rFonts w:ascii="Times New Roman" w:eastAsia="Times New Roman" w:hAnsi="Times New Roman" w:cs="Times New Roman"/>
               </w:rPr>
-              <w:t>Fotometrijska</w:t>
-            </w:r>
-          </w:p>
-        </w:tc>
-        <w:tc>
-          <w:tcPr>
-            <w:tcW w:w="1800" w:type="dxa"/>
+              <w:t>2024</w:t>
+            </w:r>
+          </w:p>
+        </w:tc>
+        <w:tc>
+          <w:tcPr>
+            <w:tcW w:w="2785" w:type="dxa"/>
             <w:tcBorders>
               <w:top w:val="single" w:sz="4" w:space="0" w:color="AAAAAA"/>
               <w:left w:val="single" w:sz="4" w:space="0" w:color="AAAAAA"/>
@@ -18013,19 +22568,22 @@
           </w:tcPr>
           <w:p>
             <w:pPr>
-              <w:jc w:val="both"/>
+              <w:spacing w:line="276" w:lineRule="auto"/>
+              <w:rPr>
+                <w:rFonts w:ascii="Times New Roman" w:hAnsi="Times New Roman" w:cs="Times New Roman"/>
+              </w:rPr>
             </w:pPr>
             <w:r>
               <w:rPr>
                 <w:rFonts w:ascii="Times New Roman" w:eastAsia="Times New Roman" w:hAnsi="Times New Roman" w:cs="Times New Roman"/>
               </w:rPr>
-              <w:t>Robustnost na varijacije osvetljenja</w:t>
-            </w:r>
-          </w:p>
-        </w:tc>
-        <w:tc>
-          <w:tcPr>
-            <w:tcW w:w="1300" w:type="dxa"/>
+              <w:t>Resize, CutMix + Mixup augmentacija, focal loss</w:t>
+            </w:r>
+          </w:p>
+        </w:tc>
+        <w:tc>
+          <w:tcPr>
+            <w:tcW w:w="1895" w:type="dxa"/>
             <w:tcBorders>
               <w:top w:val="single" w:sz="4" w:space="0" w:color="AAAAAA"/>
               <w:left w:val="single" w:sz="4" w:space="0" w:color="AAAAAA"/>
@@ -18042,19 +22600,22 @@
           </w:tcPr>
           <w:p>
             <w:pPr>
-              <w:jc w:val="both"/>
+              <w:spacing w:line="276" w:lineRule="auto"/>
+              <w:rPr>
+                <w:rFonts w:ascii="Times New Roman" w:hAnsi="Times New Roman" w:cs="Times New Roman"/>
+              </w:rPr>
             </w:pPr>
             <w:r>
               <w:rPr>
                 <w:rFonts w:ascii="Times New Roman" w:eastAsia="Times New Roman" w:hAnsi="Times New Roman" w:cs="Times New Roman"/>
               </w:rPr>
-              <w:t>Niska</w:t>
-            </w:r>
-          </w:p>
-        </w:tc>
-        <w:tc>
-          <w:tcPr>
-            <w:tcW w:w="2000" w:type="dxa"/>
+              <w:t>ResNet50 + attention</w:t>
+            </w:r>
+          </w:p>
+        </w:tc>
+        <w:tc>
+          <w:tcPr>
+            <w:tcW w:w="1850" w:type="dxa"/>
             <w:tcBorders>
               <w:top w:val="single" w:sz="4" w:space="0" w:color="AAAAAA"/>
               <w:left w:val="single" w:sz="4" w:space="0" w:color="AAAAAA"/>
@@ -18071,42 +22632,16 @@
           </w:tcPr>
           <w:p>
             <w:pPr>
-              <w:jc w:val="both"/>
+              <w:spacing w:line="276" w:lineRule="auto"/>
+              <w:rPr>
+                <w:rFonts w:ascii="Times New Roman" w:hAnsi="Times New Roman" w:cs="Times New Roman"/>
+              </w:rPr>
             </w:pPr>
             <w:r>
               <w:rPr>
                 <w:rFonts w:ascii="Times New Roman" w:eastAsia="Times New Roman" w:hAnsi="Times New Roman" w:cs="Times New Roman"/>
               </w:rPr>
-              <w:t>Slike sa različitim uređajima</w:t>
-            </w:r>
-          </w:p>
-        </w:tc>
-        <w:tc>
-          <w:tcPr>
-            <w:tcW w:w="1160" w:type="dxa"/>
-            <w:tcBorders>
-              <w:top w:val="single" w:sz="4" w:space="0" w:color="AAAAAA"/>
-              <w:left w:val="single" w:sz="4" w:space="0" w:color="AAAAAA"/>
-              <w:bottom w:val="single" w:sz="4" w:space="0" w:color="AAAAAA"/>
-              <w:right w:val="single" w:sz="4" w:space="0" w:color="AAAAAA"/>
-            </w:tcBorders>
-            <w:shd w:val="clear" w:color="auto" w:fill="F2F5FB"/>
-            <w:tcMar>
-              <w:top w:w="80" w:type="dxa"/>
-              <w:left w:w="120" w:type="dxa"/>
-              <w:bottom w:w="80" w:type="dxa"/>
-              <w:right w:w="120" w:type="dxa"/>
-            </w:tcMar>
-          </w:tcPr>
-          <w:p>
-            <w:pPr>
-              <w:jc w:val="both"/>
-            </w:pPr>
-            <w:r>
-              <w:rPr>
-                <w:rFonts w:ascii="Times New Roman" w:eastAsia="Times New Roman" w:hAnsi="Times New Roman" w:cs="Times New Roman"/>
-              </w:rPr>
-              <w:t>Nizak</w:t>
+              <w:t>88.7% acc, AUC 0.94</w:t>
             </w:r>
           </w:p>
         </w:tc>
@@ -18120,7 +22655,7 @@
         </w:tblPrEx>
         <w:tc>
           <w:tcPr>
-            <w:tcW w:w="1700" w:type="dxa"/>
+            <w:tcW w:w="1893" w:type="dxa"/>
             <w:tcBorders>
               <w:top w:val="single" w:sz="4" w:space="0" w:color="AAAAAA"/>
               <w:left w:val="single" w:sz="4" w:space="0" w:color="AAAAAA"/>
@@ -18137,19 +22672,22 @@
           </w:tcPr>
           <w:p>
             <w:pPr>
-              <w:jc w:val="both"/>
+              <w:spacing w:line="276" w:lineRule="auto"/>
+              <w:rPr>
+                <w:rFonts w:ascii="Times New Roman" w:hAnsi="Times New Roman" w:cs="Times New Roman"/>
+              </w:rPr>
             </w:pPr>
             <w:r>
               <w:rPr>
                 <w:rFonts w:ascii="Times New Roman" w:eastAsia="Times New Roman" w:hAnsi="Times New Roman" w:cs="Times New Roman"/>
               </w:rPr>
-              <w:t>Hue/Saturation jitter</w:t>
-            </w:r>
-          </w:p>
-        </w:tc>
-        <w:tc>
-          <w:tcPr>
-            <w:tcW w:w="1400" w:type="dxa"/>
+              <w:t>Mirikharaji et al.</w:t>
+            </w:r>
+          </w:p>
+        </w:tc>
+        <w:tc>
+          <w:tcPr>
+            <w:tcW w:w="937" w:type="dxa"/>
             <w:tcBorders>
               <w:top w:val="single" w:sz="4" w:space="0" w:color="AAAAAA"/>
               <w:left w:val="single" w:sz="4" w:space="0" w:color="AAAAAA"/>
@@ -18166,19 +22704,22 @@
           </w:tcPr>
           <w:p>
             <w:pPr>
-              <w:jc w:val="both"/>
+              <w:spacing w:line="276" w:lineRule="auto"/>
+              <w:rPr>
+                <w:rFonts w:ascii="Times New Roman" w:hAnsi="Times New Roman" w:cs="Times New Roman"/>
+              </w:rPr>
             </w:pPr>
             <w:r>
               <w:rPr>
                 <w:rFonts w:ascii="Times New Roman" w:eastAsia="Times New Roman" w:hAnsi="Times New Roman" w:cs="Times New Roman"/>
               </w:rPr>
-              <w:t>Fotometrijska</w:t>
-            </w:r>
-          </w:p>
-        </w:tc>
-        <w:tc>
-          <w:tcPr>
-            <w:tcW w:w="1800" w:type="dxa"/>
+              <w:t>2023</w:t>
+            </w:r>
+          </w:p>
+        </w:tc>
+        <w:tc>
+          <w:tcPr>
+            <w:tcW w:w="2785" w:type="dxa"/>
             <w:tcBorders>
               <w:top w:val="single" w:sz="4" w:space="0" w:color="AAAAAA"/>
               <w:left w:val="single" w:sz="4" w:space="0" w:color="AAAAAA"/>
@@ -18195,19 +22736,22 @@
           </w:tcPr>
           <w:p>
             <w:pPr>
-              <w:jc w:val="both"/>
+              <w:spacing w:line="276" w:lineRule="auto"/>
+              <w:rPr>
+                <w:rFonts w:ascii="Times New Roman" w:hAnsi="Times New Roman" w:cs="Times New Roman"/>
+              </w:rPr>
             </w:pPr>
             <w:r>
               <w:rPr>
                 <w:rFonts w:ascii="Times New Roman" w:eastAsia="Times New Roman" w:hAnsi="Times New Roman" w:cs="Times New Roman"/>
               </w:rPr>
-              <w:t>Robustnost na kolorimetriju uređaja</w:t>
-            </w:r>
-          </w:p>
-        </w:tc>
-        <w:tc>
-          <w:tcPr>
-            <w:tcW w:w="1300" w:type="dxa"/>
+              <w:t>U-Net segmentacija lezije + CLAHE + resize + augmentacija</w:t>
+            </w:r>
+          </w:p>
+        </w:tc>
+        <w:tc>
+          <w:tcPr>
+            <w:tcW w:w="1895" w:type="dxa"/>
             <w:tcBorders>
               <w:top w:val="single" w:sz="4" w:space="0" w:color="AAAAAA"/>
               <w:left w:val="single" w:sz="4" w:space="0" w:color="AAAAAA"/>
@@ -18224,19 +22768,22 @@
           </w:tcPr>
           <w:p>
             <w:pPr>
-              <w:jc w:val="both"/>
+              <w:spacing w:line="276" w:lineRule="auto"/>
+              <w:rPr>
+                <w:rFonts w:ascii="Times New Roman" w:hAnsi="Times New Roman" w:cs="Times New Roman"/>
+              </w:rPr>
             </w:pPr>
             <w:r>
               <w:rPr>
                 <w:rFonts w:ascii="Times New Roman" w:eastAsia="Times New Roman" w:hAnsi="Times New Roman" w:cs="Times New Roman"/>
               </w:rPr>
-              <w:t>Niska</w:t>
-            </w:r>
-          </w:p>
-        </w:tc>
-        <w:tc>
-          <w:tcPr>
-            <w:tcW w:w="2000" w:type="dxa"/>
+              <w:t>EfficientNet-B5</w:t>
+            </w:r>
+          </w:p>
+        </w:tc>
+        <w:tc>
+          <w:tcPr>
+            <w:tcW w:w="1850" w:type="dxa"/>
             <w:tcBorders>
               <w:top w:val="single" w:sz="4" w:space="0" w:color="AAAAAA"/>
               <w:left w:val="single" w:sz="4" w:space="0" w:color="AAAAAA"/>
@@ -18253,1135 +22800,16 @@
           </w:tcPr>
           <w:p>
             <w:pPr>
-              <w:jc w:val="both"/>
+              <w:spacing w:line="276" w:lineRule="auto"/>
+              <w:rPr>
+                <w:rFonts w:ascii="Times New Roman" w:hAnsi="Times New Roman" w:cs="Times New Roman"/>
+              </w:rPr>
             </w:pPr>
             <w:r>
               <w:rPr>
                 <w:rFonts w:ascii="Times New Roman" w:eastAsia="Times New Roman" w:hAnsi="Times New Roman" w:cs="Times New Roman"/>
               </w:rPr>
-              <w:t>Multi-source dataseti</w:t>
-            </w:r>
-          </w:p>
-        </w:tc>
-        <w:tc>
-          <w:tcPr>
-            <w:tcW w:w="1160" w:type="dxa"/>
-            <w:tcBorders>
-              <w:top w:val="single" w:sz="4" w:space="0" w:color="AAAAAA"/>
-              <w:left w:val="single" w:sz="4" w:space="0" w:color="AAAAAA"/>
-              <w:bottom w:val="single" w:sz="4" w:space="0" w:color="AAAAAA"/>
-              <w:right w:val="single" w:sz="4" w:space="0" w:color="AAAAAA"/>
-            </w:tcBorders>
-            <w:shd w:val="clear" w:color="auto" w:fill="FFFFFF"/>
-            <w:tcMar>
-              <w:top w:w="80" w:type="dxa"/>
-              <w:left w:w="120" w:type="dxa"/>
-              <w:bottom w:w="80" w:type="dxa"/>
-              <w:right w:w="120" w:type="dxa"/>
-            </w:tcMar>
-          </w:tcPr>
-          <w:p>
-            <w:pPr>
-              <w:jc w:val="both"/>
-            </w:pPr>
-            <w:r>
-              <w:rPr>
-                <w:rFonts w:ascii="Times New Roman" w:eastAsia="Times New Roman" w:hAnsi="Times New Roman" w:cs="Times New Roman"/>
-              </w:rPr>
-              <w:t>Nizak</w:t>
-            </w:r>
-          </w:p>
-        </w:tc>
-      </w:tr>
-      <w:tr>
-        <w:tblPrEx>
-          <w:tblCellMar>
-            <w:top w:w="0" w:type="dxa"/>
-            <w:bottom w:w="0" w:type="dxa"/>
-          </w:tblCellMar>
-        </w:tblPrEx>
-        <w:tc>
-          <w:tcPr>
-            <w:tcW w:w="1700" w:type="dxa"/>
-            <w:tcBorders>
-              <w:top w:val="single" w:sz="4" w:space="0" w:color="AAAAAA"/>
-              <w:left w:val="single" w:sz="4" w:space="0" w:color="AAAAAA"/>
-              <w:bottom w:val="single" w:sz="4" w:space="0" w:color="AAAAAA"/>
-              <w:right w:val="single" w:sz="4" w:space="0" w:color="AAAAAA"/>
-            </w:tcBorders>
-            <w:shd w:val="clear" w:color="auto" w:fill="F2F5FB"/>
-            <w:tcMar>
-              <w:top w:w="80" w:type="dxa"/>
-              <w:left w:w="120" w:type="dxa"/>
-              <w:bottom w:w="80" w:type="dxa"/>
-              <w:right w:w="120" w:type="dxa"/>
-            </w:tcMar>
-          </w:tcPr>
-          <w:p>
-            <w:pPr>
-              <w:jc w:val="both"/>
-            </w:pPr>
-            <w:r>
-              <w:rPr>
-                <w:rFonts w:ascii="Times New Roman" w:eastAsia="Times New Roman" w:hAnsi="Times New Roman" w:cs="Times New Roman"/>
-              </w:rPr>
-              <w:t>Cutout</w:t>
-            </w:r>
-          </w:p>
-        </w:tc>
-        <w:tc>
-          <w:tcPr>
-            <w:tcW w:w="1400" w:type="dxa"/>
-            <w:tcBorders>
-              <w:top w:val="single" w:sz="4" w:space="0" w:color="AAAAAA"/>
-              <w:left w:val="single" w:sz="4" w:space="0" w:color="AAAAAA"/>
-              <w:bottom w:val="single" w:sz="4" w:space="0" w:color="AAAAAA"/>
-              <w:right w:val="single" w:sz="4" w:space="0" w:color="AAAAAA"/>
-            </w:tcBorders>
-            <w:shd w:val="clear" w:color="auto" w:fill="F2F5FB"/>
-            <w:tcMar>
-              <w:top w:w="80" w:type="dxa"/>
-              <w:left w:w="120" w:type="dxa"/>
-              <w:bottom w:w="80" w:type="dxa"/>
-              <w:right w:w="120" w:type="dxa"/>
-            </w:tcMar>
-          </w:tcPr>
-          <w:p>
-            <w:pPr>
-              <w:jc w:val="both"/>
-            </w:pPr>
-            <w:r>
-              <w:rPr>
-                <w:rFonts w:ascii="Times New Roman" w:eastAsia="Times New Roman" w:hAnsi="Times New Roman" w:cs="Times New Roman"/>
-              </w:rPr>
-              <w:t>Mix/Regularizacija</w:t>
-            </w:r>
-          </w:p>
-        </w:tc>
-        <w:tc>
-          <w:tcPr>
-            <w:tcW w:w="1800" w:type="dxa"/>
-            <w:tcBorders>
-              <w:top w:val="single" w:sz="4" w:space="0" w:color="AAAAAA"/>
-              <w:left w:val="single" w:sz="4" w:space="0" w:color="AAAAAA"/>
-              <w:bottom w:val="single" w:sz="4" w:space="0" w:color="AAAAAA"/>
-              <w:right w:val="single" w:sz="4" w:space="0" w:color="AAAAAA"/>
-            </w:tcBorders>
-            <w:shd w:val="clear" w:color="auto" w:fill="F2F5FB"/>
-            <w:tcMar>
-              <w:top w:w="80" w:type="dxa"/>
-              <w:left w:w="120" w:type="dxa"/>
-              <w:bottom w:w="80" w:type="dxa"/>
-              <w:right w:w="120" w:type="dxa"/>
-            </w:tcMar>
-          </w:tcPr>
-          <w:p>
-            <w:pPr>
-              <w:jc w:val="both"/>
-            </w:pPr>
-            <w:r>
-              <w:rPr>
-                <w:rFonts w:ascii="Times New Roman" w:eastAsia="Times New Roman" w:hAnsi="Times New Roman" w:cs="Times New Roman"/>
-              </w:rPr>
-              <w:t>Forsira lokalizovano učenje</w:t>
-            </w:r>
-          </w:p>
-        </w:tc>
-        <w:tc>
-          <w:tcPr>
-            <w:tcW w:w="1300" w:type="dxa"/>
-            <w:tcBorders>
-              <w:top w:val="single" w:sz="4" w:space="0" w:color="AAAAAA"/>
-              <w:left w:val="single" w:sz="4" w:space="0" w:color="AAAAAA"/>
-              <w:bottom w:val="single" w:sz="4" w:space="0" w:color="AAAAAA"/>
-              <w:right w:val="single" w:sz="4" w:space="0" w:color="AAAAAA"/>
-            </w:tcBorders>
-            <w:shd w:val="clear" w:color="auto" w:fill="F2F5FB"/>
-            <w:tcMar>
-              <w:top w:w="80" w:type="dxa"/>
-              <w:left w:w="120" w:type="dxa"/>
-              <w:bottom w:w="80" w:type="dxa"/>
-              <w:right w:w="120" w:type="dxa"/>
-            </w:tcMar>
-          </w:tcPr>
-          <w:p>
-            <w:pPr>
-              <w:jc w:val="both"/>
-            </w:pPr>
-            <w:r>
-              <w:rPr>
-                <w:rFonts w:ascii="Times New Roman" w:eastAsia="Times New Roman" w:hAnsi="Times New Roman" w:cs="Times New Roman"/>
-              </w:rPr>
-              <w:t>Niska</w:t>
-            </w:r>
-          </w:p>
-        </w:tc>
-        <w:tc>
-          <w:tcPr>
-            <w:tcW w:w="2000" w:type="dxa"/>
-            <w:tcBorders>
-              <w:top w:val="single" w:sz="4" w:space="0" w:color="AAAAAA"/>
-              <w:left w:val="single" w:sz="4" w:space="0" w:color="AAAAAA"/>
-              <w:bottom w:val="single" w:sz="4" w:space="0" w:color="AAAAAA"/>
-              <w:right w:val="single" w:sz="4" w:space="0" w:color="AAAAAA"/>
-            </w:tcBorders>
-            <w:shd w:val="clear" w:color="auto" w:fill="F2F5FB"/>
-            <w:tcMar>
-              <w:top w:w="80" w:type="dxa"/>
-              <w:left w:w="120" w:type="dxa"/>
-              <w:bottom w:w="80" w:type="dxa"/>
-              <w:right w:w="120" w:type="dxa"/>
-            </w:tcMar>
-          </w:tcPr>
-          <w:p>
-            <w:pPr>
-              <w:jc w:val="both"/>
-            </w:pPr>
-            <w:r>
-              <w:rPr>
-                <w:rFonts w:ascii="Times New Roman" w:eastAsia="Times New Roman" w:hAnsi="Times New Roman" w:cs="Times New Roman"/>
-              </w:rPr>
-              <w:t>Kada artefakti parcijalnog blokiranja postoje</w:t>
-            </w:r>
-          </w:p>
-        </w:tc>
-        <w:tc>
-          <w:tcPr>
-            <w:tcW w:w="1160" w:type="dxa"/>
-            <w:tcBorders>
-              <w:top w:val="single" w:sz="4" w:space="0" w:color="AAAAAA"/>
-              <w:left w:val="single" w:sz="4" w:space="0" w:color="AAAAAA"/>
-              <w:bottom w:val="single" w:sz="4" w:space="0" w:color="AAAAAA"/>
-              <w:right w:val="single" w:sz="4" w:space="0" w:color="AAAAAA"/>
-            </w:tcBorders>
-            <w:shd w:val="clear" w:color="auto" w:fill="F2F5FB"/>
-            <w:tcMar>
-              <w:top w:w="80" w:type="dxa"/>
-              <w:left w:w="120" w:type="dxa"/>
-              <w:bottom w:w="80" w:type="dxa"/>
-              <w:right w:w="120" w:type="dxa"/>
-            </w:tcMar>
-          </w:tcPr>
-          <w:p>
-            <w:pPr>
-              <w:jc w:val="both"/>
-            </w:pPr>
-            <w:r>
-              <w:rPr>
-                <w:rFonts w:ascii="Times New Roman" w:eastAsia="Times New Roman" w:hAnsi="Times New Roman" w:cs="Times New Roman"/>
-              </w:rPr>
-              <w:t>Srednji</w:t>
-            </w:r>
-          </w:p>
-        </w:tc>
-      </w:tr>
-      <w:tr>
-        <w:tblPrEx>
-          <w:tblCellMar>
-            <w:top w:w="0" w:type="dxa"/>
-            <w:bottom w:w="0" w:type="dxa"/>
-          </w:tblCellMar>
-        </w:tblPrEx>
-        <w:tc>
-          <w:tcPr>
-            <w:tcW w:w="1700" w:type="dxa"/>
-            <w:tcBorders>
-              <w:top w:val="single" w:sz="4" w:space="0" w:color="AAAAAA"/>
-              <w:left w:val="single" w:sz="4" w:space="0" w:color="AAAAAA"/>
-              <w:bottom w:val="single" w:sz="4" w:space="0" w:color="AAAAAA"/>
-              <w:right w:val="single" w:sz="4" w:space="0" w:color="AAAAAA"/>
-            </w:tcBorders>
-            <w:shd w:val="clear" w:color="auto" w:fill="FFFFFF"/>
-            <w:tcMar>
-              <w:top w:w="80" w:type="dxa"/>
-              <w:left w:w="120" w:type="dxa"/>
-              <w:bottom w:w="80" w:type="dxa"/>
-              <w:right w:w="120" w:type="dxa"/>
-            </w:tcMar>
-          </w:tcPr>
-          <w:p>
-            <w:pPr>
-              <w:jc w:val="both"/>
-            </w:pPr>
-            <w:r>
-              <w:rPr>
-                <w:rFonts w:ascii="Times New Roman" w:eastAsia="Times New Roman" w:hAnsi="Times New Roman" w:cs="Times New Roman"/>
-              </w:rPr>
-              <w:t>Mixup</w:t>
-            </w:r>
-          </w:p>
-        </w:tc>
-        <w:tc>
-          <w:tcPr>
-            <w:tcW w:w="1400" w:type="dxa"/>
-            <w:tcBorders>
-              <w:top w:val="single" w:sz="4" w:space="0" w:color="AAAAAA"/>
-              <w:left w:val="single" w:sz="4" w:space="0" w:color="AAAAAA"/>
-              <w:bottom w:val="single" w:sz="4" w:space="0" w:color="AAAAAA"/>
-              <w:right w:val="single" w:sz="4" w:space="0" w:color="AAAAAA"/>
-            </w:tcBorders>
-            <w:shd w:val="clear" w:color="auto" w:fill="FFFFFF"/>
-            <w:tcMar>
-              <w:top w:w="80" w:type="dxa"/>
-              <w:left w:w="120" w:type="dxa"/>
-              <w:bottom w:w="80" w:type="dxa"/>
-              <w:right w:w="120" w:type="dxa"/>
-            </w:tcMar>
-          </w:tcPr>
-          <w:p>
-            <w:pPr>
-              <w:jc w:val="both"/>
-            </w:pPr>
-            <w:r>
-              <w:rPr>
-                <w:rFonts w:ascii="Times New Roman" w:eastAsia="Times New Roman" w:hAnsi="Times New Roman" w:cs="Times New Roman"/>
-              </w:rPr>
-              <w:t>Mix/Regularizacija</w:t>
-            </w:r>
-          </w:p>
-        </w:tc>
-        <w:tc>
-          <w:tcPr>
-            <w:tcW w:w="1800" w:type="dxa"/>
-            <w:tcBorders>
-              <w:top w:val="single" w:sz="4" w:space="0" w:color="AAAAAA"/>
-              <w:left w:val="single" w:sz="4" w:space="0" w:color="AAAAAA"/>
-              <w:bottom w:val="single" w:sz="4" w:space="0" w:color="AAAAAA"/>
-              <w:right w:val="single" w:sz="4" w:space="0" w:color="AAAAAA"/>
-            </w:tcBorders>
-            <w:shd w:val="clear" w:color="auto" w:fill="FFFFFF"/>
-            <w:tcMar>
-              <w:top w:w="80" w:type="dxa"/>
-              <w:left w:w="120" w:type="dxa"/>
-              <w:bottom w:w="80" w:type="dxa"/>
-              <w:right w:w="120" w:type="dxa"/>
-            </w:tcMar>
-          </w:tcPr>
-          <w:p>
-            <w:pPr>
-              <w:jc w:val="both"/>
-            </w:pPr>
-            <w:r>
-              <w:rPr>
-                <w:rFonts w:ascii="Times New Roman" w:eastAsia="Times New Roman" w:hAnsi="Times New Roman" w:cs="Times New Roman"/>
-              </w:rPr>
-              <w:t>Glađe granice odlučivanja</w:t>
-            </w:r>
-          </w:p>
-        </w:tc>
-        <w:tc>
-          <w:tcPr>
-            <w:tcW w:w="1300" w:type="dxa"/>
-            <w:tcBorders>
-              <w:top w:val="single" w:sz="4" w:space="0" w:color="AAAAAA"/>
-              <w:left w:val="single" w:sz="4" w:space="0" w:color="AAAAAA"/>
-              <w:bottom w:val="single" w:sz="4" w:space="0" w:color="AAAAAA"/>
-              <w:right w:val="single" w:sz="4" w:space="0" w:color="AAAAAA"/>
-            </w:tcBorders>
-            <w:shd w:val="clear" w:color="auto" w:fill="FFFFFF"/>
-            <w:tcMar>
-              <w:top w:w="80" w:type="dxa"/>
-              <w:left w:w="120" w:type="dxa"/>
-              <w:bottom w:w="80" w:type="dxa"/>
-              <w:right w:w="120" w:type="dxa"/>
-            </w:tcMar>
-          </w:tcPr>
-          <w:p>
-            <w:pPr>
-              <w:jc w:val="both"/>
-            </w:pPr>
-            <w:r>
-              <w:rPr>
-                <w:rFonts w:ascii="Times New Roman" w:eastAsia="Times New Roman" w:hAnsi="Times New Roman" w:cs="Times New Roman"/>
-              </w:rPr>
-              <w:t>Niska</w:t>
-            </w:r>
-          </w:p>
-        </w:tc>
-        <w:tc>
-          <w:tcPr>
-            <w:tcW w:w="2000" w:type="dxa"/>
-            <w:tcBorders>
-              <w:top w:val="single" w:sz="4" w:space="0" w:color="AAAAAA"/>
-              <w:left w:val="single" w:sz="4" w:space="0" w:color="AAAAAA"/>
-              <w:bottom w:val="single" w:sz="4" w:space="0" w:color="AAAAAA"/>
-              <w:right w:val="single" w:sz="4" w:space="0" w:color="AAAAAA"/>
-            </w:tcBorders>
-            <w:shd w:val="clear" w:color="auto" w:fill="FFFFFF"/>
-            <w:tcMar>
-              <w:top w:w="80" w:type="dxa"/>
-              <w:left w:w="120" w:type="dxa"/>
-              <w:bottom w:w="80" w:type="dxa"/>
-              <w:right w:w="120" w:type="dxa"/>
-            </w:tcMar>
-          </w:tcPr>
-          <w:p>
-            <w:pPr>
-              <w:jc w:val="both"/>
-            </w:pPr>
-            <w:r>
-              <w:rPr>
-                <w:rFonts w:ascii="Times New Roman" w:eastAsia="Times New Roman" w:hAnsi="Times New Roman" w:cs="Times New Roman"/>
-              </w:rPr>
-              <w:t>Kada je kalibracija predikcija važna</w:t>
-            </w:r>
-          </w:p>
-        </w:tc>
-        <w:tc>
-          <w:tcPr>
-            <w:tcW w:w="1160" w:type="dxa"/>
-            <w:tcBorders>
-              <w:top w:val="single" w:sz="4" w:space="0" w:color="AAAAAA"/>
-              <w:left w:val="single" w:sz="4" w:space="0" w:color="AAAAAA"/>
-              <w:bottom w:val="single" w:sz="4" w:space="0" w:color="AAAAAA"/>
-              <w:right w:val="single" w:sz="4" w:space="0" w:color="AAAAAA"/>
-            </w:tcBorders>
-            <w:shd w:val="clear" w:color="auto" w:fill="FFFFFF"/>
-            <w:tcMar>
-              <w:top w:w="80" w:type="dxa"/>
-              <w:left w:w="120" w:type="dxa"/>
-              <w:bottom w:w="80" w:type="dxa"/>
-              <w:right w:w="120" w:type="dxa"/>
-            </w:tcMar>
-          </w:tcPr>
-          <w:p>
-            <w:pPr>
-              <w:jc w:val="both"/>
-            </w:pPr>
-            <w:r>
-              <w:rPr>
-                <w:rFonts w:ascii="Times New Roman" w:eastAsia="Times New Roman" w:hAnsi="Times New Roman" w:cs="Times New Roman"/>
-              </w:rPr>
-              <w:t>Srednji</w:t>
-            </w:r>
-          </w:p>
-        </w:tc>
-      </w:tr>
-      <w:tr>
-        <w:tblPrEx>
-          <w:tblCellMar>
-            <w:top w:w="0" w:type="dxa"/>
-            <w:bottom w:w="0" w:type="dxa"/>
-          </w:tblCellMar>
-        </w:tblPrEx>
-        <w:tc>
-          <w:tcPr>
-            <w:tcW w:w="1700" w:type="dxa"/>
-            <w:tcBorders>
-              <w:top w:val="single" w:sz="4" w:space="0" w:color="AAAAAA"/>
-              <w:left w:val="single" w:sz="4" w:space="0" w:color="AAAAAA"/>
-              <w:bottom w:val="single" w:sz="4" w:space="0" w:color="AAAAAA"/>
-              <w:right w:val="single" w:sz="4" w:space="0" w:color="AAAAAA"/>
-            </w:tcBorders>
-            <w:shd w:val="clear" w:color="auto" w:fill="F2F5FB"/>
-            <w:tcMar>
-              <w:top w:w="80" w:type="dxa"/>
-              <w:left w:w="120" w:type="dxa"/>
-              <w:bottom w:w="80" w:type="dxa"/>
-              <w:right w:w="120" w:type="dxa"/>
-            </w:tcMar>
-          </w:tcPr>
-          <w:p>
-            <w:pPr>
-              <w:jc w:val="both"/>
-            </w:pPr>
-            <w:r>
-              <w:rPr>
-                <w:rFonts w:ascii="Times New Roman" w:eastAsia="Times New Roman" w:hAnsi="Times New Roman" w:cs="Times New Roman"/>
-              </w:rPr>
-              <w:t>CutMix</w:t>
-            </w:r>
-          </w:p>
-        </w:tc>
-        <w:tc>
-          <w:tcPr>
-            <w:tcW w:w="1400" w:type="dxa"/>
-            <w:tcBorders>
-              <w:top w:val="single" w:sz="4" w:space="0" w:color="AAAAAA"/>
-              <w:left w:val="single" w:sz="4" w:space="0" w:color="AAAAAA"/>
-              <w:bottom w:val="single" w:sz="4" w:space="0" w:color="AAAAAA"/>
-              <w:right w:val="single" w:sz="4" w:space="0" w:color="AAAAAA"/>
-            </w:tcBorders>
-            <w:shd w:val="clear" w:color="auto" w:fill="F2F5FB"/>
-            <w:tcMar>
-              <w:top w:w="80" w:type="dxa"/>
-              <w:left w:w="120" w:type="dxa"/>
-              <w:bottom w:w="80" w:type="dxa"/>
-              <w:right w:w="120" w:type="dxa"/>
-            </w:tcMar>
-          </w:tcPr>
-          <w:p>
-            <w:pPr>
-              <w:jc w:val="both"/>
-            </w:pPr>
-            <w:r>
-              <w:rPr>
-                <w:rFonts w:ascii="Times New Roman" w:eastAsia="Times New Roman" w:hAnsi="Times New Roman" w:cs="Times New Roman"/>
-              </w:rPr>
-              <w:t>Mix/Regularizacija</w:t>
-            </w:r>
-          </w:p>
-        </w:tc>
-        <w:tc>
-          <w:tcPr>
-            <w:tcW w:w="1800" w:type="dxa"/>
-            <w:tcBorders>
-              <w:top w:val="single" w:sz="4" w:space="0" w:color="AAAAAA"/>
-              <w:left w:val="single" w:sz="4" w:space="0" w:color="AAAAAA"/>
-              <w:bottom w:val="single" w:sz="4" w:space="0" w:color="AAAAAA"/>
-              <w:right w:val="single" w:sz="4" w:space="0" w:color="AAAAAA"/>
-            </w:tcBorders>
-            <w:shd w:val="clear" w:color="auto" w:fill="F2F5FB"/>
-            <w:tcMar>
-              <w:top w:w="80" w:type="dxa"/>
-              <w:left w:w="120" w:type="dxa"/>
-              <w:bottom w:w="80" w:type="dxa"/>
-              <w:right w:w="120" w:type="dxa"/>
-            </w:tcMar>
-          </w:tcPr>
-          <w:p>
-            <w:pPr>
-              <w:jc w:val="both"/>
-            </w:pPr>
-            <w:r>
-              <w:rPr>
-                <w:rFonts w:ascii="Times New Roman" w:eastAsia="Times New Roman" w:hAnsi="Times New Roman" w:cs="Times New Roman"/>
-              </w:rPr>
-              <w:t>Kombinuje efekte Cutout i Mixup</w:t>
-            </w:r>
-          </w:p>
-        </w:tc>
-        <w:tc>
-          <w:tcPr>
-            <w:tcW w:w="1300" w:type="dxa"/>
-            <w:tcBorders>
-              <w:top w:val="single" w:sz="4" w:space="0" w:color="AAAAAA"/>
-              <w:left w:val="single" w:sz="4" w:space="0" w:color="AAAAAA"/>
-              <w:bottom w:val="single" w:sz="4" w:space="0" w:color="AAAAAA"/>
-              <w:right w:val="single" w:sz="4" w:space="0" w:color="AAAAAA"/>
-            </w:tcBorders>
-            <w:shd w:val="clear" w:color="auto" w:fill="F2F5FB"/>
-            <w:tcMar>
-              <w:top w:w="80" w:type="dxa"/>
-              <w:left w:w="120" w:type="dxa"/>
-              <w:bottom w:w="80" w:type="dxa"/>
-              <w:right w:w="120" w:type="dxa"/>
-            </w:tcMar>
-          </w:tcPr>
-          <w:p>
-            <w:pPr>
-              <w:jc w:val="both"/>
-            </w:pPr>
-            <w:r>
-              <w:rPr>
-                <w:rFonts w:ascii="Times New Roman" w:eastAsia="Times New Roman" w:hAnsi="Times New Roman" w:cs="Times New Roman"/>
-              </w:rPr>
-              <w:t>Niska</w:t>
-            </w:r>
-          </w:p>
-        </w:tc>
-        <w:tc>
-          <w:tcPr>
-            <w:tcW w:w="2000" w:type="dxa"/>
-            <w:tcBorders>
-              <w:top w:val="single" w:sz="4" w:space="0" w:color="AAAAAA"/>
-              <w:left w:val="single" w:sz="4" w:space="0" w:color="AAAAAA"/>
-              <w:bottom w:val="single" w:sz="4" w:space="0" w:color="AAAAAA"/>
-              <w:right w:val="single" w:sz="4" w:space="0" w:color="AAAAAA"/>
-            </w:tcBorders>
-            <w:shd w:val="clear" w:color="auto" w:fill="F2F5FB"/>
-            <w:tcMar>
-              <w:top w:w="80" w:type="dxa"/>
-              <w:left w:w="120" w:type="dxa"/>
-              <w:bottom w:w="80" w:type="dxa"/>
-              <w:right w:w="120" w:type="dxa"/>
-            </w:tcMar>
-          </w:tcPr>
-          <w:p>
-            <w:pPr>
-              <w:jc w:val="both"/>
-            </w:pPr>
-            <w:r>
-              <w:rPr>
-                <w:rFonts w:ascii="Times New Roman" w:eastAsia="Times New Roman" w:hAnsi="Times New Roman" w:cs="Times New Roman"/>
-              </w:rPr>
-              <w:t>Preporučena napredna augmentacija</w:t>
-            </w:r>
-          </w:p>
-        </w:tc>
-        <w:tc>
-          <w:tcPr>
-            <w:tcW w:w="1160" w:type="dxa"/>
-            <w:tcBorders>
-              <w:top w:val="single" w:sz="4" w:space="0" w:color="AAAAAA"/>
-              <w:left w:val="single" w:sz="4" w:space="0" w:color="AAAAAA"/>
-              <w:bottom w:val="single" w:sz="4" w:space="0" w:color="AAAAAA"/>
-              <w:right w:val="single" w:sz="4" w:space="0" w:color="AAAAAA"/>
-            </w:tcBorders>
-            <w:shd w:val="clear" w:color="auto" w:fill="F2F5FB"/>
-            <w:tcMar>
-              <w:top w:w="80" w:type="dxa"/>
-              <w:left w:w="120" w:type="dxa"/>
-              <w:bottom w:w="80" w:type="dxa"/>
-              <w:right w:w="120" w:type="dxa"/>
-            </w:tcMar>
-          </w:tcPr>
-          <w:p>
-            <w:pPr>
-              <w:jc w:val="both"/>
-            </w:pPr>
-            <w:r>
-              <w:rPr>
-                <w:rFonts w:ascii="Times New Roman" w:eastAsia="Times New Roman" w:hAnsi="Times New Roman" w:cs="Times New Roman"/>
-              </w:rPr>
-              <w:t>Srednji</w:t>
-            </w:r>
-          </w:p>
-        </w:tc>
-      </w:tr>
-      <w:tr>
-        <w:tblPrEx>
-          <w:tblCellMar>
-            <w:top w:w="0" w:type="dxa"/>
-            <w:bottom w:w="0" w:type="dxa"/>
-          </w:tblCellMar>
-        </w:tblPrEx>
-        <w:tc>
-          <w:tcPr>
-            <w:tcW w:w="1700" w:type="dxa"/>
-            <w:tcBorders>
-              <w:top w:val="single" w:sz="4" w:space="0" w:color="AAAAAA"/>
-              <w:left w:val="single" w:sz="4" w:space="0" w:color="AAAAAA"/>
-              <w:bottom w:val="single" w:sz="4" w:space="0" w:color="AAAAAA"/>
-              <w:right w:val="single" w:sz="4" w:space="0" w:color="AAAAAA"/>
-            </w:tcBorders>
-            <w:shd w:val="clear" w:color="auto" w:fill="FFFFFF"/>
-            <w:tcMar>
-              <w:top w:w="80" w:type="dxa"/>
-              <w:left w:w="120" w:type="dxa"/>
-              <w:bottom w:w="80" w:type="dxa"/>
-              <w:right w:w="120" w:type="dxa"/>
-            </w:tcMar>
-          </w:tcPr>
-          <w:p>
-            <w:pPr>
-              <w:jc w:val="both"/>
-            </w:pPr>
-            <w:r>
-              <w:rPr>
-                <w:rFonts w:ascii="Times New Roman" w:eastAsia="Times New Roman" w:hAnsi="Times New Roman" w:cs="Times New Roman"/>
-              </w:rPr>
-              <w:t>GAN sintetičke slike</w:t>
-            </w:r>
-          </w:p>
-        </w:tc>
-        <w:tc>
-          <w:tcPr>
-            <w:tcW w:w="1400" w:type="dxa"/>
-            <w:tcBorders>
-              <w:top w:val="single" w:sz="4" w:space="0" w:color="AAAAAA"/>
-              <w:left w:val="single" w:sz="4" w:space="0" w:color="AAAAAA"/>
-              <w:bottom w:val="single" w:sz="4" w:space="0" w:color="AAAAAA"/>
-              <w:right w:val="single" w:sz="4" w:space="0" w:color="AAAAAA"/>
-            </w:tcBorders>
-            <w:shd w:val="clear" w:color="auto" w:fill="FFFFFF"/>
-            <w:tcMar>
-              <w:top w:w="80" w:type="dxa"/>
-              <w:left w:w="120" w:type="dxa"/>
-              <w:bottom w:w="80" w:type="dxa"/>
-              <w:right w:w="120" w:type="dxa"/>
-            </w:tcMar>
-          </w:tcPr>
-          <w:p>
-            <w:pPr>
-              <w:jc w:val="both"/>
-            </w:pPr>
-            <w:r>
-              <w:rPr>
-                <w:rFonts w:ascii="Times New Roman" w:eastAsia="Times New Roman" w:hAnsi="Times New Roman" w:cs="Times New Roman"/>
-              </w:rPr>
-              <w:t>Generativna</w:t>
-            </w:r>
-          </w:p>
-        </w:tc>
-        <w:tc>
-          <w:tcPr>
-            <w:tcW w:w="1800" w:type="dxa"/>
-            <w:tcBorders>
-              <w:top w:val="single" w:sz="4" w:space="0" w:color="AAAAAA"/>
-              <w:left w:val="single" w:sz="4" w:space="0" w:color="AAAAAA"/>
-              <w:bottom w:val="single" w:sz="4" w:space="0" w:color="AAAAAA"/>
-              <w:right w:val="single" w:sz="4" w:space="0" w:color="AAAAAA"/>
-            </w:tcBorders>
-            <w:shd w:val="clear" w:color="auto" w:fill="FFFFFF"/>
-            <w:tcMar>
-              <w:top w:w="80" w:type="dxa"/>
-              <w:left w:w="120" w:type="dxa"/>
-              <w:bottom w:w="80" w:type="dxa"/>
-              <w:right w:w="120" w:type="dxa"/>
-            </w:tcMar>
-          </w:tcPr>
-          <w:p>
-            <w:pPr>
-              <w:jc w:val="both"/>
-            </w:pPr>
-            <w:r>
-              <w:rPr>
-                <w:rFonts w:ascii="Times New Roman" w:eastAsia="Times New Roman" w:hAnsi="Times New Roman" w:cs="Times New Roman"/>
-              </w:rPr>
-              <w:t>Novi uzorci za manjinske klase</w:t>
-            </w:r>
-          </w:p>
-        </w:tc>
-        <w:tc>
-          <w:tcPr>
-            <w:tcW w:w="1300" w:type="dxa"/>
-            <w:tcBorders>
-              <w:top w:val="single" w:sz="4" w:space="0" w:color="AAAAAA"/>
-              <w:left w:val="single" w:sz="4" w:space="0" w:color="AAAAAA"/>
-              <w:bottom w:val="single" w:sz="4" w:space="0" w:color="AAAAAA"/>
-              <w:right w:val="single" w:sz="4" w:space="0" w:color="AAAAAA"/>
-            </w:tcBorders>
-            <w:shd w:val="clear" w:color="auto" w:fill="FFFFFF"/>
-            <w:tcMar>
-              <w:top w:w="80" w:type="dxa"/>
-              <w:left w:w="120" w:type="dxa"/>
-              <w:bottom w:w="80" w:type="dxa"/>
-              <w:right w:w="120" w:type="dxa"/>
-            </w:tcMar>
-          </w:tcPr>
-          <w:p>
-            <w:pPr>
-              <w:jc w:val="both"/>
-            </w:pPr>
-            <w:r>
-              <w:rPr>
-                <w:rFonts w:ascii="Times New Roman" w:eastAsia="Times New Roman" w:hAnsi="Times New Roman" w:cs="Times New Roman"/>
-              </w:rPr>
-              <w:t>Veoma visoka</w:t>
-            </w:r>
-          </w:p>
-        </w:tc>
-        <w:tc>
-          <w:tcPr>
-            <w:tcW w:w="2000" w:type="dxa"/>
-            <w:tcBorders>
-              <w:top w:val="single" w:sz="4" w:space="0" w:color="AAAAAA"/>
-              <w:left w:val="single" w:sz="4" w:space="0" w:color="AAAAAA"/>
-              <w:bottom w:val="single" w:sz="4" w:space="0" w:color="AAAAAA"/>
-              <w:right w:val="single" w:sz="4" w:space="0" w:color="AAAAAA"/>
-            </w:tcBorders>
-            <w:shd w:val="clear" w:color="auto" w:fill="FFFFFF"/>
-            <w:tcMar>
-              <w:top w:w="80" w:type="dxa"/>
-              <w:left w:w="120" w:type="dxa"/>
-              <w:bottom w:w="80" w:type="dxa"/>
-              <w:right w:w="120" w:type="dxa"/>
-            </w:tcMar>
-          </w:tcPr>
-          <w:p>
-            <w:pPr>
-              <w:jc w:val="both"/>
-            </w:pPr>
-            <w:r>
-              <w:rPr>
-                <w:rFonts w:ascii="Times New Roman" w:eastAsia="Times New Roman" w:hAnsi="Times New Roman" w:cs="Times New Roman"/>
-              </w:rPr>
-              <w:t>Krajnje retke klase (df, vasc &lt; 150 uzoraka)</w:t>
-            </w:r>
-          </w:p>
-        </w:tc>
-        <w:tc>
-          <w:tcPr>
-            <w:tcW w:w="1160" w:type="dxa"/>
-            <w:tcBorders>
-              <w:top w:val="single" w:sz="4" w:space="0" w:color="AAAAAA"/>
-              <w:left w:val="single" w:sz="4" w:space="0" w:color="AAAAAA"/>
-              <w:bottom w:val="single" w:sz="4" w:space="0" w:color="AAAAAA"/>
-              <w:right w:val="single" w:sz="4" w:space="0" w:color="AAAAAA"/>
-            </w:tcBorders>
-            <w:shd w:val="clear" w:color="auto" w:fill="FFFFFF"/>
-            <w:tcMar>
-              <w:top w:w="80" w:type="dxa"/>
-              <w:left w:w="120" w:type="dxa"/>
-              <w:bottom w:w="80" w:type="dxa"/>
-              <w:right w:w="120" w:type="dxa"/>
-            </w:tcMar>
-          </w:tcPr>
-          <w:p>
-            <w:pPr>
-              <w:jc w:val="both"/>
-            </w:pPr>
-            <w:r>
-              <w:rPr>
-                <w:rFonts w:ascii="Times New Roman" w:eastAsia="Times New Roman" w:hAnsi="Times New Roman" w:cs="Times New Roman"/>
-              </w:rPr>
-              <w:t>Visok — kvalitet GAN zavisi od trening podataka</w:t>
-            </w:r>
-          </w:p>
-        </w:tc>
-      </w:tr>
-      <w:tr>
-        <w:tblPrEx>
-          <w:tblCellMar>
-            <w:top w:w="0" w:type="dxa"/>
-            <w:bottom w:w="0" w:type="dxa"/>
-          </w:tblCellMar>
-        </w:tblPrEx>
-        <w:tc>
-          <w:tcPr>
-            <w:tcW w:w="1700" w:type="dxa"/>
-            <w:tcBorders>
-              <w:top w:val="single" w:sz="4" w:space="0" w:color="AAAAAA"/>
-              <w:left w:val="single" w:sz="4" w:space="0" w:color="AAAAAA"/>
-              <w:bottom w:val="single" w:sz="4" w:space="0" w:color="AAAAAA"/>
-              <w:right w:val="single" w:sz="4" w:space="0" w:color="AAAAAA"/>
-            </w:tcBorders>
-            <w:shd w:val="clear" w:color="auto" w:fill="F2F5FB"/>
-            <w:tcMar>
-              <w:top w:w="80" w:type="dxa"/>
-              <w:left w:w="120" w:type="dxa"/>
-              <w:bottom w:w="80" w:type="dxa"/>
-              <w:right w:w="120" w:type="dxa"/>
-            </w:tcMar>
-          </w:tcPr>
-          <w:p>
-            <w:pPr>
-              <w:jc w:val="both"/>
-            </w:pPr>
-            <w:r>
-              <w:rPr>
-                <w:rFonts w:ascii="Times New Roman" w:eastAsia="Times New Roman" w:hAnsi="Times New Roman" w:cs="Times New Roman"/>
-              </w:rPr>
-              <w:lastRenderedPageBreak/>
-              <w:t>Targeted augmentation</w:t>
-            </w:r>
-          </w:p>
-        </w:tc>
-        <w:tc>
-          <w:tcPr>
-            <w:tcW w:w="1400" w:type="dxa"/>
-            <w:tcBorders>
-              <w:top w:val="single" w:sz="4" w:space="0" w:color="AAAAAA"/>
-              <w:left w:val="single" w:sz="4" w:space="0" w:color="AAAAAA"/>
-              <w:bottom w:val="single" w:sz="4" w:space="0" w:color="AAAAAA"/>
-              <w:right w:val="single" w:sz="4" w:space="0" w:color="AAAAAA"/>
-            </w:tcBorders>
-            <w:shd w:val="clear" w:color="auto" w:fill="F2F5FB"/>
-            <w:tcMar>
-              <w:top w:w="80" w:type="dxa"/>
-              <w:left w:w="120" w:type="dxa"/>
-              <w:bottom w:w="80" w:type="dxa"/>
-              <w:right w:w="120" w:type="dxa"/>
-            </w:tcMar>
-          </w:tcPr>
-          <w:p>
-            <w:pPr>
-              <w:jc w:val="both"/>
-            </w:pPr>
-            <w:r>
-              <w:rPr>
-                <w:rFonts w:ascii="Times New Roman" w:eastAsia="Times New Roman" w:hAnsi="Times New Roman" w:cs="Times New Roman"/>
-              </w:rPr>
-              <w:t>Balansiranje</w:t>
-            </w:r>
-          </w:p>
-        </w:tc>
-        <w:tc>
-          <w:tcPr>
-            <w:tcW w:w="1800" w:type="dxa"/>
-            <w:tcBorders>
-              <w:top w:val="single" w:sz="4" w:space="0" w:color="AAAAAA"/>
-              <w:left w:val="single" w:sz="4" w:space="0" w:color="AAAAAA"/>
-              <w:bottom w:val="single" w:sz="4" w:space="0" w:color="AAAAAA"/>
-              <w:right w:val="single" w:sz="4" w:space="0" w:color="AAAAAA"/>
-            </w:tcBorders>
-            <w:shd w:val="clear" w:color="auto" w:fill="F2F5FB"/>
-            <w:tcMar>
-              <w:top w:w="80" w:type="dxa"/>
-              <w:left w:w="120" w:type="dxa"/>
-              <w:bottom w:w="80" w:type="dxa"/>
-              <w:right w:w="120" w:type="dxa"/>
-            </w:tcMar>
-          </w:tcPr>
-          <w:p>
-            <w:pPr>
-              <w:jc w:val="both"/>
-            </w:pPr>
-            <w:r>
-              <w:rPr>
-                <w:rFonts w:ascii="Times New Roman" w:eastAsia="Times New Roman" w:hAnsi="Times New Roman" w:cs="Times New Roman"/>
-              </w:rPr>
-              <w:t>Direktno balansira distribuciju klasa</w:t>
-            </w:r>
-          </w:p>
-        </w:tc>
-        <w:tc>
-          <w:tcPr>
-            <w:tcW w:w="1300" w:type="dxa"/>
-            <w:tcBorders>
-              <w:top w:val="single" w:sz="4" w:space="0" w:color="AAAAAA"/>
-              <w:left w:val="single" w:sz="4" w:space="0" w:color="AAAAAA"/>
-              <w:bottom w:val="single" w:sz="4" w:space="0" w:color="AAAAAA"/>
-              <w:right w:val="single" w:sz="4" w:space="0" w:color="AAAAAA"/>
-            </w:tcBorders>
-            <w:shd w:val="clear" w:color="auto" w:fill="F2F5FB"/>
-            <w:tcMar>
-              <w:top w:w="80" w:type="dxa"/>
-              <w:left w:w="120" w:type="dxa"/>
-              <w:bottom w:w="80" w:type="dxa"/>
-              <w:right w:w="120" w:type="dxa"/>
-            </w:tcMar>
-          </w:tcPr>
-          <w:p>
-            <w:pPr>
-              <w:jc w:val="both"/>
-            </w:pPr>
-            <w:r>
-              <w:rPr>
-                <w:rFonts w:ascii="Times New Roman" w:eastAsia="Times New Roman" w:hAnsi="Times New Roman" w:cs="Times New Roman"/>
-              </w:rPr>
-              <w:t>Niska-Srednja</w:t>
-            </w:r>
-          </w:p>
-        </w:tc>
-        <w:tc>
-          <w:tcPr>
-            <w:tcW w:w="2000" w:type="dxa"/>
-            <w:tcBorders>
-              <w:top w:val="single" w:sz="4" w:space="0" w:color="AAAAAA"/>
-              <w:left w:val="single" w:sz="4" w:space="0" w:color="AAAAAA"/>
-              <w:bottom w:val="single" w:sz="4" w:space="0" w:color="AAAAAA"/>
-              <w:right w:val="single" w:sz="4" w:space="0" w:color="AAAAAA"/>
-            </w:tcBorders>
-            <w:shd w:val="clear" w:color="auto" w:fill="F2F5FB"/>
-            <w:tcMar>
-              <w:top w:w="80" w:type="dxa"/>
-              <w:left w:w="120" w:type="dxa"/>
-              <w:bottom w:w="80" w:type="dxa"/>
-              <w:right w:w="120" w:type="dxa"/>
-            </w:tcMar>
-          </w:tcPr>
-          <w:p>
-            <w:pPr>
-              <w:jc w:val="both"/>
-            </w:pPr>
-            <w:r>
-              <w:rPr>
-                <w:rFonts w:ascii="Times New Roman" w:eastAsia="Times New Roman" w:hAnsi="Times New Roman" w:cs="Times New Roman"/>
-              </w:rPr>
-              <w:t>Disbalansiran dataset — uvek u kombinaciji</w:t>
-            </w:r>
-          </w:p>
-        </w:tc>
-        <w:tc>
-          <w:tcPr>
-            <w:tcW w:w="1160" w:type="dxa"/>
-            <w:tcBorders>
-              <w:top w:val="single" w:sz="4" w:space="0" w:color="AAAAAA"/>
-              <w:left w:val="single" w:sz="4" w:space="0" w:color="AAAAAA"/>
-              <w:bottom w:val="single" w:sz="4" w:space="0" w:color="AAAAAA"/>
-              <w:right w:val="single" w:sz="4" w:space="0" w:color="AAAAAA"/>
-            </w:tcBorders>
-            <w:shd w:val="clear" w:color="auto" w:fill="F2F5FB"/>
-            <w:tcMar>
-              <w:top w:w="80" w:type="dxa"/>
-              <w:left w:w="120" w:type="dxa"/>
-              <w:bottom w:w="80" w:type="dxa"/>
-              <w:right w:w="120" w:type="dxa"/>
-            </w:tcMar>
-          </w:tcPr>
-          <w:p>
-            <w:pPr>
-              <w:jc w:val="both"/>
-            </w:pPr>
-            <w:r>
-              <w:rPr>
-                <w:rFonts w:ascii="Times New Roman" w:eastAsia="Times New Roman" w:hAnsi="Times New Roman" w:cs="Times New Roman"/>
-              </w:rPr>
-              <w:t>Srednji pri prevelikim faktorima</w:t>
-            </w:r>
-          </w:p>
-        </w:tc>
-      </w:tr>
-      <w:tr>
-        <w:tblPrEx>
-          <w:tblCellMar>
-            <w:top w:w="0" w:type="dxa"/>
-            <w:bottom w:w="0" w:type="dxa"/>
-          </w:tblCellMar>
-        </w:tblPrEx>
-        <w:tc>
-          <w:tcPr>
-            <w:tcW w:w="1700" w:type="dxa"/>
-            <w:tcBorders>
-              <w:top w:val="single" w:sz="4" w:space="0" w:color="AAAAAA"/>
-              <w:left w:val="single" w:sz="4" w:space="0" w:color="AAAAAA"/>
-              <w:bottom w:val="single" w:sz="4" w:space="0" w:color="AAAAAA"/>
-              <w:right w:val="single" w:sz="4" w:space="0" w:color="AAAAAA"/>
-            </w:tcBorders>
-            <w:shd w:val="clear" w:color="auto" w:fill="FFFFFF"/>
-            <w:tcMar>
-              <w:top w:w="80" w:type="dxa"/>
-              <w:left w:w="120" w:type="dxa"/>
-              <w:bottom w:w="80" w:type="dxa"/>
-              <w:right w:w="120" w:type="dxa"/>
-            </w:tcMar>
-          </w:tcPr>
-          <w:p>
-            <w:pPr>
-              <w:jc w:val="both"/>
-            </w:pPr>
-            <w:r>
-              <w:rPr>
-                <w:rFonts w:ascii="Times New Roman" w:eastAsia="Times New Roman" w:hAnsi="Times New Roman" w:cs="Times New Roman"/>
-              </w:rPr>
-              <w:t>Weighted sampling</w:t>
-            </w:r>
-          </w:p>
-        </w:tc>
-        <w:tc>
-          <w:tcPr>
-            <w:tcW w:w="1400" w:type="dxa"/>
-            <w:tcBorders>
-              <w:top w:val="single" w:sz="4" w:space="0" w:color="AAAAAA"/>
-              <w:left w:val="single" w:sz="4" w:space="0" w:color="AAAAAA"/>
-              <w:bottom w:val="single" w:sz="4" w:space="0" w:color="AAAAAA"/>
-              <w:right w:val="single" w:sz="4" w:space="0" w:color="AAAAAA"/>
-            </w:tcBorders>
-            <w:shd w:val="clear" w:color="auto" w:fill="FFFFFF"/>
-            <w:tcMar>
-              <w:top w:w="80" w:type="dxa"/>
-              <w:left w:w="120" w:type="dxa"/>
-              <w:bottom w:w="80" w:type="dxa"/>
-              <w:right w:w="120" w:type="dxa"/>
-            </w:tcMar>
-          </w:tcPr>
-          <w:p>
-            <w:pPr>
-              <w:jc w:val="both"/>
-            </w:pPr>
-            <w:r>
-              <w:rPr>
-                <w:rFonts w:ascii="Times New Roman" w:eastAsia="Times New Roman" w:hAnsi="Times New Roman" w:cs="Times New Roman"/>
-              </w:rPr>
-              <w:t>Balansiranje</w:t>
-            </w:r>
-          </w:p>
-        </w:tc>
-        <w:tc>
-          <w:tcPr>
-            <w:tcW w:w="1800" w:type="dxa"/>
-            <w:tcBorders>
-              <w:top w:val="single" w:sz="4" w:space="0" w:color="AAAAAA"/>
-              <w:left w:val="single" w:sz="4" w:space="0" w:color="AAAAAA"/>
-              <w:bottom w:val="single" w:sz="4" w:space="0" w:color="AAAAAA"/>
-              <w:right w:val="single" w:sz="4" w:space="0" w:color="AAAAAA"/>
-            </w:tcBorders>
-            <w:shd w:val="clear" w:color="auto" w:fill="FFFFFF"/>
-            <w:tcMar>
-              <w:top w:w="80" w:type="dxa"/>
-              <w:left w:w="120" w:type="dxa"/>
-              <w:bottom w:w="80" w:type="dxa"/>
-              <w:right w:w="120" w:type="dxa"/>
-            </w:tcMar>
-          </w:tcPr>
-          <w:p>
-            <w:pPr>
-              <w:jc w:val="both"/>
-            </w:pPr>
-            <w:r>
-              <w:rPr>
-                <w:rFonts w:ascii="Times New Roman" w:eastAsia="Times New Roman" w:hAnsi="Times New Roman" w:cs="Times New Roman"/>
-              </w:rPr>
-              <w:t>Podešava distribuciju mini-batcha</w:t>
-            </w:r>
-          </w:p>
-        </w:tc>
-        <w:tc>
-          <w:tcPr>
-            <w:tcW w:w="1300" w:type="dxa"/>
-            <w:tcBorders>
-              <w:top w:val="single" w:sz="4" w:space="0" w:color="AAAAAA"/>
-              <w:left w:val="single" w:sz="4" w:space="0" w:color="AAAAAA"/>
-              <w:bottom w:val="single" w:sz="4" w:space="0" w:color="AAAAAA"/>
-              <w:right w:val="single" w:sz="4" w:space="0" w:color="AAAAAA"/>
-            </w:tcBorders>
-            <w:shd w:val="clear" w:color="auto" w:fill="FFFFFF"/>
-            <w:tcMar>
-              <w:top w:w="80" w:type="dxa"/>
-              <w:left w:w="120" w:type="dxa"/>
-              <w:bottom w:w="80" w:type="dxa"/>
-              <w:right w:w="120" w:type="dxa"/>
-            </w:tcMar>
-          </w:tcPr>
-          <w:p>
-            <w:pPr>
-              <w:jc w:val="both"/>
-            </w:pPr>
-            <w:r>
-              <w:rPr>
-                <w:rFonts w:ascii="Times New Roman" w:eastAsia="Times New Roman" w:hAnsi="Times New Roman" w:cs="Times New Roman"/>
-              </w:rPr>
-              <w:t>Zanemariv</w:t>
-            </w:r>
-          </w:p>
-        </w:tc>
-        <w:tc>
-          <w:tcPr>
-            <w:tcW w:w="2000" w:type="dxa"/>
-            <w:tcBorders>
-              <w:top w:val="single" w:sz="4" w:space="0" w:color="AAAAAA"/>
-              <w:left w:val="single" w:sz="4" w:space="0" w:color="AAAAAA"/>
-              <w:bottom w:val="single" w:sz="4" w:space="0" w:color="AAAAAA"/>
-              <w:right w:val="single" w:sz="4" w:space="0" w:color="AAAAAA"/>
-            </w:tcBorders>
-            <w:shd w:val="clear" w:color="auto" w:fill="FFFFFF"/>
-            <w:tcMar>
-              <w:top w:w="80" w:type="dxa"/>
-              <w:left w:w="120" w:type="dxa"/>
-              <w:bottom w:w="80" w:type="dxa"/>
-              <w:right w:w="120" w:type="dxa"/>
-            </w:tcMar>
-          </w:tcPr>
-          <w:p>
-            <w:pPr>
-              <w:jc w:val="both"/>
-            </w:pPr>
-            <w:r>
-              <w:rPr>
-                <w:rFonts w:ascii="Times New Roman" w:eastAsia="Times New Roman" w:hAnsi="Times New Roman" w:cs="Times New Roman"/>
-              </w:rPr>
-              <w:t>Uvek uz targetirani loss (Focal Loss)</w:t>
-            </w:r>
-          </w:p>
-        </w:tc>
-        <w:tc>
-          <w:tcPr>
-            <w:tcW w:w="1160" w:type="dxa"/>
-            <w:tcBorders>
-              <w:top w:val="single" w:sz="4" w:space="0" w:color="AAAAAA"/>
-              <w:left w:val="single" w:sz="4" w:space="0" w:color="AAAAAA"/>
-              <w:bottom w:val="single" w:sz="4" w:space="0" w:color="AAAAAA"/>
-              <w:right w:val="single" w:sz="4" w:space="0" w:color="AAAAAA"/>
-            </w:tcBorders>
-            <w:shd w:val="clear" w:color="auto" w:fill="FFFFFF"/>
-            <w:tcMar>
-              <w:top w:w="80" w:type="dxa"/>
-              <w:left w:w="120" w:type="dxa"/>
-              <w:bottom w:w="80" w:type="dxa"/>
-              <w:right w:w="120" w:type="dxa"/>
-            </w:tcMar>
-          </w:tcPr>
-          <w:p>
-            <w:pPr>
-              <w:jc w:val="both"/>
-            </w:pPr>
-            <w:r>
-              <w:rPr>
-                <w:rFonts w:ascii="Times New Roman" w:eastAsia="Times New Roman" w:hAnsi="Times New Roman" w:cs="Times New Roman"/>
-              </w:rPr>
-              <w:t>Nizak</w:t>
+              <w:t>92.1% acc, AUC 0.96</w:t>
             </w:r>
           </w:p>
         </w:tc>
@@ -19389,13 +22817,46 @@
     </w:tbl>
     <w:p>
       <w:pPr>
-        <w:pStyle w:val="ListParagraph"/>
-        <w:spacing w:before="60" w:after="60" w:line="276" w:lineRule="auto"/>
-        <w:ind w:left="1440"/>
+        <w:spacing w:after="120" w:line="276" w:lineRule="auto"/>
+        <w:ind w:firstLine="720"/>
+        <w:jc w:val="center"/>
+        <w:rPr>
+          <w:rFonts w:ascii="Times New Roman" w:eastAsia="Times New Roman" w:hAnsi="Times New Roman" w:cs="Times New Roman"/>
+          <w:sz w:val="24"/>
+          <w:szCs w:val="24"/>
+        </w:rPr>
+      </w:pPr>
+      <w:r>
+        <w:rPr>
+          <w:rFonts w:ascii="Times New Roman" w:eastAsia="Times New Roman" w:hAnsi="Times New Roman" w:cs="Times New Roman"/>
+          <w:sz w:val="24"/>
+          <w:szCs w:val="24"/>
+        </w:rPr>
+        <w:t>Tabela 3.5.1.1 Preled studija na HAM10000 datasetu</w:t>
+      </w:r>
+    </w:p>
+    <w:p>
+      <w:pPr>
+        <w:spacing w:after="120" w:line="276" w:lineRule="auto"/>
+        <w:ind w:firstLine="720"/>
         <w:jc w:val="both"/>
-        <w:rPr>
-          <w:rFonts w:ascii="Times New Roman" w:hAnsi="Times New Roman" w:cs="Times New Roman"/>
-          <w:lang w:val="sr-Latn-RS"/>
+      </w:pPr>
+      <w:r>
+        <w:rPr>
+          <w:rFonts w:ascii="Times New Roman" w:eastAsia="Times New Roman" w:hAnsi="Times New Roman" w:cs="Times New Roman"/>
+          <w:sz w:val="24"/>
+          <w:szCs w:val="24"/>
+        </w:rPr>
+        <w:t>Analiza tabele ukazuje na nekoliko jasnih trendova: studije koje kombinuju CLAHE sa uklanjanjem dlaka i balansiranjem klasa dosljedno postižu bolje rezultate od studija koje primenjuju samo bazičnu predobradu (resize + normalizacija). EfficientNet arhitekture sa višom ulaznom rezolucijom su superiorne od VGG/ResNet pri istoj predobradi. Segmentacija lezije kao predobradni korak daje konzistentno poboljšanje, ali uz visok kompleksnost pipeline-a i zavisnost od kvaliteta segmentacionog modela.</w:t>
+      </w:r>
+    </w:p>
+    <w:p>
+      <w:pPr>
+        <w:spacing w:line="276" w:lineRule="auto"/>
+        <w:ind w:firstLine="720"/>
+        <w:rPr>
+          <w:rFonts w:ascii="Times New Roman" w:hAnsi="Times New Roman" w:cs="Times New Roman"/>
+          <w:lang w:val="en-US"/>
         </w:rPr>
       </w:pPr>
     </w:p>
@@ -19407,208 +22868,403 @@
           <w:rFonts w:ascii="Times New Roman" w:hAnsi="Times New Roman" w:cs="Times New Roman"/>
         </w:rPr>
       </w:pPr>
-      <w:r>
-        <w:rPr>
-          <w:rFonts w:ascii="Times New Roman" w:hAnsi="Times New Roman" w:cs="Times New Roman"/>
-        </w:rPr>
-        <w:br w:type="page"/>
-      </w:r>
+    </w:p>
+    <w:p>
+      <w:pPr>
+        <w:spacing w:after="120" w:line="276" w:lineRule="auto"/>
+        <w:jc w:val="both"/>
+        <w:rPr>
+          <w:rFonts w:ascii="Times New Roman" w:hAnsi="Times New Roman" w:cs="Times New Roman"/>
+        </w:rPr>
+      </w:pPr>
+    </w:p>
+    <w:p>
+      <w:pPr>
+        <w:spacing w:after="120" w:line="276" w:lineRule="auto"/>
+        <w:jc w:val="both"/>
+        <w:rPr>
+          <w:rFonts w:ascii="Times New Roman" w:hAnsi="Times New Roman" w:cs="Times New Roman"/>
+        </w:rPr>
+      </w:pPr>
+    </w:p>
+    <w:p>
+      <w:pPr>
+        <w:spacing w:after="120" w:line="276" w:lineRule="auto"/>
+        <w:jc w:val="both"/>
+        <w:rPr>
+          <w:rFonts w:ascii="Times New Roman" w:hAnsi="Times New Roman" w:cs="Times New Roman"/>
+        </w:rPr>
+      </w:pPr>
     </w:p>
     <w:p>
       <w:pPr>
         <w:pStyle w:val="Heading1"/>
         <w:spacing w:line="276" w:lineRule="auto"/>
         <w:rPr>
-          <w:rFonts w:ascii="Times New Roman" w:hAnsi="Times New Roman" w:cs="Times New Roman"/>
           <w:lang w:val="sr-Latn-RS"/>
         </w:rPr>
       </w:pPr>
-      <w:bookmarkStart w:id="20" w:name="_Toc231773956"/>
-      <w:r>
-        <w:rPr>
-          <w:rFonts w:ascii="Times New Roman" w:hAnsi="Times New Roman" w:cs="Times New Roman"/>
+      <w:r>
+        <w:lastRenderedPageBreak/>
+        <w:t xml:space="preserve">4 </w:t>
+      </w:r>
+      <w:proofErr w:type="spellStart"/>
+      <w:r>
+        <w:t>Zaklju</w:t>
+      </w:r>
+      <w:proofErr w:type="spellEnd"/>
+      <w:r>
+        <w:rPr>
           <w:lang w:val="sr-Latn-RS"/>
         </w:rPr>
-        <w:lastRenderedPageBreak/>
-        <w:t>Literatura</w:t>
-      </w:r>
-      <w:bookmarkEnd w:id="20"/>
-    </w:p>
-    <w:p>
-      <w:pPr>
-        <w:spacing w:line="276" w:lineRule="auto"/>
-        <w:rPr>
-          <w:rFonts w:ascii="Times New Roman" w:hAnsi="Times New Roman" w:cs="Times New Roman"/>
-        </w:rPr>
-      </w:pPr>
-      <w:r>
-        <w:rPr>
-          <w:rFonts w:ascii="Times New Roman" w:hAnsi="Times New Roman" w:cs="Times New Roman"/>
-        </w:rPr>
-        <w:t>[1] Tschandl, P., Rosendahl, C., &amp; Kittler, H. (2018). The HAM10000 dataset, a large collection of multi-source dermatoscopic images of common pigmented skin lesions. Scientific Data, 5, 180161.</w:t>
-      </w:r>
-    </w:p>
-    <w:p>
-      <w:pPr>
-        <w:spacing w:line="276" w:lineRule="auto"/>
-        <w:rPr>
-          <w:rFonts w:ascii="Times New Roman" w:hAnsi="Times New Roman" w:cs="Times New Roman"/>
-        </w:rPr>
-      </w:pPr>
-      <w:r>
-        <w:rPr>
-          <w:rFonts w:ascii="Times New Roman" w:hAnsi="Times New Roman" w:cs="Times New Roman"/>
-        </w:rPr>
-        <w:t>[2] Esteva, A., Kuprel, B., Novoa, R. A., Ko, J., Swetter, S. M., Blau, H. M., &amp; Thrun, S. (2017). Dermatologist-level classification of skin cancer with deep neural networks. Nature, 542(7639), 115–118.</w:t>
-      </w:r>
-    </w:p>
-    <w:p>
-      <w:pPr>
-        <w:spacing w:line="276" w:lineRule="auto"/>
-        <w:rPr>
-          <w:rFonts w:ascii="Times New Roman" w:hAnsi="Times New Roman" w:cs="Times New Roman"/>
-        </w:rPr>
-      </w:pPr>
-      <w:r>
-        <w:rPr>
-          <w:rFonts w:ascii="Times New Roman" w:hAnsi="Times New Roman" w:cs="Times New Roman"/>
-        </w:rPr>
-        <w:t>[3] Shorten, C., &amp; Khoshgoftaar, T. M. (2019). A survey on image data augmentation for deep learning. Journal of Big Data, 6(1), 60.</w:t>
-      </w:r>
-    </w:p>
-    <w:p>
-      <w:pPr>
-        <w:spacing w:line="276" w:lineRule="auto"/>
-        <w:rPr>
-          <w:rFonts w:ascii="Times New Roman" w:hAnsi="Times New Roman" w:cs="Times New Roman"/>
-        </w:rPr>
-      </w:pPr>
-      <w:r>
-        <w:rPr>
-          <w:rFonts w:ascii="Times New Roman" w:hAnsi="Times New Roman" w:cs="Times New Roman"/>
-        </w:rPr>
-        <w:t>[4] Perez, L., &amp; Wang, J. (2017). The effectiveness of data augmentation in image classification using deep learning. arXiv:1712.04621.</w:t>
-      </w:r>
-    </w:p>
-    <w:p>
-      <w:pPr>
-        <w:spacing w:line="276" w:lineRule="auto"/>
-        <w:rPr>
-          <w:rFonts w:ascii="Times New Roman" w:hAnsi="Times New Roman" w:cs="Times New Roman"/>
-        </w:rPr>
-      </w:pPr>
-      <w:r>
-        <w:rPr>
-          <w:rFonts w:ascii="Times New Roman" w:hAnsi="Times New Roman" w:cs="Times New Roman"/>
-        </w:rPr>
-        <w:t>[5] Celebi, M. E., Codella, N., &amp; Halpern, A. (2019). Dermoscopy image analysis: Overview and future directions. IEEE J. Biomed. Health Inform., 23(2), 474–478.</w:t>
-      </w:r>
-    </w:p>
-    <w:p>
-      <w:pPr>
-        <w:spacing w:line="276" w:lineRule="auto"/>
-        <w:rPr>
-          <w:rFonts w:ascii="Times New Roman" w:hAnsi="Times New Roman" w:cs="Times New Roman"/>
-        </w:rPr>
-      </w:pPr>
-      <w:r>
-        <w:rPr>
-          <w:rFonts w:ascii="Times New Roman" w:hAnsi="Times New Roman" w:cs="Times New Roman"/>
-        </w:rPr>
-        <w:t>[6] Raghavendra, P. V. S. P., et al. (2023). Deep learning–based skin lesion multi-class classification with global average pooling improvement. J. Digital Imaging, 36(5), 2227–2248.</w:t>
-      </w:r>
-    </w:p>
-    <w:p>
-      <w:pPr>
-        <w:spacing w:line="276" w:lineRule="auto"/>
-        <w:rPr>
-          <w:rFonts w:ascii="Times New Roman" w:hAnsi="Times New Roman" w:cs="Times New Roman"/>
-        </w:rPr>
-      </w:pPr>
-      <w:r>
-        <w:rPr>
-          <w:rFonts w:ascii="Times New Roman" w:hAnsi="Times New Roman" w:cs="Times New Roman"/>
-        </w:rPr>
-        <w:t>[7] Goodfellow, I., Bengio, Y., &amp; Courville, A. (2016). Deep Learning. MIT Press.</w:t>
-      </w:r>
-    </w:p>
-    <w:p>
-      <w:pPr>
-        <w:spacing w:line="276" w:lineRule="auto"/>
-        <w:rPr>
-          <w:rFonts w:ascii="Times New Roman" w:hAnsi="Times New Roman" w:cs="Times New Roman"/>
-        </w:rPr>
-      </w:pPr>
-      <w:r>
-        <w:rPr>
-          <w:rFonts w:ascii="Times New Roman" w:hAnsi="Times New Roman" w:cs="Times New Roman"/>
-        </w:rPr>
-        <w:t>[8] Gonzalez, R. C., &amp; Woods, R. E. (2018). Digital Image Processing, 4th Edition. Pearson.</w:t>
-      </w:r>
-    </w:p>
-    <w:p>
-      <w:pPr>
-        <w:spacing w:line="276" w:lineRule="auto"/>
-        <w:rPr>
-          <w:rFonts w:ascii="Times New Roman" w:hAnsi="Times New Roman" w:cs="Times New Roman"/>
-        </w:rPr>
-      </w:pPr>
-      <w:r>
-        <w:rPr>
-          <w:rFonts w:ascii="Times New Roman" w:hAnsi="Times New Roman" w:cs="Times New Roman"/>
-        </w:rPr>
-        <w:t>[9] Musthafa, M. M., et al. (2024). Enhanced skin cancer diagnosis using optimized CNN architecture. BMC Medical Imaging, 24, 201.</w:t>
-      </w:r>
-    </w:p>
-    <w:p>
-      <w:pPr>
-        <w:spacing w:line="276" w:lineRule="auto"/>
-        <w:rPr>
-          <w:rFonts w:ascii="Times New Roman" w:hAnsi="Times New Roman" w:cs="Times New Roman"/>
-        </w:rPr>
-      </w:pPr>
-      <w:r>
-        <w:rPr>
-          <w:rFonts w:ascii="Times New Roman" w:hAnsi="Times New Roman" w:cs="Times New Roman"/>
-        </w:rPr>
-        <w:t>[10] Mirikharaji, Z., et al. (2023). A survey on deep learning for skin lesion segmentation. Medical Image Analysis, 88, 102868.</w:t>
-      </w:r>
-    </w:p>
-    <w:p>
-      <w:pPr>
-        <w:spacing w:line="276" w:lineRule="auto"/>
-        <w:rPr>
-          <w:rFonts w:ascii="Times New Roman" w:hAnsi="Times New Roman" w:cs="Times New Roman"/>
-        </w:rPr>
-      </w:pPr>
-      <w:r>
-        <w:rPr>
-          <w:rFonts w:ascii="Times New Roman" w:hAnsi="Times New Roman" w:cs="Times New Roman"/>
-        </w:rPr>
-        <w:t>[11] Ali, S., et al. (2024). Enhancing skin lesion diagnosis with data augmentation techniques. Multimedia Tools and Applications.</w:t>
-      </w:r>
-    </w:p>
-    <w:p>
-      <w:pPr>
-        <w:spacing w:line="276" w:lineRule="auto"/>
-        <w:rPr>
-          <w:rFonts w:ascii="Times New Roman" w:hAnsi="Times New Roman" w:cs="Times New Roman"/>
-        </w:rPr>
-      </w:pPr>
-      <w:r>
-        <w:rPr>
-          <w:rFonts w:ascii="Times New Roman" w:hAnsi="Times New Roman" w:cs="Times New Roman"/>
-        </w:rPr>
-        <w:t xml:space="preserve">[12] </w:t>
-      </w:r>
-      <w:r>
+        <w:t>čak</w:t>
+      </w:r>
+    </w:p>
+    <w:p>
+      <w:pPr>
+        <w:spacing w:after="120" w:line="276" w:lineRule="auto"/>
+        <w:jc w:val="both"/>
         <w:rPr>
           <w:rFonts w:ascii="Times New Roman" w:eastAsia="Times New Roman" w:hAnsi="Times New Roman" w:cs="Times New Roman"/>
           <w:sz w:val="24"/>
           <w:szCs w:val="24"/>
         </w:rPr>
-        <w:t>Nelson, J. (2025). What Is Image Preprocessing and Augmentation? Roboflow Blog. https://blog.roboflow.com/why-preprocess-augment/</w:t>
-      </w:r>
+      </w:pPr>
+      <w:r>
+        <w:tab/>
+      </w:r>
+      <w:r>
+        <w:rPr>
+          <w:rFonts w:ascii="Times New Roman" w:eastAsia="Times New Roman" w:hAnsi="Times New Roman" w:cs="Times New Roman"/>
+          <w:sz w:val="24"/>
+          <w:szCs w:val="24"/>
+        </w:rPr>
+        <w:t>Ovaj rad je analizirao uticaj kvaliteta i predobrade dermatoloških slika na performanse modela za klasifikaciju kožnih bolesti, sa posebnim fokusom na HAM10000 dataset. Analiza je obuhvatila sve ključne dimenzije: od identifikacije dimenzija kvaliteta slike specifičnih za dermatoskopiju, kroz sistematski pregled tehnika predobrade, do naprednih augmentacionih metoda i njihovog empirijskog uticaja na CNN modele.</w:t>
+      </w:r>
+    </w:p>
+    <w:p>
+      <w:pPr>
+        <w:spacing w:after="120" w:line="276" w:lineRule="auto"/>
+        <w:jc w:val="both"/>
+        <w:rPr>
+          <w:rFonts w:ascii="Times New Roman" w:eastAsia="Times New Roman" w:hAnsi="Times New Roman" w:cs="Times New Roman"/>
+          <w:sz w:val="24"/>
+          <w:szCs w:val="24"/>
+        </w:rPr>
+      </w:pPr>
+      <w:r>
+        <w:rPr>
+          <w:rFonts w:ascii="Times New Roman" w:eastAsia="Times New Roman" w:hAnsi="Times New Roman" w:cs="Times New Roman"/>
+          <w:sz w:val="24"/>
+          <w:szCs w:val="24"/>
+        </w:rPr>
+        <w:tab/>
+      </w:r>
+      <w:r>
+        <w:rPr>
+          <w:rFonts w:ascii="Times New Roman" w:eastAsia="Times New Roman" w:hAnsi="Times New Roman" w:cs="Times New Roman"/>
+          <w:sz w:val="24"/>
+          <w:szCs w:val="24"/>
+        </w:rPr>
+        <w:t xml:space="preserve">Centralni zaključak rada je da je predobrada slike neophodan, a ne opcioni korak u pipeline-u za klasifikaciju kožnih lezija. Svi analizirani visoko-performantni sistemi na HAM10000 koriste višefazne predobradne pipeline-ove koji kombinuju poboljšanje kontrasta (CLAHE), uklanjanje artefakata i strateško balansiranje klasa. Razlika u performansama između bazičnog pipeline-a (samo resize i normalizacija) i optimalnog pipeline-a može biti i do 10-15 </w:t>
+      </w:r>
+      <w:r>
+        <w:rPr>
+          <w:rFonts w:ascii="Times New Roman" w:eastAsia="Times New Roman" w:hAnsi="Times New Roman" w:cs="Times New Roman"/>
+          <w:sz w:val="24"/>
+          <w:szCs w:val="24"/>
+        </w:rPr>
+        <w:t>procenata</w:t>
+      </w:r>
+      <w:r>
+        <w:rPr>
+          <w:rFonts w:ascii="Times New Roman" w:eastAsia="Times New Roman" w:hAnsi="Times New Roman" w:cs="Times New Roman"/>
+          <w:sz w:val="24"/>
+          <w:szCs w:val="24"/>
+        </w:rPr>
+        <w:t xml:space="preserve"> u tačnosti i značajno veća u recall-u za retke klase poput melanoma.</w:t>
+      </w:r>
+    </w:p>
+    <w:p>
+      <w:pPr>
+        <w:spacing w:after="120" w:line="276" w:lineRule="auto"/>
+        <w:jc w:val="both"/>
+        <w:rPr>
+          <w:rFonts w:ascii="Times New Roman" w:eastAsia="Times New Roman" w:hAnsi="Times New Roman" w:cs="Times New Roman"/>
+          <w:sz w:val="24"/>
+          <w:szCs w:val="24"/>
+        </w:rPr>
+      </w:pPr>
+      <w:r>
+        <w:rPr>
+          <w:rFonts w:ascii="Times New Roman" w:eastAsia="Times New Roman" w:hAnsi="Times New Roman" w:cs="Times New Roman"/>
+          <w:sz w:val="24"/>
+          <w:szCs w:val="24"/>
+        </w:rPr>
+        <w:tab/>
+      </w:r>
+      <w:r>
+        <w:rPr>
+          <w:rFonts w:ascii="Times New Roman" w:eastAsia="Times New Roman" w:hAnsi="Times New Roman" w:cs="Times New Roman"/>
+          <w:sz w:val="24"/>
+          <w:szCs w:val="24"/>
+        </w:rPr>
+        <w:t>Jednostavno rečeno, model je onoliko dobar koliko su dobri podaci na kojima uči. Dermatoskopska slika puna dlaka, slabog kontrasta i neravnomernog osvetljenja ne nosi isti dijagnostički signal kao slika koja je prošla kroz CLAHE, uklanjanje artefakata i adekvatnu normalizaciju — čak i ako je u pitanju ista lezija istog pacijenta. Predobrada ne menja dijagnozu, ali menja sposobnost modela da je prepozna. U domenu gde pogrešna klasifikacija može značiti propušten melanom, ta razlika nije samo statistička već i klinička.</w:t>
+      </w:r>
+      <w:r>
+        <w:br w:type="page"/>
+      </w:r>
+    </w:p>
+    <w:p>
+      <w:pPr>
+        <w:pStyle w:val="Heading1"/>
+        <w:spacing w:line="276" w:lineRule="auto"/>
+        <w:rPr>
+          <w:rFonts w:ascii="Times New Roman" w:hAnsi="Times New Roman" w:cs="Times New Roman"/>
+          <w:lang w:val="sr-Latn-RS"/>
+        </w:rPr>
+      </w:pPr>
+      <w:bookmarkStart w:id="26" w:name="_Toc232031307"/>
+      <w:r>
+        <w:rPr>
+          <w:rFonts w:ascii="Times New Roman" w:hAnsi="Times New Roman" w:cs="Times New Roman"/>
+          <w:lang w:val="sr-Latn-RS"/>
+        </w:rPr>
+        <w:lastRenderedPageBreak/>
+        <w:t xml:space="preserve">5 </w:t>
+      </w:r>
+      <w:r>
+        <w:rPr>
+          <w:rFonts w:ascii="Times New Roman" w:hAnsi="Times New Roman" w:cs="Times New Roman"/>
+          <w:lang w:val="sr-Latn-RS"/>
+        </w:rPr>
+        <w:t>Literatura</w:t>
+      </w:r>
+      <w:bookmarkEnd w:id="26"/>
+    </w:p>
+    <w:p>
+      <w:pPr>
+        <w:spacing w:before="60" w:after="60" w:line="276" w:lineRule="auto"/>
+        <w:ind w:left="720" w:hanging="720"/>
+      </w:pPr>
+      <w:r>
+        <w:rPr>
+          <w:rFonts w:ascii="Times New Roman" w:eastAsia="Times New Roman" w:hAnsi="Times New Roman" w:cs="Times New Roman"/>
+        </w:rPr>
+        <w:t>[1] Tschandl, P., Rosendahl, C., &amp; Kittler, H. (2018). The HAM10000 dataset, a large collection of multi-source dermatoscopic images of common pigmented skin lesions. Scientific Data, 5, 180161.</w:t>
+      </w:r>
+    </w:p>
+    <w:p>
+      <w:pPr>
+        <w:spacing w:before="60" w:after="60" w:line="276" w:lineRule="auto"/>
+        <w:ind w:left="720" w:hanging="720"/>
+      </w:pPr>
+      <w:r>
+        <w:rPr>
+          <w:rFonts w:ascii="Times New Roman" w:eastAsia="Times New Roman" w:hAnsi="Times New Roman" w:cs="Times New Roman"/>
+        </w:rPr>
+        <w:t>[2] Esteva, A., Kuprel, B., Novoa, R. A., Ko, J., Swetter, S. M., Blau, H. M., &amp; Thrun, S. (2017). Dermatologist-level classification of skin cancer with deep neural networks. Nature, 542(7639), 115–118.</w:t>
+      </w:r>
+    </w:p>
+    <w:p>
+      <w:pPr>
+        <w:spacing w:before="60" w:after="60" w:line="276" w:lineRule="auto"/>
+        <w:ind w:left="720" w:hanging="720"/>
+      </w:pPr>
+      <w:r>
+        <w:rPr>
+          <w:rFonts w:ascii="Times New Roman" w:eastAsia="Times New Roman" w:hAnsi="Times New Roman" w:cs="Times New Roman"/>
+        </w:rPr>
+        <w:t>[3] Shorten, C., &amp; Khoshgoftaar, T. M. (2019). A survey on image data augmentation for deep learning. Journal of Big Data, 6(1), 60.</w:t>
+      </w:r>
+    </w:p>
+    <w:p>
+      <w:pPr>
+        <w:spacing w:before="60" w:after="60" w:line="276" w:lineRule="auto"/>
+        <w:ind w:left="720" w:hanging="720"/>
+      </w:pPr>
+      <w:r>
+        <w:rPr>
+          <w:rFonts w:ascii="Times New Roman" w:eastAsia="Times New Roman" w:hAnsi="Times New Roman" w:cs="Times New Roman"/>
+        </w:rPr>
+        <w:t>[4] Perez, L., &amp; Wang, J. (2017). The effectiveness of data augmentation in image classification using deep learning. arXiv preprint arXiv:1712.04621.</w:t>
+      </w:r>
+    </w:p>
+    <w:p>
+      <w:pPr>
+        <w:spacing w:before="60" w:after="60" w:line="276" w:lineRule="auto"/>
+        <w:ind w:left="720" w:hanging="720"/>
+      </w:pPr>
+      <w:r>
+        <w:rPr>
+          <w:rFonts w:ascii="Times New Roman" w:eastAsia="Times New Roman" w:hAnsi="Times New Roman" w:cs="Times New Roman"/>
+        </w:rPr>
+        <w:t>[5] Celebi, M. E., Codella, N., &amp; Halpern, A. (2019). Dermoscopy image analysis: Overview and future directions. IEEE Journal of Biomedical and Health Informatics, 23(2), 474–478.</w:t>
+      </w:r>
+    </w:p>
+    <w:p>
+      <w:pPr>
+        <w:spacing w:before="60" w:after="60" w:line="276" w:lineRule="auto"/>
+        <w:ind w:left="720" w:hanging="720"/>
+      </w:pPr>
+      <w:r>
+        <w:rPr>
+          <w:rFonts w:ascii="Times New Roman" w:eastAsia="Times New Roman" w:hAnsi="Times New Roman" w:cs="Times New Roman"/>
+        </w:rPr>
+        <w:t>[6] Raghavendra, P. V. S. P., et al. (2023). Deep learning-based skin lesion multi-class classification with global average pooling improvement. Journal of Digital Imaging, 36(5), 2227–2248.</w:t>
+      </w:r>
+    </w:p>
+    <w:p>
+      <w:pPr>
+        <w:spacing w:before="60" w:after="60" w:line="276" w:lineRule="auto"/>
+        <w:ind w:left="720" w:hanging="720"/>
+      </w:pPr>
+      <w:r>
+        <w:rPr>
+          <w:rFonts w:ascii="Times New Roman" w:eastAsia="Times New Roman" w:hAnsi="Times New Roman" w:cs="Times New Roman"/>
+        </w:rPr>
+        <w:t>[7] Goodfellow, I., Bengio, Y., &amp; Courville, A. (2016). Deep Learning. MIT Press.</w:t>
+      </w:r>
+    </w:p>
+    <w:p>
+      <w:pPr>
+        <w:spacing w:before="60" w:after="60" w:line="276" w:lineRule="auto"/>
+        <w:ind w:left="720" w:hanging="720"/>
+      </w:pPr>
+      <w:r>
+        <w:rPr>
+          <w:rFonts w:ascii="Times New Roman" w:eastAsia="Times New Roman" w:hAnsi="Times New Roman" w:cs="Times New Roman"/>
+        </w:rPr>
+        <w:t>[8] Gonzalez, R. C., &amp; Woods, R. E. (2018). Digital Image Processing, 4th Edition. Pearson.</w:t>
+      </w:r>
+    </w:p>
+    <w:p>
+      <w:pPr>
+        <w:spacing w:before="60" w:after="60" w:line="276" w:lineRule="auto"/>
+        <w:ind w:left="720" w:hanging="720"/>
+      </w:pPr>
+      <w:r>
+        <w:rPr>
+          <w:rFonts w:ascii="Times New Roman" w:eastAsia="Times New Roman" w:hAnsi="Times New Roman" w:cs="Times New Roman"/>
+        </w:rPr>
+        <w:t>[9] Musthafa, M. M., et al. (2024). Enhanced skin cancer diagnosis using optimized CNN architecture. BMC Medical Imaging, 24, 201.</w:t>
+      </w:r>
+    </w:p>
+    <w:p>
+      <w:pPr>
+        <w:spacing w:before="60" w:after="60" w:line="276" w:lineRule="auto"/>
+        <w:ind w:left="720" w:hanging="720"/>
+      </w:pPr>
+      <w:r>
+        <w:rPr>
+          <w:rFonts w:ascii="Times New Roman" w:eastAsia="Times New Roman" w:hAnsi="Times New Roman" w:cs="Times New Roman"/>
+        </w:rPr>
+        <w:t>[10] Mirikharaji, Z., et al. (2023). A survey on deep learning for skin lesion segmentation. Medical Image Analysis, 88, 102868.</w:t>
+      </w:r>
+    </w:p>
+    <w:p>
+      <w:pPr>
+        <w:spacing w:before="60" w:after="60" w:line="276" w:lineRule="auto"/>
+        <w:ind w:left="720" w:hanging="720"/>
+      </w:pPr>
+      <w:r>
+        <w:rPr>
+          <w:rFonts w:ascii="Times New Roman" w:eastAsia="Times New Roman" w:hAnsi="Times New Roman" w:cs="Times New Roman"/>
+        </w:rPr>
+        <w:t>[11] Ali, S., et al. (2024). Enhancing skin lesion diagnosis with data augmentation techniques. Multimedia Tools and Applications.</w:t>
+      </w:r>
+    </w:p>
+    <w:p>
+      <w:pPr>
+        <w:spacing w:before="60" w:after="60" w:line="276" w:lineRule="auto"/>
+        <w:ind w:left="720" w:hanging="720"/>
+      </w:pPr>
+      <w:r>
+        <w:rPr>
+          <w:rFonts w:ascii="Times New Roman" w:eastAsia="Times New Roman" w:hAnsi="Times New Roman" w:cs="Times New Roman"/>
+        </w:rPr>
+        <w:t>[12] Roboflow Team. (2023). Why preprocess and augment data? Dostupno na: https://blog.roboflow.com/why-preprocess-augment/</w:t>
+      </w:r>
+    </w:p>
+    <w:p>
+      <w:pPr>
+        <w:spacing w:before="60" w:after="60" w:line="276" w:lineRule="auto"/>
+        <w:ind w:left="720" w:hanging="720"/>
+      </w:pPr>
+      <w:r>
+        <w:rPr>
+          <w:rFonts w:ascii="Times New Roman" w:eastAsia="Times New Roman" w:hAnsi="Times New Roman" w:cs="Times New Roman"/>
+        </w:rPr>
+        <w:t>[13] KeyLabs AI. (2024). Best practices for image preprocessing in image classification. Dostupno na: https://keylabs.ai/blog/best-practices-for-image-preprocessing-in-image-classification/</w:t>
+      </w:r>
+    </w:p>
+    <w:p>
+      <w:pPr>
+        <w:spacing w:before="60" w:after="60" w:line="276" w:lineRule="auto"/>
+        <w:ind w:left="720" w:hanging="720"/>
+      </w:pPr>
+      <w:r>
+        <w:rPr>
+          <w:rFonts w:ascii="Times New Roman" w:eastAsia="Times New Roman" w:hAnsi="Times New Roman" w:cs="Times New Roman"/>
+        </w:rPr>
+        <w:t>[14] Yun, S., Han, D., Oh, S. J., Chun, S., Choe, J., &amp; Yoo, Y. (2019). CutMix: Training strategy that makes use of sample combinations. ICCV 2019.</w:t>
+      </w:r>
+    </w:p>
+    <w:p>
+      <w:pPr>
+        <w:spacing w:before="60" w:after="60" w:line="276" w:lineRule="auto"/>
+        <w:ind w:left="720" w:hanging="720"/>
+      </w:pPr>
+      <w:r>
+        <w:rPr>
+          <w:rFonts w:ascii="Times New Roman" w:eastAsia="Times New Roman" w:hAnsi="Times New Roman" w:cs="Times New Roman"/>
+        </w:rPr>
+        <w:t>[15] Zhang, H., Cissé, M., Dauphin, Y. N., &amp; Lopez-Paz, D. (2018). Mixup: Beyond empirical risk minimization. ICLR 2018.</w:t>
+      </w:r>
+    </w:p>
+    <w:p>
+      <w:pPr>
+        <w:spacing w:before="60" w:after="60" w:line="276" w:lineRule="auto"/>
+        <w:ind w:left="720" w:hanging="720"/>
+      </w:pPr>
+      <w:r>
+        <w:rPr>
+          <w:rFonts w:ascii="Times New Roman" w:eastAsia="Times New Roman" w:hAnsi="Times New Roman" w:cs="Times New Roman"/>
+        </w:rPr>
+        <w:t>[16] DeVries, T., &amp; Taylor, G. W. (2017). Improved regularization of convolutional neural networks with Cutout. arXiv:1708.04552.</w:t>
+      </w:r>
+    </w:p>
+    <w:p>
+      <w:pPr>
+        <w:spacing w:before="60" w:after="60" w:line="276" w:lineRule="auto"/>
+        <w:ind w:left="720" w:hanging="720"/>
+      </w:pPr>
+      <w:r>
+        <w:rPr>
+          <w:rFonts w:ascii="Times New Roman" w:eastAsia="Times New Roman" w:hAnsi="Times New Roman" w:cs="Times New Roman"/>
+        </w:rPr>
+        <w:t>[17] Lin, T. Y., Goyal, P., Girshick, R., He, K., &amp; Dollár, P. (2017). Focal loss for dense object detection. ICCV 2017.</w:t>
+      </w:r>
+    </w:p>
+    <w:p>
+      <w:pPr>
+        <w:spacing w:before="60" w:after="60" w:line="276" w:lineRule="auto"/>
+        <w:ind w:left="720" w:hanging="720"/>
+      </w:pPr>
+      <w:r>
+        <w:rPr>
+          <w:rFonts w:ascii="Times New Roman" w:eastAsia="Times New Roman" w:hAnsi="Times New Roman" w:cs="Times New Roman"/>
+        </w:rPr>
+        <w:t>[18] Lee, T., Ng, V., Gallagher, R., Coldman, A., &amp; McLean, D. (1997). DullRazor: A software approach to hair removal from images. Computers in Biology and Medicine, 27(6), 533–543.</w:t>
+      </w:r>
+    </w:p>
+    <w:p>
+      <w:pPr>
+        <w:spacing w:line="276" w:lineRule="auto"/>
+        <w:rPr>
+          <w:rFonts w:ascii="Times New Roman" w:hAnsi="Times New Roman" w:cs="Times New Roman"/>
+        </w:rPr>
+      </w:pPr>
     </w:p>
     <w:sectPr>
       <w:type w:val="continuous"/>
@@ -19936,6 +23592,60 @@
     </w:lvl>
   </w:abstractNum>
   <w:abstractNum w:abstractNumId="3" w15:restartNumberingAfterBreak="0">
+    <w:nsid w:val="28DE7432"/>
+    <w:multiLevelType w:val="hybridMultilevel"/>
+    <w:tmpl w:val="F70E9820"/>
+    <w:lvl w:ilvl="0" w:tplc="AA5AD098">
+      <w:start w:val="1"/>
+      <w:numFmt w:val="bullet"/>
+      <w:lvlText w:val="-"/>
+      <w:lvlJc w:val="left"/>
+      <w:pPr>
+        <w:ind w:left="720" w:hanging="360"/>
+      </w:pPr>
+    </w:lvl>
+    <w:lvl w:ilvl="1" w:tplc="E1A63E7C">
+      <w:numFmt w:val="decimal"/>
+      <w:lvlText w:val=""/>
+      <w:lvlJc w:val="left"/>
+    </w:lvl>
+    <w:lvl w:ilvl="2" w:tplc="A282E4C2">
+      <w:numFmt w:val="decimal"/>
+      <w:lvlText w:val=""/>
+      <w:lvlJc w:val="left"/>
+    </w:lvl>
+    <w:lvl w:ilvl="3" w:tplc="6FE05F2E">
+      <w:numFmt w:val="decimal"/>
+      <w:lvlText w:val=""/>
+      <w:lvlJc w:val="left"/>
+    </w:lvl>
+    <w:lvl w:ilvl="4" w:tplc="FE20AAF2">
+      <w:numFmt w:val="decimal"/>
+      <w:lvlText w:val=""/>
+      <w:lvlJc w:val="left"/>
+    </w:lvl>
+    <w:lvl w:ilvl="5" w:tplc="96F6FEEA">
+      <w:numFmt w:val="decimal"/>
+      <w:lvlText w:val=""/>
+      <w:lvlJc w:val="left"/>
+    </w:lvl>
+    <w:lvl w:ilvl="6" w:tplc="F3DA71CE">
+      <w:numFmt w:val="decimal"/>
+      <w:lvlText w:val=""/>
+      <w:lvlJc w:val="left"/>
+    </w:lvl>
+    <w:lvl w:ilvl="7" w:tplc="536EF4AA">
+      <w:numFmt w:val="decimal"/>
+      <w:lvlText w:val=""/>
+      <w:lvlJc w:val="left"/>
+    </w:lvl>
+    <w:lvl w:ilvl="8" w:tplc="A54CC182">
+      <w:numFmt w:val="decimal"/>
+      <w:lvlText w:val=""/>
+      <w:lvlJc w:val="left"/>
+    </w:lvl>
+  </w:abstractNum>
+  <w:abstractNum w:abstractNumId="4" w15:restartNumberingAfterBreak="0">
     <w:nsid w:val="29211217"/>
     <w:multiLevelType w:val="hybridMultilevel"/>
     <w:tmpl w:val="212AB170"/>
@@ -20021,7 +23731,7 @@
       </w:pPr>
     </w:lvl>
   </w:abstractNum>
-  <w:abstractNum w:abstractNumId="4" w15:restartNumberingAfterBreak="0">
+  <w:abstractNum w:abstractNumId="5" w15:restartNumberingAfterBreak="0">
     <w:nsid w:val="2B9C3DD0"/>
     <w:multiLevelType w:val="hybridMultilevel"/>
     <w:tmpl w:val="B8288E10"/>
@@ -20107,7 +23817,7 @@
       </w:pPr>
     </w:lvl>
   </w:abstractNum>
-  <w:abstractNum w:abstractNumId="5" w15:restartNumberingAfterBreak="0">
+  <w:abstractNum w:abstractNumId="6" w15:restartNumberingAfterBreak="0">
     <w:nsid w:val="313F0CD2"/>
     <w:multiLevelType w:val="hybridMultilevel"/>
     <w:tmpl w:val="5D5C220A"/>
@@ -20185,7 +23895,7 @@
       </w:pPr>
     </w:lvl>
   </w:abstractNum>
-  <w:abstractNum w:abstractNumId="6" w15:restartNumberingAfterBreak="0">
+  <w:abstractNum w:abstractNumId="7" w15:restartNumberingAfterBreak="0">
     <w:nsid w:val="385F6630"/>
     <w:multiLevelType w:val="hybridMultilevel"/>
     <w:tmpl w:val="63A400E4"/>
@@ -20239,7 +23949,7 @@
       <w:lvlJc w:val="left"/>
     </w:lvl>
   </w:abstractNum>
-  <w:abstractNum w:abstractNumId="7" w15:restartNumberingAfterBreak="0">
+  <w:abstractNum w:abstractNumId="8" w15:restartNumberingAfterBreak="0">
     <w:nsid w:val="3DF769A8"/>
     <w:multiLevelType w:val="hybridMultilevel"/>
     <w:tmpl w:val="8EE6AA6C"/>
@@ -20325,7 +24035,7 @@
       </w:pPr>
     </w:lvl>
   </w:abstractNum>
-  <w:abstractNum w:abstractNumId="8" w15:restartNumberingAfterBreak="0">
+  <w:abstractNum w:abstractNumId="9" w15:restartNumberingAfterBreak="0">
     <w:nsid w:val="3F9610E2"/>
     <w:multiLevelType w:val="hybridMultilevel"/>
     <w:tmpl w:val="81622C04"/>
@@ -20438,7 +24148,7 @@
       </w:rPr>
     </w:lvl>
   </w:abstractNum>
-  <w:abstractNum w:abstractNumId="9" w15:restartNumberingAfterBreak="0">
+  <w:abstractNum w:abstractNumId="10" w15:restartNumberingAfterBreak="0">
     <w:nsid w:val="48C2726E"/>
     <w:multiLevelType w:val="hybridMultilevel"/>
     <w:tmpl w:val="20BE861C"/>
@@ -20516,7 +24226,7 @@
       </w:pPr>
     </w:lvl>
   </w:abstractNum>
-  <w:abstractNum w:abstractNumId="10" w15:restartNumberingAfterBreak="0">
+  <w:abstractNum w:abstractNumId="11" w15:restartNumberingAfterBreak="0">
     <w:nsid w:val="4A2D6F9F"/>
     <w:multiLevelType w:val="multilevel"/>
     <w:tmpl w:val="D15EAE7A"/>
@@ -20634,7 +24344,7 @@
       </w:rPr>
     </w:lvl>
   </w:abstractNum>
-  <w:abstractNum w:abstractNumId="11" w15:restartNumberingAfterBreak="0">
+  <w:abstractNum w:abstractNumId="12" w15:restartNumberingAfterBreak="0">
     <w:nsid w:val="4F5B0E28"/>
     <w:multiLevelType w:val="hybridMultilevel"/>
     <w:tmpl w:val="A7084D28"/>
@@ -20720,7 +24430,7 @@
       </w:pPr>
     </w:lvl>
   </w:abstractNum>
-  <w:abstractNum w:abstractNumId="12" w15:restartNumberingAfterBreak="0">
+  <w:abstractNum w:abstractNumId="13" w15:restartNumberingAfterBreak="0">
     <w:nsid w:val="58F621F0"/>
     <w:multiLevelType w:val="hybridMultilevel"/>
     <w:tmpl w:val="4E42C41A"/>
@@ -20774,7 +24484,7 @@
       <w:lvlJc w:val="left"/>
     </w:lvl>
   </w:abstractNum>
-  <w:abstractNum w:abstractNumId="13" w15:restartNumberingAfterBreak="0">
+  <w:abstractNum w:abstractNumId="14" w15:restartNumberingAfterBreak="0">
     <w:nsid w:val="6397743C"/>
     <w:multiLevelType w:val="hybridMultilevel"/>
     <w:tmpl w:val="E1727A4C"/>
@@ -20887,7 +24597,7 @@
       </w:rPr>
     </w:lvl>
   </w:abstractNum>
-  <w:abstractNum w:abstractNumId="14" w15:restartNumberingAfterBreak="0">
+  <w:abstractNum w:abstractNumId="15" w15:restartNumberingAfterBreak="0">
     <w:nsid w:val="64C9529E"/>
     <w:multiLevelType w:val="hybridMultilevel"/>
     <w:tmpl w:val="4404A70E"/>
@@ -20973,7 +24683,7 @@
       </w:pPr>
     </w:lvl>
   </w:abstractNum>
-  <w:abstractNum w:abstractNumId="15" w15:restartNumberingAfterBreak="0">
+  <w:abstractNum w:abstractNumId="16" w15:restartNumberingAfterBreak="0">
     <w:nsid w:val="6BF67BCA"/>
     <w:multiLevelType w:val="hybridMultilevel"/>
     <w:tmpl w:val="A9247D98"/>
@@ -21059,7 +24769,7 @@
       </w:pPr>
     </w:lvl>
   </w:abstractNum>
-  <w:abstractNum w:abstractNumId="16" w15:restartNumberingAfterBreak="0">
+  <w:abstractNum w:abstractNumId="17" w15:restartNumberingAfterBreak="0">
     <w:nsid w:val="76A2720B"/>
     <w:multiLevelType w:val="multilevel"/>
     <w:tmpl w:val="47305186"/>
@@ -21177,10 +24887,10 @@
       </w:rPr>
     </w:lvl>
   </w:abstractNum>
-  <w:abstractNum w:abstractNumId="17" w15:restartNumberingAfterBreak="0">
+  <w:abstractNum w:abstractNumId="18" w15:restartNumberingAfterBreak="0">
     <w:nsid w:val="79FB6317"/>
     <w:multiLevelType w:val="hybridMultilevel"/>
-    <w:tmpl w:val="E74AC232"/>
+    <w:tmpl w:val="05D4DE6E"/>
     <w:lvl w:ilvl="0" w:tplc="0409000F">
       <w:start w:val="1"/>
       <w:numFmt w:val="decimal"/>
@@ -21263,71 +24973,166 @@
       </w:pPr>
     </w:lvl>
   </w:abstractNum>
+  <w:abstractNum w:abstractNumId="19" w15:restartNumberingAfterBreak="0">
+    <w:nsid w:val="7A304540"/>
+    <w:multiLevelType w:val="hybridMultilevel"/>
+    <w:tmpl w:val="05D4DE6E"/>
+    <w:lvl w:ilvl="0" w:tplc="FFFFFFFF">
+      <w:start w:val="1"/>
+      <w:numFmt w:val="decimal"/>
+      <w:lvlText w:val="%1."/>
+      <w:lvlJc w:val="left"/>
+      <w:pPr>
+        <w:ind w:left="720" w:hanging="360"/>
+      </w:pPr>
+    </w:lvl>
+    <w:lvl w:ilvl="1" w:tplc="FFFFFFFF">
+      <w:start w:val="1"/>
+      <w:numFmt w:val="lowerLetter"/>
+      <w:lvlText w:val="%2."/>
+      <w:lvlJc w:val="left"/>
+      <w:pPr>
+        <w:ind w:left="1440" w:hanging="360"/>
+      </w:pPr>
+    </w:lvl>
+    <w:lvl w:ilvl="2" w:tplc="FFFFFFFF" w:tentative="1">
+      <w:start w:val="1"/>
+      <w:numFmt w:val="lowerRoman"/>
+      <w:lvlText w:val="%3."/>
+      <w:lvlJc w:val="right"/>
+      <w:pPr>
+        <w:ind w:left="2160" w:hanging="180"/>
+      </w:pPr>
+    </w:lvl>
+    <w:lvl w:ilvl="3" w:tplc="FFFFFFFF" w:tentative="1">
+      <w:start w:val="1"/>
+      <w:numFmt w:val="decimal"/>
+      <w:lvlText w:val="%4."/>
+      <w:lvlJc w:val="left"/>
+      <w:pPr>
+        <w:ind w:left="2880" w:hanging="360"/>
+      </w:pPr>
+    </w:lvl>
+    <w:lvl w:ilvl="4" w:tplc="FFFFFFFF" w:tentative="1">
+      <w:start w:val="1"/>
+      <w:numFmt w:val="lowerLetter"/>
+      <w:lvlText w:val="%5."/>
+      <w:lvlJc w:val="left"/>
+      <w:pPr>
+        <w:ind w:left="3600" w:hanging="360"/>
+      </w:pPr>
+    </w:lvl>
+    <w:lvl w:ilvl="5" w:tplc="FFFFFFFF" w:tentative="1">
+      <w:start w:val="1"/>
+      <w:numFmt w:val="lowerRoman"/>
+      <w:lvlText w:val="%6."/>
+      <w:lvlJc w:val="right"/>
+      <w:pPr>
+        <w:ind w:left="4320" w:hanging="180"/>
+      </w:pPr>
+    </w:lvl>
+    <w:lvl w:ilvl="6" w:tplc="FFFFFFFF" w:tentative="1">
+      <w:start w:val="1"/>
+      <w:numFmt w:val="decimal"/>
+      <w:lvlText w:val="%7."/>
+      <w:lvlJc w:val="left"/>
+      <w:pPr>
+        <w:ind w:left="5040" w:hanging="360"/>
+      </w:pPr>
+    </w:lvl>
+    <w:lvl w:ilvl="7" w:tplc="FFFFFFFF" w:tentative="1">
+      <w:start w:val="1"/>
+      <w:numFmt w:val="lowerLetter"/>
+      <w:lvlText w:val="%8."/>
+      <w:lvlJc w:val="left"/>
+      <w:pPr>
+        <w:ind w:left="5760" w:hanging="360"/>
+      </w:pPr>
+    </w:lvl>
+    <w:lvl w:ilvl="8" w:tplc="FFFFFFFF" w:tentative="1">
+      <w:start w:val="1"/>
+      <w:numFmt w:val="lowerRoman"/>
+      <w:lvlText w:val="%9."/>
+      <w:lvlJc w:val="right"/>
+      <w:pPr>
+        <w:ind w:left="6480" w:hanging="180"/>
+      </w:pPr>
+    </w:lvl>
+  </w:abstractNum>
   <w:num w:numId="1" w16cid:durableId="98918231">
-    <w:abstractNumId w:val="13"/>
+    <w:abstractNumId w:val="14"/>
   </w:num>
   <w:num w:numId="2" w16cid:durableId="1625428884">
-    <w:abstractNumId w:val="5"/>
+    <w:abstractNumId w:val="6"/>
   </w:num>
   <w:num w:numId="3" w16cid:durableId="145096842">
-    <w:abstractNumId w:val="5"/>
+    <w:abstractNumId w:val="6"/>
   </w:num>
   <w:num w:numId="4" w16cid:durableId="1010303521">
     <w:abstractNumId w:val="1"/>
   </w:num>
   <w:num w:numId="5" w16cid:durableId="1586300552">
-    <w:abstractNumId w:val="9"/>
+    <w:abstractNumId w:val="10"/>
   </w:num>
   <w:num w:numId="6" w16cid:durableId="286741144">
-    <w:abstractNumId w:val="9"/>
+    <w:abstractNumId w:val="10"/>
   </w:num>
   <w:num w:numId="7" w16cid:durableId="140075544">
-    <w:abstractNumId w:val="17"/>
+    <w:abstractNumId w:val="18"/>
   </w:num>
   <w:num w:numId="8" w16cid:durableId="1648047030">
     <w:abstractNumId w:val="0"/>
   </w:num>
   <w:num w:numId="9" w16cid:durableId="1403681582">
+    <w:abstractNumId w:val="17"/>
+  </w:num>
+  <w:num w:numId="10" w16cid:durableId="401176546">
+    <w:abstractNumId w:val="8"/>
+  </w:num>
+  <w:num w:numId="11" w16cid:durableId="2113355635">
     <w:abstractNumId w:val="16"/>
   </w:num>
-  <w:num w:numId="10" w16cid:durableId="401176546">
-    <w:abstractNumId w:val="7"/>
-  </w:num>
-  <w:num w:numId="11" w16cid:durableId="2113355635">
-    <w:abstractNumId w:val="15"/>
-  </w:num>
   <w:num w:numId="12" w16cid:durableId="1284732426">
-    <w:abstractNumId w:val="8"/>
+    <w:abstractNumId w:val="9"/>
   </w:num>
   <w:num w:numId="13" w16cid:durableId="1554807601">
-    <w:abstractNumId w:val="11"/>
+    <w:abstractNumId w:val="12"/>
   </w:num>
   <w:num w:numId="14" w16cid:durableId="1608731391">
-    <w:abstractNumId w:val="10"/>
+    <w:abstractNumId w:val="11"/>
   </w:num>
   <w:num w:numId="15" w16cid:durableId="1281570453">
     <w:abstractNumId w:val="2"/>
   </w:num>
   <w:num w:numId="16" w16cid:durableId="244002322">
-    <w:abstractNumId w:val="12"/>
+    <w:abstractNumId w:val="13"/>
     <w:lvlOverride w:ilvl="0">
       <w:startOverride w:val="1"/>
     </w:lvlOverride>
   </w:num>
   <w:num w:numId="17" w16cid:durableId="630014125">
-    <w:abstractNumId w:val="6"/>
+    <w:abstractNumId w:val="7"/>
   </w:num>
   <w:num w:numId="18" w16cid:durableId="630330907">
+    <w:abstractNumId w:val="5"/>
+  </w:num>
+  <w:num w:numId="19" w16cid:durableId="993995603">
+    <w:abstractNumId w:val="15"/>
+  </w:num>
+  <w:num w:numId="20" w16cid:durableId="1361737721">
+    <w:abstractNumId w:val="7"/>
+  </w:num>
+  <w:num w:numId="21" w16cid:durableId="1676029381">
     <w:abstractNumId w:val="4"/>
   </w:num>
-  <w:num w:numId="19" w16cid:durableId="993995603">
-    <w:abstractNumId w:val="14"/>
+  <w:num w:numId="22" w16cid:durableId="1938437933">
+    <w:abstractNumId w:val="19"/>
   </w:num>
-  <w:num w:numId="20" w16cid:durableId="1361737721">
-    <w:abstractNumId w:val="6"/>
-  </w:num>
-  <w:num w:numId="21" w16cid:durableId="1676029381">
+  <w:num w:numId="23" w16cid:durableId="1568223358">
     <w:abstractNumId w:val="3"/>
+    <w:lvlOverride w:ilvl="0">
+      <w:startOverride w:val="1"/>
+    </w:lvlOverride>
   </w:num>
 </w:numbering>
 </file>

--- a/ImagePreprocessing.docx
+++ b/ImagePreprocessing.docx
@@ -20282,13 +20282,7 @@
         <w:rPr>
           <w:rFonts w:ascii="Times New Roman" w:eastAsia="Times New Roman" w:hAnsi="Times New Roman" w:cs="Times New Roman"/>
         </w:rPr>
-        <w:t xml:space="preserve"> </w:t>
-      </w:r>
-      <w:r>
-        <w:rPr>
-          <w:rFonts w:ascii="Times New Roman" w:eastAsia="Times New Roman" w:hAnsi="Times New Roman" w:cs="Times New Roman"/>
-        </w:rPr>
-        <w:t xml:space="preserve">138M </w:t>
+        <w:t xml:space="preserve"> 138M </w:t>
       </w:r>
       <w:proofErr w:type="spellStart"/>
       <w:r>
@@ -20397,147 +20391,7 @@
         <w:rPr>
           <w:rFonts w:ascii="Times New Roman" w:eastAsia="Times New Roman" w:hAnsi="Times New Roman" w:cs="Times New Roman"/>
         </w:rPr>
-        <w:t xml:space="preserve">Uvode </w:t>
-      </w:r>
-      <w:proofErr w:type="spellStart"/>
-      <w:r>
-        <w:rPr>
-          <w:rFonts w:ascii="Times New Roman" w:eastAsia="Times New Roman" w:hAnsi="Times New Roman" w:cs="Times New Roman"/>
-        </w:rPr>
-        <w:t>rezidualnu</w:t>
-      </w:r>
-      <w:proofErr w:type="spellEnd"/>
-      <w:r>
-        <w:rPr>
-          <w:rFonts w:ascii="Times New Roman" w:eastAsia="Times New Roman" w:hAnsi="Times New Roman" w:cs="Times New Roman"/>
-        </w:rPr>
-        <w:t xml:space="preserve"> </w:t>
-      </w:r>
-      <w:proofErr w:type="spellStart"/>
-      <w:r>
-        <w:rPr>
-          <w:rFonts w:ascii="Times New Roman" w:eastAsia="Times New Roman" w:hAnsi="Times New Roman" w:cs="Times New Roman"/>
-        </w:rPr>
-        <w:t>konekciju</w:t>
-      </w:r>
-      <w:proofErr w:type="spellEnd"/>
-      <w:r>
-        <w:rPr>
-          <w:rFonts w:ascii="Times New Roman" w:eastAsia="Times New Roman" w:hAnsi="Times New Roman" w:cs="Times New Roman"/>
-        </w:rPr>
-        <w:t xml:space="preserve"> (skip connection) </w:t>
-      </w:r>
-      <w:proofErr w:type="spellStart"/>
-      <w:r>
-        <w:rPr>
-          <w:rFonts w:ascii="Times New Roman" w:eastAsia="Times New Roman" w:hAnsi="Times New Roman" w:cs="Times New Roman"/>
-        </w:rPr>
-        <w:t>koja</w:t>
-      </w:r>
-      <w:proofErr w:type="spellEnd"/>
-      <w:r>
-        <w:rPr>
-          <w:rFonts w:ascii="Times New Roman" w:eastAsia="Times New Roman" w:hAnsi="Times New Roman" w:cs="Times New Roman"/>
-        </w:rPr>
-        <w:t xml:space="preserve"> </w:t>
-      </w:r>
-      <w:proofErr w:type="spellStart"/>
-      <w:r>
-        <w:rPr>
-          <w:rFonts w:ascii="Times New Roman" w:eastAsia="Times New Roman" w:hAnsi="Times New Roman" w:cs="Times New Roman"/>
-        </w:rPr>
-        <w:t>omogućava</w:t>
-      </w:r>
-      <w:proofErr w:type="spellEnd"/>
-      <w:r>
-        <w:rPr>
-          <w:rFonts w:ascii="Times New Roman" w:eastAsia="Times New Roman" w:hAnsi="Times New Roman" w:cs="Times New Roman"/>
-        </w:rPr>
-        <w:t xml:space="preserve"> </w:t>
-      </w:r>
-      <w:proofErr w:type="spellStart"/>
-      <w:r>
-        <w:rPr>
-          <w:rFonts w:ascii="Times New Roman" w:eastAsia="Times New Roman" w:hAnsi="Times New Roman" w:cs="Times New Roman"/>
-        </w:rPr>
-        <w:t>treniranje</w:t>
-      </w:r>
-      <w:proofErr w:type="spellEnd"/>
-      <w:r>
-        <w:rPr>
-          <w:rFonts w:ascii="Times New Roman" w:eastAsia="Times New Roman" w:hAnsi="Times New Roman" w:cs="Times New Roman"/>
-        </w:rPr>
-        <w:t xml:space="preserve"> </w:t>
-      </w:r>
-      <w:proofErr w:type="spellStart"/>
-      <w:r>
-        <w:rPr>
-          <w:rFonts w:ascii="Times New Roman" w:eastAsia="Times New Roman" w:hAnsi="Times New Roman" w:cs="Times New Roman"/>
-        </w:rPr>
-        <w:t>znatno</w:t>
-      </w:r>
-      <w:proofErr w:type="spellEnd"/>
-      <w:r>
-        <w:rPr>
-          <w:rFonts w:ascii="Times New Roman" w:eastAsia="Times New Roman" w:hAnsi="Times New Roman" w:cs="Times New Roman"/>
-        </w:rPr>
-        <w:t xml:space="preserve"> </w:t>
-      </w:r>
-      <w:proofErr w:type="spellStart"/>
-      <w:r>
-        <w:rPr>
-          <w:rFonts w:ascii="Times New Roman" w:eastAsia="Times New Roman" w:hAnsi="Times New Roman" w:cs="Times New Roman"/>
-        </w:rPr>
-        <w:t>dubljih</w:t>
-      </w:r>
-      <w:proofErr w:type="spellEnd"/>
-      <w:r>
-        <w:rPr>
-          <w:rFonts w:ascii="Times New Roman" w:eastAsia="Times New Roman" w:hAnsi="Times New Roman" w:cs="Times New Roman"/>
-        </w:rPr>
-        <w:t xml:space="preserve"> </w:t>
-      </w:r>
-      <w:proofErr w:type="spellStart"/>
-      <w:r>
-        <w:rPr>
-          <w:rFonts w:ascii="Times New Roman" w:eastAsia="Times New Roman" w:hAnsi="Times New Roman" w:cs="Times New Roman"/>
-        </w:rPr>
-        <w:t>mreža</w:t>
-      </w:r>
-      <w:proofErr w:type="spellEnd"/>
-      <w:r>
-        <w:rPr>
-          <w:rFonts w:ascii="Times New Roman" w:eastAsia="Times New Roman" w:hAnsi="Times New Roman" w:cs="Times New Roman"/>
-        </w:rPr>
-        <w:t xml:space="preserve"> bez </w:t>
-      </w:r>
-      <w:proofErr w:type="spellStart"/>
-      <w:r>
-        <w:rPr>
-          <w:rFonts w:ascii="Times New Roman" w:eastAsia="Times New Roman" w:hAnsi="Times New Roman" w:cs="Times New Roman"/>
-        </w:rPr>
-        <w:t>degradacionog</w:t>
-      </w:r>
-      <w:proofErr w:type="spellEnd"/>
-      <w:r>
-        <w:rPr>
-          <w:rFonts w:ascii="Times New Roman" w:eastAsia="Times New Roman" w:hAnsi="Times New Roman" w:cs="Times New Roman"/>
-        </w:rPr>
-        <w:t xml:space="preserve"> </w:t>
-      </w:r>
-      <w:proofErr w:type="spellStart"/>
-      <w:r>
-        <w:rPr>
-          <w:rFonts w:ascii="Times New Roman" w:eastAsia="Times New Roman" w:hAnsi="Times New Roman" w:cs="Times New Roman"/>
-        </w:rPr>
-        <w:t>problema</w:t>
-      </w:r>
-      <w:proofErr w:type="spellEnd"/>
-      <w:r>
-        <w:rPr>
-          <w:rFonts w:ascii="Times New Roman" w:eastAsia="Times New Roman" w:hAnsi="Times New Roman" w:cs="Times New Roman"/>
-        </w:rPr>
-        <w:t>. ResNet50 (</w:t>
+        <w:t>Uvode rezidualnu konekciju (skip connection) koja omogućava treniranje znatno dubljih mreža bez degradacionog problema. ResNet50 (</w:t>
       </w:r>
       <w:r>
         <w:rPr>
@@ -21580,23 +21434,7 @@
           <w:sz w:val="24"/>
           <w:szCs w:val="24"/>
         </w:rPr>
-        <w:t>U nastavku je dat pregled ključnih studija koje su koristile HAM10000 sa različitim pipelin</w:t>
-      </w:r>
-      <w:r>
-        <w:rPr>
-          <w:rFonts w:ascii="Times New Roman" w:eastAsia="Times New Roman" w:hAnsi="Times New Roman" w:cs="Times New Roman"/>
-          <w:sz w:val="24"/>
-          <w:szCs w:val="24"/>
-        </w:rPr>
-        <w:t>e-ov</w:t>
-      </w:r>
-      <w:r>
-        <w:rPr>
-          <w:rFonts w:ascii="Times New Roman" w:eastAsia="Times New Roman" w:hAnsi="Times New Roman" w:cs="Times New Roman"/>
-          <w:sz w:val="24"/>
-          <w:szCs w:val="24"/>
-        </w:rPr>
-        <w:t>ima predobrade, zajedno sa postignutim performansama.</w:t>
+        <w:t>U nastavku je dat pregled ključnih studija koje su koristile HAM10000 sa različitim pipeline-ovima predobrade, zajedno sa postignutim performansama.</w:t>
       </w:r>
     </w:p>
     <w:tbl>
@@ -21624,12 +21462,6 @@
         <w:gridCol w:w="1850"/>
       </w:tblGrid>
       <w:tr>
-        <w:tblPrEx>
-          <w:tblCellMar>
-            <w:top w:w="0" w:type="dxa"/>
-            <w:bottom w:w="0" w:type="dxa"/>
-          </w:tblCellMar>
-        </w:tblPrEx>
         <w:tc>
           <w:tcPr>
             <w:tcW w:w="1893" w:type="dxa"/>
@@ -21807,12 +21639,6 @@
         </w:tc>
       </w:tr>
       <w:tr>
-        <w:tblPrEx>
-          <w:tblCellMar>
-            <w:top w:w="0" w:type="dxa"/>
-            <w:bottom w:w="0" w:type="dxa"/>
-          </w:tblCellMar>
-        </w:tblPrEx>
         <w:tc>
           <w:tcPr>
             <w:tcW w:w="1893" w:type="dxa"/>
@@ -21975,12 +21801,6 @@
         </w:tc>
       </w:tr>
       <w:tr>
-        <w:tblPrEx>
-          <w:tblCellMar>
-            <w:top w:w="0" w:type="dxa"/>
-            <w:bottom w:w="0" w:type="dxa"/>
-          </w:tblCellMar>
-        </w:tblPrEx>
         <w:tc>
           <w:tcPr>
             <w:tcW w:w="1893" w:type="dxa"/>
@@ -22143,12 +21963,6 @@
         </w:tc>
       </w:tr>
       <w:tr>
-        <w:tblPrEx>
-          <w:tblCellMar>
-            <w:top w:w="0" w:type="dxa"/>
-            <w:bottom w:w="0" w:type="dxa"/>
-          </w:tblCellMar>
-        </w:tblPrEx>
         <w:tc>
           <w:tcPr>
             <w:tcW w:w="1893" w:type="dxa"/>
@@ -22311,12 +22125,6 @@
         </w:tc>
       </w:tr>
       <w:tr>
-        <w:tblPrEx>
-          <w:tblCellMar>
-            <w:top w:w="0" w:type="dxa"/>
-            <w:bottom w:w="0" w:type="dxa"/>
-          </w:tblCellMar>
-        </w:tblPrEx>
         <w:tc>
           <w:tcPr>
             <w:tcW w:w="1893" w:type="dxa"/>
@@ -22479,12 +22287,6 @@
         </w:tc>
       </w:tr>
       <w:tr>
-        <w:tblPrEx>
-          <w:tblCellMar>
-            <w:top w:w="0" w:type="dxa"/>
-            <w:bottom w:w="0" w:type="dxa"/>
-          </w:tblCellMar>
-        </w:tblPrEx>
         <w:tc>
           <w:tcPr>
             <w:tcW w:w="1893" w:type="dxa"/>
@@ -22647,12 +22449,6 @@
         </w:tc>
       </w:tr>
       <w:tr>
-        <w:tblPrEx>
-          <w:tblCellMar>
-            <w:top w:w="0" w:type="dxa"/>
-            <w:bottom w:w="0" w:type="dxa"/>
-          </w:tblCellMar>
-        </w:tblPrEx>
         <w:tc>
           <w:tcPr>
             <w:tcW w:w="1893" w:type="dxa"/>
@@ -22840,6 +22636,9 @@
         <w:spacing w:after="120" w:line="276" w:lineRule="auto"/>
         <w:ind w:firstLine="720"/>
         <w:jc w:val="both"/>
+        <w:rPr>
+          <w:rFonts w:ascii="Times New Roman" w:hAnsi="Times New Roman" w:cs="Times New Roman"/>
+        </w:rPr>
       </w:pPr>
       <w:r>
         <w:rPr>
@@ -22899,22 +22698,1659 @@
     <w:p>
       <w:pPr>
         <w:pStyle w:val="Heading1"/>
+        <w:rPr>
+          <w:rFonts w:ascii="Times New Roman" w:hAnsi="Times New Roman" w:cs="Times New Roman"/>
+        </w:rPr>
+      </w:pPr>
+      <w:r>
+        <w:rPr>
+          <w:rFonts w:ascii="Times New Roman" w:hAnsi="Times New Roman" w:cs="Times New Roman"/>
+        </w:rPr>
+        <w:lastRenderedPageBreak/>
+        <w:t xml:space="preserve">4 Moderne </w:t>
+      </w:r>
+      <w:proofErr w:type="spellStart"/>
+      <w:r>
+        <w:rPr>
+          <w:rFonts w:ascii="Times New Roman" w:hAnsi="Times New Roman" w:cs="Times New Roman"/>
+        </w:rPr>
+        <w:t>arhitekture</w:t>
+      </w:r>
+      <w:proofErr w:type="spellEnd"/>
+      <w:r>
+        <w:rPr>
+          <w:rFonts w:ascii="Times New Roman" w:hAnsi="Times New Roman" w:cs="Times New Roman"/>
+        </w:rPr>
+        <w:t xml:space="preserve"> za </w:t>
+      </w:r>
+      <w:proofErr w:type="spellStart"/>
+      <w:r>
+        <w:rPr>
+          <w:rFonts w:ascii="Times New Roman" w:hAnsi="Times New Roman" w:cs="Times New Roman"/>
+        </w:rPr>
+        <w:t>klasifikaciju</w:t>
+      </w:r>
+      <w:proofErr w:type="spellEnd"/>
+      <w:r>
+        <w:rPr>
+          <w:rFonts w:ascii="Times New Roman" w:hAnsi="Times New Roman" w:cs="Times New Roman"/>
+        </w:rPr>
+        <w:t xml:space="preserve"> </w:t>
+      </w:r>
+      <w:proofErr w:type="spellStart"/>
+      <w:r>
+        <w:rPr>
+          <w:rFonts w:ascii="Times New Roman" w:hAnsi="Times New Roman" w:cs="Times New Roman"/>
+        </w:rPr>
+        <w:t>dermatoskopskih</w:t>
+      </w:r>
+      <w:proofErr w:type="spellEnd"/>
+      <w:r>
+        <w:rPr>
+          <w:rFonts w:ascii="Times New Roman" w:hAnsi="Times New Roman" w:cs="Times New Roman"/>
+        </w:rPr>
+        <w:t xml:space="preserve"> </w:t>
+      </w:r>
+      <w:proofErr w:type="spellStart"/>
+      <w:r>
+        <w:rPr>
+          <w:rFonts w:ascii="Times New Roman" w:hAnsi="Times New Roman" w:cs="Times New Roman"/>
+        </w:rPr>
+        <w:t>slika</w:t>
+      </w:r>
+      <w:proofErr w:type="spellEnd"/>
+    </w:p>
+    <w:p>
+      <w:pPr>
+        <w:rPr>
+          <w:rFonts w:ascii="Times New Roman" w:hAnsi="Times New Roman" w:cs="Times New Roman"/>
+        </w:rPr>
+      </w:pPr>
+    </w:p>
+    <w:p>
+      <w:pPr>
+        <w:spacing w:after="120" w:line="276" w:lineRule="auto"/>
+        <w:ind w:firstLine="720"/>
+        <w:jc w:val="both"/>
+        <w:rPr>
+          <w:rFonts w:ascii="Times New Roman" w:eastAsia="Times New Roman" w:hAnsi="Times New Roman" w:cs="Times New Roman"/>
+          <w:sz w:val="24"/>
+          <w:szCs w:val="24"/>
+        </w:rPr>
+      </w:pPr>
+      <w:r>
+        <w:rPr>
+          <w:rFonts w:ascii="Times New Roman" w:eastAsia="Times New Roman" w:hAnsi="Times New Roman" w:cs="Times New Roman"/>
+          <w:sz w:val="24"/>
+          <w:szCs w:val="24"/>
+        </w:rPr>
+        <w:t>Pored klasičnih tehnika predobrade opisanih u prethodnom poglavlju, ključan faktor koji određuje konačne performanse sistema za klasifikaciju kožnih lezija jeste izbor arhitekture neuronske mreže. U ovom poglavlju su opisane dve arhitekture koje su posebno relevantne za HAM10000 dataset: U-Net, koji se koristi kao predobradni korak za segmentaciju lezije, i EfficientNet, koji predstavlja trenutni standard za klasifikaciju dermoskopskih slika.</w:t>
+      </w:r>
+    </w:p>
+    <w:p>
+      <w:pPr>
+        <w:rPr>
+          <w:rFonts w:ascii="Times New Roman" w:hAnsi="Times New Roman" w:cs="Times New Roman"/>
+        </w:rPr>
+      </w:pPr>
+    </w:p>
+    <w:p>
+      <w:pPr>
+        <w:pStyle w:val="Heading2"/>
         <w:spacing w:line="276" w:lineRule="auto"/>
         <w:rPr>
+          <w:rFonts w:ascii="Times New Roman" w:hAnsi="Times New Roman" w:cs="Times New Roman"/>
+        </w:rPr>
+      </w:pPr>
+      <w:r>
+        <w:rPr>
+          <w:rFonts w:ascii="Times New Roman" w:eastAsia="Times New Roman" w:hAnsi="Times New Roman" w:cs="Times New Roman"/>
+          <w:sz w:val="24"/>
+          <w:szCs w:val="24"/>
+        </w:rPr>
+        <w:t>4.1 U-Net arhitektura za segmentaciju lezija</w:t>
+      </w:r>
+    </w:p>
+    <w:p>
+      <w:pPr>
+        <w:rPr>
+          <w:rFonts w:ascii="Times New Roman" w:hAnsi="Times New Roman" w:cs="Times New Roman"/>
+        </w:rPr>
+      </w:pPr>
+    </w:p>
+    <w:p>
+      <w:pPr>
+        <w:spacing w:after="120" w:line="276" w:lineRule="auto"/>
+        <w:ind w:firstLine="720"/>
+        <w:jc w:val="both"/>
+        <w:rPr>
+          <w:rFonts w:ascii="Times New Roman" w:eastAsia="Times New Roman" w:hAnsi="Times New Roman" w:cs="Times New Roman"/>
+          <w:sz w:val="24"/>
+          <w:szCs w:val="24"/>
+        </w:rPr>
+      </w:pPr>
+      <w:r>
+        <w:rPr>
+          <w:rFonts w:ascii="Times New Roman" w:eastAsia="Times New Roman" w:hAnsi="Times New Roman" w:cs="Times New Roman"/>
+          <w:sz w:val="24"/>
+          <w:szCs w:val="24"/>
+        </w:rPr>
+        <w:t>U-Net je konvoluciona neuronska mreža predložena od strane Ronneberger et al. (2015) originalno za segmentaciju biomedicinskih slika. Ime dolazi od karakteristične simetrične encoder-decoder arhitekture čiji grafički prikaz podseća na slovo U. U kontekstu dermatoskopije, U-Net se etablirao kao standardna tehnika za automatsku segmentaciju kožnih lezija jer može precizno da detektuje i ivice lezije i njen unutrašnji region čak i kod nepravilnih i nejasno ograničenih lezija kod kojih jednostavne metode pragovanja ili aktivnih kontura otkazuju.</w:t>
+      </w:r>
+    </w:p>
+    <w:p>
+      <w:pPr>
+        <w:jc w:val="center"/>
+        <w:rPr>
+          <w:rFonts w:ascii="Times New Roman" w:hAnsi="Times New Roman" w:cs="Times New Roman"/>
+        </w:rPr>
+      </w:pPr>
+      <w:r>
+        <w:rPr>
+          <w:rFonts w:ascii="Times New Roman" w:hAnsi="Times New Roman" w:cs="Times New Roman"/>
+        </w:rPr>
+        <w:drawing>
+          <wp:inline distT="0" distB="0" distL="0" distR="0" wp14:anchorId="6C44253B" wp14:editId="69AF0DDD">
+            <wp:extent cx="5223625" cy="2618509"/>
+            <wp:effectExtent l="0" t="0" r="0" b="0"/>
+            <wp:docPr id="1833760312" name="Picture 1"/>
+            <wp:cNvGraphicFramePr>
+              <a:graphicFrameLocks xmlns:a="http://schemas.openxmlformats.org/drawingml/2006/main" noChangeAspect="1"/>
+            </wp:cNvGraphicFramePr>
+            <a:graphic xmlns:a="http://schemas.openxmlformats.org/drawingml/2006/main">
+              <a:graphicData uri="http://schemas.openxmlformats.org/drawingml/2006/picture">
+                <pic:pic xmlns:pic="http://schemas.openxmlformats.org/drawingml/2006/picture">
+                  <pic:nvPicPr>
+                    <pic:cNvPr id="1833760312" name=""/>
+                    <pic:cNvPicPr/>
+                  </pic:nvPicPr>
+                  <pic:blipFill>
+                    <a:blip r:embed="rId15"/>
+                    <a:stretch>
+                      <a:fillRect/>
+                    </a:stretch>
+                  </pic:blipFill>
+                  <pic:spPr>
+                    <a:xfrm>
+                      <a:off x="0" y="0"/>
+                      <a:ext cx="5233771" cy="2623595"/>
+                    </a:xfrm>
+                    <a:prstGeom prst="rect">
+                      <a:avLst/>
+                    </a:prstGeom>
+                  </pic:spPr>
+                </pic:pic>
+              </a:graphicData>
+            </a:graphic>
+          </wp:inline>
+        </w:drawing>
+      </w:r>
+    </w:p>
+    <w:p>
+      <w:pPr>
+        <w:spacing w:before="120" w:after="120" w:line="276" w:lineRule="auto"/>
+        <w:jc w:val="center"/>
+        <w:rPr>
+          <w:rFonts w:ascii="Times New Roman" w:hAnsi="Times New Roman" w:cs="Times New Roman"/>
+        </w:rPr>
+      </w:pPr>
+      <w:r>
+        <w:rPr>
+          <w:rFonts w:ascii="Times New Roman" w:eastAsia="Times New Roman" w:hAnsi="Times New Roman" w:cs="Times New Roman"/>
+          <w:sz w:val="24"/>
+          <w:szCs w:val="24"/>
+        </w:rPr>
+        <w:t>Slika 4.1.1</w:t>
+      </w:r>
+      <w:r>
+        <w:rPr>
+          <w:rFonts w:ascii="Times New Roman" w:eastAsia="Times New Roman" w:hAnsi="Times New Roman" w:cs="Times New Roman"/>
+          <w:sz w:val="24"/>
+          <w:szCs w:val="24"/>
+        </w:rPr>
+        <w:t xml:space="preserve"> </w:t>
+      </w:r>
+      <w:r>
+        <w:rPr>
+          <w:rFonts w:ascii="Times New Roman" w:eastAsia="Times New Roman" w:hAnsi="Times New Roman" w:cs="Times New Roman"/>
+          <w:sz w:val="24"/>
+          <w:szCs w:val="24"/>
+        </w:rPr>
+        <w:t xml:space="preserve"> Arhitektura U-Net mreže </w:t>
+      </w:r>
+    </w:p>
+    <w:p>
+      <w:pPr>
+        <w:rPr>
+          <w:rFonts w:ascii="Times New Roman" w:hAnsi="Times New Roman" w:cs="Times New Roman"/>
+        </w:rPr>
+      </w:pPr>
+    </w:p>
+    <w:p>
+      <w:pPr>
+        <w:rPr>
+          <w:rFonts w:ascii="Times New Roman" w:hAnsi="Times New Roman" w:cs="Times New Roman"/>
+        </w:rPr>
+      </w:pPr>
+    </w:p>
+    <w:p>
+      <w:pPr>
+        <w:rPr>
+          <w:rFonts w:ascii="Times New Roman" w:hAnsi="Times New Roman" w:cs="Times New Roman"/>
+        </w:rPr>
+      </w:pPr>
+    </w:p>
+    <w:p>
+      <w:pPr>
+        <w:rPr>
+          <w:rFonts w:ascii="Times New Roman" w:hAnsi="Times New Roman" w:cs="Times New Roman"/>
+        </w:rPr>
+      </w:pPr>
+    </w:p>
+    <w:p>
+      <w:pPr>
+        <w:spacing w:after="120" w:line="276" w:lineRule="auto"/>
+        <w:ind w:firstLine="720"/>
+        <w:jc w:val="both"/>
+        <w:rPr>
+          <w:rFonts w:ascii="Times New Roman" w:eastAsia="Times New Roman" w:hAnsi="Times New Roman" w:cs="Times New Roman"/>
+          <w:sz w:val="24"/>
+          <w:szCs w:val="24"/>
+        </w:rPr>
+      </w:pPr>
+      <w:r>
+        <w:rPr>
+          <w:rFonts w:ascii="Times New Roman" w:eastAsia="Times New Roman" w:hAnsi="Times New Roman" w:cs="Times New Roman"/>
+          <w:sz w:val="24"/>
+          <w:szCs w:val="24"/>
+        </w:rPr>
+        <w:lastRenderedPageBreak/>
+        <w:t>Arhitektura U-Net se sastoji od četiri ključne komponente:</w:t>
+      </w:r>
+    </w:p>
+    <w:p>
+      <w:pPr>
+        <w:rPr>
+          <w:rFonts w:ascii="Times New Roman" w:hAnsi="Times New Roman" w:cs="Times New Roman"/>
+        </w:rPr>
+      </w:pPr>
+    </w:p>
+    <w:p>
+      <w:pPr>
+        <w:pStyle w:val="ListParagraph"/>
+        <w:numPr>
+          <w:ilvl w:val="0"/>
+          <w:numId w:val="27"/>
+        </w:numPr>
+        <w:spacing w:before="60" w:after="60" w:line="276" w:lineRule="auto"/>
+        <w:contextualSpacing w:val="0"/>
+        <w:jc w:val="both"/>
+        <w:rPr>
+          <w:rFonts w:ascii="Times New Roman" w:hAnsi="Times New Roman" w:cs="Times New Roman"/>
+        </w:rPr>
+      </w:pPr>
+      <w:r>
+        <w:rPr>
+          <w:rFonts w:ascii="Times New Roman" w:eastAsia="Times New Roman" w:hAnsi="Times New Roman" w:cs="Times New Roman"/>
+          <w:b/>
+          <w:bCs/>
+        </w:rPr>
+        <w:t>Encoder</w:t>
+      </w:r>
+      <w:r>
+        <w:rPr>
+          <w:rFonts w:ascii="Times New Roman" w:eastAsia="Times New Roman" w:hAnsi="Times New Roman" w:cs="Times New Roman"/>
+        </w:rPr>
+        <w:t xml:space="preserve">: </w:t>
+      </w:r>
+      <w:r>
+        <w:rPr>
+          <w:rFonts w:ascii="Times New Roman" w:eastAsia="Times New Roman" w:hAnsi="Times New Roman" w:cs="Times New Roman"/>
+        </w:rPr>
+        <w:t xml:space="preserve">Serija </w:t>
+      </w:r>
+      <w:proofErr w:type="spellStart"/>
+      <w:r>
+        <w:rPr>
+          <w:rFonts w:ascii="Times New Roman" w:eastAsia="Times New Roman" w:hAnsi="Times New Roman" w:cs="Times New Roman"/>
+        </w:rPr>
+        <w:t>konvolucionih</w:t>
+      </w:r>
+      <w:proofErr w:type="spellEnd"/>
+      <w:r>
+        <w:rPr>
+          <w:rFonts w:ascii="Times New Roman" w:eastAsia="Times New Roman" w:hAnsi="Times New Roman" w:cs="Times New Roman"/>
+        </w:rPr>
+        <w:t xml:space="preserve"> </w:t>
+      </w:r>
+      <w:proofErr w:type="spellStart"/>
+      <w:r>
+        <w:rPr>
+          <w:rFonts w:ascii="Times New Roman" w:eastAsia="Times New Roman" w:hAnsi="Times New Roman" w:cs="Times New Roman"/>
+        </w:rPr>
+        <w:t>blokova</w:t>
+      </w:r>
+      <w:proofErr w:type="spellEnd"/>
+      <w:r>
+        <w:rPr>
+          <w:rFonts w:ascii="Times New Roman" w:eastAsia="Times New Roman" w:hAnsi="Times New Roman" w:cs="Times New Roman"/>
+        </w:rPr>
+        <w:t xml:space="preserve">, </w:t>
+      </w:r>
+      <w:proofErr w:type="spellStart"/>
+      <w:r>
+        <w:rPr>
+          <w:rFonts w:ascii="Times New Roman" w:eastAsia="Times New Roman" w:hAnsi="Times New Roman" w:cs="Times New Roman"/>
+        </w:rPr>
+        <w:t>tipično</w:t>
+      </w:r>
+      <w:proofErr w:type="spellEnd"/>
+      <w:r>
+        <w:rPr>
+          <w:rFonts w:ascii="Times New Roman" w:eastAsia="Times New Roman" w:hAnsi="Times New Roman" w:cs="Times New Roman"/>
+        </w:rPr>
+        <w:t xml:space="preserve"> </w:t>
+      </w:r>
+      <w:proofErr w:type="spellStart"/>
+      <w:r>
+        <w:rPr>
+          <w:rFonts w:ascii="Times New Roman" w:eastAsia="Times New Roman" w:hAnsi="Times New Roman" w:cs="Times New Roman"/>
+        </w:rPr>
+        <w:t>dva</w:t>
+      </w:r>
+      <w:proofErr w:type="spellEnd"/>
+      <w:r>
+        <w:rPr>
+          <w:rFonts w:ascii="Times New Roman" w:eastAsia="Times New Roman" w:hAnsi="Times New Roman" w:cs="Times New Roman"/>
+        </w:rPr>
+        <w:t xml:space="preserve"> 3x3 konvoluciona sloja sa ReLU aktivacijom po bloku, praćenih max-pooling operacijom koja prepolovljava prostornu rezoluciju. Sa svakim korakom, rezolucija feature mapa se smanjuje dok se broj kanala udvostručuje, od 64 do 512 kanala u originalnoj arhitekturi. Encoder </w:t>
+      </w:r>
+      <w:proofErr w:type="spellStart"/>
+      <w:r>
+        <w:rPr>
+          <w:rFonts w:ascii="Times New Roman" w:eastAsia="Times New Roman" w:hAnsi="Times New Roman" w:cs="Times New Roman"/>
+        </w:rPr>
+        <w:t>hijerarhijski</w:t>
+      </w:r>
+      <w:proofErr w:type="spellEnd"/>
+      <w:r>
+        <w:rPr>
+          <w:rFonts w:ascii="Times New Roman" w:eastAsia="Times New Roman" w:hAnsi="Times New Roman" w:cs="Times New Roman"/>
+        </w:rPr>
+        <w:t xml:space="preserve"> </w:t>
+      </w:r>
+      <w:proofErr w:type="spellStart"/>
+      <w:r>
+        <w:rPr>
+          <w:rFonts w:ascii="Times New Roman" w:eastAsia="Times New Roman" w:hAnsi="Times New Roman" w:cs="Times New Roman"/>
+        </w:rPr>
+        <w:t>ekstrahuje</w:t>
+      </w:r>
+      <w:proofErr w:type="spellEnd"/>
+      <w:r>
+        <w:rPr>
+          <w:rFonts w:ascii="Times New Roman" w:eastAsia="Times New Roman" w:hAnsi="Times New Roman" w:cs="Times New Roman"/>
+        </w:rPr>
+        <w:t xml:space="preserve"> </w:t>
+      </w:r>
+      <w:proofErr w:type="spellStart"/>
+      <w:r>
+        <w:rPr>
+          <w:rFonts w:ascii="Times New Roman" w:eastAsia="Times New Roman" w:hAnsi="Times New Roman" w:cs="Times New Roman"/>
+        </w:rPr>
+        <w:t>vizuelne</w:t>
+      </w:r>
+      <w:proofErr w:type="spellEnd"/>
+      <w:r>
+        <w:rPr>
+          <w:rFonts w:ascii="Times New Roman" w:eastAsia="Times New Roman" w:hAnsi="Times New Roman" w:cs="Times New Roman"/>
+        </w:rPr>
+        <w:t xml:space="preserve"> </w:t>
+      </w:r>
+      <w:proofErr w:type="spellStart"/>
+      <w:r>
+        <w:rPr>
+          <w:rFonts w:ascii="Times New Roman" w:eastAsia="Times New Roman" w:hAnsi="Times New Roman" w:cs="Times New Roman"/>
+        </w:rPr>
+        <w:t>karakteristike</w:t>
+      </w:r>
+      <w:proofErr w:type="spellEnd"/>
+      <w:r>
+        <w:rPr>
+          <w:rFonts w:ascii="Times New Roman" w:eastAsia="Times New Roman" w:hAnsi="Times New Roman" w:cs="Times New Roman"/>
+        </w:rPr>
+        <w:t xml:space="preserve">, </w:t>
+      </w:r>
+      <w:r>
+        <w:rPr>
+          <w:rFonts w:ascii="Times New Roman" w:eastAsia="Times New Roman" w:hAnsi="Times New Roman" w:cs="Times New Roman"/>
+        </w:rPr>
+        <w:t xml:space="preserve">od </w:t>
+      </w:r>
+      <w:proofErr w:type="spellStart"/>
+      <w:r>
+        <w:rPr>
+          <w:rFonts w:ascii="Times New Roman" w:eastAsia="Times New Roman" w:hAnsi="Times New Roman" w:cs="Times New Roman"/>
+        </w:rPr>
+        <w:t>ivica</w:t>
+      </w:r>
+      <w:proofErr w:type="spellEnd"/>
+      <w:r>
+        <w:rPr>
+          <w:rFonts w:ascii="Times New Roman" w:eastAsia="Times New Roman" w:hAnsi="Times New Roman" w:cs="Times New Roman"/>
+        </w:rPr>
+        <w:t xml:space="preserve"> </w:t>
+      </w:r>
+      <w:proofErr w:type="spellStart"/>
+      <w:r>
+        <w:rPr>
+          <w:rFonts w:ascii="Times New Roman" w:eastAsia="Times New Roman" w:hAnsi="Times New Roman" w:cs="Times New Roman"/>
+        </w:rPr>
+        <w:t>i</w:t>
+      </w:r>
+      <w:proofErr w:type="spellEnd"/>
+      <w:r>
+        <w:rPr>
+          <w:rFonts w:ascii="Times New Roman" w:eastAsia="Times New Roman" w:hAnsi="Times New Roman" w:cs="Times New Roman"/>
+        </w:rPr>
+        <w:t xml:space="preserve"> </w:t>
+      </w:r>
+      <w:proofErr w:type="spellStart"/>
+      <w:r>
+        <w:rPr>
+          <w:rFonts w:ascii="Times New Roman" w:eastAsia="Times New Roman" w:hAnsi="Times New Roman" w:cs="Times New Roman"/>
+        </w:rPr>
+        <w:t>tekstura</w:t>
+      </w:r>
+      <w:proofErr w:type="spellEnd"/>
+      <w:r>
+        <w:rPr>
+          <w:rFonts w:ascii="Times New Roman" w:eastAsia="Times New Roman" w:hAnsi="Times New Roman" w:cs="Times New Roman"/>
+        </w:rPr>
+        <w:t xml:space="preserve"> u </w:t>
+      </w:r>
+      <w:proofErr w:type="spellStart"/>
+      <w:r>
+        <w:rPr>
+          <w:rFonts w:ascii="Times New Roman" w:eastAsia="Times New Roman" w:hAnsi="Times New Roman" w:cs="Times New Roman"/>
+        </w:rPr>
+        <w:t>plitkim</w:t>
+      </w:r>
+      <w:proofErr w:type="spellEnd"/>
+      <w:r>
+        <w:rPr>
+          <w:rFonts w:ascii="Times New Roman" w:eastAsia="Times New Roman" w:hAnsi="Times New Roman" w:cs="Times New Roman"/>
+        </w:rPr>
+        <w:t xml:space="preserve"> </w:t>
+      </w:r>
+      <w:proofErr w:type="spellStart"/>
+      <w:r>
+        <w:rPr>
+          <w:rFonts w:ascii="Times New Roman" w:eastAsia="Times New Roman" w:hAnsi="Times New Roman" w:cs="Times New Roman"/>
+        </w:rPr>
+        <w:t>slojevima</w:t>
+      </w:r>
+      <w:proofErr w:type="spellEnd"/>
+      <w:r>
+        <w:rPr>
+          <w:rFonts w:ascii="Times New Roman" w:eastAsia="Times New Roman" w:hAnsi="Times New Roman" w:cs="Times New Roman"/>
+        </w:rPr>
+        <w:t xml:space="preserve"> do semantičkih karakteristika oblika lezije u dubokim slojevima.</w:t>
+      </w:r>
+    </w:p>
+    <w:p>
+      <w:pPr>
+        <w:pStyle w:val="ListParagraph"/>
+        <w:numPr>
+          <w:ilvl w:val="0"/>
+          <w:numId w:val="27"/>
+        </w:numPr>
+        <w:spacing w:before="60" w:after="60" w:line="276" w:lineRule="auto"/>
+        <w:contextualSpacing w:val="0"/>
+        <w:jc w:val="both"/>
+        <w:rPr>
+          <w:rFonts w:ascii="Times New Roman" w:hAnsi="Times New Roman" w:cs="Times New Roman"/>
+        </w:rPr>
+      </w:pPr>
+      <w:r>
+        <w:rPr>
+          <w:rFonts w:ascii="Times New Roman" w:eastAsia="Times New Roman" w:hAnsi="Times New Roman" w:cs="Times New Roman"/>
+          <w:b/>
+          <w:bCs/>
+        </w:rPr>
+        <w:t>Bottleneck</w:t>
+      </w:r>
+      <w:r>
+        <w:rPr>
+          <w:rFonts w:ascii="Times New Roman" w:eastAsia="Times New Roman" w:hAnsi="Times New Roman" w:cs="Times New Roman"/>
+        </w:rPr>
+        <w:t>: Najdublja tačka mreže, sa najmanjom prostornom rezolucijom i najvećim brojem feature mapa, 1024 kanala u originalnoj arhitekturi. Bottleneck kodira najapstraktniju reprezentaciju ulazne slike i funkcioniše kao grlo između encoder i decoder putanja.</w:t>
+      </w:r>
+    </w:p>
+    <w:p>
+      <w:pPr>
+        <w:pStyle w:val="ListParagraph"/>
+        <w:numPr>
+          <w:ilvl w:val="0"/>
+          <w:numId w:val="27"/>
+        </w:numPr>
+        <w:spacing w:before="60" w:after="60" w:line="276" w:lineRule="auto"/>
+        <w:contextualSpacing w:val="0"/>
+        <w:jc w:val="both"/>
+        <w:rPr>
+          <w:rFonts w:ascii="Times New Roman" w:hAnsi="Times New Roman" w:cs="Times New Roman"/>
+        </w:rPr>
+      </w:pPr>
+      <w:r>
+        <w:rPr>
+          <w:rFonts w:ascii="Times New Roman" w:eastAsia="Times New Roman" w:hAnsi="Times New Roman" w:cs="Times New Roman"/>
+          <w:b/>
+          <w:bCs/>
+        </w:rPr>
+        <w:t>Decoder</w:t>
+      </w:r>
+      <w:r>
+        <w:rPr>
+          <w:rFonts w:ascii="Times New Roman" w:eastAsia="Times New Roman" w:hAnsi="Times New Roman" w:cs="Times New Roman"/>
+        </w:rPr>
+        <w:t>:</w:t>
+      </w:r>
+      <w:r>
+        <w:rPr>
+          <w:rFonts w:ascii="Times New Roman" w:eastAsia="Times New Roman" w:hAnsi="Times New Roman" w:cs="Times New Roman"/>
+        </w:rPr>
+        <w:t xml:space="preserve"> </w:t>
+      </w:r>
+      <w:proofErr w:type="spellStart"/>
+      <w:r>
+        <w:rPr>
+          <w:rFonts w:ascii="Times New Roman" w:eastAsia="Times New Roman" w:hAnsi="Times New Roman" w:cs="Times New Roman"/>
+        </w:rPr>
+        <w:t>Simetričan</w:t>
+      </w:r>
+      <w:proofErr w:type="spellEnd"/>
+      <w:r>
+        <w:rPr>
+          <w:rFonts w:ascii="Times New Roman" w:eastAsia="Times New Roman" w:hAnsi="Times New Roman" w:cs="Times New Roman"/>
+        </w:rPr>
+        <w:t xml:space="preserve"> encoder-u, </w:t>
+      </w:r>
+      <w:proofErr w:type="spellStart"/>
+      <w:r>
+        <w:rPr>
+          <w:rFonts w:ascii="Times New Roman" w:eastAsia="Times New Roman" w:hAnsi="Times New Roman" w:cs="Times New Roman"/>
+        </w:rPr>
+        <w:t>koristi</w:t>
+      </w:r>
+      <w:proofErr w:type="spellEnd"/>
+      <w:r>
+        <w:rPr>
+          <w:rFonts w:ascii="Times New Roman" w:eastAsia="Times New Roman" w:hAnsi="Times New Roman" w:cs="Times New Roman"/>
+        </w:rPr>
+        <w:t xml:space="preserve"> transponovane konvolucije za postepeno vraćanje prostorne rezolucije. Nakon svakog upsampling koraka, feature mape se konkatenišu sa odgovarajućim feature mapama iz encoder putanje putem skip konekcija, čime dekoder dobija pristup i apstraktnim semantičkim i visokorezolucijskim prostornim informacijama istovremeno.</w:t>
+      </w:r>
+    </w:p>
+    <w:p>
+      <w:pPr>
+        <w:pStyle w:val="ListParagraph"/>
+        <w:numPr>
+          <w:ilvl w:val="0"/>
+          <w:numId w:val="27"/>
+        </w:numPr>
+        <w:spacing w:before="60" w:after="60" w:line="276" w:lineRule="auto"/>
+        <w:contextualSpacing w:val="0"/>
+        <w:jc w:val="both"/>
+        <w:rPr>
+          <w:rFonts w:ascii="Times New Roman" w:hAnsi="Times New Roman" w:cs="Times New Roman"/>
+        </w:rPr>
+      </w:pPr>
+      <w:r>
+        <w:rPr>
+          <w:rFonts w:ascii="Times New Roman" w:eastAsia="Times New Roman" w:hAnsi="Times New Roman" w:cs="Times New Roman"/>
+          <w:b/>
+          <w:bCs/>
+        </w:rPr>
+        <w:t>Skip konekcije</w:t>
+      </w:r>
+      <w:r>
+        <w:rPr>
+          <w:rFonts w:ascii="Times New Roman" w:eastAsia="Times New Roman" w:hAnsi="Times New Roman" w:cs="Times New Roman"/>
+        </w:rPr>
+        <w:t xml:space="preserve">: Direktne veze koje konkatenišu encoder i decoder feature mape na istoj prostornoj skali. Ovo je </w:t>
+      </w:r>
+      <w:proofErr w:type="spellStart"/>
+      <w:r>
+        <w:rPr>
+          <w:rFonts w:ascii="Times New Roman" w:eastAsia="Times New Roman" w:hAnsi="Times New Roman" w:cs="Times New Roman"/>
+        </w:rPr>
+        <w:t>ključna</w:t>
+      </w:r>
+      <w:proofErr w:type="spellEnd"/>
+      <w:r>
+        <w:rPr>
+          <w:rFonts w:ascii="Times New Roman" w:eastAsia="Times New Roman" w:hAnsi="Times New Roman" w:cs="Times New Roman"/>
+        </w:rPr>
+        <w:t xml:space="preserve"> </w:t>
+      </w:r>
+      <w:proofErr w:type="spellStart"/>
+      <w:r>
+        <w:rPr>
+          <w:rFonts w:ascii="Times New Roman" w:eastAsia="Times New Roman" w:hAnsi="Times New Roman" w:cs="Times New Roman"/>
+        </w:rPr>
+        <w:t>inovacija</w:t>
+      </w:r>
+      <w:proofErr w:type="spellEnd"/>
+      <w:r>
+        <w:rPr>
+          <w:rFonts w:ascii="Times New Roman" w:eastAsia="Times New Roman" w:hAnsi="Times New Roman" w:cs="Times New Roman"/>
+        </w:rPr>
+        <w:t xml:space="preserve"> U-Net </w:t>
+      </w:r>
+      <w:proofErr w:type="spellStart"/>
+      <w:r>
+        <w:rPr>
+          <w:rFonts w:ascii="Times New Roman" w:eastAsia="Times New Roman" w:hAnsi="Times New Roman" w:cs="Times New Roman"/>
+        </w:rPr>
+        <w:t>arhitekture</w:t>
+      </w:r>
+      <w:proofErr w:type="spellEnd"/>
+      <w:r>
+        <w:rPr>
+          <w:rFonts w:ascii="Times New Roman" w:eastAsia="Times New Roman" w:hAnsi="Times New Roman" w:cs="Times New Roman"/>
+        </w:rPr>
+        <w:t>,</w:t>
+      </w:r>
+      <w:r>
+        <w:rPr>
+          <w:rFonts w:ascii="Times New Roman" w:eastAsia="Times New Roman" w:hAnsi="Times New Roman" w:cs="Times New Roman"/>
+        </w:rPr>
+        <w:t xml:space="preserve"> bez skip </w:t>
+      </w:r>
+      <w:proofErr w:type="spellStart"/>
+      <w:r>
+        <w:rPr>
+          <w:rFonts w:ascii="Times New Roman" w:eastAsia="Times New Roman" w:hAnsi="Times New Roman" w:cs="Times New Roman"/>
+        </w:rPr>
+        <w:t>konekcija</w:t>
+      </w:r>
+      <w:proofErr w:type="spellEnd"/>
+      <w:r>
+        <w:rPr>
+          <w:rFonts w:ascii="Times New Roman" w:eastAsia="Times New Roman" w:hAnsi="Times New Roman" w:cs="Times New Roman"/>
+        </w:rPr>
+        <w:t>, prostorne informacije o ivicama i finoj teksturi bile bi nepovratno izgubljene tokom downsampling operacija. Zahvaljujući skip konekcijama, U-Net precizno detektuje tanke ivice lezija koje raniji encoder-only pristupi ne mogu pouzdano da rekonstruišu.</w:t>
+      </w:r>
+    </w:p>
+    <w:p>
+      <w:pPr>
+        <w:rPr>
+          <w:rFonts w:ascii="Times New Roman" w:hAnsi="Times New Roman" w:cs="Times New Roman"/>
+        </w:rPr>
+      </w:pPr>
+    </w:p>
+    <w:p>
+      <w:pPr>
+        <w:spacing w:after="120" w:line="276" w:lineRule="auto"/>
+        <w:ind w:firstLine="720"/>
+        <w:jc w:val="both"/>
+        <w:rPr>
+          <w:rFonts w:ascii="Times New Roman" w:eastAsia="Times New Roman" w:hAnsi="Times New Roman" w:cs="Times New Roman"/>
+          <w:sz w:val="24"/>
+          <w:szCs w:val="24"/>
+        </w:rPr>
+      </w:pPr>
+      <w:r>
+        <w:rPr>
+          <w:rFonts w:ascii="Times New Roman" w:eastAsia="Times New Roman" w:hAnsi="Times New Roman" w:cs="Times New Roman"/>
+          <w:sz w:val="24"/>
+          <w:szCs w:val="24"/>
+        </w:rPr>
+        <w:t>Izlaz mreže je mapa piksel-po-piksel klasifikacije iste prostorne rezolucije kao ulazna slika. Za binarnu segmentaciju, odnosno lezija nasuprot pozadini, finalni sloj koristi sigmoid aktivaciju, a binarna maska se dobija pragom od 0.5.</w:t>
+      </w:r>
+    </w:p>
+    <w:p>
+      <w:pPr>
+        <w:jc w:val="center"/>
+        <w:rPr>
+          <w:rFonts w:ascii="Times New Roman" w:hAnsi="Times New Roman" w:cs="Times New Roman"/>
+        </w:rPr>
+      </w:pPr>
+      <w:r>
+        <w:rPr>
+          <w:rFonts w:ascii="Times New Roman" w:hAnsi="Times New Roman" w:cs="Times New Roman"/>
+        </w:rPr>
+        <w:drawing>
+          <wp:inline distT="0" distB="0" distL="0" distR="0" wp14:anchorId="71A17C8D" wp14:editId="016D3A75">
+            <wp:extent cx="5943600" cy="1604010"/>
+            <wp:effectExtent l="0" t="0" r="0" b="0"/>
+            <wp:docPr id="1815230456" name="Picture 1"/>
+            <wp:cNvGraphicFramePr>
+              <a:graphicFrameLocks xmlns:a="http://schemas.openxmlformats.org/drawingml/2006/main" noChangeAspect="1"/>
+            </wp:cNvGraphicFramePr>
+            <a:graphic xmlns:a="http://schemas.openxmlformats.org/drawingml/2006/main">
+              <a:graphicData uri="http://schemas.openxmlformats.org/drawingml/2006/picture">
+                <pic:pic xmlns:pic="http://schemas.openxmlformats.org/drawingml/2006/picture">
+                  <pic:nvPicPr>
+                    <pic:cNvPr id="1815230456" name=""/>
+                    <pic:cNvPicPr/>
+                  </pic:nvPicPr>
+                  <pic:blipFill>
+                    <a:blip r:embed="rId16"/>
+                    <a:stretch>
+                      <a:fillRect/>
+                    </a:stretch>
+                  </pic:blipFill>
+                  <pic:spPr>
+                    <a:xfrm>
+                      <a:off x="0" y="0"/>
+                      <a:ext cx="5943600" cy="1604010"/>
+                    </a:xfrm>
+                    <a:prstGeom prst="rect">
+                      <a:avLst/>
+                    </a:prstGeom>
+                  </pic:spPr>
+                </pic:pic>
+              </a:graphicData>
+            </a:graphic>
+          </wp:inline>
+        </w:drawing>
+      </w:r>
+    </w:p>
+    <w:p>
+      <w:pPr>
+        <w:spacing w:before="120" w:after="120" w:line="276" w:lineRule="auto"/>
+        <w:jc w:val="center"/>
+        <w:rPr>
+          <w:rFonts w:ascii="Times New Roman" w:hAnsi="Times New Roman" w:cs="Times New Roman"/>
+        </w:rPr>
+      </w:pPr>
+      <w:r>
+        <w:rPr>
+          <w:rFonts w:ascii="Times New Roman" w:eastAsia="Times New Roman" w:hAnsi="Times New Roman" w:cs="Times New Roman"/>
+          <w:sz w:val="24"/>
+          <w:szCs w:val="24"/>
+        </w:rPr>
+        <w:t>Slika 4.1.2  Primer segmentacije kožne lezije U-Net mrežom na HAM10000: originalna slika, predikovana maska i preklopljeni prikaz</w:t>
+      </w:r>
+    </w:p>
+    <w:p>
+      <w:pPr>
+        <w:rPr>
+          <w:rFonts w:ascii="Times New Roman" w:hAnsi="Times New Roman" w:cs="Times New Roman"/>
+        </w:rPr>
+      </w:pPr>
+    </w:p>
+    <w:p>
+      <w:pPr>
+        <w:spacing w:after="120" w:line="276" w:lineRule="auto"/>
+        <w:ind w:firstLine="720"/>
+        <w:jc w:val="both"/>
+        <w:rPr>
+          <w:rFonts w:ascii="Times New Roman" w:eastAsia="Times New Roman" w:hAnsi="Times New Roman" w:cs="Times New Roman"/>
+          <w:sz w:val="24"/>
+          <w:szCs w:val="24"/>
+        </w:rPr>
+      </w:pPr>
+      <w:r>
+        <w:rPr>
+          <w:rFonts w:ascii="Times New Roman" w:eastAsia="Times New Roman" w:hAnsi="Times New Roman" w:cs="Times New Roman"/>
+          <w:sz w:val="24"/>
+          <w:szCs w:val="24"/>
+        </w:rPr>
+        <w:lastRenderedPageBreak/>
+        <w:t>Za primenu kao predobradn</w:t>
+      </w:r>
+      <w:r>
+        <w:rPr>
+          <w:rFonts w:ascii="Times New Roman" w:eastAsia="Times New Roman" w:hAnsi="Times New Roman" w:cs="Times New Roman"/>
+          <w:sz w:val="24"/>
+          <w:szCs w:val="24"/>
+        </w:rPr>
+        <w:t>i</w:t>
+      </w:r>
+      <w:r>
+        <w:rPr>
+          <w:rFonts w:ascii="Times New Roman" w:eastAsia="Times New Roman" w:hAnsi="Times New Roman" w:cs="Times New Roman"/>
+          <w:sz w:val="24"/>
+          <w:szCs w:val="24"/>
+        </w:rPr>
+        <w:t xml:space="preserve"> korak u klasifikacionom pipeline-u, U-Net segmentacija funkcioniše u dva koraka:</w:t>
+      </w:r>
+    </w:p>
+    <w:p>
+      <w:pPr>
+        <w:rPr>
+          <w:rFonts w:ascii="Times New Roman" w:hAnsi="Times New Roman" w:cs="Times New Roman"/>
+        </w:rPr>
+      </w:pPr>
+    </w:p>
+    <w:p>
+      <w:pPr>
+        <w:pStyle w:val="ListParagraph"/>
+        <w:numPr>
+          <w:ilvl w:val="0"/>
+          <w:numId w:val="28"/>
+        </w:numPr>
+        <w:spacing w:before="60" w:after="60" w:line="276" w:lineRule="auto"/>
+        <w:contextualSpacing w:val="0"/>
+        <w:jc w:val="both"/>
+        <w:rPr>
+          <w:rFonts w:ascii="Times New Roman" w:hAnsi="Times New Roman" w:cs="Times New Roman"/>
+        </w:rPr>
+      </w:pPr>
+      <w:r>
+        <w:rPr>
+          <w:rFonts w:ascii="Times New Roman" w:eastAsia="Times New Roman" w:hAnsi="Times New Roman" w:cs="Times New Roman"/>
+        </w:rPr>
+        <w:t>Treniranje segmentacionog modela na anotiranom skupu slika sa piksel-preciznim maskama. Na primer, ISIC segmentacioni skup sadrži 2.594 ručno anotiranih dermoskopskih slika sa odgovarajućim maskama lezija.</w:t>
+      </w:r>
+    </w:p>
+    <w:p>
+      <w:pPr>
+        <w:pStyle w:val="ListParagraph"/>
+        <w:numPr>
+          <w:ilvl w:val="0"/>
+          <w:numId w:val="28"/>
+        </w:numPr>
+        <w:spacing w:before="60" w:after="60" w:line="276" w:lineRule="auto"/>
+        <w:contextualSpacing w:val="0"/>
+        <w:jc w:val="both"/>
+        <w:rPr>
+          <w:rFonts w:ascii="Times New Roman" w:hAnsi="Times New Roman" w:cs="Times New Roman"/>
+        </w:rPr>
+      </w:pPr>
+      <w:r>
+        <w:rPr>
+          <w:rFonts w:ascii="Times New Roman" w:eastAsia="Times New Roman" w:hAnsi="Times New Roman" w:cs="Times New Roman"/>
+        </w:rPr>
+        <w:t>Primena naučenog modela za generisanje maski za sve slike u klasifikacionom skupu. Generisane maske se zatim koriste za izolaciju regiona lezije pre prosleđivanja klasifikatoru.</w:t>
+      </w:r>
+    </w:p>
+    <w:p>
+      <w:pPr>
+        <w:rPr>
+          <w:rFonts w:ascii="Times New Roman" w:hAnsi="Times New Roman" w:cs="Times New Roman"/>
+        </w:rPr>
+      </w:pPr>
+    </w:p>
+    <w:p>
+      <w:pPr>
+        <w:spacing w:after="120" w:line="276" w:lineRule="auto"/>
+        <w:ind w:firstLine="720"/>
+        <w:jc w:val="both"/>
+        <w:rPr>
+          <w:rFonts w:ascii="Times New Roman" w:eastAsia="Times New Roman" w:hAnsi="Times New Roman" w:cs="Times New Roman"/>
+          <w:sz w:val="24"/>
+          <w:szCs w:val="24"/>
+        </w:rPr>
+      </w:pPr>
+      <w:r>
+        <w:rPr>
+          <w:rFonts w:ascii="Times New Roman" w:eastAsia="Times New Roman" w:hAnsi="Times New Roman" w:cs="Times New Roman"/>
+          <w:sz w:val="24"/>
+          <w:szCs w:val="24"/>
+        </w:rPr>
+        <w:t>Empirijski, U-Net postiže Dice koeficijent iznad 0.85 na standardnim dermoskopskim skupovima, što se smatra klinički prihvatljivim pragom za automatsku segmentaciju. Studije koje integrišu U-Net segmentaciju kao predobradni korak konzistentno beleže poboljšanje performansi klasifikatora, posebno za lezije sa slabim kontrastom prema okolnoj koži i atipično locirane lezije. Primarna ograničenja su računska složenost treniranja koja zahteva GPU resurse i ručno anotiran skup, propagacija greške jer netačna segmentacija direktno degradira ulaz klasifikatora, i potreba za zasebno kalibriranim modelom. [10]</w:t>
+      </w:r>
+    </w:p>
+    <w:p>
+      <w:pPr>
+        <w:rPr>
+          <w:rFonts w:ascii="Times New Roman" w:hAnsi="Times New Roman" w:cs="Times New Roman"/>
+        </w:rPr>
+      </w:pPr>
+    </w:p>
+    <w:p>
+      <w:pPr>
+        <w:pStyle w:val="Heading2"/>
+        <w:spacing w:line="276" w:lineRule="auto"/>
+        <w:rPr>
+          <w:rFonts w:ascii="Times New Roman" w:hAnsi="Times New Roman" w:cs="Times New Roman"/>
+        </w:rPr>
+      </w:pPr>
+      <w:r>
+        <w:rPr>
+          <w:rFonts w:ascii="Times New Roman" w:eastAsia="Times New Roman" w:hAnsi="Times New Roman" w:cs="Times New Roman"/>
+          <w:sz w:val="24"/>
+          <w:szCs w:val="24"/>
+        </w:rPr>
+        <w:t xml:space="preserve">4.2 EfficientNet </w:t>
+      </w:r>
+      <w:proofErr w:type="spellStart"/>
+      <w:r>
+        <w:rPr>
+          <w:rFonts w:ascii="Times New Roman" w:eastAsia="Times New Roman" w:hAnsi="Times New Roman" w:cs="Times New Roman"/>
+          <w:sz w:val="24"/>
+          <w:szCs w:val="24"/>
+        </w:rPr>
+        <w:t>arhitektura</w:t>
+      </w:r>
+      <w:proofErr w:type="spellEnd"/>
+      <w:r>
+        <w:rPr>
+          <w:rFonts w:ascii="Times New Roman" w:eastAsia="Times New Roman" w:hAnsi="Times New Roman" w:cs="Times New Roman"/>
+          <w:sz w:val="24"/>
+          <w:szCs w:val="24"/>
+        </w:rPr>
+        <w:t xml:space="preserve"> za </w:t>
+      </w:r>
+      <w:proofErr w:type="spellStart"/>
+      <w:r>
+        <w:rPr>
+          <w:rFonts w:ascii="Times New Roman" w:eastAsia="Times New Roman" w:hAnsi="Times New Roman" w:cs="Times New Roman"/>
+          <w:sz w:val="24"/>
+          <w:szCs w:val="24"/>
+        </w:rPr>
+        <w:t>klasifikaciju</w:t>
+      </w:r>
+      <w:proofErr w:type="spellEnd"/>
+      <w:r>
+        <w:rPr>
+          <w:rFonts w:ascii="Times New Roman" w:eastAsia="Times New Roman" w:hAnsi="Times New Roman" w:cs="Times New Roman"/>
+          <w:sz w:val="24"/>
+          <w:szCs w:val="24"/>
+        </w:rPr>
+        <w:t xml:space="preserve"> </w:t>
+      </w:r>
+      <w:proofErr w:type="spellStart"/>
+      <w:r>
+        <w:rPr>
+          <w:rFonts w:ascii="Times New Roman" w:eastAsia="Times New Roman" w:hAnsi="Times New Roman" w:cs="Times New Roman"/>
+          <w:sz w:val="24"/>
+          <w:szCs w:val="24"/>
+        </w:rPr>
+        <w:t>lezija</w:t>
+      </w:r>
+      <w:proofErr w:type="spellEnd"/>
+    </w:p>
+    <w:p>
+      <w:pPr>
+        <w:spacing w:after="120" w:line="276" w:lineRule="auto"/>
+        <w:ind w:firstLine="720"/>
+        <w:jc w:val="both"/>
+        <w:rPr>
+          <w:rFonts w:ascii="Times New Roman" w:eastAsia="Times New Roman" w:hAnsi="Times New Roman" w:cs="Times New Roman"/>
+          <w:sz w:val="24"/>
+          <w:szCs w:val="24"/>
+        </w:rPr>
+      </w:pPr>
+      <w:r>
+        <w:rPr>
+          <w:rFonts w:ascii="Times New Roman" w:eastAsia="Times New Roman" w:hAnsi="Times New Roman" w:cs="Times New Roman"/>
+          <w:sz w:val="24"/>
+          <w:szCs w:val="24"/>
+        </w:rPr>
+        <w:t>EfficientNet je familija konvolucionih neuronskih</w:t>
+      </w:r>
+      <w:r>
+        <w:rPr>
+          <w:rFonts w:ascii="Times New Roman" w:eastAsia="Times New Roman" w:hAnsi="Times New Roman" w:cs="Times New Roman"/>
+          <w:sz w:val="24"/>
+          <w:szCs w:val="24"/>
+        </w:rPr>
+        <w:t xml:space="preserve"> mreža</w:t>
+      </w:r>
+      <w:r>
+        <w:rPr>
+          <w:rFonts w:ascii="Times New Roman" w:eastAsia="Times New Roman" w:hAnsi="Times New Roman" w:cs="Times New Roman"/>
+          <w:sz w:val="24"/>
+          <w:szCs w:val="24"/>
+        </w:rPr>
+        <w:t xml:space="preserve"> koja uvodi sistematičan pristup skaliranju arhitekture. Umesto arbitrarnog povećavanja samo dubine, samo širine ili samo ulazne rezolucije, EfficientNet uniformno skalira sva tri dimenzije istovremeno koristeći jedinstven složeni koeficijent, označen sa fi. Ova arhitektura je posebno relevantna za dermatoskopiju jer njen mehanizam skaliranja direktno determiniše zahteve predobrade i optimalnu ulaznu rezoluciju za svaku varijantu.</w:t>
+      </w:r>
+    </w:p>
+    <w:p>
+      <w:pPr>
+        <w:jc w:val="center"/>
+        <w:rPr>
+          <w:rFonts w:ascii="Times New Roman" w:hAnsi="Times New Roman" w:cs="Times New Roman"/>
+        </w:rPr>
+      </w:pPr>
+      <w:r>
+        <w:rPr>
+          <w:rFonts w:ascii="Times New Roman" w:hAnsi="Times New Roman" w:cs="Times New Roman"/>
+        </w:rPr>
+        <w:drawing>
+          <wp:inline distT="0" distB="0" distL="0" distR="0" wp14:anchorId="3F601474" wp14:editId="75435C65">
+            <wp:extent cx="4162301" cy="2056693"/>
+            <wp:effectExtent l="0" t="0" r="0" b="1270"/>
+            <wp:docPr id="257728017" name="Picture 1"/>
+            <wp:cNvGraphicFramePr>
+              <a:graphicFrameLocks xmlns:a="http://schemas.openxmlformats.org/drawingml/2006/main" noChangeAspect="1"/>
+            </wp:cNvGraphicFramePr>
+            <a:graphic xmlns:a="http://schemas.openxmlformats.org/drawingml/2006/main">
+              <a:graphicData uri="http://schemas.openxmlformats.org/drawingml/2006/picture">
+                <pic:pic xmlns:pic="http://schemas.openxmlformats.org/drawingml/2006/picture">
+                  <pic:nvPicPr>
+                    <pic:cNvPr id="257728017" name=""/>
+                    <pic:cNvPicPr/>
+                  </pic:nvPicPr>
+                  <pic:blipFill>
+                    <a:blip r:embed="rId17"/>
+                    <a:stretch>
+                      <a:fillRect/>
+                    </a:stretch>
+                  </pic:blipFill>
+                  <pic:spPr>
+                    <a:xfrm>
+                      <a:off x="0" y="0"/>
+                      <a:ext cx="4180767" cy="2065817"/>
+                    </a:xfrm>
+                    <a:prstGeom prst="rect">
+                      <a:avLst/>
+                    </a:prstGeom>
+                  </pic:spPr>
+                </pic:pic>
+              </a:graphicData>
+            </a:graphic>
+          </wp:inline>
+        </w:drawing>
+      </w:r>
+    </w:p>
+    <w:p>
+      <w:pPr>
+        <w:spacing w:before="120" w:after="120" w:line="276" w:lineRule="auto"/>
+        <w:jc w:val="center"/>
+        <w:rPr>
+          <w:rFonts w:ascii="Times New Roman" w:hAnsi="Times New Roman" w:cs="Times New Roman"/>
+        </w:rPr>
+      </w:pPr>
+      <w:r>
+        <w:rPr>
+          <w:rFonts w:ascii="Times New Roman" w:eastAsia="Times New Roman" w:hAnsi="Times New Roman" w:cs="Times New Roman"/>
+          <w:sz w:val="24"/>
+          <w:szCs w:val="24"/>
+        </w:rPr>
+        <w:t>Slika 4.2.1 Compound scaling u EfficientNet arhitekturi: poređenje skaliranja samo po dubini, širini, rezoluciji i uniformnog compound scaling-a</w:t>
+      </w:r>
+    </w:p>
+    <w:p>
+      <w:pPr>
+        <w:rPr>
+          <w:rFonts w:ascii="Times New Roman" w:hAnsi="Times New Roman" w:cs="Times New Roman"/>
+        </w:rPr>
+      </w:pPr>
+    </w:p>
+    <w:p>
+      <w:pPr>
+        <w:spacing w:after="120" w:line="276" w:lineRule="auto"/>
+        <w:ind w:firstLine="720"/>
+        <w:jc w:val="both"/>
+        <w:rPr>
+          <w:rFonts w:ascii="Times New Roman" w:eastAsia="Times New Roman" w:hAnsi="Times New Roman" w:cs="Times New Roman"/>
+          <w:sz w:val="24"/>
+          <w:szCs w:val="24"/>
+        </w:rPr>
+      </w:pPr>
+      <w:r>
+        <w:rPr>
+          <w:rFonts w:ascii="Times New Roman" w:eastAsia="Times New Roman" w:hAnsi="Times New Roman" w:cs="Times New Roman"/>
+          <w:sz w:val="24"/>
+          <w:szCs w:val="24"/>
+        </w:rPr>
+        <w:t>Osnova familije je EfficientNet-B0, dobijena Neural Architecture Search (NAS) procesom koji optimizuje balans između tačnosti i računske cene. Skaliranje od B0 do B7 primenjuje složeni koeficijent fi koji kontroliše rast tri dimenzije prema empirijski određenim konstantama:</w:t>
+      </w:r>
+    </w:p>
+    <w:p>
+      <w:pPr>
+        <w:rPr>
+          <w:rFonts w:ascii="Times New Roman" w:hAnsi="Times New Roman" w:cs="Times New Roman"/>
+        </w:rPr>
+      </w:pPr>
+    </w:p>
+    <w:p>
+      <w:pPr>
+        <w:pStyle w:val="ListParagraph"/>
+        <w:numPr>
+          <w:ilvl w:val="0"/>
+          <w:numId w:val="29"/>
+        </w:numPr>
+        <w:spacing w:before="60" w:after="60" w:line="276" w:lineRule="auto"/>
+        <w:contextualSpacing w:val="0"/>
+        <w:jc w:val="both"/>
+        <w:rPr>
+          <w:rFonts w:ascii="Times New Roman" w:hAnsi="Times New Roman" w:cs="Times New Roman"/>
+        </w:rPr>
+      </w:pPr>
+      <w:r>
+        <w:rPr>
+          <w:rFonts w:ascii="Times New Roman" w:eastAsia="Times New Roman" w:hAnsi="Times New Roman" w:cs="Times New Roman"/>
+        </w:rPr>
+        <w:t xml:space="preserve">Dubina mreže (depth): d = alfa na fi, </w:t>
+      </w:r>
+      <w:proofErr w:type="spellStart"/>
+      <w:r>
+        <w:rPr>
+          <w:rFonts w:ascii="Times New Roman" w:eastAsia="Times New Roman" w:hAnsi="Times New Roman" w:cs="Times New Roman"/>
+        </w:rPr>
+        <w:t>gde</w:t>
+      </w:r>
+      <w:proofErr w:type="spellEnd"/>
+      <w:r>
+        <w:rPr>
+          <w:rFonts w:ascii="Times New Roman" w:eastAsia="Times New Roman" w:hAnsi="Times New Roman" w:cs="Times New Roman"/>
+        </w:rPr>
+        <w:t xml:space="preserve"> alfa </w:t>
+      </w:r>
+      <w:proofErr w:type="spellStart"/>
+      <w:r>
+        <w:rPr>
+          <w:rFonts w:ascii="Times New Roman" w:eastAsia="Times New Roman" w:hAnsi="Times New Roman" w:cs="Times New Roman"/>
+        </w:rPr>
+        <w:t>iznosi</w:t>
+      </w:r>
+      <w:proofErr w:type="spellEnd"/>
+      <w:r>
+        <w:rPr>
+          <w:rFonts w:ascii="Times New Roman" w:eastAsia="Times New Roman" w:hAnsi="Times New Roman" w:cs="Times New Roman"/>
+        </w:rPr>
+        <w:t xml:space="preserve"> 1.20</w:t>
+      </w:r>
+      <w:r>
+        <w:rPr>
+          <w:rFonts w:ascii="Times New Roman" w:eastAsia="Times New Roman" w:hAnsi="Times New Roman" w:cs="Times New Roman"/>
+        </w:rPr>
+        <w:t xml:space="preserve">, </w:t>
+      </w:r>
+      <w:proofErr w:type="spellStart"/>
+      <w:r>
+        <w:rPr>
+          <w:rFonts w:ascii="Times New Roman" w:eastAsia="Times New Roman" w:hAnsi="Times New Roman" w:cs="Times New Roman"/>
+        </w:rPr>
+        <w:t>mreža</w:t>
+      </w:r>
+      <w:proofErr w:type="spellEnd"/>
+      <w:r>
+        <w:rPr>
+          <w:rFonts w:ascii="Times New Roman" w:eastAsia="Times New Roman" w:hAnsi="Times New Roman" w:cs="Times New Roman"/>
+        </w:rPr>
+        <w:t xml:space="preserve"> </w:t>
+      </w:r>
+      <w:proofErr w:type="spellStart"/>
+      <w:r>
+        <w:rPr>
+          <w:rFonts w:ascii="Times New Roman" w:eastAsia="Times New Roman" w:hAnsi="Times New Roman" w:cs="Times New Roman"/>
+        </w:rPr>
+        <w:t>postaje</w:t>
+      </w:r>
+      <w:proofErr w:type="spellEnd"/>
+      <w:r>
+        <w:rPr>
+          <w:rFonts w:ascii="Times New Roman" w:eastAsia="Times New Roman" w:hAnsi="Times New Roman" w:cs="Times New Roman"/>
+        </w:rPr>
+        <w:t xml:space="preserve"> </w:t>
+      </w:r>
+      <w:proofErr w:type="spellStart"/>
+      <w:r>
+        <w:rPr>
+          <w:rFonts w:ascii="Times New Roman" w:eastAsia="Times New Roman" w:hAnsi="Times New Roman" w:cs="Times New Roman"/>
+        </w:rPr>
+        <w:t>progresivno</w:t>
+      </w:r>
+      <w:proofErr w:type="spellEnd"/>
+      <w:r>
+        <w:rPr>
+          <w:rFonts w:ascii="Times New Roman" w:eastAsia="Times New Roman" w:hAnsi="Times New Roman" w:cs="Times New Roman"/>
+        </w:rPr>
+        <w:t xml:space="preserve"> </w:t>
+      </w:r>
+      <w:proofErr w:type="spellStart"/>
+      <w:r>
+        <w:rPr>
+          <w:rFonts w:ascii="Times New Roman" w:eastAsia="Times New Roman" w:hAnsi="Times New Roman" w:cs="Times New Roman"/>
+        </w:rPr>
+        <w:t>dublja</w:t>
+      </w:r>
+      <w:proofErr w:type="spellEnd"/>
+      <w:r>
+        <w:rPr>
+          <w:rFonts w:ascii="Times New Roman" w:eastAsia="Times New Roman" w:hAnsi="Times New Roman" w:cs="Times New Roman"/>
+        </w:rPr>
+        <w:t xml:space="preserve">, </w:t>
+      </w:r>
+      <w:proofErr w:type="spellStart"/>
+      <w:r>
+        <w:rPr>
+          <w:rFonts w:ascii="Times New Roman" w:eastAsia="Times New Roman" w:hAnsi="Times New Roman" w:cs="Times New Roman"/>
+        </w:rPr>
+        <w:t>što</w:t>
+      </w:r>
+      <w:proofErr w:type="spellEnd"/>
+      <w:r>
+        <w:rPr>
+          <w:rFonts w:ascii="Times New Roman" w:eastAsia="Times New Roman" w:hAnsi="Times New Roman" w:cs="Times New Roman"/>
+        </w:rPr>
+        <w:t xml:space="preserve"> povećava apstraktnost naučenih reprezentacija.</w:t>
+      </w:r>
+    </w:p>
+    <w:p>
+      <w:pPr>
+        <w:pStyle w:val="ListParagraph"/>
+        <w:numPr>
+          <w:ilvl w:val="0"/>
+          <w:numId w:val="29"/>
+        </w:numPr>
+        <w:spacing w:before="60" w:after="60" w:line="276" w:lineRule="auto"/>
+        <w:contextualSpacing w:val="0"/>
+        <w:jc w:val="both"/>
+        <w:rPr>
+          <w:rFonts w:ascii="Times New Roman" w:hAnsi="Times New Roman" w:cs="Times New Roman"/>
+        </w:rPr>
+      </w:pPr>
+      <w:r>
+        <w:rPr>
+          <w:rFonts w:ascii="Times New Roman" w:eastAsia="Times New Roman" w:hAnsi="Times New Roman" w:cs="Times New Roman"/>
+        </w:rPr>
+        <w:t xml:space="preserve">Širina mreže (width): w = beta na fi, </w:t>
+      </w:r>
+      <w:proofErr w:type="spellStart"/>
+      <w:r>
+        <w:rPr>
+          <w:rFonts w:ascii="Times New Roman" w:eastAsia="Times New Roman" w:hAnsi="Times New Roman" w:cs="Times New Roman"/>
+        </w:rPr>
+        <w:t>gde</w:t>
+      </w:r>
+      <w:proofErr w:type="spellEnd"/>
+      <w:r>
+        <w:rPr>
+          <w:rFonts w:ascii="Times New Roman" w:eastAsia="Times New Roman" w:hAnsi="Times New Roman" w:cs="Times New Roman"/>
+        </w:rPr>
+        <w:t xml:space="preserve"> beta </w:t>
+      </w:r>
+      <w:proofErr w:type="spellStart"/>
+      <w:r>
+        <w:rPr>
+          <w:rFonts w:ascii="Times New Roman" w:eastAsia="Times New Roman" w:hAnsi="Times New Roman" w:cs="Times New Roman"/>
+        </w:rPr>
+        <w:t>iznosi</w:t>
+      </w:r>
+      <w:proofErr w:type="spellEnd"/>
+      <w:r>
+        <w:rPr>
+          <w:rFonts w:ascii="Times New Roman" w:eastAsia="Times New Roman" w:hAnsi="Times New Roman" w:cs="Times New Roman"/>
+        </w:rPr>
+        <w:t xml:space="preserve"> 1.10</w:t>
+      </w:r>
+      <w:r>
+        <w:rPr>
+          <w:rFonts w:ascii="Times New Roman" w:eastAsia="Times New Roman" w:hAnsi="Times New Roman" w:cs="Times New Roman"/>
+        </w:rPr>
+        <w:t>,</w:t>
+      </w:r>
+      <w:r>
+        <w:rPr>
+          <w:rFonts w:ascii="Times New Roman" w:eastAsia="Times New Roman" w:hAnsi="Times New Roman" w:cs="Times New Roman"/>
+        </w:rPr>
+        <w:t xml:space="preserve"> </w:t>
+      </w:r>
+      <w:proofErr w:type="spellStart"/>
+      <w:r>
+        <w:rPr>
+          <w:rFonts w:ascii="Times New Roman" w:eastAsia="Times New Roman" w:hAnsi="Times New Roman" w:cs="Times New Roman"/>
+        </w:rPr>
+        <w:t>više</w:t>
+      </w:r>
+      <w:proofErr w:type="spellEnd"/>
+      <w:r>
+        <w:rPr>
+          <w:rFonts w:ascii="Times New Roman" w:eastAsia="Times New Roman" w:hAnsi="Times New Roman" w:cs="Times New Roman"/>
+        </w:rPr>
+        <w:t xml:space="preserve"> </w:t>
+      </w:r>
+      <w:proofErr w:type="spellStart"/>
+      <w:r>
+        <w:rPr>
+          <w:rFonts w:ascii="Times New Roman" w:eastAsia="Times New Roman" w:hAnsi="Times New Roman" w:cs="Times New Roman"/>
+        </w:rPr>
+        <w:t>filtera</w:t>
+      </w:r>
+      <w:proofErr w:type="spellEnd"/>
+      <w:r>
+        <w:rPr>
+          <w:rFonts w:ascii="Times New Roman" w:eastAsia="Times New Roman" w:hAnsi="Times New Roman" w:cs="Times New Roman"/>
+        </w:rPr>
+        <w:t xml:space="preserve"> po konvolucionom sloju, čime raste kapacitet za učenje raznovrsnih karakteristika.</w:t>
+      </w:r>
+    </w:p>
+    <w:p>
+      <w:pPr>
+        <w:pStyle w:val="ListParagraph"/>
+        <w:numPr>
+          <w:ilvl w:val="0"/>
+          <w:numId w:val="29"/>
+        </w:numPr>
+        <w:spacing w:before="60" w:after="60" w:line="276" w:lineRule="auto"/>
+        <w:contextualSpacing w:val="0"/>
+        <w:jc w:val="both"/>
+        <w:rPr>
+          <w:rFonts w:ascii="Times New Roman" w:hAnsi="Times New Roman" w:cs="Times New Roman"/>
+        </w:rPr>
+      </w:pPr>
+      <w:r>
+        <w:rPr>
+          <w:rFonts w:ascii="Times New Roman" w:eastAsia="Times New Roman" w:hAnsi="Times New Roman" w:cs="Times New Roman"/>
+        </w:rPr>
+        <w:t xml:space="preserve">Ulazna rezolucija (resolution): r = gama na fi, </w:t>
+      </w:r>
+      <w:proofErr w:type="spellStart"/>
+      <w:r>
+        <w:rPr>
+          <w:rFonts w:ascii="Times New Roman" w:eastAsia="Times New Roman" w:hAnsi="Times New Roman" w:cs="Times New Roman"/>
+        </w:rPr>
+        <w:t>gde</w:t>
+      </w:r>
+      <w:proofErr w:type="spellEnd"/>
+      <w:r>
+        <w:rPr>
+          <w:rFonts w:ascii="Times New Roman" w:eastAsia="Times New Roman" w:hAnsi="Times New Roman" w:cs="Times New Roman"/>
+        </w:rPr>
+        <w:t xml:space="preserve"> gama </w:t>
+      </w:r>
+      <w:proofErr w:type="spellStart"/>
+      <w:r>
+        <w:rPr>
+          <w:rFonts w:ascii="Times New Roman" w:eastAsia="Times New Roman" w:hAnsi="Times New Roman" w:cs="Times New Roman"/>
+        </w:rPr>
+        <w:t>iznosi</w:t>
+      </w:r>
+      <w:proofErr w:type="spellEnd"/>
+      <w:r>
+        <w:rPr>
+          <w:rFonts w:ascii="Times New Roman" w:eastAsia="Times New Roman" w:hAnsi="Times New Roman" w:cs="Times New Roman"/>
+        </w:rPr>
+        <w:t xml:space="preserve"> 1.15</w:t>
+      </w:r>
+      <w:r>
+        <w:rPr>
+          <w:rFonts w:ascii="Times New Roman" w:eastAsia="Times New Roman" w:hAnsi="Times New Roman" w:cs="Times New Roman"/>
+        </w:rPr>
+        <w:t>,</w:t>
+      </w:r>
+      <w:r>
+        <w:rPr>
+          <w:rFonts w:ascii="Times New Roman" w:eastAsia="Times New Roman" w:hAnsi="Times New Roman" w:cs="Times New Roman"/>
+        </w:rPr>
+        <w:t xml:space="preserve"> </w:t>
+      </w:r>
+      <w:proofErr w:type="spellStart"/>
+      <w:r>
+        <w:rPr>
+          <w:rFonts w:ascii="Times New Roman" w:eastAsia="Times New Roman" w:hAnsi="Times New Roman" w:cs="Times New Roman"/>
+        </w:rPr>
+        <w:t>veće</w:t>
+      </w:r>
+      <w:proofErr w:type="spellEnd"/>
+      <w:r>
+        <w:rPr>
+          <w:rFonts w:ascii="Times New Roman" w:eastAsia="Times New Roman" w:hAnsi="Times New Roman" w:cs="Times New Roman"/>
+        </w:rPr>
+        <w:t xml:space="preserve"> </w:t>
+      </w:r>
+      <w:proofErr w:type="spellStart"/>
+      <w:r>
+        <w:rPr>
+          <w:rFonts w:ascii="Times New Roman" w:eastAsia="Times New Roman" w:hAnsi="Times New Roman" w:cs="Times New Roman"/>
+        </w:rPr>
+        <w:t>ulazne</w:t>
+      </w:r>
+      <w:proofErr w:type="spellEnd"/>
+      <w:r>
+        <w:rPr>
+          <w:rFonts w:ascii="Times New Roman" w:eastAsia="Times New Roman" w:hAnsi="Times New Roman" w:cs="Times New Roman"/>
+        </w:rPr>
+        <w:t xml:space="preserve"> </w:t>
+      </w:r>
+      <w:proofErr w:type="spellStart"/>
+      <w:r>
+        <w:rPr>
+          <w:rFonts w:ascii="Times New Roman" w:eastAsia="Times New Roman" w:hAnsi="Times New Roman" w:cs="Times New Roman"/>
+        </w:rPr>
+        <w:t>slike</w:t>
+      </w:r>
+      <w:proofErr w:type="spellEnd"/>
+      <w:r>
+        <w:rPr>
+          <w:rFonts w:ascii="Times New Roman" w:eastAsia="Times New Roman" w:hAnsi="Times New Roman" w:cs="Times New Roman"/>
+        </w:rPr>
+        <w:t xml:space="preserve"> omogućavaju mreži da obrađuje finozrnate vizuelne detalje. Za EfficientNet-B4 ulazna rezolucija je 380x380, a za B5 iznosi 456x456 piksela.</w:t>
+      </w:r>
+    </w:p>
+    <w:p>
+      <w:pPr>
+        <w:rPr>
+          <w:rFonts w:ascii="Times New Roman" w:hAnsi="Times New Roman" w:cs="Times New Roman"/>
+        </w:rPr>
+      </w:pPr>
+    </w:p>
+    <w:p>
+      <w:pPr>
+        <w:spacing w:after="120" w:line="276" w:lineRule="auto"/>
+        <w:ind w:firstLine="720"/>
+        <w:jc w:val="both"/>
+        <w:rPr>
+          <w:rFonts w:ascii="Times New Roman" w:eastAsia="Times New Roman" w:hAnsi="Times New Roman" w:cs="Times New Roman"/>
+          <w:sz w:val="24"/>
+          <w:szCs w:val="24"/>
+        </w:rPr>
+      </w:pPr>
+      <w:r>
+        <w:rPr>
+          <w:rFonts w:ascii="Times New Roman" w:eastAsia="Times New Roman" w:hAnsi="Times New Roman" w:cs="Times New Roman"/>
+          <w:sz w:val="24"/>
+          <w:szCs w:val="24"/>
+        </w:rPr>
+        <w:t>Što se tiče arhitektonskih blokova, EfficientNet koristi MBConv (Mobile Inverted Bottleneck Convolution) blokove obogaćene Squeeze-and-Excitation (SE) modulom. SE modul uči da kalibriše važnost svakog feature mapa kroz mehanizam kanalske pažnje: najpre skuplja globalnu prostornu informaciju svakog kanala globalnim prosečnim poolingom, zatim kroz dve FC projekcije uči težine kojima skalira svaki kanal zasebno. Ovo je posebno korisno u dermoskopiji gde su dijagnostički relevantne mikrostrukture kao što su pigmentne mreže, globule i regresivne strukture, lokalizovane i fine.</w:t>
+      </w:r>
+    </w:p>
+    <w:p>
+      <w:pPr>
+        <w:jc w:val="center"/>
+        <w:rPr>
+          <w:rFonts w:ascii="Times New Roman" w:hAnsi="Times New Roman" w:cs="Times New Roman"/>
+        </w:rPr>
+      </w:pPr>
+      <w:r>
+        <w:rPr>
+          <w:rFonts w:ascii="Times New Roman" w:hAnsi="Times New Roman" w:cs="Times New Roman"/>
+        </w:rPr>
+        <w:drawing>
+          <wp:inline distT="0" distB="0" distL="0" distR="0" wp14:anchorId="4EDADFE9" wp14:editId="72C1C764">
+            <wp:extent cx="4916384" cy="3058558"/>
+            <wp:effectExtent l="0" t="0" r="0" b="8890"/>
+            <wp:docPr id="1629797518" name="Picture 1"/>
+            <wp:cNvGraphicFramePr>
+              <a:graphicFrameLocks xmlns:a="http://schemas.openxmlformats.org/drawingml/2006/main" noChangeAspect="1"/>
+            </wp:cNvGraphicFramePr>
+            <a:graphic xmlns:a="http://schemas.openxmlformats.org/drawingml/2006/main">
+              <a:graphicData uri="http://schemas.openxmlformats.org/drawingml/2006/picture">
+                <pic:pic xmlns:pic="http://schemas.openxmlformats.org/drawingml/2006/picture">
+                  <pic:nvPicPr>
+                    <pic:cNvPr id="1629797518" name=""/>
+                    <pic:cNvPicPr/>
+                  </pic:nvPicPr>
+                  <pic:blipFill>
+                    <a:blip r:embed="rId18"/>
+                    <a:stretch>
+                      <a:fillRect/>
+                    </a:stretch>
+                  </pic:blipFill>
+                  <pic:spPr>
+                    <a:xfrm>
+                      <a:off x="0" y="0"/>
+                      <a:ext cx="4923699" cy="3063109"/>
+                    </a:xfrm>
+                    <a:prstGeom prst="rect">
+                      <a:avLst/>
+                    </a:prstGeom>
+                  </pic:spPr>
+                </pic:pic>
+              </a:graphicData>
+            </a:graphic>
+          </wp:inline>
+        </w:drawing>
+      </w:r>
+    </w:p>
+    <w:p>
+      <w:pPr>
+        <w:spacing w:before="120" w:after="120" w:line="276" w:lineRule="auto"/>
+        <w:jc w:val="center"/>
+        <w:rPr>
+          <w:rFonts w:ascii="Times New Roman" w:hAnsi="Times New Roman" w:cs="Times New Roman"/>
+        </w:rPr>
+      </w:pPr>
+      <w:r>
+        <w:rPr>
+          <w:rFonts w:ascii="Times New Roman" w:eastAsia="Times New Roman" w:hAnsi="Times New Roman" w:cs="Times New Roman"/>
+          <w:sz w:val="24"/>
+          <w:szCs w:val="24"/>
+        </w:rPr>
+        <w:t>Slika 4.2.2 MBConv blok sa Squeeze-and-Excitation modulom</w:t>
+      </w:r>
+      <w:r>
+        <w:rPr>
+          <w:rFonts w:ascii="Times New Roman" w:eastAsia="Times New Roman" w:hAnsi="Times New Roman" w:cs="Times New Roman"/>
+          <w:sz w:val="24"/>
+          <w:szCs w:val="24"/>
+        </w:rPr>
+        <w:t>,</w:t>
+      </w:r>
+      <w:r>
+        <w:rPr>
+          <w:rFonts w:ascii="Times New Roman" w:eastAsia="Times New Roman" w:hAnsi="Times New Roman" w:cs="Times New Roman"/>
+          <w:sz w:val="24"/>
+          <w:szCs w:val="24"/>
+        </w:rPr>
+        <w:t xml:space="preserve"> osnovna arhitektonska jedinica EfficientNet mreže</w:t>
+      </w:r>
+    </w:p>
+    <w:p>
+      <w:pPr>
+        <w:rPr>
+          <w:rFonts w:ascii="Times New Roman" w:hAnsi="Times New Roman" w:cs="Times New Roman"/>
+        </w:rPr>
+      </w:pPr>
+    </w:p>
+    <w:p>
+      <w:pPr>
+        <w:spacing w:after="120" w:line="276" w:lineRule="auto"/>
+        <w:ind w:firstLine="720"/>
+        <w:jc w:val="both"/>
+        <w:rPr>
+          <w:rFonts w:ascii="Times New Roman" w:eastAsia="Times New Roman" w:hAnsi="Times New Roman" w:cs="Times New Roman"/>
+          <w:sz w:val="24"/>
+          <w:szCs w:val="24"/>
+        </w:rPr>
+      </w:pPr>
+      <w:r>
+        <w:rPr>
+          <w:rFonts w:ascii="Times New Roman" w:eastAsia="Times New Roman" w:hAnsi="Times New Roman" w:cs="Times New Roman"/>
+          <w:sz w:val="24"/>
+          <w:szCs w:val="24"/>
+        </w:rPr>
+        <w:t>U kontekstu predobrade, relevantnost EfficientNet arhitekture je višestruka. Transfer learning sa ImageNet prethodno naučenim težinama zahteva specifičnu normalizaciju ulaza: srednje vrednosti po kanalima su 0.485, 0.456 i 0.406, a standardne devijacije 0.229, 0.224 i 0.225 u RGB redu, što odgovara statistikama ImageNet dataseta. Ova normalizacija je obavezan predobradni korak koji mora biti primenjen identično u fazi treniranja i inferencije — odstupanje između dve faze direktno degradira performanse modela.</w:t>
+      </w:r>
+    </w:p>
+    <w:p>
+      <w:pPr>
+        <w:spacing w:after="120" w:line="276" w:lineRule="auto"/>
+        <w:ind w:firstLine="720"/>
+        <w:jc w:val="both"/>
+        <w:rPr>
+          <w:rFonts w:ascii="Times New Roman" w:eastAsia="Times New Roman" w:hAnsi="Times New Roman" w:cs="Times New Roman"/>
+          <w:sz w:val="24"/>
+          <w:szCs w:val="24"/>
+        </w:rPr>
+      </w:pPr>
+    </w:p>
+    <w:p>
+      <w:pPr>
+        <w:spacing w:after="120" w:line="276" w:lineRule="auto"/>
+        <w:ind w:firstLine="720"/>
+        <w:jc w:val="both"/>
+        <w:rPr>
+          <w:rFonts w:ascii="Times New Roman" w:eastAsia="Times New Roman" w:hAnsi="Times New Roman" w:cs="Times New Roman"/>
+          <w:sz w:val="24"/>
+          <w:szCs w:val="24"/>
+        </w:rPr>
+      </w:pPr>
+      <w:r>
+        <w:rPr>
+          <w:rFonts w:ascii="Times New Roman" w:eastAsia="Times New Roman" w:hAnsi="Times New Roman" w:cs="Times New Roman"/>
+          <w:sz w:val="24"/>
+          <w:szCs w:val="24"/>
+        </w:rPr>
+        <w:t>Ulazna rezolucija mora biti usklađena sa arhitektonskim zahtevom odabrane varijante, što znači da resize operacija mora biti pažljivo izvršena kako bi se sačuvali dijagnostički relevantni detalji. Na HAM10000 datasetu čije slike imaju prirodnu rezoluciju 600x450, EfficientNet-B4 sa rezolucijom 380x380 je tipično optimalan izbor jer ne zahteva uvećanje izvan prirodne rezolucije snimka, dok B5 i veće varijante povećavaju računski cost bez proporcionalnog dobitka u tačnosti.</w:t>
+      </w:r>
+    </w:p>
+    <w:p>
+      <w:pPr>
+        <w:rPr>
+          <w:rFonts w:ascii="Times New Roman" w:hAnsi="Times New Roman" w:cs="Times New Roman"/>
+        </w:rPr>
+      </w:pPr>
+    </w:p>
+    <w:p>
+      <w:pPr>
+        <w:spacing w:after="120" w:line="276" w:lineRule="auto"/>
+        <w:ind w:firstLine="720"/>
+        <w:jc w:val="both"/>
+        <w:rPr>
+          <w:rFonts w:ascii="Times New Roman" w:eastAsia="Times New Roman" w:hAnsi="Times New Roman" w:cs="Times New Roman"/>
+          <w:sz w:val="24"/>
+          <w:szCs w:val="24"/>
+        </w:rPr>
+      </w:pPr>
+      <w:r>
+        <w:rPr>
+          <w:rFonts w:ascii="Times New Roman" w:eastAsia="Times New Roman" w:hAnsi="Times New Roman" w:cs="Times New Roman"/>
+          <w:sz w:val="24"/>
+          <w:szCs w:val="24"/>
+        </w:rPr>
+        <w:t>Studije na HAM10000 datasetu pokazuju da EfficientNet-B4 i B5 varijante konzistentno nadmašuju VGG i ranije ResNet arhitekture pri jednakim uslovima predobrade, uz manji broj parametara. Kombinacija CLAHE predobrade, uklanjanja dlaka i augmentacijom balansiranog skupa sa EfficientNet-B4 dostiže balanced accuracy iznad 85% na 7-klasnom HAM10000 problemu, što je rezultat nedostupan ranijim CNN arhitekturama bez ovako optimizovanog predobradnog pipeline-a. [2, 9]</w:t>
+      </w:r>
+    </w:p>
+    <w:p>
+      <w:pPr>
+        <w:spacing w:line="278" w:lineRule="auto"/>
+        <w:rPr>
+          <w:rFonts w:ascii="Times New Roman" w:hAnsi="Times New Roman" w:cs="Times New Roman"/>
+          <w:lang w:val="en-US"/>
+        </w:rPr>
+      </w:pPr>
+      <w:r>
+        <w:rPr>
+          <w:rFonts w:ascii="Times New Roman" w:hAnsi="Times New Roman" w:cs="Times New Roman"/>
+        </w:rPr>
+        <w:br w:type="page"/>
+      </w:r>
+    </w:p>
+    <w:p>
+      <w:pPr>
+        <w:pStyle w:val="Heading1"/>
+        <w:spacing w:line="276" w:lineRule="auto"/>
+        <w:rPr>
+          <w:rFonts w:ascii="Times New Roman" w:hAnsi="Times New Roman" w:cs="Times New Roman"/>
           <w:lang w:val="sr-Latn-RS"/>
         </w:rPr>
       </w:pPr>
       <w:r>
+        <w:rPr>
+          <w:rFonts w:ascii="Times New Roman" w:hAnsi="Times New Roman" w:cs="Times New Roman"/>
+        </w:rPr>
         <w:lastRenderedPageBreak/>
-        <w:t xml:space="preserve">4 </w:t>
-      </w:r>
-      <w:proofErr w:type="spellStart"/>
-      <w:r>
+        <w:t xml:space="preserve">5 </w:t>
+      </w:r>
+      <w:proofErr w:type="spellStart"/>
+      <w:r>
+        <w:rPr>
+          <w:rFonts w:ascii="Times New Roman" w:hAnsi="Times New Roman" w:cs="Times New Roman"/>
+        </w:rPr>
         <w:t>Zaklju</w:t>
       </w:r>
       <w:proofErr w:type="spellEnd"/>
       <w:r>
         <w:rPr>
+          <w:rFonts w:ascii="Times New Roman" w:hAnsi="Times New Roman" w:cs="Times New Roman"/>
           <w:lang w:val="sr-Latn-RS"/>
         </w:rPr>
         <w:t>čak</w:t>
@@ -22931,6 +24367,9 @@
         </w:rPr>
       </w:pPr>
       <w:r>
+        <w:rPr>
+          <w:rFonts w:ascii="Times New Roman" w:hAnsi="Times New Roman" w:cs="Times New Roman"/>
+        </w:rPr>
         <w:tab/>
       </w:r>
       <w:r>
@@ -22959,6 +24398,7 @@
           <w:szCs w:val="24"/>
         </w:rPr>
         <w:tab/>
+        <w:t xml:space="preserve">Centralni zaključak rada je da je predobrada slike neophodan, a ne opcioni korak u pipeline-u za klasifikaciju kožnih lezija. Svi analizirani visoko-performantni sistemi na HAM10000 koriste višefazne predobradne pipeline-ove koji kombinuju poboljšanje kontrasta (CLAHE), uklanjanje artefakata i strateško balansiranje klasa. Razlika u performansama između bazičnog pipeline-a (samo resize i normalizacija) i optimalnog pipeline-a može biti i do 10-15 </w:t>
       </w:r>
       <w:r>
         <w:rPr>
@@ -22966,7 +24406,7 @@
           <w:sz w:val="24"/>
           <w:szCs w:val="24"/>
         </w:rPr>
-        <w:t xml:space="preserve">Centralni zaključak rada je da je predobrada slike neophodan, a ne opcioni korak u pipeline-u za klasifikaciju kožnih lezija. Svi analizirani visoko-performantni sistemi na HAM10000 koriste višefazne predobradne pipeline-ove koji kombinuju poboljšanje kontrasta (CLAHE), uklanjanje artefakata i strateško balansiranje klasa. Razlika u performansama između bazičnog pipeline-a (samo resize i normalizacija) i optimalnog pipeline-a može biti i do 10-15 </w:t>
+        <w:t>procenata</w:t>
       </w:r>
       <w:r>
         <w:rPr>
@@ -22974,44 +24414,32 @@
           <w:sz w:val="24"/>
           <w:szCs w:val="24"/>
         </w:rPr>
-        <w:t>procenata</w:t>
-      </w:r>
-      <w:r>
+        <w:t xml:space="preserve"> u tačnosti i značajno veća u recall-u za retke klase poput melanoma.</w:t>
+      </w:r>
+    </w:p>
+    <w:p>
+      <w:pPr>
+        <w:spacing w:after="120" w:line="276" w:lineRule="auto"/>
+        <w:jc w:val="both"/>
         <w:rPr>
           <w:rFonts w:ascii="Times New Roman" w:eastAsia="Times New Roman" w:hAnsi="Times New Roman" w:cs="Times New Roman"/>
           <w:sz w:val="24"/>
           <w:szCs w:val="24"/>
         </w:rPr>
-        <w:t xml:space="preserve"> u tačnosti i značajno veća u recall-u za retke klase poput melanoma.</w:t>
-      </w:r>
-    </w:p>
-    <w:p>
-      <w:pPr>
-        <w:spacing w:after="120" w:line="276" w:lineRule="auto"/>
-        <w:jc w:val="both"/>
+      </w:pPr>
+      <w:r>
         <w:rPr>
           <w:rFonts w:ascii="Times New Roman" w:eastAsia="Times New Roman" w:hAnsi="Times New Roman" w:cs="Times New Roman"/>
           <w:sz w:val="24"/>
           <w:szCs w:val="24"/>
         </w:rPr>
-      </w:pPr>
-      <w:r>
-        <w:rPr>
-          <w:rFonts w:ascii="Times New Roman" w:eastAsia="Times New Roman" w:hAnsi="Times New Roman" w:cs="Times New Roman"/>
-          <w:sz w:val="24"/>
-          <w:szCs w:val="24"/>
-        </w:rPr>
         <w:tab/>
-      </w:r>
-      <w:r>
-        <w:rPr>
-          <w:rFonts w:ascii="Times New Roman" w:eastAsia="Times New Roman" w:hAnsi="Times New Roman" w:cs="Times New Roman"/>
-          <w:sz w:val="24"/>
-          <w:szCs w:val="24"/>
-        </w:rPr>
         <w:t>Jednostavno rečeno, model je onoliko dobar koliko su dobri podaci na kojima uči. Dermatoskopska slika puna dlaka, slabog kontrasta i neravnomernog osvetljenja ne nosi isti dijagnostički signal kao slika koja je prošla kroz CLAHE, uklanjanje artefakata i adekvatnu normalizaciju — čak i ako je u pitanju ista lezija istog pacijenta. Predobrada ne menja dijagnozu, ali menja sposobnost modela da je prepozna. U domenu gde pogrešna klasifikacija može značiti propušten melanom, ta razlika nije samo statistička već i klinička.</w:t>
       </w:r>
       <w:r>
+        <w:rPr>
+          <w:rFonts w:ascii="Times New Roman" w:hAnsi="Times New Roman" w:cs="Times New Roman"/>
+        </w:rPr>
         <w:br w:type="page"/>
       </w:r>
     </w:p>
@@ -23031,7 +24459,7 @@
           <w:lang w:val="sr-Latn-RS"/>
         </w:rPr>
         <w:lastRenderedPageBreak/>
-        <w:t xml:space="preserve">5 </w:t>
+        <w:t xml:space="preserve">6 </w:t>
       </w:r>
       <w:r>
         <w:rPr>
@@ -23046,6 +24474,9 @@
       <w:pPr>
         <w:spacing w:before="60" w:after="60" w:line="276" w:lineRule="auto"/>
         <w:ind w:left="720" w:hanging="720"/>
+        <w:rPr>
+          <w:rFonts w:ascii="Times New Roman" w:hAnsi="Times New Roman" w:cs="Times New Roman"/>
+        </w:rPr>
       </w:pPr>
       <w:r>
         <w:rPr>
@@ -23058,6 +24489,9 @@
       <w:pPr>
         <w:spacing w:before="60" w:after="60" w:line="276" w:lineRule="auto"/>
         <w:ind w:left="720" w:hanging="720"/>
+        <w:rPr>
+          <w:rFonts w:ascii="Times New Roman" w:hAnsi="Times New Roman" w:cs="Times New Roman"/>
+        </w:rPr>
       </w:pPr>
       <w:r>
         <w:rPr>
@@ -23070,6 +24504,9 @@
       <w:pPr>
         <w:spacing w:before="60" w:after="60" w:line="276" w:lineRule="auto"/>
         <w:ind w:left="720" w:hanging="720"/>
+        <w:rPr>
+          <w:rFonts w:ascii="Times New Roman" w:hAnsi="Times New Roman" w:cs="Times New Roman"/>
+        </w:rPr>
       </w:pPr>
       <w:r>
         <w:rPr>
@@ -23082,6 +24519,9 @@
       <w:pPr>
         <w:spacing w:before="60" w:after="60" w:line="276" w:lineRule="auto"/>
         <w:ind w:left="720" w:hanging="720"/>
+        <w:rPr>
+          <w:rFonts w:ascii="Times New Roman" w:hAnsi="Times New Roman" w:cs="Times New Roman"/>
+        </w:rPr>
       </w:pPr>
       <w:r>
         <w:rPr>
@@ -23094,6 +24534,9 @@
       <w:pPr>
         <w:spacing w:before="60" w:after="60" w:line="276" w:lineRule="auto"/>
         <w:ind w:left="720" w:hanging="720"/>
+        <w:rPr>
+          <w:rFonts w:ascii="Times New Roman" w:hAnsi="Times New Roman" w:cs="Times New Roman"/>
+        </w:rPr>
       </w:pPr>
       <w:r>
         <w:rPr>
@@ -23106,6 +24549,9 @@
       <w:pPr>
         <w:spacing w:before="60" w:after="60" w:line="276" w:lineRule="auto"/>
         <w:ind w:left="720" w:hanging="720"/>
+        <w:rPr>
+          <w:rFonts w:ascii="Times New Roman" w:hAnsi="Times New Roman" w:cs="Times New Roman"/>
+        </w:rPr>
       </w:pPr>
       <w:r>
         <w:rPr>
@@ -23118,6 +24564,9 @@
       <w:pPr>
         <w:spacing w:before="60" w:after="60" w:line="276" w:lineRule="auto"/>
         <w:ind w:left="720" w:hanging="720"/>
+        <w:rPr>
+          <w:rFonts w:ascii="Times New Roman" w:hAnsi="Times New Roman" w:cs="Times New Roman"/>
+        </w:rPr>
       </w:pPr>
       <w:r>
         <w:rPr>
@@ -23130,6 +24579,9 @@
       <w:pPr>
         <w:spacing w:before="60" w:after="60" w:line="276" w:lineRule="auto"/>
         <w:ind w:left="720" w:hanging="720"/>
+        <w:rPr>
+          <w:rFonts w:ascii="Times New Roman" w:hAnsi="Times New Roman" w:cs="Times New Roman"/>
+        </w:rPr>
       </w:pPr>
       <w:r>
         <w:rPr>
@@ -23142,6 +24594,9 @@
       <w:pPr>
         <w:spacing w:before="60" w:after="60" w:line="276" w:lineRule="auto"/>
         <w:ind w:left="720" w:hanging="720"/>
+        <w:rPr>
+          <w:rFonts w:ascii="Times New Roman" w:hAnsi="Times New Roman" w:cs="Times New Roman"/>
+        </w:rPr>
       </w:pPr>
       <w:r>
         <w:rPr>
@@ -23154,6 +24609,9 @@
       <w:pPr>
         <w:spacing w:before="60" w:after="60" w:line="276" w:lineRule="auto"/>
         <w:ind w:left="720" w:hanging="720"/>
+        <w:rPr>
+          <w:rFonts w:ascii="Times New Roman" w:hAnsi="Times New Roman" w:cs="Times New Roman"/>
+        </w:rPr>
       </w:pPr>
       <w:r>
         <w:rPr>
@@ -23166,6 +24624,9 @@
       <w:pPr>
         <w:spacing w:before="60" w:after="60" w:line="276" w:lineRule="auto"/>
         <w:ind w:left="720" w:hanging="720"/>
+        <w:rPr>
+          <w:rFonts w:ascii="Times New Roman" w:hAnsi="Times New Roman" w:cs="Times New Roman"/>
+        </w:rPr>
       </w:pPr>
       <w:r>
         <w:rPr>
@@ -23178,6 +24639,9 @@
       <w:pPr>
         <w:spacing w:before="60" w:after="60" w:line="276" w:lineRule="auto"/>
         <w:ind w:left="720" w:hanging="720"/>
+        <w:rPr>
+          <w:rFonts w:ascii="Times New Roman" w:hAnsi="Times New Roman" w:cs="Times New Roman"/>
+        </w:rPr>
       </w:pPr>
       <w:r>
         <w:rPr>
@@ -23190,6 +24654,9 @@
       <w:pPr>
         <w:spacing w:before="60" w:after="60" w:line="276" w:lineRule="auto"/>
         <w:ind w:left="720" w:hanging="720"/>
+        <w:rPr>
+          <w:rFonts w:ascii="Times New Roman" w:hAnsi="Times New Roman" w:cs="Times New Roman"/>
+        </w:rPr>
       </w:pPr>
       <w:r>
         <w:rPr>
@@ -23202,6 +24669,9 @@
       <w:pPr>
         <w:spacing w:before="60" w:after="60" w:line="276" w:lineRule="auto"/>
         <w:ind w:left="720" w:hanging="720"/>
+        <w:rPr>
+          <w:rFonts w:ascii="Times New Roman" w:hAnsi="Times New Roman" w:cs="Times New Roman"/>
+        </w:rPr>
       </w:pPr>
       <w:r>
         <w:rPr>
@@ -23214,6 +24684,9 @@
       <w:pPr>
         <w:spacing w:before="60" w:after="60" w:line="276" w:lineRule="auto"/>
         <w:ind w:left="720" w:hanging="720"/>
+        <w:rPr>
+          <w:rFonts w:ascii="Times New Roman" w:hAnsi="Times New Roman" w:cs="Times New Roman"/>
+        </w:rPr>
       </w:pPr>
       <w:r>
         <w:rPr>
@@ -23226,6 +24699,9 @@
       <w:pPr>
         <w:spacing w:before="60" w:after="60" w:line="276" w:lineRule="auto"/>
         <w:ind w:left="720" w:hanging="720"/>
+        <w:rPr>
+          <w:rFonts w:ascii="Times New Roman" w:hAnsi="Times New Roman" w:cs="Times New Roman"/>
+        </w:rPr>
       </w:pPr>
       <w:r>
         <w:rPr>
@@ -23238,6 +24714,9 @@
       <w:pPr>
         <w:spacing w:before="60" w:after="60" w:line="276" w:lineRule="auto"/>
         <w:ind w:left="720" w:hanging="720"/>
+        <w:rPr>
+          <w:rFonts w:ascii="Times New Roman" w:hAnsi="Times New Roman" w:cs="Times New Roman"/>
+        </w:rPr>
       </w:pPr>
       <w:r>
         <w:rPr>
@@ -23250,6 +24729,9 @@
       <w:pPr>
         <w:spacing w:before="60" w:after="60" w:line="276" w:lineRule="auto"/>
         <w:ind w:left="720" w:hanging="720"/>
+        <w:rPr>
+          <w:rFonts w:ascii="Times New Roman" w:hAnsi="Times New Roman" w:cs="Times New Roman"/>
+        </w:rPr>
       </w:pPr>
       <w:r>
         <w:rPr>
@@ -23393,6 +24875,92 @@
     </w:lvl>
   </w:abstractNum>
   <w:abstractNum w:abstractNumId="1" w15:restartNumberingAfterBreak="0">
+    <w:nsid w:val="194F2D0D"/>
+    <w:multiLevelType w:val="hybridMultilevel"/>
+    <w:tmpl w:val="05D4DE6E"/>
+    <w:lvl w:ilvl="0" w:tplc="FFFFFFFF">
+      <w:start w:val="1"/>
+      <w:numFmt w:val="decimal"/>
+      <w:lvlText w:val="%1."/>
+      <w:lvlJc w:val="left"/>
+      <w:pPr>
+        <w:ind w:left="720" w:hanging="360"/>
+      </w:pPr>
+    </w:lvl>
+    <w:lvl w:ilvl="1" w:tplc="FFFFFFFF">
+      <w:start w:val="1"/>
+      <w:numFmt w:val="lowerLetter"/>
+      <w:lvlText w:val="%2."/>
+      <w:lvlJc w:val="left"/>
+      <w:pPr>
+        <w:ind w:left="1440" w:hanging="360"/>
+      </w:pPr>
+    </w:lvl>
+    <w:lvl w:ilvl="2" w:tplc="FFFFFFFF" w:tentative="1">
+      <w:start w:val="1"/>
+      <w:numFmt w:val="lowerRoman"/>
+      <w:lvlText w:val="%3."/>
+      <w:lvlJc w:val="right"/>
+      <w:pPr>
+        <w:ind w:left="2160" w:hanging="180"/>
+      </w:pPr>
+    </w:lvl>
+    <w:lvl w:ilvl="3" w:tplc="FFFFFFFF" w:tentative="1">
+      <w:start w:val="1"/>
+      <w:numFmt w:val="decimal"/>
+      <w:lvlText w:val="%4."/>
+      <w:lvlJc w:val="left"/>
+      <w:pPr>
+        <w:ind w:left="2880" w:hanging="360"/>
+      </w:pPr>
+    </w:lvl>
+    <w:lvl w:ilvl="4" w:tplc="FFFFFFFF" w:tentative="1">
+      <w:start w:val="1"/>
+      <w:numFmt w:val="lowerLetter"/>
+      <w:lvlText w:val="%5."/>
+      <w:lvlJc w:val="left"/>
+      <w:pPr>
+        <w:ind w:left="3600" w:hanging="360"/>
+      </w:pPr>
+    </w:lvl>
+    <w:lvl w:ilvl="5" w:tplc="FFFFFFFF" w:tentative="1">
+      <w:start w:val="1"/>
+      <w:numFmt w:val="lowerRoman"/>
+      <w:lvlText w:val="%6."/>
+      <w:lvlJc w:val="right"/>
+      <w:pPr>
+        <w:ind w:left="4320" w:hanging="180"/>
+      </w:pPr>
+    </w:lvl>
+    <w:lvl w:ilvl="6" w:tplc="FFFFFFFF" w:tentative="1">
+      <w:start w:val="1"/>
+      <w:numFmt w:val="decimal"/>
+      <w:lvlText w:val="%7."/>
+      <w:lvlJc w:val="left"/>
+      <w:pPr>
+        <w:ind w:left="5040" w:hanging="360"/>
+      </w:pPr>
+    </w:lvl>
+    <w:lvl w:ilvl="7" w:tplc="FFFFFFFF" w:tentative="1">
+      <w:start w:val="1"/>
+      <w:numFmt w:val="lowerLetter"/>
+      <w:lvlText w:val="%8."/>
+      <w:lvlJc w:val="left"/>
+      <w:pPr>
+        <w:ind w:left="5760" w:hanging="360"/>
+      </w:pPr>
+    </w:lvl>
+    <w:lvl w:ilvl="8" w:tplc="FFFFFFFF" w:tentative="1">
+      <w:start w:val="1"/>
+      <w:numFmt w:val="lowerRoman"/>
+      <w:lvlText w:val="%9."/>
+      <w:lvlJc w:val="right"/>
+      <w:pPr>
+        <w:ind w:left="6480" w:hanging="180"/>
+      </w:pPr>
+    </w:lvl>
+  </w:abstractNum>
+  <w:abstractNum w:abstractNumId="2" w15:restartNumberingAfterBreak="0">
     <w:nsid w:val="21847F83"/>
     <w:multiLevelType w:val="hybridMultilevel"/>
     <w:tmpl w:val="2A94F804"/>
@@ -23470,7 +25038,7 @@
       </w:pPr>
     </w:lvl>
   </w:abstractNum>
-  <w:abstractNum w:abstractNumId="2" w15:restartNumberingAfterBreak="0">
+  <w:abstractNum w:abstractNumId="3" w15:restartNumberingAfterBreak="0">
     <w:nsid w:val="25027492"/>
     <w:multiLevelType w:val="multilevel"/>
     <w:tmpl w:val="5FBAFB56"/>
@@ -23591,7 +25159,7 @@
       </w:rPr>
     </w:lvl>
   </w:abstractNum>
-  <w:abstractNum w:abstractNumId="3" w15:restartNumberingAfterBreak="0">
+  <w:abstractNum w:abstractNumId="4" w15:restartNumberingAfterBreak="0">
     <w:nsid w:val="28DE7432"/>
     <w:multiLevelType w:val="hybridMultilevel"/>
     <w:tmpl w:val="F70E9820"/>
@@ -23645,7 +25213,7 @@
       <w:lvlJc w:val="left"/>
     </w:lvl>
   </w:abstractNum>
-  <w:abstractNum w:abstractNumId="4" w15:restartNumberingAfterBreak="0">
+  <w:abstractNum w:abstractNumId="5" w15:restartNumberingAfterBreak="0">
     <w:nsid w:val="29211217"/>
     <w:multiLevelType w:val="hybridMultilevel"/>
     <w:tmpl w:val="212AB170"/>
@@ -23731,7 +25299,7 @@
       </w:pPr>
     </w:lvl>
   </w:abstractNum>
-  <w:abstractNum w:abstractNumId="5" w15:restartNumberingAfterBreak="0">
+  <w:abstractNum w:abstractNumId="6" w15:restartNumberingAfterBreak="0">
     <w:nsid w:val="2B9C3DD0"/>
     <w:multiLevelType w:val="hybridMultilevel"/>
     <w:tmpl w:val="B8288E10"/>
@@ -23817,7 +25385,7 @@
       </w:pPr>
     </w:lvl>
   </w:abstractNum>
-  <w:abstractNum w:abstractNumId="6" w15:restartNumberingAfterBreak="0">
+  <w:abstractNum w:abstractNumId="7" w15:restartNumberingAfterBreak="0">
     <w:nsid w:val="313F0CD2"/>
     <w:multiLevelType w:val="hybridMultilevel"/>
     <w:tmpl w:val="5D5C220A"/>
@@ -23895,7 +25463,7 @@
       </w:pPr>
     </w:lvl>
   </w:abstractNum>
-  <w:abstractNum w:abstractNumId="7" w15:restartNumberingAfterBreak="0">
+  <w:abstractNum w:abstractNumId="8" w15:restartNumberingAfterBreak="0">
     <w:nsid w:val="385F6630"/>
     <w:multiLevelType w:val="hybridMultilevel"/>
     <w:tmpl w:val="63A400E4"/>
@@ -23949,7 +25517,7 @@
       <w:lvlJc w:val="left"/>
     </w:lvl>
   </w:abstractNum>
-  <w:abstractNum w:abstractNumId="8" w15:restartNumberingAfterBreak="0">
+  <w:abstractNum w:abstractNumId="9" w15:restartNumberingAfterBreak="0">
     <w:nsid w:val="3DF769A8"/>
     <w:multiLevelType w:val="hybridMultilevel"/>
     <w:tmpl w:val="8EE6AA6C"/>
@@ -24035,7 +25603,7 @@
       </w:pPr>
     </w:lvl>
   </w:abstractNum>
-  <w:abstractNum w:abstractNumId="9" w15:restartNumberingAfterBreak="0">
+  <w:abstractNum w:abstractNumId="10" w15:restartNumberingAfterBreak="0">
     <w:nsid w:val="3F9610E2"/>
     <w:multiLevelType w:val="hybridMultilevel"/>
     <w:tmpl w:val="81622C04"/>
@@ -24148,7 +25716,7 @@
       </w:rPr>
     </w:lvl>
   </w:abstractNum>
-  <w:abstractNum w:abstractNumId="10" w15:restartNumberingAfterBreak="0">
+  <w:abstractNum w:abstractNumId="11" w15:restartNumberingAfterBreak="0">
     <w:nsid w:val="48C2726E"/>
     <w:multiLevelType w:val="hybridMultilevel"/>
     <w:tmpl w:val="20BE861C"/>
@@ -24226,7 +25794,7 @@
       </w:pPr>
     </w:lvl>
   </w:abstractNum>
-  <w:abstractNum w:abstractNumId="11" w15:restartNumberingAfterBreak="0">
+  <w:abstractNum w:abstractNumId="12" w15:restartNumberingAfterBreak="0">
     <w:nsid w:val="4A2D6F9F"/>
     <w:multiLevelType w:val="multilevel"/>
     <w:tmpl w:val="D15EAE7A"/>
@@ -24344,7 +25912,7 @@
       </w:rPr>
     </w:lvl>
   </w:abstractNum>
-  <w:abstractNum w:abstractNumId="12" w15:restartNumberingAfterBreak="0">
+  <w:abstractNum w:abstractNumId="13" w15:restartNumberingAfterBreak="0">
     <w:nsid w:val="4F5B0E28"/>
     <w:multiLevelType w:val="hybridMultilevel"/>
     <w:tmpl w:val="A7084D28"/>
@@ -24430,7 +25998,7 @@
       </w:pPr>
     </w:lvl>
   </w:abstractNum>
-  <w:abstractNum w:abstractNumId="13" w15:restartNumberingAfterBreak="0">
+  <w:abstractNum w:abstractNumId="14" w15:restartNumberingAfterBreak="0">
     <w:nsid w:val="58F621F0"/>
     <w:multiLevelType w:val="hybridMultilevel"/>
     <w:tmpl w:val="4E42C41A"/>
@@ -24484,7 +26052,93 @@
       <w:lvlJc w:val="left"/>
     </w:lvl>
   </w:abstractNum>
-  <w:abstractNum w:abstractNumId="14" w15:restartNumberingAfterBreak="0">
+  <w:abstractNum w:abstractNumId="15" w15:restartNumberingAfterBreak="0">
+    <w:nsid w:val="5FC71208"/>
+    <w:multiLevelType w:val="hybridMultilevel"/>
+    <w:tmpl w:val="05D4DE6E"/>
+    <w:lvl w:ilvl="0" w:tplc="FFFFFFFF">
+      <w:start w:val="1"/>
+      <w:numFmt w:val="decimal"/>
+      <w:lvlText w:val="%1."/>
+      <w:lvlJc w:val="left"/>
+      <w:pPr>
+        <w:ind w:left="720" w:hanging="360"/>
+      </w:pPr>
+    </w:lvl>
+    <w:lvl w:ilvl="1" w:tplc="FFFFFFFF">
+      <w:start w:val="1"/>
+      <w:numFmt w:val="lowerLetter"/>
+      <w:lvlText w:val="%2."/>
+      <w:lvlJc w:val="left"/>
+      <w:pPr>
+        <w:ind w:left="1440" w:hanging="360"/>
+      </w:pPr>
+    </w:lvl>
+    <w:lvl w:ilvl="2" w:tplc="FFFFFFFF" w:tentative="1">
+      <w:start w:val="1"/>
+      <w:numFmt w:val="lowerRoman"/>
+      <w:lvlText w:val="%3."/>
+      <w:lvlJc w:val="right"/>
+      <w:pPr>
+        <w:ind w:left="2160" w:hanging="180"/>
+      </w:pPr>
+    </w:lvl>
+    <w:lvl w:ilvl="3" w:tplc="FFFFFFFF" w:tentative="1">
+      <w:start w:val="1"/>
+      <w:numFmt w:val="decimal"/>
+      <w:lvlText w:val="%4."/>
+      <w:lvlJc w:val="left"/>
+      <w:pPr>
+        <w:ind w:left="2880" w:hanging="360"/>
+      </w:pPr>
+    </w:lvl>
+    <w:lvl w:ilvl="4" w:tplc="FFFFFFFF" w:tentative="1">
+      <w:start w:val="1"/>
+      <w:numFmt w:val="lowerLetter"/>
+      <w:lvlText w:val="%5."/>
+      <w:lvlJc w:val="left"/>
+      <w:pPr>
+        <w:ind w:left="3600" w:hanging="360"/>
+      </w:pPr>
+    </w:lvl>
+    <w:lvl w:ilvl="5" w:tplc="FFFFFFFF" w:tentative="1">
+      <w:start w:val="1"/>
+      <w:numFmt w:val="lowerRoman"/>
+      <w:lvlText w:val="%6."/>
+      <w:lvlJc w:val="right"/>
+      <w:pPr>
+        <w:ind w:left="4320" w:hanging="180"/>
+      </w:pPr>
+    </w:lvl>
+    <w:lvl w:ilvl="6" w:tplc="FFFFFFFF" w:tentative="1">
+      <w:start w:val="1"/>
+      <w:numFmt w:val="decimal"/>
+      <w:lvlText w:val="%7."/>
+      <w:lvlJc w:val="left"/>
+      <w:pPr>
+        <w:ind w:left="5040" w:hanging="360"/>
+      </w:pPr>
+    </w:lvl>
+    <w:lvl w:ilvl="7" w:tplc="FFFFFFFF" w:tentative="1">
+      <w:start w:val="1"/>
+      <w:numFmt w:val="lowerLetter"/>
+      <w:lvlText w:val="%8."/>
+      <w:lvlJc w:val="left"/>
+      <w:pPr>
+        <w:ind w:left="5760" w:hanging="360"/>
+      </w:pPr>
+    </w:lvl>
+    <w:lvl w:ilvl="8" w:tplc="FFFFFFFF" w:tentative="1">
+      <w:start w:val="1"/>
+      <w:numFmt w:val="lowerRoman"/>
+      <w:lvlText w:val="%9."/>
+      <w:lvlJc w:val="right"/>
+      <w:pPr>
+        <w:ind w:left="6480" w:hanging="180"/>
+      </w:pPr>
+    </w:lvl>
+  </w:abstractNum>
+  <w:abstractNum w:abstractNumId="16" w15:restartNumberingAfterBreak="0">
     <w:nsid w:val="6397743C"/>
     <w:multiLevelType w:val="hybridMultilevel"/>
     <w:tmpl w:val="E1727A4C"/>
@@ -24597,7 +26251,7 @@
       </w:rPr>
     </w:lvl>
   </w:abstractNum>
-  <w:abstractNum w:abstractNumId="15" w15:restartNumberingAfterBreak="0">
+  <w:abstractNum w:abstractNumId="17" w15:restartNumberingAfterBreak="0">
     <w:nsid w:val="64C9529E"/>
     <w:multiLevelType w:val="hybridMultilevel"/>
     <w:tmpl w:val="4404A70E"/>
@@ -24683,7 +26337,7 @@
       </w:pPr>
     </w:lvl>
   </w:abstractNum>
-  <w:abstractNum w:abstractNumId="16" w15:restartNumberingAfterBreak="0">
+  <w:abstractNum w:abstractNumId="18" w15:restartNumberingAfterBreak="0">
     <w:nsid w:val="6BF67BCA"/>
     <w:multiLevelType w:val="hybridMultilevel"/>
     <w:tmpl w:val="A9247D98"/>
@@ -24769,7 +26423,93 @@
       </w:pPr>
     </w:lvl>
   </w:abstractNum>
-  <w:abstractNum w:abstractNumId="17" w15:restartNumberingAfterBreak="0">
+  <w:abstractNum w:abstractNumId="19" w15:restartNumberingAfterBreak="0">
+    <w:nsid w:val="6C722CF0"/>
+    <w:multiLevelType w:val="hybridMultilevel"/>
+    <w:tmpl w:val="05D4DE6E"/>
+    <w:lvl w:ilvl="0" w:tplc="FFFFFFFF">
+      <w:start w:val="1"/>
+      <w:numFmt w:val="decimal"/>
+      <w:lvlText w:val="%1."/>
+      <w:lvlJc w:val="left"/>
+      <w:pPr>
+        <w:ind w:left="720" w:hanging="360"/>
+      </w:pPr>
+    </w:lvl>
+    <w:lvl w:ilvl="1" w:tplc="FFFFFFFF">
+      <w:start w:val="1"/>
+      <w:numFmt w:val="lowerLetter"/>
+      <w:lvlText w:val="%2."/>
+      <w:lvlJc w:val="left"/>
+      <w:pPr>
+        <w:ind w:left="1440" w:hanging="360"/>
+      </w:pPr>
+    </w:lvl>
+    <w:lvl w:ilvl="2" w:tplc="FFFFFFFF" w:tentative="1">
+      <w:start w:val="1"/>
+      <w:numFmt w:val="lowerRoman"/>
+      <w:lvlText w:val="%3."/>
+      <w:lvlJc w:val="right"/>
+      <w:pPr>
+        <w:ind w:left="2160" w:hanging="180"/>
+      </w:pPr>
+    </w:lvl>
+    <w:lvl w:ilvl="3" w:tplc="FFFFFFFF" w:tentative="1">
+      <w:start w:val="1"/>
+      <w:numFmt w:val="decimal"/>
+      <w:lvlText w:val="%4."/>
+      <w:lvlJc w:val="left"/>
+      <w:pPr>
+        <w:ind w:left="2880" w:hanging="360"/>
+      </w:pPr>
+    </w:lvl>
+    <w:lvl w:ilvl="4" w:tplc="FFFFFFFF" w:tentative="1">
+      <w:start w:val="1"/>
+      <w:numFmt w:val="lowerLetter"/>
+      <w:lvlText w:val="%5."/>
+      <w:lvlJc w:val="left"/>
+      <w:pPr>
+        <w:ind w:left="3600" w:hanging="360"/>
+      </w:pPr>
+    </w:lvl>
+    <w:lvl w:ilvl="5" w:tplc="FFFFFFFF" w:tentative="1">
+      <w:start w:val="1"/>
+      <w:numFmt w:val="lowerRoman"/>
+      <w:lvlText w:val="%6."/>
+      <w:lvlJc w:val="right"/>
+      <w:pPr>
+        <w:ind w:left="4320" w:hanging="180"/>
+      </w:pPr>
+    </w:lvl>
+    <w:lvl w:ilvl="6" w:tplc="FFFFFFFF" w:tentative="1">
+      <w:start w:val="1"/>
+      <w:numFmt w:val="decimal"/>
+      <w:lvlText w:val="%7."/>
+      <w:lvlJc w:val="left"/>
+      <w:pPr>
+        <w:ind w:left="5040" w:hanging="360"/>
+      </w:pPr>
+    </w:lvl>
+    <w:lvl w:ilvl="7" w:tplc="FFFFFFFF" w:tentative="1">
+      <w:start w:val="1"/>
+      <w:numFmt w:val="lowerLetter"/>
+      <w:lvlText w:val="%8."/>
+      <w:lvlJc w:val="left"/>
+      <w:pPr>
+        <w:ind w:left="5760" w:hanging="360"/>
+      </w:pPr>
+    </w:lvl>
+    <w:lvl w:ilvl="8" w:tplc="FFFFFFFF" w:tentative="1">
+      <w:start w:val="1"/>
+      <w:numFmt w:val="lowerRoman"/>
+      <w:lvlText w:val="%9."/>
+      <w:lvlJc w:val="right"/>
+      <w:pPr>
+        <w:ind w:left="6480" w:hanging="180"/>
+      </w:pPr>
+    </w:lvl>
+  </w:abstractNum>
+  <w:abstractNum w:abstractNumId="20" w15:restartNumberingAfterBreak="0">
     <w:nsid w:val="76A2720B"/>
     <w:multiLevelType w:val="multilevel"/>
     <w:tmpl w:val="47305186"/>
@@ -24887,7 +26627,7 @@
       </w:rPr>
     </w:lvl>
   </w:abstractNum>
-  <w:abstractNum w:abstractNumId="18" w15:restartNumberingAfterBreak="0">
+  <w:abstractNum w:abstractNumId="21" w15:restartNumberingAfterBreak="0">
     <w:nsid w:val="79FB6317"/>
     <w:multiLevelType w:val="hybridMultilevel"/>
     <w:tmpl w:val="05D4DE6E"/>
@@ -24973,7 +26713,7 @@
       </w:pPr>
     </w:lvl>
   </w:abstractNum>
-  <w:abstractNum w:abstractNumId="19" w15:restartNumberingAfterBreak="0">
+  <w:abstractNum w:abstractNumId="22" w15:restartNumberingAfterBreak="0">
     <w:nsid w:val="7A304540"/>
     <w:multiLevelType w:val="hybridMultilevel"/>
     <w:tmpl w:val="05D4DE6E"/>
@@ -25060,79 +26800,97 @@
     </w:lvl>
   </w:abstractNum>
   <w:num w:numId="1" w16cid:durableId="98918231">
-    <w:abstractNumId w:val="14"/>
+    <w:abstractNumId w:val="16"/>
   </w:num>
   <w:num w:numId="2" w16cid:durableId="1625428884">
-    <w:abstractNumId w:val="6"/>
+    <w:abstractNumId w:val="7"/>
   </w:num>
   <w:num w:numId="3" w16cid:durableId="145096842">
-    <w:abstractNumId w:val="6"/>
+    <w:abstractNumId w:val="7"/>
   </w:num>
   <w:num w:numId="4" w16cid:durableId="1010303521">
-    <w:abstractNumId w:val="1"/>
+    <w:abstractNumId w:val="2"/>
   </w:num>
   <w:num w:numId="5" w16cid:durableId="1586300552">
-    <w:abstractNumId w:val="10"/>
+    <w:abstractNumId w:val="11"/>
   </w:num>
   <w:num w:numId="6" w16cid:durableId="286741144">
-    <w:abstractNumId w:val="10"/>
+    <w:abstractNumId w:val="11"/>
   </w:num>
   <w:num w:numId="7" w16cid:durableId="140075544">
-    <w:abstractNumId w:val="18"/>
+    <w:abstractNumId w:val="21"/>
   </w:num>
   <w:num w:numId="8" w16cid:durableId="1648047030">
     <w:abstractNumId w:val="0"/>
   </w:num>
   <w:num w:numId="9" w16cid:durableId="1403681582">
-    <w:abstractNumId w:val="17"/>
+    <w:abstractNumId w:val="20"/>
   </w:num>
   <w:num w:numId="10" w16cid:durableId="401176546">
-    <w:abstractNumId w:val="8"/>
+    <w:abstractNumId w:val="9"/>
   </w:num>
   <w:num w:numId="11" w16cid:durableId="2113355635">
-    <w:abstractNumId w:val="16"/>
+    <w:abstractNumId w:val="18"/>
   </w:num>
   <w:num w:numId="12" w16cid:durableId="1284732426">
-    <w:abstractNumId w:val="9"/>
+    <w:abstractNumId w:val="10"/>
   </w:num>
   <w:num w:numId="13" w16cid:durableId="1554807601">
+    <w:abstractNumId w:val="13"/>
+  </w:num>
+  <w:num w:numId="14" w16cid:durableId="1608731391">
     <w:abstractNumId w:val="12"/>
   </w:num>
-  <w:num w:numId="14" w16cid:durableId="1608731391">
-    <w:abstractNumId w:val="11"/>
-  </w:num>
   <w:num w:numId="15" w16cid:durableId="1281570453">
-    <w:abstractNumId w:val="2"/>
+    <w:abstractNumId w:val="3"/>
   </w:num>
   <w:num w:numId="16" w16cid:durableId="244002322">
-    <w:abstractNumId w:val="13"/>
+    <w:abstractNumId w:val="14"/>
     <w:lvlOverride w:ilvl="0">
       <w:startOverride w:val="1"/>
     </w:lvlOverride>
   </w:num>
   <w:num w:numId="17" w16cid:durableId="630014125">
-    <w:abstractNumId w:val="7"/>
+    <w:abstractNumId w:val="8"/>
   </w:num>
   <w:num w:numId="18" w16cid:durableId="630330907">
+    <w:abstractNumId w:val="6"/>
+  </w:num>
+  <w:num w:numId="19" w16cid:durableId="993995603">
+    <w:abstractNumId w:val="17"/>
+  </w:num>
+  <w:num w:numId="20" w16cid:durableId="1361737721">
+    <w:abstractNumId w:val="8"/>
+  </w:num>
+  <w:num w:numId="21" w16cid:durableId="1676029381">
     <w:abstractNumId w:val="5"/>
   </w:num>
-  <w:num w:numId="19" w16cid:durableId="993995603">
-    <w:abstractNumId w:val="15"/>
-  </w:num>
-  <w:num w:numId="20" w16cid:durableId="1361737721">
-    <w:abstractNumId w:val="7"/>
-  </w:num>
-  <w:num w:numId="21" w16cid:durableId="1676029381">
-    <w:abstractNumId w:val="4"/>
-  </w:num>
   <w:num w:numId="22" w16cid:durableId="1938437933">
-    <w:abstractNumId w:val="19"/>
+    <w:abstractNumId w:val="22"/>
   </w:num>
   <w:num w:numId="23" w16cid:durableId="1568223358">
-    <w:abstractNumId w:val="3"/>
+    <w:abstractNumId w:val="4"/>
     <w:lvlOverride w:ilvl="0">
       <w:startOverride w:val="1"/>
     </w:lvlOverride>
+  </w:num>
+  <w:num w:numId="24" w16cid:durableId="1723366325">
+    <w:abstractNumId w:val="22"/>
+  </w:num>
+  <w:num w:numId="25" w16cid:durableId="889193096">
+    <w:abstractNumId w:val="22"/>
+  </w:num>
+  <w:num w:numId="26" w16cid:durableId="1874927172">
+    <w:abstractNumId w:val="22"/>
+  </w:num>
+  <w:num w:numId="27" w16cid:durableId="2006399222">
+    <w:abstractNumId w:val="1"/>
+  </w:num>
+  <w:num w:numId="28" w16cid:durableId="2010862953">
+    <w:abstractNumId w:val="15"/>
+  </w:num>
+  <w:num w:numId="29" w16cid:durableId="827870213">
+    <w:abstractNumId w:val="19"/>
   </w:num>
 </w:numbering>
 </file>
@@ -25767,6 +27525,7 @@
   <w:style w:type="character" w:default="1" w:styleId="DefaultParagraphFont">
     <w:name w:val="Default Paragraph Font"/>
     <w:uiPriority w:val="1"/>
+    <w:semiHidden/>
     <w:unhideWhenUsed/>
   </w:style>
   <w:style w:type="table" w:default="1" w:styleId="TableNormal">
